--- a/CalCOFI.io.docx
+++ b/CalCOFI.io.docx
@@ -39,7 +39,7 @@
         <w:pStyle w:val="Date"/>
       </w:pPr>
       <w:r>
-        <w:t xml:space="preserve">2026-04-27</w:t>
+        <w:t xml:space="preserve">2026-04-29</w:t>
       </w:r>
     </w:p>
     <w:sdt>
@@ -617,7 +617,7 @@
       </w:hyperlink>
     </w:p>
     <w:bookmarkEnd w:id="29"/>
-    <w:bookmarkStart w:id="71" w:name="sec-maps"/>
+    <w:bookmarkStart w:id="72" w:name="sec-maps"/>
     <w:p>
       <w:pPr>
         <w:pStyle w:val="Heading1"/>
@@ -3255,7 +3255,7 @@
       </w:r>
     </w:p>
     <w:bookmarkEnd w:id="63"/>
-    <w:bookmarkStart w:id="70" w:name="repositories-and-code"/>
+    <w:bookmarkStart w:id="71" w:name="repositories-and-code"/>
     <w:p>
       <w:pPr>
         <w:pStyle w:val="Heading2"/>
@@ -3430,7 +3430,7 @@
                 <w:rPr>
                   <w:rStyle w:val="Hyperlink"/>
                 </w:rPr>
-                <w:t xml:space="preserve">INSPIDE/h3j-h3t</w:t>
+                <w:t xml:space="preserve">bbest/h3j-h3t @ fix/maplibre-v3-compat</w:t>
               </w:r>
             </w:hyperlink>
           </w:p>
@@ -3442,8 +3442,19 @@
               <w:pStyle w:val="Compact"/>
             </w:pPr>
             <w:r>
-              <w:t xml:space="preserve">JS protocol handler that turns h3j JSON into MapLibre features</w:t>
+              <w:t xml:space="preserve">fix h3t protocol for MapLibre v3+/v4 and multiple sources on one page in</w:t>
             </w:r>
+            <w:r>
+              <w:t xml:space="preserve"> </w:t>
+            </w:r>
+            <w:hyperlink r:id="rId69">
+              <w:r>
+                <w:rPr>
+                  <w:rStyle w:val="Hyperlink"/>
+                </w:rPr>
+                <w:t xml:space="preserve">INSPIDE/h3j-h3t</w:t>
+              </w:r>
+            </w:hyperlink>
           </w:p>
         </w:tc>
       </w:tr>
@@ -3458,7 +3469,7 @@
       <w:r>
         <w:t xml:space="preserve"> </w:t>
       </w:r>
-      <w:hyperlink r:id="rId69">
+      <w:hyperlink r:id="rId70">
         <w:r>
           <w:rPr>
             <w:rStyle w:val="VerbatimChar"/>
@@ -3497,9 +3508,9 @@
         <w:t xml:space="preserve">.</w:t>
       </w:r>
     </w:p>
-    <w:bookmarkEnd w:id="70"/>
     <w:bookmarkEnd w:id="71"/>
-    <w:bookmarkStart w:id="80" w:name="api"/>
+    <w:bookmarkEnd w:id="72"/>
+    <w:bookmarkStart w:id="81" w:name="api"/>
     <w:p>
       <w:pPr>
         <w:pStyle w:val="Heading1"/>
@@ -3524,7 +3535,7 @@
           <w:numId w:val="1009"/>
         </w:numPr>
       </w:pPr>
-      <w:hyperlink r:id="rId72">
+      <w:hyperlink r:id="rId73">
         <w:r>
           <w:rPr>
             <w:rStyle w:val="Hyperlink"/>
@@ -3541,7 +3552,7 @@
         <w:t xml:space="preserve">Here we will provide more guidance on how to use the API functions with documented input arguments, output results and examples of use.</w:t>
       </w:r>
     </w:p>
-    <w:bookmarkStart w:id="73" w:name="Xdb5bff4ab80b125e0ec9e269dee45c035441004"/>
+    <w:bookmarkStart w:id="74" w:name="Xdb5bff4ab80b125e0ec9e269dee45c035441004"/>
     <w:p>
       <w:pPr>
         <w:pStyle w:val="Heading2"/>
@@ -3579,8 +3590,8 @@
         <w:t xml:space="preserve">/timeseries</w:t>
       </w:r>
     </w:p>
-    <w:bookmarkEnd w:id="73"/>
-    <w:bookmarkStart w:id="74" w:name="X2e8db8a58726b26347d058597f7a3dd58280c6c"/>
+    <w:bookmarkEnd w:id="74"/>
+    <w:bookmarkStart w:id="75" w:name="X2e8db8a58726b26347d058597f7a3dd58280c6c"/>
     <w:p>
       <w:pPr>
         <w:pStyle w:val="Heading2"/>
@@ -3633,8 +3644,8 @@
         <w:t xml:space="preserve">/timeseries</w:t>
       </w:r>
     </w:p>
-    <w:bookmarkEnd w:id="74"/>
-    <w:bookmarkStart w:id="75" w:name="timeseries-get-time-series-data"/>
+    <w:bookmarkEnd w:id="75"/>
+    <w:bookmarkStart w:id="76" w:name="timeseries-get-time-series-data"/>
     <w:p>
       <w:pPr>
         <w:pStyle w:val="Heading2"/>
@@ -3655,8 +3666,8 @@
         <w:t xml:space="preserve">: get time series data</w:t>
       </w:r>
     </w:p>
-    <w:bookmarkEnd w:id="75"/>
-    <w:bookmarkStart w:id="76" w:name="cruises-get-list-of-cruises"/>
+    <w:bookmarkEnd w:id="76"/>
+    <w:bookmarkStart w:id="77" w:name="cruises-get-list-of-cruises"/>
     <w:p>
       <w:pPr>
         <w:pStyle w:val="Heading2"/>
@@ -3694,8 +3705,8 @@
         <w:t xml:space="preserve">)</w:t>
       </w:r>
     </w:p>
-    <w:bookmarkEnd w:id="76"/>
-    <w:bookmarkStart w:id="77" w:name="raster-get-raster-map-of-variable"/>
+    <w:bookmarkEnd w:id="77"/>
+    <w:bookmarkStart w:id="78" w:name="raster-get-raster-map-of-variable"/>
     <w:p>
       <w:pPr>
         <w:pStyle w:val="Heading2"/>
@@ -3724,8 +3735,8 @@
         <w:t xml:space="preserve">Get raster of variable</w:t>
       </w:r>
     </w:p>
-    <w:bookmarkEnd w:id="77"/>
-    <w:bookmarkStart w:id="78" w:name="Xa9a102ad85f0c24be017fb63291e7ac82393149"/>
+    <w:bookmarkEnd w:id="78"/>
+    <w:bookmarkStart w:id="79" w:name="Xa9a102ad85f0c24be017fb63291e7ac82393149"/>
     <w:p>
       <w:pPr>
         <w:pStyle w:val="Heading2"/>
@@ -3754,8 +3765,8 @@
         <w:t xml:space="preserve">Get station lines from cruises (with more than one cast)</w:t>
       </w:r>
     </w:p>
-    <w:bookmarkEnd w:id="78"/>
-    <w:bookmarkStart w:id="79" w:name="cruise_line_profile"/>
+    <w:bookmarkEnd w:id="79"/>
+    <w:bookmarkStart w:id="80" w:name="cruise_line_profile"/>
     <w:p>
       <w:pPr>
         <w:pStyle w:val="Heading2"/>
@@ -3781,9 +3792,9 @@
         <w:t xml:space="preserve">Get profile at depths for given variable of casts along line of stations</w:t>
       </w:r>
     </w:p>
-    <w:bookmarkEnd w:id="79"/>
     <w:bookmarkEnd w:id="80"/>
-    <w:bookmarkStart w:id="131" w:name="database"/>
+    <w:bookmarkEnd w:id="81"/>
+    <w:bookmarkStart w:id="132" w:name="database"/>
     <w:p>
       <w:pPr>
         <w:pStyle w:val="Heading1"/>
@@ -3792,7 +3803,7 @@
         <w:t xml:space="preserve">6. Database</w:t>
       </w:r>
     </w:p>
-    <w:bookmarkStart w:id="92" w:name="database-naming-conventions"/>
+    <w:bookmarkStart w:id="93" w:name="database-naming-conventions"/>
     <w:p>
       <w:pPr>
         <w:pStyle w:val="Heading2"/>
@@ -3825,7 +3836,7 @@
           <w:numId w:val="1010"/>
         </w:numPr>
       </w:pPr>
-      <w:hyperlink r:id="rId81">
+      <w:hyperlink r:id="rId82">
         <w:r>
           <w:rPr>
             <w:rStyle w:val="Hyperlink"/>
@@ -3842,7 +3853,7 @@
           <w:numId w:val="1010"/>
         </w:numPr>
       </w:pPr>
-      <w:hyperlink r:id="rId82">
+      <w:hyperlink r:id="rId83">
         <w:r>
           <w:rPr>
             <w:rStyle w:val="Hyperlink"/>
@@ -3851,7 +3862,7 @@
         </w:r>
       </w:hyperlink>
     </w:p>
-    <w:bookmarkStart w:id="83" w:name="name-tables"/>
+    <w:bookmarkStart w:id="84" w:name="name-tables"/>
     <w:p>
       <w:pPr>
         <w:pStyle w:val="Heading3"/>
@@ -3987,8 +3998,8 @@
         <w:t xml:space="preserve">)</w:t>
       </w:r>
     </w:p>
-    <w:bookmarkEnd w:id="83"/>
-    <w:bookmarkStart w:id="90" w:name="name-columns"/>
+    <w:bookmarkEnd w:id="84"/>
+    <w:bookmarkStart w:id="91" w:name="name-columns"/>
     <w:p>
       <w:pPr>
         <w:pStyle w:val="Heading3"/>
@@ -4010,7 +4021,7 @@
       <w:r>
         <w:t xml:space="preserve"> </w:t>
       </w:r>
-      <w:hyperlink r:id="rId84">
+      <w:hyperlink r:id="rId85">
         <w:r>
           <w:rPr>
             <w:rStyle w:val="Hyperlink"/>
@@ -4029,7 +4040,7 @@
       <w:r>
         <w:t xml:space="preserve"> </w:t>
       </w:r>
-      <w:hyperlink r:id="rId85">
+      <w:hyperlink r:id="rId86">
         <w:r>
           <w:rPr>
             <w:rStyle w:val="VerbatimChar"/>
@@ -4115,7 +4126,7 @@
       <w:r>
         <w:t xml:space="preserve"> </w:t>
       </w:r>
-      <w:hyperlink r:id="rId86">
+      <w:hyperlink r:id="rId87">
         <w:r>
           <w:rPr>
             <w:rStyle w:val="Hyperlink"/>
@@ -4132,7 +4143,7 @@
       <w:r>
         <w:t xml:space="preserve"> </w:t>
       </w:r>
-      <w:hyperlink r:id="rId87">
+      <w:hyperlink r:id="rId88">
         <w:r>
           <w:rPr>
             <w:rStyle w:val="Hyperlink"/>
@@ -4260,7 +4271,7 @@
       <w:r>
         <w:t xml:space="preserve"> </w:t>
       </w:r>
-      <w:hyperlink r:id="rId88">
+      <w:hyperlink r:id="rId89">
         <w:r>
           <w:rPr>
             <w:rStyle w:val="Hyperlink"/>
@@ -4302,7 +4313,7 @@
       <w:r>
         <w:t xml:space="preserve"> </w:t>
       </w:r>
-      <w:hyperlink r:id="rId89">
+      <w:hyperlink r:id="rId90">
         <w:r>
           <w:rPr>
             <w:rStyle w:val="Hyperlink"/>
@@ -4383,8 +4394,8 @@
         <w:t xml:space="preserve">).</w:t>
       </w:r>
     </w:p>
-    <w:bookmarkEnd w:id="90"/>
-    <w:bookmarkStart w:id="91" w:name="primary-key-conventions"/>
+    <w:bookmarkEnd w:id="91"/>
+    <w:bookmarkStart w:id="92" w:name="primary-key-conventions"/>
     <w:p>
       <w:pPr>
         <w:pStyle w:val="Heading3"/>
@@ -4693,9 +4704,9 @@
         <w:t xml:space="preserve">in Working DuckLake for provenance tracking only (stripped in frozen releases).</w:t>
       </w:r>
     </w:p>
-    <w:bookmarkEnd w:id="91"/>
     <w:bookmarkEnd w:id="92"/>
-    <w:bookmarkStart w:id="100" w:name="use-unicode-for-text"/>
+    <w:bookmarkEnd w:id="93"/>
+    <w:bookmarkStart w:id="101" w:name="use-unicode-for-text"/>
     <w:p>
       <w:pPr>
         <w:pStyle w:val="Heading2"/>
@@ -4714,7 +4725,7 @@
       <w:r>
         <w:t xml:space="preserve"> </w:t>
       </w:r>
-      <w:hyperlink r:id="rId93">
+      <w:hyperlink r:id="rId94">
         <w:r>
           <w:rPr>
             <w:rStyle w:val="Hyperlink"/>
@@ -4988,7 +4999,7 @@
       <w:r>
         <w:t xml:space="preserve"> </w:t>
       </w:r>
-      <w:hyperlink r:id="rId94">
+      <w:hyperlink r:id="rId95">
         <w:r>
           <w:rPr>
             <w:rStyle w:val="VerbatimChar"/>
@@ -5004,7 +5015,7 @@
       <w:r>
         <w:t xml:space="preserve">to read (</w:t>
       </w:r>
-      <w:hyperlink r:id="rId95">
+      <w:hyperlink r:id="rId96">
         <w:r>
           <w:rPr>
             <w:rStyle w:val="VerbatimChar"/>
@@ -5015,7 +5026,7 @@
       <w:r>
         <w:t xml:space="preserve">) and write (</w:t>
       </w:r>
-      <w:hyperlink r:id="rId96">
+      <w:hyperlink r:id="rId97">
         <w:r>
           <w:rPr>
             <w:rStyle w:val="VerbatimChar"/>
@@ -5476,7 +5487,7 @@
       <w:r>
         <w:t xml:space="preserve"> </w:t>
       </w:r>
-      <w:hyperlink r:id="rId97">
+      <w:hyperlink r:id="rId98">
         <w:r>
           <w:rPr>
             <w:rStyle w:val="VerbatimChar"/>
@@ -5492,7 +5503,7 @@
       <w:r>
         <w:t xml:space="preserve">to read (</w:t>
       </w:r>
-      <w:hyperlink r:id="rId98">
+      <w:hyperlink r:id="rId99">
         <w:r>
           <w:rPr>
             <w:rStyle w:val="VerbatimChar"/>
@@ -5503,7 +5514,7 @@
       <w:r>
         <w:t xml:space="preserve">) and write (</w:t>
       </w:r>
-      <w:hyperlink r:id="rId99">
+      <w:hyperlink r:id="rId100">
         <w:r>
           <w:rPr>
             <w:rStyle w:val="VerbatimChar"/>
@@ -6157,8 +6168,8 @@
         <w:t xml:space="preserve"># implicit</w:t>
       </w:r>
     </w:p>
-    <w:bookmarkEnd w:id="100"/>
-    <w:bookmarkStart w:id="126" w:name="integrated-database-ingestion-strategy"/>
+    <w:bookmarkEnd w:id="101"/>
+    <w:bookmarkStart w:id="127" w:name="integrated-database-ingestion-strategy"/>
     <w:p>
       <w:pPr>
         <w:pStyle w:val="Heading2"/>
@@ -6167,7 +6178,7 @@
         <w:t xml:space="preserve">6.3 Integrated database ingestion strategy</w:t>
       </w:r>
     </w:p>
-    <w:bookmarkStart w:id="101" w:name="overview-1"/>
+    <w:bookmarkStart w:id="102" w:name="overview-1"/>
     <w:p>
       <w:pPr>
         <w:pStyle w:val="Heading3"/>
@@ -6282,8 +6293,8 @@
         <w:t xml:space="preserve">with a version number.</w:t>
       </w:r>
     </w:p>
-    <w:bookmarkEnd w:id="101"/>
-    <w:bookmarkStart w:id="107" w:name="master-ingestion-workflow"/>
+    <w:bookmarkEnd w:id="102"/>
+    <w:bookmarkStart w:id="108" w:name="master-ingestion-workflow"/>
     <w:p>
       <w:pPr>
         <w:pStyle w:val="Heading3"/>
@@ -6302,7 +6313,7 @@
       <w:r>
         <w:t xml:space="preserve"> </w:t>
       </w:r>
-      <w:hyperlink r:id="rId102">
+      <w:hyperlink r:id="rId103">
         <w:r>
           <w:rPr>
             <w:rStyle w:val="VerbatimChar"/>
@@ -6547,7 +6558,7 @@
       <w:tr>
         <w:tc>
           <w:tcPr/>
-          <w:bookmarkStart w:id="106" w:name="fig-db_doc"/>
+          <w:bookmarkStart w:id="107" w:name="fig-db_doc"/>
           <w:p>
             <w:pPr>
               <w:jc w:val="center"/>
@@ -6557,18 +6568,18 @@
                 <wp:inline>
                   <wp:extent cx="5334000" cy="8900367"/>
                   <wp:effectExtent b="0" l="0" r="0" t="0"/>
-                  <wp:docPr descr="" title="" id="104" name="Picture"/>
+                  <wp:docPr descr="" title="" id="105" name="Picture"/>
                   <a:graphic>
                     <a:graphicData uri="http://schemas.openxmlformats.org/drawingml/2006/picture">
                       <pic:pic>
                         <pic:nvPicPr>
-                          <pic:cNvPr descr="db_files/figure-docx/mermaid-figure-1.png" id="105" name="Picture"/>
+                          <pic:cNvPr descr="db_files/figure-docx/mermaid-figure-1.png" id="106" name="Picture"/>
                           <pic:cNvPicPr>
                             <a:picLocks noChangeArrowheads="1" noChangeAspect="1"/>
                           </pic:cNvPicPr>
                         </pic:nvPicPr>
                         <pic:blipFill>
-                          <a:blip r:embed="rId103"/>
+                          <a:blip r:embed="rId104"/>
                           <a:stretch>
                             <a:fillRect/>
                           </a:stretch>
@@ -6608,12 +6619,12 @@
               <w:t xml:space="preserve">Figure 6.1: Integrated database ingestion scheme.</w:t>
             </w:r>
           </w:p>
-          <w:bookmarkEnd w:id="106"/>
+          <w:bookmarkEnd w:id="107"/>
         </w:tc>
       </w:tr>
     </w:tbl>
-    <w:bookmarkEnd w:id="107"/>
-    <w:bookmarkStart w:id="111" w:name="using-calcofi4db-package"/>
+    <w:bookmarkEnd w:id="108"/>
+    <w:bookmarkStart w:id="112" w:name="using-calcofi4db-package"/>
     <w:p>
       <w:pPr>
         <w:pStyle w:val="Heading3"/>
@@ -6632,7 +6643,7 @@
       <w:r>
         <w:t xml:space="preserve"> </w:t>
       </w:r>
-      <w:hyperlink r:id="rId108">
+      <w:hyperlink r:id="rId109">
         <w:r>
           <w:rPr>
             <w:rStyle w:val="Hyperlink"/>
@@ -6647,7 +6658,7 @@
         <w:t xml:space="preserve">package provides streamlined functions for dataset ingestion.</w:t>
       </w:r>
     </w:p>
-    <w:bookmarkStart w:id="109" w:name="ducklake-workflow-recommended"/>
+    <w:bookmarkStart w:id="110" w:name="ducklake-workflow-recommended"/>
     <w:p>
       <w:pPr>
         <w:pStyle w:val="Heading4"/>
@@ -7244,8 +7255,8 @@
         <w:t xml:space="preserve">Returning ingestion statistics (rows input, rows after, timestamps)</w:t>
       </w:r>
     </w:p>
-    <w:bookmarkEnd w:id="109"/>
-    <w:bookmarkStart w:id="110" w:name="postgresql-workflow-legacy"/>
+    <w:bookmarkEnd w:id="110"/>
+    <w:bookmarkStart w:id="111" w:name="postgresql-workflow-legacy"/>
     <w:p>
       <w:pPr>
         <w:pStyle w:val="Heading4"/>
@@ -8077,9 +8088,9 @@
         <w:t xml:space="preserve">)</w:t>
       </w:r>
     </w:p>
-    <w:bookmarkEnd w:id="110"/>
     <w:bookmarkEnd w:id="111"/>
-    <w:bookmarkStart w:id="112" w:name="schema-versioning"/>
+    <w:bookmarkEnd w:id="112"/>
+    <w:bookmarkStart w:id="113" w:name="schema-versioning"/>
     <w:p>
       <w:pPr>
         <w:pStyle w:val="Heading3"/>
@@ -8213,8 +8224,8 @@
         <w:t xml:space="preserve">Versions are also archived as SQL dumps in Google Drive for reproducibility.</w:t>
       </w:r>
     </w:p>
-    <w:bookmarkEnd w:id="112"/>
-    <w:bookmarkStart w:id="115" w:name="metadata-and-documentation"/>
+    <w:bookmarkEnd w:id="113"/>
+    <w:bookmarkStart w:id="116" w:name="metadata-and-documentation"/>
     <w:p>
       <w:pPr>
         <w:pStyle w:val="Heading3"/>
@@ -8426,7 +8437,7 @@
       <w:r>
         <w:t xml:space="preserve"> </w:t>
       </w:r>
-      <w:hyperlink r:id="rId113">
+      <w:hyperlink r:id="rId114">
         <w:r>
           <w:rPr>
             <w:rStyle w:val="Hyperlink"/>
@@ -8443,7 +8454,7 @@
       <w:r>
         <w:t xml:space="preserve"> </w:t>
       </w:r>
-      <w:hyperlink r:id="rId114">
+      <w:hyperlink r:id="rId115">
         <w:r>
           <w:rPr>
             <w:rStyle w:val="Hyperlink"/>
@@ -8455,8 +8466,8 @@
         <w:t xml:space="preserve">.</w:t>
       </w:r>
     </w:p>
-    <w:bookmarkEnd w:id="115"/>
-    <w:bookmarkStart w:id="118" w:name="publishing-to-portals"/>
+    <w:bookmarkEnd w:id="116"/>
+    <w:bookmarkStart w:id="119" w:name="publishing-to-portals"/>
     <w:p>
       <w:pPr>
         <w:pStyle w:val="Heading3"/>
@@ -8490,7 +8501,7 @@
       <w:r>
         <w:t xml:space="preserve"> </w:t>
       </w:r>
-      <w:hyperlink r:id="rId116">
+      <w:hyperlink r:id="rId117">
         <w:r>
           <w:rPr>
             <w:rStyle w:val="Hyperlink"/>
@@ -8507,7 +8518,7 @@
       <w:r>
         <w:t xml:space="preserve"> </w:t>
       </w:r>
-      <w:hyperlink r:id="rId117">
+      <w:hyperlink r:id="rId118">
         <w:r>
           <w:rPr>
             <w:rStyle w:val="Hyperlink"/>
@@ -8522,8 +8533,8 @@
         <w:t xml:space="preserve">R package, pulling metadata directly from database comments.</w:t>
       </w:r>
     </w:p>
-    <w:bookmarkEnd w:id="118"/>
-    <w:bookmarkStart w:id="122" w:name="or-describe-tables-and-columns-directly"/>
+    <w:bookmarkEnd w:id="119"/>
+    <w:bookmarkStart w:id="123" w:name="or-describe-tables-and-columns-directly"/>
     <w:p>
       <w:pPr>
         <w:pStyle w:val="Heading3"/>
@@ -8560,7 +8571,7 @@
       <w:r>
         <w:t xml:space="preserve"> </w:t>
       </w:r>
-      <w:hyperlink r:id="rId119">
+      <w:hyperlink r:id="rId120">
         <w:r>
           <w:rPr>
             <w:rStyle w:val="Hyperlink"/>
@@ -8681,7 +8692,7 @@
       <w:r>
         <w:t xml:space="preserve"> </w:t>
       </w:r>
-      <w:hyperlink r:id="rId120">
+      <w:hyperlink r:id="rId121">
         <w:r>
           <w:rPr>
             <w:rStyle w:val="Hyperlink"/>
@@ -8744,7 +8755,7 @@
       <w:r>
         <w:t xml:space="preserve"> </w:t>
       </w:r>
-      <w:hyperlink r:id="rId121">
+      <w:hyperlink r:id="rId122">
         <w:r>
           <w:rPr>
             <w:rStyle w:val="Hyperlink"/>
@@ -8782,8 +8793,8 @@
         <w:t xml:space="preserve">that are responsible for the ingesting or updating of the input data.</w:t>
       </w:r>
     </w:p>
-    <w:bookmarkEnd w:id="122"/>
-    <w:bookmarkStart w:id="125" w:name="display-tables-and-columns-with-metadata"/>
+    <w:bookmarkEnd w:id="123"/>
+    <w:bookmarkStart w:id="126" w:name="display-tables-and-columns-with-metadata"/>
     <w:p>
       <w:pPr>
         <w:pStyle w:val="Heading3"/>
@@ -8816,7 +8827,7 @@
       <w:r>
         <w:t xml:space="preserve"> </w:t>
       </w:r>
-      <w:hyperlink r:id="rId72">
+      <w:hyperlink r:id="rId73">
         <w:r>
           <w:rPr>
             <w:rStyle w:val="Hyperlink"/>
@@ -8833,7 +8844,7 @@
       <w:r>
         <w:t xml:space="preserve"> </w:t>
       </w:r>
-      <w:hyperlink r:id="rId123">
+      <w:hyperlink r:id="rId124">
         <w:r>
           <w:rPr>
             <w:rStyle w:val="Hyperlink"/>
@@ -8865,7 +8876,7 @@
           <w:numId w:val="1027"/>
         </w:numPr>
       </w:pPr>
-      <w:hyperlink r:id="rId113">
+      <w:hyperlink r:id="rId114">
         <w:r>
           <w:rPr>
             <w:rStyle w:val="Hyperlink"/>
@@ -9011,7 +9022,7 @@
           <w:numId w:val="1027"/>
         </w:numPr>
       </w:pPr>
-      <w:hyperlink r:id="rId124">
+      <w:hyperlink r:id="rId125">
         <w:r>
           <w:rPr>
             <w:rStyle w:val="Hyperlink"/>
@@ -9199,7 +9210,7 @@
       <w:r>
         <w:t xml:space="preserve"> </w:t>
       </w:r>
-      <w:hyperlink r:id="rId114">
+      <w:hyperlink r:id="rId115">
         <w:r>
           <w:rPr>
             <w:rStyle w:val="VerbatimChar"/>
@@ -9219,9 +9230,9 @@
         <w:t xml:space="preserve">.</w:t>
       </w:r>
     </w:p>
-    <w:bookmarkEnd w:id="125"/>
     <w:bookmarkEnd w:id="126"/>
-    <w:bookmarkStart w:id="128" w:name="relationships-between-tables"/>
+    <w:bookmarkEnd w:id="127"/>
+    <w:bookmarkStart w:id="129" w:name="relationships-between-tables"/>
     <w:p>
       <w:pPr>
         <w:pStyle w:val="Heading2"/>
@@ -9243,7 +9254,7 @@
       <w:r>
         <w:t xml:space="preserve"> </w:t>
       </w:r>
-      <w:hyperlink r:id="rId127">
+      <w:hyperlink r:id="rId128">
         <w:r>
           <w:rPr>
             <w:rStyle w:val="Hyperlink"/>
@@ -9289,8 +9300,8 @@
         <w:t xml:space="preserve">add calcofi/apps: db to show latest tables, columns and relationsips</w:t>
       </w:r>
     </w:p>
-    <w:bookmarkEnd w:id="128"/>
-    <w:bookmarkStart w:id="130" w:name="spatial-tips"/>
+    <w:bookmarkEnd w:id="129"/>
+    <w:bookmarkStart w:id="131" w:name="spatial-tips"/>
     <w:p>
       <w:pPr>
         <w:pStyle w:val="Heading2"/>
@@ -9313,7 +9324,7 @@
       <w:r>
         <w:t xml:space="preserve"> </w:t>
       </w:r>
-      <w:hyperlink r:id="rId129">
+      <w:hyperlink r:id="rId130">
         <w:r>
           <w:rPr>
             <w:rStyle w:val="VerbatimChar"/>
@@ -9328,9 +9339,9 @@
         <w:t xml:space="preserve">when running spatial joins on large polygons.</w:t>
       </w:r>
     </w:p>
-    <w:bookmarkEnd w:id="130"/>
     <w:bookmarkEnd w:id="131"/>
-    <w:bookmarkStart w:id="171" w:name="portals"/>
+    <w:bookmarkEnd w:id="132"/>
+    <w:bookmarkStart w:id="172" w:name="portals"/>
     <w:p>
       <w:pPr>
         <w:pStyle w:val="Heading1"/>
@@ -9339,7 +9350,7 @@
         <w:t xml:space="preserve">7. Portals</w:t>
       </w:r>
     </w:p>
-    <w:bookmarkStart w:id="132" w:name="overview-2"/>
+    <w:bookmarkStart w:id="133" w:name="overview-2"/>
     <w:p>
       <w:pPr>
         <w:pStyle w:val="Heading2"/>
@@ -9356,8 +9367,8 @@
         <w:t xml:space="preserve">CalCOFI data is available through various portals, each serving different purposes and user needs. This document outlines the main access points and their characteristics.</w:t>
       </w:r>
     </w:p>
-    <w:bookmarkEnd w:id="132"/>
-    <w:bookmarkStart w:id="137" w:name="data-flow"/>
+    <w:bookmarkEnd w:id="133"/>
+    <w:bookmarkStart w:id="138" w:name="data-flow"/>
     <w:p>
       <w:pPr>
         <w:pStyle w:val="Heading2"/>
@@ -9387,7 +9398,7 @@
       <w:tr>
         <w:tc>
           <w:tcPr/>
-          <w:bookmarkStart w:id="136" w:name="fig-portals-flow"/>
+          <w:bookmarkStart w:id="137" w:name="fig-portals-flow"/>
           <w:p>
             <w:pPr>
               <w:jc w:val="center"/>
@@ -9397,18 +9408,18 @@
                 <wp:inline>
                   <wp:extent cx="5334000" cy="9583420"/>
                   <wp:effectExtent b="0" l="0" r="0" t="0"/>
-                  <wp:docPr descr="" title="" id="134" name="Picture"/>
+                  <wp:docPr descr="" title="" id="135" name="Picture"/>
                   <a:graphic>
                     <a:graphicData uri="http://schemas.openxmlformats.org/drawingml/2006/picture">
                       <pic:pic>
                         <pic:nvPicPr>
-                          <pic:cNvPr descr="portals_files/figure-docx/mermaid-figure-1.png" id="135" name="Picture"/>
+                          <pic:cNvPr descr="portals_files/figure-docx/mermaid-figure-1.png" id="136" name="Picture"/>
                           <pic:cNvPicPr>
                             <a:picLocks noChangeArrowheads="1" noChangeAspect="1"/>
                           </pic:cNvPicPr>
                         </pic:nvPicPr>
                         <pic:blipFill>
-                          <a:blip r:embed="rId133"/>
+                          <a:blip r:embed="rId134"/>
                           <a:stretch>
                             <a:fillRect/>
                           </a:stretch>
@@ -9448,7 +9459,7 @@
               <w:t xml:space="preserve">Figure 7.1: Flow of data from raw to database to portals and meta-portals.</w:t>
             </w:r>
           </w:p>
-          <w:bookmarkEnd w:id="136"/>
+          <w:bookmarkEnd w:id="137"/>
         </w:tc>
       </w:tr>
     </w:tbl>
@@ -9460,8 +9471,8 @@
         <w:t xml:space="preserve">In practice, CalCOFI is a partnership with various contributing members, so the authoritative dataset might flow differently, such as from EDI to the database to the other portals. The other portals, such as OBIS or ERDDAP, serve different audiences or purposes. The meta-portals like ODIS and Data.gov then index these portals to provide broader discovery of CalCOFI datasets.</w:t>
       </w:r>
     </w:p>
-    <w:bookmarkEnd w:id="137"/>
-    <w:bookmarkStart w:id="152" w:name="portals-1"/>
+    <w:bookmarkEnd w:id="138"/>
+    <w:bookmarkStart w:id="153" w:name="portals-1"/>
     <w:p>
       <w:pPr>
         <w:pStyle w:val="Heading2"/>
@@ -9491,7 +9502,7 @@
       <w:tr>
         <w:tc>
           <w:tcPr/>
-          <w:bookmarkStart w:id="138" w:name="tbl-portals"/>
+          <w:bookmarkStart w:id="139" w:name="tbl-portals"/>
           <w:p>
             <w:pPr>
               <w:jc w:val="center"/>
@@ -10579,11 +10590,11 @@
               </w:tc>
             </w:tr>
           </w:tbl>
-          <w:bookmarkEnd w:id="138"/>
+          <w:bookmarkEnd w:id="139"/>
         </w:tc>
       </w:tr>
     </w:tbl>
-    <w:bookmarkStart w:id="141" w:name="edi"/>
+    <w:bookmarkStart w:id="142" w:name="edi"/>
     <w:p>
       <w:pPr>
         <w:pStyle w:val="Heading3"/>
@@ -10696,7 +10707,7 @@
           <w:numId w:val="1033"/>
         </w:numPr>
       </w:pPr>
-      <w:hyperlink r:id="rId139">
+      <w:hyperlink r:id="rId140">
         <w:r>
           <w:rPr>
             <w:rStyle w:val="Hyperlink"/>
@@ -10719,7 +10730,7 @@
       <w:r>
         <w:t xml:space="preserve"> </w:t>
       </w:r>
-      <w:hyperlink r:id="rId140">
+      <w:hyperlink r:id="rId141">
         <w:r>
           <w:rPr>
             <w:rStyle w:val="Hyperlink"/>
@@ -10740,8 +10751,8 @@
         </w:r>
       </w:hyperlink>
     </w:p>
-    <w:bookmarkEnd w:id="141"/>
-    <w:bookmarkStart w:id="144" w:name="ncei"/>
+    <w:bookmarkEnd w:id="142"/>
+    <w:bookmarkStart w:id="145" w:name="ncei"/>
     <w:p>
       <w:pPr>
         <w:pStyle w:val="Heading3"/>
@@ -10854,7 +10865,7 @@
           <w:numId w:val="1035"/>
         </w:numPr>
       </w:pPr>
-      <w:hyperlink r:id="rId142">
+      <w:hyperlink r:id="rId143">
         <w:r>
           <w:rPr>
             <w:rStyle w:val="Hyperlink"/>
@@ -10877,7 +10888,7 @@
       <w:r>
         <w:t xml:space="preserve"> </w:t>
       </w:r>
-      <w:hyperlink r:id="rId143">
+      <w:hyperlink r:id="rId144">
         <w:r>
           <w:rPr>
             <w:rStyle w:val="Hyperlink"/>
@@ -10898,8 +10909,8 @@
         </w:r>
       </w:hyperlink>
     </w:p>
-    <w:bookmarkEnd w:id="144"/>
-    <w:bookmarkStart w:id="147" w:name="obis"/>
+    <w:bookmarkEnd w:id="145"/>
+    <w:bookmarkStart w:id="148" w:name="obis"/>
     <w:p>
       <w:pPr>
         <w:pStyle w:val="Heading3"/>
@@ -10958,7 +10969,7 @@
       <w:r>
         <w:t xml:space="preserve"> </w:t>
       </w:r>
-      <w:hyperlink r:id="rId145">
+      <w:hyperlink r:id="rId146">
         <w:r>
           <w:rPr>
             <w:rStyle w:val="Hyperlink"/>
@@ -11046,7 +11057,7 @@
       <w:r>
         <w:t xml:space="preserve"> </w:t>
       </w:r>
-      <w:hyperlink r:id="rId146">
+      <w:hyperlink r:id="rId147">
         <w:r>
           <w:rPr>
             <w:rStyle w:val="Hyperlink"/>
@@ -11073,8 +11084,8 @@
         <w:t xml:space="preserve">Keyword</w:t>
       </w:r>
     </w:p>
-    <w:bookmarkEnd w:id="147"/>
-    <w:bookmarkStart w:id="151" w:name="erddap"/>
+    <w:bookmarkEnd w:id="148"/>
+    <w:bookmarkStart w:id="152" w:name="erddap"/>
     <w:p>
       <w:pPr>
         <w:pStyle w:val="Heading3"/>
@@ -11187,7 +11198,7 @@
           <w:numId w:val="1039"/>
         </w:numPr>
       </w:pPr>
-      <w:hyperlink r:id="rId148">
+      <w:hyperlink r:id="rId149">
         <w:r>
           <w:rPr>
             <w:rStyle w:val="Hyperlink"/>
@@ -11216,7 +11227,7 @@
           <w:numId w:val="1040"/>
         </w:numPr>
       </w:pPr>
-      <w:hyperlink r:id="rId149">
+      <w:hyperlink r:id="rId150">
         <w:r>
           <w:rPr>
             <w:rStyle w:val="Hyperlink"/>
@@ -11233,7 +11244,7 @@
           <w:numId w:val="1040"/>
         </w:numPr>
       </w:pPr>
-      <w:hyperlink r:id="rId150">
+      <w:hyperlink r:id="rId151">
         <w:r>
           <w:rPr>
             <w:rStyle w:val="Hyperlink"/>
@@ -11242,9 +11253,9 @@
         </w:r>
       </w:hyperlink>
     </w:p>
-    <w:bookmarkEnd w:id="151"/>
     <w:bookmarkEnd w:id="152"/>
-    <w:bookmarkStart w:id="158" w:name="metadata"/>
+    <w:bookmarkEnd w:id="153"/>
+    <w:bookmarkStart w:id="159" w:name="metadata"/>
     <w:p>
       <w:pPr>
         <w:pStyle w:val="Heading2"/>
@@ -11263,7 +11274,7 @@
       <w:r>
         <w:t xml:space="preserve"> </w:t>
       </w:r>
-      <w:hyperlink r:id="rId153">
+      <w:hyperlink r:id="rId154">
         <w:r>
           <w:rPr>
             <w:rStyle w:val="Hyperlink"/>
@@ -11280,7 +11291,7 @@
       <w:r>
         <w:t xml:space="preserve"> </w:t>
       </w:r>
-      <w:hyperlink r:id="rId117">
+      <w:hyperlink r:id="rId118">
         <w:r>
           <w:rPr>
             <w:rStyle w:val="Hyperlink"/>
@@ -11308,7 +11319,7 @@
       <w:tr>
         <w:tc>
           <w:tcPr/>
-          <w:bookmarkStart w:id="157" w:name="fig-portals-metadata"/>
+          <w:bookmarkStart w:id="158" w:name="fig-portals-metadata"/>
           <w:p>
             <w:pPr>
               <w:jc w:val="center"/>
@@ -11318,18 +11329,18 @@
                 <wp:inline>
                   <wp:extent cx="5334000" cy="1858009"/>
                   <wp:effectExtent b="0" l="0" r="0" t="0"/>
-                  <wp:docPr descr="" title="" id="155" name="Picture"/>
+                  <wp:docPr descr="" title="" id="156" name="Picture"/>
                   <a:graphic>
                     <a:graphicData uri="http://schemas.openxmlformats.org/drawingml/2006/picture">
                       <pic:pic>
                         <pic:nvPicPr>
-                          <pic:cNvPr descr="portals_files/figure-docx/mermaid-figure-2.png" id="156" name="Picture"/>
+                          <pic:cNvPr descr="portals_files/figure-docx/mermaid-figure-2.png" id="157" name="Picture"/>
                           <pic:cNvPicPr>
                             <a:picLocks noChangeArrowheads="1" noChangeAspect="1"/>
                           </pic:cNvPicPr>
                         </pic:nvPicPr>
                         <pic:blipFill>
-                          <a:blip r:embed="rId154"/>
+                          <a:blip r:embed="rId155"/>
                           <a:stretch>
                             <a:fillRect/>
                           </a:stretch>
@@ -11369,7 +11380,7 @@
               <w:t xml:space="preserve">Figure 7.2: Metadata in the form of ecological metadata language (EML) is used to describe the dataset in a consistent manner that can be ingested by the portals.</w:t>
             </w:r>
           </w:p>
-          <w:bookmarkEnd w:id="157"/>
+          <w:bookmarkEnd w:id="158"/>
         </w:tc>
       </w:tr>
     </w:tbl>
@@ -11461,8 +11472,8 @@
         <w:t xml:space="preserve">This standardized metadata enables automated data transformation and ingestion into various portal systems while preserving the original data context and quality information.</w:t>
       </w:r>
     </w:p>
-    <w:bookmarkEnd w:id="158"/>
-    <w:bookmarkStart w:id="163" w:name="meta-portals"/>
+    <w:bookmarkEnd w:id="159"/>
+    <w:bookmarkStart w:id="164" w:name="meta-portals"/>
     <w:p>
       <w:pPr>
         <w:pStyle w:val="Heading2"/>
@@ -11471,7 +11482,7 @@
         <w:t xml:space="preserve">7.5 Meta-Portals</w:t>
       </w:r>
     </w:p>
-    <w:bookmarkStart w:id="160" w:name="google-dataset-search"/>
+    <w:bookmarkStart w:id="161" w:name="google-dataset-search"/>
     <w:p>
       <w:pPr>
         <w:pStyle w:val="Heading3"/>
@@ -11490,7 +11501,7 @@
       <w:r>
         <w:t xml:space="preserve"> </w:t>
       </w:r>
-      <w:hyperlink r:id="rId159">
+      <w:hyperlink r:id="rId160">
         <w:r>
           <w:rPr>
             <w:rStyle w:val="Hyperlink"/>
@@ -11505,8 +11516,8 @@
         <w:t xml:space="preserve">through schema.org metadata. This ensures that CalCOFI data is discoverable through Google search and other search engines.</w:t>
       </w:r>
     </w:p>
-    <w:bookmarkEnd w:id="160"/>
-    <w:bookmarkStart w:id="162" w:name="odis"/>
+    <w:bookmarkEnd w:id="161"/>
+    <w:bookmarkStart w:id="163" w:name="odis"/>
     <w:p>
       <w:pPr>
         <w:pStyle w:val="Heading3"/>
@@ -11537,7 +11548,7 @@
       <w:r>
         <w:t xml:space="preserve"> </w:t>
       </w:r>
-      <w:hyperlink r:id="rId161">
+      <w:hyperlink r:id="rId162">
         <w:r>
           <w:rPr>
             <w:rStyle w:val="Hyperlink"/>
@@ -11590,9 +11601,9 @@
         <w:t xml:space="preserve">Integrated with global ocean data systems</w:t>
       </w:r>
     </w:p>
-    <w:bookmarkEnd w:id="162"/>
     <w:bookmarkEnd w:id="163"/>
-    <w:bookmarkStart w:id="170" w:name="calcofi.io-tools"/>
+    <w:bookmarkEnd w:id="164"/>
+    <w:bookmarkStart w:id="171" w:name="calcofi.io-tools"/>
     <w:p>
       <w:pPr>
         <w:pStyle w:val="Heading2"/>
@@ -11609,7 +11620,7 @@
         <w:t xml:space="preserve">CalCOFI is also developing an integrated database and tools that enable efficient data access and analysis:</w:t>
       </w:r>
     </w:p>
-    <w:bookmarkStart w:id="165" w:name="apis"/>
+    <w:bookmarkStart w:id="166" w:name="apis"/>
     <w:p>
       <w:pPr>
         <w:pStyle w:val="Heading3"/>
@@ -11674,7 +11685,7 @@
           <w:numId w:val="1044"/>
         </w:numPr>
       </w:pPr>
-      <w:hyperlink r:id="rId72">
+      <w:hyperlink r:id="rId73">
         <w:r>
           <w:rPr>
             <w:rStyle w:val="Hyperlink"/>
@@ -11691,7 +11702,7 @@
           <w:numId w:val="1044"/>
         </w:numPr>
       </w:pPr>
-      <w:hyperlink r:id="rId164">
+      <w:hyperlink r:id="rId165">
         <w:r>
           <w:rPr>
             <w:rStyle w:val="Hyperlink"/>
@@ -11700,8 +11711,8 @@
         </w:r>
       </w:hyperlink>
     </w:p>
-    <w:bookmarkEnd w:id="165"/>
-    <w:bookmarkStart w:id="167" w:name="library"/>
+    <w:bookmarkEnd w:id="166"/>
+    <w:bookmarkStart w:id="168" w:name="library"/>
     <w:p>
       <w:pPr>
         <w:pStyle w:val="Heading3"/>
@@ -11766,7 +11777,7 @@
           <w:numId w:val="1046"/>
         </w:numPr>
       </w:pPr>
-      <w:hyperlink r:id="rId166">
+      <w:hyperlink r:id="rId167">
         <w:r>
           <w:rPr>
             <w:rStyle w:val="Hyperlink"/>
@@ -11775,8 +11786,8 @@
         </w:r>
       </w:hyperlink>
     </w:p>
-    <w:bookmarkEnd w:id="167"/>
-    <w:bookmarkStart w:id="169" w:name="apps"/>
+    <w:bookmarkEnd w:id="168"/>
+    <w:bookmarkStart w:id="170" w:name="apps"/>
     <w:p>
       <w:pPr>
         <w:pStyle w:val="Heading3"/>
@@ -11841,7 +11852,7 @@
           <w:numId w:val="1048"/>
         </w:numPr>
       </w:pPr>
-      <w:hyperlink r:id="rId168">
+      <w:hyperlink r:id="rId169">
         <w:r>
           <w:rPr>
             <w:rStyle w:val="Hyperlink"/>
@@ -11853,10 +11864,10 @@
         <w:t xml:space="preserve">, App button</w:t>
       </w:r>
     </w:p>
-    <w:bookmarkEnd w:id="169"/>
     <w:bookmarkEnd w:id="170"/>
     <w:bookmarkEnd w:id="171"/>
-    <w:bookmarkStart w:id="219" w:name="status"/>
+    <w:bookmarkEnd w:id="172"/>
+    <w:bookmarkStart w:id="220" w:name="status"/>
     <w:p>
       <w:pPr>
         <w:pStyle w:val="Heading1"/>
@@ -11865,7 +11876,7 @@
         <w:t xml:space="preserve">8. Status</w:t>
       </w:r>
     </w:p>
-    <w:bookmarkStart w:id="178" w:name="section"/>
+    <w:bookmarkStart w:id="179" w:name="section"/>
     <w:p>
       <w:pPr>
         <w:pStyle w:val="Heading2"/>
@@ -11888,7 +11899,7 @@
         <w:t xml:space="preserve">of CTD data.</w:t>
       </w:r>
     </w:p>
-    <w:bookmarkStart w:id="172" w:name="X937bd3087d53250a27eb0b6fbe085019fdffd80"/>
+    <w:bookmarkStart w:id="173" w:name="X937bd3087d53250a27eb0b6fbe085019fdffd80"/>
     <w:p>
       <w:pPr>
         <w:pStyle w:val="Heading3"/>
@@ -12046,8 +12057,8 @@
         </w:pict>
       </w:r>
     </w:p>
-    <w:bookmarkEnd w:id="172"/>
-    <w:bookmarkStart w:id="173" w:name="X4382a81008eef0c07c3d182046c591f52b58219"/>
+    <w:bookmarkEnd w:id="173"/>
+    <w:bookmarkStart w:id="174" w:name="X4382a81008eef0c07c3d182046c591f52b58219"/>
     <w:p>
       <w:pPr>
         <w:pStyle w:val="Heading3"/>
@@ -12198,8 +12209,8 @@
         </w:pict>
       </w:r>
     </w:p>
-    <w:bookmarkEnd w:id="173"/>
-    <w:bookmarkStart w:id="174" w:name="X53211351bbaf319ff09e897ce4e2c10df4d26fa"/>
+    <w:bookmarkEnd w:id="174"/>
+    <w:bookmarkStart w:id="175" w:name="X53211351bbaf319ff09e897ce4e2c10df4d26fa"/>
     <w:p>
       <w:pPr>
         <w:pStyle w:val="Heading3"/>
@@ -12374,8 +12385,8 @@
         </w:pict>
       </w:r>
     </w:p>
-    <w:bookmarkEnd w:id="174"/>
-    <w:bookmarkStart w:id="175" w:name="X2ac610fbe735553e54612facbfaa0e7548a631f"/>
+    <w:bookmarkEnd w:id="175"/>
+    <w:bookmarkStart w:id="176" w:name="X2ac610fbe735553e54612facbfaa0e7548a631f"/>
     <w:p>
       <w:pPr>
         <w:pStyle w:val="Heading3"/>
@@ -12554,8 +12565,8 @@
         </w:pict>
       </w:r>
     </w:p>
-    <w:bookmarkEnd w:id="175"/>
-    <w:bookmarkStart w:id="176" w:name="X412fb6f606d875da645c881803255dde586bbc8"/>
+    <w:bookmarkEnd w:id="176"/>
+    <w:bookmarkStart w:id="177" w:name="X412fb6f606d875da645c881803255dde586bbc8"/>
     <w:p>
       <w:pPr>
         <w:pStyle w:val="Heading3"/>
@@ -12677,8 +12688,8 @@
         </w:pict>
       </w:r>
     </w:p>
-    <w:bookmarkEnd w:id="176"/>
-    <w:bookmarkStart w:id="177" w:name="overall-impact"/>
+    <w:bookmarkEnd w:id="177"/>
+    <w:bookmarkStart w:id="178" w:name="overall-impact"/>
     <w:p>
       <w:pPr>
         <w:pStyle w:val="Heading3"/>
@@ -12772,9 +12783,9 @@
         <w:t xml:space="preserve">Public‑facing web presence and infrastructure are cleaner and more aligned, making it easier for stakeholders to find and use CalCOFI resources.</w:t>
       </w:r>
     </w:p>
-    <w:bookmarkEnd w:id="177"/>
     <w:bookmarkEnd w:id="178"/>
-    <w:bookmarkStart w:id="218" w:name="section-1"/>
+    <w:bookmarkEnd w:id="179"/>
+    <w:bookmarkStart w:id="219" w:name="section-1"/>
     <w:p>
       <w:pPr>
         <w:pStyle w:val="Heading2"/>
@@ -12811,7 +12822,7 @@
         </w:pict>
       </w:r>
     </w:p>
-    <w:bookmarkStart w:id="185" w:name="api-enhancements"/>
+    <w:bookmarkStart w:id="186" w:name="api-enhancements"/>
     <w:p>
       <w:pPr>
         <w:pStyle w:val="Heading3"/>
@@ -12820,7 +12831,7 @@
         <w:t xml:space="preserve">8.2.1 API Enhancements</w:t>
       </w:r>
     </w:p>
-    <w:bookmarkStart w:id="184" w:name="new-features-data-integration"/>
+    <w:bookmarkStart w:id="185" w:name="new-features-data-integration"/>
     <w:p>
       <w:pPr>
         <w:pStyle w:val="Heading4"/>
@@ -12855,29 +12866,6 @@
       </w:pPr>
       <w:r>
         <w:t xml:space="preserve">Added ability to include bottle data and use relaxed criteria for net-to-cast matching (</w:t>
-      </w:r>
-      <w:hyperlink r:id="rId179">
-        <w:r>
-          <w:rPr>
-            <w:rStyle w:val="Hyperlink"/>
-          </w:rPr>
-          <w:t xml:space="preserve">commit</w:t>
-        </w:r>
-      </w:hyperlink>
-      <w:r>
-        <w:t xml:space="preserve">).</w:t>
-      </w:r>
-    </w:p>
-    <w:p>
-      <w:pPr>
-        <w:pStyle w:val="Compact"/>
-        <w:numPr>
-          <w:ilvl w:val="1"/>
-          <w:numId w:val="1057"/>
-        </w:numPr>
-      </w:pPr>
-      <w:r>
-        <w:t xml:space="preserve">Supported upcast/downcast data downloads (</w:t>
       </w:r>
       <w:hyperlink r:id="rId180">
         <w:r>
@@ -12900,7 +12888,7 @@
         </w:numPr>
       </w:pPr>
       <w:r>
-        <w:t xml:space="preserve">Added Zooplankton biomass and improved ichthyodata output (</w:t>
+        <w:t xml:space="preserve">Supported upcast/downcast data downloads (</w:t>
       </w:r>
       <w:hyperlink r:id="rId181">
         <w:r>
@@ -12918,28 +12906,12 @@
       <w:pPr>
         <w:pStyle w:val="Compact"/>
         <w:numPr>
-          <w:ilvl w:val="0"/>
-          <w:numId w:val="1056"/>
-        </w:numPr>
-      </w:pPr>
-      <w:r>
-        <w:rPr>
-          <w:b/>
-          <w:bCs/>
-        </w:rPr>
-        <w:t xml:space="preserve">Performance &amp; Maintenance</w:t>
-      </w:r>
-    </w:p>
-    <w:p>
-      <w:pPr>
-        <w:pStyle w:val="Compact"/>
-        <w:numPr>
           <w:ilvl w:val="1"/>
-          <w:numId w:val="1058"/>
-        </w:numPr>
-      </w:pPr>
-      <w:r>
-        <w:t xml:space="preserve">Implemented docker compose restart for Plumber API service (</w:t>
+          <w:numId w:val="1057"/>
+        </w:numPr>
+      </w:pPr>
+      <w:r>
+        <w:t xml:space="preserve">Added Zooplankton biomass and improved ichthyodata output (</w:t>
       </w:r>
       <w:hyperlink r:id="rId182">
         <w:r>
@@ -12966,6 +12938,45 @@
           <w:b/>
           <w:bCs/>
         </w:rPr>
+        <w:t xml:space="preserve">Performance &amp; Maintenance</w:t>
+      </w:r>
+    </w:p>
+    <w:p>
+      <w:pPr>
+        <w:pStyle w:val="Compact"/>
+        <w:numPr>
+          <w:ilvl w:val="1"/>
+          <w:numId w:val="1058"/>
+        </w:numPr>
+      </w:pPr>
+      <w:r>
+        <w:t xml:space="preserve">Implemented docker compose restart for Plumber API service (</w:t>
+      </w:r>
+      <w:hyperlink r:id="rId183">
+        <w:r>
+          <w:rPr>
+            <w:rStyle w:val="Hyperlink"/>
+          </w:rPr>
+          <w:t xml:space="preserve">commit</w:t>
+        </w:r>
+      </w:hyperlink>
+      <w:r>
+        <w:t xml:space="preserve">).</w:t>
+      </w:r>
+    </w:p>
+    <w:p>
+      <w:pPr>
+        <w:pStyle w:val="Compact"/>
+        <w:numPr>
+          <w:ilvl w:val="0"/>
+          <w:numId w:val="1056"/>
+        </w:numPr>
+      </w:pPr>
+      <w:r>
+        <w:rPr>
+          <w:b/>
+          <w:bCs/>
+        </w:rPr>
         <w:t xml:space="preserve">Ongoing Work</w:t>
       </w:r>
     </w:p>
@@ -12992,7 +13003,7 @@
       <w:r>
         <w:t xml:space="preserve">Development of a robust, user-friendly API for seamless DB integration (</w:t>
       </w:r>
-      <w:hyperlink r:id="rId183">
+      <w:hyperlink r:id="rId184">
         <w:r>
           <w:rPr>
             <w:rStyle w:val="Hyperlink"/>
@@ -13011,9 +13022,9 @@
         </w:pict>
       </w:r>
     </w:p>
-    <w:bookmarkEnd w:id="184"/>
     <w:bookmarkEnd w:id="185"/>
-    <w:bookmarkStart w:id="188" w:name="apps-development"/>
+    <w:bookmarkEnd w:id="186"/>
+    <w:bookmarkStart w:id="189" w:name="apps-development"/>
     <w:p>
       <w:pPr>
         <w:pStyle w:val="Heading3"/>
@@ -13022,7 +13033,7 @@
         <w:t xml:space="preserve">8.2.2 Apps Development</w:t>
       </w:r>
     </w:p>
-    <w:bookmarkStart w:id="187" w:name="visualization-user-interface"/>
+    <w:bookmarkStart w:id="188" w:name="visualization-user-interface"/>
     <w:p>
       <w:pPr>
         <w:pStyle w:val="Heading4"/>
@@ -13061,7 +13072,7 @@
       <w:r>
         <w:t xml:space="preserve"> </w:t>
       </w:r>
-      <w:hyperlink r:id="rId186">
+      <w:hyperlink r:id="rId187">
         <w:r>
           <w:rPr>
             <w:rStyle w:val="Hyperlink"/>
@@ -13092,9 +13103,9 @@
         </w:pict>
       </w:r>
     </w:p>
-    <w:bookmarkEnd w:id="187"/>
     <w:bookmarkEnd w:id="188"/>
-    <w:bookmarkStart w:id="194" w:name="calcofi4db-r-package-data-management"/>
+    <w:bookmarkEnd w:id="189"/>
+    <w:bookmarkStart w:id="195" w:name="calcofi4db-r-package-data-management"/>
     <w:p>
       <w:pPr>
         <w:pStyle w:val="Heading3"/>
@@ -13103,7 +13114,7 @@
         <w:t xml:space="preserve">8.2.3 calcofi4db: R Package &amp; Data Management</w:t>
       </w:r>
     </w:p>
-    <w:bookmarkStart w:id="193" w:name="r-package-initialization-data-ingestion"/>
+    <w:bookmarkStart w:id="194" w:name="r-package-initialization-data-ingestion"/>
     <w:p>
       <w:pPr>
         <w:pStyle w:val="Heading4"/>
@@ -13138,29 +13149,6 @@
       </w:pPr>
       <w:r>
         <w:t xml:space="preserve">Initial commit and setup (</w:t>
-      </w:r>
-      <w:hyperlink r:id="rId189">
-        <w:r>
-          <w:rPr>
-            <w:rStyle w:val="Hyperlink"/>
-          </w:rPr>
-          <w:t xml:space="preserve">commit</w:t>
-        </w:r>
-      </w:hyperlink>
-      <w:r>
-        <w:t xml:space="preserve">), including functions for ingesting CSV datasets and metadata.</w:t>
-      </w:r>
-    </w:p>
-    <w:p>
-      <w:pPr>
-        <w:pStyle w:val="Compact"/>
-        <w:numPr>
-          <w:ilvl w:val="1"/>
-          <w:numId w:val="1063"/>
-        </w:numPr>
-      </w:pPr>
-      <w:r>
-        <w:t xml:space="preserve">Refined change detection logic for source CSV files, improving tracking of table/field changes (</w:t>
       </w:r>
       <w:hyperlink r:id="rId190">
         <w:r>
@@ -13171,7 +13159,7 @@
         </w:r>
       </w:hyperlink>
       <w:r>
-        <w:t xml:space="preserve">).</w:t>
+        <w:t xml:space="preserve">), including functions for ingesting CSV datasets and metadata.</w:t>
       </w:r>
     </w:p>
     <w:p>
@@ -13183,7 +13171,18 @@
         </w:numPr>
       </w:pPr>
       <w:r>
-        <w:t xml:space="preserve">Enhanced documentation and site via pkgdown.</w:t>
+        <w:t xml:space="preserve">Refined change detection logic for source CSV files, improving tracking of table/field changes (</w:t>
+      </w:r>
+      <w:hyperlink r:id="rId191">
+        <w:r>
+          <w:rPr>
+            <w:rStyle w:val="Hyperlink"/>
+          </w:rPr>
+          <w:t xml:space="preserve">commit</w:t>
+        </w:r>
+      </w:hyperlink>
+      <w:r>
+        <w:t xml:space="preserve">).</w:t>
       </w:r>
     </w:p>
     <w:p>
@@ -13195,9 +13194,21 @@
         </w:numPr>
       </w:pPr>
       <w:r>
+        <w:t xml:space="preserve">Enhanced documentation and site via pkgdown.</w:t>
+      </w:r>
+    </w:p>
+    <w:p>
+      <w:pPr>
+        <w:pStyle w:val="Compact"/>
+        <w:numPr>
+          <w:ilvl w:val="1"/>
+          <w:numId w:val="1063"/>
+        </w:numPr>
+      </w:pPr>
+      <w:r>
         <w:t xml:space="preserve">Improved function naming and structure for ingestion (</w:t>
       </w:r>
-      <w:hyperlink r:id="rId191">
+      <w:hyperlink r:id="rId192">
         <w:r>
           <w:rPr>
             <w:rStyle w:val="Hyperlink"/>
@@ -13211,7 +13222,7 @@
       <w:r>
         <w:t xml:space="preserve"> </w:t>
       </w:r>
-      <w:hyperlink r:id="rId192">
+      <w:hyperlink r:id="rId193">
         <w:r>
           <w:rPr>
             <w:rStyle w:val="Hyperlink"/>
@@ -13230,9 +13241,9 @@
         </w:pict>
       </w:r>
     </w:p>
-    <w:bookmarkEnd w:id="193"/>
     <w:bookmarkEnd w:id="194"/>
-    <w:bookmarkStart w:id="200" w:name="calcofi4r-spatial-ecological-data-tools"/>
+    <w:bookmarkEnd w:id="195"/>
+    <w:bookmarkStart w:id="201" w:name="calcofi4r-spatial-ecological-data-tools"/>
     <w:p>
       <w:pPr>
         <w:pStyle w:val="Heading3"/>
@@ -13241,7 +13252,7 @@
         <w:t xml:space="preserve">8.2.4 calcofi4r: Spatial &amp; Ecological Data Tools</w:t>
       </w:r>
     </w:p>
-    <w:bookmarkStart w:id="199" w:name="data-layers-analysis-and-bug-fixes"/>
+    <w:bookmarkStart w:id="200" w:name="data-layers-analysis-and-bug-fixes"/>
     <w:p>
       <w:pPr>
         <w:pStyle w:val="Heading4"/>
@@ -13276,20 +13287,6 @@
       </w:pPr>
       <w:r>
         <w:t xml:space="preserve">Ongoing integration of BOEM Wind Planning Areas, Marine Protected Areas, and SCCWRP management regions (</w:t>
-      </w:r>
-      <w:hyperlink r:id="rId195">
-        <w:r>
-          <w:rPr>
-            <w:rStyle w:val="Hyperlink"/>
-          </w:rPr>
-          <w:t xml:space="preserve">issue</w:t>
-        </w:r>
-      </w:hyperlink>
-      <w:r>
-        <w:t xml:space="preserve">,</w:t>
-      </w:r>
-      <w:r>
-        <w:t xml:space="preserve"> </w:t>
       </w:r>
       <w:hyperlink r:id="rId196">
         <w:r>
@@ -13300,6 +13297,20 @@
         </w:r>
       </w:hyperlink>
       <w:r>
+        <w:t xml:space="preserve">,</w:t>
+      </w:r>
+      <w:r>
+        <w:t xml:space="preserve"> </w:t>
+      </w:r>
+      <w:hyperlink r:id="rId197">
+        <w:r>
+          <w:rPr>
+            <w:rStyle w:val="Hyperlink"/>
+          </w:rPr>
+          <w:t xml:space="preserve">issue</w:t>
+        </w:r>
+      </w:hyperlink>
+      <w:r>
         <w:t xml:space="preserve">).</w:t>
       </w:r>
     </w:p>
@@ -13330,7 +13341,7 @@
       <w:r>
         <w:t xml:space="preserve">Improved packages for ecological and spatial analysis, including new dependencies (</w:t>
       </w:r>
-      <w:hyperlink r:id="rId197">
+      <w:hyperlink r:id="rId198">
         <w:r>
           <w:rPr>
             <w:rStyle w:val="Hyperlink"/>
@@ -13369,7 +13380,7 @@
       <w:r>
         <w:t xml:space="preserve">Addressing user-reported bugs such as deprecated function calls (</w:t>
       </w:r>
-      <w:hyperlink r:id="rId198">
+      <w:hyperlink r:id="rId199">
         <w:r>
           <w:rPr>
             <w:rStyle w:val="Hyperlink"/>
@@ -13388,9 +13399,9 @@
         </w:pict>
       </w:r>
     </w:p>
-    <w:bookmarkEnd w:id="199"/>
     <w:bookmarkEnd w:id="200"/>
-    <w:bookmarkStart w:id="204" w:name="documentation-docs"/>
+    <w:bookmarkEnd w:id="201"/>
+    <w:bookmarkStart w:id="205" w:name="documentation-docs"/>
     <w:p>
       <w:pPr>
         <w:pStyle w:val="Heading3"/>
@@ -13399,7 +13410,7 @@
         <w:t xml:space="preserve">8.2.5 Documentation (docs)</w:t>
       </w:r>
     </w:p>
-    <w:bookmarkStart w:id="203" w:name="infrastructure-environment"/>
+    <w:bookmarkStart w:id="204" w:name="infrastructure-environment"/>
     <w:p>
       <w:pPr>
         <w:pStyle w:val="Heading4"/>
@@ -13435,7 +13446,7 @@
       <w:r>
         <w:t xml:space="preserve">Added documentation for new packages and ingestion workflows (</w:t>
       </w:r>
-      <w:hyperlink r:id="rId201">
+      <w:hyperlink r:id="rId202">
         <w:r>
           <w:rPr>
             <w:rStyle w:val="Hyperlink"/>
@@ -13458,7 +13469,7 @@
       <w:r>
         <w:t xml:space="preserve">Improved environment handling for rendering with Quarto and Chromium (</w:t>
       </w:r>
-      <w:hyperlink r:id="rId202">
+      <w:hyperlink r:id="rId203">
         <w:r>
           <w:rPr>
             <w:rStyle w:val="Hyperlink"/>
@@ -13489,9 +13500,9 @@
         </w:pict>
       </w:r>
     </w:p>
-    <w:bookmarkEnd w:id="203"/>
     <w:bookmarkEnd w:id="204"/>
-    <w:bookmarkStart w:id="206" w:name="server"/>
+    <w:bookmarkEnd w:id="205"/>
+    <w:bookmarkStart w:id="207" w:name="server"/>
     <w:p>
       <w:pPr>
         <w:pStyle w:val="Heading3"/>
@@ -13500,7 +13511,7 @@
         <w:t xml:space="preserve">8.2.6 Server</w:t>
       </w:r>
     </w:p>
-    <w:bookmarkStart w:id="205" w:name="backend-infrastructure"/>
+    <w:bookmarkStart w:id="206" w:name="backend-infrastructure"/>
     <w:p>
       <w:pPr>
         <w:pStyle w:val="Heading4"/>
@@ -13556,9 +13567,9 @@
         </w:pict>
       </w:r>
     </w:p>
-    <w:bookmarkEnd w:id="205"/>
     <w:bookmarkEnd w:id="206"/>
-    <w:bookmarkStart w:id="211" w:name="workflows"/>
+    <w:bookmarkEnd w:id="207"/>
+    <w:bookmarkStart w:id="212" w:name="workflows"/>
     <w:p>
       <w:pPr>
         <w:pStyle w:val="Heading3"/>
@@ -13567,7 +13578,7 @@
         <w:t xml:space="preserve">8.2.7 Workflows</w:t>
       </w:r>
     </w:p>
-    <w:bookmarkStart w:id="210" w:name="X9992dbdca38798687025ab1100a6897f17837b4"/>
+    <w:bookmarkStart w:id="211" w:name="X9992dbdca38798687025ab1100a6897f17837b4"/>
     <w:p>
       <w:pPr>
         <w:pStyle w:val="Heading4"/>
@@ -13602,20 +13613,6 @@
       </w:pPr>
       <w:r>
         <w:t xml:space="preserve">Multiple commits show ongoing development of data ingestion, harmonization, and visualization workflows (</w:t>
-      </w:r>
-      <w:hyperlink r:id="rId207">
-        <w:r>
-          <w:rPr>
-            <w:rStyle w:val="Hyperlink"/>
-          </w:rPr>
-          <w:t xml:space="preserve">commit</w:t>
-        </w:r>
-      </w:hyperlink>
-      <w:r>
-        <w:t xml:space="preserve">,</w:t>
-      </w:r>
-      <w:r>
-        <w:t xml:space="preserve"> </w:t>
       </w:r>
       <w:hyperlink r:id="rId208">
         <w:r>
@@ -13626,6 +13623,20 @@
         </w:r>
       </w:hyperlink>
       <w:r>
+        <w:t xml:space="preserve">,</w:t>
+      </w:r>
+      <w:r>
+        <w:t xml:space="preserve"> </w:t>
+      </w:r>
+      <w:hyperlink r:id="rId209">
+        <w:r>
+          <w:rPr>
+            <w:rStyle w:val="Hyperlink"/>
+          </w:rPr>
+          <w:t xml:space="preserve">commit</w:t>
+        </w:r>
+      </w:hyperlink>
+      <w:r>
         <w:t xml:space="preserve">).</w:t>
       </w:r>
     </w:p>
@@ -13656,7 +13667,7 @@
       <w:r>
         <w:t xml:space="preserve">Registering datasets with ODIS (using JSON-LD) for broader interoperability (</w:t>
       </w:r>
-      <w:hyperlink r:id="rId209">
+      <w:hyperlink r:id="rId210">
         <w:r>
           <w:rPr>
             <w:rStyle w:val="Hyperlink"/>
@@ -13731,9 +13742,9 @@
         </w:pict>
       </w:r>
     </w:p>
-    <w:bookmarkEnd w:id="210"/>
     <w:bookmarkEnd w:id="211"/>
-    <w:bookmarkStart w:id="215" w:name="key-themes-impact"/>
+    <w:bookmarkEnd w:id="212"/>
+    <w:bookmarkStart w:id="216" w:name="key-themes-impact"/>
     <w:p>
       <w:pPr>
         <w:pStyle w:val="Heading3"/>
@@ -13742,7 +13753,7 @@
         <w:t xml:space="preserve">8.2.8 Key Themes &amp; Impact</w:t>
       </w:r>
     </w:p>
-    <w:bookmarkStart w:id="212" w:name="integration-interoperability"/>
+    <w:bookmarkStart w:id="213" w:name="integration-interoperability"/>
     <w:p>
       <w:pPr>
         <w:pStyle w:val="Heading4"/>
@@ -13775,8 +13786,8 @@
         <w:t xml:space="preserve">Enhanced interoperability through ODIS registration and harmonized workflows.</w:t>
       </w:r>
     </w:p>
-    <w:bookmarkEnd w:id="212"/>
-    <w:bookmarkStart w:id="213" w:name="data-accessibility-usability"/>
+    <w:bookmarkEnd w:id="213"/>
+    <w:bookmarkStart w:id="214" w:name="data-accessibility-usability"/>
     <w:p>
       <w:pPr>
         <w:pStyle w:val="Heading4"/>
@@ -13809,8 +13820,8 @@
         <w:t xml:space="preserve">Expanded support for spatial management areas and ecological datasets.</w:t>
       </w:r>
     </w:p>
-    <w:bookmarkEnd w:id="213"/>
-    <w:bookmarkStart w:id="214" w:name="infrastructure-sustainability"/>
+    <w:bookmarkEnd w:id="214"/>
+    <w:bookmarkStart w:id="215" w:name="infrastructure-sustainability"/>
     <w:p>
       <w:pPr>
         <w:pStyle w:val="Heading4"/>
@@ -13838,9 +13849,9 @@
         </w:pict>
       </w:r>
     </w:p>
-    <w:bookmarkEnd w:id="214"/>
     <w:bookmarkEnd w:id="215"/>
-    <w:bookmarkStart w:id="217" w:name="for-more-details"/>
+    <w:bookmarkEnd w:id="216"/>
+    <w:bookmarkStart w:id="218" w:name="for-more-details"/>
     <w:p>
       <w:pPr>
         <w:pStyle w:val="Heading3"/>
@@ -13878,7 +13889,7 @@
       <w:r>
         <w:t xml:space="preserve"> </w:t>
       </w:r>
-      <w:hyperlink r:id="rId216">
+      <w:hyperlink r:id="rId217">
         <w:r>
           <w:rPr>
             <w:rStyle w:val="Hyperlink"/>
@@ -13893,10 +13904,10 @@
         <w:t xml:space="preserve">and filter by year.</w:t>
       </w:r>
     </w:p>
-    <w:bookmarkEnd w:id="217"/>
     <w:bookmarkEnd w:id="218"/>
     <w:bookmarkEnd w:id="219"/>
-    <w:bookmarkStart w:id="228" w:name="references"/>
+    <w:bookmarkEnd w:id="220"/>
+    <w:bookmarkStart w:id="229" w:name="references"/>
     <w:p>
       <w:pPr>
         <w:pStyle w:val="Heading1"/>
@@ -13905,7 +13916,7 @@
         <w:t xml:space="preserve">9. References</w:t>
       </w:r>
     </w:p>
-    <w:bookmarkStart w:id="227" w:name="r-packages"/>
+    <w:bookmarkStart w:id="228" w:name="r-packages"/>
     <w:p>
       <w:pPr>
         <w:pStyle w:val="Heading2"/>
@@ -14001,8 +14012,8 @@
         <w:t xml:space="preserve">)</w:t>
       </w:r>
     </w:p>
-    <w:bookmarkStart w:id="226" w:name="refs"/>
-    <w:bookmarkStart w:id="221" w:name="ref-R-quarto"/>
+    <w:bookmarkStart w:id="227" w:name="refs"/>
+    <w:bookmarkStart w:id="222" w:name="ref-R-quarto"/>
     <w:p>
       <w:pPr>
         <w:pStyle w:val="Bibliography"/>
@@ -14026,7 +14037,7 @@
       <w:r>
         <w:t xml:space="preserve"> </w:t>
       </w:r>
-      <w:hyperlink r:id="rId220">
+      <w:hyperlink r:id="rId221">
         <w:r>
           <w:rPr>
             <w:rStyle w:val="Hyperlink"/>
@@ -14038,8 +14049,8 @@
         <w:t xml:space="preserve">.</w:t>
       </w:r>
     </w:p>
-    <w:bookmarkEnd w:id="221"/>
-    <w:bookmarkStart w:id="223" w:name="ref-R-shiny"/>
+    <w:bookmarkEnd w:id="222"/>
+    <w:bookmarkStart w:id="224" w:name="ref-R-shiny"/>
     <w:p>
       <w:pPr>
         <w:pStyle w:val="Bibliography"/>
@@ -14063,7 +14074,7 @@
       <w:r>
         <w:t xml:space="preserve"> </w:t>
       </w:r>
-      <w:hyperlink r:id="rId222">
+      <w:hyperlink r:id="rId223">
         <w:r>
           <w:rPr>
             <w:rStyle w:val="Hyperlink"/>
@@ -14075,8 +14086,8 @@
         <w:t xml:space="preserve">.</w:t>
       </w:r>
     </w:p>
-    <w:bookmarkEnd w:id="223"/>
-    <w:bookmarkStart w:id="225" w:name="ref-R-plumber"/>
+    <w:bookmarkEnd w:id="224"/>
+    <w:bookmarkStart w:id="226" w:name="ref-R-plumber"/>
     <w:p>
       <w:pPr>
         <w:pStyle w:val="Bibliography"/>
@@ -14100,7 +14111,7 @@
       <w:r>
         <w:t xml:space="preserve"> </w:t>
       </w:r>
-      <w:hyperlink r:id="rId224">
+      <w:hyperlink r:id="rId225">
         <w:r>
           <w:rPr>
             <w:rStyle w:val="Hyperlink"/>
@@ -14112,10 +14123,10 @@
         <w:t xml:space="preserve">.</w:t>
       </w:r>
     </w:p>
-    <w:bookmarkEnd w:id="225"/>
     <w:bookmarkEnd w:id="226"/>
     <w:bookmarkEnd w:id="227"/>
     <w:bookmarkEnd w:id="228"/>
+    <w:bookmarkEnd w:id="229"/>
     <w:sectPr>
       <w:footnotePr>
         <w:numRestart w:val="eachSect"/>

--- a/CalCOFI.io.docx
+++ b/CalCOFI.io.docx
@@ -39,7 +39,7 @@
         <w:pStyle w:val="Date"/>
       </w:pPr>
       <w:r>
-        <w:t xml:space="preserve">2026-04-29</w:t>
+        <w:t xml:space="preserve">2026-05-07</w:t>
       </w:r>
     </w:p>
     <w:sdt>

--- a/CalCOFI.io.docx
+++ b/CalCOFI.io.docx
@@ -39,7 +39,7 @@
         <w:pStyle w:val="Date"/>
       </w:pPr>
       <w:r>
-        <w:t xml:space="preserve">2026-05-15</w:t>
+        <w:t xml:space="preserve">2026-05-17</w:t>
       </w:r>
     </w:p>
     <w:sdt>
@@ -9057,7 +9057,7 @@
     </w:p>
     <w:bookmarkEnd w:id="123"/>
     <w:bookmarkEnd w:id="124"/>
-    <w:bookmarkStart w:id="140" w:name="data-access"/>
+    <w:bookmarkStart w:id="144" w:name="data-access"/>
     <w:p>
       <w:pPr>
         <w:pStyle w:val="Heading1"/>
@@ -11344,13 +11344,13 @@
       </w:r>
     </w:p>
     <w:bookmarkEnd w:id="134"/>
-    <w:bookmarkStart w:id="135" w:name="reproducibility"/>
+    <w:bookmarkStart w:id="137" w:name="from-your-browser"/>
     <w:p>
       <w:pPr>
         <w:pStyle w:val="Heading2"/>
       </w:pPr>
       <w:r>
-        <w:t xml:space="preserve">6.7 Reproducibility</w:t>
+        <w:t xml:space="preserve">6.7 From your browser</w:t>
       </w:r>
     </w:p>
     <w:p>
@@ -11358,13 +11358,23 @@
         <w:pStyle w:val="FirstParagraph"/>
       </w:pPr>
       <w:r>
-        <w:t xml:space="preserve">Because every query is plain SQL against immutable, versioned, public Parquet,</w:t>
-      </w:r>
-      <w:r>
-        <w:t xml:space="preserve"> </w:t>
-      </w:r>
-      <w:r>
-        <w:t xml:space="preserve">a CalCOFI result is</w:t>
+        <w:t xml:space="preserve">DuckDB compiles to WebAssembly, so the</w:t>
+      </w:r>
+      <w:r>
+        <w:t xml:space="preserve"> </w:t>
+      </w:r>
+      <w:r>
+        <w:rPr>
+          <w:i/>
+          <w:iCs/>
+        </w:rPr>
+        <w:t xml:space="preserve">same engine</w:t>
+      </w:r>
+      <w:r>
+        <w:t xml:space="preserve"> </w:t>
+      </w:r>
+      <w:r>
+        <w:t xml:space="preserve">runs</w:t>
       </w:r>
       <w:r>
         <w:t xml:space="preserve"> </w:t>
@@ -11374,13 +11384,111 @@
           <w:b/>
           <w:bCs/>
         </w:rPr>
-        <w:t xml:space="preserve">reproducible by anyone</w:t>
-      </w:r>
-      <w:r>
-        <w:t xml:space="preserve"> </w:t>
-      </w:r>
-      <w:r>
-        <w:t xml:space="preserve">— pin the</w:t>
+        <w:t xml:space="preserve">client-side in your</w:t>
+      </w:r>
+      <w:r>
+        <w:rPr>
+          <w:b/>
+          <w:bCs/>
+        </w:rPr>
+        <w:t xml:space="preserve"> </w:t>
+      </w:r>
+      <w:r>
+        <w:rPr>
+          <w:b/>
+          <w:bCs/>
+        </w:rPr>
+        <w:t xml:space="preserve">browser</w:t>
+      </w:r>
+      <w:r>
+        <w:t xml:space="preserve"> </w:t>
+      </w:r>
+      <w:r>
+        <w:t xml:space="preserve">— no server, no install, no R or Python. CalCOFI ships a ready-made</w:t>
+      </w:r>
+      <w:r>
+        <w:t xml:space="preserve"> </w:t>
+      </w:r>
+      <w:r>
+        <w:t xml:space="preserve">form at</w:t>
+      </w:r>
+      <w:r>
+        <w:t xml:space="preserve"> </w:t>
+      </w:r>
+      <w:r>
+        <w:rPr>
+          <w:b/>
+          <w:bCs/>
+        </w:rPr>
+        <w:t xml:space="preserve">→</w:t>
+      </w:r>
+      <w:r>
+        <w:rPr>
+          <w:b/>
+          <w:bCs/>
+        </w:rPr>
+        <w:t xml:space="preserve"> </w:t>
+      </w:r>
+      <w:hyperlink r:id="rId135">
+        <w:r>
+          <w:rPr>
+            <w:rStyle w:val="Hyperlink"/>
+            <w:b/>
+            <w:bCs/>
+          </w:rPr>
+          <w:t xml:space="preserve">Open the CalCOFI Match app</w:t>
+        </w:r>
+      </w:hyperlink>
+      <w:r>
+        <w:t xml:space="preserve"> </w:t>
+      </w:r>
+      <w:r>
+        <w:t xml:space="preserve">that wraps the three retired</w:t>
+      </w:r>
+      <w:r>
+        <w:t xml:space="preserve"> </w:t>
+      </w:r>
+      <w:r>
+        <w:t xml:space="preserve">bio↔env Plumber endpoints (and a free-form SQL shell): pick a function, fill</w:t>
+      </w:r>
+      <w:r>
+        <w:t xml:space="preserve"> </w:t>
+      </w:r>
+      <w:r>
+        <w:t xml:space="preserve">the form, click</w:t>
+      </w:r>
+      <w:r>
+        <w:t xml:space="preserve"> </w:t>
+      </w:r>
+      <w:r>
+        <w:rPr>
+          <w:b/>
+          <w:bCs/>
+        </w:rPr>
+        <w:t xml:space="preserve">Run</w:t>
+      </w:r>
+      <w:r>
+        <w:t xml:space="preserve">, and a Chromium / Firefox / Safari worker thread</w:t>
+      </w:r>
+      <w:r>
+        <w:t xml:space="preserve"> </w:t>
+      </w:r>
+      <w:r>
+        <w:t xml:space="preserve">fetches Parquet range-by-range over HTTPS and joins them in-browser.</w:t>
+      </w:r>
+    </w:p>
+    <w:p>
+      <w:pPr>
+        <w:pStyle w:val="BodyText"/>
+      </w:pPr>
+      <w:r>
+        <w:t xml:space="preserve">To embed DuckDB-WASM in your own page, the boilerplate is about 15 lines —</w:t>
+      </w:r>
+      <w:r>
+        <w:t xml:space="preserve"> </w:t>
+      </w:r>
+      <w:r>
+        <w:t xml:space="preserve">load the bundle from a CDN, instantiate,</w:t>
       </w:r>
       <w:r>
         <w:t xml:space="preserve"> </w:t>
@@ -11389,27 +11497,1067 @@
         <w:rPr>
           <w:rStyle w:val="VerbatimChar"/>
         </w:rPr>
-        <w:t xml:space="preserve">{version}</w:t>
-      </w:r>
-      <w:r>
-        <w:t xml:space="preserve"> </w:t>
-      </w:r>
-      <w:r>
-        <w:t xml:space="preserve">and re-run</w:t>
-      </w:r>
-      <w:r>
-        <w:t xml:space="preserve"> </w:t>
-      </w:r>
-      <w:r>
-        <w:t xml:space="preserve">the SQL.</w:t>
-      </w:r>
-    </w:p>
-    <w:p>
-      <w:pPr>
-        <w:pStyle w:val="BodyText"/>
-      </w:pPr>
-      <w:r>
-        <w:t xml:space="preserve">The</w:t>
+        <w:t xml:space="preserve">INSTALL httpfs</w:t>
+      </w:r>
+      <w:r>
+        <w:t xml:space="preserve"> </w:t>
+      </w:r>
+      <w:r>
+        <w:t xml:space="preserve">and you’re ready:</w:t>
+      </w:r>
+    </w:p>
+    <w:p>
+      <w:pPr>
+        <w:pStyle w:val="SourceCode"/>
+      </w:pPr>
+      <w:r>
+        <w:rPr>
+          <w:rStyle w:val="DataTypeTok"/>
+        </w:rPr>
+        <w:t xml:space="preserve">&lt;</w:t>
+      </w:r>
+      <w:r>
+        <w:rPr>
+          <w:rStyle w:val="KeywordTok"/>
+        </w:rPr>
+        <w:t xml:space="preserve">script</w:t>
+      </w:r>
+      <w:r>
+        <w:rPr>
+          <w:rStyle w:val="OtherTok"/>
+        </w:rPr>
+        <w:t xml:space="preserve"> type=</w:t>
+      </w:r>
+      <w:r>
+        <w:rPr>
+          <w:rStyle w:val="StringTok"/>
+        </w:rPr>
+        <w:t xml:space="preserve">"module"</w:t>
+      </w:r>
+      <w:r>
+        <w:rPr>
+          <w:rStyle w:val="DataTypeTok"/>
+        </w:rPr>
+        <w:t xml:space="preserve">&gt;</w:t>
+      </w:r>
+      <w:r>
+        <w:br/>
+      </w:r>
+      <w:r>
+        <w:rPr>
+          <w:rStyle w:val="NormalTok"/>
+        </w:rPr>
+        <w:t xml:space="preserve">  </w:t>
+      </w:r>
+      <w:r>
+        <w:rPr>
+          <w:rStyle w:val="ImportTok"/>
+        </w:rPr>
+        <w:t xml:space="preserve">import</w:t>
+      </w:r>
+      <w:r>
+        <w:rPr>
+          <w:rStyle w:val="NormalTok"/>
+        </w:rPr>
+        <w:t xml:space="preserve"> </w:t>
+      </w:r>
+      <w:r>
+        <w:rPr>
+          <w:rStyle w:val="OperatorTok"/>
+        </w:rPr>
+        <w:t xml:space="preserve">*</w:t>
+      </w:r>
+      <w:r>
+        <w:rPr>
+          <w:rStyle w:val="NormalTok"/>
+        </w:rPr>
+        <w:t xml:space="preserve"> </w:t>
+      </w:r>
+      <w:r>
+        <w:rPr>
+          <w:rStyle w:val="ImportTok"/>
+        </w:rPr>
+        <w:t xml:space="preserve">as</w:t>
+      </w:r>
+      <w:r>
+        <w:rPr>
+          <w:rStyle w:val="NormalTok"/>
+        </w:rPr>
+        <w:t xml:space="preserve"> duckdb </w:t>
+      </w:r>
+      <w:r>
+        <w:rPr>
+          <w:rStyle w:val="ImportTok"/>
+        </w:rPr>
+        <w:t xml:space="preserve">from</w:t>
+      </w:r>
+      <w:r>
+        <w:rPr>
+          <w:rStyle w:val="NormalTok"/>
+        </w:rPr>
+        <w:t xml:space="preserve"> </w:t>
+      </w:r>
+      <w:r>
+        <w:rPr>
+          <w:rStyle w:val="StringTok"/>
+        </w:rPr>
+        <w:t xml:space="preserve">"https://cdn.jsdelivr.net/npm/@duckdb/duckdb-wasm@1.29.0/+esm"</w:t>
+      </w:r>
+      <w:r>
+        <w:rPr>
+          <w:rStyle w:val="OperatorTok"/>
+        </w:rPr>
+        <w:t xml:space="preserve">;</w:t>
+      </w:r>
+      <w:r>
+        <w:br/>
+      </w:r>
+      <w:r>
+        <w:br/>
+      </w:r>
+      <w:r>
+        <w:rPr>
+          <w:rStyle w:val="NormalTok"/>
+        </w:rPr>
+        <w:t xml:space="preserve">  </w:t>
+      </w:r>
+      <w:r>
+        <w:rPr>
+          <w:rStyle w:val="KeywordTok"/>
+        </w:rPr>
+        <w:t xml:space="preserve">const</w:t>
+      </w:r>
+      <w:r>
+        <w:rPr>
+          <w:rStyle w:val="NormalTok"/>
+        </w:rPr>
+        <w:t xml:space="preserve"> bundles </w:t>
+      </w:r>
+      <w:r>
+        <w:rPr>
+          <w:rStyle w:val="OperatorTok"/>
+        </w:rPr>
+        <w:t xml:space="preserve">=</w:t>
+      </w:r>
+      <w:r>
+        <w:rPr>
+          <w:rStyle w:val="NormalTok"/>
+        </w:rPr>
+        <w:t xml:space="preserve"> duckdb</w:t>
+      </w:r>
+      <w:r>
+        <w:rPr>
+          <w:rStyle w:val="OperatorTok"/>
+        </w:rPr>
+        <w:t xml:space="preserve">.</w:t>
+      </w:r>
+      <w:r>
+        <w:rPr>
+          <w:rStyle w:val="FunctionTok"/>
+        </w:rPr>
+        <w:t xml:space="preserve">getJsDelivrBundles</w:t>
+      </w:r>
+      <w:r>
+        <w:rPr>
+          <w:rStyle w:val="NormalTok"/>
+        </w:rPr>
+        <w:t xml:space="preserve">()</w:t>
+      </w:r>
+      <w:r>
+        <w:rPr>
+          <w:rStyle w:val="OperatorTok"/>
+        </w:rPr>
+        <w:t xml:space="preserve">;</w:t>
+      </w:r>
+      <w:r>
+        <w:br/>
+      </w:r>
+      <w:r>
+        <w:rPr>
+          <w:rStyle w:val="NormalTok"/>
+        </w:rPr>
+        <w:t xml:space="preserve">  </w:t>
+      </w:r>
+      <w:r>
+        <w:rPr>
+          <w:rStyle w:val="KeywordTok"/>
+        </w:rPr>
+        <w:t xml:space="preserve">const</w:t>
+      </w:r>
+      <w:r>
+        <w:rPr>
+          <w:rStyle w:val="NormalTok"/>
+        </w:rPr>
+        <w:t xml:space="preserve"> bundle  </w:t>
+      </w:r>
+      <w:r>
+        <w:rPr>
+          <w:rStyle w:val="OperatorTok"/>
+        </w:rPr>
+        <w:t xml:space="preserve">=</w:t>
+      </w:r>
+      <w:r>
+        <w:rPr>
+          <w:rStyle w:val="NormalTok"/>
+        </w:rPr>
+        <w:t xml:space="preserve"> </w:t>
+      </w:r>
+      <w:r>
+        <w:rPr>
+          <w:rStyle w:val="ControlFlowTok"/>
+        </w:rPr>
+        <w:t xml:space="preserve">await</w:t>
+      </w:r>
+      <w:r>
+        <w:rPr>
+          <w:rStyle w:val="NormalTok"/>
+        </w:rPr>
+        <w:t xml:space="preserve"> duckdb</w:t>
+      </w:r>
+      <w:r>
+        <w:rPr>
+          <w:rStyle w:val="OperatorTok"/>
+        </w:rPr>
+        <w:t xml:space="preserve">.</w:t>
+      </w:r>
+      <w:r>
+        <w:rPr>
+          <w:rStyle w:val="FunctionTok"/>
+        </w:rPr>
+        <w:t xml:space="preserve">selectBundle</w:t>
+      </w:r>
+      <w:r>
+        <w:rPr>
+          <w:rStyle w:val="NormalTok"/>
+        </w:rPr>
+        <w:t xml:space="preserve">(bundles)</w:t>
+      </w:r>
+      <w:r>
+        <w:rPr>
+          <w:rStyle w:val="OperatorTok"/>
+        </w:rPr>
+        <w:t xml:space="preserve">;</w:t>
+      </w:r>
+      <w:r>
+        <w:br/>
+      </w:r>
+      <w:r>
+        <w:rPr>
+          <w:rStyle w:val="NormalTok"/>
+        </w:rPr>
+        <w:t xml:space="preserve">  </w:t>
+      </w:r>
+      <w:r>
+        <w:rPr>
+          <w:rStyle w:val="KeywordTok"/>
+        </w:rPr>
+        <w:t xml:space="preserve">const</w:t>
+      </w:r>
+      <w:r>
+        <w:rPr>
+          <w:rStyle w:val="NormalTok"/>
+        </w:rPr>
+        <w:t xml:space="preserve"> worker  </w:t>
+      </w:r>
+      <w:r>
+        <w:rPr>
+          <w:rStyle w:val="OperatorTok"/>
+        </w:rPr>
+        <w:t xml:space="preserve">=</w:t>
+      </w:r>
+      <w:r>
+        <w:rPr>
+          <w:rStyle w:val="NormalTok"/>
+        </w:rPr>
+        <w:t xml:space="preserve"> </w:t>
+      </w:r>
+      <w:r>
+        <w:rPr>
+          <w:rStyle w:val="ControlFlowTok"/>
+        </w:rPr>
+        <w:t xml:space="preserve">await</w:t>
+      </w:r>
+      <w:r>
+        <w:rPr>
+          <w:rStyle w:val="NormalTok"/>
+        </w:rPr>
+        <w:t xml:space="preserve"> duckdb</w:t>
+      </w:r>
+      <w:r>
+        <w:rPr>
+          <w:rStyle w:val="OperatorTok"/>
+        </w:rPr>
+        <w:t xml:space="preserve">.</w:t>
+      </w:r>
+      <w:r>
+        <w:rPr>
+          <w:rStyle w:val="FunctionTok"/>
+        </w:rPr>
+        <w:t xml:space="preserve">createWorker</w:t>
+      </w:r>
+      <w:r>
+        <w:rPr>
+          <w:rStyle w:val="NormalTok"/>
+        </w:rPr>
+        <w:t xml:space="preserve">(bundle</w:t>
+      </w:r>
+      <w:r>
+        <w:rPr>
+          <w:rStyle w:val="OperatorTok"/>
+        </w:rPr>
+        <w:t xml:space="preserve">.</w:t>
+      </w:r>
+      <w:r>
+        <w:rPr>
+          <w:rStyle w:val="AttributeTok"/>
+        </w:rPr>
+        <w:t xml:space="preserve">mainWorker</w:t>
+      </w:r>
+      <w:r>
+        <w:rPr>
+          <w:rStyle w:val="NormalTok"/>
+        </w:rPr>
+        <w:t xml:space="preserve">)</w:t>
+      </w:r>
+      <w:r>
+        <w:rPr>
+          <w:rStyle w:val="OperatorTok"/>
+        </w:rPr>
+        <w:t xml:space="preserve">;</w:t>
+      </w:r>
+      <w:r>
+        <w:br/>
+      </w:r>
+      <w:r>
+        <w:rPr>
+          <w:rStyle w:val="NormalTok"/>
+        </w:rPr>
+        <w:t xml:space="preserve">  </w:t>
+      </w:r>
+      <w:r>
+        <w:rPr>
+          <w:rStyle w:val="KeywordTok"/>
+        </w:rPr>
+        <w:t xml:space="preserve">const</w:t>
+      </w:r>
+      <w:r>
+        <w:rPr>
+          <w:rStyle w:val="NormalTok"/>
+        </w:rPr>
+        <w:t xml:space="preserve"> db      </w:t>
+      </w:r>
+      <w:r>
+        <w:rPr>
+          <w:rStyle w:val="OperatorTok"/>
+        </w:rPr>
+        <w:t xml:space="preserve">=</w:t>
+      </w:r>
+      <w:r>
+        <w:rPr>
+          <w:rStyle w:val="NormalTok"/>
+        </w:rPr>
+        <w:t xml:space="preserve"> </w:t>
+      </w:r>
+      <w:r>
+        <w:rPr>
+          <w:rStyle w:val="KeywordTok"/>
+        </w:rPr>
+        <w:t xml:space="preserve">new</w:t>
+      </w:r>
+      <w:r>
+        <w:rPr>
+          <w:rStyle w:val="NormalTok"/>
+        </w:rPr>
+        <w:t xml:space="preserve"> duckdb</w:t>
+      </w:r>
+      <w:r>
+        <w:rPr>
+          <w:rStyle w:val="OperatorTok"/>
+        </w:rPr>
+        <w:t xml:space="preserve">.</w:t>
+      </w:r>
+      <w:r>
+        <w:rPr>
+          <w:rStyle w:val="FunctionTok"/>
+        </w:rPr>
+        <w:t xml:space="preserve">AsyncDuckDB</w:t>
+      </w:r>
+      <w:r>
+        <w:rPr>
+          <w:rStyle w:val="NormalTok"/>
+        </w:rPr>
+        <w:t xml:space="preserve">(</w:t>
+      </w:r>
+      <w:r>
+        <w:rPr>
+          <w:rStyle w:val="KeywordTok"/>
+        </w:rPr>
+        <w:t xml:space="preserve">new</w:t>
+      </w:r>
+      <w:r>
+        <w:rPr>
+          <w:rStyle w:val="NormalTok"/>
+        </w:rPr>
+        <w:t xml:space="preserve"> duckdb</w:t>
+      </w:r>
+      <w:r>
+        <w:rPr>
+          <w:rStyle w:val="OperatorTok"/>
+        </w:rPr>
+        <w:t xml:space="preserve">.</w:t>
+      </w:r>
+      <w:r>
+        <w:rPr>
+          <w:rStyle w:val="FunctionTok"/>
+        </w:rPr>
+        <w:t xml:space="preserve">ConsoleLogger</w:t>
+      </w:r>
+      <w:r>
+        <w:rPr>
+          <w:rStyle w:val="NormalTok"/>
+        </w:rPr>
+        <w:t xml:space="preserve">()</w:t>
+      </w:r>
+      <w:r>
+        <w:rPr>
+          <w:rStyle w:val="OperatorTok"/>
+        </w:rPr>
+        <w:t xml:space="preserve">,</w:t>
+      </w:r>
+      <w:r>
+        <w:rPr>
+          <w:rStyle w:val="NormalTok"/>
+        </w:rPr>
+        <w:t xml:space="preserve"> worker)</w:t>
+      </w:r>
+      <w:r>
+        <w:rPr>
+          <w:rStyle w:val="OperatorTok"/>
+        </w:rPr>
+        <w:t xml:space="preserve">;</w:t>
+      </w:r>
+      <w:r>
+        <w:br/>
+      </w:r>
+      <w:r>
+        <w:rPr>
+          <w:rStyle w:val="NormalTok"/>
+        </w:rPr>
+        <w:t xml:space="preserve">  </w:t>
+      </w:r>
+      <w:r>
+        <w:rPr>
+          <w:rStyle w:val="ControlFlowTok"/>
+        </w:rPr>
+        <w:t xml:space="preserve">await</w:t>
+      </w:r>
+      <w:r>
+        <w:rPr>
+          <w:rStyle w:val="NormalTok"/>
+        </w:rPr>
+        <w:t xml:space="preserve"> db</w:t>
+      </w:r>
+      <w:r>
+        <w:rPr>
+          <w:rStyle w:val="OperatorTok"/>
+        </w:rPr>
+        <w:t xml:space="preserve">.</w:t>
+      </w:r>
+      <w:r>
+        <w:rPr>
+          <w:rStyle w:val="FunctionTok"/>
+        </w:rPr>
+        <w:t xml:space="preserve">instantiate</w:t>
+      </w:r>
+      <w:r>
+        <w:rPr>
+          <w:rStyle w:val="NormalTok"/>
+        </w:rPr>
+        <w:t xml:space="preserve">(bundle</w:t>
+      </w:r>
+      <w:r>
+        <w:rPr>
+          <w:rStyle w:val="OperatorTok"/>
+        </w:rPr>
+        <w:t xml:space="preserve">.</w:t>
+      </w:r>
+      <w:r>
+        <w:rPr>
+          <w:rStyle w:val="AttributeTok"/>
+        </w:rPr>
+        <w:t xml:space="preserve">mainModule</w:t>
+      </w:r>
+      <w:r>
+        <w:rPr>
+          <w:rStyle w:val="OperatorTok"/>
+        </w:rPr>
+        <w:t xml:space="preserve">,</w:t>
+      </w:r>
+      <w:r>
+        <w:rPr>
+          <w:rStyle w:val="NormalTok"/>
+        </w:rPr>
+        <w:t xml:space="preserve"> bundle</w:t>
+      </w:r>
+      <w:r>
+        <w:rPr>
+          <w:rStyle w:val="OperatorTok"/>
+        </w:rPr>
+        <w:t xml:space="preserve">.</w:t>
+      </w:r>
+      <w:r>
+        <w:rPr>
+          <w:rStyle w:val="AttributeTok"/>
+        </w:rPr>
+        <w:t xml:space="preserve">pthreadWorker</w:t>
+      </w:r>
+      <w:r>
+        <w:rPr>
+          <w:rStyle w:val="NormalTok"/>
+        </w:rPr>
+        <w:t xml:space="preserve">)</w:t>
+      </w:r>
+      <w:r>
+        <w:rPr>
+          <w:rStyle w:val="OperatorTok"/>
+        </w:rPr>
+        <w:t xml:space="preserve">;</w:t>
+      </w:r>
+      <w:r>
+        <w:br/>
+      </w:r>
+      <w:r>
+        <w:rPr>
+          <w:rStyle w:val="NormalTok"/>
+        </w:rPr>
+        <w:t xml:space="preserve">  </w:t>
+      </w:r>
+      <w:r>
+        <w:rPr>
+          <w:rStyle w:val="KeywordTok"/>
+        </w:rPr>
+        <w:t xml:space="preserve">const</w:t>
+      </w:r>
+      <w:r>
+        <w:rPr>
+          <w:rStyle w:val="NormalTok"/>
+        </w:rPr>
+        <w:t xml:space="preserve"> conn </w:t>
+      </w:r>
+      <w:r>
+        <w:rPr>
+          <w:rStyle w:val="OperatorTok"/>
+        </w:rPr>
+        <w:t xml:space="preserve">=</w:t>
+      </w:r>
+      <w:r>
+        <w:rPr>
+          <w:rStyle w:val="NormalTok"/>
+        </w:rPr>
+        <w:t xml:space="preserve"> </w:t>
+      </w:r>
+      <w:r>
+        <w:rPr>
+          <w:rStyle w:val="ControlFlowTok"/>
+        </w:rPr>
+        <w:t xml:space="preserve">await</w:t>
+      </w:r>
+      <w:r>
+        <w:rPr>
+          <w:rStyle w:val="NormalTok"/>
+        </w:rPr>
+        <w:t xml:space="preserve"> db</w:t>
+      </w:r>
+      <w:r>
+        <w:rPr>
+          <w:rStyle w:val="OperatorTok"/>
+        </w:rPr>
+        <w:t xml:space="preserve">.</w:t>
+      </w:r>
+      <w:r>
+        <w:rPr>
+          <w:rStyle w:val="FunctionTok"/>
+        </w:rPr>
+        <w:t xml:space="preserve">connect</w:t>
+      </w:r>
+      <w:r>
+        <w:rPr>
+          <w:rStyle w:val="NormalTok"/>
+        </w:rPr>
+        <w:t xml:space="preserve">()</w:t>
+      </w:r>
+      <w:r>
+        <w:rPr>
+          <w:rStyle w:val="OperatorTok"/>
+        </w:rPr>
+        <w:t xml:space="preserve">;</w:t>
+      </w:r>
+      <w:r>
+        <w:br/>
+      </w:r>
+      <w:r>
+        <w:rPr>
+          <w:rStyle w:val="NormalTok"/>
+        </w:rPr>
+        <w:t xml:space="preserve">  </w:t>
+      </w:r>
+      <w:r>
+        <w:rPr>
+          <w:rStyle w:val="ControlFlowTok"/>
+        </w:rPr>
+        <w:t xml:space="preserve">await</w:t>
+      </w:r>
+      <w:r>
+        <w:rPr>
+          <w:rStyle w:val="NormalTok"/>
+        </w:rPr>
+        <w:t xml:space="preserve"> conn</w:t>
+      </w:r>
+      <w:r>
+        <w:rPr>
+          <w:rStyle w:val="OperatorTok"/>
+        </w:rPr>
+        <w:t xml:space="preserve">.</w:t>
+      </w:r>
+      <w:r>
+        <w:rPr>
+          <w:rStyle w:val="FunctionTok"/>
+        </w:rPr>
+        <w:t xml:space="preserve">query</w:t>
+      </w:r>
+      <w:r>
+        <w:rPr>
+          <w:rStyle w:val="NormalTok"/>
+        </w:rPr>
+        <w:t xml:space="preserve">(</w:t>
+      </w:r>
+      <w:r>
+        <w:rPr>
+          <w:rStyle w:val="StringTok"/>
+        </w:rPr>
+        <w:t xml:space="preserve">"INSTALL httpfs; LOAD httpfs;"</w:t>
+      </w:r>
+      <w:r>
+        <w:rPr>
+          <w:rStyle w:val="NormalTok"/>
+        </w:rPr>
+        <w:t xml:space="preserve">)</w:t>
+      </w:r>
+      <w:r>
+        <w:rPr>
+          <w:rStyle w:val="OperatorTok"/>
+        </w:rPr>
+        <w:t xml:space="preserve">;</w:t>
+      </w:r>
+      <w:r>
+        <w:br/>
+      </w:r>
+      <w:r>
+        <w:rPr>
+          <w:rStyle w:val="NormalTok"/>
+        </w:rPr>
+        <w:t xml:space="preserve">  </w:t>
+      </w:r>
+      <w:r>
+        <w:rPr>
+          <w:rStyle w:val="ControlFlowTok"/>
+        </w:rPr>
+        <w:t xml:space="preserve">await</w:t>
+      </w:r>
+      <w:r>
+        <w:rPr>
+          <w:rStyle w:val="NormalTok"/>
+        </w:rPr>
+        <w:t xml:space="preserve"> conn</w:t>
+      </w:r>
+      <w:r>
+        <w:rPr>
+          <w:rStyle w:val="OperatorTok"/>
+        </w:rPr>
+        <w:t xml:space="preserve">.</w:t>
+      </w:r>
+      <w:r>
+        <w:rPr>
+          <w:rStyle w:val="FunctionTok"/>
+        </w:rPr>
+        <w:t xml:space="preserve">query</w:t>
+      </w:r>
+      <w:r>
+        <w:rPr>
+          <w:rStyle w:val="NormalTok"/>
+        </w:rPr>
+        <w:t xml:space="preserve">(</w:t>
+      </w:r>
+      <w:r>
+        <w:rPr>
+          <w:rStyle w:val="StringTok"/>
+        </w:rPr>
+        <w:t xml:space="preserve">"INSTALL spatial; LOAD spatial;"</w:t>
+      </w:r>
+      <w:r>
+        <w:rPr>
+          <w:rStyle w:val="NormalTok"/>
+        </w:rPr>
+        <w:t xml:space="preserve">)</w:t>
+      </w:r>
+      <w:r>
+        <w:rPr>
+          <w:rStyle w:val="OperatorTok"/>
+        </w:rPr>
+        <w:t xml:space="preserve">;</w:t>
+      </w:r>
+      <w:r>
+        <w:br/>
+      </w:r>
+      <w:r>
+        <w:br/>
+      </w:r>
+      <w:r>
+        <w:rPr>
+          <w:rStyle w:val="NormalTok"/>
+        </w:rPr>
+        <w:t xml:space="preserve">  </w:t>
+      </w:r>
+      <w:r>
+        <w:rPr>
+          <w:rStyle w:val="KeywordTok"/>
+        </w:rPr>
+        <w:t xml:space="preserve">const</w:t>
+      </w:r>
+      <w:r>
+        <w:rPr>
+          <w:rStyle w:val="NormalTok"/>
+        </w:rPr>
+        <w:t xml:space="preserve"> base </w:t>
+      </w:r>
+      <w:r>
+        <w:rPr>
+          <w:rStyle w:val="OperatorTok"/>
+        </w:rPr>
+        <w:t xml:space="preserve">=</w:t>
+      </w:r>
+      <w:r>
+        <w:rPr>
+          <w:rStyle w:val="NormalTok"/>
+        </w:rPr>
+        <w:t xml:space="preserve"> </w:t>
+      </w:r>
+      <w:r>
+        <w:rPr>
+          <w:rStyle w:val="StringTok"/>
+        </w:rPr>
+        <w:t xml:space="preserve">"https://storage.googleapis.com/calcofi-db/ducklake/releases/v2026.05.14/parquet"</w:t>
+      </w:r>
+      <w:r>
+        <w:rPr>
+          <w:rStyle w:val="OperatorTok"/>
+        </w:rPr>
+        <w:t xml:space="preserve">;</w:t>
+      </w:r>
+      <w:r>
+        <w:br/>
+      </w:r>
+      <w:r>
+        <w:rPr>
+          <w:rStyle w:val="NormalTok"/>
+        </w:rPr>
+        <w:t xml:space="preserve">  </w:t>
+      </w:r>
+      <w:r>
+        <w:rPr>
+          <w:rStyle w:val="KeywordTok"/>
+        </w:rPr>
+        <w:t xml:space="preserve">const</w:t>
+      </w:r>
+      <w:r>
+        <w:rPr>
+          <w:rStyle w:val="NormalTok"/>
+        </w:rPr>
+        <w:t xml:space="preserve"> result </w:t>
+      </w:r>
+      <w:r>
+        <w:rPr>
+          <w:rStyle w:val="OperatorTok"/>
+        </w:rPr>
+        <w:t xml:space="preserve">=</w:t>
+      </w:r>
+      <w:r>
+        <w:rPr>
+          <w:rStyle w:val="NormalTok"/>
+        </w:rPr>
+        <w:t xml:space="preserve"> </w:t>
+      </w:r>
+      <w:r>
+        <w:rPr>
+          <w:rStyle w:val="ControlFlowTok"/>
+        </w:rPr>
+        <w:t xml:space="preserve">await</w:t>
+      </w:r>
+      <w:r>
+        <w:rPr>
+          <w:rStyle w:val="NormalTok"/>
+        </w:rPr>
+        <w:t xml:space="preserve"> conn</w:t>
+      </w:r>
+      <w:r>
+        <w:rPr>
+          <w:rStyle w:val="OperatorTok"/>
+        </w:rPr>
+        <w:t xml:space="preserve">.</w:t>
+      </w:r>
+      <w:r>
+        <w:rPr>
+          <w:rStyle w:val="FunctionTok"/>
+        </w:rPr>
+        <w:t xml:space="preserve">query</w:t>
+      </w:r>
+      <w:r>
+        <w:rPr>
+          <w:rStyle w:val="NormalTok"/>
+        </w:rPr>
+        <w:t xml:space="preserve">(</w:t>
+      </w:r>
+      <w:r>
+        <w:rPr>
+          <w:rStyle w:val="VerbatimStringTok"/>
+        </w:rPr>
+        <w:t xml:space="preserve">`</w:t>
+      </w:r>
+      <w:r>
+        <w:br/>
+      </w:r>
+      <w:r>
+        <w:rPr>
+          <w:rStyle w:val="VerbatimStringTok"/>
+        </w:rPr>
+        <w:t xml:space="preserve">    SELECT scientific_name, common_name, worms_id</w:t>
+      </w:r>
+      <w:r>
+        <w:br/>
+      </w:r>
+      <w:r>
+        <w:rPr>
+          <w:rStyle w:val="VerbatimStringTok"/>
+        </w:rPr>
+        <w:t xml:space="preserve">    FROM read_parquet('</w:t>
+      </w:r>
+      <w:r>
+        <w:rPr>
+          <w:rStyle w:val="SpecialCharTok"/>
+        </w:rPr>
+        <w:t xml:space="preserve">${</w:t>
+      </w:r>
+      <w:r>
+        <w:rPr>
+          <w:rStyle w:val="NormalTok"/>
+        </w:rPr>
+        <w:t xml:space="preserve">base</w:t>
+      </w:r>
+      <w:r>
+        <w:rPr>
+          <w:rStyle w:val="SpecialCharTok"/>
+        </w:rPr>
+        <w:t xml:space="preserve">}</w:t>
+      </w:r>
+      <w:r>
+        <w:rPr>
+          <w:rStyle w:val="VerbatimStringTok"/>
+        </w:rPr>
+        <w:t xml:space="preserve">/species.parquet')</w:t>
+      </w:r>
+      <w:r>
+        <w:br/>
+      </w:r>
+      <w:r>
+        <w:rPr>
+          <w:rStyle w:val="VerbatimStringTok"/>
+        </w:rPr>
+        <w:t xml:space="preserve">    WHERE common_name ILIKE '%sardine%'</w:t>
+      </w:r>
+      <w:r>
+        <w:br/>
+      </w:r>
+      <w:r>
+        <w:rPr>
+          <w:rStyle w:val="VerbatimStringTok"/>
+        </w:rPr>
+        <w:t xml:space="preserve">  `</w:t>
+      </w:r>
+      <w:r>
+        <w:rPr>
+          <w:rStyle w:val="NormalTok"/>
+        </w:rPr>
+        <w:t xml:space="preserve">)</w:t>
+      </w:r>
+      <w:r>
+        <w:rPr>
+          <w:rStyle w:val="OperatorTok"/>
+        </w:rPr>
+        <w:t xml:space="preserve">;</w:t>
+      </w:r>
+      <w:r>
+        <w:br/>
+      </w:r>
+      <w:r>
+        <w:rPr>
+          <w:rStyle w:val="NormalTok"/>
+        </w:rPr>
+        <w:t xml:space="preserve">  </w:t>
+      </w:r>
+      <w:r>
+        <w:rPr>
+          <w:rStyle w:val="BuiltInTok"/>
+        </w:rPr>
+        <w:t xml:space="preserve">console</w:t>
+      </w:r>
+      <w:r>
+        <w:rPr>
+          <w:rStyle w:val="OperatorTok"/>
+        </w:rPr>
+        <w:t xml:space="preserve">.</w:t>
+      </w:r>
+      <w:r>
+        <w:rPr>
+          <w:rStyle w:val="FunctionTok"/>
+        </w:rPr>
+        <w:t xml:space="preserve">log</w:t>
+      </w:r>
+      <w:r>
+        <w:rPr>
+          <w:rStyle w:val="NormalTok"/>
+        </w:rPr>
+        <w:t xml:space="preserve">(result</w:t>
+      </w:r>
+      <w:r>
+        <w:rPr>
+          <w:rStyle w:val="OperatorTok"/>
+        </w:rPr>
+        <w:t xml:space="preserve">.</w:t>
+      </w:r>
+      <w:r>
+        <w:rPr>
+          <w:rStyle w:val="FunctionTok"/>
+        </w:rPr>
+        <w:t xml:space="preserve">toArray</w:t>
+      </w:r>
+      <w:r>
+        <w:rPr>
+          <w:rStyle w:val="NormalTok"/>
+        </w:rPr>
+        <w:t xml:space="preserve">())</w:t>
+      </w:r>
+      <w:r>
+        <w:rPr>
+          <w:rStyle w:val="OperatorTok"/>
+        </w:rPr>
+        <w:t xml:space="preserve">;</w:t>
+      </w:r>
+      <w:r>
+        <w:br/>
+      </w:r>
+      <w:r>
+        <w:rPr>
+          <w:rStyle w:val="DataTypeTok"/>
+        </w:rPr>
+        <w:t xml:space="preserve">&lt;/</w:t>
+      </w:r>
+      <w:r>
+        <w:rPr>
+          <w:rStyle w:val="KeywordTok"/>
+        </w:rPr>
+        <w:t xml:space="preserve">script</w:t>
+      </w:r>
+      <w:r>
+        <w:rPr>
+          <w:rStyle w:val="DataTypeTok"/>
+        </w:rPr>
+        <w:t xml:space="preserve">&gt;</w:t>
+      </w:r>
+    </w:p>
+    <w:p>
+      <w:pPr>
+        <w:pStyle w:val="FirstParagraph"/>
+      </w:pPr>
+      <w:r>
+        <w:t xml:space="preserve">For arbitrary one-off SQL with no setup at all, paste a query into</w:t>
+      </w:r>
+      <w:r>
+        <w:t xml:space="preserve"> </w:t>
+      </w:r>
+      <w:hyperlink r:id="rId136">
+        <w:r>
+          <w:rPr>
+            <w:rStyle w:val="Hyperlink"/>
+            <w:b/>
+            <w:bCs/>
+          </w:rPr>
+          <w:t xml:space="preserve">shell.duckdb.org</w:t>
+        </w:r>
+      </w:hyperlink>
+      <w:r>
+        <w:t xml:space="preserve"> </w:t>
+      </w:r>
+      <w:r>
+        <w:t xml:space="preserve">— DuckDB’s official</w:t>
+      </w:r>
+      <w:r>
+        <w:t xml:space="preserve"> </w:t>
+      </w:r>
+      <w:r>
+        <w:t xml:space="preserve">DuckDB-WASM shell. Same WebAssembly engine, same public Parquet, identical</w:t>
+      </w:r>
+      <w:r>
+        <w:t xml:space="preserve"> </w:t>
+      </w:r>
+      <w:r>
+        <w:t xml:space="preserve">rows.</w:t>
+      </w:r>
+    </w:p>
+    <w:bookmarkEnd w:id="137"/>
+    <w:bookmarkStart w:id="138" w:name="run-it-from-anywhere"/>
+    <w:p>
+      <w:pPr>
+        <w:pStyle w:val="Heading2"/>
+      </w:pPr>
+      <w:r>
+        <w:t xml:space="preserve">6.8 Run it from anywhere</w:t>
+      </w:r>
+    </w:p>
+    <w:p>
+      <w:pPr>
+        <w:pStyle w:val="FirstParagraph"/>
+      </w:pPr>
+      <w:r>
+        <w:t xml:space="preserve">The same portable SQL — what</w:t>
+      </w:r>
+      <w:r>
+        <w:t xml:space="preserve"> </w:t>
+      </w:r>
+      <w:hyperlink r:id="rId126">
+        <w:r>
+          <w:rPr>
+            <w:rStyle w:val="VerbatimChar"/>
+          </w:rPr>
+          <w:t xml:space="preserve">calcofi4r::cc_match_*()</w:t>
+        </w:r>
+      </w:hyperlink>
+      <w:r>
+        <w:t xml:space="preserve"> </w:t>
+      </w:r>
+      <w:r>
+        <w:t xml:space="preserve">emits as</w:t>
+      </w:r>
+      <w:r>
+        <w:t xml:space="preserve"> </w:t>
+      </w:r>
+      <w:r>
+        <w:rPr>
+          <w:rStyle w:val="VerbatimChar"/>
+        </w:rPr>
+        <w:t xml:space="preserve">attr(d, "sql")</w:t>
+      </w:r>
+      <w:r>
+        <w:t xml:space="preserve">, what the</w:t>
       </w:r>
       <w:r>
         <w:t xml:space="preserve"> </w:t>
@@ -11426,6 +12574,349 @@
         <w:t xml:space="preserve"> </w:t>
       </w:r>
       <w:r>
+        <w:t xml:space="preserve">download bundle ships in its</w:t>
+      </w:r>
+      <w:r>
+        <w:t xml:space="preserve"> </w:t>
+      </w:r>
+      <w:r>
+        <w:rPr>
+          <w:rStyle w:val="VerbatimChar"/>
+        </w:rPr>
+        <w:t xml:space="preserve">query/</w:t>
+      </w:r>
+      <w:r>
+        <w:t xml:space="preserve"> </w:t>
+      </w:r>
+      <w:r>
+        <w:t xml:space="preserve">folder, what is shown in</w:t>
+      </w:r>
+      <w:r>
+        <w:t xml:space="preserve"> </w:t>
+      </w:r>
+      <w:hyperlink w:anchor="sec-worked-example">
+        <w:r>
+          <w:rPr>
+            <w:rStyle w:val="Hyperlink"/>
+          </w:rPr>
+          <w:t xml:space="preserve">the worked example</w:t>
+        </w:r>
+      </w:hyperlink>
+      <w:r>
+        <w:t xml:space="preserve"> </w:t>
+      </w:r>
+      <w:r>
+        <w:t xml:space="preserve">below — runs in any DuckDB client:</w:t>
+      </w:r>
+    </w:p>
+    <w:tbl>
+      <w:tblPr>
+        <w:tblStyle w:val="Table"/>
+        <w:tblW w:type="pct" w:w="5000"/>
+        <w:tblLayout w:type="fixed"/>
+        <w:tblLook w:firstRow="1" w:lastRow="0" w:firstColumn="0" w:lastColumn="0" w:noHBand="0" w:noVBand="0" w:val="0020"/>
+      </w:tblPr>
+      <w:tblGrid>
+        <w:gridCol w:w="3960"/>
+        <w:gridCol w:w="3960"/>
+      </w:tblGrid>
+      <w:tr>
+        <w:trPr>
+          <w:tblHeader w:val="on"/>
+        </w:trPr>
+        <w:tc>
+          <w:tcPr/>
+          <w:p>
+            <w:pPr>
+              <w:pStyle w:val="Compact"/>
+            </w:pPr>
+            <w:r>
+              <w:t xml:space="preserve">Where</w:t>
+            </w:r>
+          </w:p>
+        </w:tc>
+        <w:tc>
+          <w:tcPr/>
+          <w:p>
+            <w:pPr>
+              <w:pStyle w:val="Compact"/>
+            </w:pPr>
+            <w:r>
+              <w:t xml:space="preserve">How</w:t>
+            </w:r>
+          </w:p>
+        </w:tc>
+      </w:tr>
+      <w:tr>
+        <w:tc>
+          <w:tcPr/>
+          <w:p>
+            <w:pPr>
+              <w:pStyle w:val="Compact"/>
+            </w:pPr>
+            <w:r>
+              <w:rPr>
+                <w:b/>
+                <w:bCs/>
+              </w:rPr>
+              <w:t xml:space="preserve">R</w:t>
+            </w:r>
+            <w:r>
+              <w:t xml:space="preserve">, on your laptop</w:t>
+            </w:r>
+          </w:p>
+        </w:tc>
+        <w:tc>
+          <w:tcPr/>
+          <w:p>
+            <w:pPr>
+              <w:pStyle w:val="Compact"/>
+            </w:pPr>
+            <w:hyperlink r:id="rId126">
+              <w:r>
+                <w:rPr>
+                  <w:rStyle w:val="VerbatimChar"/>
+                </w:rPr>
+                <w:t xml:space="preserve">calcofi4r::cc_match_ichthyo_by_name(...)</w:t>
+              </w:r>
+            </w:hyperlink>
+            <w:r>
+              <w:t xml:space="preserve"> </w:t>
+            </w:r>
+            <w:r>
+              <w:t xml:space="preserve">— emits and runs the SQL;</w:t>
+            </w:r>
+            <w:r>
+              <w:t xml:space="preserve"> </w:t>
+            </w:r>
+            <w:r>
+              <w:rPr>
+                <w:rStyle w:val="VerbatimChar"/>
+              </w:rPr>
+              <w:t xml:space="preserve">attr(d, "sql")</w:t>
+            </w:r>
+            <w:r>
+              <w:t xml:space="preserve"> </w:t>
+            </w:r>
+            <w:r>
+              <w:t xml:space="preserve">hands it back</w:t>
+            </w:r>
+          </w:p>
+        </w:tc>
+      </w:tr>
+      <w:tr>
+        <w:tc>
+          <w:tcPr/>
+          <w:p>
+            <w:pPr>
+              <w:pStyle w:val="Compact"/>
+            </w:pPr>
+            <w:r>
+              <w:rPr>
+                <w:b/>
+                <w:bCs/>
+              </w:rPr>
+              <w:t xml:space="preserve">Python</w:t>
+            </w:r>
+            <w:r>
+              <w:t xml:space="preserve">, on a notebook server</w:t>
+            </w:r>
+          </w:p>
+        </w:tc>
+        <w:tc>
+          <w:tcPr/>
+          <w:p>
+            <w:pPr>
+              <w:pStyle w:val="Compact"/>
+            </w:pPr>
+            <w:r>
+              <w:rPr>
+                <w:rStyle w:val="VerbatimChar"/>
+              </w:rPr>
+              <w:t xml:space="preserve">duckdb.connect().sql(open("query.sql").read()).df()</w:t>
+            </w:r>
+            <w:r>
+              <w:t xml:space="preserve"> </w:t>
+            </w:r>
+            <w:r>
+              <w:t xml:space="preserve">— see</w:t>
+            </w:r>
+            <w:r>
+              <w:t xml:space="preserve"> </w:t>
+            </w:r>
+            <w:hyperlink w:anchor="from-python">
+              <w:r>
+                <w:rPr>
+                  <w:rStyle w:val="Hyperlink"/>
+                </w:rPr>
+                <w:t xml:space="preserve">From Python</w:t>
+              </w:r>
+            </w:hyperlink>
+          </w:p>
+        </w:tc>
+      </w:tr>
+      <w:tr>
+        <w:tc>
+          <w:tcPr/>
+          <w:p>
+            <w:pPr>
+              <w:pStyle w:val="Compact"/>
+            </w:pPr>
+            <w:r>
+              <w:rPr>
+                <w:b/>
+                <w:bCs/>
+              </w:rPr>
+              <w:t xml:space="preserve">shell</w:t>
+            </w:r>
+            <w:r>
+              <w:t xml:space="preserve">, on the command line</w:t>
+            </w:r>
+          </w:p>
+        </w:tc>
+        <w:tc>
+          <w:tcPr/>
+          <w:p>
+            <w:pPr>
+              <w:pStyle w:val="Compact"/>
+            </w:pPr>
+            <w:r>
+              <w:rPr>
+                <w:rStyle w:val="VerbatimChar"/>
+              </w:rPr>
+              <w:t xml:space="preserve">duckdb &lt; query.sql</w:t>
+            </w:r>
+          </w:p>
+        </w:tc>
+      </w:tr>
+      <w:tr>
+        <w:tc>
+          <w:tcPr/>
+          <w:p>
+            <w:pPr>
+              <w:pStyle w:val="Compact"/>
+            </w:pPr>
+            <w:r>
+              <w:rPr>
+                <w:b/>
+                <w:bCs/>
+              </w:rPr>
+              <w:t xml:space="preserve">your web browser</w:t>
+            </w:r>
+            <w:r>
+              <w:t xml:space="preserve">, no install</w:t>
+            </w:r>
+          </w:p>
+        </w:tc>
+        <w:tc>
+          <w:tcPr/>
+          <w:p>
+            <w:pPr>
+              <w:pStyle w:val="Compact"/>
+            </w:pPr>
+            <w:hyperlink r:id="rId135">
+              <w:r>
+                <w:rPr>
+                  <w:rStyle w:val="Hyperlink"/>
+                  <w:b/>
+                  <w:bCs/>
+                </w:rPr>
+                <w:t xml:space="preserve">CalCOFI Match</w:t>
+              </w:r>
+            </w:hyperlink>
+            <w:r>
+              <w:t xml:space="preserve"> </w:t>
+            </w:r>
+            <w:r>
+              <w:t xml:space="preserve">— point-and-click form, runs DuckDB-WASM client-side</w:t>
+            </w:r>
+          </w:p>
+        </w:tc>
+      </w:tr>
+    </w:tbl>
+    <w:bookmarkEnd w:id="138"/>
+    <w:bookmarkStart w:id="139" w:name="reproducibility"/>
+    <w:p>
+      <w:pPr>
+        <w:pStyle w:val="Heading2"/>
+      </w:pPr>
+      <w:r>
+        <w:t xml:space="preserve">6.9 Reproducibility</w:t>
+      </w:r>
+    </w:p>
+    <w:p>
+      <w:pPr>
+        <w:pStyle w:val="FirstParagraph"/>
+      </w:pPr>
+      <w:r>
+        <w:t xml:space="preserve">Because every query is plain SQL against immutable, versioned, public Parquet,</w:t>
+      </w:r>
+      <w:r>
+        <w:t xml:space="preserve"> </w:t>
+      </w:r>
+      <w:r>
+        <w:t xml:space="preserve">a CalCOFI result is</w:t>
+      </w:r>
+      <w:r>
+        <w:t xml:space="preserve"> </w:t>
+      </w:r>
+      <w:r>
+        <w:rPr>
+          <w:b/>
+          <w:bCs/>
+        </w:rPr>
+        <w:t xml:space="preserve">reproducible by anyone</w:t>
+      </w:r>
+      <w:r>
+        <w:t xml:space="preserve"> </w:t>
+      </w:r>
+      <w:r>
+        <w:t xml:space="preserve">— pin the</w:t>
+      </w:r>
+      <w:r>
+        <w:t xml:space="preserve"> </w:t>
+      </w:r>
+      <w:r>
+        <w:rPr>
+          <w:rStyle w:val="VerbatimChar"/>
+        </w:rPr>
+        <w:t xml:space="preserve">{version}</w:t>
+      </w:r>
+      <w:r>
+        <w:t xml:space="preserve"> </w:t>
+      </w:r>
+      <w:r>
+        <w:t xml:space="preserve">and re-run</w:t>
+      </w:r>
+      <w:r>
+        <w:t xml:space="preserve"> </w:t>
+      </w:r>
+      <w:r>
+        <w:t xml:space="preserve">the SQL.</w:t>
+      </w:r>
+    </w:p>
+    <w:p>
+      <w:pPr>
+        <w:pStyle w:val="BodyText"/>
+      </w:pPr>
+      <w:r>
+        <w:t xml:space="preserve">The</w:t>
+      </w:r>
+      <w:r>
+        <w:t xml:space="preserve"> </w:t>
+      </w:r>
+      <w:hyperlink r:id="rId34">
+        <w:r>
+          <w:rPr>
+            <w:rStyle w:val="Hyperlink"/>
+          </w:rPr>
+          <w:t xml:space="preserve">Integrated App</w:t>
+        </w:r>
+      </w:hyperlink>
+      <w:r>
+        <w:t xml:space="preserve"> </w:t>
+      </w:r>
+      <w:r>
         <w:t xml:space="preserve">builds on this: its data</w:t>
       </w:r>
       <w:r>
@@ -11631,7 +13122,47 @@
         <w:t xml:space="preserve">attr(x, "sql")</w:t>
       </w:r>
       <w:r>
-        <w:t xml:space="preserve">, so the app, the package, and a hand-written query are all the</w:t>
+        <w:t xml:space="preserve">, what the browser-based</w:t>
+      </w:r>
+      <w:r>
+        <w:t xml:space="preserve"> </w:t>
+      </w:r>
+      <w:hyperlink r:id="rId135">
+        <w:r>
+          <w:rPr>
+            <w:rStyle w:val="Hyperlink"/>
+            <w:b/>
+            <w:bCs/>
+          </w:rPr>
+          <w:t xml:space="preserve">Match app</w:t>
+        </w:r>
+      </w:hyperlink>
+      <w:r>
+        <w:t xml:space="preserve"> </w:t>
+      </w:r>
+      <w:r>
+        <w:t xml:space="preserve">generates as</w:t>
+      </w:r>
+      <w:r>
+        <w:t xml:space="preserve"> </w:t>
+      </w:r>
+      <w:r>
+        <w:t xml:space="preserve">its</w:t>
+      </w:r>
+      <w:r>
+        <w:t xml:space="preserve"> </w:t>
+      </w:r>
+      <w:r>
+        <w:rPr>
+          <w:rStyle w:val="VerbatimChar"/>
+        </w:rPr>
+        <w:t xml:space="preserve">SQL</w:t>
+      </w:r>
+      <w:r>
+        <w:t xml:space="preserve"> </w:t>
+      </w:r>
+      <w:r>
+        <w:t xml:space="preserve">panel, and what a hand-written query produces —</w:t>
       </w:r>
       <w:r>
         <w:t xml:space="preserve"> </w:t>
@@ -11641,20 +13172,34 @@
           <w:b/>
           <w:bCs/>
         </w:rPr>
-        <w:t xml:space="preserve">same single source of truth</w:t>
+        <w:t xml:space="preserve">a single source of</w:t>
+      </w:r>
+      <w:r>
+        <w:rPr>
+          <w:b/>
+          <w:bCs/>
+        </w:rPr>
+        <w:t xml:space="preserve"> </w:t>
+      </w:r>
+      <w:r>
+        <w:rPr>
+          <w:b/>
+          <w:bCs/>
+        </w:rPr>
+        <w:t xml:space="preserve">truth across R, Python, the CLI and JavaScript</w:t>
       </w:r>
       <w:r>
         <w:t xml:space="preserve">.</w:t>
       </w:r>
     </w:p>
-    <w:bookmarkEnd w:id="135"/>
-    <w:bookmarkStart w:id="139" w:name="sec-worked-example"/>
+    <w:bookmarkEnd w:id="139"/>
+    <w:bookmarkStart w:id="143" w:name="sec-worked-example"/>
     <w:p>
       <w:pPr>
         <w:pStyle w:val="Heading2"/>
       </w:pPr>
       <w:r>
-        <w:t xml:space="preserve">6.8 Worked example: sardine larvae + temperature</w:t>
+        <w:t xml:space="preserve">6.10 Worked example: sardine larvae + temperature</w:t>
       </w:r>
     </w:p>
     <w:p>
@@ -11762,18 +13307,18 @@
                 <wp:inline>
                   <wp:extent cx="152400" cy="152400"/>
                   <wp:effectExtent b="0" l="0" r="0" t="0"/>
-                  <wp:docPr descr="" title="" id="137" name="Picture"/>
+                  <wp:docPr descr="" title="" id="141" name="Picture"/>
                   <a:graphic>
                     <a:graphicData uri="http://schemas.openxmlformats.org/drawingml/2006/picture">
                       <pic:pic>
                         <pic:nvPicPr>
-                          <pic:cNvPr descr="/Applications/quarto/share/formats/docx/note.png" id="138" name="Picture"/>
+                          <pic:cNvPr descr="/Applications/quarto/share/formats/docx/note.png" id="142" name="Picture"/>
                           <pic:cNvPicPr>
                             <a:picLocks noChangeArrowheads="1" noChangeAspect="1"/>
                           </pic:cNvPicPr>
                         </pic:nvPicPr>
                         <pic:blipFill>
-                          <a:blip r:embed="rId136"/>
+                          <a:blip r:embed="rId140"/>
                           <a:stretch>
                             <a:fillRect/>
                           </a:stretch>
@@ -15050,9 +16595,9 @@
         <w:t xml:space="preserve">one-liner.</w:t>
       </w:r>
     </w:p>
-    <w:bookmarkEnd w:id="139"/>
-    <w:bookmarkEnd w:id="140"/>
-    <w:bookmarkStart w:id="151" w:name="matching-helpers"/>
+    <w:bookmarkEnd w:id="143"/>
+    <w:bookmarkEnd w:id="144"/>
+    <w:bookmarkStart w:id="156" w:name="matching-helpers"/>
     <w:p>
       <w:pPr>
         <w:pStyle w:val="Heading1"/>
@@ -15166,7 +16711,7 @@
       <w:r>
         <w:t xml:space="preserve"> </w:t>
       </w:r>
-      <w:hyperlink r:id="rId141">
+      <w:hyperlink r:id="rId145">
         <w:r>
           <w:rPr>
             <w:rStyle w:val="Hyperlink"/>
@@ -15241,7 +16786,7 @@
         <w:t xml:space="preserve">match tables that are no longer part of releases.</w:t>
       </w:r>
     </w:p>
-    <w:bookmarkStart w:id="142" w:name="install"/>
+    <w:bookmarkStart w:id="146" w:name="install"/>
     <w:p>
       <w:pPr>
         <w:pStyle w:val="Heading2"/>
@@ -15329,8 +16874,8 @@
         <w:t xml:space="preserve">extensions (the functions install/load these for you).</w:t>
       </w:r>
     </w:p>
-    <w:bookmarkEnd w:id="142"/>
-    <w:bookmarkStart w:id="143" w:name="the-wrappers"/>
+    <w:bookmarkEnd w:id="146"/>
+    <w:bookmarkStart w:id="147" w:name="the-wrappers"/>
     <w:p>
       <w:pPr>
         <w:pStyle w:val="Heading2"/>
@@ -15882,8 +17427,8 @@
         <w:t xml:space="preserve">)</w:t>
       </w:r>
     </w:p>
-    <w:bookmarkEnd w:id="143"/>
-    <w:bookmarkStart w:id="146" w:name="X0a4a95b7a4fdc45c60732610c74f5d0b5ae5ca9"/>
+    <w:bookmarkEnd w:id="147"/>
+    <w:bookmarkStart w:id="150" w:name="X0a4a95b7a4fdc45c60732610c74f5d0b5ae5ca9"/>
     <w:p>
       <w:pPr>
         <w:pStyle w:val="Heading2"/>
@@ -16614,18 +18159,18 @@
                 <wp:inline>
                   <wp:extent cx="152400" cy="152400"/>
                   <wp:effectExtent b="0" l="0" r="0" t="0"/>
-                  <wp:docPr descr="" title="" id="144" name="Picture"/>
+                  <wp:docPr descr="" title="" id="148" name="Picture"/>
                   <a:graphic>
                     <a:graphicData uri="http://schemas.openxmlformats.org/drawingml/2006/picture">
                       <pic:pic>
                         <pic:nvPicPr>
-                          <pic:cNvPr descr="/Applications/quarto/share/formats/docx/note.png" id="145" name="Picture"/>
+                          <pic:cNvPr descr="/Applications/quarto/share/formats/docx/note.png" id="149" name="Picture"/>
                           <pic:cNvPicPr>
                             <a:picLocks noChangeArrowheads="1" noChangeAspect="1"/>
                           </pic:cNvPicPr>
                         </pic:nvPicPr>
                         <pic:blipFill>
-                          <a:blip r:embed="rId136"/>
+                          <a:blip r:embed="rId140"/>
                           <a:stretch>
                             <a:fillRect/>
                           </a:stretch>
@@ -16714,8 +18259,8 @@
         </w:tc>
       </w:tr>
     </w:tbl>
-    <w:bookmarkEnd w:id="146"/>
-    <w:bookmarkStart w:id="147" w:name="reproducible-sql"/>
+    <w:bookmarkEnd w:id="150"/>
+    <w:bookmarkStart w:id="151" w:name="reproducible-sql"/>
     <w:p>
       <w:pPr>
         <w:pStyle w:val="Heading2"/>
@@ -16883,13 +18428,32 @@
         <w:t xml:space="preserve"> </w:t>
       </w:r>
       <w:r>
-        <w:t xml:space="preserve">DuckDB CLI, Python, or a colleague’s R session and it returns identical rows.</w:t>
-      </w:r>
-      <w:r>
-        <w:t xml:space="preserve"> </w:t>
-      </w:r>
-      <w:r>
-        <w:t xml:space="preserve">That is the contract behind the</w:t>
+        <w:t xml:space="preserve">DuckDB CLI, Python, a colleague’s R session, or the browser-based</w:t>
+      </w:r>
+      <w:r>
+        <w:t xml:space="preserve"> </w:t>
+      </w:r>
+      <w:hyperlink r:id="rId135">
+        <w:r>
+          <w:rPr>
+            <w:rStyle w:val="Hyperlink"/>
+            <w:b/>
+            <w:bCs/>
+          </w:rPr>
+          <w:t xml:space="preserve">Match app</w:t>
+        </w:r>
+      </w:hyperlink>
+      <w:r>
+        <w:t xml:space="preserve"> </w:t>
+      </w:r>
+      <w:r>
+        <w:t xml:space="preserve">and it returns identical rows. That is the contract</w:t>
+      </w:r>
+      <w:r>
+        <w:t xml:space="preserve"> </w:t>
+      </w:r>
+      <w:r>
+        <w:t xml:space="preserve">behind the</w:t>
       </w:r>
       <w:r>
         <w:t xml:space="preserve"> </w:t>
@@ -17046,23 +18610,14 @@
         <w:t xml:space="preserve">(sql)</w:t>
       </w:r>
     </w:p>
-    <w:bookmarkEnd w:id="147"/>
-    <w:bookmarkStart w:id="148" w:name="the-core-engine-cc_match_bio_env"/>
+    <w:bookmarkEnd w:id="151"/>
+    <w:bookmarkStart w:id="152" w:name="run-it-from-anywhere-1"/>
     <w:p>
       <w:pPr>
         <w:pStyle w:val="Heading2"/>
       </w:pPr>
       <w:r>
-        <w:t xml:space="preserve">7.5 The core engine:</w:t>
-      </w:r>
-      <w:r>
-        <w:t xml:space="preserve"> </w:t>
-      </w:r>
-      <w:r>
-        <w:rPr>
-          <w:rStyle w:val="VerbatimChar"/>
-        </w:rPr>
-        <w:t xml:space="preserve">cc_match_bio_env()</w:t>
+        <w:t xml:space="preserve">7.5 Run it from anywhere</w:t>
       </w:r>
     </w:p>
     <w:p>
@@ -17070,998 +18625,7 @@
         <w:pStyle w:val="FirstParagraph"/>
       </w:pPr>
       <w:r>
-        <w:t xml:space="preserve">The wrappers are thin shells over</w:t>
-      </w:r>
-      <w:r>
-        <w:t xml:space="preserve"> </w:t>
-      </w:r>
-      <w:r>
-        <w:rPr>
-          <w:rStyle w:val="VerbatimChar"/>
-        </w:rPr>
-        <w:t xml:space="preserve">cc_match_bio_env()</w:t>
-      </w:r>
-      <w:r>
-        <w:t xml:space="preserve">, which takes a</w:t>
-      </w:r>
-      <w:r>
-        <w:t xml:space="preserve"> </w:t>
-      </w:r>
-      <w:r>
-        <w:rPr>
-          <w:rStyle w:val="VerbatimChar"/>
-        </w:rPr>
-        <w:t xml:space="preserve">bio</w:t>
-      </w:r>
-      <w:r>
-        <w:t xml:space="preserve"> </w:t>
-      </w:r>
-      <w:r>
-        <w:t xml:space="preserve">and</w:t>
-      </w:r>
-      <w:r>
-        <w:t xml:space="preserve"> </w:t>
-      </w:r>
-      <w:r>
-        <w:t xml:space="preserve">an</w:t>
-      </w:r>
-      <w:r>
-        <w:t xml:space="preserve"> </w:t>
-      </w:r>
-      <w:r>
-        <w:rPr>
-          <w:rStyle w:val="VerbatimChar"/>
-        </w:rPr>
-        <w:t xml:space="preserve">env</w:t>
-      </w:r>
-      <w:r>
-        <w:t xml:space="preserve"> </w:t>
-      </w:r>
-      <w:r>
-        <w:t xml:space="preserve">SQL</w:t>
-      </w:r>
-      <w:r>
-        <w:t xml:space="preserve"> </w:t>
-      </w:r>
-      <w:r>
-        <w:rPr>
-          <w:rStyle w:val="VerbatimChar"/>
-        </w:rPr>
-        <w:t xml:space="preserve">SELECT</w:t>
-      </w:r>
-      <w:r>
-        <w:t xml:space="preserve"> </w:t>
-      </w:r>
-      <w:r>
-        <w:t xml:space="preserve">string and performs the match. Call it directly when you</w:t>
-      </w:r>
-      <w:r>
-        <w:t xml:space="preserve"> </w:t>
-      </w:r>
-      <w:r>
-        <w:t xml:space="preserve">need a biological or environmental side the wrappers don’t cover (custom</w:t>
-      </w:r>
-      <w:r>
-        <w:t xml:space="preserve"> </w:t>
-      </w:r>
-      <w:r>
-        <w:t xml:space="preserve">filters, a different grouping, joining</w:t>
-      </w:r>
-      <w:r>
-        <w:t xml:space="preserve"> </w:t>
-      </w:r>
-      <w:r>
-        <w:rPr>
-          <w:rStyle w:val="VerbatimChar"/>
-        </w:rPr>
-        <w:t xml:space="preserve">bottle</w:t>
-      </w:r>
-      <w:r>
-        <w:t xml:space="preserve"> </w:t>
-      </w:r>
-      <w:r>
-        <w:t xml:space="preserve">to</w:t>
-      </w:r>
-      <w:r>
-        <w:t xml:space="preserve"> </w:t>
-      </w:r>
-      <w:r>
-        <w:rPr>
-          <w:rStyle w:val="VerbatimChar"/>
-        </w:rPr>
-        <w:t xml:space="preserve">cast_condition</w:t>
-      </w:r>
-      <w:r>
-        <w:t xml:space="preserve">, …):</w:t>
-      </w:r>
-    </w:p>
-    <w:p>
-      <w:pPr>
-        <w:pStyle w:val="SourceCode"/>
-      </w:pPr>
-      <w:r>
-        <w:rPr>
-          <w:rStyle w:val="FunctionTok"/>
-        </w:rPr>
-        <w:t xml:space="preserve">cc_match_bio_env</w:t>
-      </w:r>
-      <w:r>
-        <w:rPr>
-          <w:rStyle w:val="NormalTok"/>
-        </w:rPr>
-        <w:t xml:space="preserve">(</w:t>
-      </w:r>
-      <w:r>
-        <w:br/>
-      </w:r>
-      <w:r>
-        <w:rPr>
-          <w:rStyle w:val="NormalTok"/>
-        </w:rPr>
-        <w:t xml:space="preserve">  bio, env,                                  </w:t>
-      </w:r>
-      <w:r>
-        <w:rPr>
-          <w:rStyle w:val="CommentTok"/>
-        </w:rPr>
-        <w:t xml:space="preserve"># SELECT strings (see contract below)</w:t>
-      </w:r>
-      <w:r>
-        <w:br/>
-      </w:r>
-      <w:r>
-        <w:rPr>
-          <w:rStyle w:val="NormalTok"/>
-        </w:rPr>
-        <w:t xml:space="preserve">  </w:t>
-      </w:r>
-      <w:r>
-        <w:rPr>
-          <w:rStyle w:val="AttributeTok"/>
-        </w:rPr>
-        <w:t xml:space="preserve">max_dist_km =</w:t>
-      </w:r>
-      <w:r>
-        <w:rPr>
-          <w:rStyle w:val="NormalTok"/>
-        </w:rPr>
-        <w:t xml:space="preserve"> </w:t>
-      </w:r>
-      <w:r>
-        <w:rPr>
-          <w:rStyle w:val="DecValTok"/>
-        </w:rPr>
-        <w:t xml:space="preserve">2</w:t>
-      </w:r>
-      <w:r>
-        <w:rPr>
-          <w:rStyle w:val="NormalTok"/>
-        </w:rPr>
-        <w:t xml:space="preserve">, </w:t>
-      </w:r>
-      <w:r>
-        <w:rPr>
-          <w:rStyle w:val="AttributeTok"/>
-        </w:rPr>
-        <w:t xml:space="preserve">max_time_hr =</w:t>
-      </w:r>
-      <w:r>
-        <w:rPr>
-          <w:rStyle w:val="NormalTok"/>
-        </w:rPr>
-        <w:t xml:space="preserve"> </w:t>
-      </w:r>
-      <w:r>
-        <w:rPr>
-          <w:rStyle w:val="DecValTok"/>
-        </w:rPr>
-        <w:t xml:space="preserve">6</w:t>
-      </w:r>
-      <w:r>
-        <w:rPr>
-          <w:rStyle w:val="NormalTok"/>
-        </w:rPr>
-        <w:t xml:space="preserve">,          </w:t>
-      </w:r>
-      <w:r>
-        <w:rPr>
-          <w:rStyle w:val="CommentTok"/>
-        </w:rPr>
-        <w:t xml:space="preserve"># match tolerances</w:t>
-      </w:r>
-      <w:r>
-        <w:br/>
-      </w:r>
-      <w:r>
-        <w:rPr>
-          <w:rStyle w:val="NormalTok"/>
-        </w:rPr>
-        <w:t xml:space="preserve">  </w:t>
-      </w:r>
-      <w:r>
-        <w:rPr>
-          <w:rStyle w:val="AttributeTok"/>
-        </w:rPr>
-        <w:t xml:space="preserve">join_method =</w:t>
-      </w:r>
-      <w:r>
-        <w:rPr>
-          <w:rStyle w:val="NormalTok"/>
-        </w:rPr>
-        <w:t xml:space="preserve"> </w:t>
-      </w:r>
-      <w:r>
-        <w:rPr>
-          <w:rStyle w:val="StringTok"/>
-        </w:rPr>
-        <w:t xml:space="preserve">"nearest_time"</w:t>
-      </w:r>
-      <w:r>
-        <w:rPr>
-          <w:rStyle w:val="NormalTok"/>
-        </w:rPr>
-        <w:t xml:space="preserve">,              </w:t>
-      </w:r>
-      <w:r>
-        <w:rPr>
-          <w:rStyle w:val="CommentTok"/>
-        </w:rPr>
-        <w:t xml:space="preserve"># or "nearest_dist", "average"</w:t>
-      </w:r>
-      <w:r>
-        <w:br/>
-      </w:r>
-      <w:r>
-        <w:rPr>
-          <w:rStyle w:val="NormalTok"/>
-        </w:rPr>
-        <w:t xml:space="preserve">  </w:t>
-      </w:r>
-      <w:r>
-        <w:rPr>
-          <w:rStyle w:val="AttributeTok"/>
-        </w:rPr>
-        <w:t xml:space="preserve">version     =</w:t>
-      </w:r>
-      <w:r>
-        <w:rPr>
-          <w:rStyle w:val="NormalTok"/>
-        </w:rPr>
-        <w:t xml:space="preserve"> </w:t>
-      </w:r>
-      <w:r>
-        <w:rPr>
-          <w:rStyle w:val="StringTok"/>
-        </w:rPr>
-        <w:t xml:space="preserve">"latest"</w:t>
-      </w:r>
-      <w:r>
-        <w:rPr>
-          <w:rStyle w:val="NormalTok"/>
-        </w:rPr>
-        <w:t xml:space="preserve">,</w:t>
-      </w:r>
-      <w:r>
-        <w:br/>
-      </w:r>
-      <w:r>
-        <w:rPr>
-          <w:rStyle w:val="NormalTok"/>
-        </w:rPr>
-        <w:t xml:space="preserve">  </w:t>
-      </w:r>
-      <w:r>
-        <w:rPr>
-          <w:rStyle w:val="AttributeTok"/>
-        </w:rPr>
-        <w:t xml:space="preserve">collect     =</w:t>
-      </w:r>
-      <w:r>
-        <w:rPr>
-          <w:rStyle w:val="NormalTok"/>
-        </w:rPr>
-        <w:t xml:space="preserve"> </w:t>
-      </w:r>
-      <w:r>
-        <w:rPr>
-          <w:rStyle w:val="ConstantTok"/>
-        </w:rPr>
-        <w:t xml:space="preserve">TRUE</w:t>
-      </w:r>
-      <w:r>
-        <w:rPr>
-          <w:rStyle w:val="NormalTok"/>
-        </w:rPr>
-        <w:t xml:space="preserve">,                        </w:t>
-      </w:r>
-      <w:r>
-        <w:rPr>
-          <w:rStyle w:val="CommentTok"/>
-        </w:rPr>
-        <w:t xml:space="preserve"># FALSE → lazy dplyr::tbl</w:t>
-      </w:r>
-      <w:r>
-        <w:br/>
-      </w:r>
-      <w:r>
-        <w:rPr>
-          <w:rStyle w:val="NormalTok"/>
-        </w:rPr>
-        <w:t xml:space="preserve">  </w:t>
-      </w:r>
-      <w:r>
-        <w:rPr>
-          <w:rStyle w:val="AttributeTok"/>
-        </w:rPr>
-        <w:t xml:space="preserve">return_sql  =</w:t>
-      </w:r>
-      <w:r>
-        <w:rPr>
-          <w:rStyle w:val="NormalTok"/>
-        </w:rPr>
-        <w:t xml:space="preserve"> </w:t>
-      </w:r>
-      <w:r>
-        <w:rPr>
-          <w:rStyle w:val="ConstantTok"/>
-        </w:rPr>
-        <w:t xml:space="preserve">FALSE</w:t>
-      </w:r>
-      <w:r>
-        <w:rPr>
-          <w:rStyle w:val="NormalTok"/>
-        </w:rPr>
-        <w:t xml:space="preserve">)                       </w:t>
-      </w:r>
-      <w:r>
-        <w:rPr>
-          <w:rStyle w:val="CommentTok"/>
-        </w:rPr>
-        <w:t xml:space="preserve"># TRUE  → just the SQL string</w:t>
-      </w:r>
-    </w:p>
-    <w:p>
-      <w:pPr>
-        <w:pStyle w:val="FirstParagraph"/>
-      </w:pPr>
-      <w:r>
-        <w:rPr>
-          <w:b/>
-          <w:bCs/>
-        </w:rPr>
-        <w:t xml:space="preserve">Contract.</w:t>
-      </w:r>
-      <w:r>
-        <w:t xml:space="preserve"> </w:t>
-      </w:r>
-      <w:r>
-        <w:rPr>
-          <w:rStyle w:val="VerbatimChar"/>
-        </w:rPr>
-        <w:t xml:space="preserve">bio</w:t>
-      </w:r>
-      <w:r>
-        <w:t xml:space="preserve"> </w:t>
-      </w:r>
-      <w:r>
-        <w:t xml:space="preserve">must yield</w:t>
-      </w:r>
-      <w:r>
-        <w:t xml:space="preserve"> </w:t>
-      </w:r>
-      <w:r>
-        <w:rPr>
-          <w:rStyle w:val="VerbatimChar"/>
-        </w:rPr>
-        <w:t xml:space="preserve">bio_id</w:t>
-      </w:r>
-      <w:r>
-        <w:t xml:space="preserve">,</w:t>
-      </w:r>
-      <w:r>
-        <w:t xml:space="preserve"> </w:t>
-      </w:r>
-      <w:r>
-        <w:rPr>
-          <w:rStyle w:val="VerbatimChar"/>
-        </w:rPr>
-        <w:t xml:space="preserve">bio_datetime</w:t>
-      </w:r>
-      <w:r>
-        <w:t xml:space="preserve">,</w:t>
-      </w:r>
-      <w:r>
-        <w:t xml:space="preserve"> </w:t>
-      </w:r>
-      <w:r>
-        <w:rPr>
-          <w:rStyle w:val="VerbatimChar"/>
-        </w:rPr>
-        <w:t xml:space="preserve">bio_lon</w:t>
-      </w:r>
-      <w:r>
-        <w:t xml:space="preserve">,</w:t>
-      </w:r>
-      <w:r>
-        <w:t xml:space="preserve"> </w:t>
-      </w:r>
-      <w:r>
-        <w:rPr>
-          <w:rStyle w:val="VerbatimChar"/>
-        </w:rPr>
-        <w:t xml:space="preserve">bio_lat</w:t>
-      </w:r>
-      <w:r>
-        <w:t xml:space="preserve">,</w:t>
-      </w:r>
-      <w:r>
-        <w:t xml:space="preserve"> </w:t>
-      </w:r>
-      <w:r>
-        <w:rPr>
-          <w:rStyle w:val="VerbatimChar"/>
-        </w:rPr>
-        <w:t xml:space="preserve">bio_value</w:t>
-      </w:r>
-      <w:r>
-        <w:t xml:space="preserve"> </w:t>
-      </w:r>
-      <w:r>
-        <w:t xml:space="preserve">(plus any descriptive columns, carried through as grouping keys).</w:t>
-      </w:r>
-      <w:r>
-        <w:t xml:space="preserve"> </w:t>
-      </w:r>
-      <w:r>
-        <w:rPr>
-          <w:rStyle w:val="VerbatimChar"/>
-        </w:rPr>
-        <w:t xml:space="preserve">env</w:t>
-      </w:r>
-      <w:r>
-        <w:t xml:space="preserve"> </w:t>
-      </w:r>
-      <w:r>
-        <w:t xml:space="preserve">must yield exactly</w:t>
-      </w:r>
-      <w:r>
-        <w:t xml:space="preserve"> </w:t>
-      </w:r>
-      <w:r>
-        <w:rPr>
-          <w:rStyle w:val="VerbatimChar"/>
-        </w:rPr>
-        <w:t xml:space="preserve">env_id</w:t>
-      </w:r>
-      <w:r>
-        <w:t xml:space="preserve">,</w:t>
-      </w:r>
-      <w:r>
-        <w:t xml:space="preserve"> </w:t>
-      </w:r>
-      <w:r>
-        <w:rPr>
-          <w:rStyle w:val="VerbatimChar"/>
-        </w:rPr>
-        <w:t xml:space="preserve">env_datetime</w:t>
-      </w:r>
-      <w:r>
-        <w:t xml:space="preserve">,</w:t>
-      </w:r>
-      <w:r>
-        <w:t xml:space="preserve"> </w:t>
-      </w:r>
-      <w:r>
-        <w:rPr>
-          <w:rStyle w:val="VerbatimChar"/>
-        </w:rPr>
-        <w:t xml:space="preserve">env_lon</w:t>
-      </w:r>
-      <w:r>
-        <w:t xml:space="preserve">,</w:t>
-      </w:r>
-      <w:r>
-        <w:t xml:space="preserve"> </w:t>
-      </w:r>
-      <w:r>
-        <w:rPr>
-          <w:rStyle w:val="VerbatimChar"/>
-        </w:rPr>
-        <w:t xml:space="preserve">env_lat</w:t>
-      </w:r>
-      <w:r>
-        <w:t xml:space="preserve">,</w:t>
-      </w:r>
-      <w:r>
-        <w:t xml:space="preserve"> </w:t>
-      </w:r>
-      <w:r>
-        <w:rPr>
-          <w:rStyle w:val="VerbatimChar"/>
-        </w:rPr>
-        <w:t xml:space="preserve">env_value</w:t>
-      </w:r>
-      <w:r>
-        <w:t xml:space="preserve">,</w:t>
-      </w:r>
-      <w:r>
-        <w:t xml:space="preserve"> </w:t>
-      </w:r>
-      <w:r>
-        <w:rPr>
-          <w:rStyle w:val="VerbatimChar"/>
-        </w:rPr>
-        <w:t xml:space="preserve">env_depth_m</w:t>
-      </w:r>
-      <w:r>
-        <w:t xml:space="preserve">,</w:t>
-      </w:r>
-      <w:r>
-        <w:t xml:space="preserve"> </w:t>
-      </w:r>
-      <w:r>
-        <w:rPr>
-          <w:rStyle w:val="VerbatimChar"/>
-        </w:rPr>
-        <w:t xml:space="preserve">measurement_type</w:t>
-      </w:r>
-      <w:r>
-        <w:t xml:space="preserve">. Both typically</w:t>
-      </w:r>
-      <w:r>
-        <w:t xml:space="preserve"> </w:t>
-      </w:r>
-      <w:r>
-        <w:rPr>
-          <w:rStyle w:val="VerbatimChar"/>
-        </w:rPr>
-        <w:t xml:space="preserve">FROM read_parquet('https://…/{table}.parquet')</w:t>
-      </w:r>
-      <w:r>
-        <w:t xml:space="preserve"> </w:t>
-      </w:r>
-      <w:r>
-        <w:t xml:space="preserve">so the emitted SQL stays portable.</w:t>
-      </w:r>
-    </w:p>
-    <w:bookmarkEnd w:id="148"/>
-    <w:bookmarkStart w:id="149" w:name="parameters"/>
-    <w:p>
-      <w:pPr>
-        <w:pStyle w:val="Heading2"/>
-      </w:pPr>
-      <w:r>
-        <w:t xml:space="preserve">7.6 Parameters</w:t>
-      </w:r>
-    </w:p>
-    <w:p>
-      <w:pPr>
-        <w:pStyle w:val="Compact"/>
-        <w:numPr>
-          <w:ilvl w:val="0"/>
-          <w:numId w:val="1032"/>
-        </w:numPr>
-      </w:pPr>
-      <w:r>
-        <w:rPr>
-          <w:rStyle w:val="VerbatimChar"/>
-          <w:b/>
-          <w:bCs/>
-        </w:rPr>
-        <w:t xml:space="preserve">max_dist_km</w:t>
-      </w:r>
-      <w:r>
-        <w:rPr>
-          <w:b/>
-          <w:bCs/>
-        </w:rPr>
-        <w:t xml:space="preserve">,</w:t>
-      </w:r>
-      <w:r>
-        <w:rPr>
-          <w:b/>
-          <w:bCs/>
-        </w:rPr>
-        <w:t xml:space="preserve"> </w:t>
-      </w:r>
-      <w:r>
-        <w:rPr>
-          <w:rStyle w:val="VerbatimChar"/>
-          <w:b/>
-          <w:bCs/>
-        </w:rPr>
-        <w:t xml:space="preserve">max_time_hr</w:t>
-      </w:r>
-      <w:r>
-        <w:t xml:space="preserve"> </w:t>
-      </w:r>
-      <w:r>
-        <w:t xml:space="preserve">— the spatial and temporal match windows.</w:t>
-      </w:r>
-      <w:r>
-        <w:t xml:space="preserve"> </w:t>
-      </w:r>
-      <w:r>
-        <w:t xml:space="preserve">Defaults are 2 km / 6 hr;</w:t>
-      </w:r>
-      <w:r>
-        <w:t xml:space="preserve"> </w:t>
-      </w:r>
-      <w:r>
-        <w:rPr>
-          <w:rStyle w:val="VerbatimChar"/>
-        </w:rPr>
-        <w:t xml:space="preserve">relax_matching = TRUE</w:t>
-      </w:r>
-      <w:r>
-        <w:t xml:space="preserve"> </w:t>
-      </w:r>
-      <w:r>
-        <w:t xml:space="preserve">widens them to 5 km / 72 hr</w:t>
-      </w:r>
-      <w:r>
-        <w:t xml:space="preserve"> </w:t>
-      </w:r>
-      <w:r>
-        <w:t xml:space="preserve">(an explicit value always wins). This replaces the old API’s</w:t>
-      </w:r>
-      <w:r>
-        <w:t xml:space="preserve"> </w:t>
-      </w:r>
-      <w:r>
-        <w:rPr>
-          <w:rStyle w:val="VerbatimChar"/>
-        </w:rPr>
-        <w:t xml:space="preserve">relax_matching</w:t>
-      </w:r>
-      <w:r>
-        <w:t xml:space="preserve"> </w:t>
-      </w:r>
-      <w:r>
-        <w:t xml:space="preserve">boolean.</w:t>
-      </w:r>
-    </w:p>
-    <w:p>
-      <w:pPr>
-        <w:pStyle w:val="Compact"/>
-        <w:numPr>
-          <w:ilvl w:val="0"/>
-          <w:numId w:val="1032"/>
-        </w:numPr>
-      </w:pPr>
-      <w:r>
-        <w:rPr>
-          <w:rStyle w:val="VerbatimChar"/>
-          <w:b/>
-          <w:bCs/>
-        </w:rPr>
-        <w:t xml:space="preserve">join_method</w:t>
-      </w:r>
-      <w:r>
-        <w:t xml:space="preserve"> </w:t>
-      </w:r>
-      <w:r>
-        <w:t xml:space="preserve">— how the environmental observations inside the window are</w:t>
-      </w:r>
-      <w:r>
-        <w:t xml:space="preserve"> </w:t>
-      </w:r>
-      <w:r>
-        <w:t xml:space="preserve">reduced to one value per biological observation:</w:t>
-      </w:r>
-    </w:p>
-    <w:p>
-      <w:pPr>
-        <w:pStyle w:val="Compact"/>
-        <w:numPr>
-          <w:ilvl w:val="1"/>
-          <w:numId w:val="1033"/>
-        </w:numPr>
-      </w:pPr>
-      <w:r>
-        <w:rPr>
-          <w:rStyle w:val="VerbatimChar"/>
-        </w:rPr>
-        <w:t xml:space="preserve">"nearest_time"</w:t>
-      </w:r>
-      <w:r>
-        <w:t xml:space="preserve"> </w:t>
-      </w:r>
-      <w:r>
-        <w:t xml:space="preserve">(default) — keep the closest in time, average ties;</w:t>
-      </w:r>
-    </w:p>
-    <w:p>
-      <w:pPr>
-        <w:pStyle w:val="Compact"/>
-        <w:numPr>
-          <w:ilvl w:val="1"/>
-          <w:numId w:val="1033"/>
-        </w:numPr>
-      </w:pPr>
-      <w:r>
-        <w:rPr>
-          <w:rStyle w:val="VerbatimChar"/>
-        </w:rPr>
-        <w:t xml:space="preserve">"nearest_dist"</w:t>
-      </w:r>
-      <w:r>
-        <w:t xml:space="preserve"> </w:t>
-      </w:r>
-      <w:r>
-        <w:t xml:space="preserve">— keep the closest in space, average ties;</w:t>
-      </w:r>
-    </w:p>
-    <w:p>
-      <w:pPr>
-        <w:pStyle w:val="Compact"/>
-        <w:numPr>
-          <w:ilvl w:val="1"/>
-          <w:numId w:val="1033"/>
-        </w:numPr>
-      </w:pPr>
-      <w:r>
-        <w:rPr>
-          <w:rStyle w:val="VerbatimChar"/>
-        </w:rPr>
-        <w:t xml:space="preserve">"average"</w:t>
-      </w:r>
-      <w:r>
-        <w:t xml:space="preserve"> </w:t>
-      </w:r>
-      <w:r>
-        <w:t xml:space="preserve">— average every observation in the window.</w:t>
-      </w:r>
-    </w:p>
-    <w:p>
-      <w:pPr>
-        <w:pStyle w:val="Compact"/>
-        <w:numPr>
-          <w:ilvl w:val="0"/>
-          <w:numId w:val="1000"/>
-        </w:numPr>
-      </w:pPr>
-      <w:r>
-        <w:t xml:space="preserve">CalCOFI co-locates net tows and CTD casts, so in practice</w:t>
-      </w:r>
-      <w:r>
-        <w:t xml:space="preserve"> </w:t>
-      </w:r>
-      <w:r>
-        <w:rPr>
-          <w:rStyle w:val="VerbatimChar"/>
-        </w:rPr>
-        <w:t xml:space="preserve">nearest_time</w:t>
-      </w:r>
-      <w:r>
-        <w:t xml:space="preserve"> </w:t>
-      </w:r>
-      <w:r>
-        <w:t xml:space="preserve">and</w:t>
-      </w:r>
-      <w:r>
-        <w:t xml:space="preserve"> </w:t>
-      </w:r>
-      <w:r>
-        <w:rPr>
-          <w:rStyle w:val="VerbatimChar"/>
-        </w:rPr>
-        <w:t xml:space="preserve">nearest_dist</w:t>
-      </w:r>
-      <w:r>
-        <w:t xml:space="preserve"> </w:t>
-      </w:r>
-      <w:r>
-        <w:t xml:space="preserve">usually agree and</w:t>
-      </w:r>
-      <w:r>
-        <w:t xml:space="preserve"> </w:t>
-      </w:r>
-      <w:r>
-        <w:rPr>
-          <w:rStyle w:val="VerbatimChar"/>
-        </w:rPr>
-        <w:t xml:space="preserve">average</w:t>
-      </w:r>
-      <w:r>
-        <w:t xml:space="preserve"> </w:t>
-      </w:r>
-      <w:r>
-        <w:t xml:space="preserve">differs only slightly.</w:t>
-      </w:r>
-    </w:p>
-    <w:p>
-      <w:pPr>
-        <w:pStyle w:val="Compact"/>
-        <w:numPr>
-          <w:ilvl w:val="0"/>
-          <w:numId w:val="1032"/>
-        </w:numPr>
-      </w:pPr>
-      <w:r>
-        <w:rPr>
-          <w:rStyle w:val="VerbatimChar"/>
-          <w:b/>
-          <w:bCs/>
-        </w:rPr>
-        <w:t xml:space="preserve">life_stage</w:t>
-      </w:r>
-      <w:r>
-        <w:t xml:space="preserve"> </w:t>
-      </w:r>
-      <w:r>
-        <w:t xml:space="preserve">(ichthyo wrappers) — restrict to e.g. </w:t>
-      </w:r>
-      <w:r>
-        <w:rPr>
-          <w:rStyle w:val="VerbatimChar"/>
-        </w:rPr>
-        <w:t xml:space="preserve">"larva"</w:t>
-      </w:r>
-      <w:r>
-        <w:t xml:space="preserve"> </w:t>
-      </w:r>
-      <w:r>
-        <w:t xml:space="preserve">or</w:t>
-      </w:r>
-      <w:r>
-        <w:t xml:space="preserve"> </w:t>
-      </w:r>
-      <w:r>
-        <w:rPr>
-          <w:rStyle w:val="VerbatimChar"/>
-        </w:rPr>
-        <w:t xml:space="preserve">"egg"</w:t>
-      </w:r>
-      <w:r>
-        <w:t xml:space="preserve">.</w:t>
-      </w:r>
-    </w:p>
-    <w:p>
-      <w:pPr>
-        <w:pStyle w:val="Compact"/>
-        <w:numPr>
-          <w:ilvl w:val="0"/>
-          <w:numId w:val="1032"/>
-        </w:numPr>
-      </w:pPr>
-      <w:r>
-        <w:rPr>
-          <w:rStyle w:val="VerbatimChar"/>
-          <w:b/>
-          <w:bCs/>
-        </w:rPr>
-        <w:t xml:space="preserve">date_min</w:t>
-      </w:r>
-      <w:r>
-        <w:rPr>
-          <w:b/>
-          <w:bCs/>
-        </w:rPr>
-        <w:t xml:space="preserve">,</w:t>
-      </w:r>
-      <w:r>
-        <w:rPr>
-          <w:b/>
-          <w:bCs/>
-        </w:rPr>
-        <w:t xml:space="preserve"> </w:t>
-      </w:r>
-      <w:r>
-        <w:rPr>
-          <w:rStyle w:val="VerbatimChar"/>
-          <w:b/>
-          <w:bCs/>
-        </w:rPr>
-        <w:t xml:space="preserve">date_max</w:t>
-      </w:r>
-      <w:r>
-        <w:t xml:space="preserve"> </w:t>
-      </w:r>
-      <w:r>
-        <w:t xml:space="preserve">— bound the biological side by tow start date.</w:t>
-      </w:r>
-    </w:p>
-    <w:p>
-      <w:pPr>
-        <w:pStyle w:val="Compact"/>
-        <w:numPr>
-          <w:ilvl w:val="0"/>
-          <w:numId w:val="1032"/>
-        </w:numPr>
-      </w:pPr>
-      <w:r>
-        <w:rPr>
-          <w:rStyle w:val="VerbatimChar"/>
-          <w:b/>
-          <w:bCs/>
-        </w:rPr>
-        <w:t xml:space="preserve">depth_m_min</w:t>
-      </w:r>
-      <w:r>
-        <w:rPr>
-          <w:b/>
-          <w:bCs/>
-        </w:rPr>
-        <w:t xml:space="preserve">,</w:t>
-      </w:r>
-      <w:r>
-        <w:rPr>
-          <w:b/>
-          <w:bCs/>
-        </w:rPr>
-        <w:t xml:space="preserve"> </w:t>
-      </w:r>
-      <w:r>
-        <w:rPr>
-          <w:rStyle w:val="VerbatimChar"/>
-          <w:b/>
-          <w:bCs/>
-        </w:rPr>
-        <w:t xml:space="preserve">depth_m_max</w:t>
-      </w:r>
-      <w:r>
-        <w:t xml:space="preserve"> </w:t>
-      </w:r>
-      <w:r>
-        <w:t xml:space="preserve">— bound the environmental bottle depths.</w:t>
-      </w:r>
-    </w:p>
-    <w:p>
-      <w:pPr>
-        <w:pStyle w:val="Compact"/>
-        <w:numPr>
-          <w:ilvl w:val="0"/>
-          <w:numId w:val="1032"/>
-        </w:numPr>
-      </w:pPr>
-      <w:r>
-        <w:rPr>
-          <w:rStyle w:val="VerbatimChar"/>
-          <w:b/>
-          <w:bCs/>
-        </w:rPr>
-        <w:t xml:space="preserve">version</w:t>
-      </w:r>
-      <w:r>
-        <w:t xml:space="preserve"> </w:t>
-      </w:r>
-      <w:r>
-        <w:t xml:space="preserve">— a release string like</w:t>
-      </w:r>
-      <w:r>
-        <w:t xml:space="preserve"> </w:t>
-      </w:r>
-      <w:r>
-        <w:rPr>
-          <w:rStyle w:val="VerbatimChar"/>
-        </w:rPr>
-        <w:t xml:space="preserve">"v2026.05.14"</w:t>
-      </w:r>
-      <w:r>
-        <w:t xml:space="preserve">, or</w:t>
-      </w:r>
-      <w:r>
-        <w:t xml:space="preserve"> </w:t>
-      </w:r>
-      <w:r>
-        <w:rPr>
-          <w:rStyle w:val="VerbatimChar"/>
-        </w:rPr>
-        <w:t xml:space="preserve">"latest"</w:t>
-      </w:r>
-      <w:r>
-        <w:t xml:space="preserve">.</w:t>
-      </w:r>
-    </w:p>
-    <w:bookmarkEnd w:id="149"/>
-    <w:bookmarkStart w:id="150" w:name="migrating-from-the-api"/>
-    <w:p>
-      <w:pPr>
-        <w:pStyle w:val="Heading2"/>
-      </w:pPr>
-      <w:r>
-        <w:t xml:space="preserve">7.7 Migrating from the API</w:t>
+        <w:t xml:space="preserve">The portable SQL these helpers emit runs in any DuckDB client:</w:t>
       </w:r>
     </w:p>
     <w:tbl>
@@ -18086,7 +18650,7 @@
               <w:pStyle w:val="Compact"/>
             </w:pPr>
             <w:r>
-              <w:t xml:space="preserve">Old API</w:t>
+              <w:t xml:space="preserve">Where</w:t>
             </w:r>
           </w:p>
         </w:tc>
@@ -18097,7 +18661,7 @@
               <w:pStyle w:val="Compact"/>
             </w:pPr>
             <w:r>
-              <w:t xml:space="preserve">New helper</w:t>
+              <w:t xml:space="preserve">How</w:t>
             </w:r>
           </w:p>
         </w:tc>
@@ -18111,36 +18675,13 @@
             </w:pPr>
             <w:r>
               <w:rPr>
-                <w:rStyle w:val="VerbatimChar"/>
+                <w:b/>
+                <w:bCs/>
               </w:rPr>
-              <w:t xml:space="preserve">/ichthyodata</w:t>
-            </w:r>
-            <w:r>
-              <w:t xml:space="preserve"> </w:t>
-            </w:r>
-            <w:r>
-              <w:t xml:space="preserve">(</w:t>
-            </w:r>
-            <w:r>
-              <w:rPr>
-                <w:rStyle w:val="VerbatimChar"/>
-              </w:rPr>
-              <w:t xml:space="preserve">species</w:t>
-            </w:r>
-            <w:r>
-              <w:t xml:space="preserve">,</w:t>
-            </w:r>
-            <w:r>
-              <w:t xml:space="preserve"> </w:t>
-            </w:r>
-            <w:r>
-              <w:rPr>
-                <w:rStyle w:val="VerbatimChar"/>
-              </w:rPr>
-              <w:t xml:space="preserve">exact_match</w:t>
-            </w:r>
-            <w:r>
-              <w:t xml:space="preserve">)</w:t>
+              <w:t xml:space="preserve">R</w:t>
+            </w:r>
+            <w:r>
+              <w:t xml:space="preserve">, on your laptop</w:t>
             </w:r>
           </w:p>
         </w:tc>
@@ -18154,7 +18695,13 @@
               <w:rPr>
                 <w:rStyle w:val="VerbatimChar"/>
               </w:rPr>
-              <w:t xml:space="preserve">cc_match_ichthyo_by_name(scientific_name, exact_match=)</w:t>
+              <w:t xml:space="preserve">cc_match_ichthyo_by_name(...)</w:t>
+            </w:r>
+            <w:r>
+              <w:t xml:space="preserve"> </w:t>
+            </w:r>
+            <w:r>
+              <w:t xml:space="preserve">— this page</w:t>
             </w:r>
           </w:p>
         </w:tc>
@@ -18168,24 +18715,13 @@
             </w:pPr>
             <w:r>
               <w:rPr>
-                <w:rStyle w:val="VerbatimChar"/>
+                <w:b/>
+                <w:bCs/>
               </w:rPr>
-              <w:t xml:space="preserve">/itis_ichthyodata</w:t>
-            </w:r>
-            <w:r>
-              <w:t xml:space="preserve"> </w:t>
-            </w:r>
-            <w:r>
-              <w:t xml:space="preserve">(</w:t>
-            </w:r>
-            <w:r>
-              <w:rPr>
-                <w:rStyle w:val="VerbatimChar"/>
-              </w:rPr>
-              <w:t xml:space="preserve">ITISid</w:t>
-            </w:r>
-            <w:r>
-              <w:t xml:space="preserve">)</w:t>
+              <w:t xml:space="preserve">Python</w:t>
+            </w:r>
+            <w:r>
+              <w:t xml:space="preserve">, on a notebook server</w:t>
             </w:r>
           </w:p>
         </w:tc>
@@ -18199,14 +18735,25 @@
               <w:rPr>
                 <w:rStyle w:val="VerbatimChar"/>
               </w:rPr>
-              <w:t xml:space="preserve">cc_match_ichthyo_by_taxon(worms_id)</w:t>
+              <w:t xml:space="preserve">duckdb.connect().sql(open("query.sql").read()).df()</w:t>
             </w:r>
             <w:r>
               <w:t xml:space="preserve"> </w:t>
             </w:r>
             <w:r>
-              <w:t xml:space="preserve">— WoRMS, recursive subtree</w:t>
-            </w:r>
+              <w:t xml:space="preserve">— see</w:t>
+            </w:r>
+            <w:r>
+              <w:t xml:space="preserve"> </w:t>
+            </w:r>
+            <w:hyperlink w:anchor="from-python">
+              <w:r>
+                <w:rPr>
+                  <w:rStyle w:val="Hyperlink"/>
+                </w:rPr>
+                <w:t xml:space="preserve">Data Access → From Python</w:t>
+              </w:r>
+            </w:hyperlink>
           </w:p>
         </w:tc>
       </w:tr>
@@ -18219,9 +18766,13 @@
             </w:pPr>
             <w:r>
               <w:rPr>
-                <w:rStyle w:val="VerbatimChar"/>
+                <w:b/>
+                <w:bCs/>
               </w:rPr>
-              <w:t xml:space="preserve">/zooplankton_biomass</w:t>
+              <w:t xml:space="preserve">shell</w:t>
+            </w:r>
+            <w:r>
+              <w:t xml:space="preserve">, on the command line</w:t>
             </w:r>
           </w:p>
         </w:tc>
@@ -18235,7 +18786,7 @@
               <w:rPr>
                 <w:rStyle w:val="VerbatimChar"/>
               </w:rPr>
-              <w:t xml:space="preserve">cc_match_zooplankton_biomass()</w:t>
+              <w:t xml:space="preserve">duckdb &lt; query.sql</w:t>
             </w:r>
           </w:p>
         </w:tc>
@@ -18249,9 +18800,13 @@
             </w:pPr>
             <w:r>
               <w:rPr>
-                <w:rStyle w:val="VerbatimChar"/>
+                <w:b/>
+                <w:bCs/>
               </w:rPr>
-              <w:t xml:space="preserve">relax_matching = TRUE</w:t>
+              <w:t xml:space="preserve">your web browser</w:t>
+            </w:r>
+            <w:r>
+              <w:t xml:space="preserve">, no install</w:t>
             </w:r>
           </w:p>
         </w:tc>
@@ -18261,41 +18816,1166 @@
             <w:pPr>
               <w:pStyle w:val="Compact"/>
             </w:pPr>
-            <w:r>
-              <w:rPr>
-                <w:rStyle w:val="VerbatimChar"/>
-              </w:rPr>
-              <w:t xml:space="preserve">relax_matching = TRUE</w:t>
-            </w:r>
+            <w:hyperlink r:id="rId135">
+              <w:r>
+                <w:rPr>
+                  <w:rStyle w:val="Hyperlink"/>
+                  <w:b/>
+                  <w:bCs/>
+                </w:rPr>
+                <w:t xml:space="preserve">CalCOFI Match</w:t>
+              </w:r>
+            </w:hyperlink>
             <w:r>
               <w:t xml:space="preserve"> </w:t>
             </w:r>
             <w:r>
-              <w:t xml:space="preserve">(5 km / 72 hr) or explicit</w:t>
-            </w:r>
-            <w:r>
-              <w:t xml:space="preserve"> </w:t>
-            </w:r>
-            <w:r>
-              <w:rPr>
-                <w:rStyle w:val="VerbatimChar"/>
-              </w:rPr>
-              <w:t xml:space="preserve">max_dist_km</w:t>
-            </w:r>
-            <w:r>
-              <w:t xml:space="preserve"> </w:t>
-            </w:r>
-            <w:r>
-              <w:t xml:space="preserve">/</w:t>
-            </w:r>
-            <w:r>
-              <w:t xml:space="preserve"> </w:t>
-            </w:r>
-            <w:r>
-              <w:rPr>
-                <w:rStyle w:val="VerbatimChar"/>
-              </w:rPr>
-              <w:t xml:space="preserve">max_time_hr</w:t>
+              <w:t xml:space="preserve">— point-and-click form for the three wrappers + custom SQL, runs DuckDB-WASM client-side</w:t>
+            </w:r>
+          </w:p>
+        </w:tc>
+      </w:tr>
+    </w:tbl>
+    <w:p>
+      <w:pPr>
+        <w:pStyle w:val="BodyText"/>
+      </w:pPr>
+      <w:r>
+        <w:t xml:space="preserve">In each case the</w:t>
+      </w:r>
+      <w:r>
+        <w:t xml:space="preserve"> </w:t>
+      </w:r>
+      <w:r>
+        <w:rPr>
+          <w:i/>
+          <w:iCs/>
+        </w:rPr>
+        <w:t xml:space="preserve">exact same</w:t>
+      </w:r>
+      <w:r>
+        <w:t xml:space="preserve"> </w:t>
+      </w:r>
+      <w:r>
+        <w:t xml:space="preserve">generated SQL hits the</w:t>
+      </w:r>
+      <w:r>
+        <w:t xml:space="preserve"> </w:t>
+      </w:r>
+      <w:r>
+        <w:rPr>
+          <w:i/>
+          <w:iCs/>
+        </w:rPr>
+        <w:t xml:space="preserve">exact same</w:t>
+      </w:r>
+      <w:r>
+        <w:t xml:space="preserve"> </w:t>
+      </w:r>
+      <w:r>
+        <w:t xml:space="preserve">public GCS</w:t>
+      </w:r>
+      <w:r>
+        <w:t xml:space="preserve"> </w:t>
+      </w:r>
+      <w:r>
+        <w:t xml:space="preserve">Parquet, so a colleague who only writes Python (or only opens browser tabs)</w:t>
+      </w:r>
+      <w:r>
+        <w:t xml:space="preserve"> </w:t>
+      </w:r>
+      <w:r>
+        <w:t xml:space="preserve">gets the same rows you do — same</w:t>
+      </w:r>
+      <w:r>
+        <w:t xml:space="preserve"> </w:t>
+      </w:r>
+      <w:r>
+        <w:rPr>
+          <w:rStyle w:val="VerbatimChar"/>
+        </w:rPr>
+        <w:t xml:space="preserve">bio_id</w:t>
+      </w:r>
+      <w:r>
+        <w:t xml:space="preserve">s, same</w:t>
+      </w:r>
+      <w:r>
+        <w:t xml:space="preserve"> </w:t>
+      </w:r>
+      <w:r>
+        <w:rPr>
+          <w:rStyle w:val="VerbatimChar"/>
+        </w:rPr>
+        <w:t xml:space="preserve">env_value</w:t>
+      </w:r>
+      <w:r>
+        <w:t xml:space="preserve">s, same</w:t>
+      </w:r>
+      <w:r>
+        <w:t xml:space="preserve"> </w:t>
+      </w:r>
+      <w:r>
+        <w:rPr>
+          <w:rStyle w:val="VerbatimChar"/>
+        </w:rPr>
+        <w:t xml:space="preserve">time_diff_hr</w:t>
+      </w:r>
+      <w:r>
+        <w:t xml:space="preserve">s.</w:t>
+      </w:r>
+    </w:p>
+    <w:bookmarkEnd w:id="152"/>
+    <w:bookmarkStart w:id="153" w:name="the-core-engine-cc_match_bio_env"/>
+    <w:p>
+      <w:pPr>
+        <w:pStyle w:val="Heading2"/>
+      </w:pPr>
+      <w:r>
+        <w:t xml:space="preserve">7.6 The core engine:</w:t>
+      </w:r>
+      <w:r>
+        <w:t xml:space="preserve"> </w:t>
+      </w:r>
+      <w:r>
+        <w:rPr>
+          <w:rStyle w:val="VerbatimChar"/>
+        </w:rPr>
+        <w:t xml:space="preserve">cc_match_bio_env()</w:t>
+      </w:r>
+    </w:p>
+    <w:p>
+      <w:pPr>
+        <w:pStyle w:val="FirstParagraph"/>
+      </w:pPr>
+      <w:r>
+        <w:t xml:space="preserve">The wrappers are thin shells over</w:t>
+      </w:r>
+      <w:r>
+        <w:t xml:space="preserve"> </w:t>
+      </w:r>
+      <w:r>
+        <w:rPr>
+          <w:rStyle w:val="VerbatimChar"/>
+        </w:rPr>
+        <w:t xml:space="preserve">cc_match_bio_env()</w:t>
+      </w:r>
+      <w:r>
+        <w:t xml:space="preserve">, which takes a</w:t>
+      </w:r>
+      <w:r>
+        <w:t xml:space="preserve"> </w:t>
+      </w:r>
+      <w:r>
+        <w:rPr>
+          <w:rStyle w:val="VerbatimChar"/>
+        </w:rPr>
+        <w:t xml:space="preserve">bio</w:t>
+      </w:r>
+      <w:r>
+        <w:t xml:space="preserve"> </w:t>
+      </w:r>
+      <w:r>
+        <w:t xml:space="preserve">and</w:t>
+      </w:r>
+      <w:r>
+        <w:t xml:space="preserve"> </w:t>
+      </w:r>
+      <w:r>
+        <w:t xml:space="preserve">an</w:t>
+      </w:r>
+      <w:r>
+        <w:t xml:space="preserve"> </w:t>
+      </w:r>
+      <w:r>
+        <w:rPr>
+          <w:rStyle w:val="VerbatimChar"/>
+        </w:rPr>
+        <w:t xml:space="preserve">env</w:t>
+      </w:r>
+      <w:r>
+        <w:t xml:space="preserve"> </w:t>
+      </w:r>
+      <w:r>
+        <w:t xml:space="preserve">SQL</w:t>
+      </w:r>
+      <w:r>
+        <w:t xml:space="preserve"> </w:t>
+      </w:r>
+      <w:r>
+        <w:rPr>
+          <w:rStyle w:val="VerbatimChar"/>
+        </w:rPr>
+        <w:t xml:space="preserve">SELECT</w:t>
+      </w:r>
+      <w:r>
+        <w:t xml:space="preserve"> </w:t>
+      </w:r>
+      <w:r>
+        <w:t xml:space="preserve">string and performs the match. Call it directly when you</w:t>
+      </w:r>
+      <w:r>
+        <w:t xml:space="preserve"> </w:t>
+      </w:r>
+      <w:r>
+        <w:t xml:space="preserve">need a biological or environmental side the wrappers don’t cover (custom</w:t>
+      </w:r>
+      <w:r>
+        <w:t xml:space="preserve"> </w:t>
+      </w:r>
+      <w:r>
+        <w:t xml:space="preserve">filters, a different grouping, joining</w:t>
+      </w:r>
+      <w:r>
+        <w:t xml:space="preserve"> </w:t>
+      </w:r>
+      <w:r>
+        <w:rPr>
+          <w:rStyle w:val="VerbatimChar"/>
+        </w:rPr>
+        <w:t xml:space="preserve">bottle</w:t>
+      </w:r>
+      <w:r>
+        <w:t xml:space="preserve"> </w:t>
+      </w:r>
+      <w:r>
+        <w:t xml:space="preserve">to</w:t>
+      </w:r>
+      <w:r>
+        <w:t xml:space="preserve"> </w:t>
+      </w:r>
+      <w:r>
+        <w:rPr>
+          <w:rStyle w:val="VerbatimChar"/>
+        </w:rPr>
+        <w:t xml:space="preserve">cast_condition</w:t>
+      </w:r>
+      <w:r>
+        <w:t xml:space="preserve">, …):</w:t>
+      </w:r>
+    </w:p>
+    <w:p>
+      <w:pPr>
+        <w:pStyle w:val="SourceCode"/>
+      </w:pPr>
+      <w:r>
+        <w:rPr>
+          <w:rStyle w:val="FunctionTok"/>
+        </w:rPr>
+        <w:t xml:space="preserve">cc_match_bio_env</w:t>
+      </w:r>
+      <w:r>
+        <w:rPr>
+          <w:rStyle w:val="NormalTok"/>
+        </w:rPr>
+        <w:t xml:space="preserve">(</w:t>
+      </w:r>
+      <w:r>
+        <w:br/>
+      </w:r>
+      <w:r>
+        <w:rPr>
+          <w:rStyle w:val="NormalTok"/>
+        </w:rPr>
+        <w:t xml:space="preserve">  bio, env,                                  </w:t>
+      </w:r>
+      <w:r>
+        <w:rPr>
+          <w:rStyle w:val="CommentTok"/>
+        </w:rPr>
+        <w:t xml:space="preserve"># SELECT strings (see contract below)</w:t>
+      </w:r>
+      <w:r>
+        <w:br/>
+      </w:r>
+      <w:r>
+        <w:rPr>
+          <w:rStyle w:val="NormalTok"/>
+        </w:rPr>
+        <w:t xml:space="preserve">  </w:t>
+      </w:r>
+      <w:r>
+        <w:rPr>
+          <w:rStyle w:val="AttributeTok"/>
+        </w:rPr>
+        <w:t xml:space="preserve">max_dist_km =</w:t>
+      </w:r>
+      <w:r>
+        <w:rPr>
+          <w:rStyle w:val="NormalTok"/>
+        </w:rPr>
+        <w:t xml:space="preserve"> </w:t>
+      </w:r>
+      <w:r>
+        <w:rPr>
+          <w:rStyle w:val="DecValTok"/>
+        </w:rPr>
+        <w:t xml:space="preserve">2</w:t>
+      </w:r>
+      <w:r>
+        <w:rPr>
+          <w:rStyle w:val="NormalTok"/>
+        </w:rPr>
+        <w:t xml:space="preserve">, </w:t>
+      </w:r>
+      <w:r>
+        <w:rPr>
+          <w:rStyle w:val="AttributeTok"/>
+        </w:rPr>
+        <w:t xml:space="preserve">max_time_hr =</w:t>
+      </w:r>
+      <w:r>
+        <w:rPr>
+          <w:rStyle w:val="NormalTok"/>
+        </w:rPr>
+        <w:t xml:space="preserve"> </w:t>
+      </w:r>
+      <w:r>
+        <w:rPr>
+          <w:rStyle w:val="DecValTok"/>
+        </w:rPr>
+        <w:t xml:space="preserve">6</w:t>
+      </w:r>
+      <w:r>
+        <w:rPr>
+          <w:rStyle w:val="NormalTok"/>
+        </w:rPr>
+        <w:t xml:space="preserve">,          </w:t>
+      </w:r>
+      <w:r>
+        <w:rPr>
+          <w:rStyle w:val="CommentTok"/>
+        </w:rPr>
+        <w:t xml:space="preserve"># match tolerances</w:t>
+      </w:r>
+      <w:r>
+        <w:br/>
+      </w:r>
+      <w:r>
+        <w:rPr>
+          <w:rStyle w:val="NormalTok"/>
+        </w:rPr>
+        <w:t xml:space="preserve">  </w:t>
+      </w:r>
+      <w:r>
+        <w:rPr>
+          <w:rStyle w:val="AttributeTok"/>
+        </w:rPr>
+        <w:t xml:space="preserve">join_method =</w:t>
+      </w:r>
+      <w:r>
+        <w:rPr>
+          <w:rStyle w:val="NormalTok"/>
+        </w:rPr>
+        <w:t xml:space="preserve"> </w:t>
+      </w:r>
+      <w:r>
+        <w:rPr>
+          <w:rStyle w:val="StringTok"/>
+        </w:rPr>
+        <w:t xml:space="preserve">"nearest_time"</w:t>
+      </w:r>
+      <w:r>
+        <w:rPr>
+          <w:rStyle w:val="NormalTok"/>
+        </w:rPr>
+        <w:t xml:space="preserve">,              </w:t>
+      </w:r>
+      <w:r>
+        <w:rPr>
+          <w:rStyle w:val="CommentTok"/>
+        </w:rPr>
+        <w:t xml:space="preserve"># or "nearest_dist", "average"</w:t>
+      </w:r>
+      <w:r>
+        <w:br/>
+      </w:r>
+      <w:r>
+        <w:rPr>
+          <w:rStyle w:val="NormalTok"/>
+        </w:rPr>
+        <w:t xml:space="preserve">  </w:t>
+      </w:r>
+      <w:r>
+        <w:rPr>
+          <w:rStyle w:val="AttributeTok"/>
+        </w:rPr>
+        <w:t xml:space="preserve">version     =</w:t>
+      </w:r>
+      <w:r>
+        <w:rPr>
+          <w:rStyle w:val="NormalTok"/>
+        </w:rPr>
+        <w:t xml:space="preserve"> </w:t>
+      </w:r>
+      <w:r>
+        <w:rPr>
+          <w:rStyle w:val="StringTok"/>
+        </w:rPr>
+        <w:t xml:space="preserve">"latest"</w:t>
+      </w:r>
+      <w:r>
+        <w:rPr>
+          <w:rStyle w:val="NormalTok"/>
+        </w:rPr>
+        <w:t xml:space="preserve">,</w:t>
+      </w:r>
+      <w:r>
+        <w:br/>
+      </w:r>
+      <w:r>
+        <w:rPr>
+          <w:rStyle w:val="NormalTok"/>
+        </w:rPr>
+        <w:t xml:space="preserve">  </w:t>
+      </w:r>
+      <w:r>
+        <w:rPr>
+          <w:rStyle w:val="AttributeTok"/>
+        </w:rPr>
+        <w:t xml:space="preserve">collect     =</w:t>
+      </w:r>
+      <w:r>
+        <w:rPr>
+          <w:rStyle w:val="NormalTok"/>
+        </w:rPr>
+        <w:t xml:space="preserve"> </w:t>
+      </w:r>
+      <w:r>
+        <w:rPr>
+          <w:rStyle w:val="ConstantTok"/>
+        </w:rPr>
+        <w:t xml:space="preserve">TRUE</w:t>
+      </w:r>
+      <w:r>
+        <w:rPr>
+          <w:rStyle w:val="NormalTok"/>
+        </w:rPr>
+        <w:t xml:space="preserve">,                        </w:t>
+      </w:r>
+      <w:r>
+        <w:rPr>
+          <w:rStyle w:val="CommentTok"/>
+        </w:rPr>
+        <w:t xml:space="preserve"># FALSE → lazy dplyr::tbl</w:t>
+      </w:r>
+      <w:r>
+        <w:br/>
+      </w:r>
+      <w:r>
+        <w:rPr>
+          <w:rStyle w:val="NormalTok"/>
+        </w:rPr>
+        <w:t xml:space="preserve">  </w:t>
+      </w:r>
+      <w:r>
+        <w:rPr>
+          <w:rStyle w:val="AttributeTok"/>
+        </w:rPr>
+        <w:t xml:space="preserve">return_sql  =</w:t>
+      </w:r>
+      <w:r>
+        <w:rPr>
+          <w:rStyle w:val="NormalTok"/>
+        </w:rPr>
+        <w:t xml:space="preserve"> </w:t>
+      </w:r>
+      <w:r>
+        <w:rPr>
+          <w:rStyle w:val="ConstantTok"/>
+        </w:rPr>
+        <w:t xml:space="preserve">FALSE</w:t>
+      </w:r>
+      <w:r>
+        <w:rPr>
+          <w:rStyle w:val="NormalTok"/>
+        </w:rPr>
+        <w:t xml:space="preserve">)                       </w:t>
+      </w:r>
+      <w:r>
+        <w:rPr>
+          <w:rStyle w:val="CommentTok"/>
+        </w:rPr>
+        <w:t xml:space="preserve"># TRUE  → just the SQL string</w:t>
+      </w:r>
+    </w:p>
+    <w:p>
+      <w:pPr>
+        <w:pStyle w:val="FirstParagraph"/>
+      </w:pPr>
+      <w:r>
+        <w:rPr>
+          <w:b/>
+          <w:bCs/>
+        </w:rPr>
+        <w:t xml:space="preserve">Contract.</w:t>
+      </w:r>
+      <w:r>
+        <w:t xml:space="preserve"> </w:t>
+      </w:r>
+      <w:r>
+        <w:rPr>
+          <w:rStyle w:val="VerbatimChar"/>
+        </w:rPr>
+        <w:t xml:space="preserve">bio</w:t>
+      </w:r>
+      <w:r>
+        <w:t xml:space="preserve"> </w:t>
+      </w:r>
+      <w:r>
+        <w:t xml:space="preserve">must yield</w:t>
+      </w:r>
+      <w:r>
+        <w:t xml:space="preserve"> </w:t>
+      </w:r>
+      <w:r>
+        <w:rPr>
+          <w:rStyle w:val="VerbatimChar"/>
+        </w:rPr>
+        <w:t xml:space="preserve">bio_id</w:t>
+      </w:r>
+      <w:r>
+        <w:t xml:space="preserve">,</w:t>
+      </w:r>
+      <w:r>
+        <w:t xml:space="preserve"> </w:t>
+      </w:r>
+      <w:r>
+        <w:rPr>
+          <w:rStyle w:val="VerbatimChar"/>
+        </w:rPr>
+        <w:t xml:space="preserve">bio_datetime</w:t>
+      </w:r>
+      <w:r>
+        <w:t xml:space="preserve">,</w:t>
+      </w:r>
+      <w:r>
+        <w:t xml:space="preserve"> </w:t>
+      </w:r>
+      <w:r>
+        <w:rPr>
+          <w:rStyle w:val="VerbatimChar"/>
+        </w:rPr>
+        <w:t xml:space="preserve">bio_lon</w:t>
+      </w:r>
+      <w:r>
+        <w:t xml:space="preserve">,</w:t>
+      </w:r>
+      <w:r>
+        <w:t xml:space="preserve"> </w:t>
+      </w:r>
+      <w:r>
+        <w:rPr>
+          <w:rStyle w:val="VerbatimChar"/>
+        </w:rPr>
+        <w:t xml:space="preserve">bio_lat</w:t>
+      </w:r>
+      <w:r>
+        <w:t xml:space="preserve">,</w:t>
+      </w:r>
+      <w:r>
+        <w:t xml:space="preserve"> </w:t>
+      </w:r>
+      <w:r>
+        <w:rPr>
+          <w:rStyle w:val="VerbatimChar"/>
+        </w:rPr>
+        <w:t xml:space="preserve">bio_value</w:t>
+      </w:r>
+      <w:r>
+        <w:t xml:space="preserve"> </w:t>
+      </w:r>
+      <w:r>
+        <w:t xml:space="preserve">(plus any descriptive columns, carried through as grouping keys).</w:t>
+      </w:r>
+      <w:r>
+        <w:t xml:space="preserve"> </w:t>
+      </w:r>
+      <w:r>
+        <w:rPr>
+          <w:rStyle w:val="VerbatimChar"/>
+        </w:rPr>
+        <w:t xml:space="preserve">env</w:t>
+      </w:r>
+      <w:r>
+        <w:t xml:space="preserve"> </w:t>
+      </w:r>
+      <w:r>
+        <w:t xml:space="preserve">must yield exactly</w:t>
+      </w:r>
+      <w:r>
+        <w:t xml:space="preserve"> </w:t>
+      </w:r>
+      <w:r>
+        <w:rPr>
+          <w:rStyle w:val="VerbatimChar"/>
+        </w:rPr>
+        <w:t xml:space="preserve">env_id</w:t>
+      </w:r>
+      <w:r>
+        <w:t xml:space="preserve">,</w:t>
+      </w:r>
+      <w:r>
+        <w:t xml:space="preserve"> </w:t>
+      </w:r>
+      <w:r>
+        <w:rPr>
+          <w:rStyle w:val="VerbatimChar"/>
+        </w:rPr>
+        <w:t xml:space="preserve">env_datetime</w:t>
+      </w:r>
+      <w:r>
+        <w:t xml:space="preserve">,</w:t>
+      </w:r>
+      <w:r>
+        <w:t xml:space="preserve"> </w:t>
+      </w:r>
+      <w:r>
+        <w:rPr>
+          <w:rStyle w:val="VerbatimChar"/>
+        </w:rPr>
+        <w:t xml:space="preserve">env_lon</w:t>
+      </w:r>
+      <w:r>
+        <w:t xml:space="preserve">,</w:t>
+      </w:r>
+      <w:r>
+        <w:t xml:space="preserve"> </w:t>
+      </w:r>
+      <w:r>
+        <w:rPr>
+          <w:rStyle w:val="VerbatimChar"/>
+        </w:rPr>
+        <w:t xml:space="preserve">env_lat</w:t>
+      </w:r>
+      <w:r>
+        <w:t xml:space="preserve">,</w:t>
+      </w:r>
+      <w:r>
+        <w:t xml:space="preserve"> </w:t>
+      </w:r>
+      <w:r>
+        <w:rPr>
+          <w:rStyle w:val="VerbatimChar"/>
+        </w:rPr>
+        <w:t xml:space="preserve">env_value</w:t>
+      </w:r>
+      <w:r>
+        <w:t xml:space="preserve">,</w:t>
+      </w:r>
+      <w:r>
+        <w:t xml:space="preserve"> </w:t>
+      </w:r>
+      <w:r>
+        <w:rPr>
+          <w:rStyle w:val="VerbatimChar"/>
+        </w:rPr>
+        <w:t xml:space="preserve">env_depth_m</w:t>
+      </w:r>
+      <w:r>
+        <w:t xml:space="preserve">,</w:t>
+      </w:r>
+      <w:r>
+        <w:t xml:space="preserve"> </w:t>
+      </w:r>
+      <w:r>
+        <w:rPr>
+          <w:rStyle w:val="VerbatimChar"/>
+        </w:rPr>
+        <w:t xml:space="preserve">measurement_type</w:t>
+      </w:r>
+      <w:r>
+        <w:t xml:space="preserve">. Both typically</w:t>
+      </w:r>
+      <w:r>
+        <w:t xml:space="preserve"> </w:t>
+      </w:r>
+      <w:r>
+        <w:rPr>
+          <w:rStyle w:val="VerbatimChar"/>
+        </w:rPr>
+        <w:t xml:space="preserve">FROM read_parquet('https://…/{table}.parquet')</w:t>
+      </w:r>
+      <w:r>
+        <w:t xml:space="preserve"> </w:t>
+      </w:r>
+      <w:r>
+        <w:t xml:space="preserve">so the emitted SQL stays portable.</w:t>
+      </w:r>
+    </w:p>
+    <w:bookmarkEnd w:id="153"/>
+    <w:bookmarkStart w:id="154" w:name="parameters"/>
+    <w:p>
+      <w:pPr>
+        <w:pStyle w:val="Heading2"/>
+      </w:pPr>
+      <w:r>
+        <w:t xml:space="preserve">7.7 Parameters</w:t>
+      </w:r>
+    </w:p>
+    <w:p>
+      <w:pPr>
+        <w:pStyle w:val="Compact"/>
+        <w:numPr>
+          <w:ilvl w:val="0"/>
+          <w:numId w:val="1032"/>
+        </w:numPr>
+      </w:pPr>
+      <w:r>
+        <w:rPr>
+          <w:rStyle w:val="VerbatimChar"/>
+          <w:b/>
+          <w:bCs/>
+        </w:rPr>
+        <w:t xml:space="preserve">max_dist_km</w:t>
+      </w:r>
+      <w:r>
+        <w:rPr>
+          <w:b/>
+          <w:bCs/>
+        </w:rPr>
+        <w:t xml:space="preserve">,</w:t>
+      </w:r>
+      <w:r>
+        <w:rPr>
+          <w:b/>
+          <w:bCs/>
+        </w:rPr>
+        <w:t xml:space="preserve"> </w:t>
+      </w:r>
+      <w:r>
+        <w:rPr>
+          <w:rStyle w:val="VerbatimChar"/>
+          <w:b/>
+          <w:bCs/>
+        </w:rPr>
+        <w:t xml:space="preserve">max_time_hr</w:t>
+      </w:r>
+      <w:r>
+        <w:t xml:space="preserve"> </w:t>
+      </w:r>
+      <w:r>
+        <w:t xml:space="preserve">— the spatial and temporal match windows.</w:t>
+      </w:r>
+      <w:r>
+        <w:t xml:space="preserve"> </w:t>
+      </w:r>
+      <w:r>
+        <w:t xml:space="preserve">Defaults are 2 km / 6 hr;</w:t>
+      </w:r>
+      <w:r>
+        <w:t xml:space="preserve"> </w:t>
+      </w:r>
+      <w:r>
+        <w:rPr>
+          <w:rStyle w:val="VerbatimChar"/>
+        </w:rPr>
+        <w:t xml:space="preserve">relax_matching = TRUE</w:t>
+      </w:r>
+      <w:r>
+        <w:t xml:space="preserve"> </w:t>
+      </w:r>
+      <w:r>
+        <w:t xml:space="preserve">widens them to 5 km / 72 hr</w:t>
+      </w:r>
+      <w:r>
+        <w:t xml:space="preserve"> </w:t>
+      </w:r>
+      <w:r>
+        <w:t xml:space="preserve">(an explicit value always wins). This replaces the old API’s</w:t>
+      </w:r>
+      <w:r>
+        <w:t xml:space="preserve"> </w:t>
+      </w:r>
+      <w:r>
+        <w:rPr>
+          <w:rStyle w:val="VerbatimChar"/>
+        </w:rPr>
+        <w:t xml:space="preserve">relax_matching</w:t>
+      </w:r>
+      <w:r>
+        <w:t xml:space="preserve"> </w:t>
+      </w:r>
+      <w:r>
+        <w:t xml:space="preserve">boolean.</w:t>
+      </w:r>
+    </w:p>
+    <w:p>
+      <w:pPr>
+        <w:pStyle w:val="Compact"/>
+        <w:numPr>
+          <w:ilvl w:val="0"/>
+          <w:numId w:val="1032"/>
+        </w:numPr>
+      </w:pPr>
+      <w:r>
+        <w:rPr>
+          <w:rStyle w:val="VerbatimChar"/>
+          <w:b/>
+          <w:bCs/>
+        </w:rPr>
+        <w:t xml:space="preserve">join_method</w:t>
+      </w:r>
+      <w:r>
+        <w:t xml:space="preserve"> </w:t>
+      </w:r>
+      <w:r>
+        <w:t xml:space="preserve">— how the environmental observations inside the window are</w:t>
+      </w:r>
+      <w:r>
+        <w:t xml:space="preserve"> </w:t>
+      </w:r>
+      <w:r>
+        <w:t xml:space="preserve">reduced to one value per biological observation:</w:t>
+      </w:r>
+    </w:p>
+    <w:p>
+      <w:pPr>
+        <w:pStyle w:val="Compact"/>
+        <w:numPr>
+          <w:ilvl w:val="1"/>
+          <w:numId w:val="1033"/>
+        </w:numPr>
+      </w:pPr>
+      <w:r>
+        <w:rPr>
+          <w:rStyle w:val="VerbatimChar"/>
+        </w:rPr>
+        <w:t xml:space="preserve">"nearest_time"</w:t>
+      </w:r>
+      <w:r>
+        <w:t xml:space="preserve"> </w:t>
+      </w:r>
+      <w:r>
+        <w:t xml:space="preserve">(default) — keep the closest in time, average ties;</w:t>
+      </w:r>
+    </w:p>
+    <w:p>
+      <w:pPr>
+        <w:pStyle w:val="Compact"/>
+        <w:numPr>
+          <w:ilvl w:val="1"/>
+          <w:numId w:val="1033"/>
+        </w:numPr>
+      </w:pPr>
+      <w:r>
+        <w:rPr>
+          <w:rStyle w:val="VerbatimChar"/>
+        </w:rPr>
+        <w:t xml:space="preserve">"nearest_dist"</w:t>
+      </w:r>
+      <w:r>
+        <w:t xml:space="preserve"> </w:t>
+      </w:r>
+      <w:r>
+        <w:t xml:space="preserve">— keep the closest in space, average ties;</w:t>
+      </w:r>
+    </w:p>
+    <w:p>
+      <w:pPr>
+        <w:pStyle w:val="Compact"/>
+        <w:numPr>
+          <w:ilvl w:val="1"/>
+          <w:numId w:val="1033"/>
+        </w:numPr>
+      </w:pPr>
+      <w:r>
+        <w:rPr>
+          <w:rStyle w:val="VerbatimChar"/>
+        </w:rPr>
+        <w:t xml:space="preserve">"average"</w:t>
+      </w:r>
+      <w:r>
+        <w:t xml:space="preserve"> </w:t>
+      </w:r>
+      <w:r>
+        <w:t xml:space="preserve">— average every observation in the window.</w:t>
+      </w:r>
+    </w:p>
+    <w:p>
+      <w:pPr>
+        <w:pStyle w:val="Compact"/>
+        <w:numPr>
+          <w:ilvl w:val="0"/>
+          <w:numId w:val="1000"/>
+        </w:numPr>
+      </w:pPr>
+      <w:r>
+        <w:t xml:space="preserve">CalCOFI co-locates net tows and CTD casts, so in practice</w:t>
+      </w:r>
+      <w:r>
+        <w:t xml:space="preserve"> </w:t>
+      </w:r>
+      <w:r>
+        <w:rPr>
+          <w:rStyle w:val="VerbatimChar"/>
+        </w:rPr>
+        <w:t xml:space="preserve">nearest_time</w:t>
+      </w:r>
+      <w:r>
+        <w:t xml:space="preserve"> </w:t>
+      </w:r>
+      <w:r>
+        <w:t xml:space="preserve">and</w:t>
+      </w:r>
+      <w:r>
+        <w:t xml:space="preserve"> </w:t>
+      </w:r>
+      <w:r>
+        <w:rPr>
+          <w:rStyle w:val="VerbatimChar"/>
+        </w:rPr>
+        <w:t xml:space="preserve">nearest_dist</w:t>
+      </w:r>
+      <w:r>
+        <w:t xml:space="preserve"> </w:t>
+      </w:r>
+      <w:r>
+        <w:t xml:space="preserve">usually agree and</w:t>
+      </w:r>
+      <w:r>
+        <w:t xml:space="preserve"> </w:t>
+      </w:r>
+      <w:r>
+        <w:rPr>
+          <w:rStyle w:val="VerbatimChar"/>
+        </w:rPr>
+        <w:t xml:space="preserve">average</w:t>
+      </w:r>
+      <w:r>
+        <w:t xml:space="preserve"> </w:t>
+      </w:r>
+      <w:r>
+        <w:t xml:space="preserve">differs only slightly.</w:t>
+      </w:r>
+    </w:p>
+    <w:p>
+      <w:pPr>
+        <w:pStyle w:val="Compact"/>
+        <w:numPr>
+          <w:ilvl w:val="0"/>
+          <w:numId w:val="1032"/>
+        </w:numPr>
+      </w:pPr>
+      <w:r>
+        <w:rPr>
+          <w:rStyle w:val="VerbatimChar"/>
+          <w:b/>
+          <w:bCs/>
+        </w:rPr>
+        <w:t xml:space="preserve">life_stage</w:t>
+      </w:r>
+      <w:r>
+        <w:t xml:space="preserve"> </w:t>
+      </w:r>
+      <w:r>
+        <w:t xml:space="preserve">(ichthyo wrappers) — restrict to e.g. </w:t>
+      </w:r>
+      <w:r>
+        <w:rPr>
+          <w:rStyle w:val="VerbatimChar"/>
+        </w:rPr>
+        <w:t xml:space="preserve">"larva"</w:t>
+      </w:r>
+      <w:r>
+        <w:t xml:space="preserve"> </w:t>
+      </w:r>
+      <w:r>
+        <w:t xml:space="preserve">or</w:t>
+      </w:r>
+      <w:r>
+        <w:t xml:space="preserve"> </w:t>
+      </w:r>
+      <w:r>
+        <w:rPr>
+          <w:rStyle w:val="VerbatimChar"/>
+        </w:rPr>
+        <w:t xml:space="preserve">"egg"</w:t>
+      </w:r>
+      <w:r>
+        <w:t xml:space="preserve">.</w:t>
+      </w:r>
+    </w:p>
+    <w:p>
+      <w:pPr>
+        <w:pStyle w:val="Compact"/>
+        <w:numPr>
+          <w:ilvl w:val="0"/>
+          <w:numId w:val="1032"/>
+        </w:numPr>
+      </w:pPr>
+      <w:r>
+        <w:rPr>
+          <w:rStyle w:val="VerbatimChar"/>
+          <w:b/>
+          <w:bCs/>
+        </w:rPr>
+        <w:t xml:space="preserve">date_min</w:t>
+      </w:r>
+      <w:r>
+        <w:rPr>
+          <w:b/>
+          <w:bCs/>
+        </w:rPr>
+        <w:t xml:space="preserve">,</w:t>
+      </w:r>
+      <w:r>
+        <w:rPr>
+          <w:b/>
+          <w:bCs/>
+        </w:rPr>
+        <w:t xml:space="preserve"> </w:t>
+      </w:r>
+      <w:r>
+        <w:rPr>
+          <w:rStyle w:val="VerbatimChar"/>
+          <w:b/>
+          <w:bCs/>
+        </w:rPr>
+        <w:t xml:space="preserve">date_max</w:t>
+      </w:r>
+      <w:r>
+        <w:t xml:space="preserve"> </w:t>
+      </w:r>
+      <w:r>
+        <w:t xml:space="preserve">— bound the biological side by tow start date.</w:t>
+      </w:r>
+    </w:p>
+    <w:p>
+      <w:pPr>
+        <w:pStyle w:val="Compact"/>
+        <w:numPr>
+          <w:ilvl w:val="0"/>
+          <w:numId w:val="1032"/>
+        </w:numPr>
+      </w:pPr>
+      <w:r>
+        <w:rPr>
+          <w:rStyle w:val="VerbatimChar"/>
+          <w:b/>
+          <w:bCs/>
+        </w:rPr>
+        <w:t xml:space="preserve">depth_m_min</w:t>
+      </w:r>
+      <w:r>
+        <w:rPr>
+          <w:b/>
+          <w:bCs/>
+        </w:rPr>
+        <w:t xml:space="preserve">,</w:t>
+      </w:r>
+      <w:r>
+        <w:rPr>
+          <w:b/>
+          <w:bCs/>
+        </w:rPr>
+        <w:t xml:space="preserve"> </w:t>
+      </w:r>
+      <w:r>
+        <w:rPr>
+          <w:rStyle w:val="VerbatimChar"/>
+          <w:b/>
+          <w:bCs/>
+        </w:rPr>
+        <w:t xml:space="preserve">depth_m_max</w:t>
+      </w:r>
+      <w:r>
+        <w:t xml:space="preserve"> </w:t>
+      </w:r>
+      <w:r>
+        <w:t xml:space="preserve">— bound the environmental bottle depths.</w:t>
+      </w:r>
+    </w:p>
+    <w:p>
+      <w:pPr>
+        <w:pStyle w:val="Compact"/>
+        <w:numPr>
+          <w:ilvl w:val="0"/>
+          <w:numId w:val="1032"/>
+        </w:numPr>
+      </w:pPr>
+      <w:r>
+        <w:rPr>
+          <w:rStyle w:val="VerbatimChar"/>
+          <w:b/>
+          <w:bCs/>
+        </w:rPr>
+        <w:t xml:space="preserve">version</w:t>
+      </w:r>
+      <w:r>
+        <w:t xml:space="preserve"> </w:t>
+      </w:r>
+      <w:r>
+        <w:t xml:space="preserve">— a release string like</w:t>
+      </w:r>
+      <w:r>
+        <w:t xml:space="preserve"> </w:t>
+      </w:r>
+      <w:r>
+        <w:rPr>
+          <w:rStyle w:val="VerbatimChar"/>
+        </w:rPr>
+        <w:t xml:space="preserve">"v2026.05.14"</w:t>
+      </w:r>
+      <w:r>
+        <w:t xml:space="preserve">, or</w:t>
+      </w:r>
+      <w:r>
+        <w:t xml:space="preserve"> </w:t>
+      </w:r>
+      <w:r>
+        <w:rPr>
+          <w:rStyle w:val="VerbatimChar"/>
+        </w:rPr>
+        <w:t xml:space="preserve">"latest"</w:t>
+      </w:r>
+      <w:r>
+        <w:t xml:space="preserve">.</w:t>
+      </w:r>
+    </w:p>
+    <w:bookmarkEnd w:id="154"/>
+    <w:bookmarkStart w:id="155" w:name="migrating-from-the-api"/>
+    <w:p>
+      <w:pPr>
+        <w:pStyle w:val="Heading2"/>
+      </w:pPr>
+      <w:r>
+        <w:t xml:space="preserve">7.8 Migrating from the API</w:t>
+      </w:r>
+    </w:p>
+    <w:tbl>
+      <w:tblPr>
+        <w:tblStyle w:val="Table"/>
+        <w:tblW w:type="pct" w:w="5000"/>
+        <w:tblLayout w:type="fixed"/>
+        <w:tblLook w:firstRow="1" w:lastRow="0" w:firstColumn="0" w:lastColumn="0" w:noHBand="0" w:noVBand="0" w:val="0020"/>
+      </w:tblPr>
+      <w:tblGrid>
+        <w:gridCol w:w="3960"/>
+        <w:gridCol w:w="3960"/>
+      </w:tblGrid>
+      <w:tr>
+        <w:trPr>
+          <w:tblHeader w:val="on"/>
+        </w:trPr>
+        <w:tc>
+          <w:tcPr/>
+          <w:p>
+            <w:pPr>
+              <w:pStyle w:val="Compact"/>
+            </w:pPr>
+            <w:r>
+              <w:t xml:space="preserve">Old API</w:t>
+            </w:r>
+          </w:p>
+        </w:tc>
+        <w:tc>
+          <w:tcPr/>
+          <w:p>
+            <w:pPr>
+              <w:pStyle w:val="Compact"/>
+            </w:pPr>
+            <w:r>
+              <w:t xml:space="preserve">New helper</w:t>
             </w:r>
           </w:p>
         </w:tc>
@@ -18311,22 +19991,34 @@
               <w:rPr>
                 <w:rStyle w:val="VerbatimChar"/>
               </w:rPr>
-              <w:t xml:space="preserve">cruiseymd_min</w:t>
+              <w:t xml:space="preserve">/ichthyodata</w:t>
             </w:r>
             <w:r>
               <w:t xml:space="preserve"> </w:t>
             </w:r>
             <w:r>
-              <w:t xml:space="preserve">/</w:t>
-            </w:r>
-            <w:r>
-              <w:t xml:space="preserve"> </w:t>
+              <w:t xml:space="preserve">(</w:t>
             </w:r>
             <w:r>
               <w:rPr>
                 <w:rStyle w:val="VerbatimChar"/>
               </w:rPr>
-              <w:t xml:space="preserve">cruiseymd_max</w:t>
+              <w:t xml:space="preserve">species</w:t>
+            </w:r>
+            <w:r>
+              <w:t xml:space="preserve">,</w:t>
+            </w:r>
+            <w:r>
+              <w:t xml:space="preserve"> </w:t>
+            </w:r>
+            <w:r>
+              <w:rPr>
+                <w:rStyle w:val="VerbatimChar"/>
+              </w:rPr>
+              <w:t xml:space="preserve">exact_match</w:t>
+            </w:r>
+            <w:r>
+              <w:t xml:space="preserve">)</w:t>
             </w:r>
           </w:p>
         </w:tc>
@@ -18340,22 +20032,7 @@
               <w:rPr>
                 <w:rStyle w:val="VerbatimChar"/>
               </w:rPr>
-              <w:t xml:space="preserve">date_min</w:t>
-            </w:r>
-            <w:r>
-              <w:t xml:space="preserve"> </w:t>
-            </w:r>
-            <w:r>
-              <w:t xml:space="preserve">/</w:t>
-            </w:r>
-            <w:r>
-              <w:t xml:space="preserve"> </w:t>
-            </w:r>
-            <w:r>
-              <w:rPr>
-                <w:rStyle w:val="VerbatimChar"/>
-              </w:rPr>
-              <w:t xml:space="preserve">date_max</w:t>
+              <w:t xml:space="preserve">cc_match_ichthyo_by_name(scientific_name, exact_match=)</w:t>
             </w:r>
           </w:p>
         </w:tc>
@@ -18371,7 +20048,22 @@
               <w:rPr>
                 <w:rStyle w:val="VerbatimChar"/>
               </w:rPr>
-              <w:t xml:space="preserve">stage</w:t>
+              <w:t xml:space="preserve">/itis_ichthyodata</w:t>
+            </w:r>
+            <w:r>
+              <w:t xml:space="preserve"> </w:t>
+            </w:r>
+            <w:r>
+              <w:t xml:space="preserve">(</w:t>
+            </w:r>
+            <w:r>
+              <w:rPr>
+                <w:rStyle w:val="VerbatimChar"/>
+              </w:rPr>
+              <w:t xml:space="preserve">ITISid</w:t>
+            </w:r>
+            <w:r>
+              <w:t xml:space="preserve">)</w:t>
             </w:r>
           </w:p>
         </w:tc>
@@ -18385,6 +20077,192 @@
               <w:rPr>
                 <w:rStyle w:val="VerbatimChar"/>
               </w:rPr>
+              <w:t xml:space="preserve">cc_match_ichthyo_by_taxon(worms_id)</w:t>
+            </w:r>
+            <w:r>
+              <w:t xml:space="preserve"> </w:t>
+            </w:r>
+            <w:r>
+              <w:t xml:space="preserve">— WoRMS, recursive subtree</w:t>
+            </w:r>
+          </w:p>
+        </w:tc>
+      </w:tr>
+      <w:tr>
+        <w:tc>
+          <w:tcPr/>
+          <w:p>
+            <w:pPr>
+              <w:pStyle w:val="Compact"/>
+            </w:pPr>
+            <w:r>
+              <w:rPr>
+                <w:rStyle w:val="VerbatimChar"/>
+              </w:rPr>
+              <w:t xml:space="preserve">/zooplankton_biomass</w:t>
+            </w:r>
+          </w:p>
+        </w:tc>
+        <w:tc>
+          <w:tcPr/>
+          <w:p>
+            <w:pPr>
+              <w:pStyle w:val="Compact"/>
+            </w:pPr>
+            <w:r>
+              <w:rPr>
+                <w:rStyle w:val="VerbatimChar"/>
+              </w:rPr>
+              <w:t xml:space="preserve">cc_match_zooplankton_biomass()</w:t>
+            </w:r>
+          </w:p>
+        </w:tc>
+      </w:tr>
+      <w:tr>
+        <w:tc>
+          <w:tcPr/>
+          <w:p>
+            <w:pPr>
+              <w:pStyle w:val="Compact"/>
+            </w:pPr>
+            <w:r>
+              <w:rPr>
+                <w:rStyle w:val="VerbatimChar"/>
+              </w:rPr>
+              <w:t xml:space="preserve">relax_matching = TRUE</w:t>
+            </w:r>
+          </w:p>
+        </w:tc>
+        <w:tc>
+          <w:tcPr/>
+          <w:p>
+            <w:pPr>
+              <w:pStyle w:val="Compact"/>
+            </w:pPr>
+            <w:r>
+              <w:rPr>
+                <w:rStyle w:val="VerbatimChar"/>
+              </w:rPr>
+              <w:t xml:space="preserve">relax_matching = TRUE</w:t>
+            </w:r>
+            <w:r>
+              <w:t xml:space="preserve"> </w:t>
+            </w:r>
+            <w:r>
+              <w:t xml:space="preserve">(5 km / 72 hr) or explicit</w:t>
+            </w:r>
+            <w:r>
+              <w:t xml:space="preserve"> </w:t>
+            </w:r>
+            <w:r>
+              <w:rPr>
+                <w:rStyle w:val="VerbatimChar"/>
+              </w:rPr>
+              <w:t xml:space="preserve">max_dist_km</w:t>
+            </w:r>
+            <w:r>
+              <w:t xml:space="preserve"> </w:t>
+            </w:r>
+            <w:r>
+              <w:t xml:space="preserve">/</w:t>
+            </w:r>
+            <w:r>
+              <w:t xml:space="preserve"> </w:t>
+            </w:r>
+            <w:r>
+              <w:rPr>
+                <w:rStyle w:val="VerbatimChar"/>
+              </w:rPr>
+              <w:t xml:space="preserve">max_time_hr</w:t>
+            </w:r>
+          </w:p>
+        </w:tc>
+      </w:tr>
+      <w:tr>
+        <w:tc>
+          <w:tcPr/>
+          <w:p>
+            <w:pPr>
+              <w:pStyle w:val="Compact"/>
+            </w:pPr>
+            <w:r>
+              <w:rPr>
+                <w:rStyle w:val="VerbatimChar"/>
+              </w:rPr>
+              <w:t xml:space="preserve">cruiseymd_min</w:t>
+            </w:r>
+            <w:r>
+              <w:t xml:space="preserve"> </w:t>
+            </w:r>
+            <w:r>
+              <w:t xml:space="preserve">/</w:t>
+            </w:r>
+            <w:r>
+              <w:t xml:space="preserve"> </w:t>
+            </w:r>
+            <w:r>
+              <w:rPr>
+                <w:rStyle w:val="VerbatimChar"/>
+              </w:rPr>
+              <w:t xml:space="preserve">cruiseymd_max</w:t>
+            </w:r>
+          </w:p>
+        </w:tc>
+        <w:tc>
+          <w:tcPr/>
+          <w:p>
+            <w:pPr>
+              <w:pStyle w:val="Compact"/>
+            </w:pPr>
+            <w:r>
+              <w:rPr>
+                <w:rStyle w:val="VerbatimChar"/>
+              </w:rPr>
+              <w:t xml:space="preserve">date_min</w:t>
+            </w:r>
+            <w:r>
+              <w:t xml:space="preserve"> </w:t>
+            </w:r>
+            <w:r>
+              <w:t xml:space="preserve">/</w:t>
+            </w:r>
+            <w:r>
+              <w:t xml:space="preserve"> </w:t>
+            </w:r>
+            <w:r>
+              <w:rPr>
+                <w:rStyle w:val="VerbatimChar"/>
+              </w:rPr>
+              <w:t xml:space="preserve">date_max</w:t>
+            </w:r>
+          </w:p>
+        </w:tc>
+      </w:tr>
+      <w:tr>
+        <w:tc>
+          <w:tcPr/>
+          <w:p>
+            <w:pPr>
+              <w:pStyle w:val="Compact"/>
+            </w:pPr>
+            <w:r>
+              <w:rPr>
+                <w:rStyle w:val="VerbatimChar"/>
+              </w:rPr>
+              <w:t xml:space="preserve">stage</w:t>
+            </w:r>
+          </w:p>
+        </w:tc>
+        <w:tc>
+          <w:tcPr/>
+          <w:p>
+            <w:pPr>
+              <w:pStyle w:val="Compact"/>
+            </w:pPr>
+            <w:r>
+              <w:rPr>
+                <w:rStyle w:val="VerbatimChar"/>
+              </w:rPr>
               <w:t xml:space="preserve">life_stage</w:t>
             </w:r>
           </w:p>
@@ -18447,9 +20325,9 @@
         <w:t xml:space="preserve">table.</w:t>
       </w:r>
     </w:p>
-    <w:bookmarkEnd w:id="150"/>
-    <w:bookmarkEnd w:id="151"/>
-    <w:bookmarkStart w:id="164" w:name="api"/>
+    <w:bookmarkEnd w:id="155"/>
+    <w:bookmarkEnd w:id="156"/>
+    <w:bookmarkStart w:id="172" w:name="api"/>
     <w:p>
       <w:pPr>
         <w:pStyle w:val="Heading1"/>
@@ -18499,18 +20377,18 @@
                 <wp:inline>
                   <wp:extent cx="152400" cy="152400"/>
                   <wp:effectExtent b="0" l="0" r="0" t="0"/>
-                  <wp:docPr descr="" title="" id="153" name="Picture"/>
+                  <wp:docPr descr="" title="" id="158" name="Picture"/>
                   <a:graphic>
                     <a:graphicData uri="http://schemas.openxmlformats.org/drawingml/2006/picture">
                       <pic:pic>
                         <pic:nvPicPr>
-                          <pic:cNvPr descr="/Applications/quarto/share/formats/docx/important.png" id="154" name="Picture"/>
+                          <pic:cNvPr descr="/Applications/quarto/share/formats/docx/important.png" id="159" name="Picture"/>
                           <pic:cNvPicPr>
                             <a:picLocks noChangeArrowheads="1" noChangeAspect="1"/>
                           </pic:cNvPicPr>
                         </pic:nvPicPr>
                         <pic:blipFill>
-                          <a:blip r:embed="rId152"/>
+                          <a:blip r:embed="rId157"/>
                           <a:stretch>
                             <a:fillRect/>
                           </a:stretch>
@@ -18818,6 +20696,197 @@
         <w:pStyle w:val="BodyText"/>
       </w:pPr>
       <w:r>
+        <w:t xml:space="preserve"> </w:t>
+      </w:r>
+    </w:p>
+    <w:tbl>
+      <w:tblPr>
+        <w:tblStyle w:val="Table"/>
+        <w:tblLook w:firstRow="0" w:lastRow="0" w:firstColumn="0" w:lastColumn="0" w:noHBand="0" w:noVBand="0" w:val="0000"/>
+        <w:tblBorders>
+          <w:top w:val="single" w:sz="4" w:space="0" w:color="00A047"/>
+          <w:left w:val="single" w:sz="24" w:space="0" w:color="00A047"/>
+          <w:bottom w:val="single" w:sz="4" w:space="0" w:color="00A047"/>
+          <w:right w:val="single" w:sz="4" w:space="0" w:color="00A047"/>
+        </w:tblBorders>
+        <w:tblCellMar>
+          <w:left w:w="144" w:type="dxa"/>
+          <w:right w:w="144" w:type="dxa"/>
+        </w:tblCellMar>
+        <w:tblLook w:firstRow="0" w:lastRow="0" w:firstColumn="0" w:lastColumn="0" w:noHBand="0" w:noVBand="0" w:val="0000"/>
+      </w:tblPr>
+      <w:tr>
+        <w:trPr>
+          <w:cantSplit/>
+        </w:trPr>
+        <w:tc>
+          <w:tcPr>
+            <w:shd w:color="auto" w:fill="ccf1e3" w:val="clear"/>
+            <w:tcMar>
+              <w:top w:w="92" w:type="dxa"/>
+              <w:bottom w:w="92" w:type="dxa"/>
+            </w:tcMar>
+          </w:tcPr>
+          <w:p>
+            <w:pPr>
+              <w:pStyle w:val="BodyText"/>
+            </w:pPr>
+            <w:pPr>
+              <w:spacing w:before="0" w:after="0"/>
+              <w:textAlignment w:val="center"/>
+            </w:pPr>
+            <w:r>
+              <w:drawing>
+                <wp:inline>
+                  <wp:extent cx="152400" cy="152400"/>
+                  <wp:effectExtent b="0" l="0" r="0" t="0"/>
+                  <wp:docPr descr="" title="" id="161" name="Picture"/>
+                  <a:graphic>
+                    <a:graphicData uri="http://schemas.openxmlformats.org/drawingml/2006/picture">
+                      <pic:pic>
+                        <pic:nvPicPr>
+                          <pic:cNvPr descr="/Applications/quarto/share/formats/docx/tip.png" id="162" name="Picture"/>
+                          <pic:cNvPicPr>
+                            <a:picLocks noChangeArrowheads="1" noChangeAspect="1"/>
+                          </pic:cNvPicPr>
+                        </pic:nvPicPr>
+                        <pic:blipFill>
+                          <a:blip r:embed="rId160"/>
+                          <a:stretch>
+                            <a:fillRect/>
+                          </a:stretch>
+                        </pic:blipFill>
+                        <pic:spPr bwMode="auto">
+                          <a:xfrm>
+                            <a:off x="0" y="0"/>
+                            <a:ext cx="152400" cy="152400"/>
+                          </a:xfrm>
+                          <a:prstGeom prst="rect">
+                            <a:avLst/>
+                          </a:prstGeom>
+                          <a:noFill/>
+                          <a:ln w="9525">
+                            <a:noFill/>
+                            <a:headEnd/>
+                            <a:tailEnd/>
+                          </a:ln>
+                        </pic:spPr>
+                      </pic:pic>
+                    </a:graphicData>
+                  </a:graphic>
+                </wp:inline>
+              </w:drawing>
+            </w:r>
+            <w:r>
+              <w:t xml:space="preserve"> </w:t>
+            </w:r>
+            <w:r>
+              <w:t xml:space="preserve"> </w:t>
+            </w:r>
+            <w:r>
+              <w:t xml:space="preserve">Try the new client-side Match app</w:t>
+            </w:r>
+          </w:p>
+        </w:tc>
+      </w:tr>
+      <w:tr>
+        <w:trPr>
+          <w:cantSplit/>
+        </w:trPr>
+        <w:tc>
+          <w:tcPr>
+            <w:tcMar>
+              <w:top w:w="108" w:type="dxa"/>
+              <w:bottom w:w="108" w:type="dxa"/>
+            </w:tcMar>
+          </w:tcPr>
+          <w:p>
+            <w:pPr>
+              <w:pStyle w:val="BodyText"/>
+            </w:pPr>
+            <w:pPr>
+              <w:spacing w:before="16" w:after="16"/>
+            </w:pPr>
+            <w:r>
+              <w:t xml:space="preserve">The three retired bio↔env endpoints are now an interactive form at</w:t>
+            </w:r>
+            <w:r>
+              <w:t xml:space="preserve"> </w:t>
+            </w:r>
+            <w:hyperlink r:id="rId135">
+              <w:r>
+                <w:rPr>
+                  <w:rStyle w:val="Hyperlink"/>
+                  <w:b/>
+                  <w:bCs/>
+                </w:rPr>
+                <w:t xml:space="preserve">/docs/match/</w:t>
+              </w:r>
+            </w:hyperlink>
+            <w:r>
+              <w:t xml:space="preserve"> </w:t>
+            </w:r>
+            <w:r>
+              <w:t xml:space="preserve">that runs entirely in your browser. Pick a function,</w:t>
+            </w:r>
+            <w:r>
+              <w:t xml:space="preserve"> </w:t>
+            </w:r>
+            <w:r>
+              <w:t xml:space="preserve">fill the form, click</w:t>
+            </w:r>
+            <w:r>
+              <w:t xml:space="preserve"> </w:t>
+            </w:r>
+            <w:r>
+              <w:rPr>
+                <w:b/>
+                <w:bCs/>
+              </w:rPr>
+              <w:t xml:space="preserve">Run</w:t>
+            </w:r>
+            <w:r>
+              <w:t xml:space="preserve">, see the rows — no server, no credentials, no</w:t>
+            </w:r>
+            <w:r>
+              <w:t xml:space="preserve"> </w:t>
+            </w:r>
+            <w:r>
+              <w:t xml:space="preserve">install. DuckDB-WASM in a worker thread, public Parquet on Google Cloud</w:t>
+            </w:r>
+            <w:r>
+              <w:t xml:space="preserve"> </w:t>
+            </w:r>
+            <w:r>
+              <w:t xml:space="preserve">Storage, the same portable SQL the</w:t>
+            </w:r>
+            <w:r>
+              <w:t xml:space="preserve"> </w:t>
+            </w:r>
+            <w:hyperlink w:anchor="matching-helpers">
+              <w:r>
+                <w:rPr>
+                  <w:rStyle w:val="VerbatimChar"/>
+                </w:rPr>
+                <w:t xml:space="preserve">calcofi4r::cc_match_*()</w:t>
+              </w:r>
+            </w:hyperlink>
+            <w:r>
+              <w:t xml:space="preserve"> </w:t>
+            </w:r>
+            <w:r>
+              <w:t xml:space="preserve">helpers emit.</w:t>
+            </w:r>
+          </w:p>
+          <w:p/>
+        </w:tc>
+      </w:tr>
+    </w:tbl>
+    <w:p>
+      <w:pPr>
+        <w:pStyle w:val="BodyText"/>
+      </w:pPr>
+      <w:r>
         <w:t xml:space="preserve">The raw interface to the legacy Application Programming Interface (API) is</w:t>
       </w:r>
       <w:r>
@@ -18844,7 +20913,7 @@
         </w:r>
       </w:hyperlink>
     </w:p>
-    <w:bookmarkStart w:id="155" w:name="endpoint-replacement"/>
+    <w:bookmarkStart w:id="163" w:name="endpoint-replacement"/>
     <w:p>
       <w:pPr>
         <w:pStyle w:val="Heading2"/>
@@ -18861,8 +20930,9 @@
         <w:tblLook w:firstRow="1" w:lastRow="0" w:firstColumn="0" w:lastColumn="0" w:noHBand="0" w:noVBand="0" w:val="0020"/>
       </w:tblPr>
       <w:tblGrid>
-        <w:gridCol w:w="3960"/>
-        <w:gridCol w:w="3960"/>
+        <w:gridCol w:w="2640"/>
+        <w:gridCol w:w="2640"/>
+        <w:gridCol w:w="2640"/>
       </w:tblGrid>
       <w:tr>
         <w:trPr>
@@ -18886,7 +20956,27 @@
               <w:pStyle w:val="Compact"/>
             </w:pPr>
             <w:r>
-              <w:t xml:space="preserve">Replacement</w:t>
+              <w:t xml:space="preserve">R helper (</w:t>
+            </w:r>
+            <w:r>
+              <w:rPr>
+                <w:rStyle w:val="VerbatimChar"/>
+              </w:rPr>
+              <w:t xml:space="preserve">calcofi4r</w:t>
+            </w:r>
+            <w:r>
+              <w:t xml:space="preserve">)</w:t>
+            </w:r>
+          </w:p>
+        </w:tc>
+        <w:tc>
+          <w:tcPr/>
+          <w:p>
+            <w:pPr>
+              <w:pStyle w:val="Compact"/>
+            </w:pPr>
+            <w:r>
+              <w:t xml:space="preserve">Browser</w:t>
             </w:r>
           </w:p>
         </w:tc>
@@ -18916,7 +21006,18 @@
               <w:rPr>
                 <w:rStyle w:val="VerbatimChar"/>
               </w:rPr>
-              <w:t xml:space="preserve">calcofi4r::cc_list_measurement_types()</w:t>
+              <w:t xml:space="preserve">cc_list_measurement_types()</w:t>
+            </w:r>
+          </w:p>
+        </w:tc>
+        <w:tc>
+          <w:tcPr/>
+          <w:p>
+            <w:pPr>
+              <w:pStyle w:val="Compact"/>
+            </w:pPr>
+            <w:r>
+              <w:t xml:space="preserve">—</w:t>
             </w:r>
           </w:p>
         </w:tc>
@@ -18954,6 +21055,22 @@
                   <w:rStyle w:val="Hyperlink"/>
                 </w:rPr>
                 <w:t xml:space="preserve">Data Access</w:t>
+              </w:r>
+            </w:hyperlink>
+          </w:p>
+        </w:tc>
+        <w:tc>
+          <w:tcPr/>
+          <w:p>
+            <w:pPr>
+              <w:pStyle w:val="Compact"/>
+            </w:pPr>
+            <w:hyperlink w:anchor="tab=shell">
+              <w:r>
+                <w:rPr>
+                  <w:rStyle w:val="Hyperlink"/>
+                </w:rPr>
+                <w:t xml:space="preserve">SQL shell</w:t>
               </w:r>
             </w:hyperlink>
           </w:p>
@@ -18984,7 +21101,18 @@
               <w:rPr>
                 <w:rStyle w:val="VerbatimChar"/>
               </w:rPr>
-              <w:t xml:space="preserve">calcofi4r::cc_read_cruise()</w:t>
+              <w:t xml:space="preserve">cc_read_cruise()</w:t>
+            </w:r>
+          </w:p>
+        </w:tc>
+        <w:tc>
+          <w:tcPr/>
+          <w:p>
+            <w:pPr>
+              <w:pStyle w:val="Compact"/>
+            </w:pPr>
+            <w:r>
+              <w:t xml:space="preserve">—</w:t>
             </w:r>
           </w:p>
         </w:tc>
@@ -19020,7 +21148,18 @@
               <w:rPr>
                 <w:rStyle w:val="VerbatimChar"/>
               </w:rPr>
-              <w:t xml:space="preserve">calcofi4r::pts_to_rast_idw()</w:t>
+              <w:t xml:space="preserve">pts_to_rast_idw()</w:t>
+            </w:r>
+          </w:p>
+        </w:tc>
+        <w:tc>
+          <w:tcPr/>
+          <w:p>
+            <w:pPr>
+              <w:pStyle w:val="Compact"/>
+            </w:pPr>
+            <w:r>
+              <w:t xml:space="preserve">—</w:t>
             </w:r>
           </w:p>
         </w:tc>
@@ -19087,51 +21226,20 @@
             </w:r>
           </w:p>
         </w:tc>
-      </w:tr>
-      <w:tr>
         <w:tc>
           <w:tcPr/>
           <w:p>
             <w:pPr>
               <w:pStyle w:val="Compact"/>
             </w:pPr>
-            <w:r>
-              <w:rPr>
-                <w:rStyle w:val="VerbatimChar"/>
-              </w:rPr>
-              <w:t xml:space="preserve">zooplankton_biomass</w:t>
-            </w:r>
-          </w:p>
-        </w:tc>
-        <w:tc>
-          <w:tcPr/>
-          <w:p>
-            <w:pPr>
-              <w:pStyle w:val="Compact"/>
-            </w:pPr>
-            <w:r>
-              <w:rPr>
-                <w:rStyle w:val="VerbatimChar"/>
-              </w:rPr>
-              <w:t xml:space="preserve">calcofi4r::cc_match_zooplankton_biomass()</w:t>
-            </w:r>
-            <w:r>
-              <w:t xml:space="preserve"> </w:t>
-            </w:r>
-            <w:r>
-              <w:t xml:space="preserve">(</w:t>
-            </w:r>
-            <w:hyperlink w:anchor="matching-helpers">
+            <w:hyperlink w:anchor="tab=shell">
               <w:r>
                 <w:rPr>
                   <w:rStyle w:val="Hyperlink"/>
                 </w:rPr>
-                <w:t xml:space="preserve">Matching Helpers</w:t>
+                <w:t xml:space="preserve">SQL shell</w:t>
               </w:r>
             </w:hyperlink>
-            <w:r>
-              <w:t xml:space="preserve">)</w:t>
-            </w:r>
           </w:p>
         </w:tc>
       </w:tr>
@@ -19146,7 +21254,7 @@
               <w:rPr>
                 <w:rStyle w:val="VerbatimChar"/>
               </w:rPr>
-              <w:t xml:space="preserve">itis_ichthyodata</w:t>
+              <w:t xml:space="preserve">zooplankton_biomass</w:t>
             </w:r>
           </w:p>
         </w:tc>
@@ -19156,29 +21264,32 @@
             <w:pPr>
               <w:pStyle w:val="Compact"/>
             </w:pPr>
-            <w:r>
-              <w:rPr>
-                <w:rStyle w:val="VerbatimChar"/>
-              </w:rPr>
-              <w:t xml:space="preserve">calcofi4r::cc_match_ichthyo_by_taxon()</w:t>
-            </w:r>
-            <w:r>
-              <w:t xml:space="preserve"> </w:t>
-            </w:r>
-            <w:r>
-              <w:t xml:space="preserve">(</w:t>
-            </w:r>
             <w:hyperlink w:anchor="matching-helpers">
               <w:r>
                 <w:rPr>
-                  <w:rStyle w:val="Hyperlink"/>
+                  <w:rStyle w:val="VerbatimChar"/>
                 </w:rPr>
-                <w:t xml:space="preserve">Matching Helpers</w:t>
+                <w:t xml:space="preserve">cc_match_zooplankton_biomass()</w:t>
               </w:r>
             </w:hyperlink>
-            <w:r>
-              <w:t xml:space="preserve">)</w:t>
-            </w:r>
+          </w:p>
+        </w:tc>
+        <w:tc>
+          <w:tcPr/>
+          <w:p>
+            <w:pPr>
+              <w:pStyle w:val="Compact"/>
+            </w:pPr>
+            <w:hyperlink r:id="rId135">
+              <w:r>
+                <w:rPr>
+                  <w:rStyle w:val="Hyperlink"/>
+                  <w:b/>
+                  <w:bCs/>
+                </w:rPr>
+                <w:t xml:space="preserve">Match → zoo biomass</w:t>
+              </w:r>
+            </w:hyperlink>
           </w:p>
         </w:tc>
       </w:tr>
@@ -19193,7 +21304,7 @@
               <w:rPr>
                 <w:rStyle w:val="VerbatimChar"/>
               </w:rPr>
-              <w:t xml:space="preserve">ichthyodata</w:t>
+              <w:t xml:space="preserve">itis_ichthyodata</w:t>
             </w:r>
           </w:p>
         </w:tc>
@@ -19203,35 +21314,88 @@
             <w:pPr>
               <w:pStyle w:val="Compact"/>
             </w:pPr>
+            <w:hyperlink w:anchor="matching-helpers">
+              <w:r>
+                <w:rPr>
+                  <w:rStyle w:val="VerbatimChar"/>
+                </w:rPr>
+                <w:t xml:space="preserve">cc_match_ichthyo_by_taxon()</w:t>
+              </w:r>
+            </w:hyperlink>
+          </w:p>
+        </w:tc>
+        <w:tc>
+          <w:tcPr/>
+          <w:p>
+            <w:pPr>
+              <w:pStyle w:val="Compact"/>
+            </w:pPr>
+            <w:hyperlink r:id="rId135">
+              <w:r>
+                <w:rPr>
+                  <w:rStyle w:val="Hyperlink"/>
+                  <w:b/>
+                  <w:bCs/>
+                </w:rPr>
+                <w:t xml:space="preserve">Match → by taxon</w:t>
+              </w:r>
+            </w:hyperlink>
+          </w:p>
+        </w:tc>
+      </w:tr>
+      <w:tr>
+        <w:tc>
+          <w:tcPr/>
+          <w:p>
+            <w:pPr>
+              <w:pStyle w:val="Compact"/>
+            </w:pPr>
             <w:r>
               <w:rPr>
                 <w:rStyle w:val="VerbatimChar"/>
               </w:rPr>
-              <w:t xml:space="preserve">calcofi4r::cc_match_ichthyo_by_name()</w:t>
-            </w:r>
-            <w:r>
-              <w:t xml:space="preserve"> </w:t>
-            </w:r>
-            <w:r>
-              <w:t xml:space="preserve">(</w:t>
-            </w:r>
+              <w:t xml:space="preserve">ichthyodata</w:t>
+            </w:r>
+          </w:p>
+        </w:tc>
+        <w:tc>
+          <w:tcPr/>
+          <w:p>
+            <w:pPr>
+              <w:pStyle w:val="Compact"/>
+            </w:pPr>
             <w:hyperlink w:anchor="matching-helpers">
               <w:r>
                 <w:rPr>
-                  <w:rStyle w:val="Hyperlink"/>
+                  <w:rStyle w:val="VerbatimChar"/>
                 </w:rPr>
-                <w:t xml:space="preserve">Matching Helpers</w:t>
+                <w:t xml:space="preserve">cc_match_ichthyo_by_name()</w:t>
               </w:r>
             </w:hyperlink>
-            <w:r>
-              <w:t xml:space="preserve">)</w:t>
-            </w:r>
+          </w:p>
+        </w:tc>
+        <w:tc>
+          <w:tcPr/>
+          <w:p>
+            <w:pPr>
+              <w:pStyle w:val="Compact"/>
+            </w:pPr>
+            <w:hyperlink r:id="rId135">
+              <w:r>
+                <w:rPr>
+                  <w:rStyle w:val="Hyperlink"/>
+                  <w:b/>
+                  <w:bCs/>
+                </w:rPr>
+                <w:t xml:space="preserve">Match → by name</w:t>
+              </w:r>
+            </w:hyperlink>
           </w:p>
         </w:tc>
       </w:tr>
     </w:tbl>
-    <w:bookmarkEnd w:id="155"/>
-    <w:bookmarkStart w:id="163" w:name="legacy-endpoint-reference"/>
+    <w:bookmarkEnd w:id="163"/>
+    <w:bookmarkStart w:id="171" w:name="legacy-endpoint-reference"/>
     <w:p>
       <w:pPr>
         <w:pStyle w:val="Heading2"/>
@@ -19240,7 +21404,7 @@
         <w:t xml:space="preserve">8.2 Legacy endpoint reference</w:t>
       </w:r>
     </w:p>
-    <w:bookmarkStart w:id="156" w:name="Xdb5bff4ab80b125e0ec9e269dee45c035441004"/>
+    <w:bookmarkStart w:id="164" w:name="Xdb5bff4ab80b125e0ec9e269dee45c035441004"/>
     <w:p>
       <w:pPr>
         <w:pStyle w:val="Heading3"/>
@@ -19281,8 +21445,8 @@
         <w:t xml:space="preserve">.</w:t>
       </w:r>
     </w:p>
-    <w:bookmarkEnd w:id="156"/>
-    <w:bookmarkStart w:id="157" w:name="X2e8db8a58726b26347d058597f7a3dd58280c6c"/>
+    <w:bookmarkEnd w:id="164"/>
+    <w:bookmarkStart w:id="165" w:name="X2e8db8a58726b26347d058597f7a3dd58280c6c"/>
     <w:p>
       <w:pPr>
         <w:pStyle w:val="Heading3"/>
@@ -19338,8 +21502,8 @@
         <w:t xml:space="preserve">.</w:t>
       </w:r>
     </w:p>
-    <w:bookmarkEnd w:id="157"/>
-    <w:bookmarkStart w:id="158" w:name="timeseries-get-time-series-data"/>
+    <w:bookmarkEnd w:id="165"/>
+    <w:bookmarkStart w:id="166" w:name="timeseries-get-time-series-data"/>
     <w:p>
       <w:pPr>
         <w:pStyle w:val="Heading3"/>
@@ -19360,8 +21524,8 @@
         <w:t xml:space="preserve">: get time series data</w:t>
       </w:r>
     </w:p>
-    <w:bookmarkEnd w:id="158"/>
-    <w:bookmarkStart w:id="159" w:name="cruises-get-list-of-cruises"/>
+    <w:bookmarkEnd w:id="166"/>
+    <w:bookmarkStart w:id="167" w:name="cruises-get-list-of-cruises"/>
     <w:p>
       <w:pPr>
         <w:pStyle w:val="Heading3"/>
@@ -19399,8 +21563,8 @@
         <w:t xml:space="preserve">).</w:t>
       </w:r>
     </w:p>
-    <w:bookmarkEnd w:id="159"/>
-    <w:bookmarkStart w:id="160" w:name="raster-get-raster-map-of-variable"/>
+    <w:bookmarkEnd w:id="167"/>
+    <w:bookmarkStart w:id="168" w:name="raster-get-raster-map-of-variable"/>
     <w:p>
       <w:pPr>
         <w:pStyle w:val="Heading3"/>
@@ -19429,8 +21593,8 @@
         <w:t xml:space="preserve">Get raster of variable.</w:t>
       </w:r>
     </w:p>
-    <w:bookmarkEnd w:id="160"/>
-    <w:bookmarkStart w:id="161" w:name="Xa9a102ad85f0c24be017fb63291e7ac82393149"/>
+    <w:bookmarkEnd w:id="168"/>
+    <w:bookmarkStart w:id="169" w:name="Xa9a102ad85f0c24be017fb63291e7ac82393149"/>
     <w:p>
       <w:pPr>
         <w:pStyle w:val="Heading3"/>
@@ -19459,8 +21623,8 @@
         <w:t xml:space="preserve">Get station lines from cruises (with more than one cast).</w:t>
       </w:r>
     </w:p>
-    <w:bookmarkEnd w:id="161"/>
-    <w:bookmarkStart w:id="162" w:name="cruise_line_profile"/>
+    <w:bookmarkEnd w:id="169"/>
+    <w:bookmarkStart w:id="170" w:name="cruise_line_profile"/>
     <w:p>
       <w:pPr>
         <w:pStyle w:val="Heading3"/>
@@ -19486,10 +21650,10 @@
         <w:t xml:space="preserve">Get profile at depths for given variable of casts along line of stations.</w:t>
       </w:r>
     </w:p>
-    <w:bookmarkEnd w:id="162"/>
-    <w:bookmarkEnd w:id="163"/>
-    <w:bookmarkEnd w:id="164"/>
-    <w:bookmarkStart w:id="203" w:name="portals"/>
+    <w:bookmarkEnd w:id="170"/>
+    <w:bookmarkEnd w:id="171"/>
+    <w:bookmarkEnd w:id="172"/>
+    <w:bookmarkStart w:id="211" w:name="portals"/>
     <w:p>
       <w:pPr>
         <w:pStyle w:val="Heading1"/>
@@ -19498,7 +21662,7 @@
         <w:t xml:space="preserve">9. Portals</w:t>
       </w:r>
     </w:p>
-    <w:bookmarkStart w:id="165" w:name="overview-2"/>
+    <w:bookmarkStart w:id="173" w:name="overview-2"/>
     <w:p>
       <w:pPr>
         <w:pStyle w:val="Heading2"/>
@@ -19515,8 +21679,8 @@
         <w:t xml:space="preserve">CalCOFI data is available through various portals, each serving different purposes and user needs. This document outlines the main access points and their characteristics.</w:t>
       </w:r>
     </w:p>
-    <w:bookmarkEnd w:id="165"/>
-    <w:bookmarkStart w:id="170" w:name="data-flow"/>
+    <w:bookmarkEnd w:id="173"/>
+    <w:bookmarkStart w:id="178" w:name="data-flow"/>
     <w:p>
       <w:pPr>
         <w:pStyle w:val="Heading2"/>
@@ -19546,7 +21710,7 @@
       <w:tr>
         <w:tc>
           <w:tcPr/>
-          <w:bookmarkStart w:id="169" w:name="fig-portals-flow"/>
+          <w:bookmarkStart w:id="177" w:name="fig-portals-flow"/>
           <w:p>
             <w:pPr>
               <w:jc w:val="center"/>
@@ -19556,18 +21720,18 @@
                 <wp:inline>
                   <wp:extent cx="5334000" cy="9583420"/>
                   <wp:effectExtent b="0" l="0" r="0" t="0"/>
-                  <wp:docPr descr="" title="" id="167" name="Picture"/>
+                  <wp:docPr descr="" title="" id="175" name="Picture"/>
                   <a:graphic>
                     <a:graphicData uri="http://schemas.openxmlformats.org/drawingml/2006/picture">
                       <pic:pic>
                         <pic:nvPicPr>
-                          <pic:cNvPr descr="portals_files/figure-docx/mermaid-figure-1.png" id="168" name="Picture"/>
+                          <pic:cNvPr descr="portals_files/figure-docx/mermaid-figure-1.png" id="176" name="Picture"/>
                           <pic:cNvPicPr>
                             <a:picLocks noChangeArrowheads="1" noChangeAspect="1"/>
                           </pic:cNvPicPr>
                         </pic:nvPicPr>
                         <pic:blipFill>
-                          <a:blip r:embed="rId166"/>
+                          <a:blip r:embed="rId174"/>
                           <a:stretch>
                             <a:fillRect/>
                           </a:stretch>
@@ -19607,7 +21771,7 @@
               <w:t xml:space="preserve">Figure 9.1: Flow of data from raw to database to portals and meta-portals.</w:t>
             </w:r>
           </w:p>
-          <w:bookmarkEnd w:id="169"/>
+          <w:bookmarkEnd w:id="177"/>
         </w:tc>
       </w:tr>
     </w:tbl>
@@ -19619,8 +21783,8 @@
         <w:t xml:space="preserve">In practice, CalCOFI is a partnership with various contributing members, so the authoritative dataset might flow differently, such as from EDI to the database to the other portals. The other portals, such as OBIS or ERDDAP, serve different audiences or purposes. The meta-portals like ODIS and Data.gov then index these portals to provide broader discovery of CalCOFI datasets.</w:t>
       </w:r>
     </w:p>
-    <w:bookmarkEnd w:id="170"/>
-    <w:bookmarkStart w:id="185" w:name="portals-1"/>
+    <w:bookmarkEnd w:id="178"/>
+    <w:bookmarkStart w:id="193" w:name="portals-1"/>
     <w:p>
       <w:pPr>
         <w:pStyle w:val="Heading2"/>
@@ -19650,7 +21814,7 @@
       <w:tr>
         <w:tc>
           <w:tcPr/>
-          <w:bookmarkStart w:id="171" w:name="tbl-portals"/>
+          <w:bookmarkStart w:id="179" w:name="tbl-portals"/>
           <w:p>
             <w:pPr>
               <w:jc w:val="center"/>
@@ -20738,11 +22902,11 @@
               </w:tc>
             </w:tr>
           </w:tbl>
-          <w:bookmarkEnd w:id="171"/>
+          <w:bookmarkEnd w:id="179"/>
         </w:tc>
       </w:tr>
     </w:tbl>
-    <w:bookmarkStart w:id="174" w:name="edi"/>
+    <w:bookmarkStart w:id="182" w:name="edi"/>
     <w:p>
       <w:pPr>
         <w:pStyle w:val="Heading3"/>
@@ -20855,7 +23019,7 @@
           <w:numId w:val="1037"/>
         </w:numPr>
       </w:pPr>
-      <w:hyperlink r:id="rId172">
+      <w:hyperlink r:id="rId180">
         <w:r>
           <w:rPr>
             <w:rStyle w:val="Hyperlink"/>
@@ -20878,7 +23042,7 @@
       <w:r>
         <w:t xml:space="preserve"> </w:t>
       </w:r>
-      <w:hyperlink r:id="rId173">
+      <w:hyperlink r:id="rId181">
         <w:r>
           <w:rPr>
             <w:rStyle w:val="Hyperlink"/>
@@ -20899,8 +23063,8 @@
         </w:r>
       </w:hyperlink>
     </w:p>
-    <w:bookmarkEnd w:id="174"/>
-    <w:bookmarkStart w:id="177" w:name="ncei"/>
+    <w:bookmarkEnd w:id="182"/>
+    <w:bookmarkStart w:id="185" w:name="ncei"/>
     <w:p>
       <w:pPr>
         <w:pStyle w:val="Heading3"/>
@@ -21013,7 +23177,7 @@
           <w:numId w:val="1039"/>
         </w:numPr>
       </w:pPr>
-      <w:hyperlink r:id="rId175">
+      <w:hyperlink r:id="rId183">
         <w:r>
           <w:rPr>
             <w:rStyle w:val="Hyperlink"/>
@@ -21036,7 +23200,7 @@
       <w:r>
         <w:t xml:space="preserve"> </w:t>
       </w:r>
-      <w:hyperlink r:id="rId176">
+      <w:hyperlink r:id="rId184">
         <w:r>
           <w:rPr>
             <w:rStyle w:val="Hyperlink"/>
@@ -21057,8 +23221,8 @@
         </w:r>
       </w:hyperlink>
     </w:p>
-    <w:bookmarkEnd w:id="177"/>
-    <w:bookmarkStart w:id="180" w:name="obis"/>
+    <w:bookmarkEnd w:id="185"/>
+    <w:bookmarkStart w:id="188" w:name="obis"/>
     <w:p>
       <w:pPr>
         <w:pStyle w:val="Heading3"/>
@@ -21117,7 +23281,7 @@
       <w:r>
         <w:t xml:space="preserve"> </w:t>
       </w:r>
-      <w:hyperlink r:id="rId178">
+      <w:hyperlink r:id="rId186">
         <w:r>
           <w:rPr>
             <w:rStyle w:val="Hyperlink"/>
@@ -21205,7 +23369,7 @@
       <w:r>
         <w:t xml:space="preserve"> </w:t>
       </w:r>
-      <w:hyperlink r:id="rId179">
+      <w:hyperlink r:id="rId187">
         <w:r>
           <w:rPr>
             <w:rStyle w:val="Hyperlink"/>
@@ -21232,8 +23396,8 @@
         <w:t xml:space="preserve">Keyword</w:t>
       </w:r>
     </w:p>
-    <w:bookmarkEnd w:id="180"/>
-    <w:bookmarkStart w:id="184" w:name="erddap"/>
+    <w:bookmarkEnd w:id="188"/>
+    <w:bookmarkStart w:id="192" w:name="erddap"/>
     <w:p>
       <w:pPr>
         <w:pStyle w:val="Heading3"/>
@@ -21346,7 +23510,7 @@
           <w:numId w:val="1043"/>
         </w:numPr>
       </w:pPr>
-      <w:hyperlink r:id="rId181">
+      <w:hyperlink r:id="rId189">
         <w:r>
           <w:rPr>
             <w:rStyle w:val="Hyperlink"/>
@@ -21375,7 +23539,7 @@
           <w:numId w:val="1044"/>
         </w:numPr>
       </w:pPr>
-      <w:hyperlink r:id="rId182">
+      <w:hyperlink r:id="rId190">
         <w:r>
           <w:rPr>
             <w:rStyle w:val="Hyperlink"/>
@@ -21392,7 +23556,7 @@
           <w:numId w:val="1044"/>
         </w:numPr>
       </w:pPr>
-      <w:hyperlink r:id="rId183">
+      <w:hyperlink r:id="rId191">
         <w:r>
           <w:rPr>
             <w:rStyle w:val="Hyperlink"/>
@@ -21401,9 +23565,9 @@
         </w:r>
       </w:hyperlink>
     </w:p>
-    <w:bookmarkEnd w:id="184"/>
-    <w:bookmarkEnd w:id="185"/>
-    <w:bookmarkStart w:id="191" w:name="metadata"/>
+    <w:bookmarkEnd w:id="192"/>
+    <w:bookmarkEnd w:id="193"/>
+    <w:bookmarkStart w:id="199" w:name="metadata"/>
     <w:p>
       <w:pPr>
         <w:pStyle w:val="Heading2"/>
@@ -21422,7 +23586,7 @@
       <w:r>
         <w:t xml:space="preserve"> </w:t>
       </w:r>
-      <w:hyperlink r:id="rId186">
+      <w:hyperlink r:id="rId194">
         <w:r>
           <w:rPr>
             <w:rStyle w:val="Hyperlink"/>
@@ -21467,7 +23631,7 @@
       <w:tr>
         <w:tc>
           <w:tcPr/>
-          <w:bookmarkStart w:id="190" w:name="fig-portals-metadata"/>
+          <w:bookmarkStart w:id="198" w:name="fig-portals-metadata"/>
           <w:p>
             <w:pPr>
               <w:jc w:val="center"/>
@@ -21477,18 +23641,18 @@
                 <wp:inline>
                   <wp:extent cx="5334000" cy="1858009"/>
                   <wp:effectExtent b="0" l="0" r="0" t="0"/>
-                  <wp:docPr descr="" title="" id="188" name="Picture"/>
+                  <wp:docPr descr="" title="" id="196" name="Picture"/>
                   <a:graphic>
                     <a:graphicData uri="http://schemas.openxmlformats.org/drawingml/2006/picture">
                       <pic:pic>
                         <pic:nvPicPr>
-                          <pic:cNvPr descr="portals_files/figure-docx/mermaid-figure-2.png" id="189" name="Picture"/>
+                          <pic:cNvPr descr="portals_files/figure-docx/mermaid-figure-2.png" id="197" name="Picture"/>
                           <pic:cNvPicPr>
                             <a:picLocks noChangeArrowheads="1" noChangeAspect="1"/>
                           </pic:cNvPicPr>
                         </pic:nvPicPr>
                         <pic:blipFill>
-                          <a:blip r:embed="rId187"/>
+                          <a:blip r:embed="rId195"/>
                           <a:stretch>
                             <a:fillRect/>
                           </a:stretch>
@@ -21528,7 +23692,7 @@
               <w:t xml:space="preserve">Figure 9.2: Metadata in the form of ecological metadata language (EML) is used to describe the dataset in a consistent manner that can be ingested by the portals.</w:t>
             </w:r>
           </w:p>
-          <w:bookmarkEnd w:id="190"/>
+          <w:bookmarkEnd w:id="198"/>
         </w:tc>
       </w:tr>
     </w:tbl>
@@ -21620,8 +23784,8 @@
         <w:t xml:space="preserve">This standardized metadata enables automated data transformation and ingestion into various portal systems while preserving the original data context and quality information.</w:t>
       </w:r>
     </w:p>
-    <w:bookmarkEnd w:id="191"/>
-    <w:bookmarkStart w:id="196" w:name="meta-portals"/>
+    <w:bookmarkEnd w:id="199"/>
+    <w:bookmarkStart w:id="204" w:name="meta-portals"/>
     <w:p>
       <w:pPr>
         <w:pStyle w:val="Heading2"/>
@@ -21630,7 +23794,7 @@
         <w:t xml:space="preserve">9.5 Meta-Portals</w:t>
       </w:r>
     </w:p>
-    <w:bookmarkStart w:id="193" w:name="google-dataset-search"/>
+    <w:bookmarkStart w:id="201" w:name="google-dataset-search"/>
     <w:p>
       <w:pPr>
         <w:pStyle w:val="Heading3"/>
@@ -21649,7 +23813,7 @@
       <w:r>
         <w:t xml:space="preserve"> </w:t>
       </w:r>
-      <w:hyperlink r:id="rId192">
+      <w:hyperlink r:id="rId200">
         <w:r>
           <w:rPr>
             <w:rStyle w:val="Hyperlink"/>
@@ -21664,8 +23828,8 @@
         <w:t xml:space="preserve">through schema.org metadata. This ensures that CalCOFI data is discoverable through Google search and other search engines.</w:t>
       </w:r>
     </w:p>
-    <w:bookmarkEnd w:id="193"/>
-    <w:bookmarkStart w:id="195" w:name="odis"/>
+    <w:bookmarkEnd w:id="201"/>
+    <w:bookmarkStart w:id="203" w:name="odis"/>
     <w:p>
       <w:pPr>
         <w:pStyle w:val="Heading3"/>
@@ -21696,7 +23860,7 @@
       <w:r>
         <w:t xml:space="preserve"> </w:t>
       </w:r>
-      <w:hyperlink r:id="rId194">
+      <w:hyperlink r:id="rId202">
         <w:r>
           <w:rPr>
             <w:rStyle w:val="Hyperlink"/>
@@ -21749,9 +23913,9 @@
         <w:t xml:space="preserve">Integrated with global ocean data systems</w:t>
       </w:r>
     </w:p>
-    <w:bookmarkEnd w:id="195"/>
-    <w:bookmarkEnd w:id="196"/>
-    <w:bookmarkStart w:id="202" w:name="calcofi.io-tools"/>
+    <w:bookmarkEnd w:id="203"/>
+    <w:bookmarkEnd w:id="204"/>
+    <w:bookmarkStart w:id="210" w:name="calcofi.io-tools"/>
     <w:p>
       <w:pPr>
         <w:pStyle w:val="Heading2"/>
@@ -21768,7 +23932,7 @@
         <w:t xml:space="preserve">CalCOFI is also developing an integrated database and tools that enable efficient data access and analysis:</w:t>
       </w:r>
     </w:p>
-    <w:bookmarkStart w:id="198" w:name="apis"/>
+    <w:bookmarkStart w:id="206" w:name="apis"/>
     <w:p>
       <w:pPr>
         <w:pStyle w:val="Heading3"/>
@@ -21850,7 +24014,7 @@
           <w:numId w:val="1048"/>
         </w:numPr>
       </w:pPr>
-      <w:hyperlink r:id="rId197">
+      <w:hyperlink r:id="rId205">
         <w:r>
           <w:rPr>
             <w:rStyle w:val="Hyperlink"/>
@@ -21859,8 +24023,8 @@
         </w:r>
       </w:hyperlink>
     </w:p>
-    <w:bookmarkEnd w:id="198"/>
-    <w:bookmarkStart w:id="199" w:name="library"/>
+    <w:bookmarkEnd w:id="206"/>
+    <w:bookmarkStart w:id="207" w:name="library"/>
     <w:p>
       <w:pPr>
         <w:pStyle w:val="Heading3"/>
@@ -21934,8 +24098,8 @@
         </w:r>
       </w:hyperlink>
     </w:p>
-    <w:bookmarkEnd w:id="199"/>
-    <w:bookmarkStart w:id="201" w:name="apps"/>
+    <w:bookmarkEnd w:id="207"/>
+    <w:bookmarkStart w:id="209" w:name="apps"/>
     <w:p>
       <w:pPr>
         <w:pStyle w:val="Heading3"/>
@@ -22000,7 +24164,7 @@
           <w:numId w:val="1052"/>
         </w:numPr>
       </w:pPr>
-      <w:hyperlink r:id="rId200">
+      <w:hyperlink r:id="rId208">
         <w:r>
           <w:rPr>
             <w:rStyle w:val="Hyperlink"/>
@@ -22012,10 +24176,10 @@
         <w:t xml:space="preserve">, App button</w:t>
       </w:r>
     </w:p>
-    <w:bookmarkEnd w:id="201"/>
-    <w:bookmarkEnd w:id="202"/>
-    <w:bookmarkEnd w:id="203"/>
-    <w:bookmarkStart w:id="251" w:name="status"/>
+    <w:bookmarkEnd w:id="209"/>
+    <w:bookmarkEnd w:id="210"/>
+    <w:bookmarkEnd w:id="211"/>
+    <w:bookmarkStart w:id="259" w:name="status"/>
     <w:p>
       <w:pPr>
         <w:pStyle w:val="Heading1"/>
@@ -22024,7 +24188,7 @@
         <w:t xml:space="preserve">10. Status</w:t>
       </w:r>
     </w:p>
-    <w:bookmarkStart w:id="210" w:name="section"/>
+    <w:bookmarkStart w:id="218" w:name="section"/>
     <w:p>
       <w:pPr>
         <w:pStyle w:val="Heading2"/>
@@ -22047,7 +24211,7 @@
         <w:t xml:space="preserve">of CTD data.</w:t>
       </w:r>
     </w:p>
-    <w:bookmarkStart w:id="204" w:name="X937bd3087d53250a27eb0b6fbe085019fdffd80"/>
+    <w:bookmarkStart w:id="212" w:name="X937bd3087d53250a27eb0b6fbe085019fdffd80"/>
     <w:p>
       <w:pPr>
         <w:pStyle w:val="Heading3"/>
@@ -22205,8 +24369,8 @@
         </w:pict>
       </w:r>
     </w:p>
-    <w:bookmarkEnd w:id="204"/>
-    <w:bookmarkStart w:id="205" w:name="X4382a81008eef0c07c3d182046c591f52b58219"/>
+    <w:bookmarkEnd w:id="212"/>
+    <w:bookmarkStart w:id="213" w:name="X4382a81008eef0c07c3d182046c591f52b58219"/>
     <w:p>
       <w:pPr>
         <w:pStyle w:val="Heading3"/>
@@ -22357,8 +24521,8 @@
         </w:pict>
       </w:r>
     </w:p>
-    <w:bookmarkEnd w:id="205"/>
-    <w:bookmarkStart w:id="206" w:name="X53211351bbaf319ff09e897ce4e2c10df4d26fa"/>
+    <w:bookmarkEnd w:id="213"/>
+    <w:bookmarkStart w:id="214" w:name="X53211351bbaf319ff09e897ce4e2c10df4d26fa"/>
     <w:p>
       <w:pPr>
         <w:pStyle w:val="Heading3"/>
@@ -22533,8 +24697,8 @@
         </w:pict>
       </w:r>
     </w:p>
-    <w:bookmarkEnd w:id="206"/>
-    <w:bookmarkStart w:id="207" w:name="X2ac610fbe735553e54612facbfaa0e7548a631f"/>
+    <w:bookmarkEnd w:id="214"/>
+    <w:bookmarkStart w:id="215" w:name="X2ac610fbe735553e54612facbfaa0e7548a631f"/>
     <w:p>
       <w:pPr>
         <w:pStyle w:val="Heading3"/>
@@ -22713,8 +24877,8 @@
         </w:pict>
       </w:r>
     </w:p>
-    <w:bookmarkEnd w:id="207"/>
-    <w:bookmarkStart w:id="208" w:name="X412fb6f606d875da645c881803255dde586bbc8"/>
+    <w:bookmarkEnd w:id="215"/>
+    <w:bookmarkStart w:id="216" w:name="X412fb6f606d875da645c881803255dde586bbc8"/>
     <w:p>
       <w:pPr>
         <w:pStyle w:val="Heading3"/>
@@ -22836,8 +25000,8 @@
         </w:pict>
       </w:r>
     </w:p>
-    <w:bookmarkEnd w:id="208"/>
-    <w:bookmarkStart w:id="209" w:name="overall-impact"/>
+    <w:bookmarkEnd w:id="216"/>
+    <w:bookmarkStart w:id="217" w:name="overall-impact"/>
     <w:p>
       <w:pPr>
         <w:pStyle w:val="Heading3"/>
@@ -22931,9 +25095,9 @@
         <w:t xml:space="preserve">Public‑facing web presence and infrastructure are cleaner and more aligned, making it easier for stakeholders to find and use CalCOFI resources.</w:t>
       </w:r>
     </w:p>
-    <w:bookmarkEnd w:id="209"/>
-    <w:bookmarkEnd w:id="210"/>
-    <w:bookmarkStart w:id="250" w:name="section-1"/>
+    <w:bookmarkEnd w:id="217"/>
+    <w:bookmarkEnd w:id="218"/>
+    <w:bookmarkStart w:id="258" w:name="section-1"/>
     <w:p>
       <w:pPr>
         <w:pStyle w:val="Heading2"/>
@@ -22970,7 +25134,7 @@
         </w:pict>
       </w:r>
     </w:p>
-    <w:bookmarkStart w:id="217" w:name="api-enhancements"/>
+    <w:bookmarkStart w:id="225" w:name="api-enhancements"/>
     <w:p>
       <w:pPr>
         <w:pStyle w:val="Heading3"/>
@@ -22979,7 +25143,7 @@
         <w:t xml:space="preserve">10.2.1 API Enhancements</w:t>
       </w:r>
     </w:p>
-    <w:bookmarkStart w:id="216" w:name="new-features-data-integration"/>
+    <w:bookmarkStart w:id="224" w:name="new-features-data-integration"/>
     <w:p>
       <w:pPr>
         <w:pStyle w:val="Heading4"/>
@@ -23015,7 +25179,7 @@
       <w:r>
         <w:t xml:space="preserve">Added ability to include bottle data and use relaxed criteria for net-to-cast matching (</w:t>
       </w:r>
-      <w:hyperlink r:id="rId211">
+      <w:hyperlink r:id="rId219">
         <w:r>
           <w:rPr>
             <w:rStyle w:val="Hyperlink"/>
@@ -23038,7 +25202,7 @@
       <w:r>
         <w:t xml:space="preserve">Supported upcast/downcast data downloads (</w:t>
       </w:r>
-      <w:hyperlink r:id="rId212">
+      <w:hyperlink r:id="rId220">
         <w:r>
           <w:rPr>
             <w:rStyle w:val="Hyperlink"/>
@@ -23060,243 +25224,6 @@
       </w:pPr>
       <w:r>
         <w:t xml:space="preserve">Added Zooplankton biomass and improved ichthyodata output (</w:t>
-      </w:r>
-      <w:hyperlink r:id="rId213">
-        <w:r>
-          <w:rPr>
-            <w:rStyle w:val="Hyperlink"/>
-          </w:rPr>
-          <w:t xml:space="preserve">commit</w:t>
-        </w:r>
-      </w:hyperlink>
-      <w:r>
-        <w:t xml:space="preserve">).</w:t>
-      </w:r>
-    </w:p>
-    <w:p>
-      <w:pPr>
-        <w:pStyle w:val="Compact"/>
-        <w:numPr>
-          <w:ilvl w:val="0"/>
-          <w:numId w:val="1060"/>
-        </w:numPr>
-      </w:pPr>
-      <w:r>
-        <w:rPr>
-          <w:b/>
-          <w:bCs/>
-        </w:rPr>
-        <w:t xml:space="preserve">Performance &amp; Maintenance</w:t>
-      </w:r>
-    </w:p>
-    <w:p>
-      <w:pPr>
-        <w:pStyle w:val="Compact"/>
-        <w:numPr>
-          <w:ilvl w:val="1"/>
-          <w:numId w:val="1062"/>
-        </w:numPr>
-      </w:pPr>
-      <w:r>
-        <w:t xml:space="preserve">Implemented docker compose restart for Plumber API service (</w:t>
-      </w:r>
-      <w:hyperlink r:id="rId214">
-        <w:r>
-          <w:rPr>
-            <w:rStyle w:val="Hyperlink"/>
-          </w:rPr>
-          <w:t xml:space="preserve">commit</w:t>
-        </w:r>
-      </w:hyperlink>
-      <w:r>
-        <w:t xml:space="preserve">).</w:t>
-      </w:r>
-    </w:p>
-    <w:p>
-      <w:pPr>
-        <w:pStyle w:val="Compact"/>
-        <w:numPr>
-          <w:ilvl w:val="0"/>
-          <w:numId w:val="1060"/>
-        </w:numPr>
-      </w:pPr>
-      <w:r>
-        <w:rPr>
-          <w:b/>
-          <w:bCs/>
-        </w:rPr>
-        <w:t xml:space="preserve">Ongoing Work</w:t>
-      </w:r>
-    </w:p>
-    <w:p>
-      <w:pPr>
-        <w:pStyle w:val="Compact"/>
-        <w:numPr>
-          <w:ilvl w:val="1"/>
-          <w:numId w:val="1063"/>
-        </w:numPr>
-      </w:pPr>
-      <w:r>
-        <w:t xml:space="preserve">Migration of database contouring functions to API/app level for improved caching and rendering efficiency.</w:t>
-      </w:r>
-    </w:p>
-    <w:p>
-      <w:pPr>
-        <w:pStyle w:val="Compact"/>
-        <w:numPr>
-          <w:ilvl w:val="1"/>
-          <w:numId w:val="1063"/>
-        </w:numPr>
-      </w:pPr>
-      <w:r>
-        <w:t xml:space="preserve">Development of a robust, user-friendly API for seamless DB integration (</w:t>
-      </w:r>
-      <w:hyperlink r:id="rId215">
-        <w:r>
-          <w:rPr>
-            <w:rStyle w:val="Hyperlink"/>
-          </w:rPr>
-          <w:t xml:space="preserve">issue</w:t>
-        </w:r>
-      </w:hyperlink>
-      <w:r>
-        <w:t xml:space="preserve">).</w:t>
-      </w:r>
-    </w:p>
-    <w:p>
-      <w:r>
-        <w:pict>
-          <v:rect style="width:0;height:1.5pt" o:hralign="center" o:hrstd="t" o:hr="t"/>
-        </w:pict>
-      </w:r>
-    </w:p>
-    <w:bookmarkEnd w:id="216"/>
-    <w:bookmarkEnd w:id="217"/>
-    <w:bookmarkStart w:id="220" w:name="apps-development"/>
-    <w:p>
-      <w:pPr>
-        <w:pStyle w:val="Heading3"/>
-      </w:pPr>
-      <w:r>
-        <w:t xml:space="preserve">10.2.2 Apps Development</w:t>
-      </w:r>
-    </w:p>
-    <w:bookmarkStart w:id="219" w:name="visualization-user-interface"/>
-    <w:p>
-      <w:pPr>
-        <w:pStyle w:val="Heading4"/>
-      </w:pPr>
-      <w:r>
-        <w:t xml:space="preserve">10.2.2.1 Visualization &amp; User Interface</w:t>
-      </w:r>
-    </w:p>
-    <w:p>
-      <w:pPr>
-        <w:pStyle w:val="Compact"/>
-        <w:numPr>
-          <w:ilvl w:val="0"/>
-          <w:numId w:val="1064"/>
-        </w:numPr>
-      </w:pPr>
-      <w:r>
-        <w:rPr>
-          <w:b/>
-          <w:bCs/>
-        </w:rPr>
-        <w:t xml:space="preserve">Continuous Improvements</w:t>
-      </w:r>
-    </w:p>
-    <w:p>
-      <w:pPr>
-        <w:pStyle w:val="Compact"/>
-        <w:numPr>
-          <w:ilvl w:val="1"/>
-          <w:numId w:val="1065"/>
-        </w:numPr>
-      </w:pPr>
-      <w:r>
-        <w:t xml:space="preserve">Multiple commits indicate ongoing enhancement, likely focused on UI, data visualization, and integration with the API (see</w:t>
-      </w:r>
-      <w:r>
-        <w:t xml:space="preserve"> </w:t>
-      </w:r>
-      <w:hyperlink r:id="rId218">
-        <w:r>
-          <w:rPr>
-            <w:rStyle w:val="Hyperlink"/>
-          </w:rPr>
-          <w:t xml:space="preserve">recent commit log</w:t>
-        </w:r>
-      </w:hyperlink>
-      <w:r>
-        <w:t xml:space="preserve">).</w:t>
-      </w:r>
-    </w:p>
-    <w:p>
-      <w:pPr>
-        <w:pStyle w:val="Compact"/>
-        <w:numPr>
-          <w:ilvl w:val="1"/>
-          <w:numId w:val="1065"/>
-        </w:numPr>
-      </w:pPr>
-      <w:r>
-        <w:t xml:space="preserve">Close coordination between API and Apps for improved workflows and data access.</w:t>
-      </w:r>
-    </w:p>
-    <w:p>
-      <w:r>
-        <w:pict>
-          <v:rect style="width:0;height:1.5pt" o:hralign="center" o:hrstd="t" o:hr="t"/>
-        </w:pict>
-      </w:r>
-    </w:p>
-    <w:bookmarkEnd w:id="219"/>
-    <w:bookmarkEnd w:id="220"/>
-    <w:bookmarkStart w:id="226" w:name="calcofi4db-r-package-data-management"/>
-    <w:p>
-      <w:pPr>
-        <w:pStyle w:val="Heading3"/>
-      </w:pPr>
-      <w:r>
-        <w:t xml:space="preserve">10.2.3 calcofi4db: R Package &amp; Data Management</w:t>
-      </w:r>
-    </w:p>
-    <w:bookmarkStart w:id="225" w:name="r-package-initialization-data-ingestion"/>
-    <w:p>
-      <w:pPr>
-        <w:pStyle w:val="Heading4"/>
-      </w:pPr>
-      <w:r>
-        <w:t xml:space="preserve">10.2.3.1 R Package Initialization &amp; Data Ingestion</w:t>
-      </w:r>
-    </w:p>
-    <w:p>
-      <w:pPr>
-        <w:pStyle w:val="Compact"/>
-        <w:numPr>
-          <w:ilvl w:val="0"/>
-          <w:numId w:val="1066"/>
-        </w:numPr>
-      </w:pPr>
-      <w:r>
-        <w:rPr>
-          <w:b/>
-          <w:bCs/>
-        </w:rPr>
-        <w:t xml:space="preserve">New R Package: calcofi4db</w:t>
-      </w:r>
-    </w:p>
-    <w:p>
-      <w:pPr>
-        <w:pStyle w:val="Compact"/>
-        <w:numPr>
-          <w:ilvl w:val="1"/>
-          <w:numId w:val="1067"/>
-        </w:numPr>
-      </w:pPr>
-      <w:r>
-        <w:t xml:space="preserve">Initial commit and setup (</w:t>
       </w:r>
       <w:hyperlink r:id="rId221">
         <w:r>
@@ -23307,7 +25234,23 @@
         </w:r>
       </w:hyperlink>
       <w:r>
-        <w:t xml:space="preserve">), including functions for ingesting CSV datasets and metadata.</w:t>
+        <w:t xml:space="preserve">).</w:t>
+      </w:r>
+    </w:p>
+    <w:p>
+      <w:pPr>
+        <w:pStyle w:val="Compact"/>
+        <w:numPr>
+          <w:ilvl w:val="0"/>
+          <w:numId w:val="1060"/>
+        </w:numPr>
+      </w:pPr>
+      <w:r>
+        <w:rPr>
+          <w:b/>
+          <w:bCs/>
+        </w:rPr>
+        <w:t xml:space="preserve">Performance &amp; Maintenance</w:t>
       </w:r>
     </w:p>
     <w:p>
@@ -23315,11 +25258,11 @@
         <w:pStyle w:val="Compact"/>
         <w:numPr>
           <w:ilvl w:val="1"/>
-          <w:numId w:val="1067"/>
+          <w:numId w:val="1062"/>
         </w:numPr>
       </w:pPr>
       <w:r>
-        <w:t xml:space="preserve">Refined change detection logic for source CSV files, improving tracking of table/field changes (</w:t>
+        <w:t xml:space="preserve">Implemented docker compose restart for Plumber API service (</w:t>
       </w:r>
       <w:hyperlink r:id="rId222">
         <w:r>
@@ -23337,12 +25280,16 @@
       <w:pPr>
         <w:pStyle w:val="Compact"/>
         <w:numPr>
-          <w:ilvl w:val="1"/>
-          <w:numId w:val="1067"/>
+          <w:ilvl w:val="0"/>
+          <w:numId w:val="1060"/>
         </w:numPr>
       </w:pPr>
       <w:r>
-        <w:t xml:space="preserve">Enhanced documentation and site via pkgdown.</w:t>
+        <w:rPr>
+          <w:b/>
+          <w:bCs/>
+        </w:rPr>
+        <w:t xml:space="preserve">Ongoing Work</w:t>
       </w:r>
     </w:p>
     <w:p>
@@ -23350,79 +25297,11 @@
         <w:pStyle w:val="Compact"/>
         <w:numPr>
           <w:ilvl w:val="1"/>
-          <w:numId w:val="1067"/>
+          <w:numId w:val="1063"/>
         </w:numPr>
       </w:pPr>
       <w:r>
-        <w:t xml:space="preserve">Improved function naming and structure for ingestion (</w:t>
-      </w:r>
-      <w:hyperlink r:id="rId223">
-        <w:r>
-          <w:rPr>
-            <w:rStyle w:val="Hyperlink"/>
-          </w:rPr>
-          <w:t xml:space="preserve">commits</w:t>
-        </w:r>
-      </w:hyperlink>
-      <w:r>
-        <w:t xml:space="preserve">,</w:t>
-      </w:r>
-      <w:r>
-        <w:t xml:space="preserve"> </w:t>
-      </w:r>
-      <w:hyperlink r:id="rId224">
-        <w:r>
-          <w:rPr>
-            <w:rStyle w:val="Hyperlink"/>
-          </w:rPr>
-          <w:t xml:space="preserve">commit</w:t>
-        </w:r>
-      </w:hyperlink>
-      <w:r>
-        <w:t xml:space="preserve">).</w:t>
-      </w:r>
-    </w:p>
-    <w:p>
-      <w:r>
-        <w:pict>
-          <v:rect style="width:0;height:1.5pt" o:hralign="center" o:hrstd="t" o:hr="t"/>
-        </w:pict>
-      </w:r>
-    </w:p>
-    <w:bookmarkEnd w:id="225"/>
-    <w:bookmarkEnd w:id="226"/>
-    <w:bookmarkStart w:id="232" w:name="calcofi4r-spatial-ecological-data-tools"/>
-    <w:p>
-      <w:pPr>
-        <w:pStyle w:val="Heading3"/>
-      </w:pPr>
-      <w:r>
-        <w:t xml:space="preserve">10.2.4 calcofi4r: Spatial &amp; Ecological Data Tools</w:t>
-      </w:r>
-    </w:p>
-    <w:bookmarkStart w:id="231" w:name="data-layers-analysis-and-bug-fixes"/>
-    <w:p>
-      <w:pPr>
-        <w:pStyle w:val="Heading4"/>
-      </w:pPr>
-      <w:r>
-        <w:t xml:space="preserve">10.2.4.1 Data Layers, Analysis, and Bug Fixes</w:t>
-      </w:r>
-    </w:p>
-    <w:p>
-      <w:pPr>
-        <w:pStyle w:val="Compact"/>
-        <w:numPr>
-          <w:ilvl w:val="0"/>
-          <w:numId w:val="1068"/>
-        </w:numPr>
-      </w:pPr>
-      <w:r>
-        <w:rPr>
-          <w:b/>
-          <w:bCs/>
-        </w:rPr>
-        <w:t xml:space="preserve">Spatial Management Layers</w:t>
+        <w:t xml:space="preserve">Migration of database contouring functions to API/app level for improved caching and rendering efficiency.</w:t>
       </w:r>
     </w:p>
     <w:p>
@@ -23430,13 +25309,13 @@
         <w:pStyle w:val="Compact"/>
         <w:numPr>
           <w:ilvl w:val="1"/>
-          <w:numId w:val="1069"/>
+          <w:numId w:val="1063"/>
         </w:numPr>
       </w:pPr>
       <w:r>
-        <w:t xml:space="preserve">Ongoing integration of BOEM Wind Planning Areas, Marine Protected Areas, and SCCWRP management regions (</w:t>
-      </w:r>
-      <w:hyperlink r:id="rId227">
+        <w:t xml:space="preserve">Development of a robust, user-friendly API for seamless DB integration (</w:t>
+      </w:r>
+      <w:hyperlink r:id="rId223">
         <w:r>
           <w:rPr>
             <w:rStyle w:val="Hyperlink"/>
@@ -23445,21 +25324,115 @@
         </w:r>
       </w:hyperlink>
       <w:r>
-        <w:t xml:space="preserve">,</w:t>
-      </w:r>
-      <w:r>
-        <w:t xml:space="preserve"> </w:t>
-      </w:r>
-      <w:hyperlink r:id="rId228">
+        <w:t xml:space="preserve">).</w:t>
+      </w:r>
+    </w:p>
+    <w:p>
+      <w:r>
+        <w:pict>
+          <v:rect style="width:0;height:1.5pt" o:hralign="center" o:hrstd="t" o:hr="t"/>
+        </w:pict>
+      </w:r>
+    </w:p>
+    <w:bookmarkEnd w:id="224"/>
+    <w:bookmarkEnd w:id="225"/>
+    <w:bookmarkStart w:id="228" w:name="apps-development"/>
+    <w:p>
+      <w:pPr>
+        <w:pStyle w:val="Heading3"/>
+      </w:pPr>
+      <w:r>
+        <w:t xml:space="preserve">10.2.2 Apps Development</w:t>
+      </w:r>
+    </w:p>
+    <w:bookmarkStart w:id="227" w:name="visualization-user-interface"/>
+    <w:p>
+      <w:pPr>
+        <w:pStyle w:val="Heading4"/>
+      </w:pPr>
+      <w:r>
+        <w:t xml:space="preserve">10.2.2.1 Visualization &amp; User Interface</w:t>
+      </w:r>
+    </w:p>
+    <w:p>
+      <w:pPr>
+        <w:pStyle w:val="Compact"/>
+        <w:numPr>
+          <w:ilvl w:val="0"/>
+          <w:numId w:val="1064"/>
+        </w:numPr>
+      </w:pPr>
+      <w:r>
+        <w:rPr>
+          <w:b/>
+          <w:bCs/>
+        </w:rPr>
+        <w:t xml:space="preserve">Continuous Improvements</w:t>
+      </w:r>
+    </w:p>
+    <w:p>
+      <w:pPr>
+        <w:pStyle w:val="Compact"/>
+        <w:numPr>
+          <w:ilvl w:val="1"/>
+          <w:numId w:val="1065"/>
+        </w:numPr>
+      </w:pPr>
+      <w:r>
+        <w:t xml:space="preserve">Multiple commits indicate ongoing enhancement, likely focused on UI, data visualization, and integration with the API (see</w:t>
+      </w:r>
+      <w:r>
+        <w:t xml:space="preserve"> </w:t>
+      </w:r>
+      <w:hyperlink r:id="rId226">
         <w:r>
           <w:rPr>
             <w:rStyle w:val="Hyperlink"/>
           </w:rPr>
-          <w:t xml:space="preserve">issue</w:t>
+          <w:t xml:space="preserve">recent commit log</w:t>
         </w:r>
       </w:hyperlink>
       <w:r>
         <w:t xml:space="preserve">).</w:t>
+      </w:r>
+    </w:p>
+    <w:p>
+      <w:pPr>
+        <w:pStyle w:val="Compact"/>
+        <w:numPr>
+          <w:ilvl w:val="1"/>
+          <w:numId w:val="1065"/>
+        </w:numPr>
+      </w:pPr>
+      <w:r>
+        <w:t xml:space="preserve">Close coordination between API and Apps for improved workflows and data access.</w:t>
+      </w:r>
+    </w:p>
+    <w:p>
+      <w:r>
+        <w:pict>
+          <v:rect style="width:0;height:1.5pt" o:hralign="center" o:hrstd="t" o:hr="t"/>
+        </w:pict>
+      </w:r>
+    </w:p>
+    <w:bookmarkEnd w:id="227"/>
+    <w:bookmarkEnd w:id="228"/>
+    <w:bookmarkStart w:id="234" w:name="calcofi4db-r-package-data-management"/>
+    <w:p>
+      <w:pPr>
+        <w:pStyle w:val="Heading3"/>
+      </w:pPr>
+      <w:r>
+        <w:t xml:space="preserve">10.2.3 calcofi4db: R Package &amp; Data Management</w:t>
+      </w:r>
+    </w:p>
+    <w:bookmarkStart w:id="233" w:name="r-package-initialization-data-ingestion"/>
+    <w:p>
+      <w:pPr>
+        <w:pStyle w:val="Heading4"/>
+      </w:pPr>
+      <w:r>
+        <w:t xml:space="preserve">10.2.3.1 R Package Initialization &amp; Data Ingestion</w:t>
       </w:r>
     </w:p>
     <w:p>
@@ -23467,7 +25440,7 @@
         <w:pStyle w:val="Compact"/>
         <w:numPr>
           <w:ilvl w:val="0"/>
-          <w:numId w:val="1068"/>
+          <w:numId w:val="1066"/>
         </w:numPr>
       </w:pPr>
       <w:r>
@@ -23475,7 +25448,7 @@
           <w:b/>
           <w:bCs/>
         </w:rPr>
-        <w:t xml:space="preserve">Analysis Functions</w:t>
+        <w:t xml:space="preserve">New R Package: calcofi4db</w:t>
       </w:r>
     </w:p>
     <w:p>
@@ -23483,11 +25456,11 @@
         <w:pStyle w:val="Compact"/>
         <w:numPr>
           <w:ilvl w:val="1"/>
-          <w:numId w:val="1070"/>
+          <w:numId w:val="1067"/>
         </w:numPr>
       </w:pPr>
       <w:r>
-        <w:t xml:space="preserve">Improved packages for ecological and spatial analysis, including new dependencies (</w:t>
+        <w:t xml:space="preserve">Initial commit and setup (</w:t>
       </w:r>
       <w:hyperlink r:id="rId229">
         <w:r>
@@ -23498,7 +25471,106 @@
         </w:r>
       </w:hyperlink>
       <w:r>
+        <w:t xml:space="preserve">), including functions for ingesting CSV datasets and metadata.</w:t>
+      </w:r>
+    </w:p>
+    <w:p>
+      <w:pPr>
+        <w:pStyle w:val="Compact"/>
+        <w:numPr>
+          <w:ilvl w:val="1"/>
+          <w:numId w:val="1067"/>
+        </w:numPr>
+      </w:pPr>
+      <w:r>
+        <w:t xml:space="preserve">Refined change detection logic for source CSV files, improving tracking of table/field changes (</w:t>
+      </w:r>
+      <w:hyperlink r:id="rId230">
+        <w:r>
+          <w:rPr>
+            <w:rStyle w:val="Hyperlink"/>
+          </w:rPr>
+          <w:t xml:space="preserve">commit</w:t>
+        </w:r>
+      </w:hyperlink>
+      <w:r>
         <w:t xml:space="preserve">).</w:t>
+      </w:r>
+    </w:p>
+    <w:p>
+      <w:pPr>
+        <w:pStyle w:val="Compact"/>
+        <w:numPr>
+          <w:ilvl w:val="1"/>
+          <w:numId w:val="1067"/>
+        </w:numPr>
+      </w:pPr>
+      <w:r>
+        <w:t xml:space="preserve">Enhanced documentation and site via pkgdown.</w:t>
+      </w:r>
+    </w:p>
+    <w:p>
+      <w:pPr>
+        <w:pStyle w:val="Compact"/>
+        <w:numPr>
+          <w:ilvl w:val="1"/>
+          <w:numId w:val="1067"/>
+        </w:numPr>
+      </w:pPr>
+      <w:r>
+        <w:t xml:space="preserve">Improved function naming and structure for ingestion (</w:t>
+      </w:r>
+      <w:hyperlink r:id="rId231">
+        <w:r>
+          <w:rPr>
+            <w:rStyle w:val="Hyperlink"/>
+          </w:rPr>
+          <w:t xml:space="preserve">commits</w:t>
+        </w:r>
+      </w:hyperlink>
+      <w:r>
+        <w:t xml:space="preserve">,</w:t>
+      </w:r>
+      <w:r>
+        <w:t xml:space="preserve"> </w:t>
+      </w:r>
+      <w:hyperlink r:id="rId232">
+        <w:r>
+          <w:rPr>
+            <w:rStyle w:val="Hyperlink"/>
+          </w:rPr>
+          <w:t xml:space="preserve">commit</w:t>
+        </w:r>
+      </w:hyperlink>
+      <w:r>
+        <w:t xml:space="preserve">).</w:t>
+      </w:r>
+    </w:p>
+    <w:p>
+      <w:r>
+        <w:pict>
+          <v:rect style="width:0;height:1.5pt" o:hralign="center" o:hrstd="t" o:hr="t"/>
+        </w:pict>
+      </w:r>
+    </w:p>
+    <w:bookmarkEnd w:id="233"/>
+    <w:bookmarkEnd w:id="234"/>
+    <w:bookmarkStart w:id="240" w:name="calcofi4r-spatial-ecological-data-tools"/>
+    <w:p>
+      <w:pPr>
+        <w:pStyle w:val="Heading3"/>
+      </w:pPr>
+      <w:r>
+        <w:t xml:space="preserve">10.2.4 calcofi4r: Spatial &amp; Ecological Data Tools</w:t>
+      </w:r>
+    </w:p>
+    <w:bookmarkStart w:id="239" w:name="data-layers-analysis-and-bug-fixes"/>
+    <w:p>
+      <w:pPr>
+        <w:pStyle w:val="Heading4"/>
+      </w:pPr>
+      <w:r>
+        <w:t xml:space="preserve">10.2.4.1 Data Layers, Analysis, and Bug Fixes</w:t>
       </w:r>
     </w:p>
     <w:p>
@@ -23514,7 +25586,7 @@
           <w:b/>
           <w:bCs/>
         </w:rPr>
-        <w:t xml:space="preserve">User Feedback</w:t>
+        <w:t xml:space="preserve">Spatial Management Layers</w:t>
       </w:r>
     </w:p>
     <w:p>
@@ -23522,13 +25594,13 @@
         <w:pStyle w:val="Compact"/>
         <w:numPr>
           <w:ilvl w:val="1"/>
-          <w:numId w:val="1071"/>
+          <w:numId w:val="1069"/>
         </w:numPr>
       </w:pPr>
       <w:r>
-        <w:t xml:space="preserve">Addressing user-reported bugs such as deprecated function calls (</w:t>
-      </w:r>
-      <w:hyperlink r:id="rId230">
+        <w:t xml:space="preserve">Ongoing integration of BOEM Wind Planning Areas, Marine Protected Areas, and SCCWRP management regions (</w:t>
+      </w:r>
+      <w:hyperlink r:id="rId235">
         <w:r>
           <w:rPr>
             <w:rStyle w:val="Hyperlink"/>
@@ -23537,34 +25609,21 @@
         </w:r>
       </w:hyperlink>
       <w:r>
+        <w:t xml:space="preserve">,</w:t>
+      </w:r>
+      <w:r>
+        <w:t xml:space="preserve"> </w:t>
+      </w:r>
+      <w:hyperlink r:id="rId236">
+        <w:r>
+          <w:rPr>
+            <w:rStyle w:val="Hyperlink"/>
+          </w:rPr>
+          <w:t xml:space="preserve">issue</w:t>
+        </w:r>
+      </w:hyperlink>
+      <w:r>
         <w:t xml:space="preserve">).</w:t>
-      </w:r>
-    </w:p>
-    <w:p>
-      <w:r>
-        <w:pict>
-          <v:rect style="width:0;height:1.5pt" o:hralign="center" o:hrstd="t" o:hr="t"/>
-        </w:pict>
-      </w:r>
-    </w:p>
-    <w:bookmarkEnd w:id="231"/>
-    <w:bookmarkEnd w:id="232"/>
-    <w:bookmarkStart w:id="236" w:name="documentation-docs"/>
-    <w:p>
-      <w:pPr>
-        <w:pStyle w:val="Heading3"/>
-      </w:pPr>
-      <w:r>
-        <w:t xml:space="preserve">10.2.5 Documentation (docs)</w:t>
-      </w:r>
-    </w:p>
-    <w:bookmarkStart w:id="235" w:name="infrastructure-environment"/>
-    <w:p>
-      <w:pPr>
-        <w:pStyle w:val="Heading4"/>
-      </w:pPr>
-      <w:r>
-        <w:t xml:space="preserve">10.2.5.1 Infrastructure &amp; Environment</w:t>
       </w:r>
     </w:p>
     <w:p>
@@ -23572,7 +25631,7 @@
         <w:pStyle w:val="Compact"/>
         <w:numPr>
           <w:ilvl w:val="0"/>
-          <w:numId w:val="1072"/>
+          <w:numId w:val="1068"/>
         </w:numPr>
       </w:pPr>
       <w:r>
@@ -23580,7 +25639,7 @@
           <w:b/>
           <w:bCs/>
         </w:rPr>
-        <w:t xml:space="preserve">Documentation Site Updates</w:t>
+        <w:t xml:space="preserve">Analysis Functions</w:t>
       </w:r>
     </w:p>
     <w:p>
@@ -23588,13 +25647,13 @@
         <w:pStyle w:val="Compact"/>
         <w:numPr>
           <w:ilvl w:val="1"/>
-          <w:numId w:val="1073"/>
+          <w:numId w:val="1070"/>
         </w:numPr>
       </w:pPr>
       <w:r>
-        <w:t xml:space="preserve">Added documentation for new packages and ingestion workflows (</w:t>
-      </w:r>
-      <w:hyperlink r:id="rId233">
+        <w:t xml:space="preserve">Improved packages for ecological and spatial analysis, including new dependencies (</w:t>
+      </w:r>
+      <w:hyperlink r:id="rId237">
         <w:r>
           <w:rPr>
             <w:rStyle w:val="Hyperlink"/>
@@ -23610,14 +25669,119 @@
       <w:pPr>
         <w:pStyle w:val="Compact"/>
         <w:numPr>
+          <w:ilvl w:val="0"/>
+          <w:numId w:val="1068"/>
+        </w:numPr>
+      </w:pPr>
+      <w:r>
+        <w:rPr>
+          <w:b/>
+          <w:bCs/>
+        </w:rPr>
+        <w:t xml:space="preserve">User Feedback</w:t>
+      </w:r>
+    </w:p>
+    <w:p>
+      <w:pPr>
+        <w:pStyle w:val="Compact"/>
+        <w:numPr>
+          <w:ilvl w:val="1"/>
+          <w:numId w:val="1071"/>
+        </w:numPr>
+      </w:pPr>
+      <w:r>
+        <w:t xml:space="preserve">Addressing user-reported bugs such as deprecated function calls (</w:t>
+      </w:r>
+      <w:hyperlink r:id="rId238">
+        <w:r>
+          <w:rPr>
+            <w:rStyle w:val="Hyperlink"/>
+          </w:rPr>
+          <w:t xml:space="preserve">issue</w:t>
+        </w:r>
+      </w:hyperlink>
+      <w:r>
+        <w:t xml:space="preserve">).</w:t>
+      </w:r>
+    </w:p>
+    <w:p>
+      <w:r>
+        <w:pict>
+          <v:rect style="width:0;height:1.5pt" o:hralign="center" o:hrstd="t" o:hr="t"/>
+        </w:pict>
+      </w:r>
+    </w:p>
+    <w:bookmarkEnd w:id="239"/>
+    <w:bookmarkEnd w:id="240"/>
+    <w:bookmarkStart w:id="244" w:name="documentation-docs"/>
+    <w:p>
+      <w:pPr>
+        <w:pStyle w:val="Heading3"/>
+      </w:pPr>
+      <w:r>
+        <w:t xml:space="preserve">10.2.5 Documentation (docs)</w:t>
+      </w:r>
+    </w:p>
+    <w:bookmarkStart w:id="243" w:name="infrastructure-environment"/>
+    <w:p>
+      <w:pPr>
+        <w:pStyle w:val="Heading4"/>
+      </w:pPr>
+      <w:r>
+        <w:t xml:space="preserve">10.2.5.1 Infrastructure &amp; Environment</w:t>
+      </w:r>
+    </w:p>
+    <w:p>
+      <w:pPr>
+        <w:pStyle w:val="Compact"/>
+        <w:numPr>
+          <w:ilvl w:val="0"/>
+          <w:numId w:val="1072"/>
+        </w:numPr>
+      </w:pPr>
+      <w:r>
+        <w:rPr>
+          <w:b/>
+          <w:bCs/>
+        </w:rPr>
+        <w:t xml:space="preserve">Documentation Site Updates</w:t>
+      </w:r>
+    </w:p>
+    <w:p>
+      <w:pPr>
+        <w:pStyle w:val="Compact"/>
+        <w:numPr>
           <w:ilvl w:val="1"/>
           <w:numId w:val="1073"/>
         </w:numPr>
       </w:pPr>
       <w:r>
+        <w:t xml:space="preserve">Added documentation for new packages and ingestion workflows (</w:t>
+      </w:r>
+      <w:hyperlink r:id="rId241">
+        <w:r>
+          <w:rPr>
+            <w:rStyle w:val="Hyperlink"/>
+          </w:rPr>
+          <w:t xml:space="preserve">commit</w:t>
+        </w:r>
+      </w:hyperlink>
+      <w:r>
+        <w:t xml:space="preserve">).</w:t>
+      </w:r>
+    </w:p>
+    <w:p>
+      <w:pPr>
+        <w:pStyle w:val="Compact"/>
+        <w:numPr>
+          <w:ilvl w:val="1"/>
+          <w:numId w:val="1073"/>
+        </w:numPr>
+      </w:pPr>
+      <w:r>
         <w:t xml:space="preserve">Improved environment handling for rendering with Quarto and Chromium (</w:t>
       </w:r>
-      <w:hyperlink r:id="rId234">
+      <w:hyperlink r:id="rId242">
         <w:r>
           <w:rPr>
             <w:rStyle w:val="Hyperlink"/>
@@ -23648,9 +25812,9 @@
         </w:pict>
       </w:r>
     </w:p>
-    <w:bookmarkEnd w:id="235"/>
-    <w:bookmarkEnd w:id="236"/>
-    <w:bookmarkStart w:id="238" w:name="server"/>
+    <w:bookmarkEnd w:id="243"/>
+    <w:bookmarkEnd w:id="244"/>
+    <w:bookmarkStart w:id="246" w:name="server"/>
     <w:p>
       <w:pPr>
         <w:pStyle w:val="Heading3"/>
@@ -23659,7 +25823,7 @@
         <w:t xml:space="preserve">10.2.6 Server</w:t>
       </w:r>
     </w:p>
-    <w:bookmarkStart w:id="237" w:name="backend-infrastructure"/>
+    <w:bookmarkStart w:id="245" w:name="backend-infrastructure"/>
     <w:p>
       <w:pPr>
         <w:pStyle w:val="Heading4"/>
@@ -23715,9 +25879,9 @@
         </w:pict>
       </w:r>
     </w:p>
-    <w:bookmarkEnd w:id="237"/>
-    <w:bookmarkEnd w:id="238"/>
-    <w:bookmarkStart w:id="243" w:name="workflows"/>
+    <w:bookmarkEnd w:id="245"/>
+    <w:bookmarkEnd w:id="246"/>
+    <w:bookmarkStart w:id="251" w:name="workflows"/>
     <w:p>
       <w:pPr>
         <w:pStyle w:val="Heading3"/>
@@ -23726,7 +25890,7 @@
         <w:t xml:space="preserve">10.2.7 Workflows</w:t>
       </w:r>
     </w:p>
-    <w:bookmarkStart w:id="242" w:name="X9992dbdca38798687025ab1100a6897f17837b4"/>
+    <w:bookmarkStart w:id="250" w:name="X9992dbdca38798687025ab1100a6897f17837b4"/>
     <w:p>
       <w:pPr>
         <w:pStyle w:val="Heading4"/>
@@ -23762,7 +25926,7 @@
       <w:r>
         <w:t xml:space="preserve">Multiple commits show ongoing development of data ingestion, harmonization, and visualization workflows (</w:t>
       </w:r>
-      <w:hyperlink r:id="rId239">
+      <w:hyperlink r:id="rId247">
         <w:r>
           <w:rPr>
             <w:rStyle w:val="Hyperlink"/>
@@ -23776,7 +25940,7 @@
       <w:r>
         <w:t xml:space="preserve"> </w:t>
       </w:r>
-      <w:hyperlink r:id="rId240">
+      <w:hyperlink r:id="rId248">
         <w:r>
           <w:rPr>
             <w:rStyle w:val="Hyperlink"/>
@@ -23815,7 +25979,7 @@
       <w:r>
         <w:t xml:space="preserve">Registering datasets with ODIS (using JSON-LD) for broader interoperability (</w:t>
       </w:r>
-      <w:hyperlink r:id="rId241">
+      <w:hyperlink r:id="rId249">
         <w:r>
           <w:rPr>
             <w:rStyle w:val="Hyperlink"/>
@@ -23890,9 +26054,9 @@
         </w:pict>
       </w:r>
     </w:p>
-    <w:bookmarkEnd w:id="242"/>
-    <w:bookmarkEnd w:id="243"/>
-    <w:bookmarkStart w:id="247" w:name="key-themes-impact"/>
+    <w:bookmarkEnd w:id="250"/>
+    <w:bookmarkEnd w:id="251"/>
+    <w:bookmarkStart w:id="255" w:name="key-themes-impact"/>
     <w:p>
       <w:pPr>
         <w:pStyle w:val="Heading3"/>
@@ -23901,7 +26065,7 @@
         <w:t xml:space="preserve">10.2.8 Key Themes &amp; Impact</w:t>
       </w:r>
     </w:p>
-    <w:bookmarkStart w:id="244" w:name="integration-interoperability"/>
+    <w:bookmarkStart w:id="252" w:name="integration-interoperability"/>
     <w:p>
       <w:pPr>
         <w:pStyle w:val="Heading4"/>
@@ -23934,8 +26098,8 @@
         <w:t xml:space="preserve">Enhanced interoperability through ODIS registration and harmonized workflows.</w:t>
       </w:r>
     </w:p>
-    <w:bookmarkEnd w:id="244"/>
-    <w:bookmarkStart w:id="245" w:name="data-accessibility-usability"/>
+    <w:bookmarkEnd w:id="252"/>
+    <w:bookmarkStart w:id="253" w:name="data-accessibility-usability"/>
     <w:p>
       <w:pPr>
         <w:pStyle w:val="Heading4"/>
@@ -23968,8 +26132,8 @@
         <w:t xml:space="preserve">Expanded support for spatial management areas and ecological datasets.</w:t>
       </w:r>
     </w:p>
-    <w:bookmarkEnd w:id="245"/>
-    <w:bookmarkStart w:id="246" w:name="infrastructure-sustainability"/>
+    <w:bookmarkEnd w:id="253"/>
+    <w:bookmarkStart w:id="254" w:name="infrastructure-sustainability"/>
     <w:p>
       <w:pPr>
         <w:pStyle w:val="Heading4"/>
@@ -23997,9 +26161,9 @@
         </w:pict>
       </w:r>
     </w:p>
-    <w:bookmarkEnd w:id="246"/>
-    <w:bookmarkEnd w:id="247"/>
-    <w:bookmarkStart w:id="249" w:name="for-more-details"/>
+    <w:bookmarkEnd w:id="254"/>
+    <w:bookmarkEnd w:id="255"/>
+    <w:bookmarkStart w:id="257" w:name="for-more-details"/>
     <w:p>
       <w:pPr>
         <w:pStyle w:val="Heading3"/>
@@ -24037,7 +26201,7 @@
       <w:r>
         <w:t xml:space="preserve"> </w:t>
       </w:r>
-      <w:hyperlink r:id="rId248">
+      <w:hyperlink r:id="rId256">
         <w:r>
           <w:rPr>
             <w:rStyle w:val="Hyperlink"/>
@@ -24052,10 +26216,10 @@
         <w:t xml:space="preserve">and filter by year.</w:t>
       </w:r>
     </w:p>
-    <w:bookmarkEnd w:id="249"/>
-    <w:bookmarkEnd w:id="250"/>
-    <w:bookmarkEnd w:id="251"/>
-    <w:bookmarkStart w:id="260" w:name="references"/>
+    <w:bookmarkEnd w:id="257"/>
+    <w:bookmarkEnd w:id="258"/>
+    <w:bookmarkEnd w:id="259"/>
+    <w:bookmarkStart w:id="268" w:name="references"/>
     <w:p>
       <w:pPr>
         <w:pStyle w:val="Heading1"/>
@@ -24064,7 +26228,7 @@
         <w:t xml:space="preserve">11. References</w:t>
       </w:r>
     </w:p>
-    <w:bookmarkStart w:id="259" w:name="r-packages"/>
+    <w:bookmarkStart w:id="267" w:name="r-packages"/>
     <w:p>
       <w:pPr>
         <w:pStyle w:val="Heading2"/>
@@ -24160,8 +26324,8 @@
         <w:t xml:space="preserve">)</w:t>
       </w:r>
     </w:p>
-    <w:bookmarkStart w:id="258" w:name="refs"/>
-    <w:bookmarkStart w:id="253" w:name="ref-R-quarto"/>
+    <w:bookmarkStart w:id="266" w:name="refs"/>
+    <w:bookmarkStart w:id="261" w:name="ref-R-quarto"/>
     <w:p>
       <w:pPr>
         <w:pStyle w:val="Bibliography"/>
@@ -24185,7 +26349,7 @@
       <w:r>
         <w:t xml:space="preserve"> </w:t>
       </w:r>
-      <w:hyperlink r:id="rId252">
+      <w:hyperlink r:id="rId260">
         <w:r>
           <w:rPr>
             <w:rStyle w:val="Hyperlink"/>
@@ -24197,8 +26361,8 @@
         <w:t xml:space="preserve">.</w:t>
       </w:r>
     </w:p>
-    <w:bookmarkEnd w:id="253"/>
-    <w:bookmarkStart w:id="255" w:name="ref-R-shiny"/>
+    <w:bookmarkEnd w:id="261"/>
+    <w:bookmarkStart w:id="263" w:name="ref-R-shiny"/>
     <w:p>
       <w:pPr>
         <w:pStyle w:val="Bibliography"/>
@@ -24222,7 +26386,7 @@
       <w:r>
         <w:t xml:space="preserve"> </w:t>
       </w:r>
-      <w:hyperlink r:id="rId254">
+      <w:hyperlink r:id="rId262">
         <w:r>
           <w:rPr>
             <w:rStyle w:val="Hyperlink"/>
@@ -24234,8 +26398,8 @@
         <w:t xml:space="preserve">.</w:t>
       </w:r>
     </w:p>
-    <w:bookmarkEnd w:id="255"/>
-    <w:bookmarkStart w:id="257" w:name="ref-R-plumber"/>
+    <w:bookmarkEnd w:id="263"/>
+    <w:bookmarkStart w:id="265" w:name="ref-R-plumber"/>
     <w:p>
       <w:pPr>
         <w:pStyle w:val="Bibliography"/>
@@ -24259,7 +26423,7 @@
       <w:r>
         <w:t xml:space="preserve"> </w:t>
       </w:r>
-      <w:hyperlink r:id="rId256">
+      <w:hyperlink r:id="rId264">
         <w:r>
           <w:rPr>
             <w:rStyle w:val="Hyperlink"/>
@@ -24271,10 +26435,10 @@
         <w:t xml:space="preserve">.</w:t>
       </w:r>
     </w:p>
-    <w:bookmarkEnd w:id="257"/>
-    <w:bookmarkEnd w:id="258"/>
-    <w:bookmarkEnd w:id="259"/>
-    <w:bookmarkEnd w:id="260"/>
+    <w:bookmarkEnd w:id="265"/>
+    <w:bookmarkEnd w:id="266"/>
+    <w:bookmarkEnd w:id="267"/>
+    <w:bookmarkEnd w:id="268"/>
     <w:sectPr>
       <w:footnotePr>
         <w:numRestart w:val="eachSect"/>

--- a/CalCOFI.io.docx
+++ b/CalCOFI.io.docx
@@ -39,7 +39,7 @@
         <w:pStyle w:val="Date"/>
       </w:pPr>
       <w:r>
-        <w:t xml:space="preserve">2026-05-17</w:t>
+        <w:t xml:space="preserve">2026-05-18</w:t>
       </w:r>
     </w:p>
     <w:sdt>
@@ -11436,7 +11436,7 @@
             <w:b/>
             <w:bCs/>
           </w:rPr>
-          <w:t xml:space="preserve">Open the CalCOFI Match app</w:t>
+          <w:t xml:space="preserve">Open CalCOFI Query</w:t>
         </w:r>
       </w:hyperlink>
       <w:r>
@@ -12821,7 +12821,7 @@
                   <w:b/>
                   <w:bCs/>
                 </w:rPr>
-                <w:t xml:space="preserve">CalCOFI Match</w:t>
+                <w:t xml:space="preserve">CalCOFI Query</w:t>
               </w:r>
             </w:hyperlink>
             <w:r>
@@ -13134,7 +13134,7 @@
             <w:b/>
             <w:bCs/>
           </w:rPr>
-          <w:t xml:space="preserve">Match app</w:t>
+          <w:t xml:space="preserve">CalCOFI Query</w:t>
         </w:r>
       </w:hyperlink>
       <w:r>
@@ -18440,7 +18440,7 @@
             <w:b/>
             <w:bCs/>
           </w:rPr>
-          <w:t xml:space="preserve">Match app</w:t>
+          <w:t xml:space="preserve">CalCOFI Query</w:t>
         </w:r>
       </w:hyperlink>
       <w:r>
@@ -18823,14 +18823,14 @@
                   <w:b/>
                   <w:bCs/>
                 </w:rPr>
-                <w:t xml:space="preserve">CalCOFI Match</w:t>
+                <w:t xml:space="preserve">CalCOFI Query</w:t>
               </w:r>
             </w:hyperlink>
             <w:r>
               <w:t xml:space="preserve"> </w:t>
             </w:r>
             <w:r>
-              <w:t xml:space="preserve">— point-and-click form for the three wrappers + custom SQL, runs DuckDB-WASM client-side</w:t>
+              <w:t xml:space="preserve">— point-and-click form for the three wrappers + custom SQL + a free-form SQL shell, all running DuckDB-WASM client-side</w:t>
             </w:r>
           </w:p>
         </w:tc>
@@ -20327,7 +20327,7 @@
     </w:p>
     <w:bookmarkEnd w:id="155"/>
     <w:bookmarkEnd w:id="156"/>
-    <w:bookmarkStart w:id="172" w:name="api"/>
+    <w:bookmarkStart w:id="178" w:name="api"/>
     <w:p>
       <w:pPr>
         <w:pStyle w:val="Heading1"/>
@@ -20784,7 +20784,7 @@
               <w:t xml:space="preserve"> </w:t>
             </w:r>
             <w:r>
-              <w:t xml:space="preserve">Try the new client-side Match app</w:t>
+              <w:t xml:space="preserve">Try the new client-side query playground</w:t>
             </w:r>
           </w:p>
         </w:tc>
@@ -20808,7 +20808,13 @@
               <w:spacing w:before="16" w:after="16"/>
             </w:pPr>
             <w:r>
-              <w:t xml:space="preserve">The three retired bio↔env endpoints are now an interactive form at</w:t>
+              <w:t xml:space="preserve">The three retired bio↔env endpoints — and many more queries besides — are</w:t>
+            </w:r>
+            <w:r>
+              <w:t xml:space="preserve"> </w:t>
+            </w:r>
+            <w:r>
+              <w:t xml:space="preserve">now an interactive form at</w:t>
             </w:r>
             <w:r>
               <w:t xml:space="preserve"> </w:t>
@@ -20820,20 +20826,20 @@
                   <w:b/>
                   <w:bCs/>
                 </w:rPr>
-                <w:t xml:space="preserve">/docs/match/</w:t>
+                <w:t xml:space="preserve">calcofi.io/query/</w:t>
               </w:r>
             </w:hyperlink>
             <w:r>
               <w:t xml:space="preserve"> </w:t>
             </w:r>
             <w:r>
-              <w:t xml:space="preserve">that runs entirely in your browser. Pick a function,</w:t>
+              <w:t xml:space="preserve">that runs entirely in your browser. Pick a query from the left-side</w:t>
             </w:r>
             <w:r>
               <w:t xml:space="preserve"> </w:t>
             </w:r>
             <w:r>
-              <w:t xml:space="preserve">fill the form, click</w:t>
+              <w:t xml:space="preserve">accordion, fill the form, click</w:t>
             </w:r>
             <w:r>
               <w:t xml:space="preserve"> </w:t>
@@ -20846,19 +20852,19 @@
               <w:t xml:space="preserve">Run</w:t>
             </w:r>
             <w:r>
-              <w:t xml:space="preserve">, see the rows — no server, no credentials, no</w:t>
+              <w:t xml:space="preserve">, see the rows — no server, no</w:t>
             </w:r>
             <w:r>
               <w:t xml:space="preserve"> </w:t>
             </w:r>
             <w:r>
-              <w:t xml:space="preserve">install. DuckDB-WASM in a worker thread, public Parquet on Google Cloud</w:t>
+              <w:t xml:space="preserve">credentials, no install. DuckDB-WASM in a worker thread, public Parquet on</w:t>
             </w:r>
             <w:r>
               <w:t xml:space="preserve"> </w:t>
             </w:r>
             <w:r>
-              <w:t xml:space="preserve">Storage, the same portable SQL the</w:t>
+              <w:t xml:space="preserve">Google Cloud Storage, the same portable SQL the</w:t>
             </w:r>
             <w:r>
               <w:t xml:space="preserve"> </w:t>
@@ -20913,7 +20919,7 @@
         </w:r>
       </w:hyperlink>
     </w:p>
-    <w:bookmarkStart w:id="163" w:name="endpoint-replacement"/>
+    <w:bookmarkStart w:id="169" w:name="endpoint-replacement"/>
     <w:p>
       <w:pPr>
         <w:pStyle w:val="Heading2"/>
@@ -21016,9 +21022,14 @@
             <w:pPr>
               <w:pStyle w:val="Compact"/>
             </w:pPr>
-            <w:r>
-              <w:t xml:space="preserve">—</w:t>
-            </w:r>
+            <w:hyperlink r:id="rId163">
+              <w:r>
+                <w:rPr>
+                  <w:rStyle w:val="Hyperlink"/>
+                </w:rPr>
+                <w:t xml:space="preserve">Query → measurement types</w:t>
+              </w:r>
+            </w:hyperlink>
           </w:p>
         </w:tc>
       </w:tr>
@@ -21065,12 +21076,12 @@
             <w:pPr>
               <w:pStyle w:val="Compact"/>
             </w:pPr>
-            <w:hyperlink w:anchor="tab=shell">
+            <w:hyperlink r:id="rId164">
               <w:r>
                 <w:rPr>
                   <w:rStyle w:val="Hyperlink"/>
                 </w:rPr>
-                <w:t xml:space="preserve">SQL shell</w:t>
+                <w:t xml:space="preserve">Query → SQL shell</w:t>
               </w:r>
             </w:hyperlink>
           </w:p>
@@ -21111,9 +21122,14 @@
             <w:pPr>
               <w:pStyle w:val="Compact"/>
             </w:pPr>
-            <w:r>
-              <w:t xml:space="preserve">—</w:t>
-            </w:r>
+            <w:hyperlink r:id="rId165">
+              <w:r>
+                <w:rPr>
+                  <w:rStyle w:val="Hyperlink"/>
+                </w:rPr>
+                <w:t xml:space="preserve">Query → cruises</w:t>
+              </w:r>
+            </w:hyperlink>
           </w:p>
         </w:tc>
       </w:tr>
@@ -21232,12 +21248,12 @@
             <w:pPr>
               <w:pStyle w:val="Compact"/>
             </w:pPr>
-            <w:hyperlink w:anchor="tab=shell">
+            <w:hyperlink r:id="rId164">
               <w:r>
                 <w:rPr>
                   <w:rStyle w:val="Hyperlink"/>
                 </w:rPr>
-                <w:t xml:space="preserve">SQL shell</w:t>
+                <w:t xml:space="preserve">Query → SQL shell</w:t>
               </w:r>
             </w:hyperlink>
           </w:p>
@@ -21280,14 +21296,14 @@
             <w:pPr>
               <w:pStyle w:val="Compact"/>
             </w:pPr>
-            <w:hyperlink r:id="rId135">
+            <w:hyperlink r:id="rId166">
               <w:r>
                 <w:rPr>
                   <w:rStyle w:val="Hyperlink"/>
                   <w:b/>
                   <w:bCs/>
                 </w:rPr>
-                <w:t xml:space="preserve">Match → zoo biomass</w:t>
+                <w:t xml:space="preserve">Query → zoo biomass</w:t>
               </w:r>
             </w:hyperlink>
           </w:p>
@@ -21330,14 +21346,14 @@
             <w:pPr>
               <w:pStyle w:val="Compact"/>
             </w:pPr>
-            <w:hyperlink r:id="rId135">
+            <w:hyperlink r:id="rId167">
               <w:r>
                 <w:rPr>
                   <w:rStyle w:val="Hyperlink"/>
                   <w:b/>
                   <w:bCs/>
                 </w:rPr>
-                <w:t xml:space="preserve">Match → by taxon</w:t>
+                <w:t xml:space="preserve">Query → by taxon</w:t>
               </w:r>
             </w:hyperlink>
           </w:p>
@@ -21380,22 +21396,22 @@
             <w:pPr>
               <w:pStyle w:val="Compact"/>
             </w:pPr>
-            <w:hyperlink r:id="rId135">
+            <w:hyperlink r:id="rId168">
               <w:r>
                 <w:rPr>
                   <w:rStyle w:val="Hyperlink"/>
                   <w:b/>
                   <w:bCs/>
                 </w:rPr>
-                <w:t xml:space="preserve">Match → by name</w:t>
+                <w:t xml:space="preserve">Query → by name</w:t>
               </w:r>
             </w:hyperlink>
           </w:p>
         </w:tc>
       </w:tr>
     </w:tbl>
-    <w:bookmarkEnd w:id="163"/>
-    <w:bookmarkStart w:id="171" w:name="legacy-endpoint-reference"/>
+    <w:bookmarkEnd w:id="169"/>
+    <w:bookmarkStart w:id="177" w:name="legacy-endpoint-reference"/>
     <w:p>
       <w:pPr>
         <w:pStyle w:val="Heading2"/>
@@ -21404,7 +21420,7 @@
         <w:t xml:space="preserve">8.2 Legacy endpoint reference</w:t>
       </w:r>
     </w:p>
-    <w:bookmarkStart w:id="164" w:name="Xdb5bff4ab80b125e0ec9e269dee45c035441004"/>
+    <w:bookmarkStart w:id="170" w:name="Xdb5bff4ab80b125e0ec9e269dee45c035441004"/>
     <w:p>
       <w:pPr>
         <w:pStyle w:val="Heading3"/>
@@ -21445,8 +21461,8 @@
         <w:t xml:space="preserve">.</w:t>
       </w:r>
     </w:p>
-    <w:bookmarkEnd w:id="164"/>
-    <w:bookmarkStart w:id="165" w:name="X2e8db8a58726b26347d058597f7a3dd58280c6c"/>
+    <w:bookmarkEnd w:id="170"/>
+    <w:bookmarkStart w:id="171" w:name="X2e8db8a58726b26347d058597f7a3dd58280c6c"/>
     <w:p>
       <w:pPr>
         <w:pStyle w:val="Heading3"/>
@@ -21502,8 +21518,8 @@
         <w:t xml:space="preserve">.</w:t>
       </w:r>
     </w:p>
-    <w:bookmarkEnd w:id="165"/>
-    <w:bookmarkStart w:id="166" w:name="timeseries-get-time-series-data"/>
+    <w:bookmarkEnd w:id="171"/>
+    <w:bookmarkStart w:id="172" w:name="timeseries-get-time-series-data"/>
     <w:p>
       <w:pPr>
         <w:pStyle w:val="Heading3"/>
@@ -21524,8 +21540,8 @@
         <w:t xml:space="preserve">: get time series data</w:t>
       </w:r>
     </w:p>
-    <w:bookmarkEnd w:id="166"/>
-    <w:bookmarkStart w:id="167" w:name="cruises-get-list-of-cruises"/>
+    <w:bookmarkEnd w:id="172"/>
+    <w:bookmarkStart w:id="173" w:name="cruises-get-list-of-cruises"/>
     <w:p>
       <w:pPr>
         <w:pStyle w:val="Heading3"/>
@@ -21563,8 +21579,8 @@
         <w:t xml:space="preserve">).</w:t>
       </w:r>
     </w:p>
-    <w:bookmarkEnd w:id="167"/>
-    <w:bookmarkStart w:id="168" w:name="raster-get-raster-map-of-variable"/>
+    <w:bookmarkEnd w:id="173"/>
+    <w:bookmarkStart w:id="174" w:name="raster-get-raster-map-of-variable"/>
     <w:p>
       <w:pPr>
         <w:pStyle w:val="Heading3"/>
@@ -21593,8 +21609,8 @@
         <w:t xml:space="preserve">Get raster of variable.</w:t>
       </w:r>
     </w:p>
-    <w:bookmarkEnd w:id="168"/>
-    <w:bookmarkStart w:id="169" w:name="Xa9a102ad85f0c24be017fb63291e7ac82393149"/>
+    <w:bookmarkEnd w:id="174"/>
+    <w:bookmarkStart w:id="175" w:name="Xa9a102ad85f0c24be017fb63291e7ac82393149"/>
     <w:p>
       <w:pPr>
         <w:pStyle w:val="Heading3"/>
@@ -21623,8 +21639,8 @@
         <w:t xml:space="preserve">Get station lines from cruises (with more than one cast).</w:t>
       </w:r>
     </w:p>
-    <w:bookmarkEnd w:id="169"/>
-    <w:bookmarkStart w:id="170" w:name="cruise_line_profile"/>
+    <w:bookmarkEnd w:id="175"/>
+    <w:bookmarkStart w:id="176" w:name="cruise_line_profile"/>
     <w:p>
       <w:pPr>
         <w:pStyle w:val="Heading3"/>
@@ -21650,10 +21666,10 @@
         <w:t xml:space="preserve">Get profile at depths for given variable of casts along line of stations.</w:t>
       </w:r>
     </w:p>
-    <w:bookmarkEnd w:id="170"/>
-    <w:bookmarkEnd w:id="171"/>
-    <w:bookmarkEnd w:id="172"/>
-    <w:bookmarkStart w:id="211" w:name="portals"/>
+    <w:bookmarkEnd w:id="176"/>
+    <w:bookmarkEnd w:id="177"/>
+    <w:bookmarkEnd w:id="178"/>
+    <w:bookmarkStart w:id="217" w:name="portals"/>
     <w:p>
       <w:pPr>
         <w:pStyle w:val="Heading1"/>
@@ -21662,7 +21678,7 @@
         <w:t xml:space="preserve">9. Portals</w:t>
       </w:r>
     </w:p>
-    <w:bookmarkStart w:id="173" w:name="overview-2"/>
+    <w:bookmarkStart w:id="179" w:name="overview-2"/>
     <w:p>
       <w:pPr>
         <w:pStyle w:val="Heading2"/>
@@ -21679,8 +21695,8 @@
         <w:t xml:space="preserve">CalCOFI data is available through various portals, each serving different purposes and user needs. This document outlines the main access points and their characteristics.</w:t>
       </w:r>
     </w:p>
-    <w:bookmarkEnd w:id="173"/>
-    <w:bookmarkStart w:id="178" w:name="data-flow"/>
+    <w:bookmarkEnd w:id="179"/>
+    <w:bookmarkStart w:id="184" w:name="data-flow"/>
     <w:p>
       <w:pPr>
         <w:pStyle w:val="Heading2"/>
@@ -21710,7 +21726,7 @@
       <w:tr>
         <w:tc>
           <w:tcPr/>
-          <w:bookmarkStart w:id="177" w:name="fig-portals-flow"/>
+          <w:bookmarkStart w:id="183" w:name="fig-portals-flow"/>
           <w:p>
             <w:pPr>
               <w:jc w:val="center"/>
@@ -21720,18 +21736,18 @@
                 <wp:inline>
                   <wp:extent cx="5334000" cy="9583420"/>
                   <wp:effectExtent b="0" l="0" r="0" t="0"/>
-                  <wp:docPr descr="" title="" id="175" name="Picture"/>
+                  <wp:docPr descr="" title="" id="181" name="Picture"/>
                   <a:graphic>
                     <a:graphicData uri="http://schemas.openxmlformats.org/drawingml/2006/picture">
                       <pic:pic>
                         <pic:nvPicPr>
-                          <pic:cNvPr descr="portals_files/figure-docx/mermaid-figure-1.png" id="176" name="Picture"/>
+                          <pic:cNvPr descr="portals_files/figure-docx/mermaid-figure-1.png" id="182" name="Picture"/>
                           <pic:cNvPicPr>
                             <a:picLocks noChangeArrowheads="1" noChangeAspect="1"/>
                           </pic:cNvPicPr>
                         </pic:nvPicPr>
                         <pic:blipFill>
-                          <a:blip r:embed="rId174"/>
+                          <a:blip r:embed="rId180"/>
                           <a:stretch>
                             <a:fillRect/>
                           </a:stretch>
@@ -21771,7 +21787,7 @@
               <w:t xml:space="preserve">Figure 9.1: Flow of data from raw to database to portals and meta-portals.</w:t>
             </w:r>
           </w:p>
-          <w:bookmarkEnd w:id="177"/>
+          <w:bookmarkEnd w:id="183"/>
         </w:tc>
       </w:tr>
     </w:tbl>
@@ -21783,8 +21799,8 @@
         <w:t xml:space="preserve">In practice, CalCOFI is a partnership with various contributing members, so the authoritative dataset might flow differently, such as from EDI to the database to the other portals. The other portals, such as OBIS or ERDDAP, serve different audiences or purposes. The meta-portals like ODIS and Data.gov then index these portals to provide broader discovery of CalCOFI datasets.</w:t>
       </w:r>
     </w:p>
-    <w:bookmarkEnd w:id="178"/>
-    <w:bookmarkStart w:id="193" w:name="portals-1"/>
+    <w:bookmarkEnd w:id="184"/>
+    <w:bookmarkStart w:id="199" w:name="portals-1"/>
     <w:p>
       <w:pPr>
         <w:pStyle w:val="Heading2"/>
@@ -21814,7 +21830,7 @@
       <w:tr>
         <w:tc>
           <w:tcPr/>
-          <w:bookmarkStart w:id="179" w:name="tbl-portals"/>
+          <w:bookmarkStart w:id="185" w:name="tbl-portals"/>
           <w:p>
             <w:pPr>
               <w:jc w:val="center"/>
@@ -22902,11 +22918,11 @@
               </w:tc>
             </w:tr>
           </w:tbl>
-          <w:bookmarkEnd w:id="179"/>
+          <w:bookmarkEnd w:id="185"/>
         </w:tc>
       </w:tr>
     </w:tbl>
-    <w:bookmarkStart w:id="182" w:name="edi"/>
+    <w:bookmarkStart w:id="188" w:name="edi"/>
     <w:p>
       <w:pPr>
         <w:pStyle w:val="Heading3"/>
@@ -23019,7 +23035,7 @@
           <w:numId w:val="1037"/>
         </w:numPr>
       </w:pPr>
-      <w:hyperlink r:id="rId180">
+      <w:hyperlink r:id="rId186">
         <w:r>
           <w:rPr>
             <w:rStyle w:val="Hyperlink"/>
@@ -23042,7 +23058,7 @@
       <w:r>
         <w:t xml:space="preserve"> </w:t>
       </w:r>
-      <w:hyperlink r:id="rId181">
+      <w:hyperlink r:id="rId187">
         <w:r>
           <w:rPr>
             <w:rStyle w:val="Hyperlink"/>
@@ -23063,8 +23079,8 @@
         </w:r>
       </w:hyperlink>
     </w:p>
-    <w:bookmarkEnd w:id="182"/>
-    <w:bookmarkStart w:id="185" w:name="ncei"/>
+    <w:bookmarkEnd w:id="188"/>
+    <w:bookmarkStart w:id="191" w:name="ncei"/>
     <w:p>
       <w:pPr>
         <w:pStyle w:val="Heading3"/>
@@ -23177,7 +23193,7 @@
           <w:numId w:val="1039"/>
         </w:numPr>
       </w:pPr>
-      <w:hyperlink r:id="rId183">
+      <w:hyperlink r:id="rId189">
         <w:r>
           <w:rPr>
             <w:rStyle w:val="Hyperlink"/>
@@ -23200,7 +23216,7 @@
       <w:r>
         <w:t xml:space="preserve"> </w:t>
       </w:r>
-      <w:hyperlink r:id="rId184">
+      <w:hyperlink r:id="rId190">
         <w:r>
           <w:rPr>
             <w:rStyle w:val="Hyperlink"/>
@@ -23221,8 +23237,8 @@
         </w:r>
       </w:hyperlink>
     </w:p>
-    <w:bookmarkEnd w:id="185"/>
-    <w:bookmarkStart w:id="188" w:name="obis"/>
+    <w:bookmarkEnd w:id="191"/>
+    <w:bookmarkStart w:id="194" w:name="obis"/>
     <w:p>
       <w:pPr>
         <w:pStyle w:val="Heading3"/>
@@ -23281,7 +23297,7 @@
       <w:r>
         <w:t xml:space="preserve"> </w:t>
       </w:r>
-      <w:hyperlink r:id="rId186">
+      <w:hyperlink r:id="rId192">
         <w:r>
           <w:rPr>
             <w:rStyle w:val="Hyperlink"/>
@@ -23369,7 +23385,7 @@
       <w:r>
         <w:t xml:space="preserve"> </w:t>
       </w:r>
-      <w:hyperlink r:id="rId187">
+      <w:hyperlink r:id="rId193">
         <w:r>
           <w:rPr>
             <w:rStyle w:val="Hyperlink"/>
@@ -23396,8 +23412,8 @@
         <w:t xml:space="preserve">Keyword</w:t>
       </w:r>
     </w:p>
-    <w:bookmarkEnd w:id="188"/>
-    <w:bookmarkStart w:id="192" w:name="erddap"/>
+    <w:bookmarkEnd w:id="194"/>
+    <w:bookmarkStart w:id="198" w:name="erddap"/>
     <w:p>
       <w:pPr>
         <w:pStyle w:val="Heading3"/>
@@ -23510,7 +23526,7 @@
           <w:numId w:val="1043"/>
         </w:numPr>
       </w:pPr>
-      <w:hyperlink r:id="rId189">
+      <w:hyperlink r:id="rId195">
         <w:r>
           <w:rPr>
             <w:rStyle w:val="Hyperlink"/>
@@ -23539,7 +23555,7 @@
           <w:numId w:val="1044"/>
         </w:numPr>
       </w:pPr>
-      <w:hyperlink r:id="rId190">
+      <w:hyperlink r:id="rId196">
         <w:r>
           <w:rPr>
             <w:rStyle w:val="Hyperlink"/>
@@ -23556,7 +23572,7 @@
           <w:numId w:val="1044"/>
         </w:numPr>
       </w:pPr>
-      <w:hyperlink r:id="rId191">
+      <w:hyperlink r:id="rId197">
         <w:r>
           <w:rPr>
             <w:rStyle w:val="Hyperlink"/>
@@ -23565,9 +23581,9 @@
         </w:r>
       </w:hyperlink>
     </w:p>
-    <w:bookmarkEnd w:id="192"/>
-    <w:bookmarkEnd w:id="193"/>
-    <w:bookmarkStart w:id="199" w:name="metadata"/>
+    <w:bookmarkEnd w:id="198"/>
+    <w:bookmarkEnd w:id="199"/>
+    <w:bookmarkStart w:id="205" w:name="metadata"/>
     <w:p>
       <w:pPr>
         <w:pStyle w:val="Heading2"/>
@@ -23586,7 +23602,7 @@
       <w:r>
         <w:t xml:space="preserve"> </w:t>
       </w:r>
-      <w:hyperlink r:id="rId194">
+      <w:hyperlink r:id="rId200">
         <w:r>
           <w:rPr>
             <w:rStyle w:val="Hyperlink"/>
@@ -23631,7 +23647,7 @@
       <w:tr>
         <w:tc>
           <w:tcPr/>
-          <w:bookmarkStart w:id="198" w:name="fig-portals-metadata"/>
+          <w:bookmarkStart w:id="204" w:name="fig-portals-metadata"/>
           <w:p>
             <w:pPr>
               <w:jc w:val="center"/>
@@ -23641,18 +23657,18 @@
                 <wp:inline>
                   <wp:extent cx="5334000" cy="1858009"/>
                   <wp:effectExtent b="0" l="0" r="0" t="0"/>
-                  <wp:docPr descr="" title="" id="196" name="Picture"/>
+                  <wp:docPr descr="" title="" id="202" name="Picture"/>
                   <a:graphic>
                     <a:graphicData uri="http://schemas.openxmlformats.org/drawingml/2006/picture">
                       <pic:pic>
                         <pic:nvPicPr>
-                          <pic:cNvPr descr="portals_files/figure-docx/mermaid-figure-2.png" id="197" name="Picture"/>
+                          <pic:cNvPr descr="portals_files/figure-docx/mermaid-figure-2.png" id="203" name="Picture"/>
                           <pic:cNvPicPr>
                             <a:picLocks noChangeArrowheads="1" noChangeAspect="1"/>
                           </pic:cNvPicPr>
                         </pic:nvPicPr>
                         <pic:blipFill>
-                          <a:blip r:embed="rId195"/>
+                          <a:blip r:embed="rId201"/>
                           <a:stretch>
                             <a:fillRect/>
                           </a:stretch>
@@ -23692,7 +23708,7 @@
               <w:t xml:space="preserve">Figure 9.2: Metadata in the form of ecological metadata language (EML) is used to describe the dataset in a consistent manner that can be ingested by the portals.</w:t>
             </w:r>
           </w:p>
-          <w:bookmarkEnd w:id="198"/>
+          <w:bookmarkEnd w:id="204"/>
         </w:tc>
       </w:tr>
     </w:tbl>
@@ -23784,8 +23800,8 @@
         <w:t xml:space="preserve">This standardized metadata enables automated data transformation and ingestion into various portal systems while preserving the original data context and quality information.</w:t>
       </w:r>
     </w:p>
-    <w:bookmarkEnd w:id="199"/>
-    <w:bookmarkStart w:id="204" w:name="meta-portals"/>
+    <w:bookmarkEnd w:id="205"/>
+    <w:bookmarkStart w:id="210" w:name="meta-portals"/>
     <w:p>
       <w:pPr>
         <w:pStyle w:val="Heading2"/>
@@ -23794,7 +23810,7 @@
         <w:t xml:space="preserve">9.5 Meta-Portals</w:t>
       </w:r>
     </w:p>
-    <w:bookmarkStart w:id="201" w:name="google-dataset-search"/>
+    <w:bookmarkStart w:id="207" w:name="google-dataset-search"/>
     <w:p>
       <w:pPr>
         <w:pStyle w:val="Heading3"/>
@@ -23813,7 +23829,7 @@
       <w:r>
         <w:t xml:space="preserve"> </w:t>
       </w:r>
-      <w:hyperlink r:id="rId200">
+      <w:hyperlink r:id="rId206">
         <w:r>
           <w:rPr>
             <w:rStyle w:val="Hyperlink"/>
@@ -23828,8 +23844,8 @@
         <w:t xml:space="preserve">through schema.org metadata. This ensures that CalCOFI data is discoverable through Google search and other search engines.</w:t>
       </w:r>
     </w:p>
-    <w:bookmarkEnd w:id="201"/>
-    <w:bookmarkStart w:id="203" w:name="odis"/>
+    <w:bookmarkEnd w:id="207"/>
+    <w:bookmarkStart w:id="209" w:name="odis"/>
     <w:p>
       <w:pPr>
         <w:pStyle w:val="Heading3"/>
@@ -23860,7 +23876,7 @@
       <w:r>
         <w:t xml:space="preserve"> </w:t>
       </w:r>
-      <w:hyperlink r:id="rId202">
+      <w:hyperlink r:id="rId208">
         <w:r>
           <w:rPr>
             <w:rStyle w:val="Hyperlink"/>
@@ -23913,9 +23929,9 @@
         <w:t xml:space="preserve">Integrated with global ocean data systems</w:t>
       </w:r>
     </w:p>
-    <w:bookmarkEnd w:id="203"/>
-    <w:bookmarkEnd w:id="204"/>
-    <w:bookmarkStart w:id="210" w:name="calcofi.io-tools"/>
+    <w:bookmarkEnd w:id="209"/>
+    <w:bookmarkEnd w:id="210"/>
+    <w:bookmarkStart w:id="216" w:name="calcofi.io-tools"/>
     <w:p>
       <w:pPr>
         <w:pStyle w:val="Heading2"/>
@@ -23932,7 +23948,7 @@
         <w:t xml:space="preserve">CalCOFI is also developing an integrated database and tools that enable efficient data access and analysis:</w:t>
       </w:r>
     </w:p>
-    <w:bookmarkStart w:id="206" w:name="apis"/>
+    <w:bookmarkStart w:id="212" w:name="apis"/>
     <w:p>
       <w:pPr>
         <w:pStyle w:val="Heading3"/>
@@ -24014,7 +24030,7 @@
           <w:numId w:val="1048"/>
         </w:numPr>
       </w:pPr>
-      <w:hyperlink r:id="rId205">
+      <w:hyperlink r:id="rId211">
         <w:r>
           <w:rPr>
             <w:rStyle w:val="Hyperlink"/>
@@ -24023,8 +24039,8 @@
         </w:r>
       </w:hyperlink>
     </w:p>
-    <w:bookmarkEnd w:id="206"/>
-    <w:bookmarkStart w:id="207" w:name="library"/>
+    <w:bookmarkEnd w:id="212"/>
+    <w:bookmarkStart w:id="213" w:name="library"/>
     <w:p>
       <w:pPr>
         <w:pStyle w:val="Heading3"/>
@@ -24098,8 +24114,8 @@
         </w:r>
       </w:hyperlink>
     </w:p>
-    <w:bookmarkEnd w:id="207"/>
-    <w:bookmarkStart w:id="209" w:name="apps"/>
+    <w:bookmarkEnd w:id="213"/>
+    <w:bookmarkStart w:id="215" w:name="apps"/>
     <w:p>
       <w:pPr>
         <w:pStyle w:val="Heading3"/>
@@ -24164,7 +24180,7 @@
           <w:numId w:val="1052"/>
         </w:numPr>
       </w:pPr>
-      <w:hyperlink r:id="rId208">
+      <w:hyperlink r:id="rId214">
         <w:r>
           <w:rPr>
             <w:rStyle w:val="Hyperlink"/>
@@ -24176,10 +24192,10 @@
         <w:t xml:space="preserve">, App button</w:t>
       </w:r>
     </w:p>
-    <w:bookmarkEnd w:id="209"/>
-    <w:bookmarkEnd w:id="210"/>
-    <w:bookmarkEnd w:id="211"/>
-    <w:bookmarkStart w:id="259" w:name="status"/>
+    <w:bookmarkEnd w:id="215"/>
+    <w:bookmarkEnd w:id="216"/>
+    <w:bookmarkEnd w:id="217"/>
+    <w:bookmarkStart w:id="265" w:name="status"/>
     <w:p>
       <w:pPr>
         <w:pStyle w:val="Heading1"/>
@@ -24188,7 +24204,7 @@
         <w:t xml:space="preserve">10. Status</w:t>
       </w:r>
     </w:p>
-    <w:bookmarkStart w:id="218" w:name="section"/>
+    <w:bookmarkStart w:id="224" w:name="section"/>
     <w:p>
       <w:pPr>
         <w:pStyle w:val="Heading2"/>
@@ -24211,7 +24227,7 @@
         <w:t xml:space="preserve">of CTD data.</w:t>
       </w:r>
     </w:p>
-    <w:bookmarkStart w:id="212" w:name="X937bd3087d53250a27eb0b6fbe085019fdffd80"/>
+    <w:bookmarkStart w:id="218" w:name="X937bd3087d53250a27eb0b6fbe085019fdffd80"/>
     <w:p>
       <w:pPr>
         <w:pStyle w:val="Heading3"/>
@@ -24369,8 +24385,8 @@
         </w:pict>
       </w:r>
     </w:p>
-    <w:bookmarkEnd w:id="212"/>
-    <w:bookmarkStart w:id="213" w:name="X4382a81008eef0c07c3d182046c591f52b58219"/>
+    <w:bookmarkEnd w:id="218"/>
+    <w:bookmarkStart w:id="219" w:name="X4382a81008eef0c07c3d182046c591f52b58219"/>
     <w:p>
       <w:pPr>
         <w:pStyle w:val="Heading3"/>
@@ -24521,8 +24537,8 @@
         </w:pict>
       </w:r>
     </w:p>
-    <w:bookmarkEnd w:id="213"/>
-    <w:bookmarkStart w:id="214" w:name="X53211351bbaf319ff09e897ce4e2c10df4d26fa"/>
+    <w:bookmarkEnd w:id="219"/>
+    <w:bookmarkStart w:id="220" w:name="X53211351bbaf319ff09e897ce4e2c10df4d26fa"/>
     <w:p>
       <w:pPr>
         <w:pStyle w:val="Heading3"/>
@@ -24697,8 +24713,8 @@
         </w:pict>
       </w:r>
     </w:p>
-    <w:bookmarkEnd w:id="214"/>
-    <w:bookmarkStart w:id="215" w:name="X2ac610fbe735553e54612facbfaa0e7548a631f"/>
+    <w:bookmarkEnd w:id="220"/>
+    <w:bookmarkStart w:id="221" w:name="X2ac610fbe735553e54612facbfaa0e7548a631f"/>
     <w:p>
       <w:pPr>
         <w:pStyle w:val="Heading3"/>
@@ -24877,8 +24893,8 @@
         </w:pict>
       </w:r>
     </w:p>
-    <w:bookmarkEnd w:id="215"/>
-    <w:bookmarkStart w:id="216" w:name="X412fb6f606d875da645c881803255dde586bbc8"/>
+    <w:bookmarkEnd w:id="221"/>
+    <w:bookmarkStart w:id="222" w:name="X412fb6f606d875da645c881803255dde586bbc8"/>
     <w:p>
       <w:pPr>
         <w:pStyle w:val="Heading3"/>
@@ -25000,8 +25016,8 @@
         </w:pict>
       </w:r>
     </w:p>
-    <w:bookmarkEnd w:id="216"/>
-    <w:bookmarkStart w:id="217" w:name="overall-impact"/>
+    <w:bookmarkEnd w:id="222"/>
+    <w:bookmarkStart w:id="223" w:name="overall-impact"/>
     <w:p>
       <w:pPr>
         <w:pStyle w:val="Heading3"/>
@@ -25095,9 +25111,9 @@
         <w:t xml:space="preserve">Public‑facing web presence and infrastructure are cleaner and more aligned, making it easier for stakeholders to find and use CalCOFI resources.</w:t>
       </w:r>
     </w:p>
-    <w:bookmarkEnd w:id="217"/>
-    <w:bookmarkEnd w:id="218"/>
-    <w:bookmarkStart w:id="258" w:name="section-1"/>
+    <w:bookmarkEnd w:id="223"/>
+    <w:bookmarkEnd w:id="224"/>
+    <w:bookmarkStart w:id="264" w:name="section-1"/>
     <w:p>
       <w:pPr>
         <w:pStyle w:val="Heading2"/>
@@ -25134,7 +25150,7 @@
         </w:pict>
       </w:r>
     </w:p>
-    <w:bookmarkStart w:id="225" w:name="api-enhancements"/>
+    <w:bookmarkStart w:id="231" w:name="api-enhancements"/>
     <w:p>
       <w:pPr>
         <w:pStyle w:val="Heading3"/>
@@ -25143,7 +25159,7 @@
         <w:t xml:space="preserve">10.2.1 API Enhancements</w:t>
       </w:r>
     </w:p>
-    <w:bookmarkStart w:id="224" w:name="new-features-data-integration"/>
+    <w:bookmarkStart w:id="230" w:name="new-features-data-integration"/>
     <w:p>
       <w:pPr>
         <w:pStyle w:val="Heading4"/>
@@ -25179,7 +25195,7 @@
       <w:r>
         <w:t xml:space="preserve">Added ability to include bottle data and use relaxed criteria for net-to-cast matching (</w:t>
       </w:r>
-      <w:hyperlink r:id="rId219">
+      <w:hyperlink r:id="rId225">
         <w:r>
           <w:rPr>
             <w:rStyle w:val="Hyperlink"/>
@@ -25202,7 +25218,7 @@
       <w:r>
         <w:t xml:space="preserve">Supported upcast/downcast data downloads (</w:t>
       </w:r>
-      <w:hyperlink r:id="rId220">
+      <w:hyperlink r:id="rId226">
         <w:r>
           <w:rPr>
             <w:rStyle w:val="Hyperlink"/>
@@ -25225,7 +25241,7 @@
       <w:r>
         <w:t xml:space="preserve">Added Zooplankton biomass and improved ichthyodata output (</w:t>
       </w:r>
-      <w:hyperlink r:id="rId221">
+      <w:hyperlink r:id="rId227">
         <w:r>
           <w:rPr>
             <w:rStyle w:val="Hyperlink"/>
@@ -25264,7 +25280,7 @@
       <w:r>
         <w:t xml:space="preserve">Implemented docker compose restart for Plumber API service (</w:t>
       </w:r>
-      <w:hyperlink r:id="rId222">
+      <w:hyperlink r:id="rId228">
         <w:r>
           <w:rPr>
             <w:rStyle w:val="Hyperlink"/>
@@ -25315,7 +25331,7 @@
       <w:r>
         <w:t xml:space="preserve">Development of a robust, user-friendly API for seamless DB integration (</w:t>
       </w:r>
-      <w:hyperlink r:id="rId223">
+      <w:hyperlink r:id="rId229">
         <w:r>
           <w:rPr>
             <w:rStyle w:val="Hyperlink"/>
@@ -25334,9 +25350,9 @@
         </w:pict>
       </w:r>
     </w:p>
-    <w:bookmarkEnd w:id="224"/>
-    <w:bookmarkEnd w:id="225"/>
-    <w:bookmarkStart w:id="228" w:name="apps-development"/>
+    <w:bookmarkEnd w:id="230"/>
+    <w:bookmarkEnd w:id="231"/>
+    <w:bookmarkStart w:id="234" w:name="apps-development"/>
     <w:p>
       <w:pPr>
         <w:pStyle w:val="Heading3"/>
@@ -25345,7 +25361,7 @@
         <w:t xml:space="preserve">10.2.2 Apps Development</w:t>
       </w:r>
     </w:p>
-    <w:bookmarkStart w:id="227" w:name="visualization-user-interface"/>
+    <w:bookmarkStart w:id="233" w:name="visualization-user-interface"/>
     <w:p>
       <w:pPr>
         <w:pStyle w:val="Heading4"/>
@@ -25384,7 +25400,7 @@
       <w:r>
         <w:t xml:space="preserve"> </w:t>
       </w:r>
-      <w:hyperlink r:id="rId226">
+      <w:hyperlink r:id="rId232">
         <w:r>
           <w:rPr>
             <w:rStyle w:val="Hyperlink"/>
@@ -25415,9 +25431,9 @@
         </w:pict>
       </w:r>
     </w:p>
-    <w:bookmarkEnd w:id="227"/>
-    <w:bookmarkEnd w:id="228"/>
-    <w:bookmarkStart w:id="234" w:name="calcofi4db-r-package-data-management"/>
+    <w:bookmarkEnd w:id="233"/>
+    <w:bookmarkEnd w:id="234"/>
+    <w:bookmarkStart w:id="240" w:name="calcofi4db-r-package-data-management"/>
     <w:p>
       <w:pPr>
         <w:pStyle w:val="Heading3"/>
@@ -25426,7 +25442,7 @@
         <w:t xml:space="preserve">10.2.3 calcofi4db: R Package &amp; Data Management</w:t>
       </w:r>
     </w:p>
-    <w:bookmarkStart w:id="233" w:name="r-package-initialization-data-ingestion"/>
+    <w:bookmarkStart w:id="239" w:name="r-package-initialization-data-ingestion"/>
     <w:p>
       <w:pPr>
         <w:pStyle w:val="Heading4"/>
@@ -25462,7 +25478,7 @@
       <w:r>
         <w:t xml:space="preserve">Initial commit and setup (</w:t>
       </w:r>
-      <w:hyperlink r:id="rId229">
+      <w:hyperlink r:id="rId235">
         <w:r>
           <w:rPr>
             <w:rStyle w:val="Hyperlink"/>
@@ -25485,7 +25501,7 @@
       <w:r>
         <w:t xml:space="preserve">Refined change detection logic for source CSV files, improving tracking of table/field changes (</w:t>
       </w:r>
-      <w:hyperlink r:id="rId230">
+      <w:hyperlink r:id="rId236">
         <w:r>
           <w:rPr>
             <w:rStyle w:val="Hyperlink"/>
@@ -25520,7 +25536,7 @@
       <w:r>
         <w:t xml:space="preserve">Improved function naming and structure for ingestion (</w:t>
       </w:r>
-      <w:hyperlink r:id="rId231">
+      <w:hyperlink r:id="rId237">
         <w:r>
           <w:rPr>
             <w:rStyle w:val="Hyperlink"/>
@@ -25534,7 +25550,7 @@
       <w:r>
         <w:t xml:space="preserve"> </w:t>
       </w:r>
-      <w:hyperlink r:id="rId232">
+      <w:hyperlink r:id="rId238">
         <w:r>
           <w:rPr>
             <w:rStyle w:val="Hyperlink"/>
@@ -25553,9 +25569,9 @@
         </w:pict>
       </w:r>
     </w:p>
-    <w:bookmarkEnd w:id="233"/>
-    <w:bookmarkEnd w:id="234"/>
-    <w:bookmarkStart w:id="240" w:name="calcofi4r-spatial-ecological-data-tools"/>
+    <w:bookmarkEnd w:id="239"/>
+    <w:bookmarkEnd w:id="240"/>
+    <w:bookmarkStart w:id="246" w:name="calcofi4r-spatial-ecological-data-tools"/>
     <w:p>
       <w:pPr>
         <w:pStyle w:val="Heading3"/>
@@ -25564,7 +25580,7 @@
         <w:t xml:space="preserve">10.2.4 calcofi4r: Spatial &amp; Ecological Data Tools</w:t>
       </w:r>
     </w:p>
-    <w:bookmarkStart w:id="239" w:name="data-layers-analysis-and-bug-fixes"/>
+    <w:bookmarkStart w:id="245" w:name="data-layers-analysis-and-bug-fixes"/>
     <w:p>
       <w:pPr>
         <w:pStyle w:val="Heading4"/>
@@ -25600,7 +25616,7 @@
       <w:r>
         <w:t xml:space="preserve">Ongoing integration of BOEM Wind Planning Areas, Marine Protected Areas, and SCCWRP management regions (</w:t>
       </w:r>
-      <w:hyperlink r:id="rId235">
+      <w:hyperlink r:id="rId241">
         <w:r>
           <w:rPr>
             <w:rStyle w:val="Hyperlink"/>
@@ -25614,7 +25630,7 @@
       <w:r>
         <w:t xml:space="preserve"> </w:t>
       </w:r>
-      <w:hyperlink r:id="rId236">
+      <w:hyperlink r:id="rId242">
         <w:r>
           <w:rPr>
             <w:rStyle w:val="Hyperlink"/>
@@ -25653,7 +25669,7 @@
       <w:r>
         <w:t xml:space="preserve">Improved packages for ecological and spatial analysis, including new dependencies (</w:t>
       </w:r>
-      <w:hyperlink r:id="rId237">
+      <w:hyperlink r:id="rId243">
         <w:r>
           <w:rPr>
             <w:rStyle w:val="Hyperlink"/>
@@ -25692,7 +25708,7 @@
       <w:r>
         <w:t xml:space="preserve">Addressing user-reported bugs such as deprecated function calls (</w:t>
       </w:r>
-      <w:hyperlink r:id="rId238">
+      <w:hyperlink r:id="rId244">
         <w:r>
           <w:rPr>
             <w:rStyle w:val="Hyperlink"/>
@@ -25711,9 +25727,9 @@
         </w:pict>
       </w:r>
     </w:p>
-    <w:bookmarkEnd w:id="239"/>
-    <w:bookmarkEnd w:id="240"/>
-    <w:bookmarkStart w:id="244" w:name="documentation-docs"/>
+    <w:bookmarkEnd w:id="245"/>
+    <w:bookmarkEnd w:id="246"/>
+    <w:bookmarkStart w:id="250" w:name="documentation-docs"/>
     <w:p>
       <w:pPr>
         <w:pStyle w:val="Heading3"/>
@@ -25722,7 +25738,7 @@
         <w:t xml:space="preserve">10.2.5 Documentation (docs)</w:t>
       </w:r>
     </w:p>
-    <w:bookmarkStart w:id="243" w:name="infrastructure-environment"/>
+    <w:bookmarkStart w:id="249" w:name="infrastructure-environment"/>
     <w:p>
       <w:pPr>
         <w:pStyle w:val="Heading4"/>
@@ -25757,174 +25773,6 @@
       </w:pPr>
       <w:r>
         <w:t xml:space="preserve">Added documentation for new packages and ingestion workflows (</w:t>
-      </w:r>
-      <w:hyperlink r:id="rId241">
-        <w:r>
-          <w:rPr>
-            <w:rStyle w:val="Hyperlink"/>
-          </w:rPr>
-          <w:t xml:space="preserve">commit</w:t>
-        </w:r>
-      </w:hyperlink>
-      <w:r>
-        <w:t xml:space="preserve">).</w:t>
-      </w:r>
-    </w:p>
-    <w:p>
-      <w:pPr>
-        <w:pStyle w:val="Compact"/>
-        <w:numPr>
-          <w:ilvl w:val="1"/>
-          <w:numId w:val="1073"/>
-        </w:numPr>
-      </w:pPr>
-      <w:r>
-        <w:t xml:space="preserve">Improved environment handling for rendering with Quarto and Chromium (</w:t>
-      </w:r>
-      <w:hyperlink r:id="rId242">
-        <w:r>
-          <w:rPr>
-            <w:rStyle w:val="Hyperlink"/>
-          </w:rPr>
-          <w:t xml:space="preserve">multiple commits Jan-Mar 2025</w:t>
-        </w:r>
-      </w:hyperlink>
-      <w:r>
-        <w:t xml:space="preserve">).</w:t>
-      </w:r>
-    </w:p>
-    <w:p>
-      <w:pPr>
-        <w:pStyle w:val="Compact"/>
-        <w:numPr>
-          <w:ilvl w:val="1"/>
-          <w:numId w:val="1073"/>
-        </w:numPr>
-      </w:pPr>
-      <w:r>
-        <w:t xml:space="preserve">Updated diagrams and edge labels for database documentation.</w:t>
-      </w:r>
-    </w:p>
-    <w:p>
-      <w:r>
-        <w:pict>
-          <v:rect style="width:0;height:1.5pt" o:hralign="center" o:hrstd="t" o:hr="t"/>
-        </w:pict>
-      </w:r>
-    </w:p>
-    <w:bookmarkEnd w:id="243"/>
-    <w:bookmarkEnd w:id="244"/>
-    <w:bookmarkStart w:id="246" w:name="server"/>
-    <w:p>
-      <w:pPr>
-        <w:pStyle w:val="Heading3"/>
-      </w:pPr>
-      <w:r>
-        <w:t xml:space="preserve">10.2.6 Server</w:t>
-      </w:r>
-    </w:p>
-    <w:bookmarkStart w:id="245" w:name="backend-infrastructure"/>
-    <w:p>
-      <w:pPr>
-        <w:pStyle w:val="Heading4"/>
-      </w:pPr>
-      <w:r>
-        <w:t xml:space="preserve">10.2.6.1 Backend Infrastructure</w:t>
-      </w:r>
-    </w:p>
-    <w:p>
-      <w:pPr>
-        <w:pStyle w:val="Compact"/>
-        <w:numPr>
-          <w:ilvl w:val="0"/>
-          <w:numId w:val="1074"/>
-        </w:numPr>
-      </w:pPr>
-      <w:r>
-        <w:rPr>
-          <w:b/>
-          <w:bCs/>
-        </w:rPr>
-        <w:t xml:space="preserve">Backend Maintenance</w:t>
-      </w:r>
-    </w:p>
-    <w:p>
-      <w:pPr>
-        <w:pStyle w:val="Compact"/>
-        <w:numPr>
-          <w:ilvl w:val="1"/>
-          <w:numId w:val="1075"/>
-        </w:numPr>
-      </w:pPr>
-      <w:r>
-        <w:t xml:space="preserve">Numerous commits for improving server reliability, configuration, and deployment.</w:t>
-      </w:r>
-    </w:p>
-    <w:p>
-      <w:pPr>
-        <w:pStyle w:val="Compact"/>
-        <w:numPr>
-          <w:ilvl w:val="1"/>
-          <w:numId w:val="1075"/>
-        </w:numPr>
-      </w:pPr>
-      <w:r>
-        <w:t xml:space="preserve">Indicates active backend support for API and Apps.</w:t>
-      </w:r>
-    </w:p>
-    <w:p>
-      <w:r>
-        <w:pict>
-          <v:rect style="width:0;height:1.5pt" o:hralign="center" o:hrstd="t" o:hr="t"/>
-        </w:pict>
-      </w:r>
-    </w:p>
-    <w:bookmarkEnd w:id="245"/>
-    <w:bookmarkEnd w:id="246"/>
-    <w:bookmarkStart w:id="251" w:name="workflows"/>
-    <w:p>
-      <w:pPr>
-        <w:pStyle w:val="Heading3"/>
-      </w:pPr>
-      <w:r>
-        <w:t xml:space="preserve">10.2.7 Workflows</w:t>
-      </w:r>
-    </w:p>
-    <w:bookmarkStart w:id="250" w:name="X9992dbdca38798687025ab1100a6897f17837b4"/>
-    <w:p>
-      <w:pPr>
-        <w:pStyle w:val="Heading4"/>
-      </w:pPr>
-      <w:r>
-        <w:t xml:space="preserve">10.2.7.1 Data Pipeline, Integration, and Registration</w:t>
-      </w:r>
-    </w:p>
-    <w:p>
-      <w:pPr>
-        <w:pStyle w:val="Compact"/>
-        <w:numPr>
-          <w:ilvl w:val="0"/>
-          <w:numId w:val="1076"/>
-        </w:numPr>
-      </w:pPr>
-      <w:r>
-        <w:rPr>
-          <w:b/>
-          <w:bCs/>
-        </w:rPr>
-        <w:t xml:space="preserve">Workflow Automation</w:t>
-      </w:r>
-    </w:p>
-    <w:p>
-      <w:pPr>
-        <w:pStyle w:val="Compact"/>
-        <w:numPr>
-          <w:ilvl w:val="1"/>
-          <w:numId w:val="1077"/>
-        </w:numPr>
-      </w:pPr>
-      <w:r>
-        <w:t xml:space="preserve">Multiple commits show ongoing development of data ingestion, harmonization, and visualization workflows (</w:t>
       </w:r>
       <w:hyperlink r:id="rId247">
         <w:r>
@@ -25935,12 +25783,166 @@
         </w:r>
       </w:hyperlink>
       <w:r>
-        <w:t xml:space="preserve">,</w:t>
-      </w:r>
-      <w:r>
-        <w:t xml:space="preserve"> </w:t>
+        <w:t xml:space="preserve">).</w:t>
+      </w:r>
+    </w:p>
+    <w:p>
+      <w:pPr>
+        <w:pStyle w:val="Compact"/>
+        <w:numPr>
+          <w:ilvl w:val="1"/>
+          <w:numId w:val="1073"/>
+        </w:numPr>
+      </w:pPr>
+      <w:r>
+        <w:t xml:space="preserve">Improved environment handling for rendering with Quarto and Chromium (</w:t>
       </w:r>
       <w:hyperlink r:id="rId248">
+        <w:r>
+          <w:rPr>
+            <w:rStyle w:val="Hyperlink"/>
+          </w:rPr>
+          <w:t xml:space="preserve">multiple commits Jan-Mar 2025</w:t>
+        </w:r>
+      </w:hyperlink>
+      <w:r>
+        <w:t xml:space="preserve">).</w:t>
+      </w:r>
+    </w:p>
+    <w:p>
+      <w:pPr>
+        <w:pStyle w:val="Compact"/>
+        <w:numPr>
+          <w:ilvl w:val="1"/>
+          <w:numId w:val="1073"/>
+        </w:numPr>
+      </w:pPr>
+      <w:r>
+        <w:t xml:space="preserve">Updated diagrams and edge labels for database documentation.</w:t>
+      </w:r>
+    </w:p>
+    <w:p>
+      <w:r>
+        <w:pict>
+          <v:rect style="width:0;height:1.5pt" o:hralign="center" o:hrstd="t" o:hr="t"/>
+        </w:pict>
+      </w:r>
+    </w:p>
+    <w:bookmarkEnd w:id="249"/>
+    <w:bookmarkEnd w:id="250"/>
+    <w:bookmarkStart w:id="252" w:name="server"/>
+    <w:p>
+      <w:pPr>
+        <w:pStyle w:val="Heading3"/>
+      </w:pPr>
+      <w:r>
+        <w:t xml:space="preserve">10.2.6 Server</w:t>
+      </w:r>
+    </w:p>
+    <w:bookmarkStart w:id="251" w:name="backend-infrastructure"/>
+    <w:p>
+      <w:pPr>
+        <w:pStyle w:val="Heading4"/>
+      </w:pPr>
+      <w:r>
+        <w:t xml:space="preserve">10.2.6.1 Backend Infrastructure</w:t>
+      </w:r>
+    </w:p>
+    <w:p>
+      <w:pPr>
+        <w:pStyle w:val="Compact"/>
+        <w:numPr>
+          <w:ilvl w:val="0"/>
+          <w:numId w:val="1074"/>
+        </w:numPr>
+      </w:pPr>
+      <w:r>
+        <w:rPr>
+          <w:b/>
+          <w:bCs/>
+        </w:rPr>
+        <w:t xml:space="preserve">Backend Maintenance</w:t>
+      </w:r>
+    </w:p>
+    <w:p>
+      <w:pPr>
+        <w:pStyle w:val="Compact"/>
+        <w:numPr>
+          <w:ilvl w:val="1"/>
+          <w:numId w:val="1075"/>
+        </w:numPr>
+      </w:pPr>
+      <w:r>
+        <w:t xml:space="preserve">Numerous commits for improving server reliability, configuration, and deployment.</w:t>
+      </w:r>
+    </w:p>
+    <w:p>
+      <w:pPr>
+        <w:pStyle w:val="Compact"/>
+        <w:numPr>
+          <w:ilvl w:val="1"/>
+          <w:numId w:val="1075"/>
+        </w:numPr>
+      </w:pPr>
+      <w:r>
+        <w:t xml:space="preserve">Indicates active backend support for API and Apps.</w:t>
+      </w:r>
+    </w:p>
+    <w:p>
+      <w:r>
+        <w:pict>
+          <v:rect style="width:0;height:1.5pt" o:hralign="center" o:hrstd="t" o:hr="t"/>
+        </w:pict>
+      </w:r>
+    </w:p>
+    <w:bookmarkEnd w:id="251"/>
+    <w:bookmarkEnd w:id="252"/>
+    <w:bookmarkStart w:id="257" w:name="workflows"/>
+    <w:p>
+      <w:pPr>
+        <w:pStyle w:val="Heading3"/>
+      </w:pPr>
+      <w:r>
+        <w:t xml:space="preserve">10.2.7 Workflows</w:t>
+      </w:r>
+    </w:p>
+    <w:bookmarkStart w:id="256" w:name="X9992dbdca38798687025ab1100a6897f17837b4"/>
+    <w:p>
+      <w:pPr>
+        <w:pStyle w:val="Heading4"/>
+      </w:pPr>
+      <w:r>
+        <w:t xml:space="preserve">10.2.7.1 Data Pipeline, Integration, and Registration</w:t>
+      </w:r>
+    </w:p>
+    <w:p>
+      <w:pPr>
+        <w:pStyle w:val="Compact"/>
+        <w:numPr>
+          <w:ilvl w:val="0"/>
+          <w:numId w:val="1076"/>
+        </w:numPr>
+      </w:pPr>
+      <w:r>
+        <w:rPr>
+          <w:b/>
+          <w:bCs/>
+        </w:rPr>
+        <w:t xml:space="preserve">Workflow Automation</w:t>
+      </w:r>
+    </w:p>
+    <w:p>
+      <w:pPr>
+        <w:pStyle w:val="Compact"/>
+        <w:numPr>
+          <w:ilvl w:val="1"/>
+          <w:numId w:val="1077"/>
+        </w:numPr>
+      </w:pPr>
+      <w:r>
+        <w:t xml:space="preserve">Multiple commits show ongoing development of data ingestion, harmonization, and visualization workflows (</w:t>
+      </w:r>
+      <w:hyperlink r:id="rId253">
         <w:r>
           <w:rPr>
             <w:rStyle w:val="Hyperlink"/>
@@ -25949,6 +25951,20 @@
         </w:r>
       </w:hyperlink>
       <w:r>
+        <w:t xml:space="preserve">,</w:t>
+      </w:r>
+      <w:r>
+        <w:t xml:space="preserve"> </w:t>
+      </w:r>
+      <w:hyperlink r:id="rId254">
+        <w:r>
+          <w:rPr>
+            <w:rStyle w:val="Hyperlink"/>
+          </w:rPr>
+          <w:t xml:space="preserve">commit</w:t>
+        </w:r>
+      </w:hyperlink>
+      <w:r>
         <w:t xml:space="preserve">).</w:t>
       </w:r>
     </w:p>
@@ -25979,7 +25995,7 @@
       <w:r>
         <w:t xml:space="preserve">Registering datasets with ODIS (using JSON-LD) for broader interoperability (</w:t>
       </w:r>
-      <w:hyperlink r:id="rId249">
+      <w:hyperlink r:id="rId255">
         <w:r>
           <w:rPr>
             <w:rStyle w:val="Hyperlink"/>
@@ -26054,9 +26070,9 @@
         </w:pict>
       </w:r>
     </w:p>
-    <w:bookmarkEnd w:id="250"/>
-    <w:bookmarkEnd w:id="251"/>
-    <w:bookmarkStart w:id="255" w:name="key-themes-impact"/>
+    <w:bookmarkEnd w:id="256"/>
+    <w:bookmarkEnd w:id="257"/>
+    <w:bookmarkStart w:id="261" w:name="key-themes-impact"/>
     <w:p>
       <w:pPr>
         <w:pStyle w:val="Heading3"/>
@@ -26065,7 +26081,7 @@
         <w:t xml:space="preserve">10.2.8 Key Themes &amp; Impact</w:t>
       </w:r>
     </w:p>
-    <w:bookmarkStart w:id="252" w:name="integration-interoperability"/>
+    <w:bookmarkStart w:id="258" w:name="integration-interoperability"/>
     <w:p>
       <w:pPr>
         <w:pStyle w:val="Heading4"/>
@@ -26098,8 +26114,8 @@
         <w:t xml:space="preserve">Enhanced interoperability through ODIS registration and harmonized workflows.</w:t>
       </w:r>
     </w:p>
-    <w:bookmarkEnd w:id="252"/>
-    <w:bookmarkStart w:id="253" w:name="data-accessibility-usability"/>
+    <w:bookmarkEnd w:id="258"/>
+    <w:bookmarkStart w:id="259" w:name="data-accessibility-usability"/>
     <w:p>
       <w:pPr>
         <w:pStyle w:val="Heading4"/>
@@ -26132,8 +26148,8 @@
         <w:t xml:space="preserve">Expanded support for spatial management areas and ecological datasets.</w:t>
       </w:r>
     </w:p>
-    <w:bookmarkEnd w:id="253"/>
-    <w:bookmarkStart w:id="254" w:name="infrastructure-sustainability"/>
+    <w:bookmarkEnd w:id="259"/>
+    <w:bookmarkStart w:id="260" w:name="infrastructure-sustainability"/>
     <w:p>
       <w:pPr>
         <w:pStyle w:val="Heading4"/>
@@ -26161,9 +26177,9 @@
         </w:pict>
       </w:r>
     </w:p>
-    <w:bookmarkEnd w:id="254"/>
-    <w:bookmarkEnd w:id="255"/>
-    <w:bookmarkStart w:id="257" w:name="for-more-details"/>
+    <w:bookmarkEnd w:id="260"/>
+    <w:bookmarkEnd w:id="261"/>
+    <w:bookmarkStart w:id="263" w:name="for-more-details"/>
     <w:p>
       <w:pPr>
         <w:pStyle w:val="Heading3"/>
@@ -26201,7 +26217,7 @@
       <w:r>
         <w:t xml:space="preserve"> </w:t>
       </w:r>
-      <w:hyperlink r:id="rId256">
+      <w:hyperlink r:id="rId262">
         <w:r>
           <w:rPr>
             <w:rStyle w:val="Hyperlink"/>
@@ -26216,10 +26232,10 @@
         <w:t xml:space="preserve">and filter by year.</w:t>
       </w:r>
     </w:p>
-    <w:bookmarkEnd w:id="257"/>
-    <w:bookmarkEnd w:id="258"/>
-    <w:bookmarkEnd w:id="259"/>
-    <w:bookmarkStart w:id="268" w:name="references"/>
+    <w:bookmarkEnd w:id="263"/>
+    <w:bookmarkEnd w:id="264"/>
+    <w:bookmarkEnd w:id="265"/>
+    <w:bookmarkStart w:id="274" w:name="references"/>
     <w:p>
       <w:pPr>
         <w:pStyle w:val="Heading1"/>
@@ -26228,7 +26244,7 @@
         <w:t xml:space="preserve">11. References</w:t>
       </w:r>
     </w:p>
-    <w:bookmarkStart w:id="267" w:name="r-packages"/>
+    <w:bookmarkStart w:id="273" w:name="r-packages"/>
     <w:p>
       <w:pPr>
         <w:pStyle w:val="Heading2"/>
@@ -26324,8 +26340,8 @@
         <w:t xml:space="preserve">)</w:t>
       </w:r>
     </w:p>
-    <w:bookmarkStart w:id="266" w:name="refs"/>
-    <w:bookmarkStart w:id="261" w:name="ref-R-quarto"/>
+    <w:bookmarkStart w:id="272" w:name="refs"/>
+    <w:bookmarkStart w:id="267" w:name="ref-R-quarto"/>
     <w:p>
       <w:pPr>
         <w:pStyle w:val="Bibliography"/>
@@ -26349,7 +26365,7 @@
       <w:r>
         <w:t xml:space="preserve"> </w:t>
       </w:r>
-      <w:hyperlink r:id="rId260">
+      <w:hyperlink r:id="rId266">
         <w:r>
           <w:rPr>
             <w:rStyle w:val="Hyperlink"/>
@@ -26361,8 +26377,8 @@
         <w:t xml:space="preserve">.</w:t>
       </w:r>
     </w:p>
-    <w:bookmarkEnd w:id="261"/>
-    <w:bookmarkStart w:id="263" w:name="ref-R-shiny"/>
+    <w:bookmarkEnd w:id="267"/>
+    <w:bookmarkStart w:id="269" w:name="ref-R-shiny"/>
     <w:p>
       <w:pPr>
         <w:pStyle w:val="Bibliography"/>
@@ -26386,7 +26402,7 @@
       <w:r>
         <w:t xml:space="preserve"> </w:t>
       </w:r>
-      <w:hyperlink r:id="rId262">
+      <w:hyperlink r:id="rId268">
         <w:r>
           <w:rPr>
             <w:rStyle w:val="Hyperlink"/>
@@ -26398,8 +26414,8 @@
         <w:t xml:space="preserve">.</w:t>
       </w:r>
     </w:p>
-    <w:bookmarkEnd w:id="263"/>
-    <w:bookmarkStart w:id="265" w:name="ref-R-plumber"/>
+    <w:bookmarkEnd w:id="269"/>
+    <w:bookmarkStart w:id="271" w:name="ref-R-plumber"/>
     <w:p>
       <w:pPr>
         <w:pStyle w:val="Bibliography"/>
@@ -26423,7 +26439,7 @@
       <w:r>
         <w:t xml:space="preserve"> </w:t>
       </w:r>
-      <w:hyperlink r:id="rId264">
+      <w:hyperlink r:id="rId270">
         <w:r>
           <w:rPr>
             <w:rStyle w:val="Hyperlink"/>
@@ -26435,10 +26451,10 @@
         <w:t xml:space="preserve">.</w:t>
       </w:r>
     </w:p>
-    <w:bookmarkEnd w:id="265"/>
-    <w:bookmarkEnd w:id="266"/>
-    <w:bookmarkEnd w:id="267"/>
-    <w:bookmarkEnd w:id="268"/>
+    <w:bookmarkEnd w:id="271"/>
+    <w:bookmarkEnd w:id="272"/>
+    <w:bookmarkEnd w:id="273"/>
+    <w:bookmarkEnd w:id="274"/>
     <w:sectPr>
       <w:footnotePr>
         <w:numRestart w:val="eachSect"/>

--- a/CalCOFI.io.docx
+++ b/CalCOFI.io.docx
@@ -39,7 +39,7 @@
         <w:pStyle w:val="Date"/>
       </w:pPr>
       <w:r>
-        <w:t xml:space="preserve">2026-05-18</w:t>
+        <w:t xml:space="preserve">2026-05-19</w:t>
       </w:r>
     </w:p>
     <w:sdt>
@@ -3510,7 +3510,7 @@
     </w:p>
     <w:bookmarkEnd w:id="71"/>
     <w:bookmarkEnd w:id="72"/>
-    <w:bookmarkStart w:id="124" w:name="database"/>
+    <w:bookmarkStart w:id="112" w:name="database"/>
     <w:p>
       <w:pPr>
         <w:pStyle w:val="Heading1"/>
@@ -5885,7 +5885,7 @@
       </w:r>
     </w:p>
     <w:bookmarkEnd w:id="92"/>
-    <w:bookmarkStart w:id="119" w:name="integrated-database-ingestion-strategy"/>
+    <w:bookmarkStart w:id="107" w:name="integrated-database-ingestion-strategy"/>
     <w:p>
       <w:pPr>
         <w:pStyle w:val="Heading2"/>
@@ -6340,7 +6340,7 @@
       </w:tr>
     </w:tbl>
     <w:bookmarkEnd w:id="99"/>
-    <w:bookmarkStart w:id="103" w:name="using-calcofi4db-package"/>
+    <w:bookmarkStart w:id="102" w:name="using-calcofi4db-package"/>
     <w:p>
       <w:pPr>
         <w:pStyle w:val="Heading3"/>
@@ -6972,13 +6972,14 @@
       </w:r>
     </w:p>
     <w:bookmarkEnd w:id="101"/>
-    <w:bookmarkStart w:id="102" w:name="postgresql-workflow-legacy"/>
-    <w:p>
-      <w:pPr>
-        <w:pStyle w:val="Heading4"/>
-      </w:pPr>
-      <w:r>
-        <w:t xml:space="preserve">5.3.3.2 PostgreSQL Workflow (Legacy)</w:t>
+    <w:bookmarkEnd w:id="102"/>
+    <w:bookmarkStart w:id="103" w:name="release-versioning"/>
+    <w:p>
+      <w:pPr>
+        <w:pStyle w:val="Heading3"/>
+      </w:pPr>
+      <w:r>
+        <w:t xml:space="preserve">5.3.4 Release versioning</w:t>
       </w:r>
     </w:p>
     <w:p>
@@ -6986,856 +6987,64 @@
         <w:pStyle w:val="FirstParagraph"/>
       </w:pPr>
       <w:r>
-        <w:t xml:space="preserve">For PostgreSQL ingestion (being gradually deprecated):</w:t>
-      </w:r>
-    </w:p>
-    <w:p>
-      <w:pPr>
-        <w:pStyle w:val="SourceCode"/>
-      </w:pPr>
-      <w:r>
-        <w:rPr>
-          <w:rStyle w:val="FunctionTok"/>
-        </w:rPr>
-        <w:t xml:space="preserve">library</w:t>
-      </w:r>
-      <w:r>
-        <w:rPr>
-          <w:rStyle w:val="NormalTok"/>
-        </w:rPr>
-        <w:t xml:space="preserve">(calcofi4db)</w:t>
-      </w:r>
-      <w:r>
-        <w:br/>
-      </w:r>
-      <w:r>
-        <w:rPr>
-          <w:rStyle w:val="FunctionTok"/>
-        </w:rPr>
-        <w:t xml:space="preserve">library</w:t>
-      </w:r>
-      <w:r>
-        <w:rPr>
-          <w:rStyle w:val="NormalTok"/>
-        </w:rPr>
-        <w:t xml:space="preserve">(DBI)</w:t>
-      </w:r>
-      <w:r>
-        <w:br/>
-      </w:r>
-      <w:r>
-        <w:rPr>
-          <w:rStyle w:val="FunctionTok"/>
-        </w:rPr>
-        <w:t xml:space="preserve">library</w:t>
-      </w:r>
-      <w:r>
-        <w:rPr>
-          <w:rStyle w:val="NormalTok"/>
-        </w:rPr>
-        <w:t xml:space="preserve">(RPostgres)</w:t>
-      </w:r>
-      <w:r>
-        <w:br/>
-      </w:r>
-      <w:r>
-        <w:br/>
-      </w:r>
-      <w:r>
-        <w:rPr>
-          <w:rStyle w:val="CommentTok"/>
-        </w:rPr>
-        <w:t xml:space="preserve"># connect to database</w:t>
-      </w:r>
-      <w:r>
-        <w:br/>
-      </w:r>
-      <w:r>
-        <w:rPr>
-          <w:rStyle w:val="NormalTok"/>
-        </w:rPr>
-        <w:t xml:space="preserve">con </w:t>
-      </w:r>
-      <w:r>
-        <w:rPr>
-          <w:rStyle w:val="OtherTok"/>
-        </w:rPr>
-        <w:t xml:space="preserve">&lt;-</w:t>
-      </w:r>
-      <w:r>
-        <w:rPr>
-          <w:rStyle w:val="NormalTok"/>
-        </w:rPr>
-        <w:t xml:space="preserve"> </w:t>
-      </w:r>
-      <w:r>
-        <w:rPr>
-          <w:rStyle w:val="FunctionTok"/>
-        </w:rPr>
-        <w:t xml:space="preserve">dbConnect</w:t>
-      </w:r>
-      <w:r>
-        <w:rPr>
-          <w:rStyle w:val="NormalTok"/>
-        </w:rPr>
-        <w:t xml:space="preserve">(</w:t>
-      </w:r>
-      <w:r>
-        <w:br/>
-      </w:r>
-      <w:r>
-        <w:rPr>
-          <w:rStyle w:val="NormalTok"/>
-        </w:rPr>
-        <w:t xml:space="preserve">  </w:t>
-      </w:r>
-      <w:r>
-        <w:rPr>
-          <w:rStyle w:val="FunctionTok"/>
-        </w:rPr>
-        <w:t xml:space="preserve">Postgres</w:t>
-      </w:r>
-      <w:r>
-        <w:rPr>
-          <w:rStyle w:val="NormalTok"/>
-        </w:rPr>
-        <w:t xml:space="preserve">(),</w:t>
-      </w:r>
-      <w:r>
-        <w:br/>
-      </w:r>
-      <w:r>
-        <w:rPr>
-          <w:rStyle w:val="NormalTok"/>
-        </w:rPr>
-        <w:t xml:space="preserve">  </w:t>
-      </w:r>
-      <w:r>
-        <w:rPr>
-          <w:rStyle w:val="AttributeTok"/>
-        </w:rPr>
-        <w:t xml:space="preserve">dbname   =</w:t>
-      </w:r>
-      <w:r>
-        <w:rPr>
-          <w:rStyle w:val="NormalTok"/>
-        </w:rPr>
-        <w:t xml:space="preserve"> </w:t>
-      </w:r>
-      <w:r>
-        <w:rPr>
-          <w:rStyle w:val="StringTok"/>
-        </w:rPr>
-        <w:t xml:space="preserve">"gis"</w:t>
-      </w:r>
-      <w:r>
-        <w:rPr>
-          <w:rStyle w:val="NormalTok"/>
-        </w:rPr>
-        <w:t xml:space="preserve">,</w:t>
-      </w:r>
-      <w:r>
-        <w:br/>
-      </w:r>
-      <w:r>
-        <w:rPr>
-          <w:rStyle w:val="NormalTok"/>
-        </w:rPr>
-        <w:t xml:space="preserve">  </w:t>
-      </w:r>
-      <w:r>
-        <w:rPr>
-          <w:rStyle w:val="AttributeTok"/>
-        </w:rPr>
-        <w:t xml:space="preserve">host     =</w:t>
-      </w:r>
-      <w:r>
-        <w:rPr>
-          <w:rStyle w:val="NormalTok"/>
-        </w:rPr>
-        <w:t xml:space="preserve"> </w:t>
-      </w:r>
-      <w:r>
-        <w:rPr>
-          <w:rStyle w:val="StringTok"/>
-        </w:rPr>
-        <w:t xml:space="preserve">"localhost"</w:t>
-      </w:r>
-      <w:r>
-        <w:rPr>
-          <w:rStyle w:val="NormalTok"/>
-        </w:rPr>
-        <w:t xml:space="preserve">,</w:t>
-      </w:r>
-      <w:r>
-        <w:br/>
-      </w:r>
-      <w:r>
-        <w:rPr>
-          <w:rStyle w:val="NormalTok"/>
-        </w:rPr>
-        <w:t xml:space="preserve">  </w:t>
-      </w:r>
-      <w:r>
-        <w:rPr>
-          <w:rStyle w:val="AttributeTok"/>
-        </w:rPr>
-        <w:t xml:space="preserve">port     =</w:t>
-      </w:r>
-      <w:r>
-        <w:rPr>
-          <w:rStyle w:val="NormalTok"/>
-        </w:rPr>
-        <w:t xml:space="preserve"> </w:t>
-      </w:r>
-      <w:r>
-        <w:rPr>
-          <w:rStyle w:val="DecValTok"/>
-        </w:rPr>
-        <w:t xml:space="preserve">5432</w:t>
-      </w:r>
-      <w:r>
-        <w:rPr>
-          <w:rStyle w:val="NormalTok"/>
-        </w:rPr>
-        <w:t xml:space="preserve">,</w:t>
-      </w:r>
-      <w:r>
-        <w:br/>
-      </w:r>
-      <w:r>
-        <w:rPr>
-          <w:rStyle w:val="NormalTok"/>
-        </w:rPr>
-        <w:t xml:space="preserve">  </w:t>
-      </w:r>
-      <w:r>
-        <w:rPr>
-          <w:rStyle w:val="AttributeTok"/>
-        </w:rPr>
-        <w:t xml:space="preserve">user     =</w:t>
-      </w:r>
-      <w:r>
-        <w:rPr>
-          <w:rStyle w:val="NormalTok"/>
-        </w:rPr>
-        <w:t xml:space="preserve"> </w:t>
-      </w:r>
-      <w:r>
-        <w:rPr>
-          <w:rStyle w:val="StringTok"/>
-        </w:rPr>
-        <w:t xml:space="preserve">"admin"</w:t>
-      </w:r>
-      <w:r>
-        <w:rPr>
-          <w:rStyle w:val="NormalTok"/>
-        </w:rPr>
-        <w:t xml:space="preserve">,</w:t>
-      </w:r>
-      <w:r>
-        <w:br/>
-      </w:r>
-      <w:r>
-        <w:rPr>
-          <w:rStyle w:val="NormalTok"/>
-        </w:rPr>
-        <w:t xml:space="preserve">  </w:t>
-      </w:r>
-      <w:r>
-        <w:rPr>
-          <w:rStyle w:val="AttributeTok"/>
-        </w:rPr>
-        <w:t xml:space="preserve">password =</w:t>
-      </w:r>
-      <w:r>
-        <w:rPr>
-          <w:rStyle w:val="NormalTok"/>
-        </w:rPr>
-        <w:t xml:space="preserve"> </w:t>
-      </w:r>
-      <w:r>
-        <w:rPr>
-          <w:rStyle w:val="StringTok"/>
-        </w:rPr>
-        <w:t xml:space="preserve">"postgres"</w:t>
-      </w:r>
-      <w:r>
-        <w:rPr>
-          <w:rStyle w:val="NormalTok"/>
-        </w:rPr>
-        <w:t xml:space="preserve">)</w:t>
-      </w:r>
-      <w:r>
-        <w:br/>
-      </w:r>
-      <w:r>
-        <w:br/>
-      </w:r>
-      <w:r>
-        <w:rPr>
-          <w:rStyle w:val="CommentTok"/>
-        </w:rPr>
-        <w:t xml:space="preserve"># read CSV files and metadata</w:t>
-      </w:r>
-      <w:r>
-        <w:br/>
-      </w:r>
-      <w:r>
-        <w:rPr>
-          <w:rStyle w:val="NormalTok"/>
-        </w:rPr>
-        <w:t xml:space="preserve">d </w:t>
-      </w:r>
-      <w:r>
-        <w:rPr>
-          <w:rStyle w:val="OtherTok"/>
-        </w:rPr>
-        <w:t xml:space="preserve">&lt;-</w:t>
-      </w:r>
-      <w:r>
-        <w:rPr>
-          <w:rStyle w:val="NormalTok"/>
-        </w:rPr>
-        <w:t xml:space="preserve"> </w:t>
-      </w:r>
-      <w:r>
-        <w:rPr>
-          <w:rStyle w:val="FunctionTok"/>
-        </w:rPr>
-        <w:t xml:space="preserve">read_csv_files</w:t>
-      </w:r>
-      <w:r>
-        <w:rPr>
-          <w:rStyle w:val="NormalTok"/>
-        </w:rPr>
-        <w:t xml:space="preserve">(</w:t>
-      </w:r>
-      <w:r>
-        <w:br/>
-      </w:r>
-      <w:r>
-        <w:rPr>
-          <w:rStyle w:val="NormalTok"/>
-        </w:rPr>
-        <w:t xml:space="preserve">  </w:t>
-      </w:r>
-      <w:r>
-        <w:rPr>
-          <w:rStyle w:val="AttributeTok"/>
-        </w:rPr>
-        <w:t xml:space="preserve">provider =</w:t>
-      </w:r>
-      <w:r>
-        <w:rPr>
-          <w:rStyle w:val="NormalTok"/>
-        </w:rPr>
-        <w:t xml:space="preserve"> </w:t>
-      </w:r>
-      <w:r>
-        <w:rPr>
-          <w:rStyle w:val="StringTok"/>
-        </w:rPr>
-        <w:t xml:space="preserve">"swfsc"</w:t>
-      </w:r>
-      <w:r>
-        <w:rPr>
-          <w:rStyle w:val="NormalTok"/>
-        </w:rPr>
-        <w:t xml:space="preserve">,</w:t>
-      </w:r>
-      <w:r>
-        <w:br/>
-      </w:r>
-      <w:r>
-        <w:rPr>
-          <w:rStyle w:val="NormalTok"/>
-        </w:rPr>
-        <w:t xml:space="preserve">  </w:t>
-      </w:r>
-      <w:r>
-        <w:rPr>
-          <w:rStyle w:val="AttributeTok"/>
-        </w:rPr>
-        <w:t xml:space="preserve">dataset  =</w:t>
-      </w:r>
-      <w:r>
-        <w:rPr>
-          <w:rStyle w:val="NormalTok"/>
-        </w:rPr>
-        <w:t xml:space="preserve"> </w:t>
-      </w:r>
-      <w:r>
-        <w:rPr>
-          <w:rStyle w:val="StringTok"/>
-        </w:rPr>
-        <w:t xml:space="preserve">"ichthyo"</w:t>
-      </w:r>
-      <w:r>
-        <w:rPr>
-          <w:rStyle w:val="NormalTok"/>
-        </w:rPr>
-        <w:t xml:space="preserve">)</w:t>
-      </w:r>
-      <w:r>
-        <w:br/>
-      </w:r>
-      <w:r>
-        <w:br/>
-      </w:r>
-      <w:r>
-        <w:rPr>
-          <w:rStyle w:val="CommentTok"/>
-        </w:rPr>
-        <w:t xml:space="preserve"># transform data according to redefinitions</w:t>
-      </w:r>
-      <w:r>
-        <w:br/>
-      </w:r>
-      <w:r>
-        <w:rPr>
-          <w:rStyle w:val="NormalTok"/>
-        </w:rPr>
-        <w:t xml:space="preserve">transformed_data </w:t>
-      </w:r>
-      <w:r>
-        <w:rPr>
-          <w:rStyle w:val="OtherTok"/>
-        </w:rPr>
-        <w:t xml:space="preserve">&lt;-</w:t>
-      </w:r>
-      <w:r>
-        <w:rPr>
-          <w:rStyle w:val="NormalTok"/>
-        </w:rPr>
-        <w:t xml:space="preserve"> </w:t>
-      </w:r>
-      <w:r>
-        <w:rPr>
-          <w:rStyle w:val="FunctionTok"/>
-        </w:rPr>
-        <w:t xml:space="preserve">transform_data</w:t>
-      </w:r>
-      <w:r>
-        <w:rPr>
-          <w:rStyle w:val="NormalTok"/>
-        </w:rPr>
-        <w:t xml:space="preserve">(d)</w:t>
-      </w:r>
-      <w:r>
-        <w:br/>
-      </w:r>
-      <w:r>
-        <w:br/>
-      </w:r>
-      <w:r>
-        <w:rPr>
-          <w:rStyle w:val="CommentTok"/>
-        </w:rPr>
-        <w:t xml:space="preserve"># ingest into dev schema</w:t>
-      </w:r>
-      <w:r>
-        <w:br/>
-      </w:r>
-      <w:r>
-        <w:rPr>
-          <w:rStyle w:val="FunctionTok"/>
-        </w:rPr>
-        <w:t xml:space="preserve">ingest_csv_to_db</w:t>
-      </w:r>
-      <w:r>
-        <w:rPr>
-          <w:rStyle w:val="NormalTok"/>
-        </w:rPr>
-        <w:t xml:space="preserve">(</w:t>
-      </w:r>
-      <w:r>
-        <w:br/>
-      </w:r>
-      <w:r>
-        <w:rPr>
-          <w:rStyle w:val="NormalTok"/>
-        </w:rPr>
-        <w:t xml:space="preserve">  </w:t>
-      </w:r>
-      <w:r>
-        <w:rPr>
-          <w:rStyle w:val="AttributeTok"/>
-        </w:rPr>
-        <w:t xml:space="preserve">con              =</w:t>
-      </w:r>
-      <w:r>
-        <w:rPr>
-          <w:rStyle w:val="NormalTok"/>
-        </w:rPr>
-        <w:t xml:space="preserve"> con,</w:t>
-      </w:r>
-      <w:r>
-        <w:br/>
-      </w:r>
-      <w:r>
-        <w:rPr>
-          <w:rStyle w:val="NormalTok"/>
-        </w:rPr>
-        <w:t xml:space="preserve">  </w:t>
-      </w:r>
-      <w:r>
-        <w:rPr>
-          <w:rStyle w:val="AttributeTok"/>
-        </w:rPr>
-        <w:t xml:space="preserve">schema           =</w:t>
-      </w:r>
-      <w:r>
-        <w:rPr>
-          <w:rStyle w:val="NormalTok"/>
-        </w:rPr>
-        <w:t xml:space="preserve"> </w:t>
-      </w:r>
-      <w:r>
-        <w:rPr>
-          <w:rStyle w:val="StringTok"/>
-        </w:rPr>
-        <w:t xml:space="preserve">"dev"</w:t>
-      </w:r>
-      <w:r>
-        <w:rPr>
-          <w:rStyle w:val="NormalTok"/>
-        </w:rPr>
-        <w:t xml:space="preserve">,</w:t>
-      </w:r>
-      <w:r>
-        <w:br/>
-      </w:r>
-      <w:r>
-        <w:rPr>
-          <w:rStyle w:val="NormalTok"/>
-        </w:rPr>
-        <w:t xml:space="preserve">  </w:t>
-      </w:r>
-      <w:r>
-        <w:rPr>
-          <w:rStyle w:val="AttributeTok"/>
-        </w:rPr>
-        <w:t xml:space="preserve">transformed_data =</w:t>
-      </w:r>
-      <w:r>
-        <w:rPr>
-          <w:rStyle w:val="NormalTok"/>
-        </w:rPr>
-        <w:t xml:space="preserve"> transformed_data,</w:t>
-      </w:r>
-      <w:r>
-        <w:br/>
-      </w:r>
-      <w:r>
-        <w:rPr>
-          <w:rStyle w:val="NormalTok"/>
-        </w:rPr>
-        <w:t xml:space="preserve">  </w:t>
-      </w:r>
-      <w:r>
-        <w:rPr>
-          <w:rStyle w:val="AttributeTok"/>
-        </w:rPr>
-        <w:t xml:space="preserve">d_flds_rd        =</w:t>
-      </w:r>
-      <w:r>
-        <w:rPr>
-          <w:rStyle w:val="NormalTok"/>
-        </w:rPr>
-        <w:t xml:space="preserve"> d</w:t>
-      </w:r>
-      <w:r>
-        <w:rPr>
-          <w:rStyle w:val="SpecialCharTok"/>
-        </w:rPr>
-        <w:t xml:space="preserve">$</w:t>
-      </w:r>
-      <w:r>
-        <w:rPr>
-          <w:rStyle w:val="NormalTok"/>
-        </w:rPr>
-        <w:t xml:space="preserve">d_flds_rd,</w:t>
-      </w:r>
-      <w:r>
-        <w:br/>
-      </w:r>
-      <w:r>
-        <w:rPr>
-          <w:rStyle w:val="NormalTok"/>
-        </w:rPr>
-        <w:t xml:space="preserve">  </w:t>
-      </w:r>
-      <w:r>
-        <w:rPr>
-          <w:rStyle w:val="AttributeTok"/>
-        </w:rPr>
-        <w:t xml:space="preserve">d_gdata          =</w:t>
-      </w:r>
-      <w:r>
-        <w:rPr>
-          <w:rStyle w:val="NormalTok"/>
-        </w:rPr>
-        <w:t xml:space="preserve"> d</w:t>
-      </w:r>
-      <w:r>
-        <w:rPr>
-          <w:rStyle w:val="SpecialCharTok"/>
-        </w:rPr>
-        <w:t xml:space="preserve">$</w:t>
-      </w:r>
-      <w:r>
-        <w:rPr>
-          <w:rStyle w:val="NormalTok"/>
-        </w:rPr>
-        <w:t xml:space="preserve">d_gdata,</w:t>
-      </w:r>
-      <w:r>
-        <w:br/>
-      </w:r>
-      <w:r>
-        <w:rPr>
-          <w:rStyle w:val="NormalTok"/>
-        </w:rPr>
-        <w:t xml:space="preserve">  </w:t>
-      </w:r>
-      <w:r>
-        <w:rPr>
-          <w:rStyle w:val="AttributeTok"/>
-        </w:rPr>
-        <w:t xml:space="preserve">workflow_info    =</w:t>
-      </w:r>
-      <w:r>
-        <w:rPr>
-          <w:rStyle w:val="NormalTok"/>
-        </w:rPr>
-        <w:t xml:space="preserve"> d</w:t>
-      </w:r>
-      <w:r>
-        <w:rPr>
-          <w:rStyle w:val="SpecialCharTok"/>
-        </w:rPr>
-        <w:t xml:space="preserve">$</w:t>
-      </w:r>
-      <w:r>
-        <w:rPr>
-          <w:rStyle w:val="NormalTok"/>
-        </w:rPr>
-        <w:t xml:space="preserve">workflow_info)</w:t>
-      </w:r>
-      <w:r>
-        <w:br/>
-      </w:r>
-      <w:r>
-        <w:br/>
-      </w:r>
-      <w:r>
-        <w:rPr>
-          <w:rStyle w:val="CommentTok"/>
-        </w:rPr>
-        <w:t xml:space="preserve"># record schema version</w:t>
-      </w:r>
-      <w:r>
-        <w:br/>
-      </w:r>
-      <w:r>
-        <w:rPr>
-          <w:rStyle w:val="FunctionTok"/>
-        </w:rPr>
-        <w:t xml:space="preserve">record_schema_version</w:t>
-      </w:r>
-      <w:r>
-        <w:rPr>
-          <w:rStyle w:val="NormalTok"/>
-        </w:rPr>
-        <w:t xml:space="preserve">(</w:t>
-      </w:r>
-      <w:r>
-        <w:br/>
-      </w:r>
-      <w:r>
-        <w:rPr>
-          <w:rStyle w:val="NormalTok"/>
-        </w:rPr>
-        <w:t xml:space="preserve">  </w:t>
-      </w:r>
-      <w:r>
-        <w:rPr>
-          <w:rStyle w:val="AttributeTok"/>
-        </w:rPr>
-        <w:t xml:space="preserve">con              =</w:t>
-      </w:r>
-      <w:r>
-        <w:rPr>
-          <w:rStyle w:val="NormalTok"/>
-        </w:rPr>
-        <w:t xml:space="preserve"> con,</w:t>
-      </w:r>
-      <w:r>
-        <w:br/>
-      </w:r>
-      <w:r>
-        <w:rPr>
-          <w:rStyle w:val="NormalTok"/>
-        </w:rPr>
-        <w:t xml:space="preserve">  </w:t>
-      </w:r>
-      <w:r>
-        <w:rPr>
-          <w:rStyle w:val="AttributeTok"/>
-        </w:rPr>
-        <w:t xml:space="preserve">schema           =</w:t>
-      </w:r>
-      <w:r>
-        <w:rPr>
-          <w:rStyle w:val="NormalTok"/>
-        </w:rPr>
-        <w:t xml:space="preserve"> </w:t>
-      </w:r>
-      <w:r>
-        <w:rPr>
-          <w:rStyle w:val="StringTok"/>
-        </w:rPr>
-        <w:t xml:space="preserve">"dev"</w:t>
-      </w:r>
-      <w:r>
-        <w:rPr>
-          <w:rStyle w:val="NormalTok"/>
-        </w:rPr>
-        <w:t xml:space="preserve">,</w:t>
-      </w:r>
-      <w:r>
-        <w:br/>
-      </w:r>
-      <w:r>
-        <w:rPr>
-          <w:rStyle w:val="NormalTok"/>
-        </w:rPr>
-        <w:t xml:space="preserve">  </w:t>
-      </w:r>
-      <w:r>
-        <w:rPr>
-          <w:rStyle w:val="AttributeTok"/>
-        </w:rPr>
-        <w:t xml:space="preserve">version          =</w:t>
-      </w:r>
-      <w:r>
-        <w:rPr>
-          <w:rStyle w:val="NormalTok"/>
-        </w:rPr>
-        <w:t xml:space="preserve"> </w:t>
-      </w:r>
-      <w:r>
-        <w:rPr>
-          <w:rStyle w:val="StringTok"/>
-        </w:rPr>
-        <w:t xml:space="preserve">"1.0.0"</w:t>
-      </w:r>
-      <w:r>
-        <w:rPr>
-          <w:rStyle w:val="NormalTok"/>
-        </w:rPr>
-        <w:t xml:space="preserve">,</w:t>
-      </w:r>
-      <w:r>
-        <w:br/>
-      </w:r>
-      <w:r>
-        <w:rPr>
-          <w:rStyle w:val="NormalTok"/>
-        </w:rPr>
-        <w:t xml:space="preserve">  </w:t>
-      </w:r>
-      <w:r>
-        <w:rPr>
-          <w:rStyle w:val="AttributeTok"/>
-        </w:rPr>
-        <w:t xml:space="preserve">description      =</w:t>
-      </w:r>
-      <w:r>
-        <w:rPr>
-          <w:rStyle w:val="NormalTok"/>
-        </w:rPr>
-        <w:t xml:space="preserve"> </w:t>
-      </w:r>
-      <w:r>
-        <w:rPr>
-          <w:rStyle w:val="StringTok"/>
-        </w:rPr>
-        <w:t xml:space="preserve">"Initial ingestion of NOAA CalCOFI Database"</w:t>
-      </w:r>
-      <w:r>
-        <w:rPr>
-          <w:rStyle w:val="NormalTok"/>
-        </w:rPr>
-        <w:t xml:space="preserve">,</w:t>
-      </w:r>
-      <w:r>
-        <w:br/>
-      </w:r>
-      <w:r>
-        <w:rPr>
-          <w:rStyle w:val="NormalTok"/>
-        </w:rPr>
-        <w:t xml:space="preserve">  </w:t>
-      </w:r>
-      <w:r>
-        <w:rPr>
-          <w:rStyle w:val="AttributeTok"/>
-        </w:rPr>
-        <w:t xml:space="preserve">script_permalink =</w:t>
-      </w:r>
-      <w:r>
-        <w:rPr>
-          <w:rStyle w:val="NormalTok"/>
-        </w:rPr>
-        <w:t xml:space="preserve"> </w:t>
-      </w:r>
-      <w:r>
-        <w:rPr>
-          <w:rStyle w:val="StringTok"/>
-        </w:rPr>
-        <w:t xml:space="preserve">"https://github.com/CalCOFI/calcofi4db/blob/main/inst/create_db.qmd"</w:t>
-      </w:r>
-      <w:r>
-        <w:rPr>
-          <w:rStyle w:val="NormalTok"/>
-        </w:rPr>
-        <w:t xml:space="preserve">)</w:t>
-      </w:r>
-    </w:p>
-    <w:bookmarkEnd w:id="102"/>
-    <w:bookmarkEnd w:id="103"/>
-    <w:bookmarkStart w:id="104" w:name="schema-versioning"/>
-    <w:p>
-      <w:pPr>
-        <w:pStyle w:val="Heading3"/>
-      </w:pPr>
-      <w:r>
-        <w:t xml:space="preserve">5.3.4 Schema versioning</w:t>
-      </w:r>
-    </w:p>
-    <w:p>
-      <w:pPr>
-        <w:pStyle w:val="FirstParagraph"/>
-      </w:pPr>
-      <w:r>
-        <w:t xml:space="preserve">Each successful ingestion creates a new schema version recorded in the</w:t>
-      </w:r>
-      <w:r>
-        <w:t xml:space="preserve"> </w:t>
-      </w:r>
-      <w:r>
-        <w:rPr>
-          <w:rStyle w:val="VerbatimChar"/>
-        </w:rPr>
-        <w:t xml:space="preserve">schema_version</w:t>
-      </w:r>
-      <w:r>
-        <w:t xml:space="preserve"> </w:t>
-      </w:r>
-      <w:r>
-        <w:t xml:space="preserve">table with:</w:t>
+        <w:t xml:space="preserve">Each rendered</w:t>
+      </w:r>
+      <w:r>
+        <w:t xml:space="preserve"> </w:t>
+      </w:r>
+      <w:r>
+        <w:rPr>
+          <w:rStyle w:val="VerbatimChar"/>
+        </w:rPr>
+        <w:t xml:space="preserve">release_database.qmd</w:t>
+      </w:r>
+      <w:r>
+        <w:t xml:space="preserve"> </w:t>
+      </w:r>
+      <w:r>
+        <w:t xml:space="preserve">writes a frozen, immutable release to</w:t>
+      </w:r>
+      <w:r>
+        <w:t xml:space="preserve"> </w:t>
+      </w:r>
+      <w:r>
+        <w:rPr>
+          <w:rStyle w:val="VerbatimChar"/>
+        </w:rPr>
+        <w:t xml:space="preserve">gs://calcofi-db/ducklake/releases/{version}/</w:t>
+      </w:r>
+      <w:r>
+        <w:t xml:space="preserve"> </w:t>
+      </w:r>
+      <w:r>
+        <w:t xml:space="preserve">where</w:t>
+      </w:r>
+      <w:r>
+        <w:t xml:space="preserve"> </w:t>
+      </w:r>
+      <w:r>
+        <w:rPr>
+          <w:rStyle w:val="VerbatimChar"/>
+        </w:rPr>
+        <w:t xml:space="preserve">version</w:t>
+      </w:r>
+      <w:r>
+        <w:t xml:space="preserve"> </w:t>
+      </w:r>
+      <w:r>
+        <w:t xml:space="preserve">is</w:t>
+      </w:r>
+      <w:r>
+        <w:t xml:space="preserve"> </w:t>
+      </w:r>
+      <w:r>
+        <w:rPr>
+          <w:rStyle w:val="VerbatimChar"/>
+        </w:rPr>
+        <w:t xml:space="preserve">vYYYY.MM.DD</w:t>
+      </w:r>
+      <w:r>
+        <w:t xml:space="preserve">. The release directory contains:</w:t>
       </w:r>
     </w:p>
     <w:p>
@@ -7848,31 +7057,30 @@
       </w:pPr>
       <w:r>
         <w:rPr>
-          <w:b/>
-          <w:bCs/>
-        </w:rPr>
-        <w:t xml:space="preserve">version</w:t>
-      </w:r>
-      <w:r>
-        <w:t xml:space="preserve">: Semantic version number (e.g.,</w:t>
-      </w:r>
-      <w:r>
-        <w:t xml:space="preserve"> </w:t>
-      </w:r>
-      <w:r>
-        <w:t xml:space="preserve">“1.0.0”</w:t>
-      </w:r>
-      <w:r>
-        <w:t xml:space="preserve">,</w:t>
-      </w:r>
-      <w:r>
-        <w:t xml:space="preserve"> </w:t>
-      </w:r>
-      <w:r>
-        <w:t xml:space="preserve">“1.1.0”</w:t>
-      </w:r>
-      <w:r>
-        <w:t xml:space="preserve">)</w:t>
+          <w:rStyle w:val="VerbatimChar"/>
+        </w:rPr>
+        <w:t xml:space="preserve">parquet/</w:t>
+      </w:r>
+      <w:r>
+        <w:t xml:space="preserve"> </w:t>
+      </w:r>
+      <w:r>
+        <w:t xml:space="preserve">— table files (single</w:t>
+      </w:r>
+      <w:r>
+        <w:t xml:space="preserve"> </w:t>
+      </w:r>
+      <w:r>
+        <w:rPr>
+          <w:rStyle w:val="VerbatimChar"/>
+        </w:rPr>
+        <w:t xml:space="preserve">.parquet</w:t>
+      </w:r>
+      <w:r>
+        <w:t xml:space="preserve"> </w:t>
+      </w:r>
+      <w:r>
+        <w:t xml:space="preserve">or hive-partitioned directories)</w:t>
       </w:r>
     </w:p>
     <w:p>
@@ -7885,13 +7093,15 @@
       </w:pPr>
       <w:r>
         <w:rPr>
-          <w:b/>
-          <w:bCs/>
-        </w:rPr>
-        <w:t xml:space="preserve">description</w:t>
-      </w:r>
-      <w:r>
-        <w:t xml:space="preserve">: Changes introduced in this version</w:t>
+          <w:rStyle w:val="VerbatimChar"/>
+        </w:rPr>
+        <w:t xml:space="preserve">catalog.json</w:t>
+      </w:r>
+      <w:r>
+        <w:t xml:space="preserve"> </w:t>
+      </w:r>
+      <w:r>
+        <w:t xml:space="preserve">— structural manifest (rows, partitioned, total_size)</w:t>
       </w:r>
     </w:p>
     <w:p>
@@ -7904,13 +7114,15 @@
       </w:pPr>
       <w:r>
         <w:rPr>
-          <w:b/>
-          <w:bCs/>
-        </w:rPr>
-        <w:t xml:space="preserve">date_created</w:t>
-      </w:r>
-      <w:r>
-        <w:t xml:space="preserve">: Timestamp of ingestion</w:t>
+          <w:rStyle w:val="VerbatimChar"/>
+        </w:rPr>
+        <w:t xml:space="preserve">relationships.json</w:t>
+      </w:r>
+      <w:r>
+        <w:t xml:space="preserve"> </w:t>
+      </w:r>
+      <w:r>
+        <w:t xml:space="preserve">— primary keys and foreign keys</w:t>
       </w:r>
     </w:p>
     <w:p>
@@ -7923,13 +7135,36 @@
       </w:pPr>
       <w:r>
         <w:rPr>
-          <w:b/>
-          <w:bCs/>
-        </w:rPr>
-        <w:t xml:space="preserve">script_permalink</w:t>
-      </w:r>
-      <w:r>
-        <w:t xml:space="preserve">: GitHub permalink to the versioned ingestion script</w:t>
+          <w:rStyle w:val="VerbatimChar"/>
+        </w:rPr>
+        <w:t xml:space="preserve">metadata.json</w:t>
+      </w:r>
+      <w:r>
+        <w:t xml:space="preserve"> </w:t>
+      </w:r>
+      <w:r>
+        <w:t xml:space="preserve">— table and column descriptions, units, dataset block, measurement-type registry</w:t>
+      </w:r>
+    </w:p>
+    <w:p>
+      <w:pPr>
+        <w:pStyle w:val="Compact"/>
+        <w:numPr>
+          <w:ilvl w:val="0"/>
+          <w:numId w:val="1021"/>
+        </w:numPr>
+      </w:pPr>
+      <w:r>
+        <w:rPr>
+          <w:rStyle w:val="VerbatimChar"/>
+        </w:rPr>
+        <w:t xml:space="preserve">RELEASE_NOTES.md</w:t>
+      </w:r>
+      <w:r>
+        <w:t xml:space="preserve"> </w:t>
+      </w:r>
+      <w:r>
+        <w:t xml:space="preserve">— human-readable summary</w:t>
       </w:r>
     </w:p>
     <w:p>
@@ -7937,11 +7172,41 @@
         <w:pStyle w:val="FirstParagraph"/>
       </w:pPr>
       <w:r>
-        <w:t xml:space="preserve">Versions are also archived as SQL dumps in Google Drive for reproducibility.</w:t>
-      </w:r>
-    </w:p>
-    <w:bookmarkEnd w:id="104"/>
-    <w:bookmarkStart w:id="107" w:name="metadata-and-documentation"/>
+        <w:t xml:space="preserve">A bucket-level</w:t>
+      </w:r>
+      <w:r>
+        <w:t xml:space="preserve"> </w:t>
+      </w:r>
+      <w:r>
+        <w:rPr>
+          <w:rStyle w:val="VerbatimChar"/>
+        </w:rPr>
+        <w:t xml:space="preserve">versions.json</w:t>
+      </w:r>
+      <w:r>
+        <w:t xml:space="preserve"> </w:t>
+      </w:r>
+      <w:r>
+        <w:t xml:space="preserve">lists every release and</w:t>
+      </w:r>
+      <w:r>
+        <w:t xml:space="preserve"> </w:t>
+      </w:r>
+      <w:r>
+        <w:rPr>
+          <w:rStyle w:val="VerbatimChar"/>
+        </w:rPr>
+        <w:t xml:space="preserve">latest.txt</w:t>
+      </w:r>
+      <w:r>
+        <w:t xml:space="preserve"> </w:t>
+      </w:r>
+      <w:r>
+        <w:t xml:space="preserve">points at the most recent one.</w:t>
+      </w:r>
+    </w:p>
+    <w:bookmarkEnd w:id="103"/>
+    <w:bookmarkStart w:id="104" w:name="metadata-and-documentation"/>
     <w:p>
       <w:pPr>
         <w:pStyle w:val="Heading3"/>
@@ -7955,35 +7220,19 @@
         <w:pStyle w:val="FirstParagraph"/>
       </w:pPr>
       <w:r>
-        <w:t xml:space="preserve">After ingestion, metadata is stored in PostgreSQL</w:t>
-      </w:r>
-      <w:r>
-        <w:t xml:space="preserve"> </w:t>
-      </w:r>
-      <w:r>
-        <w:rPr>
-          <w:rStyle w:val="VerbatimChar"/>
-        </w:rPr>
-        <w:t xml:space="preserve">COMMENT</w:t>
-      </w:r>
-      <w:r>
-        <w:t xml:space="preserve">s as JSON at the</w:t>
-      </w:r>
-      <w:r>
-        <w:t xml:space="preserve"> </w:t>
-      </w:r>
-      <w:r>
-        <w:rPr>
-          <w:b/>
-          <w:bCs/>
-        </w:rPr>
-        <w:t xml:space="preserve">table</w:t>
-      </w:r>
-      <w:r>
-        <w:t xml:space="preserve"> </w:t>
-      </w:r>
-      <w:r>
-        <w:t xml:space="preserve">level:</w:t>
+        <w:t xml:space="preserve">Sources of truth for table and column descriptions live in this repo (not</w:t>
+      </w:r>
+      <w:r>
+        <w:t xml:space="preserve"> </w:t>
+      </w:r>
+      <w:r>
+        <w:t xml:space="preserve">in the database), so they are reviewable via PRs and travel with the</w:t>
+      </w:r>
+      <w:r>
+        <w:t xml:space="preserve"> </w:t>
+      </w:r>
+      <w:r>
+        <w:t xml:space="preserve">code that produced them:</w:t>
       </w:r>
     </w:p>
     <w:p>
@@ -7996,13 +7245,36 @@
       </w:pPr>
       <w:r>
         <w:rPr>
-          <w:b/>
-          <w:bCs/>
-        </w:rPr>
-        <w:t xml:space="preserve">description</w:t>
-      </w:r>
-      <w:r>
-        <w:t xml:space="preserve">: General description and row uniqueness</w:t>
+          <w:rStyle w:val="VerbatimChar"/>
+        </w:rPr>
+        <w:t xml:space="preserve">metadata/{provider}/{dataset}/tbls_redefine.csv</w:t>
+      </w:r>
+      <w:r>
+        <w:t xml:space="preserve"> </w:t>
+      </w:r>
+      <w:r>
+        <w:t xml:space="preserve">—</w:t>
+      </w:r>
+      <w:r>
+        <w:t xml:space="preserve"> </w:t>
+      </w:r>
+      <w:r>
+        <w:rPr>
+          <w:rStyle w:val="VerbatimChar"/>
+        </w:rPr>
+        <w:t xml:space="preserve">tbl_new</w:t>
+      </w:r>
+      <w:r>
+        <w:t xml:space="preserve">,</w:t>
+      </w:r>
+      <w:r>
+        <w:t xml:space="preserve"> </w:t>
+      </w:r>
+      <w:r>
+        <w:rPr>
+          <w:rStyle w:val="VerbatimChar"/>
+        </w:rPr>
+        <w:t xml:space="preserve">tbl_description</w:t>
       </w:r>
     </w:p>
     <w:p>
@@ -8015,13 +7287,60 @@
       </w:pPr>
       <w:r>
         <w:rPr>
-          <w:b/>
-          <w:bCs/>
-        </w:rPr>
-        <w:t xml:space="preserve">source</w:t>
-      </w:r>
-      <w:r>
-        <w:t xml:space="preserve">: CSV file link to Google Drive</w:t>
+          <w:rStyle w:val="VerbatimChar"/>
+        </w:rPr>
+        <w:t xml:space="preserve">metadata/{provider}/{dataset}/flds_redefine.csv</w:t>
+      </w:r>
+      <w:r>
+        <w:t xml:space="preserve"> </w:t>
+      </w:r>
+      <w:r>
+        <w:t xml:space="preserve">—</w:t>
+      </w:r>
+      <w:r>
+        <w:t xml:space="preserve"> </w:t>
+      </w:r>
+      <w:r>
+        <w:rPr>
+          <w:rStyle w:val="VerbatimChar"/>
+        </w:rPr>
+        <w:t xml:space="preserve">tbl_new</w:t>
+      </w:r>
+      <w:r>
+        <w:t xml:space="preserve">,</w:t>
+      </w:r>
+      <w:r>
+        <w:t xml:space="preserve"> </w:t>
+      </w:r>
+      <w:r>
+        <w:rPr>
+          <w:rStyle w:val="VerbatimChar"/>
+        </w:rPr>
+        <w:t xml:space="preserve">fld_new</w:t>
+      </w:r>
+      <w:r>
+        <w:t xml:space="preserve">,</w:t>
+      </w:r>
+      <w:r>
+        <w:t xml:space="preserve"> </w:t>
+      </w:r>
+      <w:r>
+        <w:rPr>
+          <w:rStyle w:val="VerbatimChar"/>
+        </w:rPr>
+        <w:t xml:space="preserve">fld_description</w:t>
+      </w:r>
+      <w:r>
+        <w:t xml:space="preserve">,</w:t>
+      </w:r>
+      <w:r>
+        <w:t xml:space="preserve"> </w:t>
+      </w:r>
+      <w:r>
+        <w:rPr>
+          <w:rStyle w:val="VerbatimChar"/>
+        </w:rPr>
+        <w:t xml:space="preserve">units</w:t>
       </w:r>
     </w:p>
     <w:p>
@@ -8034,13 +7353,21 @@
       </w:pPr>
       <w:r>
         <w:rPr>
-          <w:b/>
-          <w:bCs/>
-        </w:rPr>
-        <w:t xml:space="preserve">source_created</w:t>
-      </w:r>
-      <w:r>
-        <w:t xml:space="preserve">: Source file creation timestamp</w:t>
+          <w:rStyle w:val="VerbatimChar"/>
+        </w:rPr>
+        <w:t xml:space="preserve">metadata/{provider}/{dataset}/metadata_derived.csv</w:t>
+      </w:r>
+      <w:r>
+        <w:t xml:space="preserve"> </w:t>
+      </w:r>
+      <w:r>
+        <w:t xml:space="preserve">— optional</w:t>
+      </w:r>
+      <w:r>
+        <w:t xml:space="preserve"> </w:t>
+      </w:r>
+      <w:r>
+        <w:t xml:space="preserve">markdown/units overlay for derived tables and columns</w:t>
       </w:r>
     </w:p>
     <w:p>
@@ -8053,13 +7380,90 @@
       </w:pPr>
       <w:r>
         <w:rPr>
-          <w:b/>
-          <w:bCs/>
-        </w:rPr>
-        <w:t xml:space="preserve">workflow</w:t>
-      </w:r>
-      <w:r>
-        <w:t xml:space="preserve">: Link to rendered ingestion script</w:t>
+          <w:rStyle w:val="VerbatimChar"/>
+        </w:rPr>
+        <w:t xml:space="preserve">metadata/release_tables.csv</w:t>
+      </w:r>
+      <w:r>
+        <w:t xml:space="preserve"> </w:t>
+      </w:r>
+      <w:r>
+        <w:t xml:space="preserve">and</w:t>
+      </w:r>
+      <w:r>
+        <w:t xml:space="preserve"> </w:t>
+      </w:r>
+      <w:r>
+        <w:rPr>
+          <w:rStyle w:val="VerbatimChar"/>
+        </w:rPr>
+        <w:t xml:space="preserve">metadata/release_columns.csv</w:t>
+      </w:r>
+      <w:r>
+        <w:t xml:space="preserve"> </w:t>
+      </w:r>
+      <w:r>
+        <w:t xml:space="preserve">— for</w:t>
+      </w:r>
+      <w:r>
+        <w:t xml:space="preserve"> </w:t>
+      </w:r>
+      <w:r>
+        <w:t xml:space="preserve">tables built inside</w:t>
+      </w:r>
+      <w:r>
+        <w:t xml:space="preserve"> </w:t>
+      </w:r>
+      <w:r>
+        <w:rPr>
+          <w:rStyle w:val="VerbatimChar"/>
+        </w:rPr>
+        <w:t xml:space="preserve">release_database.qmd</w:t>
+      </w:r>
+      <w:r>
+        <w:t xml:space="preserve"> </w:t>
+      </w:r>
+      <w:r>
+        <w:t xml:space="preserve">itself</w:t>
+      </w:r>
+      <w:r>
+        <w:t xml:space="preserve"> </w:t>
+      </w:r>
+      <w:r>
+        <w:t xml:space="preserve">(</w:t>
+      </w:r>
+      <w:r>
+        <w:rPr>
+          <w:rStyle w:val="VerbatimChar"/>
+        </w:rPr>
+        <w:t xml:space="preserve">cruise_summary</w:t>
+      </w:r>
+      <w:r>
+        <w:t xml:space="preserve">,</w:t>
+      </w:r>
+      <w:r>
+        <w:t xml:space="preserve"> </w:t>
+      </w:r>
+      <w:r>
+        <w:rPr>
+          <w:rStyle w:val="VerbatimChar"/>
+        </w:rPr>
+        <w:t xml:space="preserve">_spatial</w:t>
+      </w:r>
+      <w:r>
+        <w:t xml:space="preserve">,</w:t>
+      </w:r>
+      <w:r>
+        <w:t xml:space="preserve"> </w:t>
+      </w:r>
+      <w:r>
+        <w:rPr>
+          <w:rStyle w:val="VerbatimChar"/>
+        </w:rPr>
+        <w:t xml:space="preserve">_spatial_attr</w:t>
+      </w:r>
+      <w:r>
+        <w:t xml:space="preserve">, …)</w:t>
       </w:r>
     </w:p>
     <w:p>
@@ -8072,13 +7476,36 @@
       </w:pPr>
       <w:r>
         <w:rPr>
-          <w:b/>
-          <w:bCs/>
-        </w:rPr>
-        <w:t xml:space="preserve">workflow_ingested</w:t>
-      </w:r>
-      <w:r>
-        <w:t xml:space="preserve">: Ingestion timestamp</w:t>
+          <w:rStyle w:val="VerbatimChar"/>
+        </w:rPr>
+        <w:t xml:space="preserve">metadata/measurement_type.csv</w:t>
+      </w:r>
+      <w:r>
+        <w:t xml:space="preserve"> </w:t>
+      </w:r>
+      <w:r>
+        <w:t xml:space="preserve">— canonical measurement types with units</w:t>
+      </w:r>
+    </w:p>
+    <w:p>
+      <w:pPr>
+        <w:pStyle w:val="Compact"/>
+        <w:numPr>
+          <w:ilvl w:val="0"/>
+          <w:numId w:val="1022"/>
+        </w:numPr>
+      </w:pPr>
+      <w:r>
+        <w:rPr>
+          <w:rStyle w:val="VerbatimChar"/>
+        </w:rPr>
+        <w:t xml:space="preserve">metadata/dataset.csv</w:t>
+      </w:r>
+      <w:r>
+        <w:t xml:space="preserve"> </w:t>
+      </w:r>
+      <w:r>
+        <w:t xml:space="preserve">— dataset-level descriptions, citations, links</w:t>
       </w:r>
     </w:p>
     <w:p>
@@ -8086,28 +7513,11 @@
         <w:pStyle w:val="FirstParagraph"/>
       </w:pPr>
       <w:r>
-        <w:t xml:space="preserve">And at the</w:t>
-      </w:r>
-      <w:r>
-        <w:t xml:space="preserve"> </w:t>
-      </w:r>
-      <w:r>
-        <w:rPr>
-          <w:b/>
-          <w:bCs/>
-        </w:rPr>
-        <w:t xml:space="preserve">field</w:t>
-      </w:r>
-      <w:r>
-        <w:t xml:space="preserve"> </w:t>
-      </w:r>
-      <w:r>
-        <w:t xml:space="preserve">level:</w:t>
-      </w:r>
-    </w:p>
-    <w:p>
-      <w:pPr>
-        <w:pStyle w:val="Compact"/>
+        <w:t xml:space="preserve">These flow through two stages:</w:t>
+      </w:r>
+    </w:p>
+    <w:p>
+      <w:pPr>
         <w:numPr>
           <w:ilvl w:val="0"/>
           <w:numId w:val="1023"/>
@@ -8118,15 +7528,62 @@
           <w:b/>
           <w:bCs/>
         </w:rPr>
-        <w:t xml:space="preserve">description</w:t>
-      </w:r>
-      <w:r>
-        <w:t xml:space="preserve">: Field description</w:t>
-      </w:r>
-    </w:p>
-    <w:p>
-      <w:pPr>
-        <w:pStyle w:val="Compact"/>
+        <w:t xml:space="preserve">Per-ingest</w:t>
+      </w:r>
+      <w:r>
+        <w:t xml:space="preserve">:</w:t>
+      </w:r>
+      <w:r>
+        <w:t xml:space="preserve"> </w:t>
+      </w:r>
+      <w:r>
+        <w:rPr>
+          <w:rStyle w:val="VerbatimChar"/>
+        </w:rPr>
+        <w:t xml:space="preserve">calcofi4db::build_metadata_json()</w:t>
+      </w:r>
+      <w:r>
+        <w:t xml:space="preserve"> </w:t>
+      </w:r>
+      <w:r>
+        <w:t xml:space="preserve">(called inside</w:t>
+      </w:r>
+      <w:r>
+        <w:t xml:space="preserve"> </w:t>
+      </w:r>
+      <w:r>
+        <w:rPr>
+          <w:rStyle w:val="VerbatimChar"/>
+        </w:rPr>
+        <w:t xml:space="preserve">finalize_ingest()</w:t>
+      </w:r>
+      <w:r>
+        <w:t xml:space="preserve">) writes</w:t>
+      </w:r>
+      <w:r>
+        <w:t xml:space="preserve"> </w:t>
+      </w:r>
+      <w:r>
+        <w:rPr>
+          <w:rStyle w:val="VerbatimChar"/>
+        </w:rPr>
+        <w:t xml:space="preserve">data/parquet/{provider}_{dataset}/metadata.json</w:t>
+      </w:r>
+      <w:r>
+        <w:t xml:space="preserve"> </w:t>
+      </w:r>
+      <w:r>
+        <w:t xml:space="preserve">(schema version 1.0)</w:t>
+      </w:r>
+      <w:r>
+        <w:t xml:space="preserve"> </w:t>
+      </w:r>
+      <w:r>
+        <w:t xml:space="preserve">alongside the parquet outputs.</w:t>
+      </w:r>
+    </w:p>
+    <w:p>
+      <w:pPr>
         <w:numPr>
           <w:ilvl w:val="0"/>
           <w:numId w:val="1023"/>
@@ -8137,181 +7594,58 @@
           <w:b/>
           <w:bCs/>
         </w:rPr>
-        <w:t xml:space="preserve">units</w:t>
-      </w:r>
-      <w:r>
-        <w:t xml:space="preserve">: SI units where applicable</w:t>
-      </w:r>
-    </w:p>
-    <w:p>
-      <w:pPr>
-        <w:pStyle w:val="FirstParagraph"/>
-      </w:pPr>
-      <w:r>
-        <w:t xml:space="preserve">These comments are exposed via the API</w:t>
-      </w:r>
-      <w:r>
-        <w:t xml:space="preserve"> </w:t>
-      </w:r>
-      <w:hyperlink r:id="rId105">
-        <w:r>
-          <w:rPr>
-            <w:rStyle w:val="Hyperlink"/>
-          </w:rPr>
-          <w:t xml:space="preserve">db_tables</w:t>
-        </w:r>
-      </w:hyperlink>
-      <w:r>
-        <w:t xml:space="preserve"> </w:t>
-      </w:r>
-      <w:r>
-        <w:t xml:space="preserve">endpoint and rendered with</w:t>
-      </w:r>
-      <w:r>
-        <w:t xml:space="preserve"> </w:t>
-      </w:r>
-      <w:hyperlink r:id="rId106">
-        <w:r>
-          <w:rPr>
-            <w:rStyle w:val="Hyperlink"/>
-          </w:rPr>
-          <w:t xml:space="preserve">calcofi4r::cc_db_catalog</w:t>
-        </w:r>
-      </w:hyperlink>
-      <w:r>
-        <w:t xml:space="preserve">.</w:t>
-      </w:r>
-    </w:p>
-    <w:bookmarkEnd w:id="107"/>
-    <w:bookmarkStart w:id="110" w:name="publishing-to-portals"/>
-    <w:p>
-      <w:pPr>
-        <w:pStyle w:val="Heading3"/>
-      </w:pPr>
-      <w:r>
-        <w:t xml:space="preserve">5.3.6 Publishing to portals</w:t>
-      </w:r>
-    </w:p>
-    <w:p>
-      <w:pPr>
-        <w:pStyle w:val="FirstParagraph"/>
-      </w:pPr>
-      <w:r>
-        <w:t xml:space="preserve">After</w:t>
-      </w:r>
-      <w:r>
-        <w:t xml:space="preserve"> </w:t>
-      </w:r>
-      <w:r>
-        <w:rPr>
-          <w:rStyle w:val="VerbatimChar"/>
-        </w:rPr>
-        <w:t xml:space="preserve">prod</w:t>
-      </w:r>
-      <w:r>
-        <w:t xml:space="preserve"> </w:t>
-      </w:r>
-      <w:r>
-        <w:t xml:space="preserve">schema is versioned, additional workflows publish data to</w:t>
-      </w:r>
-      <w:r>
-        <w:t xml:space="preserve"> </w:t>
-      </w:r>
-      <w:hyperlink r:id="rId108">
-        <w:r>
-          <w:rPr>
-            <w:rStyle w:val="Hyperlink"/>
-          </w:rPr>
-          <w:t xml:space="preserve">Portals</w:t>
-        </w:r>
-      </w:hyperlink>
-      <w:r>
-        <w:t xml:space="preserve"> </w:t>
-      </w:r>
-      <w:r>
-        <w:t xml:space="preserve">(ERDDAP, EDI, OBIS, NCEI) using ecological metadata language (EML) via the</w:t>
-      </w:r>
-      <w:r>
-        <w:t xml:space="preserve"> </w:t>
-      </w:r>
-      <w:hyperlink r:id="rId109">
-        <w:r>
-          <w:rPr>
-            <w:rStyle w:val="Hyperlink"/>
-          </w:rPr>
-          <w:t xml:space="preserve">EML</w:t>
-        </w:r>
-      </w:hyperlink>
-      <w:r>
-        <w:t xml:space="preserve"> </w:t>
-      </w:r>
-      <w:r>
-        <w:t xml:space="preserve">R package, pulling metadata directly from database comments.</w:t>
-      </w:r>
-    </w:p>
-    <w:bookmarkEnd w:id="110"/>
-    <w:bookmarkStart w:id="114" w:name="or-describe-tables-and-columns-directly"/>
-    <w:p>
-      <w:pPr>
-        <w:pStyle w:val="Heading3"/>
-      </w:pPr>
-      <w:r>
-        <w:t xml:space="preserve">5.3.7 OR Describe tables and columns directly</w:t>
-      </w:r>
-    </w:p>
-    <w:p>
-      <w:pPr>
-        <w:numPr>
-          <w:ilvl w:val="0"/>
-          <w:numId w:val="1024"/>
-        </w:numPr>
-      </w:pPr>
-      <w:r>
-        <w:t xml:space="preserve">Use the</w:t>
-      </w:r>
-      <w:r>
-        <w:t xml:space="preserve"> </w:t>
-      </w:r>
-      <w:r>
-        <w:rPr>
-          <w:rStyle w:val="VerbatimChar"/>
-        </w:rPr>
-        <w:t xml:space="preserve">COMMENT</w:t>
-      </w:r>
-      <w:r>
-        <w:t xml:space="preserve"> </w:t>
-      </w:r>
-      <w:r>
-        <w:t xml:space="preserve">clause to add descriptions to tables and columns, either through the GUI</w:t>
-      </w:r>
-      <w:r>
-        <w:t xml:space="preserve"> </w:t>
-      </w:r>
-      <w:hyperlink r:id="rId111">
-        <w:r>
-          <w:rPr>
-            <w:rStyle w:val="Hyperlink"/>
-          </w:rPr>
-          <w:t xml:space="preserve">pgadmin.calcofi.io</w:t>
-        </w:r>
-      </w:hyperlink>
-      <w:r>
-        <w:t xml:space="preserve"> </w:t>
-      </w:r>
-      <w:r>
-        <w:t xml:space="preserve">(by right-clicking on the table or column and selecting</w:t>
-      </w:r>
-      <w:r>
-        <w:t xml:space="preserve"> </w:t>
-      </w:r>
-      <w:r>
-        <w:rPr>
-          <w:rStyle w:val="VerbatimChar"/>
-        </w:rPr>
-        <w:t xml:space="preserve">Properties</w:t>
-      </w:r>
-      <w:r>
-        <w:t xml:space="preserve">) or with SQL. For example:</w:t>
+        <w:t xml:space="preserve">Per-release</w:t>
+      </w:r>
+      <w:r>
+        <w:t xml:space="preserve">:</w:t>
+      </w:r>
+      <w:r>
+        <w:t xml:space="preserve"> </w:t>
+      </w:r>
+      <w:r>
+        <w:rPr>
+          <w:rStyle w:val="VerbatimChar"/>
+        </w:rPr>
+        <w:t xml:space="preserve">calcofi4db::merge_metadata_json()</w:t>
+      </w:r>
+      <w:r>
+        <w:t xml:space="preserve"> </w:t>
+      </w:r>
+      <w:r>
+        <w:t xml:space="preserve">(called inside</w:t>
+      </w:r>
+      <w:r>
+        <w:t xml:space="preserve"> </w:t>
+      </w:r>
+      <w:r>
+        <w:rPr>
+          <w:rStyle w:val="VerbatimChar"/>
+        </w:rPr>
+        <w:t xml:space="preserve">release_database.qmd</w:t>
+      </w:r>
+      <w:r>
+        <w:t xml:space="preserve">) merges every per-ingest sidecar plus the</w:t>
+      </w:r>
+      <w:r>
+        <w:t xml:space="preserve"> </w:t>
+      </w:r>
+      <w:r>
+        <w:t xml:space="preserve">release-only registries and writes</w:t>
+      </w:r>
+      <w:r>
+        <w:t xml:space="preserve"> </w:t>
+      </w:r>
+      <w:r>
+        <w:rPr>
+          <w:rStyle w:val="VerbatimChar"/>
+        </w:rPr>
+        <w:t xml:space="preserve">gs://calcofi-db/ducklake/releases/{version}/metadata.json</w:t>
+      </w:r>
+      <w:r>
+        <w:t xml:space="preserve"> </w:t>
+      </w:r>
+      <w:r>
+        <w:t xml:space="preserve">(schema version 1.1) with this shape:</w:t>
       </w:r>
     </w:p>
     <w:p>
@@ -8324,75 +7658,1352 @@
       </w:pPr>
       <w:r>
         <w:rPr>
+          <w:rStyle w:val="FunctionTok"/>
+        </w:rPr>
+        <w:t xml:space="preserve">{</w:t>
+      </w:r>
+      <w:r>
+        <w:br/>
+      </w:r>
+      <w:r>
+        <w:rPr>
+          <w:rStyle w:val="NormalTok"/>
+        </w:rPr>
+        <w:t xml:space="preserve">  </w:t>
+      </w:r>
+      <w:r>
+        <w:rPr>
+          <w:rStyle w:val="DataTypeTok"/>
+        </w:rPr>
+        <w:t xml:space="preserve">"schema_version"</w:t>
+      </w:r>
+      <w:r>
+        <w:rPr>
+          <w:rStyle w:val="FunctionTok"/>
+        </w:rPr>
+        <w:t xml:space="preserve">:</w:t>
+      </w:r>
+      <w:r>
+        <w:rPr>
+          <w:rStyle w:val="NormalTok"/>
+        </w:rPr>
+        <w:t xml:space="preserve"> </w:t>
+      </w:r>
+      <w:r>
+        <w:rPr>
+          <w:rStyle w:val="StringTok"/>
+        </w:rPr>
+        <w:t xml:space="preserve">"1.1"</w:t>
+      </w:r>
+      <w:r>
+        <w:rPr>
+          <w:rStyle w:val="FunctionTok"/>
+        </w:rPr>
+        <w:t xml:space="preserve">,</w:t>
+      </w:r>
+      <w:r>
+        <w:br/>
+      </w:r>
+      <w:r>
+        <w:rPr>
+          <w:rStyle w:val="NormalTok"/>
+        </w:rPr>
+        <w:t xml:space="preserve">  </w:t>
+      </w:r>
+      <w:r>
+        <w:rPr>
+          <w:rStyle w:val="DataTypeTok"/>
+        </w:rPr>
+        <w:t xml:space="preserve">"release_version"</w:t>
+      </w:r>
+      <w:r>
+        <w:rPr>
+          <w:rStyle w:val="FunctionTok"/>
+        </w:rPr>
+        <w:t xml:space="preserve">:</w:t>
+      </w:r>
+      <w:r>
+        <w:rPr>
+          <w:rStyle w:val="NormalTok"/>
+        </w:rPr>
+        <w:t xml:space="preserve"> </w:t>
+      </w:r>
+      <w:r>
+        <w:rPr>
+          <w:rStyle w:val="StringTok"/>
+        </w:rPr>
+        <w:t xml:space="preserve">"v2026.05.14"</w:t>
+      </w:r>
+      <w:r>
+        <w:rPr>
+          <w:rStyle w:val="FunctionTok"/>
+        </w:rPr>
+        <w:t xml:space="preserve">,</w:t>
+      </w:r>
+      <w:r>
+        <w:br/>
+      </w:r>
+      <w:r>
+        <w:rPr>
+          <w:rStyle w:val="NormalTok"/>
+        </w:rPr>
+        <w:t xml:space="preserve">  </w:t>
+      </w:r>
+      <w:r>
+        <w:rPr>
+          <w:rStyle w:val="DataTypeTok"/>
+        </w:rPr>
+        <w:t xml:space="preserve">"release_date"</w:t>
+      </w:r>
+      <w:r>
+        <w:rPr>
+          <w:rStyle w:val="FunctionTok"/>
+        </w:rPr>
+        <w:t xml:space="preserve">:</w:t>
+      </w:r>
+      <w:r>
+        <w:rPr>
+          <w:rStyle w:val="NormalTok"/>
+        </w:rPr>
+        <w:t xml:space="preserve">    </w:t>
+      </w:r>
+      <w:r>
+        <w:rPr>
+          <w:rStyle w:val="StringTok"/>
+        </w:rPr>
+        <w:t xml:space="preserve">"2026-05-14"</w:t>
+      </w:r>
+      <w:r>
+        <w:rPr>
+          <w:rStyle w:val="FunctionTok"/>
+        </w:rPr>
+        <w:t xml:space="preserve">,</w:t>
+      </w:r>
+      <w:r>
+        <w:br/>
+      </w:r>
+      <w:r>
+        <w:rPr>
+          <w:rStyle w:val="NormalTok"/>
+        </w:rPr>
+        <w:t xml:space="preserve">  </w:t>
+      </w:r>
+      <w:r>
+        <w:rPr>
+          <w:rStyle w:val="DataTypeTok"/>
+        </w:rPr>
+        <w:t xml:space="preserve">"datasets"</w:t>
+      </w:r>
+      <w:r>
+        <w:rPr>
+          <w:rStyle w:val="FunctionTok"/>
+        </w:rPr>
+        <w:t xml:space="preserve">:</w:t>
+      </w:r>
+      <w:r>
+        <w:rPr>
+          <w:rStyle w:val="NormalTok"/>
+        </w:rPr>
+        <w:t xml:space="preserve">          </w:t>
+      </w:r>
+      <w:r>
+        <w:rPr>
+          <w:rStyle w:val="FunctionTok"/>
+        </w:rPr>
+        <w:t xml:space="preserve">{</w:t>
+      </w:r>
+      <w:r>
+        <w:rPr>
+          <w:rStyle w:val="NormalTok"/>
+        </w:rPr>
+        <w:t xml:space="preserve"> </w:t>
+      </w:r>
+      <w:r>
+        <w:rPr>
+          <w:rStyle w:val="DataTypeTok"/>
+        </w:rPr>
+        <w:t xml:space="preserve">"calcofi_bottle"</w:t>
+      </w:r>
+      <w:r>
+        <w:rPr>
+          <w:rStyle w:val="FunctionTok"/>
+        </w:rPr>
+        <w:t xml:space="preserve">:</w:t>
+      </w:r>
+      <w:r>
+        <w:rPr>
+          <w:rStyle w:val="NormalTok"/>
+        </w:rPr>
+        <w:t xml:space="preserve"> </w:t>
+      </w:r>
+      <w:r>
+        <w:rPr>
+          <w:rStyle w:val="FunctionTok"/>
+        </w:rPr>
+        <w:t xml:space="preserve">{</w:t>
+      </w:r>
+      <w:r>
+        <w:rPr>
+          <w:rStyle w:val="NormalTok"/>
+        </w:rPr>
+        <w:t xml:space="preserve"> </w:t>
+      </w:r>
+      <w:r>
+        <w:rPr>
+          <w:rStyle w:val="ErrorTok"/>
+        </w:rPr>
+        <w:t xml:space="preserve">...</w:t>
+      </w:r>
+      <w:r>
+        <w:rPr>
+          <w:rStyle w:val="NormalTok"/>
+        </w:rPr>
+        <w:t xml:space="preserve"> </w:t>
+      </w:r>
+      <w:r>
+        <w:rPr>
+          <w:rStyle w:val="FunctionTok"/>
+        </w:rPr>
+        <w:t xml:space="preserve">}</w:t>
+      </w:r>
+      <w:r>
+        <w:rPr>
+          <w:rStyle w:val="NormalTok"/>
+        </w:rPr>
+        <w:t xml:space="preserve"> </w:t>
+      </w:r>
+      <w:r>
+        <w:rPr>
+          <w:rStyle w:val="FunctionTok"/>
+        </w:rPr>
+        <w:t xml:space="preserve">},</w:t>
+      </w:r>
+      <w:r>
+        <w:br/>
+      </w:r>
+      <w:r>
+        <w:rPr>
+          <w:rStyle w:val="NormalTok"/>
+        </w:rPr>
+        <w:t xml:space="preserve">  </w:t>
+      </w:r>
+      <w:r>
+        <w:rPr>
+          <w:rStyle w:val="DataTypeTok"/>
+        </w:rPr>
+        <w:t xml:space="preserve">"tables"</w:t>
+      </w:r>
+      <w:r>
+        <w:rPr>
+          <w:rStyle w:val="FunctionTok"/>
+        </w:rPr>
+        <w:t xml:space="preserve">:</w:t>
+      </w:r>
+      <w:r>
+        <w:rPr>
+          <w:rStyle w:val="NormalTok"/>
+        </w:rPr>
+        <w:t xml:space="preserve">            </w:t>
+      </w:r>
+      <w:r>
+        <w:rPr>
+          <w:rStyle w:val="FunctionTok"/>
+        </w:rPr>
+        <w:t xml:space="preserve">{</w:t>
+      </w:r>
+      <w:r>
+        <w:rPr>
+          <w:rStyle w:val="NormalTok"/>
+        </w:rPr>
+        <w:t xml:space="preserve"> </w:t>
+      </w:r>
+      <w:r>
+        <w:rPr>
+          <w:rStyle w:val="DataTypeTok"/>
+        </w:rPr>
+        <w:t xml:space="preserve">"bottle"</w:t>
+      </w:r>
+      <w:r>
+        <w:rPr>
+          <w:rStyle w:val="FunctionTok"/>
+        </w:rPr>
+        <w:t xml:space="preserve">:</w:t>
+      </w:r>
+      <w:r>
+        <w:rPr>
+          <w:rStyle w:val="NormalTok"/>
+        </w:rPr>
+        <w:t xml:space="preserve">         </w:t>
+      </w:r>
+      <w:r>
+        <w:rPr>
+          <w:rStyle w:val="FunctionTok"/>
+        </w:rPr>
+        <w:t xml:space="preserve">{</w:t>
+      </w:r>
+      <w:r>
+        <w:rPr>
+          <w:rStyle w:val="NormalTok"/>
+        </w:rPr>
+        <w:t xml:space="preserve"> </w:t>
+      </w:r>
+      <w:r>
+        <w:rPr>
+          <w:rStyle w:val="DataTypeTok"/>
+        </w:rPr>
+        <w:t xml:space="preserve">"name_long"</w:t>
+      </w:r>
+      <w:r>
+        <w:rPr>
+          <w:rStyle w:val="FunctionTok"/>
+        </w:rPr>
+        <w:t xml:space="preserve">:</w:t>
+      </w:r>
+      <w:r>
+        <w:rPr>
+          <w:rStyle w:val="NormalTok"/>
+        </w:rPr>
+        <w:t xml:space="preserve"> </w:t>
+      </w:r>
+      <w:r>
+        <w:rPr>
+          <w:rStyle w:val="StringTok"/>
+        </w:rPr>
+        <w:t xml:space="preserve">"Bottle"</w:t>
+      </w:r>
+      <w:r>
+        <w:rPr>
+          <w:rStyle w:val="FunctionTok"/>
+        </w:rPr>
+        <w:t xml:space="preserve">,</w:t>
+      </w:r>
+      <w:r>
+        <w:br/>
+      </w:r>
+      <w:r>
+        <w:rPr>
+          <w:rStyle w:val="NormalTok"/>
+        </w:rPr>
+        <w:t xml:space="preserve">                                             </w:t>
+      </w:r>
+      <w:r>
+        <w:rPr>
+          <w:rStyle w:val="DataTypeTok"/>
+        </w:rPr>
+        <w:t xml:space="preserve">"description_md"</w:t>
+      </w:r>
+      <w:r>
+        <w:rPr>
+          <w:rStyle w:val="FunctionTok"/>
+        </w:rPr>
+        <w:t xml:space="preserve">:</w:t>
+      </w:r>
+      <w:r>
+        <w:rPr>
+          <w:rStyle w:val="NormalTok"/>
+        </w:rPr>
+        <w:t xml:space="preserve"> </w:t>
+      </w:r>
+      <w:r>
+        <w:rPr>
+          <w:rStyle w:val="StringTok"/>
+        </w:rPr>
+        <w:t xml:space="preserve">"..."</w:t>
+      </w:r>
+      <w:r>
+        <w:rPr>
+          <w:rStyle w:val="FunctionTok"/>
+        </w:rPr>
+        <w:t xml:space="preserve">,</w:t>
+      </w:r>
+      <w:r>
+        <w:br/>
+      </w:r>
+      <w:r>
+        <w:rPr>
+          <w:rStyle w:val="NormalTok"/>
+        </w:rPr>
+        <w:t xml:space="preserve">                                             </w:t>
+      </w:r>
+      <w:r>
+        <w:rPr>
+          <w:rStyle w:val="DataTypeTok"/>
+        </w:rPr>
+        <w:t xml:space="preserve">"provider"</w:t>
+      </w:r>
+      <w:r>
+        <w:rPr>
+          <w:rStyle w:val="FunctionTok"/>
+        </w:rPr>
+        <w:t xml:space="preserve">:</w:t>
+      </w:r>
+      <w:r>
+        <w:rPr>
+          <w:rStyle w:val="NormalTok"/>
+        </w:rPr>
+        <w:t xml:space="preserve"> </w:t>
+      </w:r>
+      <w:r>
+        <w:rPr>
+          <w:rStyle w:val="StringTok"/>
+        </w:rPr>
+        <w:t xml:space="preserve">"calcofi"</w:t>
+      </w:r>
+      <w:r>
+        <w:rPr>
+          <w:rStyle w:val="FunctionTok"/>
+        </w:rPr>
+        <w:t xml:space="preserve">,</w:t>
+      </w:r>
+      <w:r>
+        <w:br/>
+      </w:r>
+      <w:r>
+        <w:rPr>
+          <w:rStyle w:val="NormalTok"/>
+        </w:rPr>
+        <w:t xml:space="preserve">                                             </w:t>
+      </w:r>
+      <w:r>
+        <w:rPr>
+          <w:rStyle w:val="DataTypeTok"/>
+        </w:rPr>
+        <w:t xml:space="preserve">"dataset"</w:t>
+      </w:r>
+      <w:r>
+        <w:rPr>
+          <w:rStyle w:val="FunctionTok"/>
+        </w:rPr>
+        <w:t xml:space="preserve">:</w:t>
+      </w:r>
+      <w:r>
+        <w:rPr>
+          <w:rStyle w:val="NormalTok"/>
+        </w:rPr>
+        <w:t xml:space="preserve">  </w:t>
+      </w:r>
+      <w:r>
+        <w:rPr>
+          <w:rStyle w:val="StringTok"/>
+        </w:rPr>
+        <w:t xml:space="preserve">"bottle"</w:t>
+      </w:r>
+      <w:r>
+        <w:rPr>
+          <w:rStyle w:val="NormalTok"/>
+        </w:rPr>
+        <w:t xml:space="preserve"> </w:t>
+      </w:r>
+      <w:r>
+        <w:rPr>
+          <w:rStyle w:val="FunctionTok"/>
+        </w:rPr>
+        <w:t xml:space="preserve">}</w:t>
+      </w:r>
+      <w:r>
+        <w:rPr>
+          <w:rStyle w:val="NormalTok"/>
+        </w:rPr>
+        <w:t xml:space="preserve"> </w:t>
+      </w:r>
+      <w:r>
+        <w:rPr>
+          <w:rStyle w:val="FunctionTok"/>
+        </w:rPr>
+        <w:t xml:space="preserve">},</w:t>
+      </w:r>
+      <w:r>
+        <w:br/>
+      </w:r>
+      <w:r>
+        <w:rPr>
+          <w:rStyle w:val="NormalTok"/>
+        </w:rPr>
+        <w:t xml:space="preserve">  </w:t>
+      </w:r>
+      <w:r>
+        <w:rPr>
+          <w:rStyle w:val="DataTypeTok"/>
+        </w:rPr>
+        <w:t xml:space="preserve">"columns"</w:t>
+      </w:r>
+      <w:r>
+        <w:rPr>
+          <w:rStyle w:val="FunctionTok"/>
+        </w:rPr>
+        <w:t xml:space="preserve">:</w:t>
+      </w:r>
+      <w:r>
+        <w:rPr>
+          <w:rStyle w:val="NormalTok"/>
+        </w:rPr>
+        <w:t xml:space="preserve">           </w:t>
+      </w:r>
+      <w:r>
+        <w:rPr>
+          <w:rStyle w:val="FunctionTok"/>
+        </w:rPr>
+        <w:t xml:space="preserve">{</w:t>
+      </w:r>
+      <w:r>
+        <w:rPr>
+          <w:rStyle w:val="NormalTok"/>
+        </w:rPr>
+        <w:t xml:space="preserve"> </w:t>
+      </w:r>
+      <w:r>
+        <w:rPr>
+          <w:rStyle w:val="DataTypeTok"/>
+        </w:rPr>
+        <w:t xml:space="preserve">"bottle.depth_m"</w:t>
+      </w:r>
+      <w:r>
+        <w:rPr>
+          <w:rStyle w:val="FunctionTok"/>
+        </w:rPr>
+        <w:t xml:space="preserve">:</w:t>
+      </w:r>
+      <w:r>
+        <w:rPr>
+          <w:rStyle w:val="NormalTok"/>
+        </w:rPr>
+        <w:t xml:space="preserve"> </w:t>
+      </w:r>
+      <w:r>
+        <w:rPr>
+          <w:rStyle w:val="FunctionTok"/>
+        </w:rPr>
+        <w:t xml:space="preserve">{</w:t>
+      </w:r>
+      <w:r>
+        <w:rPr>
+          <w:rStyle w:val="NormalTok"/>
+        </w:rPr>
+        <w:t xml:space="preserve"> </w:t>
+      </w:r>
+      <w:r>
+        <w:rPr>
+          <w:rStyle w:val="DataTypeTok"/>
+        </w:rPr>
+        <w:t xml:space="preserve">"name_long"</w:t>
+      </w:r>
+      <w:r>
+        <w:rPr>
+          <w:rStyle w:val="FunctionTok"/>
+        </w:rPr>
+        <w:t xml:space="preserve">:</w:t>
+      </w:r>
+      <w:r>
+        <w:rPr>
+          <w:rStyle w:val="NormalTok"/>
+        </w:rPr>
+        <w:t xml:space="preserve"> </w:t>
+      </w:r>
+      <w:r>
+        <w:rPr>
+          <w:rStyle w:val="StringTok"/>
+        </w:rPr>
+        <w:t xml:space="preserve">"Depth M"</w:t>
+      </w:r>
+      <w:r>
+        <w:rPr>
+          <w:rStyle w:val="FunctionTok"/>
+        </w:rPr>
+        <w:t xml:space="preserve">,</w:t>
+      </w:r>
+      <w:r>
+        <w:br/>
+      </w:r>
+      <w:r>
+        <w:rPr>
+          <w:rStyle w:val="NormalTok"/>
+        </w:rPr>
+        <w:t xml:space="preserve">                                             </w:t>
+      </w:r>
+      <w:r>
+        <w:rPr>
+          <w:rStyle w:val="DataTypeTok"/>
+        </w:rPr>
+        <w:t xml:space="preserve">"units"</w:t>
+      </w:r>
+      <w:r>
+        <w:rPr>
+          <w:rStyle w:val="FunctionTok"/>
+        </w:rPr>
+        <w:t xml:space="preserve">:</w:t>
+      </w:r>
+      <w:r>
+        <w:rPr>
+          <w:rStyle w:val="NormalTok"/>
+        </w:rPr>
+        <w:t xml:space="preserve">          </w:t>
+      </w:r>
+      <w:r>
+        <w:rPr>
+          <w:rStyle w:val="StringTok"/>
+        </w:rPr>
+        <w:t xml:space="preserve">"meters"</w:t>
+      </w:r>
+      <w:r>
+        <w:rPr>
+          <w:rStyle w:val="FunctionTok"/>
+        </w:rPr>
+        <w:t xml:space="preserve">,</w:t>
+      </w:r>
+      <w:r>
+        <w:br/>
+      </w:r>
+      <w:r>
+        <w:rPr>
+          <w:rStyle w:val="NormalTok"/>
+        </w:rPr>
+        <w:t xml:space="preserve">                                             </w:t>
+      </w:r>
+      <w:r>
+        <w:rPr>
+          <w:rStyle w:val="DataTypeTok"/>
+        </w:rPr>
+        <w:t xml:space="preserve">"description_md"</w:t>
+      </w:r>
+      <w:r>
+        <w:rPr>
+          <w:rStyle w:val="FunctionTok"/>
+        </w:rPr>
+        <w:t xml:space="preserve">:</w:t>
+      </w:r>
+      <w:r>
+        <w:rPr>
+          <w:rStyle w:val="NormalTok"/>
+        </w:rPr>
+        <w:t xml:space="preserve"> </w:t>
+      </w:r>
+      <w:r>
+        <w:rPr>
+          <w:rStyle w:val="StringTok"/>
+        </w:rPr>
+        <w:t xml:space="preserve">"Bottle depth"</w:t>
+      </w:r>
+      <w:r>
+        <w:rPr>
+          <w:rStyle w:val="NormalTok"/>
+        </w:rPr>
+        <w:t xml:space="preserve"> </w:t>
+      </w:r>
+      <w:r>
+        <w:rPr>
+          <w:rStyle w:val="FunctionTok"/>
+        </w:rPr>
+        <w:t xml:space="preserve">}</w:t>
+      </w:r>
+      <w:r>
+        <w:rPr>
+          <w:rStyle w:val="NormalTok"/>
+        </w:rPr>
+        <w:t xml:space="preserve"> </w:t>
+      </w:r>
+      <w:r>
+        <w:rPr>
+          <w:rStyle w:val="FunctionTok"/>
+        </w:rPr>
+        <w:t xml:space="preserve">},</w:t>
+      </w:r>
+      <w:r>
+        <w:br/>
+      </w:r>
+      <w:r>
+        <w:rPr>
+          <w:rStyle w:val="NormalTok"/>
+        </w:rPr>
+        <w:t xml:space="preserve">  </w:t>
+      </w:r>
+      <w:r>
+        <w:rPr>
+          <w:rStyle w:val="DataTypeTok"/>
+        </w:rPr>
+        <w:t xml:space="preserve">"measurement_types"</w:t>
+      </w:r>
+      <w:r>
+        <w:rPr>
+          <w:rStyle w:val="FunctionTok"/>
+        </w:rPr>
+        <w:t xml:space="preserve">:</w:t>
+      </w:r>
+      <w:r>
+        <w:rPr>
+          <w:rStyle w:val="NormalTok"/>
+        </w:rPr>
+        <w:t xml:space="preserve"> </w:t>
+      </w:r>
+      <w:r>
+        <w:rPr>
+          <w:rStyle w:val="FunctionTok"/>
+        </w:rPr>
+        <w:t xml:space="preserve">{</w:t>
+      </w:r>
+      <w:r>
+        <w:rPr>
+          <w:rStyle w:val="NormalTok"/>
+        </w:rPr>
+        <w:t xml:space="preserve"> </w:t>
+      </w:r>
+      <w:r>
+        <w:rPr>
+          <w:rStyle w:val="DataTypeTok"/>
+        </w:rPr>
+        <w:t xml:space="preserve">"temperature"</w:t>
+      </w:r>
+      <w:r>
+        <w:rPr>
+          <w:rStyle w:val="FunctionTok"/>
+        </w:rPr>
+        <w:t xml:space="preserve">:</w:t>
+      </w:r>
+      <w:r>
+        <w:rPr>
+          <w:rStyle w:val="NormalTok"/>
+        </w:rPr>
+        <w:t xml:space="preserve">    </w:t>
+      </w:r>
+      <w:r>
+        <w:rPr>
+          <w:rStyle w:val="FunctionTok"/>
+        </w:rPr>
+        <w:t xml:space="preserve">{</w:t>
+      </w:r>
+      <w:r>
+        <w:rPr>
+          <w:rStyle w:val="NormalTok"/>
+        </w:rPr>
+        <w:t xml:space="preserve"> </w:t>
+      </w:r>
+      <w:r>
+        <w:rPr>
+          <w:rStyle w:val="DataTypeTok"/>
+        </w:rPr>
+        <w:t xml:space="preserve">"description"</w:t>
+      </w:r>
+      <w:r>
+        <w:rPr>
+          <w:rStyle w:val="FunctionTok"/>
+        </w:rPr>
+        <w:t xml:space="preserve">:</w:t>
+      </w:r>
+      <w:r>
+        <w:rPr>
+          <w:rStyle w:val="NormalTok"/>
+        </w:rPr>
+        <w:t xml:space="preserve"> </w:t>
+      </w:r>
+      <w:r>
+        <w:rPr>
+          <w:rStyle w:val="StringTok"/>
+        </w:rPr>
+        <w:t xml:space="preserve">"..."</w:t>
+      </w:r>
+      <w:r>
+        <w:rPr>
+          <w:rStyle w:val="FunctionTok"/>
+        </w:rPr>
+        <w:t xml:space="preserve">,</w:t>
+      </w:r>
+      <w:r>
+        <w:br/>
+      </w:r>
+      <w:r>
+        <w:rPr>
+          <w:rStyle w:val="NormalTok"/>
+        </w:rPr>
+        <w:t xml:space="preserve">                                             </w:t>
+      </w:r>
+      <w:r>
+        <w:rPr>
+          <w:rStyle w:val="DataTypeTok"/>
+        </w:rPr>
+        <w:t xml:space="preserve">"units"</w:t>
+      </w:r>
+      <w:r>
+        <w:rPr>
+          <w:rStyle w:val="FunctionTok"/>
+        </w:rPr>
+        <w:t xml:space="preserve">:</w:t>
+      </w:r>
+      <w:r>
+        <w:rPr>
+          <w:rStyle w:val="NormalTok"/>
+        </w:rPr>
+        <w:t xml:space="preserve">       </w:t>
+      </w:r>
+      <w:r>
+        <w:rPr>
+          <w:rStyle w:val="StringTok"/>
+        </w:rPr>
+        <w:t xml:space="preserve">"degC"</w:t>
+      </w:r>
+      <w:r>
+        <w:rPr>
+          <w:rStyle w:val="FunctionTok"/>
+        </w:rPr>
+        <w:t xml:space="preserve">,</w:t>
+      </w:r>
+      <w:r>
+        <w:br/>
+      </w:r>
+      <w:r>
+        <w:rPr>
+          <w:rStyle w:val="NormalTok"/>
+        </w:rPr>
+        <w:t xml:space="preserve">                                             </w:t>
+      </w:r>
+      <w:r>
+        <w:rPr>
+          <w:rStyle w:val="DataTypeTok"/>
+        </w:rPr>
+        <w:t xml:space="preserve">"is_canonical"</w:t>
+      </w:r>
+      <w:r>
+        <w:rPr>
+          <w:rStyle w:val="FunctionTok"/>
+        </w:rPr>
+        <w:t xml:space="preserve">:</w:t>
+      </w:r>
+      <w:r>
+        <w:rPr>
+          <w:rStyle w:val="NormalTok"/>
+        </w:rPr>
+        <w:t xml:space="preserve"> </w:t>
+      </w:r>
+      <w:r>
+        <w:rPr>
           <w:rStyle w:val="KeywordTok"/>
         </w:rPr>
-        <w:t xml:space="preserve">COMMENT</w:t>
-      </w:r>
-      <w:r>
-        <w:rPr>
-          <w:rStyle w:val="NormalTok"/>
-        </w:rPr>
-        <w:t xml:space="preserve"> </w:t>
-      </w:r>
-      <w:r>
-        <w:rPr>
-          <w:rStyle w:val="KeywordTok"/>
-        </w:rPr>
-        <w:t xml:space="preserve">ON</w:t>
-      </w:r>
-      <w:r>
-        <w:rPr>
-          <w:rStyle w:val="NormalTok"/>
-        </w:rPr>
-        <w:t xml:space="preserve"> </w:t>
-      </w:r>
-      <w:r>
-        <w:rPr>
-          <w:rStyle w:val="KeywordTok"/>
-        </w:rPr>
-        <w:t xml:space="preserve">TABLE</w:t>
-      </w:r>
-      <w:r>
-        <w:rPr>
-          <w:rStyle w:val="NormalTok"/>
-        </w:rPr>
-        <w:t xml:space="preserve"> </w:t>
-      </w:r>
-      <w:r>
-        <w:rPr>
-          <w:rStyle w:val="KeywordTok"/>
-        </w:rPr>
-        <w:t xml:space="preserve">public</w:t>
-      </w:r>
-      <w:r>
-        <w:rPr>
-          <w:rStyle w:val="NormalTok"/>
-        </w:rPr>
-        <w:t xml:space="preserve">.aoi_fed_sanctuaries </w:t>
-      </w:r>
-      <w:r>
-        <w:rPr>
-          <w:rStyle w:val="KeywordTok"/>
-        </w:rPr>
-        <w:t xml:space="preserve">IS</w:t>
-      </w:r>
-      <w:r>
-        <w:rPr>
-          <w:rStyle w:val="NormalTok"/>
-        </w:rPr>
-        <w:t xml:space="preserve"> </w:t>
+        <w:t xml:space="preserve">true</w:t>
+      </w:r>
+      <w:r>
+        <w:rPr>
+          <w:rStyle w:val="NormalTok"/>
+        </w:rPr>
+        <w:t xml:space="preserve"> </w:t>
+      </w:r>
+      <w:r>
+        <w:rPr>
+          <w:rStyle w:val="FunctionTok"/>
+        </w:rPr>
+        <w:t xml:space="preserve">}</w:t>
+      </w:r>
+      <w:r>
+        <w:rPr>
+          <w:rStyle w:val="NormalTok"/>
+        </w:rPr>
+        <w:t xml:space="preserve"> </w:t>
+      </w:r>
+      <w:r>
+        <w:rPr>
+          <w:rStyle w:val="FunctionTok"/>
+        </w:rPr>
+        <w:t xml:space="preserve">}</w:t>
+      </w:r>
+      <w:r>
+        <w:br/>
+      </w:r>
+      <w:r>
+        <w:rPr>
+          <w:rStyle w:val="FunctionTok"/>
+        </w:rPr>
+        <w:t xml:space="preserve">}</w:t>
+      </w:r>
+    </w:p>
+    <w:p>
+      <w:pPr>
+        <w:pStyle w:val="FirstParagraph"/>
+      </w:pPr>
+      <w:r>
+        <w:t xml:space="preserve">Markdown is supported anywhere in</w:t>
+      </w:r>
+      <w:r>
+        <w:t xml:space="preserve"> </w:t>
+      </w:r>
+      <w:r>
+        <w:rPr>
+          <w:rStyle w:val="VerbatimChar"/>
+        </w:rPr>
+        <w:t xml:space="preserve">description_md</w:t>
+      </w:r>
+      <w:r>
+        <w:t xml:space="preserve">; consumers should render</w:t>
+      </w:r>
+      <w:r>
+        <w:t xml:space="preserve"> </w:t>
+      </w:r>
+      <w:r>
+        <w:t xml:space="preserve">it through a markdown parser when displaying.</w:t>
+      </w:r>
+    </w:p>
+    <w:bookmarkEnd w:id="104"/>
+    <w:bookmarkStart w:id="105" w:name="consuming-descriptions"/>
+    <w:p>
+      <w:pPr>
+        <w:pStyle w:val="Heading3"/>
+      </w:pPr>
+      <w:r>
+        <w:t xml:space="preserve">5.3.6 Consuming descriptions</w:t>
+      </w:r>
+    </w:p>
+    <w:p>
+      <w:pPr>
+        <w:pStyle w:val="FirstParagraph"/>
+      </w:pPr>
+      <w:r>
+        <w:t xml:space="preserve">From R, fetch the descriptions either column-by-column or as a full</w:t>
+      </w:r>
+      <w:r>
+        <w:t xml:space="preserve"> </w:t>
+      </w:r>
+      <w:r>
+        <w:t xml:space="preserve">interactive catalog. Both calls hit the release</w:t>
+      </w:r>
+      <w:r>
+        <w:t xml:space="preserve"> </w:t>
+      </w:r>
+      <w:r>
+        <w:rPr>
+          <w:rStyle w:val="VerbatimChar"/>
+        </w:rPr>
+        <w:t xml:space="preserve">metadata.json</w:t>
+      </w:r>
+      <w:r>
+        <w:t xml:space="preserve"> </w:t>
+      </w:r>
+      <w:r>
+        <w:t xml:space="preserve">sidecar:</w:t>
+      </w:r>
+    </w:p>
+    <w:p>
+      <w:pPr>
+        <w:pStyle w:val="SourceCode"/>
+      </w:pPr>
+      <w:r>
+        <w:rPr>
+          <w:rStyle w:val="FunctionTok"/>
+        </w:rPr>
+        <w:t xml:space="preserve">library</w:t>
+      </w:r>
+      <w:r>
+        <w:rPr>
+          <w:rStyle w:val="NormalTok"/>
+        </w:rPr>
+        <w:t xml:space="preserve">(calcofi4r)</w:t>
+      </w:r>
+      <w:r>
+        <w:br/>
+      </w:r>
+      <w:r>
+        <w:br/>
+      </w:r>
+      <w:r>
+        <w:rPr>
+          <w:rStyle w:val="CommentTok"/>
+        </w:rPr>
+        <w:t xml:space="preserve"># schema + descriptions + units for a single table</w:t>
+      </w:r>
+      <w:r>
+        <w:br/>
+      </w:r>
+      <w:r>
+        <w:rPr>
+          <w:rStyle w:val="NormalTok"/>
+        </w:rPr>
+        <w:t xml:space="preserve">tbl </w:t>
+      </w:r>
+      <w:r>
+        <w:rPr>
+          <w:rStyle w:val="OtherTok"/>
+        </w:rPr>
+        <w:t xml:space="preserve">&lt;-</w:t>
+      </w:r>
+      <w:r>
+        <w:rPr>
+          <w:rStyle w:val="NormalTok"/>
+        </w:rPr>
+        <w:t xml:space="preserve"> </w:t>
+      </w:r>
+      <w:r>
+        <w:rPr>
+          <w:rStyle w:val="FunctionTok"/>
+        </w:rPr>
+        <w:t xml:space="preserve">cc_describe_table</w:t>
+      </w:r>
+      <w:r>
+        <w:rPr>
+          <w:rStyle w:val="NormalTok"/>
+        </w:rPr>
+        <w:t xml:space="preserve">(</w:t>
       </w:r>
       <w:r>
         <w:rPr>
           <w:rStyle w:val="StringTok"/>
         </w:rPr>
-        <w:t xml:space="preserve">'areas of interest (`aoi`) polygons for federal **National Marine Sanctuaries**; loaded by _workflow_ [load_sanctuaries](https://calcofi.io/workflows/load_sanctuaries.html)'</w:t>
-      </w:r>
-      <w:r>
-        <w:rPr>
-          <w:rStyle w:val="NormalTok"/>
-        </w:rPr>
-        <w:t xml:space="preserve">;</w:t>
+        <w:t xml:space="preserve">"bottle"</w:t>
+      </w:r>
+      <w:r>
+        <w:rPr>
+          <w:rStyle w:val="NormalTok"/>
+        </w:rPr>
+        <w:t xml:space="preserve">)</w:t>
+      </w:r>
+      <w:r>
+        <w:br/>
+      </w:r>
+      <w:r>
+        <w:rPr>
+          <w:rStyle w:val="FunctionTok"/>
+        </w:rPr>
+        <w:t xml:space="preserve">attr</w:t>
+      </w:r>
+      <w:r>
+        <w:rPr>
+          <w:rStyle w:val="NormalTok"/>
+        </w:rPr>
+        <w:t xml:space="preserve">(tbl, </w:t>
+      </w:r>
+      <w:r>
+        <w:rPr>
+          <w:rStyle w:val="StringTok"/>
+        </w:rPr>
+        <w:t xml:space="preserve">"description_md"</w:t>
+      </w:r>
+      <w:r>
+        <w:rPr>
+          <w:rStyle w:val="NormalTok"/>
+        </w:rPr>
+        <w:t xml:space="preserve">)    </w:t>
+      </w:r>
+      <w:r>
+        <w:rPr>
+          <w:rStyle w:val="CommentTok"/>
+        </w:rPr>
+        <w:t xml:space="preserve"># table-level description</w:t>
+      </w:r>
+      <w:r>
+        <w:br/>
+      </w:r>
+      <w:r>
+        <w:br/>
+      </w:r>
+      <w:r>
+        <w:rPr>
+          <w:rStyle w:val="CommentTok"/>
+        </w:rPr>
+        <w:t xml:space="preserve"># interactive datatable of every table and column in the release</w:t>
+      </w:r>
+      <w:r>
+        <w:br/>
+      </w:r>
+      <w:r>
+        <w:rPr>
+          <w:rStyle w:val="FunctionTok"/>
+        </w:rPr>
+        <w:t xml:space="preserve">cc_db_catalog</w:t>
+      </w:r>
+      <w:r>
+        <w:rPr>
+          <w:rStyle w:val="NormalTok"/>
+        </w:rPr>
+        <w:t xml:space="preserve">()</w:t>
+      </w:r>
+      <w:r>
+        <w:br/>
+      </w:r>
+      <w:r>
+        <w:rPr>
+          <w:rStyle w:val="FunctionTok"/>
+        </w:rPr>
+        <w:t xml:space="preserve">cc_db_catalog</w:t>
+      </w:r>
+      <w:r>
+        <w:rPr>
+          <w:rStyle w:val="NormalTok"/>
+        </w:rPr>
+        <w:t xml:space="preserve">(</w:t>
+      </w:r>
+      <w:r>
+        <w:rPr>
+          <w:rStyle w:val="AttributeTok"/>
+        </w:rPr>
+        <w:t xml:space="preserve">tables =</w:t>
+      </w:r>
+      <w:r>
+        <w:rPr>
+          <w:rStyle w:val="NormalTok"/>
+        </w:rPr>
+        <w:t xml:space="preserve"> </w:t>
+      </w:r>
+      <w:r>
+        <w:rPr>
+          <w:rStyle w:val="FunctionTok"/>
+        </w:rPr>
+        <w:t xml:space="preserve">c</w:t>
+      </w:r>
+      <w:r>
+        <w:rPr>
+          <w:rStyle w:val="NormalTok"/>
+        </w:rPr>
+        <w:t xml:space="preserve">(</w:t>
+      </w:r>
+      <w:r>
+        <w:rPr>
+          <w:rStyle w:val="StringTok"/>
+        </w:rPr>
+        <w:t xml:space="preserve">"bottle"</w:t>
+      </w:r>
+      <w:r>
+        <w:rPr>
+          <w:rStyle w:val="NormalTok"/>
+        </w:rPr>
+        <w:t xml:space="preserve">, </w:t>
+      </w:r>
+      <w:r>
+        <w:rPr>
+          <w:rStyle w:val="StringTok"/>
+        </w:rPr>
+        <w:t xml:space="preserve">"ichthyo"</w:t>
+      </w:r>
+      <w:r>
+        <w:rPr>
+          <w:rStyle w:val="NormalTok"/>
+        </w:rPr>
+        <w:t xml:space="preserve">))</w:t>
+      </w:r>
+      <w:r>
+        <w:br/>
+      </w:r>
+      <w:r>
+        <w:rPr>
+          <w:rStyle w:val="FunctionTok"/>
+        </w:rPr>
+        <w:t xml:space="preserve">cc_db_catalog</w:t>
+      </w:r>
+      <w:r>
+        <w:rPr>
+          <w:rStyle w:val="NormalTok"/>
+        </w:rPr>
+        <w:t xml:space="preserve">(</w:t>
+      </w:r>
+      <w:r>
+        <w:rPr>
+          <w:rStyle w:val="AttributeTok"/>
+        </w:rPr>
+        <w:t xml:space="preserve">version =</w:t>
+      </w:r>
+      <w:r>
+        <w:rPr>
+          <w:rStyle w:val="NormalTok"/>
+        </w:rPr>
+        <w:t xml:space="preserve"> </w:t>
+      </w:r>
+      <w:r>
+        <w:rPr>
+          <w:rStyle w:val="StringTok"/>
+        </w:rPr>
+        <w:t xml:space="preserve">"v2026.05.14"</w:t>
+      </w:r>
+      <w:r>
+        <w:rPr>
+          <w:rStyle w:val="NormalTok"/>
+        </w:rPr>
+        <w:t xml:space="preserve">)</w:t>
+      </w:r>
+    </w:p>
+    <w:p>
+      <w:pPr>
+        <w:pStyle w:val="FirstParagraph"/>
+      </w:pPr>
+      <w:r>
+        <w:t xml:space="preserve">When writing a new ingest, populate</w:t>
+      </w:r>
+      <w:r>
+        <w:t xml:space="preserve"> </w:t>
+      </w:r>
+      <w:r>
+        <w:rPr>
+          <w:rStyle w:val="VerbatimChar"/>
+        </w:rPr>
+        <w:t xml:space="preserve">tbls_redefine.csv</w:t>
+      </w:r>
+      <w:r>
+        <w:t xml:space="preserve"> </w:t>
+      </w:r>
+      <w:r>
+        <w:t xml:space="preserve">and</w:t>
+      </w:r>
+      <w:r>
+        <w:t xml:space="preserve"> </w:t>
+      </w:r>
+      <w:r>
+        <w:rPr>
+          <w:rStyle w:val="VerbatimChar"/>
+        </w:rPr>
+        <w:t xml:space="preserve">flds_redefine.csv</w:t>
+      </w:r>
+      <w:r>
+        <w:t xml:space="preserve"> </w:t>
+      </w:r>
+      <w:r>
+        <w:t xml:space="preserve">(especially</w:t>
+      </w:r>
+      <w:r>
+        <w:t xml:space="preserve"> </w:t>
+      </w:r>
+      <w:r>
+        <w:rPr>
+          <w:rStyle w:val="VerbatimChar"/>
+        </w:rPr>
+        <w:t xml:space="preserve">fld_description</w:t>
+      </w:r>
+      <w:r>
+        <w:t xml:space="preserve"> </w:t>
+      </w:r>
+      <w:r>
+        <w:t xml:space="preserve">and</w:t>
+      </w:r>
+      <w:r>
+        <w:t xml:space="preserve"> </w:t>
+      </w:r>
+      <w:r>
+        <w:rPr>
+          <w:rStyle w:val="VerbatimChar"/>
+        </w:rPr>
+        <w:t xml:space="preserve">units</w:t>
+      </w:r>
+      <w:r>
+        <w:t xml:space="preserve">) before</w:t>
+      </w:r>
+      <w:r>
+        <w:t xml:space="preserve"> </w:t>
+      </w:r>
+      <w:r>
+        <w:t xml:space="preserve">running the ingest notebook —</w:t>
+      </w:r>
+      <w:r>
+        <w:t xml:space="preserve"> </w:t>
+      </w:r>
+      <w:r>
+        <w:rPr>
+          <w:rStyle w:val="VerbatimChar"/>
+        </w:rPr>
+        <w:t xml:space="preserve">build_metadata_json()</w:t>
+      </w:r>
+      <w:r>
+        <w:t xml:space="preserve"> </w:t>
+      </w:r>
+      <w:r>
+        <w:t xml:space="preserve">reads them</w:t>
+      </w:r>
+      <w:r>
+        <w:t xml:space="preserve"> </w:t>
+      </w:r>
+      <w:r>
+        <w:t xml:space="preserve">directly. The Claude Code</w:t>
+      </w:r>
+      <w:r>
+        <w:t xml:space="preserve"> </w:t>
+      </w:r>
+      <w:r>
+        <w:rPr>
+          <w:rStyle w:val="VerbatimChar"/>
+        </w:rPr>
+        <w:t xml:space="preserve">/generate-metadata</w:t>
+      </w:r>
+      <w:r>
+        <w:t xml:space="preserve"> </w:t>
+      </w:r>
+      <w:r>
+        <w:t xml:space="preserve">and</w:t>
+      </w:r>
+      <w:r>
+        <w:t xml:space="preserve"> </w:t>
+      </w:r>
+      <w:r>
+        <w:rPr>
+          <w:rStyle w:val="VerbatimChar"/>
+        </w:rPr>
+        <w:t xml:space="preserve">/validate-ingest</w:t>
+      </w:r>
+      <w:r>
+        <w:t xml:space="preserve"> </w:t>
+      </w:r>
+      <w:r>
+        <w:t xml:space="preserve">skills enforce this.</w:t>
+      </w:r>
+    </w:p>
+    <w:bookmarkEnd w:id="105"/>
+    <w:bookmarkStart w:id="106" w:name="publishing-to-portals"/>
+    <w:p>
+      <w:pPr>
+        <w:pStyle w:val="Heading3"/>
+      </w:pPr>
+      <w:r>
+        <w:t xml:space="preserve">5.3.7 Publishing to portals</w:t>
+      </w:r>
+    </w:p>
+    <w:p>
+      <w:pPr>
+        <w:pStyle w:val="FirstParagraph"/>
+      </w:pPr>
+      <w:r>
+        <w:t xml:space="preserve">Workflows in</w:t>
+      </w:r>
+      <w:r>
+        <w:t xml:space="preserve"> </w:t>
+      </w:r>
+      <w:r>
+        <w:rPr>
+          <w:rStyle w:val="VerbatimChar"/>
+        </w:rPr>
+        <w:t xml:space="preserve">workflows/publish_*.qmd</w:t>
+      </w:r>
+      <w:r>
+        <w:t xml:space="preserve"> </w:t>
+      </w:r>
+      <w:r>
+        <w:t xml:space="preserve">push selected tables to external</w:t>
+      </w:r>
+      <w:r>
+        <w:t xml:space="preserve"> </w:t>
+      </w:r>
+      <w:r>
+        <w:t xml:space="preserve">portals (ERDDAP, EDI, OBIS, NCEI). They read the release</w:t>
+      </w:r>
+      <w:r>
+        <w:t xml:space="preserve"> </w:t>
+      </w:r>
+      <w:r>
+        <w:rPr>
+          <w:rStyle w:val="VerbatimChar"/>
+        </w:rPr>
+        <w:t xml:space="preserve">metadata.json</w:t>
+      </w:r>
+      <w:r>
+        <w:t xml:space="preserve"> </w:t>
+      </w:r>
+      <w:r>
+        <w:t xml:space="preserve">to assemble Ecological Metadata Language (EML) and ERDDAP datasets.xml</w:t>
+      </w:r>
+      <w:r>
+        <w:t xml:space="preserve"> </w:t>
+      </w:r>
+      <w:r>
+        <w:t xml:space="preserve">entries, so descriptions stay in sync across portals without re-keying.</w:t>
+      </w:r>
+    </w:p>
+    <w:bookmarkEnd w:id="106"/>
+    <w:bookmarkEnd w:id="107"/>
+    <w:bookmarkStart w:id="109" w:name="relationships-between-tables"/>
+    <w:p>
+      <w:pPr>
+        <w:pStyle w:val="Heading2"/>
+      </w:pPr>
+      <w:r>
+        <w:t xml:space="preserve">5.4 Relationships between tables</w:t>
       </w:r>
     </w:p>
     <w:p>
@@ -8403,574 +9014,12 @@
         </w:numPr>
       </w:pPr>
       <w:r>
-        <w:t xml:space="preserve">Note the use of</w:t>
-      </w:r>
-      <w:r>
-        <w:t xml:space="preserve"> </w:t>
-      </w:r>
-      <w:hyperlink r:id="rId112">
-        <w:r>
-          <w:rPr>
-            <w:rStyle w:val="Hyperlink"/>
-            <w:b/>
-            <w:bCs/>
-          </w:rPr>
-          <w:t xml:space="preserve">markdown</w:t>
-        </w:r>
-      </w:hyperlink>
-      <w:r>
-        <w:t xml:space="preserve"> </w:t>
-      </w:r>
-      <w:r>
-        <w:t xml:space="preserve">for including links and formatting (e.g., bold, code, italics), such that the above SQL will render like so:</w:t>
-      </w:r>
-    </w:p>
-    <w:p>
-      <w:pPr>
-        <w:pStyle w:val="BlockText"/>
-        <w:numPr>
-          <w:ilvl w:val="0"/>
-          <w:numId w:val="1000"/>
-        </w:numPr>
-      </w:pPr>
-      <w:r>
-        <w:t xml:space="preserve">areas of interest (</w:t>
-      </w:r>
-      <w:r>
-        <w:rPr>
-          <w:rStyle w:val="VerbatimChar"/>
-        </w:rPr>
-        <w:t xml:space="preserve">aoi</w:t>
-      </w:r>
-      <w:r>
-        <w:t xml:space="preserve">) polygons for federal</w:t>
-      </w:r>
-      <w:r>
-        <w:t xml:space="preserve"> </w:t>
-      </w:r>
-      <w:r>
-        <w:rPr>
-          <w:b/>
-          <w:bCs/>
-        </w:rPr>
-        <w:t xml:space="preserve">National Marine Sanctuaries</w:t>
-      </w:r>
-      <w:r>
-        <w:t xml:space="preserve">; loaded by</w:t>
-      </w:r>
-      <w:r>
-        <w:t xml:space="preserve"> </w:t>
-      </w:r>
-      <w:r>
-        <w:rPr>
-          <w:i/>
-          <w:iCs/>
-        </w:rPr>
-        <w:t xml:space="preserve">workflow</w:t>
-      </w:r>
-      <w:r>
-        <w:t xml:space="preserve"> </w:t>
-      </w:r>
-      <w:hyperlink r:id="rId113">
-        <w:r>
-          <w:rPr>
-            <w:rStyle w:val="Hyperlink"/>
-          </w:rPr>
-          <w:t xml:space="preserve">load_sanctuaries</w:t>
-        </w:r>
-      </w:hyperlink>
-    </w:p>
-    <w:p>
-      <w:pPr>
-        <w:numPr>
-          <w:ilvl w:val="0"/>
-          <w:numId w:val="1024"/>
-        </w:numPr>
-      </w:pPr>
-      <w:r>
-        <w:t xml:space="preserve">It is especially helpful to link to any</w:t>
-      </w:r>
-      <w:r>
-        <w:t xml:space="preserve"> </w:t>
-      </w:r>
-      <w:r>
-        <w:rPr>
-          <w:b/>
-          <w:bCs/>
-          <w:i/>
-          <w:iCs/>
-        </w:rPr>
-        <w:t xml:space="preserve">workflows</w:t>
-      </w:r>
-      <w:r>
-        <w:t xml:space="preserve"> </w:t>
-      </w:r>
-      <w:r>
-        <w:t xml:space="preserve">that are responsible for the ingesting or updating of the input data.</w:t>
-      </w:r>
-    </w:p>
-    <w:bookmarkEnd w:id="114"/>
-    <w:bookmarkStart w:id="118" w:name="display-tables-and-columns-with-metadata"/>
-    <w:p>
-      <w:pPr>
-        <w:pStyle w:val="Heading3"/>
-      </w:pPr>
-      <w:r>
-        <w:t xml:space="preserve">5.3.8 Display tables and columns with metadata</w:t>
-      </w:r>
-    </w:p>
-    <w:p>
-      <w:pPr>
-        <w:pStyle w:val="Compact"/>
-        <w:numPr>
-          <w:ilvl w:val="0"/>
-          <w:numId w:val="1025"/>
-        </w:numPr>
-      </w:pPr>
-      <w:r>
-        <w:t xml:space="preserve">These descriptions can be viewed in the CalCOFI</w:t>
-      </w:r>
-      <w:r>
-        <w:t xml:space="preserve"> </w:t>
-      </w:r>
-      <w:r>
-        <w:rPr>
-          <w:b/>
-          <w:bCs/>
-        </w:rPr>
-        <w:t xml:space="preserve">API</w:t>
-      </w:r>
-      <w:r>
-        <w:t xml:space="preserve"> </w:t>
-      </w:r>
-      <w:hyperlink r:id="rId115">
-        <w:r>
-          <w:rPr>
-            <w:rStyle w:val="Hyperlink"/>
-          </w:rPr>
-          <w:t xml:space="preserve">api.calcofi.io</w:t>
-        </w:r>
-      </w:hyperlink>
-      <w:r>
-        <w:t xml:space="preserve"> </w:t>
-      </w:r>
-      <w:r>
-        <w:t xml:space="preserve">as CSV tables (see code in</w:t>
-      </w:r>
-      <w:r>
-        <w:t xml:space="preserve"> </w:t>
-      </w:r>
-      <w:hyperlink r:id="rId116">
-        <w:r>
-          <w:rPr>
-            <w:rStyle w:val="Hyperlink"/>
-          </w:rPr>
-          <w:t xml:space="preserve">calcofi/api:</w:t>
-        </w:r>
-        <w:r>
-          <w:rPr>
-            <w:rStyle w:val="Hyperlink"/>
-          </w:rPr>
-          <w:t xml:space="preserve"> </w:t>
-        </w:r>
-        <w:r>
-          <w:rPr>
-            <w:rStyle w:val="VerbatimChar"/>
-          </w:rPr>
-          <w:t xml:space="preserve">plumber.R</w:t>
-        </w:r>
-      </w:hyperlink>
-      <w:r>
-        <w:t xml:space="preserve">):</w:t>
-      </w:r>
-    </w:p>
-    <w:p>
-      <w:pPr>
-        <w:pStyle w:val="Compact"/>
-        <w:numPr>
-          <w:ilvl w:val="1"/>
-          <w:numId w:val="1026"/>
-        </w:numPr>
-      </w:pPr>
-      <w:hyperlink r:id="rId105">
-        <w:r>
-          <w:rPr>
-            <w:rStyle w:val="Hyperlink"/>
-          </w:rPr>
-          <w:t xml:space="preserve">api.calcofi.io</w:t>
-        </w:r>
-        <w:r>
-          <w:rPr>
-            <w:rStyle w:val="VerbatimChar"/>
-          </w:rPr>
-          <w:t xml:space="preserve">/db_tables</w:t>
-        </w:r>
-      </w:hyperlink>
-      <w:r>
-        <w:br/>
-      </w:r>
-      <w:r>
-        <w:t xml:space="preserve">fields:</w:t>
-      </w:r>
-      <w:r>
-        <w:br/>
-      </w:r>
-    </w:p>
-    <w:p>
-      <w:pPr>
-        <w:pStyle w:val="Compact"/>
-        <w:numPr>
-          <w:ilvl w:val="2"/>
-          <w:numId w:val="1027"/>
-        </w:numPr>
-      </w:pPr>
-      <w:r>
-        <w:rPr>
-          <w:rStyle w:val="VerbatimChar"/>
-        </w:rPr>
-        <w:t xml:space="preserve">schema</w:t>
-      </w:r>
-      <w:r>
-        <w:t xml:space="preserve">: (only</w:t>
-      </w:r>
-      <w:r>
-        <w:t xml:space="preserve"> </w:t>
-      </w:r>
-      <w:r>
-        <w:t xml:space="preserve">“public”</w:t>
-      </w:r>
-      <w:r>
-        <w:t xml:space="preserve"> </w:t>
-      </w:r>
-      <w:r>
-        <w:t xml:space="preserve">so far)</w:t>
-      </w:r>
-    </w:p>
-    <w:p>
-      <w:pPr>
-        <w:pStyle w:val="Compact"/>
-        <w:numPr>
-          <w:ilvl w:val="2"/>
-          <w:numId w:val="1027"/>
-        </w:numPr>
-      </w:pPr>
-      <w:r>
-        <w:rPr>
-          <w:rStyle w:val="VerbatimChar"/>
-        </w:rPr>
-        <w:t xml:space="preserve">table_type</w:t>
-      </w:r>
-      <w:r>
-        <w:t xml:space="preserve">:</w:t>
-      </w:r>
-      <w:r>
-        <w:t xml:space="preserve"> </w:t>
-      </w:r>
-      <w:r>
-        <w:t xml:space="preserve">“table”</w:t>
-      </w:r>
-      <w:r>
-        <w:t xml:space="preserve">,</w:t>
-      </w:r>
-      <w:r>
-        <w:t xml:space="preserve"> </w:t>
-      </w:r>
-      <w:r>
-        <w:t xml:space="preserve">“view”</w:t>
-      </w:r>
-      <w:r>
-        <w:t xml:space="preserve">, or</w:t>
-      </w:r>
-      <w:r>
-        <w:t xml:space="preserve"> </w:t>
-      </w:r>
-      <w:r>
-        <w:t xml:space="preserve">“materialized view”</w:t>
-      </w:r>
-      <w:r>
-        <w:t xml:space="preserve"> </w:t>
-      </w:r>
-      <w:r>
-        <w:t xml:space="preserve">(none yet)</w:t>
-      </w:r>
-    </w:p>
-    <w:p>
-      <w:pPr>
-        <w:pStyle w:val="Compact"/>
-        <w:numPr>
-          <w:ilvl w:val="2"/>
-          <w:numId w:val="1027"/>
-        </w:numPr>
-      </w:pPr>
-      <w:r>
-        <w:rPr>
-          <w:rStyle w:val="VerbatimChar"/>
-        </w:rPr>
-        <w:t xml:space="preserve">table</w:t>
-      </w:r>
-      <w:r>
-        <w:t xml:space="preserve">: name of table</w:t>
-      </w:r>
-    </w:p>
-    <w:p>
-      <w:pPr>
-        <w:pStyle w:val="Compact"/>
-        <w:numPr>
-          <w:ilvl w:val="2"/>
-          <w:numId w:val="1027"/>
-        </w:numPr>
-      </w:pPr>
-      <w:r>
-        <w:rPr>
-          <w:rStyle w:val="VerbatimChar"/>
-        </w:rPr>
-        <w:t xml:space="preserve">table_description</w:t>
-      </w:r>
-      <w:r>
-        <w:t xml:space="preserve">: description of table (possibly in markdown)</w:t>
-      </w:r>
-    </w:p>
-    <w:p>
-      <w:pPr>
-        <w:pStyle w:val="Compact"/>
-        <w:numPr>
-          <w:ilvl w:val="1"/>
-          <w:numId w:val="1026"/>
-        </w:numPr>
-      </w:pPr>
-      <w:hyperlink r:id="rId117">
-        <w:r>
-          <w:rPr>
-            <w:rStyle w:val="Hyperlink"/>
-          </w:rPr>
-          <w:t xml:space="preserve">api.calcofi.io</w:t>
-        </w:r>
-        <w:r>
-          <w:rPr>
-            <w:rStyle w:val="VerbatimChar"/>
-          </w:rPr>
-          <w:t xml:space="preserve">/db_columns</w:t>
-        </w:r>
-      </w:hyperlink>
-      <w:r>
-        <w:br/>
-      </w:r>
-      <w:r>
-        <w:t xml:space="preserve">fields:</w:t>
-      </w:r>
-      <w:r>
-        <w:br/>
-      </w:r>
-    </w:p>
-    <w:p>
-      <w:pPr>
-        <w:pStyle w:val="Compact"/>
-        <w:numPr>
-          <w:ilvl w:val="2"/>
-          <w:numId w:val="1028"/>
-        </w:numPr>
-      </w:pPr>
-      <w:r>
-        <w:rPr>
-          <w:rStyle w:val="VerbatimChar"/>
-        </w:rPr>
-        <w:t xml:space="preserve">schema</w:t>
-      </w:r>
-      <w:r>
-        <w:t xml:space="preserve">: (only</w:t>
-      </w:r>
-      <w:r>
-        <w:t xml:space="preserve"> </w:t>
-      </w:r>
-      <w:r>
-        <w:t xml:space="preserve">“public”</w:t>
-      </w:r>
-      <w:r>
-        <w:t xml:space="preserve"> </w:t>
-      </w:r>
-      <w:r>
-        <w:t xml:space="preserve">so far)</w:t>
-      </w:r>
-    </w:p>
-    <w:p>
-      <w:pPr>
-        <w:pStyle w:val="Compact"/>
-        <w:numPr>
-          <w:ilvl w:val="2"/>
-          <w:numId w:val="1028"/>
-        </w:numPr>
-      </w:pPr>
-      <w:r>
-        <w:rPr>
-          <w:rStyle w:val="VerbatimChar"/>
-        </w:rPr>
-        <w:t xml:space="preserve">table_type</w:t>
-      </w:r>
-      <w:r>
-        <w:t xml:space="preserve">:</w:t>
-      </w:r>
-      <w:r>
-        <w:t xml:space="preserve"> </w:t>
-      </w:r>
-      <w:r>
-        <w:t xml:space="preserve">“table”</w:t>
-      </w:r>
-      <w:r>
-        <w:t xml:space="preserve">,</w:t>
-      </w:r>
-      <w:r>
-        <w:t xml:space="preserve"> </w:t>
-      </w:r>
-      <w:r>
-        <w:t xml:space="preserve">“view”</w:t>
-      </w:r>
-      <w:r>
-        <w:t xml:space="preserve">, or</w:t>
-      </w:r>
-      <w:r>
-        <w:t xml:space="preserve"> </w:t>
-      </w:r>
-      <w:r>
-        <w:t xml:space="preserve">“materialized view”</w:t>
-      </w:r>
-      <w:r>
-        <w:t xml:space="preserve"> </w:t>
-      </w:r>
-      <w:r>
-        <w:t xml:space="preserve">(none yet)</w:t>
-      </w:r>
-    </w:p>
-    <w:p>
-      <w:pPr>
-        <w:pStyle w:val="Compact"/>
-        <w:numPr>
-          <w:ilvl w:val="2"/>
-          <w:numId w:val="1028"/>
-        </w:numPr>
-      </w:pPr>
-      <w:r>
-        <w:rPr>
-          <w:rStyle w:val="VerbatimChar"/>
-        </w:rPr>
-        <w:t xml:space="preserve">table</w:t>
-      </w:r>
-      <w:r>
-        <w:t xml:space="preserve">: name of table</w:t>
-      </w:r>
-    </w:p>
-    <w:p>
-      <w:pPr>
-        <w:pStyle w:val="Compact"/>
-        <w:numPr>
-          <w:ilvl w:val="2"/>
-          <w:numId w:val="1028"/>
-        </w:numPr>
-      </w:pPr>
-      <w:r>
-        <w:rPr>
-          <w:rStyle w:val="VerbatimChar"/>
-        </w:rPr>
-        <w:t xml:space="preserve">column</w:t>
-      </w:r>
-      <w:r>
-        <w:t xml:space="preserve">: name of column</w:t>
-      </w:r>
-    </w:p>
-    <w:p>
-      <w:pPr>
-        <w:pStyle w:val="Compact"/>
-        <w:numPr>
-          <w:ilvl w:val="2"/>
-          <w:numId w:val="1028"/>
-        </w:numPr>
-      </w:pPr>
-      <w:r>
-        <w:rPr>
-          <w:rStyle w:val="VerbatimChar"/>
-        </w:rPr>
-        <w:t xml:space="preserve">column_type</w:t>
-      </w:r>
-      <w:r>
-        <w:t xml:space="preserve">: data type of column</w:t>
-      </w:r>
-    </w:p>
-    <w:p>
-      <w:pPr>
-        <w:pStyle w:val="Compact"/>
-        <w:numPr>
-          <w:ilvl w:val="2"/>
-          <w:numId w:val="1028"/>
-        </w:numPr>
-      </w:pPr>
-      <w:r>
-        <w:rPr>
-          <w:rStyle w:val="VerbatimChar"/>
-        </w:rPr>
-        <w:t xml:space="preserve">column_description</w:t>
-      </w:r>
-      <w:r>
-        <w:t xml:space="preserve">: description of column (possibly in markdown)</w:t>
-      </w:r>
-    </w:p>
-    <w:p>
-      <w:pPr>
-        <w:pStyle w:val="Compact"/>
-        <w:numPr>
-          <w:ilvl w:val="0"/>
-          <w:numId w:val="1025"/>
-        </w:numPr>
-      </w:pPr>
-      <w:r>
-        <w:t xml:space="preserve">Fetch and display these descriptions into an interactive table with</w:t>
-      </w:r>
-      <w:r>
-        <w:t xml:space="preserve"> </w:t>
-      </w:r>
-      <w:hyperlink r:id="rId106">
-        <w:r>
-          <w:rPr>
-            <w:rStyle w:val="VerbatimChar"/>
-          </w:rPr>
-          <w:t xml:space="preserve">calcofi4r::</w:t>
-        </w:r>
-        <w:r>
-          <w:rPr>
-            <w:rStyle w:val="VerbatimChar"/>
-            <w:b/>
-            <w:bCs/>
-          </w:rPr>
-          <w:t xml:space="preserve">cc_db_catalog()</w:t>
-        </w:r>
-      </w:hyperlink>
-      <w:r>
-        <w:t xml:space="preserve">.</w:t>
-      </w:r>
-    </w:p>
-    <w:bookmarkEnd w:id="118"/>
-    <w:bookmarkEnd w:id="119"/>
-    <w:bookmarkStart w:id="121" w:name="relationships-between-tables"/>
-    <w:p>
-      <w:pPr>
-        <w:pStyle w:val="Heading2"/>
-      </w:pPr>
-      <w:r>
-        <w:t xml:space="preserve">5.4 Relationships between tables</w:t>
-      </w:r>
-    </w:p>
-    <w:p>
-      <w:pPr>
-        <w:numPr>
-          <w:ilvl w:val="0"/>
-          <w:numId w:val="1029"/>
-        </w:numPr>
-      </w:pPr>
-      <w:r>
         <w:t xml:space="preserve">See</w:t>
       </w:r>
       <w:r>
         <w:t xml:space="preserve"> </w:t>
       </w:r>
-      <w:hyperlink r:id="rId120">
+      <w:hyperlink r:id="rId108">
         <w:r>
           <w:rPr>
             <w:rStyle w:val="Hyperlink"/>
@@ -9000,7 +9049,7 @@
       <w:pPr>
         <w:numPr>
           <w:ilvl w:val="0"/>
-          <w:numId w:val="1029"/>
+          <w:numId w:val="1024"/>
         </w:numPr>
       </w:pPr>
       <w:r>
@@ -9016,8 +9065,8 @@
         <w:t xml:space="preserve">add calcofi/apps: db to show latest tables, columns and relationsips</w:t>
       </w:r>
     </w:p>
-    <w:bookmarkEnd w:id="121"/>
-    <w:bookmarkStart w:id="123" w:name="spatial-tips"/>
+    <w:bookmarkEnd w:id="109"/>
+    <w:bookmarkStart w:id="111" w:name="spatial-tips"/>
     <w:p>
       <w:pPr>
         <w:pStyle w:val="Heading2"/>
@@ -9031,7 +9080,7 @@
         <w:pStyle w:val="Compact"/>
         <w:numPr>
           <w:ilvl w:val="0"/>
-          <w:numId w:val="1030"/>
+          <w:numId w:val="1025"/>
         </w:numPr>
       </w:pPr>
       <w:r>
@@ -9040,7 +9089,7 @@
       <w:r>
         <w:t xml:space="preserve"> </w:t>
       </w:r>
-      <w:hyperlink r:id="rId122">
+      <w:hyperlink r:id="rId110">
         <w:r>
           <w:rPr>
             <w:rStyle w:val="VerbatimChar"/>
@@ -9055,9 +9104,9 @@
         <w:t xml:space="preserve">when running spatial joins on large polygons.</w:t>
       </w:r>
     </w:p>
-    <w:bookmarkEnd w:id="123"/>
-    <w:bookmarkEnd w:id="124"/>
-    <w:bookmarkStart w:id="144" w:name="data-access"/>
+    <w:bookmarkEnd w:id="111"/>
+    <w:bookmarkEnd w:id="112"/>
+    <w:bookmarkStart w:id="132" w:name="data-access"/>
     <w:p>
       <w:pPr>
         <w:pStyle w:val="Heading1"/>
@@ -9115,7 +9164,7 @@
       <w:r>
         <w:t xml:space="preserve"> </w:t>
       </w:r>
-      <w:hyperlink r:id="rId125">
+      <w:hyperlink r:id="rId113">
         <w:r>
           <w:rPr>
             <w:rStyle w:val="Hyperlink"/>
@@ -9177,7 +9226,7 @@
       <w:r>
         <w:t xml:space="preserve"> </w:t>
       </w:r>
-      <w:hyperlink r:id="rId126">
+      <w:hyperlink r:id="rId114">
         <w:r>
           <w:rPr>
             <w:rStyle w:val="Hyperlink"/>
@@ -9189,7 +9238,7 @@
         <w:t xml:space="preserve">.</w:t>
       </w:r>
     </w:p>
-    <w:bookmarkStart w:id="128" w:name="where-the-data-lives"/>
+    <w:bookmarkStart w:id="116" w:name="where-the-data-lives"/>
     <w:p>
       <w:pPr>
         <w:pStyle w:val="Heading2"/>
@@ -9276,7 +9325,7 @@
         <w:pStyle w:val="Compact"/>
         <w:numPr>
           <w:ilvl w:val="0"/>
-          <w:numId w:val="1031"/>
+          <w:numId w:val="1026"/>
         </w:numPr>
       </w:pPr>
       <w:r>
@@ -9297,7 +9346,7 @@
         <w:pStyle w:val="Compact"/>
         <w:numPr>
           <w:ilvl w:val="0"/>
-          <w:numId w:val="1031"/>
+          <w:numId w:val="1026"/>
         </w:numPr>
       </w:pPr>
       <w:r>
@@ -9324,7 +9373,7 @@
       <w:r>
         <w:t xml:space="preserve"> </w:t>
       </w:r>
-      <w:hyperlink r:id="rId127">
+      <w:hyperlink r:id="rId115">
         <w:r>
           <w:rPr>
             <w:rStyle w:val="VerbatimChar"/>
@@ -9356,7 +9405,7 @@
         <w:pStyle w:val="Compact"/>
         <w:numPr>
           <w:ilvl w:val="0"/>
-          <w:numId w:val="1031"/>
+          <w:numId w:val="1026"/>
         </w:numPr>
       </w:pPr>
       <w:r>
@@ -9473,8 +9522,8 @@
         <w:t xml:space="preserve">).</w:t>
       </w:r>
     </w:p>
-    <w:bookmarkEnd w:id="128"/>
-    <w:bookmarkStart w:id="129" w:name="setup-the-httpfs-extension"/>
+    <w:bookmarkEnd w:id="116"/>
+    <w:bookmarkStart w:id="117" w:name="setup-the-httpfs-extension"/>
     <w:p>
       <w:pPr>
         <w:pStyle w:val="Heading2"/>
@@ -9571,8 +9620,8 @@
         <w:t xml:space="preserve">-- only if you use ST_* functions</w:t>
       </w:r>
     </w:p>
-    <w:bookmarkEnd w:id="129"/>
-    <w:bookmarkStart w:id="130" w:name="single-file-tables"/>
+    <w:bookmarkEnd w:id="117"/>
+    <w:bookmarkStart w:id="118" w:name="single-file-tables"/>
     <w:p>
       <w:pPr>
         <w:pStyle w:val="Heading2"/>
@@ -10084,8 +10133,8 @@
         <w:t xml:space="preserve">;</w:t>
       </w:r>
     </w:p>
-    <w:bookmarkEnd w:id="130"/>
-    <w:bookmarkStart w:id="131" w:name="hive-partitioned-tables"/>
+    <w:bookmarkEnd w:id="118"/>
+    <w:bookmarkStart w:id="119" w:name="hive-partitioned-tables"/>
     <w:p>
       <w:pPr>
         <w:pStyle w:val="Heading2"/>
@@ -10594,8 +10643,8 @@
         <w:t xml:space="preserve">folders.</w:t>
       </w:r>
     </w:p>
-    <w:bookmarkEnd w:id="131"/>
-    <w:bookmarkStart w:id="133" w:name="from-r"/>
+    <w:bookmarkEnd w:id="119"/>
+    <w:bookmarkStart w:id="121" w:name="from-r"/>
     <w:p>
       <w:pPr>
         <w:pStyle w:val="Heading2"/>
@@ -10861,7 +10910,7 @@
       <w:r>
         <w:t xml:space="preserve"> </w:t>
       </w:r>
-      <w:hyperlink r:id="rId132">
+      <w:hyperlink r:id="rId120">
         <w:r>
           <w:rPr>
             <w:rStyle w:val="VerbatimChar"/>
@@ -11136,8 +11185,8 @@
         <w:t xml:space="preserve">)</w:t>
       </w:r>
     </w:p>
-    <w:bookmarkEnd w:id="133"/>
-    <w:bookmarkStart w:id="134" w:name="from-python"/>
+    <w:bookmarkEnd w:id="121"/>
+    <w:bookmarkStart w:id="122" w:name="from-python"/>
     <w:p>
       <w:pPr>
         <w:pStyle w:val="Heading2"/>
@@ -11343,8 +11392,8 @@
         <w:t xml:space="preserve">).df()</w:t>
       </w:r>
     </w:p>
-    <w:bookmarkEnd w:id="134"/>
-    <w:bookmarkStart w:id="137" w:name="from-your-browser"/>
+    <w:bookmarkEnd w:id="122"/>
+    <w:bookmarkStart w:id="125" w:name="from-your-browser"/>
     <w:p>
       <w:pPr>
         <w:pStyle w:val="Heading2"/>
@@ -11429,7 +11478,7 @@
         </w:rPr>
         <w:t xml:space="preserve"> </w:t>
       </w:r>
-      <w:hyperlink r:id="rId135">
+      <w:hyperlink r:id="rId123">
         <w:r>
           <w:rPr>
             <w:rStyle w:val="Hyperlink"/>
@@ -12484,7 +12533,7 @@
       <w:r>
         <w:t xml:space="preserve"> </w:t>
       </w:r>
-      <w:hyperlink r:id="rId136">
+      <w:hyperlink r:id="rId124">
         <w:r>
           <w:rPr>
             <w:rStyle w:val="Hyperlink"/>
@@ -12513,8 +12562,8 @@
         <w:t xml:space="preserve">rows.</w:t>
       </w:r>
     </w:p>
-    <w:bookmarkEnd w:id="137"/>
-    <w:bookmarkStart w:id="138" w:name="run-it-from-anywhere"/>
+    <w:bookmarkEnd w:id="125"/>
+    <w:bookmarkStart w:id="126" w:name="run-it-from-anywhere"/>
     <w:p>
       <w:pPr>
         <w:pStyle w:val="Heading2"/>
@@ -12533,7 +12582,7 @@
       <w:r>
         <w:t xml:space="preserve"> </w:t>
       </w:r>
-      <w:hyperlink r:id="rId126">
+      <w:hyperlink r:id="rId114">
         <w:r>
           <w:rPr>
             <w:rStyle w:val="VerbatimChar"/>
@@ -12672,7 +12721,7 @@
             <w:pPr>
               <w:pStyle w:val="Compact"/>
             </w:pPr>
-            <w:hyperlink r:id="rId126">
+            <w:hyperlink r:id="rId114">
               <w:r>
                 <w:rPr>
                   <w:rStyle w:val="VerbatimChar"/>
@@ -12814,7 +12863,7 @@
             <w:pPr>
               <w:pStyle w:val="Compact"/>
             </w:pPr>
-            <w:hyperlink r:id="rId135">
+            <w:hyperlink r:id="rId123">
               <w:r>
                 <w:rPr>
                   <w:rStyle w:val="Hyperlink"/>
@@ -12834,8 +12883,8 @@
         </w:tc>
       </w:tr>
     </w:tbl>
-    <w:bookmarkEnd w:id="138"/>
-    <w:bookmarkStart w:id="139" w:name="reproducibility"/>
+    <w:bookmarkEnd w:id="126"/>
+    <w:bookmarkStart w:id="127" w:name="reproducibility"/>
     <w:p>
       <w:pPr>
         <w:pStyle w:val="Heading2"/>
@@ -13098,7 +13147,7 @@
       <w:r>
         <w:t xml:space="preserve"> </w:t>
       </w:r>
-      <w:hyperlink r:id="rId126">
+      <w:hyperlink r:id="rId114">
         <w:r>
           <w:rPr>
             <w:rStyle w:val="VerbatimChar"/>
@@ -13127,7 +13176,7 @@
       <w:r>
         <w:t xml:space="preserve"> </w:t>
       </w:r>
-      <w:hyperlink r:id="rId135">
+      <w:hyperlink r:id="rId123">
         <w:r>
           <w:rPr>
             <w:rStyle w:val="Hyperlink"/>
@@ -13192,8 +13241,8 @@
         <w:t xml:space="preserve">.</w:t>
       </w:r>
     </w:p>
-    <w:bookmarkEnd w:id="139"/>
-    <w:bookmarkStart w:id="143" w:name="sec-worked-example"/>
+    <w:bookmarkEnd w:id="127"/>
+    <w:bookmarkStart w:id="131" w:name="sec-worked-example"/>
     <w:p>
       <w:pPr>
         <w:pStyle w:val="Heading2"/>
@@ -13307,18 +13356,18 @@
                 <wp:inline>
                   <wp:extent cx="152400" cy="152400"/>
                   <wp:effectExtent b="0" l="0" r="0" t="0"/>
-                  <wp:docPr descr="" title="" id="141" name="Picture"/>
+                  <wp:docPr descr="" title="" id="129" name="Picture"/>
                   <a:graphic>
                     <a:graphicData uri="http://schemas.openxmlformats.org/drawingml/2006/picture">
                       <pic:pic>
                         <pic:nvPicPr>
-                          <pic:cNvPr descr="/Applications/quarto/share/formats/docx/note.png" id="142" name="Picture"/>
+                          <pic:cNvPr descr="/Applications/quarto/share/formats/docx/note.png" id="130" name="Picture"/>
                           <pic:cNvPicPr>
                             <a:picLocks noChangeArrowheads="1" noChangeAspect="1"/>
                           </pic:cNvPicPr>
                         </pic:nvPicPr>
                         <pic:blipFill>
-                          <a:blip r:embed="rId140"/>
+                          <a:blip r:embed="rId128"/>
                           <a:stretch>
                             <a:fillRect/>
                           </a:stretch>
@@ -13478,7 +13527,7 @@
       <w:r>
         <w:t xml:space="preserve"> </w:t>
       </w:r>
-      <w:hyperlink r:id="rId126">
+      <w:hyperlink r:id="rId114">
         <w:r>
           <w:rPr>
             <w:rStyle w:val="VerbatimChar"/>
@@ -16577,7 +16626,7 @@
       <w:r>
         <w:t xml:space="preserve"> </w:t>
       </w:r>
-      <w:hyperlink r:id="rId126">
+      <w:hyperlink r:id="rId114">
         <w:r>
           <w:rPr>
             <w:rStyle w:val="Hyperlink"/>
@@ -16595,9 +16644,9 @@
         <w:t xml:space="preserve">one-liner.</w:t>
       </w:r>
     </w:p>
-    <w:bookmarkEnd w:id="143"/>
-    <w:bookmarkEnd w:id="144"/>
-    <w:bookmarkStart w:id="156" w:name="matching-helpers"/>
+    <w:bookmarkEnd w:id="131"/>
+    <w:bookmarkEnd w:id="132"/>
+    <w:bookmarkStart w:id="144" w:name="matching-helpers"/>
     <w:p>
       <w:pPr>
         <w:pStyle w:val="Heading1"/>
@@ -16616,7 +16665,7 @@
       <w:r>
         <w:t xml:space="preserve"> </w:t>
       </w:r>
-      <w:hyperlink r:id="rId132">
+      <w:hyperlink r:id="rId120">
         <w:r>
           <w:rPr>
             <w:rStyle w:val="VerbatimChar"/>
@@ -16711,7 +16760,7 @@
       <w:r>
         <w:t xml:space="preserve"> </w:t>
       </w:r>
-      <w:hyperlink r:id="rId145">
+      <w:hyperlink r:id="rId133">
         <w:r>
           <w:rPr>
             <w:rStyle w:val="Hyperlink"/>
@@ -16786,7 +16835,7 @@
         <w:t xml:space="preserve">match tables that are no longer part of releases.</w:t>
       </w:r>
     </w:p>
-    <w:bookmarkStart w:id="146" w:name="install"/>
+    <w:bookmarkStart w:id="134" w:name="install"/>
     <w:p>
       <w:pPr>
         <w:pStyle w:val="Heading2"/>
@@ -16874,8 +16923,8 @@
         <w:t xml:space="preserve">extensions (the functions install/load these for you).</w:t>
       </w:r>
     </w:p>
-    <w:bookmarkEnd w:id="146"/>
-    <w:bookmarkStart w:id="147" w:name="the-wrappers"/>
+    <w:bookmarkEnd w:id="134"/>
+    <w:bookmarkStart w:id="135" w:name="the-wrappers"/>
     <w:p>
       <w:pPr>
         <w:pStyle w:val="Heading2"/>
@@ -17427,8 +17476,8 @@
         <w:t xml:space="preserve">)</w:t>
       </w:r>
     </w:p>
-    <w:bookmarkEnd w:id="147"/>
-    <w:bookmarkStart w:id="150" w:name="X0a4a95b7a4fdc45c60732610c74f5d0b5ae5ca9"/>
+    <w:bookmarkEnd w:id="135"/>
+    <w:bookmarkStart w:id="138" w:name="X0a4a95b7a4fdc45c60732610c74f5d0b5ae5ca9"/>
     <w:p>
       <w:pPr>
         <w:pStyle w:val="Heading2"/>
@@ -18159,18 +18208,18 @@
                 <wp:inline>
                   <wp:extent cx="152400" cy="152400"/>
                   <wp:effectExtent b="0" l="0" r="0" t="0"/>
-                  <wp:docPr descr="" title="" id="148" name="Picture"/>
+                  <wp:docPr descr="" title="" id="136" name="Picture"/>
                   <a:graphic>
                     <a:graphicData uri="http://schemas.openxmlformats.org/drawingml/2006/picture">
                       <pic:pic>
                         <pic:nvPicPr>
-                          <pic:cNvPr descr="/Applications/quarto/share/formats/docx/note.png" id="149" name="Picture"/>
+                          <pic:cNvPr descr="/Applications/quarto/share/formats/docx/note.png" id="137" name="Picture"/>
                           <pic:cNvPicPr>
                             <a:picLocks noChangeArrowheads="1" noChangeAspect="1"/>
                           </pic:cNvPicPr>
                         </pic:nvPicPr>
                         <pic:blipFill>
-                          <a:blip r:embed="rId140"/>
+                          <a:blip r:embed="rId128"/>
                           <a:stretch>
                             <a:fillRect/>
                           </a:stretch>
@@ -18259,8 +18308,8 @@
         </w:tc>
       </w:tr>
     </w:tbl>
-    <w:bookmarkEnd w:id="150"/>
-    <w:bookmarkStart w:id="151" w:name="reproducible-sql"/>
+    <w:bookmarkEnd w:id="138"/>
+    <w:bookmarkStart w:id="139" w:name="reproducible-sql"/>
     <w:p>
       <w:pPr>
         <w:pStyle w:val="Heading2"/>
@@ -18433,7 +18482,7 @@
       <w:r>
         <w:t xml:space="preserve"> </w:t>
       </w:r>
-      <w:hyperlink r:id="rId135">
+      <w:hyperlink r:id="rId123">
         <w:r>
           <w:rPr>
             <w:rStyle w:val="Hyperlink"/>
@@ -18610,8 +18659,8 @@
         <w:t xml:space="preserve">(sql)</w:t>
       </w:r>
     </w:p>
-    <w:bookmarkEnd w:id="151"/>
-    <w:bookmarkStart w:id="152" w:name="run-it-from-anywhere-1"/>
+    <w:bookmarkEnd w:id="139"/>
+    <w:bookmarkStart w:id="140" w:name="run-it-from-anywhere-1"/>
     <w:p>
       <w:pPr>
         <w:pStyle w:val="Heading2"/>
@@ -18816,7 +18865,7 @@
             <w:pPr>
               <w:pStyle w:val="Compact"/>
             </w:pPr>
-            <w:hyperlink r:id="rId135">
+            <w:hyperlink r:id="rId123">
               <w:r>
                 <w:rPr>
                   <w:rStyle w:val="Hyperlink"/>
@@ -18924,8 +18973,8 @@
         <w:t xml:space="preserve">s.</w:t>
       </w:r>
     </w:p>
-    <w:bookmarkEnd w:id="152"/>
-    <w:bookmarkStart w:id="153" w:name="the-core-engine-cc_match_bio_env"/>
+    <w:bookmarkEnd w:id="140"/>
+    <w:bookmarkStart w:id="141" w:name="the-core-engine-cc_match_bio_env"/>
     <w:p>
       <w:pPr>
         <w:pStyle w:val="Heading2"/>
@@ -19502,8 +19551,8 @@
         <w:t xml:space="preserve">so the emitted SQL stays portable.</w:t>
       </w:r>
     </w:p>
-    <w:bookmarkEnd w:id="153"/>
-    <w:bookmarkStart w:id="154" w:name="parameters"/>
+    <w:bookmarkEnd w:id="141"/>
+    <w:bookmarkStart w:id="142" w:name="parameters"/>
     <w:p>
       <w:pPr>
         <w:pStyle w:val="Heading2"/>
@@ -19517,7 +19566,7 @@
         <w:pStyle w:val="Compact"/>
         <w:numPr>
           <w:ilvl w:val="0"/>
-          <w:numId w:val="1032"/>
+          <w:numId w:val="1027"/>
         </w:numPr>
       </w:pPr>
       <w:r>
@@ -19604,7 +19653,7 @@
         <w:pStyle w:val="Compact"/>
         <w:numPr>
           <w:ilvl w:val="0"/>
-          <w:numId w:val="1032"/>
+          <w:numId w:val="1027"/>
         </w:numPr>
       </w:pPr>
       <w:r>
@@ -19633,7 +19682,7 @@
         <w:pStyle w:val="Compact"/>
         <w:numPr>
           <w:ilvl w:val="1"/>
-          <w:numId w:val="1033"/>
+          <w:numId w:val="1028"/>
         </w:numPr>
       </w:pPr>
       <w:r>
@@ -19654,7 +19703,7 @@
         <w:pStyle w:val="Compact"/>
         <w:numPr>
           <w:ilvl w:val="1"/>
-          <w:numId w:val="1033"/>
+          <w:numId w:val="1028"/>
         </w:numPr>
       </w:pPr>
       <w:r>
@@ -19675,7 +19724,7 @@
         <w:pStyle w:val="Compact"/>
         <w:numPr>
           <w:ilvl w:val="1"/>
-          <w:numId w:val="1033"/>
+          <w:numId w:val="1028"/>
         </w:numPr>
       </w:pPr>
       <w:r>
@@ -19753,7 +19802,7 @@
         <w:pStyle w:val="Compact"/>
         <w:numPr>
           <w:ilvl w:val="0"/>
-          <w:numId w:val="1032"/>
+          <w:numId w:val="1027"/>
         </w:numPr>
       </w:pPr>
       <w:r>
@@ -19800,7 +19849,7 @@
         <w:pStyle w:val="Compact"/>
         <w:numPr>
           <w:ilvl w:val="0"/>
-          <w:numId w:val="1032"/>
+          <w:numId w:val="1027"/>
         </w:numPr>
       </w:pPr>
       <w:r>
@@ -19845,7 +19894,7 @@
         <w:pStyle w:val="Compact"/>
         <w:numPr>
           <w:ilvl w:val="0"/>
-          <w:numId w:val="1032"/>
+          <w:numId w:val="1027"/>
         </w:numPr>
       </w:pPr>
       <w:r>
@@ -19890,7 +19939,7 @@
         <w:pStyle w:val="Compact"/>
         <w:numPr>
           <w:ilvl w:val="0"/>
-          <w:numId w:val="1032"/>
+          <w:numId w:val="1027"/>
         </w:numPr>
       </w:pPr>
       <w:r>
@@ -19932,8 +19981,8 @@
         <w:t xml:space="preserve">.</w:t>
       </w:r>
     </w:p>
-    <w:bookmarkEnd w:id="154"/>
-    <w:bookmarkStart w:id="155" w:name="migrating-from-the-api"/>
+    <w:bookmarkEnd w:id="142"/>
+    <w:bookmarkStart w:id="143" w:name="migrating-from-the-api"/>
     <w:p>
       <w:pPr>
         <w:pStyle w:val="Heading2"/>
@@ -20325,9 +20374,9 @@
         <w:t xml:space="preserve">table.</w:t>
       </w:r>
     </w:p>
-    <w:bookmarkEnd w:id="155"/>
-    <w:bookmarkEnd w:id="156"/>
-    <w:bookmarkStart w:id="178" w:name="api"/>
+    <w:bookmarkEnd w:id="143"/>
+    <w:bookmarkEnd w:id="144"/>
+    <w:bookmarkStart w:id="167" w:name="api"/>
     <w:p>
       <w:pPr>
         <w:pStyle w:val="Heading1"/>
@@ -20377,18 +20426,18 @@
                 <wp:inline>
                   <wp:extent cx="152400" cy="152400"/>
                   <wp:effectExtent b="0" l="0" r="0" t="0"/>
-                  <wp:docPr descr="" title="" id="158" name="Picture"/>
+                  <wp:docPr descr="" title="" id="146" name="Picture"/>
                   <a:graphic>
                     <a:graphicData uri="http://schemas.openxmlformats.org/drawingml/2006/picture">
                       <pic:pic>
                         <pic:nvPicPr>
-                          <pic:cNvPr descr="/Applications/quarto/share/formats/docx/important.png" id="159" name="Picture"/>
+                          <pic:cNvPr descr="/Applications/quarto/share/formats/docx/important.png" id="147" name="Picture"/>
                           <pic:cNvPicPr>
                             <a:picLocks noChangeArrowheads="1" noChangeAspect="1"/>
                           </pic:cNvPicPr>
                         </pic:nvPicPr>
                         <pic:blipFill>
-                          <a:blip r:embed="rId157"/>
+                          <a:blip r:embed="rId145"/>
                           <a:stretch>
                             <a:fillRect/>
                           </a:stretch>
@@ -20465,7 +20514,7 @@
             <w:r>
               <w:t xml:space="preserve"> </w:t>
             </w:r>
-            <w:hyperlink r:id="rId115">
+            <w:hyperlink r:id="rId148">
               <w:r>
                 <w:rPr>
                   <w:rStyle w:val="Hyperlink"/>
@@ -20520,7 +20569,7 @@
               <w:pStyle w:val="Compact"/>
               <w:numPr>
                 <w:ilvl w:val="0"/>
-                <w:numId w:val="1034"/>
+                <w:numId w:val="1029"/>
               </w:numPr>
             </w:pPr>
             <w:r>
@@ -20548,7 +20597,7 @@
               <w:pStyle w:val="Compact"/>
               <w:numPr>
                 <w:ilvl w:val="0"/>
-                <w:numId w:val="1034"/>
+                <w:numId w:val="1029"/>
               </w:numPr>
             </w:pPr>
             <w:r>
@@ -20740,18 +20789,18 @@
                 <wp:inline>
                   <wp:extent cx="152400" cy="152400"/>
                   <wp:effectExtent b="0" l="0" r="0" t="0"/>
-                  <wp:docPr descr="" title="" id="161" name="Picture"/>
+                  <wp:docPr descr="" title="" id="150" name="Picture"/>
                   <a:graphic>
                     <a:graphicData uri="http://schemas.openxmlformats.org/drawingml/2006/picture">
                       <pic:pic>
                         <pic:nvPicPr>
-                          <pic:cNvPr descr="/Applications/quarto/share/formats/docx/tip.png" id="162" name="Picture"/>
+                          <pic:cNvPr descr="/Applications/quarto/share/formats/docx/tip.png" id="151" name="Picture"/>
                           <pic:cNvPicPr>
                             <a:picLocks noChangeArrowheads="1" noChangeAspect="1"/>
                           </pic:cNvPicPr>
                         </pic:nvPicPr>
                         <pic:blipFill>
-                          <a:blip r:embed="rId160"/>
+                          <a:blip r:embed="rId149"/>
                           <a:stretch>
                             <a:fillRect/>
                           </a:stretch>
@@ -20819,7 +20868,7 @@
             <w:r>
               <w:t xml:space="preserve"> </w:t>
             </w:r>
-            <w:hyperlink r:id="rId135">
+            <w:hyperlink r:id="rId123">
               <w:r>
                 <w:rPr>
                   <w:rStyle w:val="Hyperlink"/>
@@ -20907,10 +20956,10 @@
         <w:pStyle w:val="Compact"/>
         <w:numPr>
           <w:ilvl w:val="0"/>
-          <w:numId w:val="1035"/>
+          <w:numId w:val="1030"/>
         </w:numPr>
       </w:pPr>
-      <w:hyperlink r:id="rId115">
+      <w:hyperlink r:id="rId148">
         <w:r>
           <w:rPr>
             <w:rStyle w:val="Hyperlink"/>
@@ -20919,7 +20968,7 @@
         </w:r>
       </w:hyperlink>
     </w:p>
-    <w:bookmarkStart w:id="169" w:name="endpoint-replacement"/>
+    <w:bookmarkStart w:id="158" w:name="endpoint-replacement"/>
     <w:p>
       <w:pPr>
         <w:pStyle w:val="Heading2"/>
@@ -21022,7 +21071,7 @@
             <w:pPr>
               <w:pStyle w:val="Compact"/>
             </w:pPr>
-            <w:hyperlink r:id="rId163">
+            <w:hyperlink r:id="rId152">
               <w:r>
                 <w:rPr>
                   <w:rStyle w:val="Hyperlink"/>
@@ -21076,7 +21125,7 @@
             <w:pPr>
               <w:pStyle w:val="Compact"/>
             </w:pPr>
-            <w:hyperlink r:id="rId164">
+            <w:hyperlink r:id="rId153">
               <w:r>
                 <w:rPr>
                   <w:rStyle w:val="Hyperlink"/>
@@ -21122,7 +21171,7 @@
             <w:pPr>
               <w:pStyle w:val="Compact"/>
             </w:pPr>
-            <w:hyperlink r:id="rId165">
+            <w:hyperlink r:id="rId154">
               <w:r>
                 <w:rPr>
                   <w:rStyle w:val="Hyperlink"/>
@@ -21248,7 +21297,7 @@
             <w:pPr>
               <w:pStyle w:val="Compact"/>
             </w:pPr>
-            <w:hyperlink r:id="rId164">
+            <w:hyperlink r:id="rId153">
               <w:r>
                 <w:rPr>
                   <w:rStyle w:val="Hyperlink"/>
@@ -21296,7 +21345,7 @@
             <w:pPr>
               <w:pStyle w:val="Compact"/>
             </w:pPr>
-            <w:hyperlink r:id="rId166">
+            <w:hyperlink r:id="rId155">
               <w:r>
                 <w:rPr>
                   <w:rStyle w:val="Hyperlink"/>
@@ -21346,7 +21395,7 @@
             <w:pPr>
               <w:pStyle w:val="Compact"/>
             </w:pPr>
-            <w:hyperlink r:id="rId167">
+            <w:hyperlink r:id="rId156">
               <w:r>
                 <w:rPr>
                   <w:rStyle w:val="Hyperlink"/>
@@ -21396,7 +21445,7 @@
             <w:pPr>
               <w:pStyle w:val="Compact"/>
             </w:pPr>
-            <w:hyperlink r:id="rId168">
+            <w:hyperlink r:id="rId157">
               <w:r>
                 <w:rPr>
                   <w:rStyle w:val="Hyperlink"/>
@@ -21410,8 +21459,8 @@
         </w:tc>
       </w:tr>
     </w:tbl>
-    <w:bookmarkEnd w:id="169"/>
-    <w:bookmarkStart w:id="177" w:name="legacy-endpoint-reference"/>
+    <w:bookmarkEnd w:id="158"/>
+    <w:bookmarkStart w:id="166" w:name="legacy-endpoint-reference"/>
     <w:p>
       <w:pPr>
         <w:pStyle w:val="Heading2"/>
@@ -21420,7 +21469,7 @@
         <w:t xml:space="preserve">8.2 Legacy endpoint reference</w:t>
       </w:r>
     </w:p>
-    <w:bookmarkStart w:id="170" w:name="Xdb5bff4ab80b125e0ec9e269dee45c035441004"/>
+    <w:bookmarkStart w:id="159" w:name="Xdb5bff4ab80b125e0ec9e269dee45c035441004"/>
     <w:p>
       <w:pPr>
         <w:pStyle w:val="Heading3"/>
@@ -21461,8 +21510,8 @@
         <w:t xml:space="preserve">.</w:t>
       </w:r>
     </w:p>
-    <w:bookmarkEnd w:id="170"/>
-    <w:bookmarkStart w:id="171" w:name="X2e8db8a58726b26347d058597f7a3dd58280c6c"/>
+    <w:bookmarkEnd w:id="159"/>
+    <w:bookmarkStart w:id="160" w:name="X2e8db8a58726b26347d058597f7a3dd58280c6c"/>
     <w:p>
       <w:pPr>
         <w:pStyle w:val="Heading3"/>
@@ -21518,8 +21567,8 @@
         <w:t xml:space="preserve">.</w:t>
       </w:r>
     </w:p>
-    <w:bookmarkEnd w:id="171"/>
-    <w:bookmarkStart w:id="172" w:name="timeseries-get-time-series-data"/>
+    <w:bookmarkEnd w:id="160"/>
+    <w:bookmarkStart w:id="161" w:name="timeseries-get-time-series-data"/>
     <w:p>
       <w:pPr>
         <w:pStyle w:val="Heading3"/>
@@ -21540,8 +21589,8 @@
         <w:t xml:space="preserve">: get time series data</w:t>
       </w:r>
     </w:p>
-    <w:bookmarkEnd w:id="172"/>
-    <w:bookmarkStart w:id="173" w:name="cruises-get-list-of-cruises"/>
+    <w:bookmarkEnd w:id="161"/>
+    <w:bookmarkStart w:id="162" w:name="cruises-get-list-of-cruises"/>
     <w:p>
       <w:pPr>
         <w:pStyle w:val="Heading3"/>
@@ -21579,8 +21628,8 @@
         <w:t xml:space="preserve">).</w:t>
       </w:r>
     </w:p>
-    <w:bookmarkEnd w:id="173"/>
-    <w:bookmarkStart w:id="174" w:name="raster-get-raster-map-of-variable"/>
+    <w:bookmarkEnd w:id="162"/>
+    <w:bookmarkStart w:id="163" w:name="raster-get-raster-map-of-variable"/>
     <w:p>
       <w:pPr>
         <w:pStyle w:val="Heading3"/>
@@ -21609,8 +21658,8 @@
         <w:t xml:space="preserve">Get raster of variable.</w:t>
       </w:r>
     </w:p>
-    <w:bookmarkEnd w:id="174"/>
-    <w:bookmarkStart w:id="175" w:name="Xa9a102ad85f0c24be017fb63291e7ac82393149"/>
+    <w:bookmarkEnd w:id="163"/>
+    <w:bookmarkStart w:id="164" w:name="Xa9a102ad85f0c24be017fb63291e7ac82393149"/>
     <w:p>
       <w:pPr>
         <w:pStyle w:val="Heading3"/>
@@ -21639,8 +21688,8 @@
         <w:t xml:space="preserve">Get station lines from cruises (with more than one cast).</w:t>
       </w:r>
     </w:p>
-    <w:bookmarkEnd w:id="175"/>
-    <w:bookmarkStart w:id="176" w:name="cruise_line_profile"/>
+    <w:bookmarkEnd w:id="164"/>
+    <w:bookmarkStart w:id="165" w:name="cruise_line_profile"/>
     <w:p>
       <w:pPr>
         <w:pStyle w:val="Heading3"/>
@@ -21666,10 +21715,10 @@
         <w:t xml:space="preserve">Get profile at depths for given variable of casts along line of stations.</w:t>
       </w:r>
     </w:p>
-    <w:bookmarkEnd w:id="176"/>
-    <w:bookmarkEnd w:id="177"/>
-    <w:bookmarkEnd w:id="178"/>
-    <w:bookmarkStart w:id="217" w:name="portals"/>
+    <w:bookmarkEnd w:id="165"/>
+    <w:bookmarkEnd w:id="166"/>
+    <w:bookmarkEnd w:id="167"/>
+    <w:bookmarkStart w:id="207" w:name="portals"/>
     <w:p>
       <w:pPr>
         <w:pStyle w:val="Heading1"/>
@@ -21678,7 +21727,7 @@
         <w:t xml:space="preserve">9. Portals</w:t>
       </w:r>
     </w:p>
-    <w:bookmarkStart w:id="179" w:name="overview-2"/>
+    <w:bookmarkStart w:id="168" w:name="overview-2"/>
     <w:p>
       <w:pPr>
         <w:pStyle w:val="Heading2"/>
@@ -21695,8 +21744,8 @@
         <w:t xml:space="preserve">CalCOFI data is available through various portals, each serving different purposes and user needs. This document outlines the main access points and their characteristics.</w:t>
       </w:r>
     </w:p>
-    <w:bookmarkEnd w:id="179"/>
-    <w:bookmarkStart w:id="184" w:name="data-flow"/>
+    <w:bookmarkEnd w:id="168"/>
+    <w:bookmarkStart w:id="173" w:name="data-flow"/>
     <w:p>
       <w:pPr>
         <w:pStyle w:val="Heading2"/>
@@ -21726,7 +21775,7 @@
       <w:tr>
         <w:tc>
           <w:tcPr/>
-          <w:bookmarkStart w:id="183" w:name="fig-portals-flow"/>
+          <w:bookmarkStart w:id="172" w:name="fig-portals-flow"/>
           <w:p>
             <w:pPr>
               <w:jc w:val="center"/>
@@ -21736,18 +21785,18 @@
                 <wp:inline>
                   <wp:extent cx="5334000" cy="9583420"/>
                   <wp:effectExtent b="0" l="0" r="0" t="0"/>
-                  <wp:docPr descr="" title="" id="181" name="Picture"/>
+                  <wp:docPr descr="" title="" id="170" name="Picture"/>
                   <a:graphic>
                     <a:graphicData uri="http://schemas.openxmlformats.org/drawingml/2006/picture">
                       <pic:pic>
                         <pic:nvPicPr>
-                          <pic:cNvPr descr="portals_files/figure-docx/mermaid-figure-1.png" id="182" name="Picture"/>
+                          <pic:cNvPr descr="portals_files/figure-docx/mermaid-figure-1.png" id="171" name="Picture"/>
                           <pic:cNvPicPr>
                             <a:picLocks noChangeArrowheads="1" noChangeAspect="1"/>
                           </pic:cNvPicPr>
                         </pic:nvPicPr>
                         <pic:blipFill>
-                          <a:blip r:embed="rId180"/>
+                          <a:blip r:embed="rId169"/>
                           <a:stretch>
                             <a:fillRect/>
                           </a:stretch>
@@ -21787,7 +21836,7 @@
               <w:t xml:space="preserve">Figure 9.1: Flow of data from raw to database to portals and meta-portals.</w:t>
             </w:r>
           </w:p>
-          <w:bookmarkEnd w:id="183"/>
+          <w:bookmarkEnd w:id="172"/>
         </w:tc>
       </w:tr>
     </w:tbl>
@@ -21799,8 +21848,8 @@
         <w:t xml:space="preserve">In practice, CalCOFI is a partnership with various contributing members, so the authoritative dataset might flow differently, such as from EDI to the database to the other portals. The other portals, such as OBIS or ERDDAP, serve different audiences or purposes. The meta-portals like ODIS and Data.gov then index these portals to provide broader discovery of CalCOFI datasets.</w:t>
       </w:r>
     </w:p>
-    <w:bookmarkEnd w:id="184"/>
-    <w:bookmarkStart w:id="199" w:name="portals-1"/>
+    <w:bookmarkEnd w:id="173"/>
+    <w:bookmarkStart w:id="188" w:name="portals-1"/>
     <w:p>
       <w:pPr>
         <w:pStyle w:val="Heading2"/>
@@ -21830,7 +21879,7 @@
       <w:tr>
         <w:tc>
           <w:tcPr/>
-          <w:bookmarkStart w:id="185" w:name="tbl-portals"/>
+          <w:bookmarkStart w:id="174" w:name="tbl-portals"/>
           <w:p>
             <w:pPr>
               <w:jc w:val="center"/>
@@ -22918,11 +22967,11 @@
               </w:tc>
             </w:tr>
           </w:tbl>
-          <w:bookmarkEnd w:id="185"/>
+          <w:bookmarkEnd w:id="174"/>
         </w:tc>
       </w:tr>
     </w:tbl>
-    <w:bookmarkStart w:id="188" w:name="edi"/>
+    <w:bookmarkStart w:id="177" w:name="edi"/>
     <w:p>
       <w:pPr>
         <w:pStyle w:val="Heading3"/>
@@ -22948,7 +22997,7 @@
         <w:pStyle w:val="Compact"/>
         <w:numPr>
           <w:ilvl w:val="0"/>
-          <w:numId w:val="1036"/>
+          <w:numId w:val="1031"/>
         </w:numPr>
       </w:pPr>
       <w:r>
@@ -22960,7 +23009,7 @@
         <w:pStyle w:val="Compact"/>
         <w:numPr>
           <w:ilvl w:val="0"/>
-          <w:numId w:val="1036"/>
+          <w:numId w:val="1031"/>
         </w:numPr>
       </w:pPr>
       <w:r>
@@ -22972,7 +23021,7 @@
         <w:pStyle w:val="Compact"/>
         <w:numPr>
           <w:ilvl w:val="0"/>
-          <w:numId w:val="1036"/>
+          <w:numId w:val="1031"/>
         </w:numPr>
       </w:pPr>
       <w:r>
@@ -22984,7 +23033,7 @@
         <w:pStyle w:val="Compact"/>
         <w:numPr>
           <w:ilvl w:val="0"/>
-          <w:numId w:val="1036"/>
+          <w:numId w:val="1031"/>
         </w:numPr>
       </w:pPr>
       <w:r>
@@ -22996,7 +23045,7 @@
         <w:pStyle w:val="Compact"/>
         <w:numPr>
           <w:ilvl w:val="0"/>
-          <w:numId w:val="1036"/>
+          <w:numId w:val="1031"/>
         </w:numPr>
       </w:pPr>
       <w:r>
@@ -23008,7 +23057,7 @@
         <w:pStyle w:val="Compact"/>
         <w:numPr>
           <w:ilvl w:val="0"/>
-          <w:numId w:val="1036"/>
+          <w:numId w:val="1031"/>
         </w:numPr>
       </w:pPr>
       <w:r>
@@ -23020,7 +23069,7 @@
         <w:pStyle w:val="Compact"/>
         <w:numPr>
           <w:ilvl w:val="0"/>
-          <w:numId w:val="1036"/>
+          <w:numId w:val="1031"/>
         </w:numPr>
       </w:pPr>
       <w:r>
@@ -23032,10 +23081,10 @@
         <w:pStyle w:val="Compact"/>
         <w:numPr>
           <w:ilvl w:val="1"/>
-          <w:numId w:val="1037"/>
+          <w:numId w:val="1032"/>
         </w:numPr>
       </w:pPr>
-      <w:hyperlink r:id="rId186">
+      <w:hyperlink r:id="rId175">
         <w:r>
           <w:rPr>
             <w:rStyle w:val="Hyperlink"/>
@@ -23049,7 +23098,7 @@
         <w:pStyle w:val="Compact"/>
         <w:numPr>
           <w:ilvl w:val="1"/>
-          <w:numId w:val="1037"/>
+          <w:numId w:val="1032"/>
         </w:numPr>
       </w:pPr>
       <w:r>
@@ -23058,7 +23107,7 @@
       <w:r>
         <w:t xml:space="preserve"> </w:t>
       </w:r>
-      <w:hyperlink r:id="rId187">
+      <w:hyperlink r:id="rId176">
         <w:r>
           <w:rPr>
             <w:rStyle w:val="Hyperlink"/>
@@ -23079,8 +23128,8 @@
         </w:r>
       </w:hyperlink>
     </w:p>
-    <w:bookmarkEnd w:id="188"/>
-    <w:bookmarkStart w:id="191" w:name="ncei"/>
+    <w:bookmarkEnd w:id="177"/>
+    <w:bookmarkStart w:id="180" w:name="ncei"/>
     <w:p>
       <w:pPr>
         <w:pStyle w:val="Heading3"/>
@@ -23106,7 +23155,7 @@
         <w:pStyle w:val="Compact"/>
         <w:numPr>
           <w:ilvl w:val="0"/>
-          <w:numId w:val="1038"/>
+          <w:numId w:val="1033"/>
         </w:numPr>
       </w:pPr>
       <w:r>
@@ -23118,7 +23167,7 @@
         <w:pStyle w:val="Compact"/>
         <w:numPr>
           <w:ilvl w:val="0"/>
-          <w:numId w:val="1038"/>
+          <w:numId w:val="1033"/>
         </w:numPr>
       </w:pPr>
       <w:r>
@@ -23130,7 +23179,7 @@
         <w:pStyle w:val="Compact"/>
         <w:numPr>
           <w:ilvl w:val="0"/>
-          <w:numId w:val="1038"/>
+          <w:numId w:val="1033"/>
         </w:numPr>
       </w:pPr>
       <w:r>
@@ -23142,7 +23191,7 @@
         <w:pStyle w:val="Compact"/>
         <w:numPr>
           <w:ilvl w:val="0"/>
-          <w:numId w:val="1038"/>
+          <w:numId w:val="1033"/>
         </w:numPr>
       </w:pPr>
       <w:r>
@@ -23154,7 +23203,7 @@
         <w:pStyle w:val="Compact"/>
         <w:numPr>
           <w:ilvl w:val="0"/>
-          <w:numId w:val="1038"/>
+          <w:numId w:val="1033"/>
         </w:numPr>
       </w:pPr>
       <w:r>
@@ -23166,7 +23215,7 @@
         <w:pStyle w:val="Compact"/>
         <w:numPr>
           <w:ilvl w:val="0"/>
-          <w:numId w:val="1038"/>
+          <w:numId w:val="1033"/>
         </w:numPr>
       </w:pPr>
       <w:r>
@@ -23178,7 +23227,7 @@
         <w:pStyle w:val="Compact"/>
         <w:numPr>
           <w:ilvl w:val="0"/>
-          <w:numId w:val="1038"/>
+          <w:numId w:val="1033"/>
         </w:numPr>
       </w:pPr>
       <w:r>
@@ -23190,10 +23239,10 @@
         <w:pStyle w:val="Compact"/>
         <w:numPr>
           <w:ilvl w:val="1"/>
-          <w:numId w:val="1039"/>
+          <w:numId w:val="1034"/>
         </w:numPr>
       </w:pPr>
-      <w:hyperlink r:id="rId189">
+      <w:hyperlink r:id="rId178">
         <w:r>
           <w:rPr>
             <w:rStyle w:val="Hyperlink"/>
@@ -23207,7 +23256,7 @@
         <w:pStyle w:val="Compact"/>
         <w:numPr>
           <w:ilvl w:val="1"/>
-          <w:numId w:val="1039"/>
+          <w:numId w:val="1034"/>
         </w:numPr>
       </w:pPr>
       <w:r>
@@ -23216,7 +23265,7 @@
       <w:r>
         <w:t xml:space="preserve"> </w:t>
       </w:r>
-      <w:hyperlink r:id="rId190">
+      <w:hyperlink r:id="rId179">
         <w:r>
           <w:rPr>
             <w:rStyle w:val="Hyperlink"/>
@@ -23237,8 +23286,8 @@
         </w:r>
       </w:hyperlink>
     </w:p>
-    <w:bookmarkEnd w:id="191"/>
-    <w:bookmarkStart w:id="194" w:name="obis"/>
+    <w:bookmarkEnd w:id="180"/>
+    <w:bookmarkStart w:id="183" w:name="obis"/>
     <w:p>
       <w:pPr>
         <w:pStyle w:val="Heading3"/>
@@ -23264,7 +23313,7 @@
         <w:pStyle w:val="Compact"/>
         <w:numPr>
           <w:ilvl w:val="0"/>
-          <w:numId w:val="1040"/>
+          <w:numId w:val="1035"/>
         </w:numPr>
       </w:pPr>
       <w:r>
@@ -23276,7 +23325,7 @@
         <w:pStyle w:val="Compact"/>
         <w:numPr>
           <w:ilvl w:val="0"/>
-          <w:numId w:val="1040"/>
+          <w:numId w:val="1035"/>
         </w:numPr>
       </w:pPr>
       <w:r>
@@ -23288,7 +23337,7 @@
         <w:pStyle w:val="Compact"/>
         <w:numPr>
           <w:ilvl w:val="0"/>
-          <w:numId w:val="1040"/>
+          <w:numId w:val="1035"/>
         </w:numPr>
       </w:pPr>
       <w:r>
@@ -23297,7 +23346,7 @@
       <w:r>
         <w:t xml:space="preserve"> </w:t>
       </w:r>
-      <w:hyperlink r:id="rId192">
+      <w:hyperlink r:id="rId181">
         <w:r>
           <w:rPr>
             <w:rStyle w:val="Hyperlink"/>
@@ -23311,7 +23360,7 @@
         <w:pStyle w:val="Compact"/>
         <w:numPr>
           <w:ilvl w:val="0"/>
-          <w:numId w:val="1040"/>
+          <w:numId w:val="1035"/>
         </w:numPr>
       </w:pPr>
       <w:r>
@@ -23323,7 +23372,7 @@
         <w:pStyle w:val="Compact"/>
         <w:numPr>
           <w:ilvl w:val="0"/>
-          <w:numId w:val="1040"/>
+          <w:numId w:val="1035"/>
         </w:numPr>
       </w:pPr>
       <w:r>
@@ -23335,7 +23384,7 @@
         <w:pStyle w:val="Compact"/>
         <w:numPr>
           <w:ilvl w:val="0"/>
-          <w:numId w:val="1040"/>
+          <w:numId w:val="1035"/>
         </w:numPr>
       </w:pPr>
       <w:r>
@@ -23347,7 +23396,7 @@
         <w:pStyle w:val="Compact"/>
         <w:numPr>
           <w:ilvl w:val="0"/>
-          <w:numId w:val="1040"/>
+          <w:numId w:val="1035"/>
         </w:numPr>
       </w:pPr>
       <w:r>
@@ -23359,7 +23408,7 @@
         <w:pStyle w:val="Compact"/>
         <w:numPr>
           <w:ilvl w:val="1"/>
-          <w:numId w:val="1041"/>
+          <w:numId w:val="1036"/>
         </w:numPr>
       </w:pPr>
       <w:hyperlink r:id="rId18">
@@ -23376,7 +23425,7 @@
         <w:pStyle w:val="Compact"/>
         <w:numPr>
           <w:ilvl w:val="1"/>
-          <w:numId w:val="1041"/>
+          <w:numId w:val="1036"/>
         </w:numPr>
       </w:pPr>
       <w:r>
@@ -23385,7 +23434,7 @@
       <w:r>
         <w:t xml:space="preserve"> </w:t>
       </w:r>
-      <w:hyperlink r:id="rId193">
+      <w:hyperlink r:id="rId182">
         <w:r>
           <w:rPr>
             <w:rStyle w:val="Hyperlink"/>
@@ -23412,8 +23461,8 @@
         <w:t xml:space="preserve">Keyword</w:t>
       </w:r>
     </w:p>
-    <w:bookmarkEnd w:id="194"/>
-    <w:bookmarkStart w:id="198" w:name="erddap"/>
+    <w:bookmarkEnd w:id="183"/>
+    <w:bookmarkStart w:id="187" w:name="erddap"/>
     <w:p>
       <w:pPr>
         <w:pStyle w:val="Heading3"/>
@@ -23439,7 +23488,7 @@
         <w:pStyle w:val="Compact"/>
         <w:numPr>
           <w:ilvl w:val="0"/>
-          <w:numId w:val="1042"/>
+          <w:numId w:val="1037"/>
         </w:numPr>
       </w:pPr>
       <w:r>
@@ -23451,7 +23500,7 @@
         <w:pStyle w:val="Compact"/>
         <w:numPr>
           <w:ilvl w:val="0"/>
-          <w:numId w:val="1042"/>
+          <w:numId w:val="1037"/>
         </w:numPr>
       </w:pPr>
       <w:r>
@@ -23463,7 +23512,7 @@
         <w:pStyle w:val="Compact"/>
         <w:numPr>
           <w:ilvl w:val="0"/>
-          <w:numId w:val="1042"/>
+          <w:numId w:val="1037"/>
         </w:numPr>
       </w:pPr>
       <w:r>
@@ -23475,7 +23524,7 @@
         <w:pStyle w:val="Compact"/>
         <w:numPr>
           <w:ilvl w:val="0"/>
-          <w:numId w:val="1042"/>
+          <w:numId w:val="1037"/>
         </w:numPr>
       </w:pPr>
       <w:r>
@@ -23487,7 +23536,7 @@
         <w:pStyle w:val="Compact"/>
         <w:numPr>
           <w:ilvl w:val="0"/>
-          <w:numId w:val="1042"/>
+          <w:numId w:val="1037"/>
         </w:numPr>
       </w:pPr>
       <w:r>
@@ -23499,7 +23548,7 @@
         <w:pStyle w:val="Compact"/>
         <w:numPr>
           <w:ilvl w:val="0"/>
-          <w:numId w:val="1042"/>
+          <w:numId w:val="1037"/>
         </w:numPr>
       </w:pPr>
       <w:r>
@@ -23511,7 +23560,7 @@
         <w:pStyle w:val="Compact"/>
         <w:numPr>
           <w:ilvl w:val="0"/>
-          <w:numId w:val="1042"/>
+          <w:numId w:val="1037"/>
         </w:numPr>
       </w:pPr>
       <w:r>
@@ -23523,10 +23572,10 @@
         <w:pStyle w:val="Compact"/>
         <w:numPr>
           <w:ilvl w:val="1"/>
-          <w:numId w:val="1043"/>
+          <w:numId w:val="1038"/>
         </w:numPr>
       </w:pPr>
-      <w:hyperlink r:id="rId195">
+      <w:hyperlink r:id="rId184">
         <w:r>
           <w:rPr>
             <w:rStyle w:val="Hyperlink"/>
@@ -23540,7 +23589,7 @@
         <w:pStyle w:val="Compact"/>
         <w:numPr>
           <w:ilvl w:val="1"/>
-          <w:numId w:val="1043"/>
+          <w:numId w:val="1038"/>
         </w:numPr>
       </w:pPr>
       <w:r>
@@ -23552,10 +23601,10 @@
         <w:pStyle w:val="Compact"/>
         <w:numPr>
           <w:ilvl w:val="2"/>
-          <w:numId w:val="1044"/>
+          <w:numId w:val="1039"/>
         </w:numPr>
       </w:pPr>
-      <w:hyperlink r:id="rId196">
+      <w:hyperlink r:id="rId185">
         <w:r>
           <w:rPr>
             <w:rStyle w:val="Hyperlink"/>
@@ -23569,10 +23618,10 @@
         <w:pStyle w:val="Compact"/>
         <w:numPr>
           <w:ilvl w:val="2"/>
-          <w:numId w:val="1044"/>
+          <w:numId w:val="1039"/>
         </w:numPr>
       </w:pPr>
-      <w:hyperlink r:id="rId197">
+      <w:hyperlink r:id="rId186">
         <w:r>
           <w:rPr>
             <w:rStyle w:val="Hyperlink"/>
@@ -23581,9 +23630,9 @@
         </w:r>
       </w:hyperlink>
     </w:p>
-    <w:bookmarkEnd w:id="198"/>
-    <w:bookmarkEnd w:id="199"/>
-    <w:bookmarkStart w:id="205" w:name="metadata"/>
+    <w:bookmarkEnd w:id="187"/>
+    <w:bookmarkEnd w:id="188"/>
+    <w:bookmarkStart w:id="195" w:name="metadata"/>
     <w:p>
       <w:pPr>
         <w:pStyle w:val="Heading2"/>
@@ -23602,7 +23651,7 @@
       <w:r>
         <w:t xml:space="preserve"> </w:t>
       </w:r>
-      <w:hyperlink r:id="rId200">
+      <w:hyperlink r:id="rId189">
         <w:r>
           <w:rPr>
             <w:rStyle w:val="Hyperlink"/>
@@ -23619,7 +23668,7 @@
       <w:r>
         <w:t xml:space="preserve"> </w:t>
       </w:r>
-      <w:hyperlink r:id="rId109">
+      <w:hyperlink r:id="rId190">
         <w:r>
           <w:rPr>
             <w:rStyle w:val="Hyperlink"/>
@@ -23647,7 +23696,7 @@
       <w:tr>
         <w:tc>
           <w:tcPr/>
-          <w:bookmarkStart w:id="204" w:name="fig-portals-metadata"/>
+          <w:bookmarkStart w:id="194" w:name="fig-portals-metadata"/>
           <w:p>
             <w:pPr>
               <w:jc w:val="center"/>
@@ -23657,18 +23706,18 @@
                 <wp:inline>
                   <wp:extent cx="5334000" cy="1858009"/>
                   <wp:effectExtent b="0" l="0" r="0" t="0"/>
-                  <wp:docPr descr="" title="" id="202" name="Picture"/>
+                  <wp:docPr descr="" title="" id="192" name="Picture"/>
                   <a:graphic>
                     <a:graphicData uri="http://schemas.openxmlformats.org/drawingml/2006/picture">
                       <pic:pic>
                         <pic:nvPicPr>
-                          <pic:cNvPr descr="portals_files/figure-docx/mermaid-figure-2.png" id="203" name="Picture"/>
+                          <pic:cNvPr descr="portals_files/figure-docx/mermaid-figure-2.png" id="193" name="Picture"/>
                           <pic:cNvPicPr>
                             <a:picLocks noChangeArrowheads="1" noChangeAspect="1"/>
                           </pic:cNvPicPr>
                         </pic:nvPicPr>
                         <pic:blipFill>
-                          <a:blip r:embed="rId201"/>
+                          <a:blip r:embed="rId191"/>
                           <a:stretch>
                             <a:fillRect/>
                           </a:stretch>
@@ -23708,7 +23757,7 @@
               <w:t xml:space="preserve">Figure 9.2: Metadata in the form of ecological metadata language (EML) is used to describe the dataset in a consistent manner that can be ingested by the portals.</w:t>
             </w:r>
           </w:p>
-          <w:bookmarkEnd w:id="204"/>
+          <w:bookmarkEnd w:id="194"/>
         </w:tc>
       </w:tr>
     </w:tbl>
@@ -23725,7 +23774,7 @@
         <w:pStyle w:val="Compact"/>
         <w:numPr>
           <w:ilvl w:val="0"/>
-          <w:numId w:val="1045"/>
+          <w:numId w:val="1040"/>
         </w:numPr>
       </w:pPr>
       <w:r>
@@ -23737,7 +23786,7 @@
         <w:pStyle w:val="Compact"/>
         <w:numPr>
           <w:ilvl w:val="0"/>
-          <w:numId w:val="1045"/>
+          <w:numId w:val="1040"/>
         </w:numPr>
       </w:pPr>
       <w:r>
@@ -23749,7 +23798,7 @@
         <w:pStyle w:val="Compact"/>
         <w:numPr>
           <w:ilvl w:val="0"/>
-          <w:numId w:val="1045"/>
+          <w:numId w:val="1040"/>
         </w:numPr>
       </w:pPr>
       <w:r>
@@ -23761,7 +23810,7 @@
         <w:pStyle w:val="Compact"/>
         <w:numPr>
           <w:ilvl w:val="0"/>
-          <w:numId w:val="1045"/>
+          <w:numId w:val="1040"/>
         </w:numPr>
       </w:pPr>
       <w:r>
@@ -23773,7 +23822,7 @@
         <w:pStyle w:val="Compact"/>
         <w:numPr>
           <w:ilvl w:val="0"/>
-          <w:numId w:val="1045"/>
+          <w:numId w:val="1040"/>
         </w:numPr>
       </w:pPr>
       <w:r>
@@ -23785,7 +23834,7 @@
         <w:pStyle w:val="Compact"/>
         <w:numPr>
           <w:ilvl w:val="0"/>
-          <w:numId w:val="1045"/>
+          <w:numId w:val="1040"/>
         </w:numPr>
       </w:pPr>
       <w:r>
@@ -23800,8 +23849,8 @@
         <w:t xml:space="preserve">This standardized metadata enables automated data transformation and ingestion into various portal systems while preserving the original data context and quality information.</w:t>
       </w:r>
     </w:p>
-    <w:bookmarkEnd w:id="205"/>
-    <w:bookmarkStart w:id="210" w:name="meta-portals"/>
+    <w:bookmarkEnd w:id="195"/>
+    <w:bookmarkStart w:id="200" w:name="meta-portals"/>
     <w:p>
       <w:pPr>
         <w:pStyle w:val="Heading2"/>
@@ -23810,7 +23859,7 @@
         <w:t xml:space="preserve">9.5 Meta-Portals</w:t>
       </w:r>
     </w:p>
-    <w:bookmarkStart w:id="207" w:name="google-dataset-search"/>
+    <w:bookmarkStart w:id="197" w:name="google-dataset-search"/>
     <w:p>
       <w:pPr>
         <w:pStyle w:val="Heading3"/>
@@ -23829,7 +23878,7 @@
       <w:r>
         <w:t xml:space="preserve"> </w:t>
       </w:r>
-      <w:hyperlink r:id="rId206">
+      <w:hyperlink r:id="rId196">
         <w:r>
           <w:rPr>
             <w:rStyle w:val="Hyperlink"/>
@@ -23844,8 +23893,8 @@
         <w:t xml:space="preserve">through schema.org metadata. This ensures that CalCOFI data is discoverable through Google search and other search engines.</w:t>
       </w:r>
     </w:p>
-    <w:bookmarkEnd w:id="207"/>
-    <w:bookmarkStart w:id="209" w:name="odis"/>
+    <w:bookmarkEnd w:id="197"/>
+    <w:bookmarkStart w:id="199" w:name="odis"/>
     <w:p>
       <w:pPr>
         <w:pStyle w:val="Heading3"/>
@@ -23876,7 +23925,7 @@
       <w:r>
         <w:t xml:space="preserve"> </w:t>
       </w:r>
-      <w:hyperlink r:id="rId208">
+      <w:hyperlink r:id="rId198">
         <w:r>
           <w:rPr>
             <w:rStyle w:val="Hyperlink"/>
@@ -23898,7 +23947,7 @@
         <w:pStyle w:val="Compact"/>
         <w:numPr>
           <w:ilvl w:val="0"/>
-          <w:numId w:val="1046"/>
+          <w:numId w:val="1041"/>
         </w:numPr>
       </w:pPr>
       <w:r>
@@ -23910,7 +23959,7 @@
         <w:pStyle w:val="Compact"/>
         <w:numPr>
           <w:ilvl w:val="0"/>
-          <w:numId w:val="1046"/>
+          <w:numId w:val="1041"/>
         </w:numPr>
       </w:pPr>
       <w:r>
@@ -23922,16 +23971,16 @@
         <w:pStyle w:val="Compact"/>
         <w:numPr>
           <w:ilvl w:val="0"/>
-          <w:numId w:val="1046"/>
+          <w:numId w:val="1041"/>
         </w:numPr>
       </w:pPr>
       <w:r>
         <w:t xml:space="preserve">Integrated with global ocean data systems</w:t>
       </w:r>
     </w:p>
-    <w:bookmarkEnd w:id="209"/>
-    <w:bookmarkEnd w:id="210"/>
-    <w:bookmarkStart w:id="216" w:name="calcofi.io-tools"/>
+    <w:bookmarkEnd w:id="199"/>
+    <w:bookmarkEnd w:id="200"/>
+    <w:bookmarkStart w:id="206" w:name="calcofi.io-tools"/>
     <w:p>
       <w:pPr>
         <w:pStyle w:val="Heading2"/>
@@ -23948,7 +23997,7 @@
         <w:t xml:space="preserve">CalCOFI is also developing an integrated database and tools that enable efficient data access and analysis:</w:t>
       </w:r>
     </w:p>
-    <w:bookmarkStart w:id="212" w:name="apis"/>
+    <w:bookmarkStart w:id="202" w:name="apis"/>
     <w:p>
       <w:pPr>
         <w:pStyle w:val="Heading3"/>
@@ -23962,7 +24011,7 @@
         <w:pStyle w:val="Compact"/>
         <w:numPr>
           <w:ilvl w:val="0"/>
-          <w:numId w:val="1047"/>
+          <w:numId w:val="1042"/>
         </w:numPr>
       </w:pPr>
       <w:r>
@@ -23974,7 +24023,7 @@
         <w:pStyle w:val="Compact"/>
         <w:numPr>
           <w:ilvl w:val="0"/>
-          <w:numId w:val="1047"/>
+          <w:numId w:val="1042"/>
         </w:numPr>
       </w:pPr>
       <w:r>
@@ -23986,7 +24035,7 @@
         <w:pStyle w:val="Compact"/>
         <w:numPr>
           <w:ilvl w:val="0"/>
-          <w:numId w:val="1047"/>
+          <w:numId w:val="1042"/>
         </w:numPr>
       </w:pPr>
       <w:r>
@@ -23998,7 +24047,7 @@
         <w:pStyle w:val="Compact"/>
         <w:numPr>
           <w:ilvl w:val="0"/>
-          <w:numId w:val="1047"/>
+          <w:numId w:val="1042"/>
         </w:numPr>
       </w:pPr>
       <w:r>
@@ -24010,10 +24059,10 @@
         <w:pStyle w:val="Compact"/>
         <w:numPr>
           <w:ilvl w:val="1"/>
-          <w:numId w:val="1048"/>
+          <w:numId w:val="1043"/>
         </w:numPr>
       </w:pPr>
-      <w:hyperlink r:id="rId115">
+      <w:hyperlink r:id="rId148">
         <w:r>
           <w:rPr>
             <w:rStyle w:val="Hyperlink"/>
@@ -24027,10 +24076,10 @@
         <w:pStyle w:val="Compact"/>
         <w:numPr>
           <w:ilvl w:val="1"/>
-          <w:numId w:val="1048"/>
+          <w:numId w:val="1043"/>
         </w:numPr>
       </w:pPr>
-      <w:hyperlink r:id="rId211">
+      <w:hyperlink r:id="rId201">
         <w:r>
           <w:rPr>
             <w:rStyle w:val="Hyperlink"/>
@@ -24039,8 +24088,8 @@
         </w:r>
       </w:hyperlink>
     </w:p>
-    <w:bookmarkEnd w:id="212"/>
-    <w:bookmarkStart w:id="213" w:name="library"/>
+    <w:bookmarkEnd w:id="202"/>
+    <w:bookmarkStart w:id="203" w:name="library"/>
     <w:p>
       <w:pPr>
         <w:pStyle w:val="Heading3"/>
@@ -24054,7 +24103,7 @@
         <w:pStyle w:val="Compact"/>
         <w:numPr>
           <w:ilvl w:val="0"/>
-          <w:numId w:val="1049"/>
+          <w:numId w:val="1044"/>
         </w:numPr>
       </w:pPr>
       <w:r>
@@ -24066,7 +24115,7 @@
         <w:pStyle w:val="Compact"/>
         <w:numPr>
           <w:ilvl w:val="0"/>
-          <w:numId w:val="1049"/>
+          <w:numId w:val="1044"/>
         </w:numPr>
       </w:pPr>
       <w:r>
@@ -24078,7 +24127,7 @@
         <w:pStyle w:val="Compact"/>
         <w:numPr>
           <w:ilvl w:val="0"/>
-          <w:numId w:val="1049"/>
+          <w:numId w:val="1044"/>
         </w:numPr>
       </w:pPr>
       <w:r>
@@ -24090,7 +24139,7 @@
         <w:pStyle w:val="Compact"/>
         <w:numPr>
           <w:ilvl w:val="0"/>
-          <w:numId w:val="1049"/>
+          <w:numId w:val="1044"/>
         </w:numPr>
       </w:pPr>
       <w:r>
@@ -24102,10 +24151,10 @@
         <w:pStyle w:val="Compact"/>
         <w:numPr>
           <w:ilvl w:val="1"/>
-          <w:numId w:val="1050"/>
+          <w:numId w:val="1045"/>
         </w:numPr>
       </w:pPr>
-      <w:hyperlink r:id="rId132">
+      <w:hyperlink r:id="rId120">
         <w:r>
           <w:rPr>
             <w:rStyle w:val="Hyperlink"/>
@@ -24114,8 +24163,8 @@
         </w:r>
       </w:hyperlink>
     </w:p>
-    <w:bookmarkEnd w:id="213"/>
-    <w:bookmarkStart w:id="215" w:name="apps"/>
+    <w:bookmarkEnd w:id="203"/>
+    <w:bookmarkStart w:id="205" w:name="apps"/>
     <w:p>
       <w:pPr>
         <w:pStyle w:val="Heading3"/>
@@ -24129,7 +24178,7 @@
         <w:pStyle w:val="Compact"/>
         <w:numPr>
           <w:ilvl w:val="0"/>
-          <w:numId w:val="1051"/>
+          <w:numId w:val="1046"/>
         </w:numPr>
       </w:pPr>
       <w:r>
@@ -24141,7 +24190,7 @@
         <w:pStyle w:val="Compact"/>
         <w:numPr>
           <w:ilvl w:val="0"/>
-          <w:numId w:val="1051"/>
+          <w:numId w:val="1046"/>
         </w:numPr>
       </w:pPr>
       <w:r>
@@ -24153,7 +24202,7 @@
         <w:pStyle w:val="Compact"/>
         <w:numPr>
           <w:ilvl w:val="0"/>
-          <w:numId w:val="1051"/>
+          <w:numId w:val="1046"/>
         </w:numPr>
       </w:pPr>
       <w:r>
@@ -24165,7 +24214,7 @@
         <w:pStyle w:val="Compact"/>
         <w:numPr>
           <w:ilvl w:val="0"/>
-          <w:numId w:val="1051"/>
+          <w:numId w:val="1046"/>
         </w:numPr>
       </w:pPr>
       <w:r>
@@ -24177,10 +24226,10 @@
         <w:pStyle w:val="Compact"/>
         <w:numPr>
           <w:ilvl w:val="1"/>
-          <w:numId w:val="1052"/>
+          <w:numId w:val="1047"/>
         </w:numPr>
       </w:pPr>
-      <w:hyperlink r:id="rId214">
+      <w:hyperlink r:id="rId204">
         <w:r>
           <w:rPr>
             <w:rStyle w:val="Hyperlink"/>
@@ -24192,10 +24241,10 @@
         <w:t xml:space="preserve">, App button</w:t>
       </w:r>
     </w:p>
-    <w:bookmarkEnd w:id="215"/>
-    <w:bookmarkEnd w:id="216"/>
-    <w:bookmarkEnd w:id="217"/>
-    <w:bookmarkStart w:id="265" w:name="status"/>
+    <w:bookmarkEnd w:id="205"/>
+    <w:bookmarkEnd w:id="206"/>
+    <w:bookmarkEnd w:id="207"/>
+    <w:bookmarkStart w:id="255" w:name="status"/>
     <w:p>
       <w:pPr>
         <w:pStyle w:val="Heading1"/>
@@ -24204,7 +24253,7 @@
         <w:t xml:space="preserve">10. Status</w:t>
       </w:r>
     </w:p>
-    <w:bookmarkStart w:id="224" w:name="section"/>
+    <w:bookmarkStart w:id="214" w:name="section"/>
     <w:p>
       <w:pPr>
         <w:pStyle w:val="Heading2"/>
@@ -24227,7 +24276,7 @@
         <w:t xml:space="preserve">of CTD data.</w:t>
       </w:r>
     </w:p>
-    <w:bookmarkStart w:id="218" w:name="X937bd3087d53250a27eb0b6fbe085019fdffd80"/>
+    <w:bookmarkStart w:id="208" w:name="X937bd3087d53250a27eb0b6fbe085019fdffd80"/>
     <w:p>
       <w:pPr>
         <w:pStyle w:val="Heading3"/>
@@ -24277,105 +24326,736 @@
     </w:p>
     <w:p>
       <w:pPr>
+        <w:numPr>
+          <w:ilvl w:val="0"/>
+          <w:numId w:val="1048"/>
+        </w:numPr>
+      </w:pPr>
+      <w:r>
+        <w:rPr>
+          <w:b/>
+          <w:bCs/>
+        </w:rPr>
+        <w:t xml:space="preserve">Taxonomy-aware exploration</w:t>
+      </w:r>
+      <w:r>
+        <w:br/>
+      </w:r>
+      <w:r>
+        <w:t xml:space="preserve">The app now understands species and their taxonomic relationships. Users can browse taxa hierarchies, see taxonomic ranks, and work with improved species metadata tied to authoritative sources (e.g., WoRMS, ITIS). This makes it easier to find and compare species and groups of species consistently.</w:t>
+      </w:r>
+    </w:p>
+    <w:p>
+      <w:pPr>
+        <w:numPr>
+          <w:ilvl w:val="0"/>
+          <w:numId w:val="1048"/>
+        </w:numPr>
+      </w:pPr>
+      <w:r>
+        <w:rPr>
+          <w:b/>
+          <w:bCs/>
+        </w:rPr>
+        <w:t xml:space="preserve">Better visual experience and theming</w:t>
+      </w:r>
+      <w:r>
+        <w:br/>
+      </w:r>
+      <w:r>
+        <w:t xml:space="preserve">A new</w:t>
+      </w:r>
+      <w:r>
+        <w:t xml:space="preserve"> </w:t>
+      </w:r>
+      <w:r>
+        <w:rPr>
+          <w:b/>
+          <w:bCs/>
+        </w:rPr>
+        <w:t xml:space="preserve">dark/light theme toggle</w:t>
+      </w:r>
+      <w:r>
+        <w:t xml:space="preserve"> </w:t>
+      </w:r>
+      <w:r>
+        <w:t xml:space="preserve">has been implemented and refined so that maps, time series, and other plots remain readable and visually consistent. Navigation has been reorganized, with a clearer About page, a guided “tour” of the app, and more intuitive icons and labels, making the app easier to learn and use.</w:t>
+      </w:r>
+    </w:p>
+    <w:p>
+      <w:pPr>
+        <w:numPr>
+          <w:ilvl w:val="0"/>
+          <w:numId w:val="1048"/>
+        </w:numPr>
+      </w:pPr>
+      <w:r>
+        <w:rPr>
+          <w:b/>
+          <w:bCs/>
+        </w:rPr>
+        <w:t xml:space="preserve">Stronger spatial and temporal tools</w:t>
+      </w:r>
+      <w:r>
+        <w:br/>
+      </w:r>
+      <w:r>
+        <w:t xml:space="preserve">Spatial maps now rely on efficient hexagon grids calculated in the database, improving performance and scalability. Default settings for time and depth matching have been tuned to yield better joins between environmental and biological data out of the box.</w:t>
+      </w:r>
+    </w:p>
+    <w:p>
+      <w:pPr>
+        <w:pStyle w:val="FirstParagraph"/>
+      </w:pPr>
+      <w:r>
+        <w:t xml:space="preserve">Overall, the app is moving from a prototype to a</w:t>
+      </w:r>
+      <w:r>
+        <w:t xml:space="preserve"> </w:t>
+      </w:r>
+      <w:r>
+        <w:rPr>
+          <w:b/>
+          <w:bCs/>
+        </w:rPr>
+        <w:t xml:space="preserve">polished, guided interface</w:t>
+      </w:r>
+      <w:r>
+        <w:t xml:space="preserve"> </w:t>
+      </w:r>
+      <w:r>
+        <w:t xml:space="preserve">that better supports exploratory analysis and communication.</w:t>
+      </w:r>
+    </w:p>
+    <w:p>
+      <w:r>
+        <w:pict>
+          <v:rect style="width:0;height:1.5pt" o:hralign="center" o:hrstd="t" o:hr="t"/>
+        </w:pict>
+      </w:r>
+    </w:p>
+    <w:bookmarkEnd w:id="208"/>
+    <w:bookmarkStart w:id="209" w:name="X4382a81008eef0c07c3d182046c591f52b58219"/>
+    <w:p>
+      <w:pPr>
+        <w:pStyle w:val="Heading3"/>
+      </w:pPr>
+      <w:r>
+        <w:t xml:space="preserve">10.1.2 A Stable, Well-Documented Database Foundation</w:t>
+      </w:r>
+    </w:p>
+    <w:p>
+      <w:pPr>
+        <w:pStyle w:val="FirstParagraph"/>
+      </w:pPr>
+      <w:r>
+        <w:t xml:space="preserve">The</w:t>
+      </w:r>
+      <w:r>
+        <w:t xml:space="preserve"> </w:t>
+      </w:r>
+      <w:r>
+        <w:rPr>
+          <w:b/>
+          <w:bCs/>
+        </w:rPr>
+        <w:t xml:space="preserve">CalCOFI database package (</w:t>
+      </w:r>
+      <w:r>
+        <w:rPr>
+          <w:rStyle w:val="VerbatimChar"/>
+          <w:b/>
+          <w:bCs/>
+        </w:rPr>
+        <w:t xml:space="preserve">calcofi4db</w:t>
+      </w:r>
+      <w:r>
+        <w:rPr>
+          <w:b/>
+          <w:bCs/>
+        </w:rPr>
+        <w:t xml:space="preserve">)</w:t>
+      </w:r>
+      <w:r>
+        <w:t xml:space="preserve"> </w:t>
+      </w:r>
+      <w:r>
+        <w:t xml:space="preserve">has been formalized and versioned, providing a solid foundation for all downstream tools:</w:t>
+      </w:r>
+    </w:p>
+    <w:p>
+      <w:pPr>
+        <w:pStyle w:val="Compact"/>
+        <w:numPr>
+          <w:ilvl w:val="0"/>
+          <w:numId w:val="1049"/>
+        </w:numPr>
+      </w:pPr>
+      <w:r>
+        <w:rPr>
+          <w:b/>
+          <w:bCs/>
+        </w:rPr>
+        <w:t xml:space="preserve">Two stable releases</w:t>
+      </w:r>
+      <w:r>
+        <w:t xml:space="preserve"> </w:t>
+      </w:r>
+      <w:r>
+        <w:t xml:space="preserve">(versions 1.0 and 1.1) have established a reliable baseline for the database, including bottle-level data.</w:t>
+      </w:r>
+    </w:p>
+    <w:p>
+      <w:pPr>
+        <w:pStyle w:val="Compact"/>
+        <w:numPr>
+          <w:ilvl w:val="0"/>
+          <w:numId w:val="1049"/>
+        </w:numPr>
+      </w:pPr>
+      <w:r>
+        <w:t xml:space="preserve">The project now follows a</w:t>
+      </w:r>
+      <w:r>
+        <w:t xml:space="preserve"> </w:t>
+      </w:r>
+      <w:r>
+        <w:rPr>
+          <w:b/>
+          <w:bCs/>
+        </w:rPr>
+        <w:t xml:space="preserve">clear strategy for separate development and production databases</w:t>
+      </w:r>
+      <w:r>
+        <w:t xml:space="preserve">, reducing risk when making changes and improving reproducibility.</w:t>
+      </w:r>
+    </w:p>
+    <w:p>
+      <w:pPr>
+        <w:pStyle w:val="Compact"/>
+        <w:numPr>
+          <w:ilvl w:val="0"/>
+          <w:numId w:val="1049"/>
+        </w:numPr>
+      </w:pPr>
+      <w:r>
+        <w:t xml:space="preserve">Data ingestion from NOAA and other sources has been</w:t>
+      </w:r>
+      <w:r>
+        <w:t xml:space="preserve"> </w:t>
+      </w:r>
+      <w:r>
+        <w:rPr>
+          <w:b/>
+          <w:bCs/>
+        </w:rPr>
+        <w:t xml:space="preserve">hardened</w:t>
+      </w:r>
+      <w:r>
+        <w:t xml:space="preserve">, with several rounds of fixes to handle edge cases and ensure that raw files are consistently and correctly translated into the database.</w:t>
+      </w:r>
+    </w:p>
+    <w:p>
+      <w:pPr>
+        <w:pStyle w:val="FirstParagraph"/>
+      </w:pPr>
+      <w:r>
+        <w:t xml:space="preserve">In addition, the package’s</w:t>
+      </w:r>
+      <w:r>
+        <w:t xml:space="preserve"> </w:t>
+      </w:r>
+      <w:r>
+        <w:rPr>
+          <w:b/>
+          <w:bCs/>
+        </w:rPr>
+        <w:t xml:space="preserve">online documentation site</w:t>
+      </w:r>
+      <w:r>
+        <w:t xml:space="preserve"> </w:t>
+      </w:r>
+      <w:r>
+        <w:t xml:space="preserve">has been refreshed so that developers and analysts have up-to-date guidance on how data flow into and through the database.</w:t>
+      </w:r>
+    </w:p>
+    <w:p>
+      <w:r>
+        <w:pict>
+          <v:rect style="width:0;height:1.5pt" o:hralign="center" o:hrstd="t" o:hr="t"/>
+        </w:pict>
+      </w:r>
+    </w:p>
+    <w:bookmarkEnd w:id="209"/>
+    <w:bookmarkStart w:id="210" w:name="X53211351bbaf319ff09e897ce4e2c10df4d26fa"/>
+    <w:p>
+      <w:pPr>
+        <w:pStyle w:val="Heading3"/>
+      </w:pPr>
+      <w:r>
+        <w:t xml:space="preserve">10.1.3 Unified R Tools and Documentation Around DuckDB</w:t>
+      </w:r>
+    </w:p>
+    <w:p>
+      <w:pPr>
+        <w:pStyle w:val="FirstParagraph"/>
+      </w:pPr>
+      <w:r>
+        <w:t xml:space="preserve">Across the toolchain, CalCOFI has standardized on</w:t>
+      </w:r>
+      <w:r>
+        <w:t xml:space="preserve"> </w:t>
+      </w:r>
+      <w:r>
+        <w:rPr>
+          <w:b/>
+          <w:bCs/>
+        </w:rPr>
+        <w:t xml:space="preserve">DuckDB</w:t>
+      </w:r>
+      <w:r>
+        <w:t xml:space="preserve"> </w:t>
+      </w:r>
+      <w:r>
+        <w:t xml:space="preserve">as the core data engine:</w:t>
+      </w:r>
+    </w:p>
+    <w:p>
+      <w:pPr>
+        <w:pStyle w:val="Compact"/>
+        <w:numPr>
+          <w:ilvl w:val="0"/>
+          <w:numId w:val="1050"/>
+        </w:numPr>
+      </w:pPr>
+      <w:r>
+        <w:t xml:space="preserve">The</w:t>
+      </w:r>
+      <w:r>
+        <w:t xml:space="preserve"> </w:t>
+      </w:r>
+      <w:r>
+        <w:rPr>
+          <w:b/>
+          <w:bCs/>
+        </w:rPr>
+        <w:t xml:space="preserve">R package (</w:t>
+      </w:r>
+      <w:r>
+        <w:rPr>
+          <w:rStyle w:val="VerbatimChar"/>
+          <w:b/>
+          <w:bCs/>
+        </w:rPr>
+        <w:t xml:space="preserve">calcofi4r</w:t>
+      </w:r>
+      <w:r>
+        <w:rPr>
+          <w:b/>
+          <w:bCs/>
+        </w:rPr>
+        <w:t xml:space="preserve">)</w:t>
+      </w:r>
+      <w:r>
+        <w:t xml:space="preserve"> </w:t>
+      </w:r>
+      <w:r>
+        <w:t xml:space="preserve">now encapsulates key logic originally developed inside the integrated app, so the same high-quality data access and processing is available in scripts, reports, and analyses—not just in the web interface.</w:t>
+      </w:r>
+    </w:p>
+    <w:p>
+      <w:pPr>
+        <w:pStyle w:val="Compact"/>
+        <w:numPr>
+          <w:ilvl w:val="0"/>
+          <w:numId w:val="1050"/>
+        </w:numPr>
+      </w:pPr>
+      <w:r>
+        <w:t xml:space="preserve">Both the app and R package can connect to</w:t>
+      </w:r>
+      <w:r>
+        <w:t xml:space="preserve"> </w:t>
+      </w:r>
+      <w:r>
+        <w:rPr>
+          <w:b/>
+          <w:bCs/>
+        </w:rPr>
+        <w:t xml:space="preserve">local or remote DuckDB databases</w:t>
+      </w:r>
+      <w:r>
+        <w:t xml:space="preserve">, improving performance and enabling offline or near‑offline workflows.</w:t>
+      </w:r>
+    </w:p>
+    <w:p>
+      <w:pPr>
+        <w:pStyle w:val="Compact"/>
+        <w:numPr>
+          <w:ilvl w:val="0"/>
+          <w:numId w:val="1050"/>
+        </w:numPr>
+      </w:pPr>
+      <w:r>
+        <w:t xml:space="preserve">Documentation in the</w:t>
+      </w:r>
+      <w:r>
+        <w:t xml:space="preserve"> </w:t>
+      </w:r>
+      <w:r>
+        <w:rPr>
+          <w:rStyle w:val="VerbatimChar"/>
+          <w:b/>
+          <w:bCs/>
+        </w:rPr>
+        <w:t xml:space="preserve">docs</w:t>
+      </w:r>
+      <w:r>
+        <w:rPr>
+          <w:b/>
+          <w:bCs/>
+        </w:rPr>
+        <w:t xml:space="preserve"> </w:t>
+      </w:r>
+      <w:r>
+        <w:rPr>
+          <w:b/>
+          <w:bCs/>
+        </w:rPr>
+        <w:t xml:space="preserve">repository</w:t>
+      </w:r>
+      <w:r>
+        <w:t xml:space="preserve"> </w:t>
+      </w:r>
+      <w:r>
+        <w:t xml:space="preserve">has been updated to describe the full data creation process (from raw data to ready‑to‑use databases) and to explain the new development/production database strategy. Status documents and helper scripts provide clearer visibility into project progress.</w:t>
+      </w:r>
+    </w:p>
+    <w:p>
+      <w:pPr>
+        <w:pStyle w:val="FirstParagraph"/>
+      </w:pPr>
+      <w:r>
+        <w:t xml:space="preserve">This brings CalCOFI closer to a</w:t>
+      </w:r>
+      <w:r>
+        <w:t xml:space="preserve"> </w:t>
+      </w:r>
+      <w:r>
+        <w:rPr>
+          <w:b/>
+          <w:bCs/>
+        </w:rPr>
+        <w:t xml:space="preserve">coherent, documented platform</w:t>
+      </w:r>
+      <w:r>
+        <w:t xml:space="preserve"> </w:t>
+      </w:r>
+      <w:r>
+        <w:t xml:space="preserve">where analysts can move seamlessly between app-based exploration and scripted analysis.</w:t>
+      </w:r>
+    </w:p>
+    <w:p>
+      <w:r>
+        <w:pict>
+          <v:rect style="width:0;height:1.5pt" o:hralign="center" o:hrstd="t" o:hr="t"/>
+        </w:pict>
+      </w:r>
+    </w:p>
+    <w:bookmarkEnd w:id="210"/>
+    <w:bookmarkStart w:id="211" w:name="X2ac610fbe735553e54612facbfaa0e7548a631f"/>
+    <w:p>
+      <w:pPr>
+        <w:pStyle w:val="Heading3"/>
+      </w:pPr>
+      <w:r>
+        <w:t xml:space="preserve">10.1.4 Standards-Compliant Publication of Biological Data</w:t>
+      </w:r>
+    </w:p>
+    <w:p>
+      <w:pPr>
+        <w:pStyle w:val="FirstParagraph"/>
+      </w:pPr>
+      <w:r>
+        <w:t xml:space="preserve">The</w:t>
+      </w:r>
+      <w:r>
+        <w:t xml:space="preserve"> </w:t>
+      </w:r>
+      <w:r>
+        <w:rPr>
+          <w:rStyle w:val="VerbatimChar"/>
+          <w:b/>
+          <w:bCs/>
+        </w:rPr>
+        <w:t xml:space="preserve">workflows</w:t>
+      </w:r>
+      <w:r>
+        <w:t xml:space="preserve"> </w:t>
+      </w:r>
+      <w:r>
+        <w:t xml:space="preserve">repository has seen major progress in turning CalCOFI’s biological datasets into</w:t>
+      </w:r>
+      <w:r>
+        <w:t xml:space="preserve"> </w:t>
+      </w:r>
+      <w:r>
+        <w:rPr>
+          <w:b/>
+          <w:bCs/>
+        </w:rPr>
+        <w:t xml:space="preserve">publication-ready products</w:t>
+      </w:r>
+      <w:r>
+        <w:t xml:space="preserve">:</w:t>
+      </w:r>
+    </w:p>
+    <w:p>
+      <w:pPr>
+        <w:pStyle w:val="Compact"/>
+        <w:numPr>
+          <w:ilvl w:val="0"/>
+          <w:numId w:val="1051"/>
+        </w:numPr>
+      </w:pPr>
+      <w:r>
+        <w:t xml:space="preserve">New workflows now</w:t>
+      </w:r>
+      <w:r>
+        <w:t xml:space="preserve"> </w:t>
+      </w:r>
+      <w:r>
+        <w:rPr>
+          <w:b/>
+          <w:bCs/>
+        </w:rPr>
+        <w:t xml:space="preserve">publish larval data to OBIS</w:t>
+      </w:r>
+      <w:r>
+        <w:t xml:space="preserve">, the global biodiversity information system, with repeatable recipes that combine biological observations with CTD (oceanographic) data.</w:t>
+      </w:r>
+    </w:p>
+    <w:p>
+      <w:pPr>
+        <w:pStyle w:val="Compact"/>
+        <w:numPr>
+          <w:ilvl w:val="0"/>
+          <w:numId w:val="1051"/>
+        </w:numPr>
+      </w:pPr>
+      <w:r>
+        <w:t xml:space="preserve">The underlying data model for</w:t>
+      </w:r>
+      <w:r>
+        <w:t xml:space="preserve"> </w:t>
+      </w:r>
+      <w:r>
+        <w:rPr>
+          <w:b/>
+          <w:bCs/>
+        </w:rPr>
+        <w:t xml:space="preserve">events and occurrences</w:t>
+      </w:r>
+      <w:r>
+        <w:t xml:space="preserve"> </w:t>
+      </w:r>
+      <w:r>
+        <w:t xml:space="preserve">has been strengthened to align with international standards (e.g., Darwin Core), including:</w:t>
+      </w:r>
+    </w:p>
+    <w:p>
+      <w:pPr>
+        <w:pStyle w:val="Compact"/>
+        <w:numPr>
+          <w:ilvl w:val="1"/>
+          <w:numId w:val="1052"/>
+        </w:numPr>
+      </w:pPr>
+      <w:r>
+        <w:t xml:space="preserve">Clear hierarchies of sampling events,</w:t>
+      </w:r>
+    </w:p>
+    <w:p>
+      <w:pPr>
+        <w:pStyle w:val="Compact"/>
+        <w:numPr>
+          <w:ilvl w:val="1"/>
+          <w:numId w:val="1052"/>
+        </w:numPr>
+      </w:pPr>
+      <w:r>
+        <w:t xml:space="preserve">Better handling of life‑stage and size information (e.g., egg and larval stages),</w:t>
+      </w:r>
+    </w:p>
+    <w:p>
+      <w:pPr>
+        <w:pStyle w:val="Compact"/>
+        <w:numPr>
+          <w:ilvl w:val="1"/>
+          <w:numId w:val="1052"/>
+        </w:numPr>
+      </w:pPr>
+      <w:r>
+        <w:t xml:space="preserve">Automated generation of metadata files required for data archives.</w:t>
+      </w:r>
+    </w:p>
+    <w:p>
+      <w:pPr>
+        <w:pStyle w:val="Compact"/>
+        <w:numPr>
+          <w:ilvl w:val="0"/>
+          <w:numId w:val="1051"/>
+        </w:numPr>
+      </w:pPr>
+      <w:r>
+        <w:t xml:space="preserve">Additional integrity checks and foreign key relationships help ensure that data are correct and consistent before publication.</w:t>
+      </w:r>
+    </w:p>
+    <w:p>
+      <w:pPr>
+        <w:pStyle w:val="FirstParagraph"/>
+      </w:pPr>
+      <w:r>
+        <w:t xml:space="preserve">These advances substantially improve CalCOFI’s ability to</w:t>
+      </w:r>
+      <w:r>
+        <w:t xml:space="preserve"> </w:t>
+      </w:r>
+      <w:r>
+        <w:rPr>
+          <w:b/>
+          <w:bCs/>
+        </w:rPr>
+        <w:t xml:space="preserve">share high-quality, well-structured biodiversity data</w:t>
+      </w:r>
+      <w:r>
+        <w:t xml:space="preserve"> </w:t>
+      </w:r>
+      <w:r>
+        <w:t xml:space="preserve">with the broader scientific community.</w:t>
+      </w:r>
+    </w:p>
+    <w:p>
+      <w:r>
+        <w:pict>
+          <v:rect style="width:0;height:1.5pt" o:hralign="center" o:hrstd="t" o:hr="t"/>
+        </w:pict>
+      </w:r>
+    </w:p>
+    <w:bookmarkEnd w:id="211"/>
+    <w:bookmarkStart w:id="212" w:name="X412fb6f606d875da645c881803255dde586bbc8"/>
+    <w:p>
+      <w:pPr>
+        <w:pStyle w:val="Heading3"/>
+      </w:pPr>
+      <w:r>
+        <w:t xml:space="preserve">10.1.5 Improved Public Access and Infrastructure</w:t>
+      </w:r>
+    </w:p>
+    <w:p>
+      <w:pPr>
+        <w:pStyle w:val="FirstParagraph"/>
+      </w:pPr>
+      <w:r>
+        <w:t xml:space="preserve">Finally, several changes improve how external users find and access CalCOFI tools:</w:t>
+      </w:r>
+    </w:p>
+    <w:p>
+      <w:pPr>
+        <w:pStyle w:val="Compact"/>
         <w:numPr>
           <w:ilvl w:val="0"/>
           <w:numId w:val="1053"/>
         </w:numPr>
       </w:pPr>
       <w:r>
+        <w:t xml:space="preserve">The</w:t>
+      </w:r>
+      <w:r>
+        <w:t xml:space="preserve"> </w:t>
+      </w:r>
+      <w:r>
         <w:rPr>
           <w:b/>
           <w:bCs/>
         </w:rPr>
-        <w:t xml:space="preserve">Taxonomy-aware exploration</w:t>
-      </w:r>
-      <w:r>
-        <w:br/>
-      </w:r>
-      <w:r>
-        <w:t xml:space="preserve">The app now understands species and their taxonomic relationships. Users can browse taxa hierarchies, see taxonomic ranks, and work with improved species metadata tied to authoritative sources (e.g., WoRMS, ITIS). This makes it easier to find and compare species and groups of species consistently.</w:t>
-      </w:r>
-    </w:p>
-    <w:p>
-      <w:pPr>
+        <w:t xml:space="preserve">public website (</w:t>
+      </w:r>
+      <w:r>
+        <w:rPr>
+          <w:rStyle w:val="VerbatimChar"/>
+          <w:b/>
+          <w:bCs/>
+        </w:rPr>
+        <w:t xml:space="preserve">CalCOFI.github.io</w:t>
+      </w:r>
+      <w:r>
+        <w:rPr>
+          <w:b/>
+          <w:bCs/>
+        </w:rPr>
+        <w:t xml:space="preserve">)</w:t>
+      </w:r>
+      <w:r>
+        <w:t xml:space="preserve"> </w:t>
+      </w:r>
+      <w:r>
+        <w:t xml:space="preserve">now highlights key applications, including the integrated app and a pollutants-focused app, making them easier to discover.</w:t>
+      </w:r>
+    </w:p>
+    <w:p>
+      <w:pPr>
+        <w:pStyle w:val="Compact"/>
         <w:numPr>
           <w:ilvl w:val="0"/>
           <w:numId w:val="1053"/>
         </w:numPr>
       </w:pPr>
       <w:r>
+        <w:t xml:space="preserve">Server configuration has been updated so that</w:t>
+      </w:r>
+      <w:r>
+        <w:t xml:space="preserve"> </w:t>
+      </w:r>
+      <w:r>
         <w:rPr>
           <w:b/>
           <w:bCs/>
         </w:rPr>
-        <w:t xml:space="preserve">Better visual experience and theming</w:t>
-      </w:r>
-      <w:r>
-        <w:br/>
-      </w:r>
-      <w:r>
-        <w:t xml:space="preserve">A new</w:t>
-      </w:r>
-      <w:r>
-        <w:t xml:space="preserve"> </w:t>
+        <w:t xml:space="preserve">Shiny apps are served from a new dedicated domain</w:t>
       </w:r>
       <w:r>
         <w:rPr>
           <w:b/>
           <w:bCs/>
         </w:rPr>
-        <w:t xml:space="preserve">dark/light theme toggle</w:t>
-      </w:r>
-      <w:r>
-        <w:t xml:space="preserve"> </w:t>
-      </w:r>
-      <w:r>
-        <w:t xml:space="preserve">has been implemented and refined so that maps, time series, and other plots remain readable and visually consistent. Navigation has been reorganized, with a clearer About page, a guided “tour” of the app, and more intuitive icons and labels, making the app easier to learn and use.</w:t>
-      </w:r>
-    </w:p>
-    <w:p>
-      <w:pPr>
-        <w:numPr>
-          <w:ilvl w:val="0"/>
-          <w:numId w:val="1053"/>
-        </w:numPr>
-      </w:pPr>
-      <w:r>
-        <w:rPr>
+        <w:t xml:space="preserve"> </w:t>
+      </w:r>
+      <w:r>
+        <w:rPr>
+          <w:rStyle w:val="VerbatimChar"/>
           <w:b/>
           <w:bCs/>
         </w:rPr>
-        <w:t xml:space="preserve">Stronger spatial and temporal tools</w:t>
-      </w:r>
-      <w:r>
-        <w:br/>
-      </w:r>
-      <w:r>
-        <w:t xml:space="preserve">Spatial maps now rely on efficient hexagon grids calculated in the database, improving performance and scalability. Default settings for time and depth matching have been tuned to yield better joins between environmental and biological data out of the box.</w:t>
-      </w:r>
-    </w:p>
-    <w:p>
-      <w:pPr>
-        <w:pStyle w:val="FirstParagraph"/>
-      </w:pPr>
-      <w:r>
-        <w:t xml:space="preserve">Overall, the app is moving from a prototype to a</w:t>
-      </w:r>
-      <w:r>
-        <w:t xml:space="preserve"> </w:t>
-      </w:r>
-      <w:r>
-        <w:rPr>
-          <w:b/>
-          <w:bCs/>
-        </w:rPr>
-        <w:t xml:space="preserve">polished, guided interface</w:t>
-      </w:r>
-      <w:r>
-        <w:t xml:space="preserve"> </w:t>
-      </w:r>
-      <w:r>
-        <w:t xml:space="preserve">that better supports exploratory analysis and communication.</w:t>
+        <w:t xml:space="preserve">app.calcofi.io</w:t>
+      </w:r>
+      <w:r>
+        <w:t xml:space="preserve"> </w:t>
+      </w:r>
+      <w:r>
+        <w:t xml:space="preserve">(and still</w:t>
+      </w:r>
+      <w:r>
+        <w:t xml:space="preserve"> </w:t>
+      </w:r>
+      <w:r>
+        <w:rPr>
+          <w:rStyle w:val="VerbatimChar"/>
+        </w:rPr>
+        <w:t xml:space="preserve">shiny.calcofi.io</w:t>
+      </w:r>
+      <w:r>
+        <w:t xml:space="preserve">), clarifying the entry point for interactive tools and simplifying operations.</w:t>
       </w:r>
     </w:p>
     <w:p>
@@ -24385,14 +25065,14 @@
         </w:pict>
       </w:r>
     </w:p>
-    <w:bookmarkEnd w:id="218"/>
-    <w:bookmarkStart w:id="219" w:name="X4382a81008eef0c07c3d182046c591f52b58219"/>
+    <w:bookmarkEnd w:id="212"/>
+    <w:bookmarkStart w:id="213" w:name="overall-impact"/>
     <w:p>
       <w:pPr>
         <w:pStyle w:val="Heading3"/>
       </w:pPr>
       <w:r>
-        <w:t xml:space="preserve">10.1.2 A Stable, Well-Documented Database Foundation</w:t>
+        <w:t xml:space="preserve">10.1.6 Overall Impact</w:t>
       </w:r>
     </w:p>
     <w:p>
@@ -24400,7 +25080,7 @@
         <w:pStyle w:val="FirstParagraph"/>
       </w:pPr>
       <w:r>
-        <w:t xml:space="preserve">The</w:t>
+        <w:t xml:space="preserve">Together, these developments move CalCOFI toward a</w:t>
       </w:r>
       <w:r>
         <w:t xml:space="preserve"> </w:t>
@@ -24410,28 +25090,10 @@
           <w:b/>
           <w:bCs/>
         </w:rPr>
-        <w:t xml:space="preserve">CalCOFI database package (</w:t>
-      </w:r>
-      <w:r>
-        <w:rPr>
-          <w:rStyle w:val="VerbatimChar"/>
-          <w:b/>
-          <w:bCs/>
-        </w:rPr>
-        <w:t xml:space="preserve">calcofi4db</w:t>
-      </w:r>
-      <w:r>
-        <w:rPr>
-          <w:b/>
-          <w:bCs/>
-        </w:rPr>
-        <w:t xml:space="preserve">)</w:t>
-      </w:r>
-      <w:r>
-        <w:t xml:space="preserve"> </w:t>
-      </w:r>
-      <w:r>
-        <w:t xml:space="preserve">has been formalized and versioned, providing a solid foundation for all downstream tools:</w:t>
+        <w:t xml:space="preserve">modern, integrated data platform</w:t>
+      </w:r>
+      <w:r>
+        <w:t xml:space="preserve">:</w:t>
       </w:r>
     </w:p>
     <w:p>
@@ -24443,17 +25105,7 @@
         </w:numPr>
       </w:pPr>
       <w:r>
-        <w:rPr>
-          <w:b/>
-          <w:bCs/>
-        </w:rPr>
-        <w:t xml:space="preserve">Two stable releases</w:t>
-      </w:r>
-      <w:r>
-        <w:t xml:space="preserve"> </w:t>
-      </w:r>
-      <w:r>
-        <w:t xml:space="preserve">(versions 1.0 and 1.1) have established a reliable baseline for the database, including bottle-level data.</w:t>
+        <w:t xml:space="preserve">Scientists and partners gain a more powerful, user‑friendly app and R toolkit for exploring CalCOFI data.</w:t>
       </w:r>
     </w:p>
     <w:p>
@@ -24465,20 +25117,7 @@
         </w:numPr>
       </w:pPr>
       <w:r>
-        <w:t xml:space="preserve">The project now follows a</w:t>
-      </w:r>
-      <w:r>
-        <w:t xml:space="preserve"> </w:t>
-      </w:r>
-      <w:r>
-        <w:rPr>
-          <w:b/>
-          <w:bCs/>
-        </w:rPr>
-        <w:t xml:space="preserve">clear strategy for separate development and production databases</w:t>
-      </w:r>
-      <w:r>
-        <w:t xml:space="preserve">, reducing risk when making changes and improving reproducibility.</w:t>
+        <w:t xml:space="preserve">The underlying database and workflows are more robust, testable, and clearly documented.</w:t>
       </w:r>
     </w:p>
     <w:p>
@@ -24490,7 +25129,7 @@
         </w:numPr>
       </w:pPr>
       <w:r>
-        <w:t xml:space="preserve">Data ingestion from NOAA and other sources has been</w:t>
+        <w:t xml:space="preserve">CalCOFI’s biological data are better positioned for</w:t>
       </w:r>
       <w:r>
         <w:t xml:space="preserve"> </w:t>
@@ -24500,10 +25139,36 @@
           <w:b/>
           <w:bCs/>
         </w:rPr>
-        <w:t xml:space="preserve">hardened</w:t>
-      </w:r>
-      <w:r>
-        <w:t xml:space="preserve">, with several rounds of fixes to handle edge cases and ensure that raw files are consistently and correctly translated into the database.</w:t>
+        <w:t xml:space="preserve">global visibility and reuse</w:t>
+      </w:r>
+      <w:r>
+        <w:t xml:space="preserve"> </w:t>
+      </w:r>
+      <w:r>
+        <w:t xml:space="preserve">through standards‑compliant publication channels like OBIS.</w:t>
+      </w:r>
+    </w:p>
+    <w:p>
+      <w:pPr>
+        <w:pStyle w:val="Compact"/>
+        <w:numPr>
+          <w:ilvl w:val="0"/>
+          <w:numId w:val="1054"/>
+        </w:numPr>
+      </w:pPr>
+      <w:r>
+        <w:t xml:space="preserve">Public‑facing web presence and infrastructure are cleaner and more aligned, making it easier for stakeholders to find and use CalCOFI resources.</w:t>
+      </w:r>
+    </w:p>
+    <w:bookmarkEnd w:id="213"/>
+    <w:bookmarkEnd w:id="214"/>
+    <w:bookmarkStart w:id="254" w:name="section-1"/>
+    <w:p>
+      <w:pPr>
+        <w:pStyle w:val="Heading2"/>
+      </w:pPr>
+      <w:r>
+        <w:t xml:space="preserve">10.2 2025-07-01</w:t>
       </w:r>
     </w:p>
     <w:p>
@@ -24511,7 +25176,7 @@
         <w:pStyle w:val="FirstParagraph"/>
       </w:pPr>
       <w:r>
-        <w:t xml:space="preserve">In addition, the package’s</w:t>
+        <w:t xml:space="preserve">This report summarizes the key development activities, major accomplishments, and ongoing work for the first 6 monhts of 2025 across the CalCOFI GitHub repositories:</w:t>
       </w:r>
       <w:r>
         <w:t xml:space="preserve"> </w:t>
@@ -24521,13 +25186,10 @@
           <w:b/>
           <w:bCs/>
         </w:rPr>
-        <w:t xml:space="preserve">online documentation site</w:t>
-      </w:r>
-      <w:r>
-        <w:t xml:space="preserve"> </w:t>
-      </w:r>
-      <w:r>
-        <w:t xml:space="preserve">has been refreshed so that developers and analysts have up-to-date guidance on how data flow into and through the database.</w:t>
+        <w:t xml:space="preserve">api, apps, calcofi4db, calcofi4r, docs, server, workflows</w:t>
+      </w:r>
+      <w:r>
+        <w:t xml:space="preserve">. The findings are based on issues and commits from January–July 2025.</w:t>
       </w:r>
     </w:p>
     <w:p>
@@ -24537,38 +25199,22 @@
         </w:pict>
       </w:r>
     </w:p>
-    <w:bookmarkEnd w:id="219"/>
-    <w:bookmarkStart w:id="220" w:name="X53211351bbaf319ff09e897ce4e2c10df4d26fa"/>
+    <w:bookmarkStart w:id="221" w:name="api-enhancements"/>
     <w:p>
       <w:pPr>
         <w:pStyle w:val="Heading3"/>
       </w:pPr>
       <w:r>
-        <w:t xml:space="preserve">10.1.3 Unified R Tools and Documentation Around DuckDB</w:t>
-      </w:r>
-    </w:p>
-    <w:p>
-      <w:pPr>
-        <w:pStyle w:val="FirstParagraph"/>
-      </w:pPr>
-      <w:r>
-        <w:t xml:space="preserve">Across the toolchain, CalCOFI has standardized on</w:t>
-      </w:r>
-      <w:r>
-        <w:t xml:space="preserve"> </w:t>
-      </w:r>
-      <w:r>
-        <w:rPr>
-          <w:b/>
-          <w:bCs/>
-        </w:rPr>
-        <w:t xml:space="preserve">DuckDB</w:t>
-      </w:r>
-      <w:r>
-        <w:t xml:space="preserve"> </w:t>
-      </w:r>
-      <w:r>
-        <w:t xml:space="preserve">as the core data engine:</w:t>
+        <w:t xml:space="preserve">10.2.1 API Enhancements</w:t>
+      </w:r>
+    </w:p>
+    <w:bookmarkStart w:id="220" w:name="new-features-data-integration"/>
+    <w:p>
+      <w:pPr>
+        <w:pStyle w:val="Heading4"/>
+      </w:pPr>
+      <w:r>
+        <w:t xml:space="preserve">10.2.1.1 New Features &amp; Data Integration</w:t>
       </w:r>
     </w:p>
     <w:p>
@@ -24580,38 +25226,80 @@
         </w:numPr>
       </w:pPr>
       <w:r>
-        <w:t xml:space="preserve">The</w:t>
-      </w:r>
-      <w:r>
-        <w:t xml:space="preserve"> </w:t>
-      </w:r>
-      <w:r>
         <w:rPr>
           <w:b/>
           <w:bCs/>
         </w:rPr>
-        <w:t xml:space="preserve">R package (</w:t>
-      </w:r>
-      <w:r>
-        <w:rPr>
-          <w:rStyle w:val="VerbatimChar"/>
-          <w:b/>
-          <w:bCs/>
-        </w:rPr>
-        <w:t xml:space="preserve">calcofi4r</w:t>
-      </w:r>
-      <w:r>
-        <w:rPr>
-          <w:b/>
-          <w:bCs/>
-        </w:rPr>
-        <w:t xml:space="preserve">)</w:t>
-      </w:r>
-      <w:r>
-        <w:t xml:space="preserve"> </w:t>
-      </w:r>
-      <w:r>
-        <w:t xml:space="preserve">now encapsulates key logic originally developed inside the integrated app, so the same high-quality data access and processing is available in scripts, reports, and analyses—not just in the web interface.</w:t>
+        <w:t xml:space="preserve">Expanded API Options</w:t>
+      </w:r>
+    </w:p>
+    <w:p>
+      <w:pPr>
+        <w:pStyle w:val="Compact"/>
+        <w:numPr>
+          <w:ilvl w:val="1"/>
+          <w:numId w:val="1056"/>
+        </w:numPr>
+      </w:pPr>
+      <w:r>
+        <w:t xml:space="preserve">Added ability to include bottle data and use relaxed criteria for net-to-cast matching (</w:t>
+      </w:r>
+      <w:hyperlink r:id="rId215">
+        <w:r>
+          <w:rPr>
+            <w:rStyle w:val="Hyperlink"/>
+          </w:rPr>
+          <w:t xml:space="preserve">commit</w:t>
+        </w:r>
+      </w:hyperlink>
+      <w:r>
+        <w:t xml:space="preserve">).</w:t>
+      </w:r>
+    </w:p>
+    <w:p>
+      <w:pPr>
+        <w:pStyle w:val="Compact"/>
+        <w:numPr>
+          <w:ilvl w:val="1"/>
+          <w:numId w:val="1056"/>
+        </w:numPr>
+      </w:pPr>
+      <w:r>
+        <w:t xml:space="preserve">Supported upcast/downcast data downloads (</w:t>
+      </w:r>
+      <w:hyperlink r:id="rId216">
+        <w:r>
+          <w:rPr>
+            <w:rStyle w:val="Hyperlink"/>
+          </w:rPr>
+          <w:t xml:space="preserve">commit</w:t>
+        </w:r>
+      </w:hyperlink>
+      <w:r>
+        <w:t xml:space="preserve">).</w:t>
+      </w:r>
+    </w:p>
+    <w:p>
+      <w:pPr>
+        <w:pStyle w:val="Compact"/>
+        <w:numPr>
+          <w:ilvl w:val="1"/>
+          <w:numId w:val="1056"/>
+        </w:numPr>
+      </w:pPr>
+      <w:r>
+        <w:t xml:space="preserve">Added Zooplankton biomass and improved ichthyodata output (</w:t>
+      </w:r>
+      <w:hyperlink r:id="rId217">
+        <w:r>
+          <w:rPr>
+            <w:rStyle w:val="Hyperlink"/>
+          </w:rPr>
+          <w:t xml:space="preserve">commit</w:t>
+        </w:r>
+      </w:hyperlink>
+      <w:r>
+        <w:t xml:space="preserve">).</w:t>
       </w:r>
     </w:p>
     <w:p>
@@ -24623,20 +25311,34 @@
         </w:numPr>
       </w:pPr>
       <w:r>
-        <w:t xml:space="preserve">Both the app and R package can connect to</w:t>
-      </w:r>
-      <w:r>
-        <w:t xml:space="preserve"> </w:t>
-      </w:r>
-      <w:r>
         <w:rPr>
           <w:b/>
           <w:bCs/>
         </w:rPr>
-        <w:t xml:space="preserve">local or remote DuckDB databases</w:t>
-      </w:r>
-      <w:r>
-        <w:t xml:space="preserve">, improving performance and enabling offline or near‑offline workflows.</w:t>
+        <w:t xml:space="preserve">Performance &amp; Maintenance</w:t>
+      </w:r>
+    </w:p>
+    <w:p>
+      <w:pPr>
+        <w:pStyle w:val="Compact"/>
+        <w:numPr>
+          <w:ilvl w:val="1"/>
+          <w:numId w:val="1057"/>
+        </w:numPr>
+      </w:pPr>
+      <w:r>
+        <w:t xml:space="preserve">Implemented docker compose restart for Plumber API service (</w:t>
+      </w:r>
+      <w:hyperlink r:id="rId218">
+        <w:r>
+          <w:rPr>
+            <w:rStyle w:val="Hyperlink"/>
+          </w:rPr>
+          <w:t xml:space="preserve">commit</w:t>
+        </w:r>
+      </w:hyperlink>
+      <w:r>
+        <w:t xml:space="preserve">).</w:t>
       </w:r>
     </w:p>
     <w:p>
@@ -24648,62 +25350,46 @@
         </w:numPr>
       </w:pPr>
       <w:r>
-        <w:t xml:space="preserve">Documentation in the</w:t>
-      </w:r>
-      <w:r>
-        <w:t xml:space="preserve"> </w:t>
-      </w:r>
-      <w:r>
-        <w:rPr>
-          <w:rStyle w:val="VerbatimChar"/>
+        <w:rPr>
           <w:b/>
           <w:bCs/>
         </w:rPr>
-        <w:t xml:space="preserve">docs</w:t>
-      </w:r>
-      <w:r>
-        <w:rPr>
-          <w:b/>
-          <w:bCs/>
-        </w:rPr>
-        <w:t xml:space="preserve"> </w:t>
-      </w:r>
-      <w:r>
-        <w:rPr>
-          <w:b/>
-          <w:bCs/>
-        </w:rPr>
-        <w:t xml:space="preserve">repository</w:t>
-      </w:r>
-      <w:r>
-        <w:t xml:space="preserve"> </w:t>
-      </w:r>
-      <w:r>
-        <w:t xml:space="preserve">has been updated to describe the full data creation process (from raw data to ready‑to‑use databases) and to explain the new development/production database strategy. Status documents and helper scripts provide clearer visibility into project progress.</w:t>
-      </w:r>
-    </w:p>
-    <w:p>
-      <w:pPr>
-        <w:pStyle w:val="FirstParagraph"/>
-      </w:pPr>
-      <w:r>
-        <w:t xml:space="preserve">This brings CalCOFI closer to a</w:t>
-      </w:r>
-      <w:r>
-        <w:t xml:space="preserve"> </w:t>
-      </w:r>
-      <w:r>
-        <w:rPr>
-          <w:b/>
-          <w:bCs/>
-        </w:rPr>
-        <w:t xml:space="preserve">coherent, documented platform</w:t>
-      </w:r>
-      <w:r>
-        <w:t xml:space="preserve"> </w:t>
-      </w:r>
-      <w:r>
-        <w:t xml:space="preserve">where analysts can move seamlessly between app-based exploration and scripted analysis.</w:t>
+        <w:t xml:space="preserve">Ongoing Work</w:t>
+      </w:r>
+    </w:p>
+    <w:p>
+      <w:pPr>
+        <w:pStyle w:val="Compact"/>
+        <w:numPr>
+          <w:ilvl w:val="1"/>
+          <w:numId w:val="1058"/>
+        </w:numPr>
+      </w:pPr>
+      <w:r>
+        <w:t xml:space="preserve">Migration of database contouring functions to API/app level for improved caching and rendering efficiency.</w:t>
+      </w:r>
+    </w:p>
+    <w:p>
+      <w:pPr>
+        <w:pStyle w:val="Compact"/>
+        <w:numPr>
+          <w:ilvl w:val="1"/>
+          <w:numId w:val="1058"/>
+        </w:numPr>
+      </w:pPr>
+      <w:r>
+        <w:t xml:space="preserve">Development of a robust, user-friendly API for seamless DB integration (</w:t>
+      </w:r>
+      <w:hyperlink r:id="rId219">
+        <w:r>
+          <w:rPr>
+            <w:rStyle w:val="Hyperlink"/>
+          </w:rPr>
+          <w:t xml:space="preserve">issue</w:t>
+        </w:r>
+      </w:hyperlink>
+      <w:r>
+        <w:t xml:space="preserve">).</w:t>
       </w:r>
     </w:p>
     <w:p>
@@ -24714,337 +25400,23 @@
       </w:r>
     </w:p>
     <w:bookmarkEnd w:id="220"/>
-    <w:bookmarkStart w:id="221" w:name="X2ac610fbe735553e54612facbfaa0e7548a631f"/>
+    <w:bookmarkEnd w:id="221"/>
+    <w:bookmarkStart w:id="224" w:name="apps-development"/>
     <w:p>
       <w:pPr>
         <w:pStyle w:val="Heading3"/>
       </w:pPr>
       <w:r>
-        <w:t xml:space="preserve">10.1.4 Standards-Compliant Publication of Biological Data</w:t>
-      </w:r>
-    </w:p>
-    <w:p>
-      <w:pPr>
-        <w:pStyle w:val="FirstParagraph"/>
-      </w:pPr>
-      <w:r>
-        <w:t xml:space="preserve">The</w:t>
-      </w:r>
-      <w:r>
-        <w:t xml:space="preserve"> </w:t>
-      </w:r>
-      <w:r>
-        <w:rPr>
-          <w:rStyle w:val="VerbatimChar"/>
-          <w:b/>
-          <w:bCs/>
-        </w:rPr>
-        <w:t xml:space="preserve">workflows</w:t>
-      </w:r>
-      <w:r>
-        <w:t xml:space="preserve"> </w:t>
-      </w:r>
-      <w:r>
-        <w:t xml:space="preserve">repository has seen major progress in turning CalCOFI’s biological datasets into</w:t>
-      </w:r>
-      <w:r>
-        <w:t xml:space="preserve"> </w:t>
-      </w:r>
-      <w:r>
-        <w:rPr>
-          <w:b/>
-          <w:bCs/>
-        </w:rPr>
-        <w:t xml:space="preserve">publication-ready products</w:t>
-      </w:r>
-      <w:r>
-        <w:t xml:space="preserve">:</w:t>
-      </w:r>
-    </w:p>
-    <w:p>
-      <w:pPr>
-        <w:pStyle w:val="Compact"/>
-        <w:numPr>
-          <w:ilvl w:val="0"/>
-          <w:numId w:val="1056"/>
-        </w:numPr>
-      </w:pPr>
-      <w:r>
-        <w:t xml:space="preserve">New workflows now</w:t>
-      </w:r>
-      <w:r>
-        <w:t xml:space="preserve"> </w:t>
-      </w:r>
-      <w:r>
-        <w:rPr>
-          <w:b/>
-          <w:bCs/>
-        </w:rPr>
-        <w:t xml:space="preserve">publish larval data to OBIS</w:t>
-      </w:r>
-      <w:r>
-        <w:t xml:space="preserve">, the global biodiversity information system, with repeatable recipes that combine biological observations with CTD (oceanographic) data.</w:t>
-      </w:r>
-    </w:p>
-    <w:p>
-      <w:pPr>
-        <w:pStyle w:val="Compact"/>
-        <w:numPr>
-          <w:ilvl w:val="0"/>
-          <w:numId w:val="1056"/>
-        </w:numPr>
-      </w:pPr>
-      <w:r>
-        <w:t xml:space="preserve">The underlying data model for</w:t>
-      </w:r>
-      <w:r>
-        <w:t xml:space="preserve"> </w:t>
-      </w:r>
-      <w:r>
-        <w:rPr>
-          <w:b/>
-          <w:bCs/>
-        </w:rPr>
-        <w:t xml:space="preserve">events and occurrences</w:t>
-      </w:r>
-      <w:r>
-        <w:t xml:space="preserve"> </w:t>
-      </w:r>
-      <w:r>
-        <w:t xml:space="preserve">has been strengthened to align with international standards (e.g., Darwin Core), including:</w:t>
-      </w:r>
-    </w:p>
-    <w:p>
-      <w:pPr>
-        <w:pStyle w:val="Compact"/>
-        <w:numPr>
-          <w:ilvl w:val="1"/>
-          <w:numId w:val="1057"/>
-        </w:numPr>
-      </w:pPr>
-      <w:r>
-        <w:t xml:space="preserve">Clear hierarchies of sampling events,</w:t>
-      </w:r>
-    </w:p>
-    <w:p>
-      <w:pPr>
-        <w:pStyle w:val="Compact"/>
-        <w:numPr>
-          <w:ilvl w:val="1"/>
-          <w:numId w:val="1057"/>
-        </w:numPr>
-      </w:pPr>
-      <w:r>
-        <w:t xml:space="preserve">Better handling of life‑stage and size information (e.g., egg and larval stages),</w:t>
-      </w:r>
-    </w:p>
-    <w:p>
-      <w:pPr>
-        <w:pStyle w:val="Compact"/>
-        <w:numPr>
-          <w:ilvl w:val="1"/>
-          <w:numId w:val="1057"/>
-        </w:numPr>
-      </w:pPr>
-      <w:r>
-        <w:t xml:space="preserve">Automated generation of metadata files required for data archives.</w:t>
-      </w:r>
-    </w:p>
-    <w:p>
-      <w:pPr>
-        <w:pStyle w:val="Compact"/>
-        <w:numPr>
-          <w:ilvl w:val="0"/>
-          <w:numId w:val="1056"/>
-        </w:numPr>
-      </w:pPr>
-      <w:r>
-        <w:t xml:space="preserve">Additional integrity checks and foreign key relationships help ensure that data are correct and consistent before publication.</w:t>
-      </w:r>
-    </w:p>
-    <w:p>
-      <w:pPr>
-        <w:pStyle w:val="FirstParagraph"/>
-      </w:pPr>
-      <w:r>
-        <w:t xml:space="preserve">These advances substantially improve CalCOFI’s ability to</w:t>
-      </w:r>
-      <w:r>
-        <w:t xml:space="preserve"> </w:t>
-      </w:r>
-      <w:r>
-        <w:rPr>
-          <w:b/>
-          <w:bCs/>
-        </w:rPr>
-        <w:t xml:space="preserve">share high-quality, well-structured biodiversity data</w:t>
-      </w:r>
-      <w:r>
-        <w:t xml:space="preserve"> </w:t>
-      </w:r>
-      <w:r>
-        <w:t xml:space="preserve">with the broader scientific community.</w:t>
-      </w:r>
-    </w:p>
-    <w:p>
-      <w:r>
-        <w:pict>
-          <v:rect style="width:0;height:1.5pt" o:hralign="center" o:hrstd="t" o:hr="t"/>
-        </w:pict>
-      </w:r>
-    </w:p>
-    <w:bookmarkEnd w:id="221"/>
-    <w:bookmarkStart w:id="222" w:name="X412fb6f606d875da645c881803255dde586bbc8"/>
-    <w:p>
-      <w:pPr>
-        <w:pStyle w:val="Heading3"/>
-      </w:pPr>
-      <w:r>
-        <w:t xml:space="preserve">10.1.5 Improved Public Access and Infrastructure</w:t>
-      </w:r>
-    </w:p>
-    <w:p>
-      <w:pPr>
-        <w:pStyle w:val="FirstParagraph"/>
-      </w:pPr>
-      <w:r>
-        <w:t xml:space="preserve">Finally, several changes improve how external users find and access CalCOFI tools:</w:t>
-      </w:r>
-    </w:p>
-    <w:p>
-      <w:pPr>
-        <w:pStyle w:val="Compact"/>
-        <w:numPr>
-          <w:ilvl w:val="0"/>
-          <w:numId w:val="1058"/>
-        </w:numPr>
-      </w:pPr>
-      <w:r>
-        <w:t xml:space="preserve">The</w:t>
-      </w:r>
-      <w:r>
-        <w:t xml:space="preserve"> </w:t>
-      </w:r>
-      <w:r>
-        <w:rPr>
-          <w:b/>
-          <w:bCs/>
-        </w:rPr>
-        <w:t xml:space="preserve">public website (</w:t>
-      </w:r>
-      <w:r>
-        <w:rPr>
-          <w:rStyle w:val="VerbatimChar"/>
-          <w:b/>
-          <w:bCs/>
-        </w:rPr>
-        <w:t xml:space="preserve">CalCOFI.github.io</w:t>
-      </w:r>
-      <w:r>
-        <w:rPr>
-          <w:b/>
-          <w:bCs/>
-        </w:rPr>
-        <w:t xml:space="preserve">)</w:t>
-      </w:r>
-      <w:r>
-        <w:t xml:space="preserve"> </w:t>
-      </w:r>
-      <w:r>
-        <w:t xml:space="preserve">now highlights key applications, including the integrated app and a pollutants-focused app, making them easier to discover.</w:t>
-      </w:r>
-    </w:p>
-    <w:p>
-      <w:pPr>
-        <w:pStyle w:val="Compact"/>
-        <w:numPr>
-          <w:ilvl w:val="0"/>
-          <w:numId w:val="1058"/>
-        </w:numPr>
-      </w:pPr>
-      <w:r>
-        <w:t xml:space="preserve">Server configuration has been updated so that</w:t>
-      </w:r>
-      <w:r>
-        <w:t xml:space="preserve"> </w:t>
-      </w:r>
-      <w:r>
-        <w:rPr>
-          <w:b/>
-          <w:bCs/>
-        </w:rPr>
-        <w:t xml:space="preserve">Shiny apps are served from a new dedicated domain</w:t>
-      </w:r>
-      <w:r>
-        <w:rPr>
-          <w:b/>
-          <w:bCs/>
-        </w:rPr>
-        <w:t xml:space="preserve"> </w:t>
-      </w:r>
-      <w:r>
-        <w:rPr>
-          <w:rStyle w:val="VerbatimChar"/>
-          <w:b/>
-          <w:bCs/>
-        </w:rPr>
-        <w:t xml:space="preserve">app.calcofi.io</w:t>
-      </w:r>
-      <w:r>
-        <w:t xml:space="preserve"> </w:t>
-      </w:r>
-      <w:r>
-        <w:t xml:space="preserve">(and still</w:t>
-      </w:r>
-      <w:r>
-        <w:t xml:space="preserve"> </w:t>
-      </w:r>
-      <w:r>
-        <w:rPr>
-          <w:rStyle w:val="VerbatimChar"/>
-        </w:rPr>
-        <w:t xml:space="preserve">shiny.calcofi.io</w:t>
-      </w:r>
-      <w:r>
-        <w:t xml:space="preserve">), clarifying the entry point for interactive tools and simplifying operations.</w:t>
-      </w:r>
-    </w:p>
-    <w:p>
-      <w:r>
-        <w:pict>
-          <v:rect style="width:0;height:1.5pt" o:hralign="center" o:hrstd="t" o:hr="t"/>
-        </w:pict>
-      </w:r>
-    </w:p>
-    <w:bookmarkEnd w:id="222"/>
-    <w:bookmarkStart w:id="223" w:name="overall-impact"/>
-    <w:p>
-      <w:pPr>
-        <w:pStyle w:val="Heading3"/>
-      </w:pPr>
-      <w:r>
-        <w:t xml:space="preserve">10.1.6 Overall Impact</w:t>
-      </w:r>
-    </w:p>
-    <w:p>
-      <w:pPr>
-        <w:pStyle w:val="FirstParagraph"/>
-      </w:pPr>
-      <w:r>
-        <w:t xml:space="preserve">Together, these developments move CalCOFI toward a</w:t>
-      </w:r>
-      <w:r>
-        <w:t xml:space="preserve"> </w:t>
-      </w:r>
-      <w:r>
-        <w:rPr>
-          <w:b/>
-          <w:bCs/>
-        </w:rPr>
-        <w:t xml:space="preserve">modern, integrated data platform</w:t>
-      </w:r>
-      <w:r>
-        <w:t xml:space="preserve">:</w:t>
+        <w:t xml:space="preserve">10.2.2 Apps Development</w:t>
+      </w:r>
+    </w:p>
+    <w:bookmarkStart w:id="223" w:name="visualization-user-interface"/>
+    <w:p>
+      <w:pPr>
+        <w:pStyle w:val="Heading4"/>
+      </w:pPr>
+      <w:r>
+        <w:t xml:space="preserve">10.2.2.1 Visualization &amp; User Interface</w:t>
       </w:r>
     </w:p>
     <w:p>
@@ -25056,7 +25428,76 @@
         </w:numPr>
       </w:pPr>
       <w:r>
-        <w:t xml:space="preserve">Scientists and partners gain a more powerful, user‑friendly app and R toolkit for exploring CalCOFI data.</w:t>
+        <w:rPr>
+          <w:b/>
+          <w:bCs/>
+        </w:rPr>
+        <w:t xml:space="preserve">Continuous Improvements</w:t>
+      </w:r>
+    </w:p>
+    <w:p>
+      <w:pPr>
+        <w:pStyle w:val="Compact"/>
+        <w:numPr>
+          <w:ilvl w:val="1"/>
+          <w:numId w:val="1060"/>
+        </w:numPr>
+      </w:pPr>
+      <w:r>
+        <w:t xml:space="preserve">Multiple commits indicate ongoing enhancement, likely focused on UI, data visualization, and integration with the API (see</w:t>
+      </w:r>
+      <w:r>
+        <w:t xml:space="preserve"> </w:t>
+      </w:r>
+      <w:hyperlink r:id="rId222">
+        <w:r>
+          <w:rPr>
+            <w:rStyle w:val="Hyperlink"/>
+          </w:rPr>
+          <w:t xml:space="preserve">recent commit log</w:t>
+        </w:r>
+      </w:hyperlink>
+      <w:r>
+        <w:t xml:space="preserve">).</w:t>
+      </w:r>
+    </w:p>
+    <w:p>
+      <w:pPr>
+        <w:pStyle w:val="Compact"/>
+        <w:numPr>
+          <w:ilvl w:val="1"/>
+          <w:numId w:val="1060"/>
+        </w:numPr>
+      </w:pPr>
+      <w:r>
+        <w:t xml:space="preserve">Close coordination between API and Apps for improved workflows and data access.</w:t>
+      </w:r>
+    </w:p>
+    <w:p>
+      <w:r>
+        <w:pict>
+          <v:rect style="width:0;height:1.5pt" o:hralign="center" o:hrstd="t" o:hr="t"/>
+        </w:pict>
+      </w:r>
+    </w:p>
+    <w:bookmarkEnd w:id="223"/>
+    <w:bookmarkEnd w:id="224"/>
+    <w:bookmarkStart w:id="230" w:name="calcofi4db-r-package-data-management"/>
+    <w:p>
+      <w:pPr>
+        <w:pStyle w:val="Heading3"/>
+      </w:pPr>
+      <w:r>
+        <w:t xml:space="preserve">10.2.3 calcofi4db: R Package &amp; Data Management</w:t>
+      </w:r>
+    </w:p>
+    <w:bookmarkStart w:id="229" w:name="r-package-initialization-data-ingestion"/>
+    <w:p>
+      <w:pPr>
+        <w:pStyle w:val="Heading4"/>
+      </w:pPr>
+      <w:r>
+        <w:t xml:space="preserve">10.2.3.1 R Package Initialization &amp; Data Ingestion</w:t>
       </w:r>
     </w:p>
     <w:p>
@@ -25064,124 +25505,15 @@
         <w:pStyle w:val="Compact"/>
         <w:numPr>
           <w:ilvl w:val="0"/>
-          <w:numId w:val="1059"/>
+          <w:numId w:val="1061"/>
         </w:numPr>
       </w:pPr>
-      <w:r>
-        <w:t xml:space="preserve">The underlying database and workflows are more robust, testable, and clearly documented.</w:t>
-      </w:r>
-    </w:p>
-    <w:p>
-      <w:pPr>
-        <w:pStyle w:val="Compact"/>
-        <w:numPr>
-          <w:ilvl w:val="0"/>
-          <w:numId w:val="1059"/>
-        </w:numPr>
-      </w:pPr>
-      <w:r>
-        <w:t xml:space="preserve">CalCOFI’s biological data are better positioned for</w:t>
-      </w:r>
-      <w:r>
-        <w:t xml:space="preserve"> </w:t>
-      </w:r>
       <w:r>
         <w:rPr>
           <w:b/>
           <w:bCs/>
         </w:rPr>
-        <w:t xml:space="preserve">global visibility and reuse</w:t>
-      </w:r>
-      <w:r>
-        <w:t xml:space="preserve"> </w:t>
-      </w:r>
-      <w:r>
-        <w:t xml:space="preserve">through standards‑compliant publication channels like OBIS.</w:t>
-      </w:r>
-    </w:p>
-    <w:p>
-      <w:pPr>
-        <w:pStyle w:val="Compact"/>
-        <w:numPr>
-          <w:ilvl w:val="0"/>
-          <w:numId w:val="1059"/>
-        </w:numPr>
-      </w:pPr>
-      <w:r>
-        <w:t xml:space="preserve">Public‑facing web presence and infrastructure are cleaner and more aligned, making it easier for stakeholders to find and use CalCOFI resources.</w:t>
-      </w:r>
-    </w:p>
-    <w:bookmarkEnd w:id="223"/>
-    <w:bookmarkEnd w:id="224"/>
-    <w:bookmarkStart w:id="264" w:name="section-1"/>
-    <w:p>
-      <w:pPr>
-        <w:pStyle w:val="Heading2"/>
-      </w:pPr>
-      <w:r>
-        <w:t xml:space="preserve">10.2 2025-07-01</w:t>
-      </w:r>
-    </w:p>
-    <w:p>
-      <w:pPr>
-        <w:pStyle w:val="FirstParagraph"/>
-      </w:pPr>
-      <w:r>
-        <w:t xml:space="preserve">This report summarizes the key development activities, major accomplishments, and ongoing work for the first 6 monhts of 2025 across the CalCOFI GitHub repositories:</w:t>
-      </w:r>
-      <w:r>
-        <w:t xml:space="preserve"> </w:t>
-      </w:r>
-      <w:r>
-        <w:rPr>
-          <w:b/>
-          <w:bCs/>
-        </w:rPr>
-        <w:t xml:space="preserve">api, apps, calcofi4db, calcofi4r, docs, server, workflows</w:t>
-      </w:r>
-      <w:r>
-        <w:t xml:space="preserve">. The findings are based on issues and commits from January–July 2025.</w:t>
-      </w:r>
-    </w:p>
-    <w:p>
-      <w:r>
-        <w:pict>
-          <v:rect style="width:0;height:1.5pt" o:hralign="center" o:hrstd="t" o:hr="t"/>
-        </w:pict>
-      </w:r>
-    </w:p>
-    <w:bookmarkStart w:id="231" w:name="api-enhancements"/>
-    <w:p>
-      <w:pPr>
-        <w:pStyle w:val="Heading3"/>
-      </w:pPr>
-      <w:r>
-        <w:t xml:space="preserve">10.2.1 API Enhancements</w:t>
-      </w:r>
-    </w:p>
-    <w:bookmarkStart w:id="230" w:name="new-features-data-integration"/>
-    <w:p>
-      <w:pPr>
-        <w:pStyle w:val="Heading4"/>
-      </w:pPr>
-      <w:r>
-        <w:t xml:space="preserve">10.2.1.1 New Features &amp; Data Integration</w:t>
-      </w:r>
-    </w:p>
-    <w:p>
-      <w:pPr>
-        <w:pStyle w:val="Compact"/>
-        <w:numPr>
-          <w:ilvl w:val="0"/>
-          <w:numId w:val="1060"/>
-        </w:numPr>
-      </w:pPr>
-      <w:r>
-        <w:rPr>
-          <w:b/>
-          <w:bCs/>
-        </w:rPr>
-        <w:t xml:space="preserve">Expanded API Options</w:t>
+        <w:t xml:space="preserve">New R Package: calcofi4db</w:t>
       </w:r>
     </w:p>
     <w:p>
@@ -25189,11 +25521,11 @@
         <w:pStyle w:val="Compact"/>
         <w:numPr>
           <w:ilvl w:val="1"/>
-          <w:numId w:val="1061"/>
+          <w:numId w:val="1062"/>
         </w:numPr>
       </w:pPr>
       <w:r>
-        <w:t xml:space="preserve">Added ability to include bottle data and use relaxed criteria for net-to-cast matching (</w:t>
+        <w:t xml:space="preserve">Initial commit and setup (</w:t>
       </w:r>
       <w:hyperlink r:id="rId225">
         <w:r>
@@ -25204,7 +25536,7 @@
         </w:r>
       </w:hyperlink>
       <w:r>
-        <w:t xml:space="preserve">).</w:t>
+        <w:t xml:space="preserve">), including functions for ingesting CSV datasets and metadata.</w:t>
       </w:r>
     </w:p>
     <w:p>
@@ -25212,11 +25544,11 @@
         <w:pStyle w:val="Compact"/>
         <w:numPr>
           <w:ilvl w:val="1"/>
-          <w:numId w:val="1061"/>
+          <w:numId w:val="1062"/>
         </w:numPr>
       </w:pPr>
       <w:r>
-        <w:t xml:space="preserve">Supported upcast/downcast data downloads (</w:t>
+        <w:t xml:space="preserve">Refined change detection logic for source CSV files, improving tracking of table/field changes (</w:t>
       </w:r>
       <w:hyperlink r:id="rId226">
         <w:r>
@@ -25235,50 +25567,37 @@
         <w:pStyle w:val="Compact"/>
         <w:numPr>
           <w:ilvl w:val="1"/>
-          <w:numId w:val="1061"/>
+          <w:numId w:val="1062"/>
         </w:numPr>
       </w:pPr>
       <w:r>
-        <w:t xml:space="preserve">Added Zooplankton biomass and improved ichthyodata output (</w:t>
+        <w:t xml:space="preserve">Enhanced documentation and site via pkgdown.</w:t>
+      </w:r>
+    </w:p>
+    <w:p>
+      <w:pPr>
+        <w:pStyle w:val="Compact"/>
+        <w:numPr>
+          <w:ilvl w:val="1"/>
+          <w:numId w:val="1062"/>
+        </w:numPr>
+      </w:pPr>
+      <w:r>
+        <w:t xml:space="preserve">Improved function naming and structure for ingestion (</w:t>
       </w:r>
       <w:hyperlink r:id="rId227">
         <w:r>
           <w:rPr>
             <w:rStyle w:val="Hyperlink"/>
           </w:rPr>
-          <w:t xml:space="preserve">commit</w:t>
+          <w:t xml:space="preserve">commits</w:t>
         </w:r>
       </w:hyperlink>
       <w:r>
-        <w:t xml:space="preserve">).</w:t>
-      </w:r>
-    </w:p>
-    <w:p>
-      <w:pPr>
-        <w:pStyle w:val="Compact"/>
-        <w:numPr>
-          <w:ilvl w:val="0"/>
-          <w:numId w:val="1060"/>
-        </w:numPr>
-      </w:pPr>
-      <w:r>
-        <w:rPr>
-          <w:b/>
-          <w:bCs/>
-        </w:rPr>
-        <w:t xml:space="preserve">Performance &amp; Maintenance</w:t>
-      </w:r>
-    </w:p>
-    <w:p>
-      <w:pPr>
-        <w:pStyle w:val="Compact"/>
-        <w:numPr>
-          <w:ilvl w:val="1"/>
-          <w:numId w:val="1062"/>
-        </w:numPr>
-      </w:pPr>
-      <w:r>
-        <w:t xml:space="preserve">Implemented docker compose restart for Plumber API service (</w:t>
+        <w:t xml:space="preserve">,</w:t>
+      </w:r>
+      <w:r>
+        <w:t xml:space="preserve"> </w:t>
       </w:r>
       <w:hyperlink r:id="rId228">
         <w:r>
@@ -25293,11 +25612,38 @@
       </w:r>
     </w:p>
     <w:p>
+      <w:r>
+        <w:pict>
+          <v:rect style="width:0;height:1.5pt" o:hralign="center" o:hrstd="t" o:hr="t"/>
+        </w:pict>
+      </w:r>
+    </w:p>
+    <w:bookmarkEnd w:id="229"/>
+    <w:bookmarkEnd w:id="230"/>
+    <w:bookmarkStart w:id="236" w:name="calcofi4r-spatial-ecological-data-tools"/>
+    <w:p>
+      <w:pPr>
+        <w:pStyle w:val="Heading3"/>
+      </w:pPr>
+      <w:r>
+        <w:t xml:space="preserve">10.2.4 calcofi4r: Spatial &amp; Ecological Data Tools</w:t>
+      </w:r>
+    </w:p>
+    <w:bookmarkStart w:id="235" w:name="data-layers-analysis-and-bug-fixes"/>
+    <w:p>
+      <w:pPr>
+        <w:pStyle w:val="Heading4"/>
+      </w:pPr>
+      <w:r>
+        <w:t xml:space="preserve">10.2.4.1 Data Layers, Analysis, and Bug Fixes</w:t>
+      </w:r>
+    </w:p>
+    <w:p>
       <w:pPr>
         <w:pStyle w:val="Compact"/>
         <w:numPr>
           <w:ilvl w:val="0"/>
-          <w:numId w:val="1060"/>
+          <w:numId w:val="1063"/>
         </w:numPr>
       </w:pPr>
       <w:r>
@@ -25305,7 +25651,7 @@
           <w:b/>
           <w:bCs/>
         </w:rPr>
-        <w:t xml:space="preserve">Ongoing Work</w:t>
+        <w:t xml:space="preserve">Spatial Management Layers</w:t>
       </w:r>
     </w:p>
     <w:p>
@@ -25313,25 +25659,13 @@
         <w:pStyle w:val="Compact"/>
         <w:numPr>
           <w:ilvl w:val="1"/>
-          <w:numId w:val="1063"/>
+          <w:numId w:val="1064"/>
         </w:numPr>
       </w:pPr>
       <w:r>
-        <w:t xml:space="preserve">Migration of database contouring functions to API/app level for improved caching and rendering efficiency.</w:t>
-      </w:r>
-    </w:p>
-    <w:p>
-      <w:pPr>
-        <w:pStyle w:val="Compact"/>
-        <w:numPr>
-          <w:ilvl w:val="1"/>
-          <w:numId w:val="1063"/>
-        </w:numPr>
-      </w:pPr>
-      <w:r>
-        <w:t xml:space="preserve">Development of a robust, user-friendly API for seamless DB integration (</w:t>
-      </w:r>
-      <w:hyperlink r:id="rId229">
+        <w:t xml:space="preserve">Ongoing integration of BOEM Wind Planning Areas, Marine Protected Areas, and SCCWRP management regions (</w:t>
+      </w:r>
+      <w:hyperlink r:id="rId231">
         <w:r>
           <w:rPr>
             <w:rStyle w:val="Hyperlink"/>
@@ -25340,34 +25674,21 @@
         </w:r>
       </w:hyperlink>
       <w:r>
+        <w:t xml:space="preserve">,</w:t>
+      </w:r>
+      <w:r>
+        <w:t xml:space="preserve"> </w:t>
+      </w:r>
+      <w:hyperlink r:id="rId232">
+        <w:r>
+          <w:rPr>
+            <w:rStyle w:val="Hyperlink"/>
+          </w:rPr>
+          <w:t xml:space="preserve">issue</w:t>
+        </w:r>
+      </w:hyperlink>
+      <w:r>
         <w:t xml:space="preserve">).</w:t>
-      </w:r>
-    </w:p>
-    <w:p>
-      <w:r>
-        <w:pict>
-          <v:rect style="width:0;height:1.5pt" o:hralign="center" o:hrstd="t" o:hr="t"/>
-        </w:pict>
-      </w:r>
-    </w:p>
-    <w:bookmarkEnd w:id="230"/>
-    <w:bookmarkEnd w:id="231"/>
-    <w:bookmarkStart w:id="234" w:name="apps-development"/>
-    <w:p>
-      <w:pPr>
-        <w:pStyle w:val="Heading3"/>
-      </w:pPr>
-      <w:r>
-        <w:t xml:space="preserve">10.2.2 Apps Development</w:t>
-      </w:r>
-    </w:p>
-    <w:bookmarkStart w:id="233" w:name="visualization-user-interface"/>
-    <w:p>
-      <w:pPr>
-        <w:pStyle w:val="Heading4"/>
-      </w:pPr>
-      <w:r>
-        <w:t xml:space="preserve">10.2.2.1 Visualization &amp; User Interface</w:t>
       </w:r>
     </w:p>
     <w:p>
@@ -25375,7 +25696,7 @@
         <w:pStyle w:val="Compact"/>
         <w:numPr>
           <w:ilvl w:val="0"/>
-          <w:numId w:val="1064"/>
+          <w:numId w:val="1063"/>
         </w:numPr>
       </w:pPr>
       <w:r>
@@ -25383,7 +25704,7 @@
           <w:b/>
           <w:bCs/>
         </w:rPr>
-        <w:t xml:space="preserve">Continuous Improvements</w:t>
+        <w:t xml:space="preserve">Analysis Functions</w:t>
       </w:r>
     </w:p>
     <w:p>
@@ -25395,90 +25716,9 @@
         </w:numPr>
       </w:pPr>
       <w:r>
-        <w:t xml:space="preserve">Multiple commits indicate ongoing enhancement, likely focused on UI, data visualization, and integration with the API (see</w:t>
-      </w:r>
-      <w:r>
-        <w:t xml:space="preserve"> </w:t>
-      </w:r>
-      <w:hyperlink r:id="rId232">
-        <w:r>
-          <w:rPr>
-            <w:rStyle w:val="Hyperlink"/>
-          </w:rPr>
-          <w:t xml:space="preserve">recent commit log</w:t>
-        </w:r>
-      </w:hyperlink>
-      <w:r>
-        <w:t xml:space="preserve">).</w:t>
-      </w:r>
-    </w:p>
-    <w:p>
-      <w:pPr>
-        <w:pStyle w:val="Compact"/>
-        <w:numPr>
-          <w:ilvl w:val="1"/>
-          <w:numId w:val="1065"/>
-        </w:numPr>
-      </w:pPr>
-      <w:r>
-        <w:t xml:space="preserve">Close coordination between API and Apps for improved workflows and data access.</w:t>
-      </w:r>
-    </w:p>
-    <w:p>
-      <w:r>
-        <w:pict>
-          <v:rect style="width:0;height:1.5pt" o:hralign="center" o:hrstd="t" o:hr="t"/>
-        </w:pict>
-      </w:r>
-    </w:p>
-    <w:bookmarkEnd w:id="233"/>
-    <w:bookmarkEnd w:id="234"/>
-    <w:bookmarkStart w:id="240" w:name="calcofi4db-r-package-data-management"/>
-    <w:p>
-      <w:pPr>
-        <w:pStyle w:val="Heading3"/>
-      </w:pPr>
-      <w:r>
-        <w:t xml:space="preserve">10.2.3 calcofi4db: R Package &amp; Data Management</w:t>
-      </w:r>
-    </w:p>
-    <w:bookmarkStart w:id="239" w:name="r-package-initialization-data-ingestion"/>
-    <w:p>
-      <w:pPr>
-        <w:pStyle w:val="Heading4"/>
-      </w:pPr>
-      <w:r>
-        <w:t xml:space="preserve">10.2.3.1 R Package Initialization &amp; Data Ingestion</w:t>
-      </w:r>
-    </w:p>
-    <w:p>
-      <w:pPr>
-        <w:pStyle w:val="Compact"/>
-        <w:numPr>
-          <w:ilvl w:val="0"/>
-          <w:numId w:val="1066"/>
-        </w:numPr>
-      </w:pPr>
-      <w:r>
-        <w:rPr>
-          <w:b/>
-          <w:bCs/>
-        </w:rPr>
-        <w:t xml:space="preserve">New R Package: calcofi4db</w:t>
-      </w:r>
-    </w:p>
-    <w:p>
-      <w:pPr>
-        <w:pStyle w:val="Compact"/>
-        <w:numPr>
-          <w:ilvl w:val="1"/>
-          <w:numId w:val="1067"/>
-        </w:numPr>
-      </w:pPr>
-      <w:r>
-        <w:t xml:space="preserve">Initial commit and setup (</w:t>
-      </w:r>
-      <w:hyperlink r:id="rId235">
+        <w:t xml:space="preserve">Improved packages for ecological and spatial analysis, including new dependencies (</w:t>
+      </w:r>
+      <w:hyperlink r:id="rId233">
         <w:r>
           <w:rPr>
             <w:rStyle w:val="Hyperlink"/>
@@ -25487,7 +25727,23 @@
         </w:r>
       </w:hyperlink>
       <w:r>
-        <w:t xml:space="preserve">), including functions for ingesting CSV datasets and metadata.</w:t>
+        <w:t xml:space="preserve">).</w:t>
+      </w:r>
+    </w:p>
+    <w:p>
+      <w:pPr>
+        <w:pStyle w:val="Compact"/>
+        <w:numPr>
+          <w:ilvl w:val="0"/>
+          <w:numId w:val="1063"/>
+        </w:numPr>
+      </w:pPr>
+      <w:r>
+        <w:rPr>
+          <w:b/>
+          <w:bCs/>
+        </w:rPr>
+        <w:t xml:space="preserve">User Feedback</w:t>
       </w:r>
     </w:p>
     <w:p>
@@ -25495,13 +25751,79 @@
         <w:pStyle w:val="Compact"/>
         <w:numPr>
           <w:ilvl w:val="1"/>
+          <w:numId w:val="1066"/>
+        </w:numPr>
+      </w:pPr>
+      <w:r>
+        <w:t xml:space="preserve">Addressing user-reported bugs such as deprecated function calls (</w:t>
+      </w:r>
+      <w:hyperlink r:id="rId234">
+        <w:r>
+          <w:rPr>
+            <w:rStyle w:val="Hyperlink"/>
+          </w:rPr>
+          <w:t xml:space="preserve">issue</w:t>
+        </w:r>
+      </w:hyperlink>
+      <w:r>
+        <w:t xml:space="preserve">).</w:t>
+      </w:r>
+    </w:p>
+    <w:p>
+      <w:r>
+        <w:pict>
+          <v:rect style="width:0;height:1.5pt" o:hralign="center" o:hrstd="t" o:hr="t"/>
+        </w:pict>
+      </w:r>
+    </w:p>
+    <w:bookmarkEnd w:id="235"/>
+    <w:bookmarkEnd w:id="236"/>
+    <w:bookmarkStart w:id="240" w:name="documentation-docs"/>
+    <w:p>
+      <w:pPr>
+        <w:pStyle w:val="Heading3"/>
+      </w:pPr>
+      <w:r>
+        <w:t xml:space="preserve">10.2.5 Documentation (docs)</w:t>
+      </w:r>
+    </w:p>
+    <w:bookmarkStart w:id="239" w:name="infrastructure-environment"/>
+    <w:p>
+      <w:pPr>
+        <w:pStyle w:val="Heading4"/>
+      </w:pPr>
+      <w:r>
+        <w:t xml:space="preserve">10.2.5.1 Infrastructure &amp; Environment</w:t>
+      </w:r>
+    </w:p>
+    <w:p>
+      <w:pPr>
+        <w:pStyle w:val="Compact"/>
+        <w:numPr>
+          <w:ilvl w:val="0"/>
           <w:numId w:val="1067"/>
         </w:numPr>
       </w:pPr>
       <w:r>
-        <w:t xml:space="preserve">Refined change detection logic for source CSV files, improving tracking of table/field changes (</w:t>
-      </w:r>
-      <w:hyperlink r:id="rId236">
+        <w:rPr>
+          <w:b/>
+          <w:bCs/>
+        </w:rPr>
+        <w:t xml:space="preserve">Documentation Site Updates</w:t>
+      </w:r>
+    </w:p>
+    <w:p>
+      <w:pPr>
+        <w:pStyle w:val="Compact"/>
+        <w:numPr>
+          <w:ilvl w:val="1"/>
+          <w:numId w:val="1068"/>
+        </w:numPr>
+      </w:pPr>
+      <w:r>
+        <w:t xml:space="preserve">Added documentation for new packages and ingestion workflows (</w:t>
+      </w:r>
+      <w:hyperlink r:id="rId237">
         <w:r>
           <w:rPr>
             <w:rStyle w:val="Hyperlink"/>
@@ -25518,48 +25840,34 @@
         <w:pStyle w:val="Compact"/>
         <w:numPr>
           <w:ilvl w:val="1"/>
-          <w:numId w:val="1067"/>
+          <w:numId w:val="1068"/>
         </w:numPr>
       </w:pPr>
       <w:r>
-        <w:t xml:space="preserve">Enhanced documentation and site via pkgdown.</w:t>
-      </w:r>
-    </w:p>
-    <w:p>
-      <w:pPr>
-        <w:pStyle w:val="Compact"/>
-        <w:numPr>
-          <w:ilvl w:val="1"/>
-          <w:numId w:val="1067"/>
-        </w:numPr>
-      </w:pPr>
-      <w:r>
-        <w:t xml:space="preserve">Improved function naming and structure for ingestion (</w:t>
-      </w:r>
-      <w:hyperlink r:id="rId237">
-        <w:r>
-          <w:rPr>
-            <w:rStyle w:val="Hyperlink"/>
-          </w:rPr>
-          <w:t xml:space="preserve">commits</w:t>
-        </w:r>
-      </w:hyperlink>
-      <w:r>
-        <w:t xml:space="preserve">,</w:t>
-      </w:r>
-      <w:r>
-        <w:t xml:space="preserve"> </w:t>
+        <w:t xml:space="preserve">Improved environment handling for rendering with Quarto and Chromium (</w:t>
       </w:r>
       <w:hyperlink r:id="rId238">
         <w:r>
           <w:rPr>
             <w:rStyle w:val="Hyperlink"/>
           </w:rPr>
-          <w:t xml:space="preserve">commit</w:t>
+          <w:t xml:space="preserve">multiple commits Jan-Mar 2025</w:t>
         </w:r>
       </w:hyperlink>
       <w:r>
         <w:t xml:space="preserve">).</w:t>
+      </w:r>
+    </w:p>
+    <w:p>
+      <w:pPr>
+        <w:pStyle w:val="Compact"/>
+        <w:numPr>
+          <w:ilvl w:val="1"/>
+          <w:numId w:val="1068"/>
+        </w:numPr>
+      </w:pPr>
+      <w:r>
+        <w:t xml:space="preserve">Updated diagrams and edge labels for database documentation.</w:t>
       </w:r>
     </w:p>
     <w:p>
@@ -25571,22 +25879,22 @@
     </w:p>
     <w:bookmarkEnd w:id="239"/>
     <w:bookmarkEnd w:id="240"/>
-    <w:bookmarkStart w:id="246" w:name="calcofi4r-spatial-ecological-data-tools"/>
+    <w:bookmarkStart w:id="242" w:name="server"/>
     <w:p>
       <w:pPr>
         <w:pStyle w:val="Heading3"/>
       </w:pPr>
       <w:r>
-        <w:t xml:space="preserve">10.2.4 calcofi4r: Spatial &amp; Ecological Data Tools</w:t>
-      </w:r>
-    </w:p>
-    <w:bookmarkStart w:id="245" w:name="data-layers-analysis-and-bug-fixes"/>
+        <w:t xml:space="preserve">10.2.6 Server</w:t>
+      </w:r>
+    </w:p>
+    <w:bookmarkStart w:id="241" w:name="backend-infrastructure"/>
     <w:p>
       <w:pPr>
         <w:pStyle w:val="Heading4"/>
       </w:pPr>
       <w:r>
-        <w:t xml:space="preserve">10.2.4.1 Data Layers, Analysis, and Bug Fixes</w:t>
+        <w:t xml:space="preserve">10.2.6.1 Backend Infrastructure</w:t>
       </w:r>
     </w:p>
     <w:p>
@@ -25594,7 +25902,7 @@
         <w:pStyle w:val="Compact"/>
         <w:numPr>
           <w:ilvl w:val="0"/>
-          <w:numId w:val="1068"/>
+          <w:numId w:val="1069"/>
         </w:numPr>
       </w:pPr>
       <w:r>
@@ -25602,60 +25910,7 @@
           <w:b/>
           <w:bCs/>
         </w:rPr>
-        <w:t xml:space="preserve">Spatial Management Layers</w:t>
-      </w:r>
-    </w:p>
-    <w:p>
-      <w:pPr>
-        <w:pStyle w:val="Compact"/>
-        <w:numPr>
-          <w:ilvl w:val="1"/>
-          <w:numId w:val="1069"/>
-        </w:numPr>
-      </w:pPr>
-      <w:r>
-        <w:t xml:space="preserve">Ongoing integration of BOEM Wind Planning Areas, Marine Protected Areas, and SCCWRP management regions (</w:t>
-      </w:r>
-      <w:hyperlink r:id="rId241">
-        <w:r>
-          <w:rPr>
-            <w:rStyle w:val="Hyperlink"/>
-          </w:rPr>
-          <w:t xml:space="preserve">issue</w:t>
-        </w:r>
-      </w:hyperlink>
-      <w:r>
-        <w:t xml:space="preserve">,</w:t>
-      </w:r>
-      <w:r>
-        <w:t xml:space="preserve"> </w:t>
-      </w:r>
-      <w:hyperlink r:id="rId242">
-        <w:r>
-          <w:rPr>
-            <w:rStyle w:val="Hyperlink"/>
-          </w:rPr>
-          <w:t xml:space="preserve">issue</w:t>
-        </w:r>
-      </w:hyperlink>
-      <w:r>
-        <w:t xml:space="preserve">).</w:t>
-      </w:r>
-    </w:p>
-    <w:p>
-      <w:pPr>
-        <w:pStyle w:val="Compact"/>
-        <w:numPr>
-          <w:ilvl w:val="0"/>
-          <w:numId w:val="1068"/>
-        </w:numPr>
-      </w:pPr>
-      <w:r>
-        <w:rPr>
-          <w:b/>
-          <w:bCs/>
-        </w:rPr>
-        <w:t xml:space="preserve">Analysis Functions</w:t>
+        <w:t xml:space="preserve">Backend Maintenance</w:t>
       </w:r>
     </w:p>
     <w:p>
@@ -25667,7 +25922,74 @@
         </w:numPr>
       </w:pPr>
       <w:r>
-        <w:t xml:space="preserve">Improved packages for ecological and spatial analysis, including new dependencies (</w:t>
+        <w:t xml:space="preserve">Numerous commits for improving server reliability, configuration, and deployment.</w:t>
+      </w:r>
+    </w:p>
+    <w:p>
+      <w:pPr>
+        <w:pStyle w:val="Compact"/>
+        <w:numPr>
+          <w:ilvl w:val="1"/>
+          <w:numId w:val="1070"/>
+        </w:numPr>
+      </w:pPr>
+      <w:r>
+        <w:t xml:space="preserve">Indicates active backend support for API and Apps.</w:t>
+      </w:r>
+    </w:p>
+    <w:p>
+      <w:r>
+        <w:pict>
+          <v:rect style="width:0;height:1.5pt" o:hralign="center" o:hrstd="t" o:hr="t"/>
+        </w:pict>
+      </w:r>
+    </w:p>
+    <w:bookmarkEnd w:id="241"/>
+    <w:bookmarkEnd w:id="242"/>
+    <w:bookmarkStart w:id="247" w:name="workflows"/>
+    <w:p>
+      <w:pPr>
+        <w:pStyle w:val="Heading3"/>
+      </w:pPr>
+      <w:r>
+        <w:t xml:space="preserve">10.2.7 Workflows</w:t>
+      </w:r>
+    </w:p>
+    <w:bookmarkStart w:id="246" w:name="X9992dbdca38798687025ab1100a6897f17837b4"/>
+    <w:p>
+      <w:pPr>
+        <w:pStyle w:val="Heading4"/>
+      </w:pPr>
+      <w:r>
+        <w:t xml:space="preserve">10.2.7.1 Data Pipeline, Integration, and Registration</w:t>
+      </w:r>
+    </w:p>
+    <w:p>
+      <w:pPr>
+        <w:pStyle w:val="Compact"/>
+        <w:numPr>
+          <w:ilvl w:val="0"/>
+          <w:numId w:val="1071"/>
+        </w:numPr>
+      </w:pPr>
+      <w:r>
+        <w:rPr>
+          <w:b/>
+          <w:bCs/>
+        </w:rPr>
+        <w:t xml:space="preserve">Workflow Automation</w:t>
+      </w:r>
+    </w:p>
+    <w:p>
+      <w:pPr>
+        <w:pStyle w:val="Compact"/>
+        <w:numPr>
+          <w:ilvl w:val="1"/>
+          <w:numId w:val="1072"/>
+        </w:numPr>
+      </w:pPr>
+      <w:r>
+        <w:t xml:space="preserve">Multiple commits show ongoing development of data ingestion, harmonization, and visualization workflows (</w:t>
       </w:r>
       <w:hyperlink r:id="rId243">
         <w:r>
@@ -25678,6 +26000,20 @@
         </w:r>
       </w:hyperlink>
       <w:r>
+        <w:t xml:space="preserve">,</w:t>
+      </w:r>
+      <w:r>
+        <w:t xml:space="preserve"> </w:t>
+      </w:r>
+      <w:hyperlink r:id="rId244">
+        <w:r>
+          <w:rPr>
+            <w:rStyle w:val="Hyperlink"/>
+          </w:rPr>
+          <w:t xml:space="preserve">commit</w:t>
+        </w:r>
+      </w:hyperlink>
+      <w:r>
         <w:t xml:space="preserve">).</w:t>
       </w:r>
     </w:p>
@@ -25686,7 +26022,7 @@
         <w:pStyle w:val="Compact"/>
         <w:numPr>
           <w:ilvl w:val="0"/>
-          <w:numId w:val="1068"/>
+          <w:numId w:val="1071"/>
         </w:numPr>
       </w:pPr>
       <w:r>
@@ -25694,7 +26030,7 @@
           <w:b/>
           <w:bCs/>
         </w:rPr>
-        <w:t xml:space="preserve">User Feedback</w:t>
+        <w:t xml:space="preserve">ODIS Registration</w:t>
       </w:r>
     </w:p>
     <w:p>
@@ -25702,13 +26038,13 @@
         <w:pStyle w:val="Compact"/>
         <w:numPr>
           <w:ilvl w:val="1"/>
-          <w:numId w:val="1071"/>
+          <w:numId w:val="1073"/>
         </w:numPr>
       </w:pPr>
       <w:r>
-        <w:t xml:space="preserve">Addressing user-reported bugs such as deprecated function calls (</w:t>
-      </w:r>
-      <w:hyperlink r:id="rId244">
+        <w:t xml:space="preserve">Registering datasets with ODIS (using JSON-LD) for broader interoperability (</w:t>
+      </w:r>
+      <w:hyperlink r:id="rId245">
         <w:r>
           <w:rPr>
             <w:rStyle w:val="Hyperlink"/>
@@ -25721,38 +26057,11 @@
       </w:r>
     </w:p>
     <w:p>
-      <w:r>
-        <w:pict>
-          <v:rect style="width:0;height:1.5pt" o:hralign="center" o:hrstd="t" o:hr="t"/>
-        </w:pict>
-      </w:r>
-    </w:p>
-    <w:bookmarkEnd w:id="245"/>
-    <w:bookmarkEnd w:id="246"/>
-    <w:bookmarkStart w:id="250" w:name="documentation-docs"/>
-    <w:p>
-      <w:pPr>
-        <w:pStyle w:val="Heading3"/>
-      </w:pPr>
-      <w:r>
-        <w:t xml:space="preserve">10.2.5 Documentation (docs)</w:t>
-      </w:r>
-    </w:p>
-    <w:bookmarkStart w:id="249" w:name="infrastructure-environment"/>
-    <w:p>
-      <w:pPr>
-        <w:pStyle w:val="Heading4"/>
-      </w:pPr>
-      <w:r>
-        <w:t xml:space="preserve">10.2.5.1 Infrastructure &amp; Environment</w:t>
-      </w:r>
-    </w:p>
-    <w:p>
       <w:pPr>
         <w:pStyle w:val="Compact"/>
         <w:numPr>
           <w:ilvl w:val="0"/>
-          <w:numId w:val="1072"/>
+          <w:numId w:val="1071"/>
         </w:numPr>
       </w:pPr>
       <w:r>
@@ -25760,7 +26069,7 @@
           <w:b/>
           <w:bCs/>
         </w:rPr>
-        <w:t xml:space="preserve">Documentation Site Updates</w:t>
+        <w:t xml:space="preserve">Integration with External Data</w:t>
       </w:r>
     </w:p>
     <w:p>
@@ -25768,84 +26077,11 @@
         <w:pStyle w:val="Compact"/>
         <w:numPr>
           <w:ilvl w:val="1"/>
-          <w:numId w:val="1073"/>
+          <w:numId w:val="1074"/>
         </w:numPr>
       </w:pPr>
       <w:r>
-        <w:t xml:space="preserve">Added documentation for new packages and ingestion workflows (</w:t>
-      </w:r>
-      <w:hyperlink r:id="rId247">
-        <w:r>
-          <w:rPr>
-            <w:rStyle w:val="Hyperlink"/>
-          </w:rPr>
-          <w:t xml:space="preserve">commit</w:t>
-        </w:r>
-      </w:hyperlink>
-      <w:r>
-        <w:t xml:space="preserve">).</w:t>
-      </w:r>
-    </w:p>
-    <w:p>
-      <w:pPr>
-        <w:pStyle w:val="Compact"/>
-        <w:numPr>
-          <w:ilvl w:val="1"/>
-          <w:numId w:val="1073"/>
-        </w:numPr>
-      </w:pPr>
-      <w:r>
-        <w:t xml:space="preserve">Improved environment handling for rendering with Quarto and Chromium (</w:t>
-      </w:r>
-      <w:hyperlink r:id="rId248">
-        <w:r>
-          <w:rPr>
-            <w:rStyle w:val="Hyperlink"/>
-          </w:rPr>
-          <w:t xml:space="preserve">multiple commits Jan-Mar 2025</w:t>
-        </w:r>
-      </w:hyperlink>
-      <w:r>
-        <w:t xml:space="preserve">).</w:t>
-      </w:r>
-    </w:p>
-    <w:p>
-      <w:pPr>
-        <w:pStyle w:val="Compact"/>
-        <w:numPr>
-          <w:ilvl w:val="1"/>
-          <w:numId w:val="1073"/>
-        </w:numPr>
-      </w:pPr>
-      <w:r>
-        <w:t xml:space="preserve">Updated diagrams and edge labels for database documentation.</w:t>
-      </w:r>
-    </w:p>
-    <w:p>
-      <w:r>
-        <w:pict>
-          <v:rect style="width:0;height:1.5pt" o:hralign="center" o:hrstd="t" o:hr="t"/>
-        </w:pict>
-      </w:r>
-    </w:p>
-    <w:bookmarkEnd w:id="249"/>
-    <w:bookmarkEnd w:id="250"/>
-    <w:bookmarkStart w:id="252" w:name="server"/>
-    <w:p>
-      <w:pPr>
-        <w:pStyle w:val="Heading3"/>
-      </w:pPr>
-      <w:r>
-        <w:t xml:space="preserve">10.2.6 Server</w:t>
-      </w:r>
-    </w:p>
-    <w:bookmarkStart w:id="251" w:name="backend-infrastructure"/>
-    <w:p>
-      <w:pPr>
-        <w:pStyle w:val="Heading4"/>
-      </w:pPr>
-      <w:r>
-        <w:t xml:space="preserve">10.2.6.1 Backend Infrastructure</w:t>
+        <w:t xml:space="preserve">Ongoing work to load and harmonize diverse ecological datasets (bottle data, larvae, zooplankton, etc.).</w:t>
       </w:r>
     </w:p>
     <w:p>
@@ -25853,7 +26089,7 @@
         <w:pStyle w:val="Compact"/>
         <w:numPr>
           <w:ilvl w:val="0"/>
-          <w:numId w:val="1074"/>
+          <w:numId w:val="1071"/>
         </w:numPr>
       </w:pPr>
       <w:r>
@@ -25861,7 +26097,7 @@
           <w:b/>
           <w:bCs/>
         </w:rPr>
-        <w:t xml:space="preserve">Backend Maintenance</w:t>
+        <w:t xml:space="preserve">Spatial Data Management</w:t>
       </w:r>
     </w:p>
     <w:p>
@@ -25873,19 +26109,7 @@
         </w:numPr>
       </w:pPr>
       <w:r>
-        <w:t xml:space="preserve">Numerous commits for improving server reliability, configuration, and deployment.</w:t>
-      </w:r>
-    </w:p>
-    <w:p>
-      <w:pPr>
-        <w:pStyle w:val="Compact"/>
-        <w:numPr>
-          <w:ilvl w:val="1"/>
-          <w:numId w:val="1075"/>
-        </w:numPr>
-      </w:pPr>
-      <w:r>
-        <w:t xml:space="preserve">Indicates active backend support for API and Apps.</w:t>
+        <w:t xml:space="preserve">Continued development of AOI (areas of interest), spatial buffer creation, and integration of management regions.</w:t>
       </w:r>
     </w:p>
     <w:p>
@@ -25895,24 +26119,24 @@
         </w:pict>
       </w:r>
     </w:p>
-    <w:bookmarkEnd w:id="251"/>
-    <w:bookmarkEnd w:id="252"/>
-    <w:bookmarkStart w:id="257" w:name="workflows"/>
+    <w:bookmarkEnd w:id="246"/>
+    <w:bookmarkEnd w:id="247"/>
+    <w:bookmarkStart w:id="251" w:name="key-themes-impact"/>
     <w:p>
       <w:pPr>
         <w:pStyle w:val="Heading3"/>
       </w:pPr>
       <w:r>
-        <w:t xml:space="preserve">10.2.7 Workflows</w:t>
-      </w:r>
-    </w:p>
-    <w:bookmarkStart w:id="256" w:name="X9992dbdca38798687025ab1100a6897f17837b4"/>
+        <w:t xml:space="preserve">10.2.8 Key Themes &amp; Impact</w:t>
+      </w:r>
+    </w:p>
+    <w:bookmarkStart w:id="248" w:name="integration-interoperability"/>
     <w:p>
       <w:pPr>
         <w:pStyle w:val="Heading4"/>
       </w:pPr>
       <w:r>
-        <w:t xml:space="preserve">10.2.7.1 Data Pipeline, Integration, and Registration</w:t>
+        <w:t xml:space="preserve">10.2.8.1 Integration &amp; Interoperability</w:t>
       </w:r>
     </w:p>
     <w:p>
@@ -25924,48 +26148,7 @@
         </w:numPr>
       </w:pPr>
       <w:r>
-        <w:rPr>
-          <w:b/>
-          <w:bCs/>
-        </w:rPr>
-        <w:t xml:space="preserve">Workflow Automation</w:t>
-      </w:r>
-    </w:p>
-    <w:p>
-      <w:pPr>
-        <w:pStyle w:val="Compact"/>
-        <w:numPr>
-          <w:ilvl w:val="1"/>
-          <w:numId w:val="1077"/>
-        </w:numPr>
-      </w:pPr>
-      <w:r>
-        <w:t xml:space="preserve">Multiple commits show ongoing development of data ingestion, harmonization, and visualization workflows (</w:t>
-      </w:r>
-      <w:hyperlink r:id="rId253">
-        <w:r>
-          <w:rPr>
-            <w:rStyle w:val="Hyperlink"/>
-          </w:rPr>
-          <w:t xml:space="preserve">commit</w:t>
-        </w:r>
-      </w:hyperlink>
-      <w:r>
-        <w:t xml:space="preserve">,</w:t>
-      </w:r>
-      <w:r>
-        <w:t xml:space="preserve"> </w:t>
-      </w:r>
-      <w:hyperlink r:id="rId254">
-        <w:r>
-          <w:rPr>
-            <w:rStyle w:val="Hyperlink"/>
-          </w:rPr>
-          <w:t xml:space="preserve">commit</w:t>
-        </w:r>
-      </w:hyperlink>
-      <w:r>
-        <w:t xml:space="preserve">).</w:t>
+        <w:t xml:space="preserve">Strong focus on connecting API, Apps, R packages, and backend infrastructure for seamless data access and visualization.</w:t>
       </w:r>
     </w:p>
     <w:p>
@@ -25977,34 +26160,17 @@
         </w:numPr>
       </w:pPr>
       <w:r>
-        <w:rPr>
-          <w:b/>
-          <w:bCs/>
-        </w:rPr>
-        <w:t xml:space="preserve">ODIS Registration</w:t>
-      </w:r>
-    </w:p>
-    <w:p>
-      <w:pPr>
-        <w:pStyle w:val="Compact"/>
-        <w:numPr>
-          <w:ilvl w:val="1"/>
-          <w:numId w:val="1078"/>
-        </w:numPr>
-      </w:pPr>
-      <w:r>
-        <w:t xml:space="preserve">Registering datasets with ODIS (using JSON-LD) for broader interoperability (</w:t>
-      </w:r>
-      <w:hyperlink r:id="rId255">
-        <w:r>
-          <w:rPr>
-            <w:rStyle w:val="Hyperlink"/>
-          </w:rPr>
-          <w:t xml:space="preserve">issue</w:t>
-        </w:r>
-      </w:hyperlink>
-      <w:r>
-        <w:t xml:space="preserve">).</w:t>
+        <w:t xml:space="preserve">Enhanced interoperability through ODIS registration and harmonized workflows.</w:t>
+      </w:r>
+    </w:p>
+    <w:bookmarkEnd w:id="248"/>
+    <w:bookmarkStart w:id="249" w:name="data-accessibility-usability"/>
+    <w:p>
+      <w:pPr>
+        <w:pStyle w:val="Heading4"/>
+      </w:pPr>
+      <w:r>
+        <w:t xml:space="preserve">10.2.8.2 Data Accessibility &amp; Usability</w:t>
       </w:r>
     </w:p>
     <w:p>
@@ -26012,27 +26178,11 @@
         <w:pStyle w:val="Compact"/>
         <w:numPr>
           <w:ilvl w:val="0"/>
-          <w:numId w:val="1076"/>
+          <w:numId w:val="1077"/>
         </w:numPr>
       </w:pPr>
       <w:r>
-        <w:rPr>
-          <w:b/>
-          <w:bCs/>
-        </w:rPr>
-        <w:t xml:space="preserve">Integration with External Data</w:t>
-      </w:r>
-    </w:p>
-    <w:p>
-      <w:pPr>
-        <w:pStyle w:val="Compact"/>
-        <w:numPr>
-          <w:ilvl w:val="1"/>
-          <w:numId w:val="1079"/>
-        </w:numPr>
-      </w:pPr>
-      <w:r>
-        <w:t xml:space="preserve">Ongoing work to load and harmonize diverse ecological datasets (bottle data, larvae, zooplankton, etc.).</w:t>
+        <w:t xml:space="preserve">Improvements to API and Apps make ecological data more accessible to researchers and managers.</w:t>
       </w:r>
     </w:p>
     <w:p>
@@ -26040,27 +26190,33 @@
         <w:pStyle w:val="Compact"/>
         <w:numPr>
           <w:ilvl w:val="0"/>
-          <w:numId w:val="1076"/>
+          <w:numId w:val="1077"/>
         </w:numPr>
       </w:pPr>
       <w:r>
-        <w:rPr>
-          <w:b/>
-          <w:bCs/>
-        </w:rPr>
-        <w:t xml:space="preserve">Spatial Data Management</w:t>
+        <w:t xml:space="preserve">Expanded support for spatial management areas and ecological datasets.</w:t>
+      </w:r>
+    </w:p>
+    <w:bookmarkEnd w:id="249"/>
+    <w:bookmarkStart w:id="250" w:name="infrastructure-sustainability"/>
+    <w:p>
+      <w:pPr>
+        <w:pStyle w:val="Heading4"/>
+      </w:pPr>
+      <w:r>
+        <w:t xml:space="preserve">10.2.8.3 Infrastructure &amp; Sustainability</w:t>
       </w:r>
     </w:p>
     <w:p>
       <w:pPr>
         <w:pStyle w:val="Compact"/>
         <w:numPr>
-          <w:ilvl w:val="1"/>
-          <w:numId w:val="1080"/>
+          <w:ilvl w:val="0"/>
+          <w:numId w:val="1078"/>
         </w:numPr>
       </w:pPr>
       <w:r>
-        <w:t xml:space="preserve">Continued development of AOI (areas of interest), spatial buffer creation, and integration of management regions.</w:t>
+        <w:t xml:space="preserve">Investments in documentation, backend reliability, and workflow automation contribute to long-term sustainability and reproducibility.</w:t>
       </w:r>
     </w:p>
     <w:p>
@@ -26070,24 +26226,15 @@
         </w:pict>
       </w:r>
     </w:p>
-    <w:bookmarkEnd w:id="256"/>
-    <w:bookmarkEnd w:id="257"/>
-    <w:bookmarkStart w:id="261" w:name="key-themes-impact"/>
+    <w:bookmarkEnd w:id="250"/>
+    <w:bookmarkEnd w:id="251"/>
+    <w:bookmarkStart w:id="253" w:name="for-more-details"/>
     <w:p>
       <w:pPr>
         <w:pStyle w:val="Heading3"/>
       </w:pPr>
       <w:r>
-        <w:t xml:space="preserve">10.2.8 Key Themes &amp; Impact</w:t>
-      </w:r>
-    </w:p>
-    <w:bookmarkStart w:id="258" w:name="integration-interoperability"/>
-    <w:p>
-      <w:pPr>
-        <w:pStyle w:val="Heading4"/>
-      </w:pPr>
-      <w:r>
-        <w:t xml:space="preserve">10.2.8.1 Integration &amp; Interoperability</w:t>
+        <w:t xml:space="preserve">10.2.9 For More Details</w:t>
       </w:r>
     </w:p>
     <w:p>
@@ -26095,11 +26242,14 @@
         <w:pStyle w:val="Compact"/>
         <w:numPr>
           <w:ilvl w:val="0"/>
-          <w:numId w:val="1081"/>
+          <w:numId w:val="1079"/>
         </w:numPr>
       </w:pPr>
       <w:r>
-        <w:t xml:space="preserve">Strong focus on connecting API, Apps, R packages, and backend infrastructure for seamless data access and visualization.</w:t>
+        <w:t xml:space="preserve">Some results may be incomplete due to API limits.</w:t>
+      </w:r>
+      <w:r>
+        <w:br/>
       </w:r>
     </w:p>
     <w:p>
@@ -26107,117 +26257,16 @@
         <w:pStyle w:val="Compact"/>
         <w:numPr>
           <w:ilvl w:val="0"/>
-          <w:numId w:val="1081"/>
+          <w:numId w:val="1079"/>
         </w:numPr>
       </w:pPr>
       <w:r>
-        <w:t xml:space="preserve">Enhanced interoperability through ODIS registration and harmonized workflows.</w:t>
-      </w:r>
-    </w:p>
-    <w:bookmarkEnd w:id="258"/>
-    <w:bookmarkStart w:id="259" w:name="data-accessibility-usability"/>
-    <w:p>
-      <w:pPr>
-        <w:pStyle w:val="Heading4"/>
-      </w:pPr>
-      <w:r>
-        <w:t xml:space="preserve">10.2.8.2 Data Accessibility &amp; Usability</w:t>
-      </w:r>
-    </w:p>
-    <w:p>
-      <w:pPr>
-        <w:pStyle w:val="Compact"/>
-        <w:numPr>
-          <w:ilvl w:val="0"/>
-          <w:numId w:val="1082"/>
-        </w:numPr>
-      </w:pPr>
-      <w:r>
-        <w:t xml:space="preserve">Improvements to API and Apps make ecological data more accessible to researchers and managers.</w:t>
-      </w:r>
-    </w:p>
-    <w:p>
-      <w:pPr>
-        <w:pStyle w:val="Compact"/>
-        <w:numPr>
-          <w:ilvl w:val="0"/>
-          <w:numId w:val="1082"/>
-        </w:numPr>
-      </w:pPr>
-      <w:r>
-        <w:t xml:space="preserve">Expanded support for spatial management areas and ecological datasets.</w:t>
-      </w:r>
-    </w:p>
-    <w:bookmarkEnd w:id="259"/>
-    <w:bookmarkStart w:id="260" w:name="infrastructure-sustainability"/>
-    <w:p>
-      <w:pPr>
-        <w:pStyle w:val="Heading4"/>
-      </w:pPr>
-      <w:r>
-        <w:t xml:space="preserve">10.2.8.3 Infrastructure &amp; Sustainability</w:t>
-      </w:r>
-    </w:p>
-    <w:p>
-      <w:pPr>
-        <w:pStyle w:val="Compact"/>
-        <w:numPr>
-          <w:ilvl w:val="0"/>
-          <w:numId w:val="1083"/>
-        </w:numPr>
-      </w:pPr>
-      <w:r>
-        <w:t xml:space="preserve">Investments in documentation, backend reliability, and workflow automation contribute to long-term sustainability and reproducibility.</w:t>
-      </w:r>
-    </w:p>
-    <w:p>
-      <w:r>
-        <w:pict>
-          <v:rect style="width:0;height:1.5pt" o:hralign="center" o:hrstd="t" o:hr="t"/>
-        </w:pict>
-      </w:r>
-    </w:p>
-    <w:bookmarkEnd w:id="260"/>
-    <w:bookmarkEnd w:id="261"/>
-    <w:bookmarkStart w:id="263" w:name="for-more-details"/>
-    <w:p>
-      <w:pPr>
-        <w:pStyle w:val="Heading3"/>
-      </w:pPr>
-      <w:r>
-        <w:t xml:space="preserve">10.2.9 For More Details</w:t>
-      </w:r>
-    </w:p>
-    <w:p>
-      <w:pPr>
-        <w:pStyle w:val="Compact"/>
-        <w:numPr>
-          <w:ilvl w:val="0"/>
-          <w:numId w:val="1084"/>
-        </w:numPr>
-      </w:pPr>
-      <w:r>
-        <w:t xml:space="preserve">Some results may be incomplete due to API limits.</w:t>
-      </w:r>
-      <w:r>
-        <w:br/>
-      </w:r>
-    </w:p>
-    <w:p>
-      <w:pPr>
-        <w:pStyle w:val="Compact"/>
-        <w:numPr>
-          <w:ilvl w:val="0"/>
-          <w:numId w:val="1084"/>
-        </w:numPr>
-      </w:pPr>
-      <w:r>
         <w:t xml:space="preserve">To view all commits/issues for 2025, visit each repository’s</w:t>
       </w:r>
       <w:r>
         <w:t xml:space="preserve"> </w:t>
       </w:r>
-      <w:hyperlink r:id="rId262">
+      <w:hyperlink r:id="rId252">
         <w:r>
           <w:rPr>
             <w:rStyle w:val="Hyperlink"/>
@@ -26232,10 +26281,10 @@
         <w:t xml:space="preserve">and filter by year.</w:t>
       </w:r>
     </w:p>
-    <w:bookmarkEnd w:id="263"/>
-    <w:bookmarkEnd w:id="264"/>
-    <w:bookmarkEnd w:id="265"/>
-    <w:bookmarkStart w:id="274" w:name="references"/>
+    <w:bookmarkEnd w:id="253"/>
+    <w:bookmarkEnd w:id="254"/>
+    <w:bookmarkEnd w:id="255"/>
+    <w:bookmarkStart w:id="264" w:name="references"/>
     <w:p>
       <w:pPr>
         <w:pStyle w:val="Heading1"/>
@@ -26244,7 +26293,7 @@
         <w:t xml:space="preserve">11. References</w:t>
       </w:r>
     </w:p>
-    <w:bookmarkStart w:id="273" w:name="r-packages"/>
+    <w:bookmarkStart w:id="263" w:name="r-packages"/>
     <w:p>
       <w:pPr>
         <w:pStyle w:val="Heading2"/>
@@ -26258,7 +26307,7 @@
         <w:pStyle w:val="Compact"/>
         <w:numPr>
           <w:ilvl w:val="0"/>
-          <w:numId w:val="1085"/>
+          <w:numId w:val="1080"/>
         </w:numPr>
       </w:pPr>
       <w:r>
@@ -26287,7 +26336,7 @@
         <w:pStyle w:val="Compact"/>
         <w:numPr>
           <w:ilvl w:val="0"/>
-          <w:numId w:val="1085"/>
+          <w:numId w:val="1080"/>
         </w:numPr>
       </w:pPr>
       <w:r>
@@ -26316,7 +26365,7 @@
         <w:pStyle w:val="Compact"/>
         <w:numPr>
           <w:ilvl w:val="0"/>
-          <w:numId w:val="1085"/>
+          <w:numId w:val="1080"/>
         </w:numPr>
       </w:pPr>
       <w:r>
@@ -26340,8 +26389,8 @@
         <w:t xml:space="preserve">)</w:t>
       </w:r>
     </w:p>
-    <w:bookmarkStart w:id="272" w:name="refs"/>
-    <w:bookmarkStart w:id="267" w:name="ref-R-quarto"/>
+    <w:bookmarkStart w:id="262" w:name="refs"/>
+    <w:bookmarkStart w:id="257" w:name="ref-R-quarto"/>
     <w:p>
       <w:pPr>
         <w:pStyle w:val="Bibliography"/>
@@ -26365,7 +26414,7 @@
       <w:r>
         <w:t xml:space="preserve"> </w:t>
       </w:r>
-      <w:hyperlink r:id="rId266">
+      <w:hyperlink r:id="rId256">
         <w:r>
           <w:rPr>
             <w:rStyle w:val="Hyperlink"/>
@@ -26377,8 +26426,8 @@
         <w:t xml:space="preserve">.</w:t>
       </w:r>
     </w:p>
-    <w:bookmarkEnd w:id="267"/>
-    <w:bookmarkStart w:id="269" w:name="ref-R-shiny"/>
+    <w:bookmarkEnd w:id="257"/>
+    <w:bookmarkStart w:id="259" w:name="ref-R-shiny"/>
     <w:p>
       <w:pPr>
         <w:pStyle w:val="Bibliography"/>
@@ -26402,7 +26451,7 @@
       <w:r>
         <w:t xml:space="preserve"> </w:t>
       </w:r>
-      <w:hyperlink r:id="rId268">
+      <w:hyperlink r:id="rId258">
         <w:r>
           <w:rPr>
             <w:rStyle w:val="Hyperlink"/>
@@ -26414,8 +26463,8 @@
         <w:t xml:space="preserve">.</w:t>
       </w:r>
     </w:p>
-    <w:bookmarkEnd w:id="269"/>
-    <w:bookmarkStart w:id="271" w:name="ref-R-plumber"/>
+    <w:bookmarkEnd w:id="259"/>
+    <w:bookmarkStart w:id="261" w:name="ref-R-plumber"/>
     <w:p>
       <w:pPr>
         <w:pStyle w:val="Bibliography"/>
@@ -26439,7 +26488,7 @@
       <w:r>
         <w:t xml:space="preserve"> </w:t>
       </w:r>
-      <w:hyperlink r:id="rId270">
+      <w:hyperlink r:id="rId260">
         <w:r>
           <w:rPr>
             <w:rStyle w:val="Hyperlink"/>
@@ -26451,10 +26500,10 @@
         <w:t xml:space="preserve">.</w:t>
       </w:r>
     </w:p>
-    <w:bookmarkEnd w:id="271"/>
-    <w:bookmarkEnd w:id="272"/>
-    <w:bookmarkEnd w:id="273"/>
-    <w:bookmarkEnd w:id="274"/>
+    <w:bookmarkEnd w:id="261"/>
+    <w:bookmarkEnd w:id="262"/>
+    <w:bookmarkEnd w:id="263"/>
+    <w:bookmarkEnd w:id="264"/>
     <w:sectPr>
       <w:footnotePr>
         <w:numRestart w:val="eachSect"/>
@@ -26931,7 +26980,34 @@
     <w:abstractNumId w:val="991"/>
   </w:num>
   <w:num w:numId="1023">
-    <w:abstractNumId w:val="991"/>
+    <w:abstractNumId w:val="99411"/>
+    <w:lvlOverride w:ilvl="0">
+      <w:startOverride w:val="1"/>
+    </w:lvlOverride>
+    <w:lvlOverride w:ilvl="1">
+      <w:startOverride w:val="1"/>
+    </w:lvlOverride>
+    <w:lvlOverride w:ilvl="2">
+      <w:startOverride w:val="1"/>
+    </w:lvlOverride>
+    <w:lvlOverride w:ilvl="3">
+      <w:startOverride w:val="1"/>
+    </w:lvlOverride>
+    <w:lvlOverride w:ilvl="4">
+      <w:startOverride w:val="1"/>
+    </w:lvlOverride>
+    <w:lvlOverride w:ilvl="5">
+      <w:startOverride w:val="1"/>
+    </w:lvlOverride>
+    <w:lvlOverride w:ilvl="6">
+      <w:startOverride w:val="1"/>
+    </w:lvlOverride>
+    <w:lvlOverride w:ilvl="7">
+      <w:startOverride w:val="1"/>
+    </w:lvlOverride>
+    <w:lvlOverride w:ilvl="8">
+      <w:startOverride w:val="1"/>
+    </w:lvlOverride>
   </w:num>
   <w:num w:numId="1024">
     <w:abstractNumId w:val="991"/>
@@ -27102,21 +27178,6 @@
     <w:abstractNumId w:val="991"/>
   </w:num>
   <w:num w:numId="1080">
-    <w:abstractNumId w:val="991"/>
-  </w:num>
-  <w:num w:numId="1081">
-    <w:abstractNumId w:val="991"/>
-  </w:num>
-  <w:num w:numId="1082">
-    <w:abstractNumId w:val="991"/>
-  </w:num>
-  <w:num w:numId="1083">
-    <w:abstractNumId w:val="991"/>
-  </w:num>
-  <w:num w:numId="1084">
-    <w:abstractNumId w:val="991"/>
-  </w:num>
-  <w:num w:numId="1085">
     <w:abstractNumId w:val="991"/>
   </w:num>
 </w:numbering>

--- a/CalCOFI.io.docx
+++ b/CalCOFI.io.docx
@@ -39,7 +39,7 @@
         <w:pStyle w:val="Date"/>
       </w:pPr>
       <w:r>
-        <w:t xml:space="preserve">2026-05-19</w:t>
+        <w:t xml:space="preserve">2026-06-03</w:t>
       </w:r>
     </w:p>
     <w:sdt>
@@ -567,7 +567,7 @@
     </w:p>
     <w:bookmarkEnd w:id="26"/>
     <w:bookmarkEnd w:id="27"/>
-    <w:bookmarkStart w:id="29" w:name="applications"/>
+    <w:bookmarkStart w:id="31" w:name="applications"/>
     <w:p>
       <w:pPr>
         <w:pStyle w:val="Heading1"/>
@@ -585,6 +585,67 @@
         </w:numPr>
       </w:pPr>
       <w:hyperlink r:id="rId28">
+        <w:r>
+          <w:rPr>
+            <w:rStyle w:val="Hyperlink"/>
+          </w:rPr>
+          <w:t xml:space="preserve">CalCOFI Schema</w:t>
+        </w:r>
+      </w:hyperlink>
+      <w:r>
+        <w:br/>
+      </w:r>
+      <w:r>
+        <w:t xml:space="preserve">per-release schema browser: ERD, tables, columns (with units + descriptions), datasets, measurement-type registry — sourced from the release</w:t>
+      </w:r>
+      <w:r>
+        <w:t xml:space="preserve"> </w:t>
+      </w:r>
+      <w:r>
+        <w:rPr>
+          <w:rStyle w:val="VerbatimChar"/>
+        </w:rPr>
+        <w:t xml:space="preserve">metadata.json</w:t>
+      </w:r>
+      <w:r>
+        <w:t xml:space="preserve"> </w:t>
+      </w:r>
+      <w:r>
+        <w:t xml:space="preserve">sidecar on GCS</w:t>
+      </w:r>
+    </w:p>
+    <w:p>
+      <w:pPr>
+        <w:pStyle w:val="Compact"/>
+        <w:numPr>
+          <w:ilvl w:val="0"/>
+          <w:numId w:val="1003"/>
+        </w:numPr>
+      </w:pPr>
+      <w:hyperlink r:id="rId29">
+        <w:r>
+          <w:rPr>
+            <w:rStyle w:val="Hyperlink"/>
+          </w:rPr>
+          <w:t xml:space="preserve">CalCOFI Query</w:t>
+        </w:r>
+      </w:hyperlink>
+      <w:r>
+        <w:br/>
+      </w:r>
+      <w:r>
+        <w:t xml:space="preserve">browser-only DuckDB-WASM playground against the public release Parquet on GCS</w:t>
+      </w:r>
+    </w:p>
+    <w:p>
+      <w:pPr>
+        <w:pStyle w:val="Compact"/>
+        <w:numPr>
+          <w:ilvl w:val="0"/>
+          <w:numId w:val="1003"/>
+        </w:numPr>
+      </w:pPr>
+      <w:hyperlink r:id="rId30">
         <w:r>
           <w:rPr>
             <w:rStyle w:val="Hyperlink"/>
@@ -616,8 +677,8 @@
         </w:r>
       </w:hyperlink>
     </w:p>
-    <w:bookmarkEnd w:id="29"/>
-    <w:bookmarkStart w:id="72" w:name="sec-maps"/>
+    <w:bookmarkEnd w:id="31"/>
+    <w:bookmarkStart w:id="74" w:name="sec-maps"/>
     <w:p>
       <w:pPr>
         <w:pStyle w:val="Heading1"/>
@@ -626,7 +687,7 @@
         <w:t xml:space="preserve">4. Maps</w:t>
       </w:r>
     </w:p>
-    <w:bookmarkStart w:id="36" w:name="overview"/>
+    <w:bookmarkStart w:id="38" w:name="overview"/>
     <w:p>
       <w:pPr>
         <w:pStyle w:val="Heading2"/>
@@ -645,7 +706,7 @@
       <w:r>
         <w:t xml:space="preserve"> </w:t>
       </w:r>
-      <w:hyperlink r:id="rId30">
+      <w:hyperlink r:id="rId32">
         <w:r>
           <w:rPr>
             <w:rStyle w:val="Hyperlink"/>
@@ -702,7 +763,7 @@
       <w:tr>
         <w:tc>
           <w:tcPr/>
-          <w:bookmarkStart w:id="35" w:name="fig-int-app-compare"/>
+          <w:bookmarkStart w:id="37" w:name="fig-int-app-compare"/>
           <w:p>
             <w:pPr>
               <w:pStyle w:val="Compact"/>
@@ -713,18 +774,18 @@
                 <wp:inline>
                   <wp:extent cx="5334000" cy="3018971"/>
                   <wp:effectExtent b="0" l="0" r="0" t="0"/>
-                  <wp:docPr descr="" title="" id="32" name="Picture"/>
+                  <wp:docPr descr="" title="" id="34" name="Picture"/>
                   <a:graphic>
                     <a:graphicData uri="http://schemas.openxmlformats.org/drawingml/2006/picture">
                       <pic:pic>
                         <pic:nvPicPr>
-                          <pic:cNvPr descr="figs/int-app_map-compare-bio-env.png" id="33" name="Picture"/>
+                          <pic:cNvPr descr="figs/int-app_map-compare-bio-env.png" id="35" name="Picture"/>
                           <pic:cNvPicPr>
                             <a:picLocks noChangeArrowheads="1" noChangeAspect="1"/>
                           </pic:cNvPicPr>
                         </pic:nvPicPr>
                         <pic:blipFill>
-                          <a:blip r:embed="rId31"/>
+                          <a:blip r:embed="rId33"/>
                           <a:stretch>
                             <a:fillRect/>
                           </a:stretch>
@@ -766,7 +827,7 @@
             <w:r>
               <w:t xml:space="preserve"> </w:t>
             </w:r>
-            <w:hyperlink r:id="rId34">
+            <w:hyperlink r:id="rId36">
               <w:r>
                 <w:rPr>
                   <w:rStyle w:val="Hyperlink"/>
@@ -810,7 +871,7 @@
               <w:t xml:space="preserve">(sea-surface temperature, right) over the same area, era, and quarters, with a swipeable divider for direct visual comparison. Both layers are powered by the H3T tile service.</w:t>
             </w:r>
           </w:p>
-          <w:bookmarkEnd w:id="35"/>
+          <w:bookmarkEnd w:id="37"/>
         </w:tc>
       </w:tr>
     </w:tbl>
@@ -840,8 +901,8 @@
         <w:t xml:space="preserve">H3T tiles are a performance layer built on top of it — never an authoritative copy of the data.</w:t>
       </w:r>
     </w:p>
-    <w:bookmarkEnd w:id="36"/>
-    <w:bookmarkStart w:id="38" w:name="why-hexagons"/>
+    <w:bookmarkEnd w:id="38"/>
+    <w:bookmarkStart w:id="40" w:name="why-hexagons"/>
     <w:p>
       <w:pPr>
         <w:pStyle w:val="Heading2"/>
@@ -860,7 +921,7 @@
       <w:r>
         <w:t xml:space="preserve"> </w:t>
       </w:r>
-      <w:hyperlink r:id="rId37">
+      <w:hyperlink r:id="rId39">
         <w:r>
           <w:rPr>
             <w:rStyle w:val="Hyperlink"/>
@@ -972,8 +1033,8 @@
         <w:t xml:space="preserve">Compared to a raster of pixels, hexagons aggregate point observations (a net tow, a CTD cast, a larvae count) without imposing an arbitrary north–south orientation, and the parent–child nesting lets the same dataset render coarsely when you’re zoomed out and finely when you’re zoomed in.</w:t>
       </w:r>
     </w:p>
-    <w:bookmarkEnd w:id="38"/>
-    <w:bookmarkStart w:id="40" w:name="Xda00485f2b22f112a385104e16f03b1e0ec38a9"/>
+    <w:bookmarkEnd w:id="40"/>
+    <w:bookmarkStart w:id="42" w:name="Xda00485f2b22f112a385104e16f03b1e0ec38a9"/>
     <w:p>
       <w:pPr>
         <w:pStyle w:val="Heading2"/>
@@ -1075,7 +1136,7 @@
       <w:r>
         <w:t xml:space="preserve"> </w:t>
       </w:r>
-      <w:hyperlink r:id="rId39">
+      <w:hyperlink r:id="rId41">
         <w:r>
           <w:rPr>
             <w:rStyle w:val="Hyperlink"/>
@@ -1103,8 +1164,8 @@
         <w:t xml:space="preserve">.</w:t>
       </w:r>
     </w:p>
-    <w:bookmarkEnd w:id="40"/>
-    <w:bookmarkStart w:id="59" w:name="Xc3985666341f3b289c8efa7d9f271fe133fb99a"/>
+    <w:bookmarkEnd w:id="42"/>
+    <w:bookmarkStart w:id="61" w:name="Xc3985666341f3b289c8efa7d9f271fe133fb99a"/>
     <w:p>
       <w:pPr>
         <w:pStyle w:val="Heading2"/>
@@ -1136,7 +1197,7 @@
         <w:t xml:space="preserve">parameter handles cache invalidation automatically when new data drops.</w:t>
       </w:r>
     </w:p>
-    <w:bookmarkStart w:id="46" w:name="resolution-follows-zoom"/>
+    <w:bookmarkStart w:id="48" w:name="resolution-follows-zoom"/>
     <w:p>
       <w:pPr>
         <w:pStyle w:val="Heading3"/>
@@ -1220,7 +1281,7 @@
       <w:r>
         <w:t xml:space="preserve"> </w:t>
       </w:r>
-      <w:hyperlink r:id="rId41">
+      <w:hyperlink r:id="rId43">
         <w:r>
           <w:rPr>
             <w:rStyle w:val="VerbatimChar"/>
@@ -1245,7 +1306,7 @@
       <w:tr>
         <w:tc>
           <w:tcPr/>
-          <w:bookmarkStart w:id="45" w:name="fig-h3-pyramid"/>
+          <w:bookmarkStart w:id="47" w:name="fig-h3-pyramid"/>
           <w:p>
             <w:pPr>
               <w:jc w:val="center"/>
@@ -1255,18 +1316,18 @@
                 <wp:inline>
                   <wp:extent cx="5334000" cy="6377940"/>
                   <wp:effectExtent b="0" l="0" r="0" t="0"/>
-                  <wp:docPr descr="" title="" id="43" name="Picture"/>
+                  <wp:docPr descr="" title="" id="45" name="Picture"/>
                   <a:graphic>
                     <a:graphicData uri="http://schemas.openxmlformats.org/drawingml/2006/picture">
                       <pic:pic>
                         <pic:nvPicPr>
-                          <pic:cNvPr descr="maps_files/figure-docx/mermaid-figure-1.png" id="44" name="Picture"/>
+                          <pic:cNvPr descr="maps_files/figure-docx/mermaid-figure-1.png" id="46" name="Picture"/>
                           <pic:cNvPicPr>
                             <a:picLocks noChangeArrowheads="1" noChangeAspect="1"/>
                           </pic:cNvPicPr>
                         </pic:nvPicPr>
                         <pic:blipFill>
-                          <a:blip r:embed="rId42"/>
+                          <a:blip r:embed="rId44"/>
                           <a:stretch>
                             <a:fillRect/>
                           </a:stretch>
@@ -1321,12 +1382,12 @@
               <w:t xml:space="preserve">— adapts to each tile by server-side substitution. Hexagons at finer resolutions nest inside their coarser parents, so the data hierarchy and the visual hierarchy stay aligned.</w:t>
             </w:r>
           </w:p>
-          <w:bookmarkEnd w:id="45"/>
+          <w:bookmarkEnd w:id="47"/>
         </w:tc>
       </w:tr>
     </w:tbl>
-    <w:bookmarkEnd w:id="46"/>
-    <w:bookmarkStart w:id="52" w:name="request-lifecycle"/>
+    <w:bookmarkEnd w:id="48"/>
+    <w:bookmarkStart w:id="54" w:name="request-lifecycle"/>
     <w:p>
       <w:pPr>
         <w:pStyle w:val="Heading3"/>
@@ -1485,7 +1546,7 @@
       <w:r>
         <w:t xml:space="preserve"> </w:t>
       </w:r>
-      <w:hyperlink r:id="rId47">
+      <w:hyperlink r:id="rId49">
         <w:r>
           <w:rPr>
             <w:rStyle w:val="VerbatimChar"/>
@@ -1687,7 +1748,7 @@
       <w:tr>
         <w:tc>
           <w:tcPr/>
-          <w:bookmarkStart w:id="51" w:name="fig-h3t-sequence"/>
+          <w:bookmarkStart w:id="53" w:name="fig-h3t-sequence"/>
           <w:p>
             <w:pPr>
               <w:jc w:val="center"/>
@@ -1697,18 +1758,18 @@
                 <wp:inline>
                   <wp:extent cx="5334000" cy="3802380"/>
                   <wp:effectExtent b="0" l="0" r="0" t="0"/>
-                  <wp:docPr descr="" title="" id="49" name="Picture"/>
+                  <wp:docPr descr="" title="" id="51" name="Picture"/>
                   <a:graphic>
                     <a:graphicData uri="http://schemas.openxmlformats.org/drawingml/2006/picture">
                       <pic:pic>
                         <pic:nvPicPr>
-                          <pic:cNvPr descr="maps_files/figure-docx/mermaid-figure-3.png" id="50" name="Picture"/>
+                          <pic:cNvPr descr="maps_files/figure-docx/mermaid-figure-3.png" id="52" name="Picture"/>
                           <pic:cNvPicPr>
                             <a:picLocks noChangeArrowheads="1" noChangeAspect="1"/>
                           </pic:cNvPicPr>
                         </pic:nvPicPr>
                         <pic:blipFill>
-                          <a:blip r:embed="rId48"/>
+                          <a:blip r:embed="rId50"/>
                           <a:stretch>
                             <a:fillRect/>
                           </a:stretch>
@@ -1748,12 +1809,12 @@
               <w:t xml:space="preserve">Figure 4.3: Tile request lifecycle. The browser asks for a tile by URL; Varnish caches identical URLs; on a miss, the Plumber API decodes and validates the SQL, runs it against a read-only DuckDB, and returns h3j-formatted hexagons. Validation + read-only DB + timeouts mean the public endpoint can accept arbitrary SQL safely.</w:t>
             </w:r>
           </w:p>
-          <w:bookmarkEnd w:id="51"/>
+          <w:bookmarkEnd w:id="53"/>
         </w:tc>
       </w:tr>
     </w:tbl>
-    <w:bookmarkEnd w:id="52"/>
-    <w:bookmarkStart w:id="58" w:name="cache-invalidation-by-release"/>
+    <w:bookmarkEnd w:id="54"/>
+    <w:bookmarkStart w:id="60" w:name="cache-invalidation-by-release"/>
     <w:p>
       <w:pPr>
         <w:pStyle w:val="Heading3"/>
@@ -1818,7 +1879,7 @@
       <w:r>
         <w:t xml:space="preserve"> </w:t>
       </w:r>
-      <w:hyperlink r:id="rId53">
+      <w:hyperlink r:id="rId55">
         <w:r>
           <w:rPr>
             <w:rStyle w:val="Hyperlink"/>
@@ -1894,7 +1955,7 @@
       <w:tr>
         <w:tc>
           <w:tcPr/>
-          <w:bookmarkStart w:id="57" w:name="fig-h3t-release"/>
+          <w:bookmarkStart w:id="59" w:name="fig-h3t-release"/>
           <w:p>
             <w:pPr>
               <w:jc w:val="center"/>
@@ -1904,18 +1965,18 @@
                 <wp:inline>
                   <wp:extent cx="5334000" cy="4046220"/>
                   <wp:effectExtent b="0" l="0" r="0" t="0"/>
-                  <wp:docPr descr="" title="" id="55" name="Picture"/>
+                  <wp:docPr descr="" title="" id="57" name="Picture"/>
                   <a:graphic>
                     <a:graphicData uri="http://schemas.openxmlformats.org/drawingml/2006/picture">
                       <pic:pic>
                         <pic:nvPicPr>
-                          <pic:cNvPr descr="maps_files/figure-docx/mermaid-figure-2.png" id="56" name="Picture"/>
+                          <pic:cNvPr descr="maps_files/figure-docx/mermaid-figure-2.png" id="58" name="Picture"/>
                           <pic:cNvPicPr>
                             <a:picLocks noChangeArrowheads="1" noChangeAspect="1"/>
                           </pic:cNvPicPr>
                         </pic:nvPicPr>
                         <pic:blipFill>
-                          <a:blip r:embed="rId54"/>
+                          <a:blip r:embed="rId56"/>
                           <a:stretch>
                             <a:fillRect/>
                           </a:stretch>
@@ -1982,13 +2043,13 @@
               <w:t xml:space="preserve">, all subsequent tile URLs change, and Varnish refills naturally — no manual purge.</w:t>
             </w:r>
           </w:p>
-          <w:bookmarkEnd w:id="57"/>
+          <w:bookmarkEnd w:id="59"/>
         </w:tc>
       </w:tr>
     </w:tbl>
-    <w:bookmarkEnd w:id="58"/>
-    <w:bookmarkEnd w:id="59"/>
-    <w:bookmarkStart w:id="60" w:name="a-worked-example-sardine-temperature"/>
+    <w:bookmarkEnd w:id="60"/>
+    <w:bookmarkEnd w:id="61"/>
+    <w:bookmarkStart w:id="62" w:name="a-worked-example-sardine-temperature"/>
     <w:p>
       <w:pPr>
         <w:pStyle w:val="Heading2"/>
@@ -3116,8 +3177,8 @@
         <w:t xml:space="preserve">hits Varnish and renders in under 100 ms.</w:t>
       </w:r>
     </w:p>
-    <w:bookmarkEnd w:id="60"/>
-    <w:bookmarkStart w:id="63" w:name="how-the-data-gets-there"/>
+    <w:bookmarkEnd w:id="62"/>
+    <w:bookmarkStart w:id="65" w:name="how-the-data-gets-there"/>
     <w:p>
       <w:pPr>
         <w:pStyle w:val="Heading2"/>
@@ -3164,7 +3225,7 @@
       <w:r>
         <w:t xml:space="preserve"> </w:t>
       </w:r>
-      <w:hyperlink r:id="rId61">
+      <w:hyperlink r:id="rId63">
         <w:r>
           <w:rPr>
             <w:rStyle w:val="VerbatimChar"/>
@@ -3228,7 +3289,7 @@
       <w:r>
         <w:t xml:space="preserve"> </w:t>
       </w:r>
-      <w:hyperlink r:id="rId53">
+      <w:hyperlink r:id="rId55">
         <w:r>
           <w:rPr>
             <w:rStyle w:val="Hyperlink"/>
@@ -3242,7 +3303,7 @@
       <w:r>
         <w:t xml:space="preserve"> </w:t>
       </w:r>
-      <w:hyperlink r:id="rId62">
+      <w:hyperlink r:id="rId64">
         <w:r>
           <w:rPr>
             <w:rStyle w:val="Hyperlink"/>
@@ -3254,8 +3315,8 @@
         <w:t xml:space="preserve">.</w:t>
       </w:r>
     </w:p>
-    <w:bookmarkEnd w:id="63"/>
-    <w:bookmarkStart w:id="71" w:name="repositories-and-code"/>
+    <w:bookmarkEnd w:id="65"/>
+    <w:bookmarkStart w:id="73" w:name="repositories-and-code"/>
     <w:p>
       <w:pPr>
         <w:pStyle w:val="Heading2"/>
@@ -3309,7 +3370,7 @@
             <w:pPr>
               <w:pStyle w:val="Compact"/>
             </w:pPr>
-            <w:hyperlink r:id="rId64">
+            <w:hyperlink r:id="rId66">
               <w:r>
                 <w:rPr>
                   <w:rStyle w:val="Hyperlink"/>
@@ -3338,7 +3399,7 @@
             <w:pPr>
               <w:pStyle w:val="Compact"/>
             </w:pPr>
-            <w:hyperlink r:id="rId65">
+            <w:hyperlink r:id="rId67">
               <w:r>
                 <w:rPr>
                   <w:rStyle w:val="Hyperlink"/>
@@ -3376,7 +3437,7 @@
             <w:pPr>
               <w:pStyle w:val="Compact"/>
             </w:pPr>
-            <w:hyperlink r:id="rId66">
+            <w:hyperlink r:id="rId68">
               <w:r>
                 <w:rPr>
                   <w:rStyle w:val="Hyperlink"/>
@@ -3407,7 +3468,7 @@
             <w:r>
               <w:t xml:space="preserve"> </w:t>
             </w:r>
-            <w:hyperlink r:id="rId67">
+            <w:hyperlink r:id="rId69">
               <w:r>
                 <w:rPr>
                   <w:rStyle w:val="Hyperlink"/>
@@ -3425,7 +3486,7 @@
             <w:pPr>
               <w:pStyle w:val="Compact"/>
             </w:pPr>
-            <w:hyperlink r:id="rId68">
+            <w:hyperlink r:id="rId70">
               <w:r>
                 <w:rPr>
                   <w:rStyle w:val="Hyperlink"/>
@@ -3447,7 +3508,7 @@
             <w:r>
               <w:t xml:space="preserve"> </w:t>
             </w:r>
-            <w:hyperlink r:id="rId69">
+            <w:hyperlink r:id="rId71">
               <w:r>
                 <w:rPr>
                   <w:rStyle w:val="Hyperlink"/>
@@ -3469,7 +3530,7 @@
       <w:r>
         <w:t xml:space="preserve"> </w:t>
       </w:r>
-      <w:hyperlink r:id="rId70">
+      <w:hyperlink r:id="rId72">
         <w:r>
           <w:rPr>
             <w:rStyle w:val="VerbatimChar"/>
@@ -3508,9 +3569,9 @@
         <w:t xml:space="preserve">.</w:t>
       </w:r>
     </w:p>
-    <w:bookmarkEnd w:id="71"/>
-    <w:bookmarkEnd w:id="72"/>
-    <w:bookmarkStart w:id="112" w:name="database"/>
+    <w:bookmarkEnd w:id="73"/>
+    <w:bookmarkEnd w:id="74"/>
+    <w:bookmarkStart w:id="114" w:name="database"/>
     <w:p>
       <w:pPr>
         <w:pStyle w:val="Heading1"/>
@@ -3519,7 +3580,7 @@
         <w:t xml:space="preserve">5. Database</w:t>
       </w:r>
     </w:p>
-    <w:bookmarkStart w:id="84" w:name="database-naming-conventions"/>
+    <w:bookmarkStart w:id="86" w:name="database-naming-conventions"/>
     <w:p>
       <w:pPr>
         <w:pStyle w:val="Heading2"/>
@@ -3552,7 +3613,7 @@
           <w:numId w:val="1009"/>
         </w:numPr>
       </w:pPr>
-      <w:hyperlink r:id="rId73">
+      <w:hyperlink r:id="rId75">
         <w:r>
           <w:rPr>
             <w:rStyle w:val="Hyperlink"/>
@@ -3569,7 +3630,7 @@
           <w:numId w:val="1009"/>
         </w:numPr>
       </w:pPr>
-      <w:hyperlink r:id="rId74">
+      <w:hyperlink r:id="rId76">
         <w:r>
           <w:rPr>
             <w:rStyle w:val="Hyperlink"/>
@@ -3578,7 +3639,7 @@
         </w:r>
       </w:hyperlink>
     </w:p>
-    <w:bookmarkStart w:id="75" w:name="name-tables"/>
+    <w:bookmarkStart w:id="77" w:name="name-tables"/>
     <w:p>
       <w:pPr>
         <w:pStyle w:val="Heading3"/>
@@ -3714,8 +3775,8 @@
         <w:t xml:space="preserve">)</w:t>
       </w:r>
     </w:p>
-    <w:bookmarkEnd w:id="75"/>
-    <w:bookmarkStart w:id="82" w:name="name-columns"/>
+    <w:bookmarkEnd w:id="77"/>
+    <w:bookmarkStart w:id="84" w:name="name-columns"/>
     <w:p>
       <w:pPr>
         <w:pStyle w:val="Heading3"/>
@@ -3737,7 +3798,7 @@
       <w:r>
         <w:t xml:space="preserve"> </w:t>
       </w:r>
-      <w:hyperlink r:id="rId76">
+      <w:hyperlink r:id="rId78">
         <w:r>
           <w:rPr>
             <w:rStyle w:val="Hyperlink"/>
@@ -3756,7 +3817,7 @@
       <w:r>
         <w:t xml:space="preserve"> </w:t>
       </w:r>
-      <w:hyperlink r:id="rId77">
+      <w:hyperlink r:id="rId79">
         <w:r>
           <w:rPr>
             <w:rStyle w:val="VerbatimChar"/>
@@ -3842,7 +3903,7 @@
       <w:r>
         <w:t xml:space="preserve"> </w:t>
       </w:r>
-      <w:hyperlink r:id="rId78">
+      <w:hyperlink r:id="rId80">
         <w:r>
           <w:rPr>
             <w:rStyle w:val="Hyperlink"/>
@@ -3859,7 +3920,7 @@
       <w:r>
         <w:t xml:space="preserve"> </w:t>
       </w:r>
-      <w:hyperlink r:id="rId79">
+      <w:hyperlink r:id="rId81">
         <w:r>
           <w:rPr>
             <w:rStyle w:val="Hyperlink"/>
@@ -3987,7 +4048,7 @@
       <w:r>
         <w:t xml:space="preserve"> </w:t>
       </w:r>
-      <w:hyperlink r:id="rId80">
+      <w:hyperlink r:id="rId82">
         <w:r>
           <w:rPr>
             <w:rStyle w:val="Hyperlink"/>
@@ -4029,7 +4090,7 @@
       <w:r>
         <w:t xml:space="preserve"> </w:t>
       </w:r>
-      <w:hyperlink r:id="rId81">
+      <w:hyperlink r:id="rId83">
         <w:r>
           <w:rPr>
             <w:rStyle w:val="Hyperlink"/>
@@ -4110,8 +4171,8 @@
         <w:t xml:space="preserve">).</w:t>
       </w:r>
     </w:p>
-    <w:bookmarkEnd w:id="82"/>
-    <w:bookmarkStart w:id="83" w:name="primary-key-conventions"/>
+    <w:bookmarkEnd w:id="84"/>
+    <w:bookmarkStart w:id="85" w:name="primary-key-conventions"/>
     <w:p>
       <w:pPr>
         <w:pStyle w:val="Heading3"/>
@@ -4420,9 +4481,9 @@
         <w:t xml:space="preserve">in Working DuckLake for provenance tracking only (stripped in frozen releases).</w:t>
       </w:r>
     </w:p>
-    <w:bookmarkEnd w:id="83"/>
-    <w:bookmarkEnd w:id="84"/>
-    <w:bookmarkStart w:id="92" w:name="use-unicode-for-text"/>
+    <w:bookmarkEnd w:id="85"/>
+    <w:bookmarkEnd w:id="86"/>
+    <w:bookmarkStart w:id="94" w:name="use-unicode-for-text"/>
     <w:p>
       <w:pPr>
         <w:pStyle w:val="Heading2"/>
@@ -4441,7 +4502,7 @@
       <w:r>
         <w:t xml:space="preserve"> </w:t>
       </w:r>
-      <w:hyperlink r:id="rId85">
+      <w:hyperlink r:id="rId87">
         <w:r>
           <w:rPr>
             <w:rStyle w:val="Hyperlink"/>
@@ -4715,7 +4776,7 @@
       <w:r>
         <w:t xml:space="preserve"> </w:t>
       </w:r>
-      <w:hyperlink r:id="rId86">
+      <w:hyperlink r:id="rId88">
         <w:r>
           <w:rPr>
             <w:rStyle w:val="VerbatimChar"/>
@@ -4731,7 +4792,7 @@
       <w:r>
         <w:t xml:space="preserve">to read (</w:t>
       </w:r>
-      <w:hyperlink r:id="rId87">
+      <w:hyperlink r:id="rId89">
         <w:r>
           <w:rPr>
             <w:rStyle w:val="VerbatimChar"/>
@@ -4742,7 +4803,7 @@
       <w:r>
         <w:t xml:space="preserve">) and write (</w:t>
       </w:r>
-      <w:hyperlink r:id="rId88">
+      <w:hyperlink r:id="rId90">
         <w:r>
           <w:rPr>
             <w:rStyle w:val="VerbatimChar"/>
@@ -5203,7 +5264,7 @@
       <w:r>
         <w:t xml:space="preserve"> </w:t>
       </w:r>
-      <w:hyperlink r:id="rId89">
+      <w:hyperlink r:id="rId91">
         <w:r>
           <w:rPr>
             <w:rStyle w:val="VerbatimChar"/>
@@ -5219,7 +5280,7 @@
       <w:r>
         <w:t xml:space="preserve">to read (</w:t>
       </w:r>
-      <w:hyperlink r:id="rId90">
+      <w:hyperlink r:id="rId92">
         <w:r>
           <w:rPr>
             <w:rStyle w:val="VerbatimChar"/>
@@ -5230,7 +5291,7 @@
       <w:r>
         <w:t xml:space="preserve">) and write (</w:t>
       </w:r>
-      <w:hyperlink r:id="rId91">
+      <w:hyperlink r:id="rId93">
         <w:r>
           <w:rPr>
             <w:rStyle w:val="VerbatimChar"/>
@@ -5884,8 +5945,8 @@
         <w:t xml:space="preserve"># implicit</w:t>
       </w:r>
     </w:p>
-    <w:bookmarkEnd w:id="92"/>
-    <w:bookmarkStart w:id="107" w:name="integrated-database-ingestion-strategy"/>
+    <w:bookmarkEnd w:id="94"/>
+    <w:bookmarkStart w:id="109" w:name="integrated-database-ingestion-strategy"/>
     <w:p>
       <w:pPr>
         <w:pStyle w:val="Heading2"/>
@@ -5894,7 +5955,7 @@
         <w:t xml:space="preserve">5.3 Integrated database ingestion strategy</w:t>
       </w:r>
     </w:p>
-    <w:bookmarkStart w:id="93" w:name="overview-1"/>
+    <w:bookmarkStart w:id="95" w:name="overview-1"/>
     <w:p>
       <w:pPr>
         <w:pStyle w:val="Heading3"/>
@@ -6009,8 +6070,8 @@
         <w:t xml:space="preserve">with a version number.</w:t>
       </w:r>
     </w:p>
-    <w:bookmarkEnd w:id="93"/>
-    <w:bookmarkStart w:id="99" w:name="master-ingestion-workflow"/>
+    <w:bookmarkEnd w:id="95"/>
+    <w:bookmarkStart w:id="101" w:name="master-ingestion-workflow"/>
     <w:p>
       <w:pPr>
         <w:pStyle w:val="Heading3"/>
@@ -6029,7 +6090,7 @@
       <w:r>
         <w:t xml:space="preserve"> </w:t>
       </w:r>
-      <w:hyperlink r:id="rId94">
+      <w:hyperlink r:id="rId96">
         <w:r>
           <w:rPr>
             <w:rStyle w:val="VerbatimChar"/>
@@ -6274,7 +6335,7 @@
       <w:tr>
         <w:tc>
           <w:tcPr/>
-          <w:bookmarkStart w:id="98" w:name="fig-db_doc"/>
+          <w:bookmarkStart w:id="100" w:name="fig-db_doc"/>
           <w:p>
             <w:pPr>
               <w:jc w:val="center"/>
@@ -6284,18 +6345,18 @@
                 <wp:inline>
                   <wp:extent cx="5334000" cy="8900367"/>
                   <wp:effectExtent b="0" l="0" r="0" t="0"/>
-                  <wp:docPr descr="" title="" id="96" name="Picture"/>
+                  <wp:docPr descr="" title="" id="98" name="Picture"/>
                   <a:graphic>
                     <a:graphicData uri="http://schemas.openxmlformats.org/drawingml/2006/picture">
                       <pic:pic>
                         <pic:nvPicPr>
-                          <pic:cNvPr descr="db_files/figure-docx/mermaid-figure-1.png" id="97" name="Picture"/>
+                          <pic:cNvPr descr="db_files/figure-docx/mermaid-figure-1.png" id="99" name="Picture"/>
                           <pic:cNvPicPr>
                             <a:picLocks noChangeArrowheads="1" noChangeAspect="1"/>
                           </pic:cNvPicPr>
                         </pic:nvPicPr>
                         <pic:blipFill>
-                          <a:blip r:embed="rId95"/>
+                          <a:blip r:embed="rId97"/>
                           <a:stretch>
                             <a:fillRect/>
                           </a:stretch>
@@ -6335,12 +6396,12 @@
               <w:t xml:space="preserve">Figure 5.1: Integrated database ingestion scheme.</w:t>
             </w:r>
           </w:p>
-          <w:bookmarkEnd w:id="98"/>
+          <w:bookmarkEnd w:id="100"/>
         </w:tc>
       </w:tr>
     </w:tbl>
-    <w:bookmarkEnd w:id="99"/>
-    <w:bookmarkStart w:id="102" w:name="using-calcofi4db-package"/>
+    <w:bookmarkEnd w:id="101"/>
+    <w:bookmarkStart w:id="104" w:name="using-calcofi4db-package"/>
     <w:p>
       <w:pPr>
         <w:pStyle w:val="Heading3"/>
@@ -6359,7 +6420,7 @@
       <w:r>
         <w:t xml:space="preserve"> </w:t>
       </w:r>
-      <w:hyperlink r:id="rId100">
+      <w:hyperlink r:id="rId102">
         <w:r>
           <w:rPr>
             <w:rStyle w:val="Hyperlink"/>
@@ -6374,7 +6435,7 @@
         <w:t xml:space="preserve">package provides streamlined functions for dataset ingestion.</w:t>
       </w:r>
     </w:p>
-    <w:bookmarkStart w:id="101" w:name="ducklake-workflow-recommended"/>
+    <w:bookmarkStart w:id="103" w:name="ducklake-workflow-recommended"/>
     <w:p>
       <w:pPr>
         <w:pStyle w:val="Heading4"/>
@@ -6971,9 +7032,9 @@
         <w:t xml:space="preserve">Returning ingestion statistics (rows input, rows after, timestamps)</w:t>
       </w:r>
     </w:p>
-    <w:bookmarkEnd w:id="101"/>
-    <w:bookmarkEnd w:id="102"/>
-    <w:bookmarkStart w:id="103" w:name="release-versioning"/>
+    <w:bookmarkEnd w:id="103"/>
+    <w:bookmarkEnd w:id="104"/>
+    <w:bookmarkStart w:id="105" w:name="release-versioning"/>
     <w:p>
       <w:pPr>
         <w:pStyle w:val="Heading3"/>
@@ -7205,8 +7266,8 @@
         <w:t xml:space="preserve">points at the most recent one.</w:t>
       </w:r>
     </w:p>
-    <w:bookmarkEnd w:id="103"/>
-    <w:bookmarkStart w:id="104" w:name="metadata-and-documentation"/>
+    <w:bookmarkEnd w:id="105"/>
+    <w:bookmarkStart w:id="106" w:name="metadata-and-documentation"/>
     <w:p>
       <w:pPr>
         <w:pStyle w:val="Heading3"/>
@@ -8538,8 +8599,8 @@
         <w:t xml:space="preserve">it through a markdown parser when displaying.</w:t>
       </w:r>
     </w:p>
-    <w:bookmarkEnd w:id="104"/>
-    <w:bookmarkStart w:id="105" w:name="consuming-descriptions"/>
+    <w:bookmarkEnd w:id="106"/>
+    <w:bookmarkStart w:id="107" w:name="consuming-descriptions"/>
     <w:p>
       <w:pPr>
         <w:pStyle w:val="Heading3"/>
@@ -8553,13 +8614,130 @@
         <w:pStyle w:val="FirstParagraph"/>
       </w:pPr>
       <w:r>
+        <w:t xml:space="preserve">The fastest way to browse the schema is the</w:t>
+      </w:r>
+      <w:r>
+        <w:t xml:space="preserve"> </w:t>
+      </w:r>
+      <w:hyperlink r:id="rId28">
+        <w:r>
+          <w:rPr>
+            <w:rStyle w:val="Hyperlink"/>
+            <w:b/>
+            <w:bCs/>
+          </w:rPr>
+          <w:t xml:space="preserve">CalCOFI Schema explorer</w:t>
+        </w:r>
+      </w:hyperlink>
+      <w:r>
+        <w:t xml:space="preserve"> </w:t>
+      </w:r>
+      <w:r>
+        <w:t xml:space="preserve">—</w:t>
+      </w:r>
+      <w:r>
+        <w:t xml:space="preserve"> </w:t>
+      </w:r>
+      <w:r>
+        <w:t xml:space="preserve">per-release ERD, sortable table/column lists with units, dataset</w:t>
+      </w:r>
+      <w:r>
+        <w:t xml:space="preserve"> </w:t>
+      </w:r>
+      <w:r>
+        <w:t xml:space="preserve">provenance, and the measurement-type registry, all sourced from the</w:t>
+      </w:r>
+      <w:r>
+        <w:t xml:space="preserve"> </w:t>
+      </w:r>
+      <w:r>
+        <w:t xml:space="preserve">release</w:t>
+      </w:r>
+      <w:r>
+        <w:t xml:space="preserve"> </w:t>
+      </w:r>
+      <w:r>
+        <w:rPr>
+          <w:rStyle w:val="VerbatimChar"/>
+        </w:rPr>
+        <w:t xml:space="preserve">metadata.json</w:t>
+      </w:r>
+      <w:r>
+        <w:t xml:space="preserve"> </w:t>
+      </w:r>
+      <w:r>
+        <w:t xml:space="preserve">sidecar on GCS. Deep-link to a specific</w:t>
+      </w:r>
+      <w:r>
+        <w:t xml:space="preserve"> </w:t>
+      </w:r>
+      <w:r>
+        <w:t xml:space="preserve">release with</w:t>
+      </w:r>
+      <w:r>
+        <w:t xml:space="preserve"> </w:t>
+      </w:r>
+      <w:r>
+        <w:rPr>
+          <w:rStyle w:val="VerbatimChar"/>
+        </w:rPr>
+        <w:t xml:space="preserve">#erd?v=v2026.05.19</w:t>
+      </w:r>
+      <w:r>
+        <w:t xml:space="preserve"> </w:t>
+      </w:r>
+      <w:r>
+        <w:t xml:space="preserve">(or</w:t>
+      </w:r>
+      <w:r>
+        <w:t xml:space="preserve"> </w:t>
+      </w:r>
+      <w:r>
+        <w:rPr>
+          <w:rStyle w:val="VerbatimChar"/>
+        </w:rPr>
+        <w:t xml:space="preserve">#tables</w:t>
+      </w:r>
+      <w:r>
+        <w:t xml:space="preserve">,</w:t>
+      </w:r>
+      <w:r>
+        <w:t xml:space="preserve"> </w:t>
+      </w:r>
+      <w:r>
+        <w:rPr>
+          <w:rStyle w:val="VerbatimChar"/>
+        </w:rPr>
+        <w:t xml:space="preserve">#columns</w:t>
+      </w:r>
+      <w:r>
+        <w:t xml:space="preserve">,</w:t>
+      </w:r>
+      <w:r>
+        <w:t xml:space="preserve"> </w:t>
+      </w:r>
+      <w:r>
+        <w:rPr>
+          <w:rStyle w:val="VerbatimChar"/>
+        </w:rPr>
+        <w:t xml:space="preserve">#measurements</w:t>
+      </w:r>
+      <w:r>
+        <w:t xml:space="preserve">).</w:t>
+      </w:r>
+    </w:p>
+    <w:p>
+      <w:pPr>
+        <w:pStyle w:val="BodyText"/>
+      </w:pPr>
+      <w:r>
         <w:t xml:space="preserve">From R, fetch the descriptions either column-by-column or as a full</w:t>
       </w:r>
       <w:r>
         <w:t xml:space="preserve"> </w:t>
       </w:r>
       <w:r>
-        <w:t xml:space="preserve">interactive catalog. Both calls hit the release</w:t>
+        <w:t xml:space="preserve">interactive catalog. Both calls hit the same release</w:t>
       </w:r>
       <w:r>
         <w:t xml:space="preserve"> </w:t>
@@ -8935,8 +9113,8 @@
         <w:t xml:space="preserve">skills enforce this.</w:t>
       </w:r>
     </w:p>
-    <w:bookmarkEnd w:id="105"/>
-    <w:bookmarkStart w:id="106" w:name="publishing-to-portals"/>
+    <w:bookmarkEnd w:id="107"/>
+    <w:bookmarkStart w:id="108" w:name="publishing-to-portals"/>
     <w:p>
       <w:pPr>
         <w:pStyle w:val="Heading3"/>
@@ -8995,9 +9173,9 @@
         <w:t xml:space="preserve">entries, so descriptions stay in sync across portals without re-keying.</w:t>
       </w:r>
     </w:p>
-    <w:bookmarkEnd w:id="106"/>
-    <w:bookmarkEnd w:id="107"/>
-    <w:bookmarkStart w:id="109" w:name="relationships-between-tables"/>
+    <w:bookmarkEnd w:id="108"/>
+    <w:bookmarkEnd w:id="109"/>
+    <w:bookmarkStart w:id="111" w:name="relationships-between-tables"/>
     <w:p>
       <w:pPr>
         <w:pStyle w:val="Heading2"/>
@@ -9019,7 +9197,7 @@
       <w:r>
         <w:t xml:space="preserve"> </w:t>
       </w:r>
-      <w:hyperlink r:id="rId108">
+      <w:hyperlink r:id="rId110">
         <w:r>
           <w:rPr>
             <w:rStyle w:val="Hyperlink"/>
@@ -9065,8 +9243,8 @@
         <w:t xml:space="preserve">add calcofi/apps: db to show latest tables, columns and relationsips</w:t>
       </w:r>
     </w:p>
-    <w:bookmarkEnd w:id="109"/>
-    <w:bookmarkStart w:id="111" w:name="spatial-tips"/>
+    <w:bookmarkEnd w:id="111"/>
+    <w:bookmarkStart w:id="113" w:name="spatial-tips"/>
     <w:p>
       <w:pPr>
         <w:pStyle w:val="Heading2"/>
@@ -9089,7 +9267,7 @@
       <w:r>
         <w:t xml:space="preserve"> </w:t>
       </w:r>
-      <w:hyperlink r:id="rId110">
+      <w:hyperlink r:id="rId112">
         <w:r>
           <w:rPr>
             <w:rStyle w:val="VerbatimChar"/>
@@ -9104,9 +9282,9 @@
         <w:t xml:space="preserve">when running spatial joins on large polygons.</w:t>
       </w:r>
     </w:p>
-    <w:bookmarkEnd w:id="111"/>
-    <w:bookmarkEnd w:id="112"/>
-    <w:bookmarkStart w:id="132" w:name="data-access"/>
+    <w:bookmarkEnd w:id="113"/>
+    <w:bookmarkEnd w:id="114"/>
+    <w:bookmarkStart w:id="133" w:name="data-access"/>
     <w:p>
       <w:pPr>
         <w:pStyle w:val="Heading1"/>
@@ -9164,7 +9342,7 @@
       <w:r>
         <w:t xml:space="preserve"> </w:t>
       </w:r>
-      <w:hyperlink r:id="rId113">
+      <w:hyperlink r:id="rId115">
         <w:r>
           <w:rPr>
             <w:rStyle w:val="Hyperlink"/>
@@ -9226,7 +9404,7 @@
       <w:r>
         <w:t xml:space="preserve"> </w:t>
       </w:r>
-      <w:hyperlink r:id="rId114">
+      <w:hyperlink r:id="rId116">
         <w:r>
           <w:rPr>
             <w:rStyle w:val="Hyperlink"/>
@@ -9238,7 +9416,7 @@
         <w:t xml:space="preserve">.</w:t>
       </w:r>
     </w:p>
-    <w:bookmarkStart w:id="116" w:name="where-the-data-lives"/>
+    <w:bookmarkStart w:id="118" w:name="where-the-data-lives"/>
     <w:p>
       <w:pPr>
         <w:pStyle w:val="Heading2"/>
@@ -9272,7 +9450,7 @@
         <w:rPr>
           <w:rStyle w:val="VerbatimChar"/>
         </w:rPr>
-        <w:t xml:space="preserve">├── catalog.json          # table list, row counts, "partitioned" flag</w:t>
+        <w:t xml:space="preserve">├── catalog.json          # table list, row counts, "partitioned" flag, total_size</w:t>
       </w:r>
       <w:r>
         <w:br/>
@@ -9282,6 +9460,15 @@
           <w:rStyle w:val="VerbatimChar"/>
         </w:rPr>
         <w:t xml:space="preserve">├── relationships.json    # primary keys + foreign keys</w:t>
+      </w:r>
+      <w:r>
+        <w:br/>
+      </w:r>
+      <w:r>
+        <w:rPr>
+          <w:rStyle w:val="VerbatimChar"/>
+        </w:rPr>
+        <w:t xml:space="preserve">├── metadata.json         # table/column descriptions, units, datasets, measurement types</w:t>
       </w:r>
       <w:r>
         <w:br/>
@@ -9365,7 +9552,7 @@
         <w:rPr>
           <w:rStyle w:val="VerbatimChar"/>
         </w:rPr>
-        <w:t xml:space="preserve">v2026.05.14</w:t>
+        <w:t xml:space="preserve">v2026.05.19</w:t>
       </w:r>
       <w:r>
         <w:t xml:space="preserve">; the current release pointer is at</w:t>
@@ -9373,7 +9560,7 @@
       <w:r>
         <w:t xml:space="preserve"> </w:t>
       </w:r>
-      <w:hyperlink r:id="rId115">
+      <w:hyperlink r:id="rId117">
         <w:r>
           <w:rPr>
             <w:rStyle w:val="VerbatimChar"/>
@@ -9522,675 +9709,16 @@
         <w:t xml:space="preserve">).</w:t>
       </w:r>
     </w:p>
-    <w:bookmarkEnd w:id="116"/>
-    <w:bookmarkStart w:id="117" w:name="setup-the-httpfs-extension"/>
-    <w:p>
-      <w:pPr>
-        <w:pStyle w:val="Heading2"/>
-      </w:pPr>
-      <w:r>
-        <w:t xml:space="preserve">6.2 Setup: the</w:t>
-      </w:r>
-      <w:r>
-        <w:t xml:space="preserve"> </w:t>
-      </w:r>
-      <w:r>
-        <w:rPr>
-          <w:rStyle w:val="VerbatimChar"/>
-        </w:rPr>
-        <w:t xml:space="preserve">httpfs</w:t>
-      </w:r>
-      <w:r>
-        <w:t xml:space="preserve"> </w:t>
-      </w:r>
-      <w:r>
-        <w:t xml:space="preserve">extension</w:t>
-      </w:r>
-    </w:p>
-    <w:p>
-      <w:pPr>
-        <w:pStyle w:val="FirstParagraph"/>
-      </w:pPr>
-      <w:r>
-        <w:t xml:space="preserve">DuckDB reads remote Parquet through its</w:t>
-      </w:r>
-      <w:r>
-        <w:t xml:space="preserve"> </w:t>
-      </w:r>
-      <w:r>
-        <w:rPr>
-          <w:rStyle w:val="VerbatimChar"/>
-        </w:rPr>
-        <w:t xml:space="preserve">httpfs</w:t>
-      </w:r>
-      <w:r>
-        <w:t xml:space="preserve"> </w:t>
-      </w:r>
-      <w:r>
-        <w:t xml:space="preserve">extension. Spatial queries</w:t>
-      </w:r>
-      <w:r>
-        <w:t xml:space="preserve"> </w:t>
-      </w:r>
-      <w:r>
-        <w:t xml:space="preserve">(e.g. distances between casts and tows) also need</w:t>
-      </w:r>
-      <w:r>
-        <w:t xml:space="preserve"> </w:t>
-      </w:r>
-      <w:r>
-        <w:rPr>
-          <w:rStyle w:val="VerbatimChar"/>
-        </w:rPr>
-        <w:t xml:space="preserve">spatial</w:t>
-      </w:r>
-      <w:r>
-        <w:t xml:space="preserve">. Both are one-time</w:t>
-      </w:r>
-      <w:r>
-        <w:t xml:space="preserve"> </w:t>
-      </w:r>
-      <w:r>
-        <w:t xml:space="preserve">installs, then loaded per session:</w:t>
-      </w:r>
-    </w:p>
-    <w:p>
-      <w:pPr>
-        <w:pStyle w:val="SourceCode"/>
-      </w:pPr>
-      <w:r>
-        <w:rPr>
-          <w:rStyle w:val="NormalTok"/>
-        </w:rPr>
-        <w:t xml:space="preserve">INSTALL httpfs; LOAD httpfs;</w:t>
-      </w:r>
-      <w:r>
-        <w:br/>
-      </w:r>
-      <w:r>
-        <w:rPr>
-          <w:rStyle w:val="NormalTok"/>
-        </w:rPr>
-        <w:t xml:space="preserve">INSTALL spatial; LOAD spatial;   </w:t>
-      </w:r>
-      <w:r>
-        <w:rPr>
-          <w:rStyle w:val="CommentTok"/>
-        </w:rPr>
-        <w:t xml:space="preserve">-- only if you use ST_* functions</w:t>
-      </w:r>
-    </w:p>
-    <w:bookmarkEnd w:id="117"/>
-    <w:bookmarkStart w:id="118" w:name="single-file-tables"/>
-    <w:p>
-      <w:pPr>
-        <w:pStyle w:val="Heading2"/>
-      </w:pPr>
-      <w:r>
-        <w:t xml:space="preserve">6.3 Single-file tables</w:t>
-      </w:r>
-    </w:p>
-    <w:p>
-      <w:pPr>
-        <w:pStyle w:val="FirstParagraph"/>
-      </w:pPr>
-      <w:r>
-        <w:t xml:space="preserve">A single-file table is just an HTTPS URL handed to</w:t>
-      </w:r>
-      <w:r>
-        <w:t xml:space="preserve"> </w:t>
-      </w:r>
-      <w:r>
-        <w:rPr>
-          <w:rStyle w:val="VerbatimChar"/>
-        </w:rPr>
-        <w:t xml:space="preserve">read_parquet()</w:t>
-      </w:r>
-      <w:r>
-        <w:t xml:space="preserve">:</w:t>
-      </w:r>
-    </w:p>
-    <w:p>
-      <w:pPr>
-        <w:pStyle w:val="SourceCode"/>
-      </w:pPr>
-      <w:r>
-        <w:rPr>
-          <w:rStyle w:val="KeywordTok"/>
-        </w:rPr>
-        <w:t xml:space="preserve">SELECT</w:t>
-      </w:r>
-      <w:r>
-        <w:rPr>
-          <w:rStyle w:val="NormalTok"/>
-        </w:rPr>
-        <w:t xml:space="preserve"> species_id, scientific_name, common_name, worms_id</w:t>
-      </w:r>
-      <w:r>
-        <w:br/>
-      </w:r>
-      <w:r>
-        <w:rPr>
-          <w:rStyle w:val="KeywordTok"/>
-        </w:rPr>
-        <w:t xml:space="preserve">FROM</w:t>
-      </w:r>
-      <w:r>
-        <w:rPr>
-          <w:rStyle w:val="NormalTok"/>
-        </w:rPr>
-        <w:t xml:space="preserve"> read_parquet(</w:t>
-      </w:r>
-      <w:r>
-        <w:rPr>
-          <w:rStyle w:val="StringTok"/>
-        </w:rPr>
-        <w:t xml:space="preserve">'https://storage.googleapis.com/calcofi-db/ducklake/releases/v2026.05.14/parquet/species.parquet'</w:t>
-      </w:r>
-      <w:r>
-        <w:rPr>
-          <w:rStyle w:val="NormalTok"/>
-        </w:rPr>
-        <w:t xml:space="preserve">)</w:t>
-      </w:r>
-      <w:r>
-        <w:br/>
-      </w:r>
-      <w:r>
-        <w:rPr>
-          <w:rStyle w:val="KeywordTok"/>
-        </w:rPr>
-        <w:t xml:space="preserve">WHERE</w:t>
-      </w:r>
-      <w:r>
-        <w:rPr>
-          <w:rStyle w:val="NormalTok"/>
-        </w:rPr>
-        <w:t xml:space="preserve"> scientific_name </w:t>
-      </w:r>
-      <w:r>
-        <w:rPr>
-          <w:rStyle w:val="OperatorTok"/>
-        </w:rPr>
-        <w:t xml:space="preserve">=</w:t>
-      </w:r>
-      <w:r>
-        <w:rPr>
-          <w:rStyle w:val="NormalTok"/>
-        </w:rPr>
-        <w:t xml:space="preserve"> </w:t>
-      </w:r>
-      <w:r>
-        <w:rPr>
-          <w:rStyle w:val="StringTok"/>
-        </w:rPr>
-        <w:t xml:space="preserve">'Sardinops sagax'</w:t>
-      </w:r>
-      <w:r>
-        <w:rPr>
-          <w:rStyle w:val="NormalTok"/>
-        </w:rPr>
-        <w:t xml:space="preserve">;</w:t>
-      </w:r>
-    </w:p>
-    <w:p>
-      <w:pPr>
-        <w:pStyle w:val="FirstParagraph"/>
-      </w:pPr>
-      <w:r>
-        <w:t xml:space="preserve">Joins work the same way — name each table’s URL. The biological hierarchy is</w:t>
-      </w:r>
-      <w:r>
-        <w:t xml:space="preserve"> </w:t>
-      </w:r>
-      <w:r>
-        <w:rPr>
-          <w:rStyle w:val="VerbatimChar"/>
-        </w:rPr>
-        <w:t xml:space="preserve">ichthyo</w:t>
-      </w:r>
-      <w:r>
-        <w:t xml:space="preserve"> </w:t>
-      </w:r>
-      <w:r>
-        <w:t xml:space="preserve">→</w:t>
-      </w:r>
-      <w:r>
-        <w:t xml:space="preserve"> </w:t>
-      </w:r>
-      <w:r>
-        <w:rPr>
-          <w:rStyle w:val="VerbatimChar"/>
-        </w:rPr>
-        <w:t xml:space="preserve">net</w:t>
-      </w:r>
-      <w:r>
-        <w:t xml:space="preserve"> </w:t>
-      </w:r>
-      <w:r>
-        <w:t xml:space="preserve">→</w:t>
-      </w:r>
-      <w:r>
-        <w:t xml:space="preserve"> </w:t>
-      </w:r>
-      <w:r>
-        <w:rPr>
-          <w:rStyle w:val="VerbatimChar"/>
-        </w:rPr>
-        <w:t xml:space="preserve">tow</w:t>
-      </w:r>
-      <w:r>
-        <w:t xml:space="preserve"> </w:t>
-      </w:r>
-      <w:r>
-        <w:t xml:space="preserve">→</w:t>
-      </w:r>
-      <w:r>
-        <w:t xml:space="preserve"> </w:t>
-      </w:r>
-      <w:r>
-        <w:rPr>
-          <w:rStyle w:val="VerbatimChar"/>
-        </w:rPr>
-        <w:t xml:space="preserve">site</w:t>
-      </w:r>
-      <w:r>
-        <w:t xml:space="preserve"> </w:t>
-      </w:r>
-      <w:r>
-        <w:t xml:space="preserve">(and</w:t>
-      </w:r>
-      <w:r>
-        <w:t xml:space="preserve"> </w:t>
-      </w:r>
-      <w:r>
-        <w:rPr>
-          <w:rStyle w:val="VerbatimChar"/>
-        </w:rPr>
-        <w:t xml:space="preserve">ichthyo</w:t>
-      </w:r>
-      <w:r>
-        <w:t xml:space="preserve"> </w:t>
-      </w:r>
-      <w:r>
-        <w:t xml:space="preserve">→</w:t>
-      </w:r>
-      <w:r>
-        <w:t xml:space="preserve"> </w:t>
-      </w:r>
-      <w:r>
-        <w:rPr>
-          <w:rStyle w:val="VerbatimChar"/>
-        </w:rPr>
-        <w:t xml:space="preserve">species</w:t>
-      </w:r>
-      <w:r>
-        <w:t xml:space="preserve">); the</w:t>
-      </w:r>
-      <w:r>
-        <w:t xml:space="preserve"> </w:t>
-      </w:r>
-      <w:r>
-        <w:t xml:space="preserve">environmental hierarchy is</w:t>
-      </w:r>
-      <w:r>
-        <w:t xml:space="preserve"> </w:t>
-      </w:r>
-      <w:r>
-        <w:rPr>
-          <w:rStyle w:val="VerbatimChar"/>
-        </w:rPr>
-        <w:t xml:space="preserve">bottle_measurement</w:t>
-      </w:r>
-      <w:r>
-        <w:t xml:space="preserve"> </w:t>
-      </w:r>
-      <w:r>
-        <w:t xml:space="preserve">→</w:t>
-      </w:r>
-      <w:r>
-        <w:t xml:space="preserve"> </w:t>
-      </w:r>
-      <w:r>
-        <w:rPr>
-          <w:rStyle w:val="VerbatimChar"/>
-        </w:rPr>
-        <w:t xml:space="preserve">bottle</w:t>
-      </w:r>
-      <w:r>
-        <w:t xml:space="preserve"> </w:t>
-      </w:r>
-      <w:r>
-        <w:t xml:space="preserve">→</w:t>
-      </w:r>
-      <w:r>
-        <w:t xml:space="preserve"> </w:t>
-      </w:r>
-      <w:r>
-        <w:rPr>
-          <w:rStyle w:val="VerbatimChar"/>
-        </w:rPr>
-        <w:t xml:space="preserve">casts</w:t>
-      </w:r>
-      <w:r>
-        <w:t xml:space="preserve">:</w:t>
-      </w:r>
-    </w:p>
-    <w:p>
-      <w:pPr>
-        <w:pStyle w:val="SourceCode"/>
-      </w:pPr>
-      <w:r>
-        <w:rPr>
-          <w:rStyle w:val="KeywordTok"/>
-        </w:rPr>
-        <w:t xml:space="preserve">SELECT</w:t>
-      </w:r>
-      <w:r>
-        <w:rPr>
-          <w:rStyle w:val="NormalTok"/>
-        </w:rPr>
-        <w:t xml:space="preserve"> i.ichthyo_uuid, i.life_stage, i.tally, sp.scientific_name, t.time_start</w:t>
-      </w:r>
-      <w:r>
-        <w:br/>
-      </w:r>
-      <w:r>
-        <w:rPr>
-          <w:rStyle w:val="KeywordTok"/>
-        </w:rPr>
-        <w:t xml:space="preserve">FROM</w:t>
-      </w:r>
-      <w:r>
-        <w:rPr>
-          <w:rStyle w:val="NormalTok"/>
-        </w:rPr>
-        <w:t xml:space="preserve"> read_parquet(</w:t>
-      </w:r>
-      <w:r>
-        <w:rPr>
-          <w:rStyle w:val="StringTok"/>
-        </w:rPr>
-        <w:t xml:space="preserve">'https://storage.googleapis.com/calcofi-db/ducklake/releases/v2026.05.14/parquet/ichthyo.parquet'</w:t>
-      </w:r>
-      <w:r>
-        <w:rPr>
-          <w:rStyle w:val="NormalTok"/>
-        </w:rPr>
-        <w:t xml:space="preserve">) i</w:t>
-      </w:r>
-      <w:r>
-        <w:br/>
-      </w:r>
-      <w:r>
-        <w:rPr>
-          <w:rStyle w:val="KeywordTok"/>
-        </w:rPr>
-        <w:t xml:space="preserve">JOIN</w:t>
-      </w:r>
-      <w:r>
-        <w:rPr>
-          <w:rStyle w:val="NormalTok"/>
-        </w:rPr>
-        <w:t xml:space="preserve"> read_parquet(</w:t>
-      </w:r>
-      <w:r>
-        <w:rPr>
-          <w:rStyle w:val="StringTok"/>
-        </w:rPr>
-        <w:t xml:space="preserve">'https://storage.googleapis.com/calcofi-db/ducklake/releases/v2026.05.14/parquet/species.parquet'</w:t>
-      </w:r>
-      <w:r>
-        <w:rPr>
-          <w:rStyle w:val="NormalTok"/>
-        </w:rPr>
-        <w:t xml:space="preserve">) sp </w:t>
-      </w:r>
-      <w:r>
-        <w:rPr>
-          <w:rStyle w:val="KeywordTok"/>
-        </w:rPr>
-        <w:t xml:space="preserve">ON</w:t>
-      </w:r>
-      <w:r>
-        <w:rPr>
-          <w:rStyle w:val="NormalTok"/>
-        </w:rPr>
-        <w:t xml:space="preserve"> i.species_id </w:t>
-      </w:r>
-      <w:r>
-        <w:rPr>
-          <w:rStyle w:val="OperatorTok"/>
-        </w:rPr>
-        <w:t xml:space="preserve">=</w:t>
-      </w:r>
-      <w:r>
-        <w:rPr>
-          <w:rStyle w:val="NormalTok"/>
-        </w:rPr>
-        <w:t xml:space="preserve"> sp.species_id</w:t>
-      </w:r>
-      <w:r>
-        <w:br/>
-      </w:r>
-      <w:r>
-        <w:rPr>
-          <w:rStyle w:val="KeywordTok"/>
-        </w:rPr>
-        <w:t xml:space="preserve">JOIN</w:t>
-      </w:r>
-      <w:r>
-        <w:rPr>
-          <w:rStyle w:val="NormalTok"/>
-        </w:rPr>
-        <w:t xml:space="preserve"> read_parquet(</w:t>
-      </w:r>
-      <w:r>
-        <w:rPr>
-          <w:rStyle w:val="StringTok"/>
-        </w:rPr>
-        <w:t xml:space="preserve">'https://storage.googleapis.com/calcofi-db/ducklake/releases/v2026.05.14/parquet/net.parquet'</w:t>
-      </w:r>
-      <w:r>
-        <w:rPr>
-          <w:rStyle w:val="NormalTok"/>
-        </w:rPr>
-        <w:t xml:space="preserve">)     n  </w:t>
-      </w:r>
-      <w:r>
-        <w:rPr>
-          <w:rStyle w:val="KeywordTok"/>
-        </w:rPr>
-        <w:t xml:space="preserve">ON</w:t>
-      </w:r>
-      <w:r>
-        <w:rPr>
-          <w:rStyle w:val="NormalTok"/>
-        </w:rPr>
-        <w:t xml:space="preserve"> i.net_uuid   </w:t>
-      </w:r>
-      <w:r>
-        <w:rPr>
-          <w:rStyle w:val="OperatorTok"/>
-        </w:rPr>
-        <w:t xml:space="preserve">=</w:t>
-      </w:r>
-      <w:r>
-        <w:rPr>
-          <w:rStyle w:val="NormalTok"/>
-        </w:rPr>
-        <w:t xml:space="preserve"> n.net_uuid</w:t>
-      </w:r>
-      <w:r>
-        <w:br/>
-      </w:r>
-      <w:r>
-        <w:rPr>
-          <w:rStyle w:val="KeywordTok"/>
-        </w:rPr>
-        <w:t xml:space="preserve">JOIN</w:t>
-      </w:r>
-      <w:r>
-        <w:rPr>
-          <w:rStyle w:val="NormalTok"/>
-        </w:rPr>
-        <w:t xml:space="preserve"> read_parquet(</w:t>
-      </w:r>
-      <w:r>
-        <w:rPr>
-          <w:rStyle w:val="StringTok"/>
-        </w:rPr>
-        <w:t xml:space="preserve">'https://storage.googleapis.com/calcofi-db/ducklake/releases/v2026.05.14/parquet/tow.parquet'</w:t>
-      </w:r>
-      <w:r>
-        <w:rPr>
-          <w:rStyle w:val="NormalTok"/>
-        </w:rPr>
-        <w:t xml:space="preserve">)     t  </w:t>
-      </w:r>
-      <w:r>
-        <w:rPr>
-          <w:rStyle w:val="KeywordTok"/>
-        </w:rPr>
-        <w:t xml:space="preserve">ON</w:t>
-      </w:r>
-      <w:r>
-        <w:rPr>
-          <w:rStyle w:val="NormalTok"/>
-        </w:rPr>
-        <w:t xml:space="preserve"> n.tow_uuid   </w:t>
-      </w:r>
-      <w:r>
-        <w:rPr>
-          <w:rStyle w:val="OperatorTok"/>
-        </w:rPr>
-        <w:t xml:space="preserve">=</w:t>
-      </w:r>
-      <w:r>
-        <w:rPr>
-          <w:rStyle w:val="NormalTok"/>
-        </w:rPr>
-        <w:t xml:space="preserve"> t.tow_uuid</w:t>
-      </w:r>
-      <w:r>
-        <w:br/>
-      </w:r>
-      <w:r>
-        <w:rPr>
-          <w:rStyle w:val="KeywordTok"/>
-        </w:rPr>
-        <w:t xml:space="preserve">WHERE</w:t>
-      </w:r>
-      <w:r>
-        <w:rPr>
-          <w:rStyle w:val="NormalTok"/>
-        </w:rPr>
-        <w:t xml:space="preserve"> sp.scientific_name </w:t>
-      </w:r>
-      <w:r>
-        <w:rPr>
-          <w:rStyle w:val="OperatorTok"/>
-        </w:rPr>
-        <w:t xml:space="preserve">=</w:t>
-      </w:r>
-      <w:r>
-        <w:rPr>
-          <w:rStyle w:val="NormalTok"/>
-        </w:rPr>
-        <w:t xml:space="preserve"> </w:t>
-      </w:r>
-      <w:r>
-        <w:rPr>
-          <w:rStyle w:val="StringTok"/>
-        </w:rPr>
-        <w:t xml:space="preserve">'Sardinops sagax'</w:t>
-      </w:r>
-      <w:r>
-        <w:br/>
-      </w:r>
-      <w:r>
-        <w:rPr>
-          <w:rStyle w:val="KeywordTok"/>
-        </w:rPr>
-        <w:t xml:space="preserve">LIMIT</w:t>
-      </w:r>
-      <w:r>
-        <w:rPr>
-          <w:rStyle w:val="NormalTok"/>
-        </w:rPr>
-        <w:t xml:space="preserve"> </w:t>
-      </w:r>
-      <w:r>
-        <w:rPr>
-          <w:rStyle w:val="DecValTok"/>
-        </w:rPr>
-        <w:t xml:space="preserve">10</w:t>
-      </w:r>
-      <w:r>
-        <w:rPr>
-          <w:rStyle w:val="NormalTok"/>
-        </w:rPr>
-        <w:t xml:space="preserve">;</w:t>
-      </w:r>
-    </w:p>
-    <w:bookmarkEnd w:id="118"/>
-    <w:bookmarkStart w:id="119" w:name="hive-partitioned-tables"/>
-    <w:p>
-      <w:pPr>
-        <w:pStyle w:val="Heading2"/>
-      </w:pPr>
-      <w:r>
-        <w:t xml:space="preserve">6.4 Hive-partitioned tables</w:t>
-      </w:r>
-    </w:p>
-    <w:p>
-      <w:pPr>
-        <w:pStyle w:val="FirstParagraph"/>
-      </w:pPr>
-      <w:r>
-        <w:rPr>
-          <w:rStyle w:val="VerbatimChar"/>
-        </w:rPr>
-        <w:t xml:space="preserve">ctd_thin</w:t>
-      </w:r>
-      <w:r>
-        <w:t xml:space="preserve"> </w:t>
-      </w:r>
-      <w:r>
-        <w:t xml:space="preserve">and</w:t>
-      </w:r>
-      <w:r>
-        <w:t xml:space="preserve"> </w:t>
-      </w:r>
-      <w:r>
-        <w:rPr>
-          <w:rStyle w:val="VerbatimChar"/>
-        </w:rPr>
-        <w:t xml:space="preserve">ctd_summary</w:t>
-      </w:r>
-      <w:r>
-        <w:t xml:space="preserve"> </w:t>
-      </w:r>
-      <w:r>
-        <w:t xml:space="preserve">are partitioned into one folder per</w:t>
-      </w:r>
-      <w:r>
-        <w:t xml:space="preserve"> </w:t>
-      </w:r>
-      <w:r>
-        <w:rPr>
-          <w:rStyle w:val="VerbatimChar"/>
-        </w:rPr>
-        <w:t xml:space="preserve">cruise_key</w:t>
-      </w:r>
-      <w:r>
-        <w:t xml:space="preserve">.</w:t>
-      </w:r>
-      <w:r>
-        <w:t xml:space="preserve"> </w:t>
-      </w:r>
-      <w:r>
-        <w:t xml:space="preserve">Reading them needs an</w:t>
+    <w:p>
+      <w:pPr>
+        <w:pStyle w:val="Compact"/>
+        <w:numPr>
+          <w:ilvl w:val="0"/>
+          <w:numId w:val="1026"/>
+        </w:numPr>
+      </w:pPr>
+      <w:r>
+        <w:t xml:space="preserve">To</w:t>
       </w:r>
       <w:r>
         <w:t xml:space="preserve"> </w:t>
@@ -10200,19 +9728,131 @@
           <w:b/>
           <w:bCs/>
         </w:rPr>
-        <w:t xml:space="preserve">s3-style glob</w:t>
-      </w:r>
-      <w:r>
-        <w:t xml:space="preserve"> </w:t>
-      </w:r>
-      <w:r>
-        <w:t xml:space="preserve">(plain HTTPS URLs can’t glob), so</w:t>
-      </w:r>
-      <w:r>
-        <w:t xml:space="preserve"> </w:t>
-      </w:r>
-      <w:r>
-        <w:t xml:space="preserve">configure DuckDB’s anonymous s3 access — GCS is s3-compatible:</w:t>
+        <w:t xml:space="preserve">see what’s in each table</w:t>
+      </w:r>
+      <w:r>
+        <w:t xml:space="preserve"> </w:t>
+      </w:r>
+      <w:r>
+        <w:t xml:space="preserve">before writing a query, open the</w:t>
+      </w:r>
+      <w:r>
+        <w:t xml:space="preserve"> </w:t>
+      </w:r>
+      <w:hyperlink r:id="rId28">
+        <w:r>
+          <w:rPr>
+            <w:rStyle w:val="Hyperlink"/>
+            <w:b/>
+            <w:bCs/>
+          </w:rPr>
+          <w:t xml:space="preserve">CalCOFI Schema explorer</w:t>
+        </w:r>
+      </w:hyperlink>
+      <w:r>
+        <w:t xml:space="preserve"> </w:t>
+      </w:r>
+      <w:r>
+        <w:t xml:space="preserve">— ERD,</w:t>
+      </w:r>
+      <w:r>
+        <w:t xml:space="preserve"> </w:t>
+      </w:r>
+      <w:r>
+        <w:t xml:space="preserve">sortable tables/columns with units and descriptions, dataset provenance,</w:t>
+      </w:r>
+      <w:r>
+        <w:t xml:space="preserve"> </w:t>
+      </w:r>
+      <w:r>
+        <w:t xml:space="preserve">and the canonical measurement-type registry, all reading the same</w:t>
+      </w:r>
+      <w:r>
+        <w:t xml:space="preserve"> </w:t>
+      </w:r>
+      <w:r>
+        <w:rPr>
+          <w:rStyle w:val="VerbatimChar"/>
+        </w:rPr>
+        <w:t xml:space="preserve">metadata.json</w:t>
+      </w:r>
+      <w:r>
+        <w:t xml:space="preserve"> </w:t>
+      </w:r>
+      <w:r>
+        <w:t xml:space="preserve">sidecar.</w:t>
+      </w:r>
+    </w:p>
+    <w:bookmarkEnd w:id="118"/>
+    <w:bookmarkStart w:id="119" w:name="setup-the-httpfs-extension"/>
+    <w:p>
+      <w:pPr>
+        <w:pStyle w:val="Heading2"/>
+      </w:pPr>
+      <w:r>
+        <w:t xml:space="preserve">6.2 Setup: the</w:t>
+      </w:r>
+      <w:r>
+        <w:t xml:space="preserve"> </w:t>
+      </w:r>
+      <w:r>
+        <w:rPr>
+          <w:rStyle w:val="VerbatimChar"/>
+        </w:rPr>
+        <w:t xml:space="preserve">httpfs</w:t>
+      </w:r>
+      <w:r>
+        <w:t xml:space="preserve"> </w:t>
+      </w:r>
+      <w:r>
+        <w:t xml:space="preserve">extension</w:t>
+      </w:r>
+    </w:p>
+    <w:p>
+      <w:pPr>
+        <w:pStyle w:val="FirstParagraph"/>
+      </w:pPr>
+      <w:r>
+        <w:t xml:space="preserve">DuckDB reads remote Parquet through its</w:t>
+      </w:r>
+      <w:r>
+        <w:t xml:space="preserve"> </w:t>
+      </w:r>
+      <w:r>
+        <w:rPr>
+          <w:rStyle w:val="VerbatimChar"/>
+        </w:rPr>
+        <w:t xml:space="preserve">httpfs</w:t>
+      </w:r>
+      <w:r>
+        <w:t xml:space="preserve"> </w:t>
+      </w:r>
+      <w:r>
+        <w:t xml:space="preserve">extension. Spatial queries</w:t>
+      </w:r>
+      <w:r>
+        <w:t xml:space="preserve"> </w:t>
+      </w:r>
+      <w:r>
+        <w:t xml:space="preserve">(e.g. distances between casts and tows) also need</w:t>
+      </w:r>
+      <w:r>
+        <w:t xml:space="preserve"> </w:t>
+      </w:r>
+      <w:r>
+        <w:rPr>
+          <w:rStyle w:val="VerbatimChar"/>
+        </w:rPr>
+        <w:t xml:space="preserve">spatial</w:t>
+      </w:r>
+      <w:r>
+        <w:t xml:space="preserve">. Both are one-time</w:t>
+      </w:r>
+      <w:r>
+        <w:t xml:space="preserve"> </w:t>
+      </w:r>
+      <w:r>
+        <w:t xml:space="preserve">installs, then loaded per session:</w:t>
       </w:r>
     </w:p>
     <w:p>
@@ -10230,15 +9870,104 @@
       </w:r>
       <w:r>
         <w:rPr>
+          <w:rStyle w:val="NormalTok"/>
+        </w:rPr>
+        <w:t xml:space="preserve">INSTALL spatial; LOAD spatial;   </w:t>
+      </w:r>
+      <w:r>
+        <w:rPr>
+          <w:rStyle w:val="CommentTok"/>
+        </w:rPr>
+        <w:t xml:space="preserve">-- only if you use ST_* functions</w:t>
+      </w:r>
+    </w:p>
+    <w:bookmarkEnd w:id="119"/>
+    <w:bookmarkStart w:id="120" w:name="single-file-tables"/>
+    <w:p>
+      <w:pPr>
+        <w:pStyle w:val="Heading2"/>
+      </w:pPr>
+      <w:r>
+        <w:t xml:space="preserve">6.3 Single-file tables</w:t>
+      </w:r>
+    </w:p>
+    <w:p>
+      <w:pPr>
+        <w:pStyle w:val="FirstParagraph"/>
+      </w:pPr>
+      <w:r>
+        <w:t xml:space="preserve">A single-file table is just an HTTPS URL handed to</w:t>
+      </w:r>
+      <w:r>
+        <w:t xml:space="preserve"> </w:t>
+      </w:r>
+      <w:r>
+        <w:rPr>
+          <w:rStyle w:val="VerbatimChar"/>
+        </w:rPr>
+        <w:t xml:space="preserve">read_parquet()</w:t>
+      </w:r>
+      <w:r>
+        <w:t xml:space="preserve">:</w:t>
+      </w:r>
+    </w:p>
+    <w:p>
+      <w:pPr>
+        <w:pStyle w:val="SourceCode"/>
+      </w:pPr>
+      <w:r>
+        <w:rPr>
           <w:rStyle w:val="KeywordTok"/>
         </w:rPr>
-        <w:t xml:space="preserve">SET</w:t>
-      </w:r>
-      <w:r>
-        <w:rPr>
-          <w:rStyle w:val="NormalTok"/>
-        </w:rPr>
-        <w:t xml:space="preserve"> s3_region            </w:t>
+        <w:t xml:space="preserve">SELECT</w:t>
+      </w:r>
+      <w:r>
+        <w:rPr>
+          <w:rStyle w:val="NormalTok"/>
+        </w:rPr>
+        <w:t xml:space="preserve"> species_id, scientific_name, common_name, worms_id</w:t>
+      </w:r>
+      <w:r>
+        <w:br/>
+      </w:r>
+      <w:r>
+        <w:rPr>
+          <w:rStyle w:val="KeywordTok"/>
+        </w:rPr>
+        <w:t xml:space="preserve">FROM</w:t>
+      </w:r>
+      <w:r>
+        <w:rPr>
+          <w:rStyle w:val="NormalTok"/>
+        </w:rPr>
+        <w:t xml:space="preserve"> read_parquet(</w:t>
+      </w:r>
+      <w:r>
+        <w:rPr>
+          <w:rStyle w:val="StringTok"/>
+        </w:rPr>
+        <w:t xml:space="preserve">'https://storage.googleapis.com/calcofi-db/ducklake/releases/v2026.05.14/parquet/species.parquet'</w:t>
+      </w:r>
+      <w:r>
+        <w:rPr>
+          <w:rStyle w:val="NormalTok"/>
+        </w:rPr>
+        <w:t xml:space="preserve">)</w:t>
+      </w:r>
+      <w:r>
+        <w:br/>
+      </w:r>
+      <w:r>
+        <w:rPr>
+          <w:rStyle w:val="KeywordTok"/>
+        </w:rPr>
+        <w:t xml:space="preserve">WHERE</w:t>
+      </w:r>
+      <w:r>
+        <w:rPr>
+          <w:rStyle w:val="NormalTok"/>
+        </w:rPr>
+        <w:t xml:space="preserve"> scientific_name </w:t>
       </w:r>
       <w:r>
         <w:rPr>
@@ -10256,7 +9985,7 @@
         <w:rPr>
           <w:rStyle w:val="StringTok"/>
         </w:rPr>
-        <w:t xml:space="preserve">'auto'</w:t>
+        <w:t xml:space="preserve">'Sardinops sagax'</w:t>
       </w:r>
       <w:r>
         <w:rPr>
@@ -10264,20 +9993,231 @@
         </w:rPr>
         <w:t xml:space="preserve">;</w:t>
       </w:r>
-      <w:r>
-        <w:br/>
-      </w:r>
+    </w:p>
+    <w:p>
+      <w:pPr>
+        <w:pStyle w:val="FirstParagraph"/>
+      </w:pPr>
+      <w:r>
+        <w:t xml:space="preserve">Joins work the same way — name each table’s URL. The biological hierarchy is</w:t>
+      </w:r>
+      <w:r>
+        <w:t xml:space="preserve"> </w:t>
+      </w:r>
+      <w:r>
+        <w:rPr>
+          <w:rStyle w:val="VerbatimChar"/>
+        </w:rPr>
+        <w:t xml:space="preserve">ichthyo</w:t>
+      </w:r>
+      <w:r>
+        <w:t xml:space="preserve"> </w:t>
+      </w:r>
+      <w:r>
+        <w:t xml:space="preserve">→</w:t>
+      </w:r>
+      <w:r>
+        <w:t xml:space="preserve"> </w:t>
+      </w:r>
+      <w:r>
+        <w:rPr>
+          <w:rStyle w:val="VerbatimChar"/>
+        </w:rPr>
+        <w:t xml:space="preserve">net</w:t>
+      </w:r>
+      <w:r>
+        <w:t xml:space="preserve"> </w:t>
+      </w:r>
+      <w:r>
+        <w:t xml:space="preserve">→</w:t>
+      </w:r>
+      <w:r>
+        <w:t xml:space="preserve"> </w:t>
+      </w:r>
+      <w:r>
+        <w:rPr>
+          <w:rStyle w:val="VerbatimChar"/>
+        </w:rPr>
+        <w:t xml:space="preserve">tow</w:t>
+      </w:r>
+      <w:r>
+        <w:t xml:space="preserve"> </w:t>
+      </w:r>
+      <w:r>
+        <w:t xml:space="preserve">→</w:t>
+      </w:r>
+      <w:r>
+        <w:t xml:space="preserve"> </w:t>
+      </w:r>
+      <w:r>
+        <w:rPr>
+          <w:rStyle w:val="VerbatimChar"/>
+        </w:rPr>
+        <w:t xml:space="preserve">site</w:t>
+      </w:r>
+      <w:r>
+        <w:t xml:space="preserve"> </w:t>
+      </w:r>
+      <w:r>
+        <w:t xml:space="preserve">(and</w:t>
+      </w:r>
+      <w:r>
+        <w:t xml:space="preserve"> </w:t>
+      </w:r>
+      <w:r>
+        <w:rPr>
+          <w:rStyle w:val="VerbatimChar"/>
+        </w:rPr>
+        <w:t xml:space="preserve">ichthyo</w:t>
+      </w:r>
+      <w:r>
+        <w:t xml:space="preserve"> </w:t>
+      </w:r>
+      <w:r>
+        <w:t xml:space="preserve">→</w:t>
+      </w:r>
+      <w:r>
+        <w:t xml:space="preserve"> </w:t>
+      </w:r>
+      <w:r>
+        <w:rPr>
+          <w:rStyle w:val="VerbatimChar"/>
+        </w:rPr>
+        <w:t xml:space="preserve">species</w:t>
+      </w:r>
+      <w:r>
+        <w:t xml:space="preserve">); the</w:t>
+      </w:r>
+      <w:r>
+        <w:t xml:space="preserve"> </w:t>
+      </w:r>
+      <w:r>
+        <w:t xml:space="preserve">environmental hierarchy is</w:t>
+      </w:r>
+      <w:r>
+        <w:t xml:space="preserve"> </w:t>
+      </w:r>
+      <w:r>
+        <w:rPr>
+          <w:rStyle w:val="VerbatimChar"/>
+        </w:rPr>
+        <w:t xml:space="preserve">bottle_measurement</w:t>
+      </w:r>
+      <w:r>
+        <w:t xml:space="preserve"> </w:t>
+      </w:r>
+      <w:r>
+        <w:t xml:space="preserve">→</w:t>
+      </w:r>
+      <w:r>
+        <w:t xml:space="preserve"> </w:t>
+      </w:r>
+      <w:r>
+        <w:rPr>
+          <w:rStyle w:val="VerbatimChar"/>
+        </w:rPr>
+        <w:t xml:space="preserve">bottle</w:t>
+      </w:r>
+      <w:r>
+        <w:t xml:space="preserve"> </w:t>
+      </w:r>
+      <w:r>
+        <w:t xml:space="preserve">→</w:t>
+      </w:r>
+      <w:r>
+        <w:t xml:space="preserve"> </w:t>
+      </w:r>
+      <w:r>
+        <w:rPr>
+          <w:rStyle w:val="VerbatimChar"/>
+        </w:rPr>
+        <w:t xml:space="preserve">casts</w:t>
+      </w:r>
+      <w:r>
+        <w:t xml:space="preserve">:</w:t>
+      </w:r>
+    </w:p>
+    <w:p>
+      <w:pPr>
+        <w:pStyle w:val="SourceCode"/>
+      </w:pPr>
       <w:r>
         <w:rPr>
           <w:rStyle w:val="KeywordTok"/>
         </w:rPr>
-        <w:t xml:space="preserve">SET</w:t>
-      </w:r>
-      <w:r>
-        <w:rPr>
-          <w:rStyle w:val="NormalTok"/>
-        </w:rPr>
-        <w:t xml:space="preserve"> s3_endpoint          </w:t>
+        <w:t xml:space="preserve">SELECT</w:t>
+      </w:r>
+      <w:r>
+        <w:rPr>
+          <w:rStyle w:val="NormalTok"/>
+        </w:rPr>
+        <w:t xml:space="preserve"> i.ichthyo_uuid, i.life_stage, i.tally, sp.scientific_name, t.time_start</w:t>
+      </w:r>
+      <w:r>
+        <w:br/>
+      </w:r>
+      <w:r>
+        <w:rPr>
+          <w:rStyle w:val="KeywordTok"/>
+        </w:rPr>
+        <w:t xml:space="preserve">FROM</w:t>
+      </w:r>
+      <w:r>
+        <w:rPr>
+          <w:rStyle w:val="NormalTok"/>
+        </w:rPr>
+        <w:t xml:space="preserve"> read_parquet(</w:t>
+      </w:r>
+      <w:r>
+        <w:rPr>
+          <w:rStyle w:val="StringTok"/>
+        </w:rPr>
+        <w:t xml:space="preserve">'https://storage.googleapis.com/calcofi-db/ducklake/releases/v2026.05.14/parquet/ichthyo.parquet'</w:t>
+      </w:r>
+      <w:r>
+        <w:rPr>
+          <w:rStyle w:val="NormalTok"/>
+        </w:rPr>
+        <w:t xml:space="preserve">) i</w:t>
+      </w:r>
+      <w:r>
+        <w:br/>
+      </w:r>
+      <w:r>
+        <w:rPr>
+          <w:rStyle w:val="KeywordTok"/>
+        </w:rPr>
+        <w:t xml:space="preserve">JOIN</w:t>
+      </w:r>
+      <w:r>
+        <w:rPr>
+          <w:rStyle w:val="NormalTok"/>
+        </w:rPr>
+        <w:t xml:space="preserve"> read_parquet(</w:t>
+      </w:r>
+      <w:r>
+        <w:rPr>
+          <w:rStyle w:val="StringTok"/>
+        </w:rPr>
+        <w:t xml:space="preserve">'https://storage.googleapis.com/calcofi-db/ducklake/releases/v2026.05.14/parquet/species.parquet'</w:t>
+      </w:r>
+      <w:r>
+        <w:rPr>
+          <w:rStyle w:val="NormalTok"/>
+        </w:rPr>
+        <w:t xml:space="preserve">) sp </w:t>
+      </w:r>
+      <w:r>
+        <w:rPr>
+          <w:rStyle w:val="KeywordTok"/>
+        </w:rPr>
+        <w:t xml:space="preserve">ON</w:t>
+      </w:r>
+      <w:r>
+        <w:rPr>
+          <w:rStyle w:val="NormalTok"/>
+        </w:rPr>
+        <w:t xml:space="preserve"> i.species_id </w:t>
       </w:r>
       <w:r>
         <w:rPr>
@@ -10289,13 +10229,163 @@
         <w:rPr>
           <w:rStyle w:val="NormalTok"/>
         </w:rPr>
-        <w:t xml:space="preserve"> </w:t>
+        <w:t xml:space="preserve"> sp.species_id</w:t>
+      </w:r>
+      <w:r>
+        <w:br/>
+      </w:r>
+      <w:r>
+        <w:rPr>
+          <w:rStyle w:val="KeywordTok"/>
+        </w:rPr>
+        <w:t xml:space="preserve">JOIN</w:t>
+      </w:r>
+      <w:r>
+        <w:rPr>
+          <w:rStyle w:val="NormalTok"/>
+        </w:rPr>
+        <w:t xml:space="preserve"> read_parquet(</w:t>
       </w:r>
       <w:r>
         <w:rPr>
           <w:rStyle w:val="StringTok"/>
         </w:rPr>
-        <w:t xml:space="preserve">'storage.googleapis.com'</w:t>
+        <w:t xml:space="preserve">'https://storage.googleapis.com/calcofi-db/ducklake/releases/v2026.05.14/parquet/net.parquet'</w:t>
+      </w:r>
+      <w:r>
+        <w:rPr>
+          <w:rStyle w:val="NormalTok"/>
+        </w:rPr>
+        <w:t xml:space="preserve">)     n  </w:t>
+      </w:r>
+      <w:r>
+        <w:rPr>
+          <w:rStyle w:val="KeywordTok"/>
+        </w:rPr>
+        <w:t xml:space="preserve">ON</w:t>
+      </w:r>
+      <w:r>
+        <w:rPr>
+          <w:rStyle w:val="NormalTok"/>
+        </w:rPr>
+        <w:t xml:space="preserve"> i.net_uuid   </w:t>
+      </w:r>
+      <w:r>
+        <w:rPr>
+          <w:rStyle w:val="OperatorTok"/>
+        </w:rPr>
+        <w:t xml:space="preserve">=</w:t>
+      </w:r>
+      <w:r>
+        <w:rPr>
+          <w:rStyle w:val="NormalTok"/>
+        </w:rPr>
+        <w:t xml:space="preserve"> n.net_uuid</w:t>
+      </w:r>
+      <w:r>
+        <w:br/>
+      </w:r>
+      <w:r>
+        <w:rPr>
+          <w:rStyle w:val="KeywordTok"/>
+        </w:rPr>
+        <w:t xml:space="preserve">JOIN</w:t>
+      </w:r>
+      <w:r>
+        <w:rPr>
+          <w:rStyle w:val="NormalTok"/>
+        </w:rPr>
+        <w:t xml:space="preserve"> read_parquet(</w:t>
+      </w:r>
+      <w:r>
+        <w:rPr>
+          <w:rStyle w:val="StringTok"/>
+        </w:rPr>
+        <w:t xml:space="preserve">'https://storage.googleapis.com/calcofi-db/ducklake/releases/v2026.05.14/parquet/tow.parquet'</w:t>
+      </w:r>
+      <w:r>
+        <w:rPr>
+          <w:rStyle w:val="NormalTok"/>
+        </w:rPr>
+        <w:t xml:space="preserve">)     t  </w:t>
+      </w:r>
+      <w:r>
+        <w:rPr>
+          <w:rStyle w:val="KeywordTok"/>
+        </w:rPr>
+        <w:t xml:space="preserve">ON</w:t>
+      </w:r>
+      <w:r>
+        <w:rPr>
+          <w:rStyle w:val="NormalTok"/>
+        </w:rPr>
+        <w:t xml:space="preserve"> n.tow_uuid   </w:t>
+      </w:r>
+      <w:r>
+        <w:rPr>
+          <w:rStyle w:val="OperatorTok"/>
+        </w:rPr>
+        <w:t xml:space="preserve">=</w:t>
+      </w:r>
+      <w:r>
+        <w:rPr>
+          <w:rStyle w:val="NormalTok"/>
+        </w:rPr>
+        <w:t xml:space="preserve"> t.tow_uuid</w:t>
+      </w:r>
+      <w:r>
+        <w:br/>
+      </w:r>
+      <w:r>
+        <w:rPr>
+          <w:rStyle w:val="KeywordTok"/>
+        </w:rPr>
+        <w:t xml:space="preserve">WHERE</w:t>
+      </w:r>
+      <w:r>
+        <w:rPr>
+          <w:rStyle w:val="NormalTok"/>
+        </w:rPr>
+        <w:t xml:space="preserve"> sp.scientific_name </w:t>
+      </w:r>
+      <w:r>
+        <w:rPr>
+          <w:rStyle w:val="OperatorTok"/>
+        </w:rPr>
+        <w:t xml:space="preserve">=</w:t>
+      </w:r>
+      <w:r>
+        <w:rPr>
+          <w:rStyle w:val="NormalTok"/>
+        </w:rPr>
+        <w:t xml:space="preserve"> </w:t>
+      </w:r>
+      <w:r>
+        <w:rPr>
+          <w:rStyle w:val="StringTok"/>
+        </w:rPr>
+        <w:t xml:space="preserve">'Sardinops sagax'</w:t>
+      </w:r>
+      <w:r>
+        <w:br/>
+      </w:r>
+      <w:r>
+        <w:rPr>
+          <w:rStyle w:val="KeywordTok"/>
+        </w:rPr>
+        <w:t xml:space="preserve">LIMIT</w:t>
+      </w:r>
+      <w:r>
+        <w:rPr>
+          <w:rStyle w:val="NormalTok"/>
+        </w:rPr>
+        <w:t xml:space="preserve"> </w:t>
+      </w:r>
+      <w:r>
+        <w:rPr>
+          <w:rStyle w:val="DecValTok"/>
+        </w:rPr>
+        <w:t xml:space="preserve">10</w:t>
       </w:r>
       <w:r>
         <w:rPr>
@@ -10303,299 +10393,15 @@
         </w:rPr>
         <w:t xml:space="preserve">;</w:t>
       </w:r>
-      <w:r>
-        <w:br/>
-      </w:r>
-      <w:r>
-        <w:rPr>
-          <w:rStyle w:val="KeywordTok"/>
-        </w:rPr>
-        <w:t xml:space="preserve">SET</w:t>
-      </w:r>
-      <w:r>
-        <w:rPr>
-          <w:rStyle w:val="NormalTok"/>
-        </w:rPr>
-        <w:t xml:space="preserve"> s3_url_style         </w:t>
-      </w:r>
-      <w:r>
-        <w:rPr>
-          <w:rStyle w:val="OperatorTok"/>
-        </w:rPr>
-        <w:t xml:space="preserve">=</w:t>
-      </w:r>
-      <w:r>
-        <w:rPr>
-          <w:rStyle w:val="NormalTok"/>
-        </w:rPr>
-        <w:t xml:space="preserve"> </w:t>
-      </w:r>
-      <w:r>
-        <w:rPr>
-          <w:rStyle w:val="StringTok"/>
-        </w:rPr>
-        <w:t xml:space="preserve">'path'</w:t>
-      </w:r>
-      <w:r>
-        <w:rPr>
-          <w:rStyle w:val="NormalTok"/>
-        </w:rPr>
-        <w:t xml:space="preserve">;</w:t>
-      </w:r>
-      <w:r>
-        <w:br/>
-      </w:r>
-      <w:r>
-        <w:rPr>
-          <w:rStyle w:val="KeywordTok"/>
-        </w:rPr>
-        <w:t xml:space="preserve">SET</w:t>
-      </w:r>
-      <w:r>
-        <w:rPr>
-          <w:rStyle w:val="NormalTok"/>
-        </w:rPr>
-        <w:t xml:space="preserve"> s3_access_key_id     </w:t>
-      </w:r>
-      <w:r>
-        <w:rPr>
-          <w:rStyle w:val="OperatorTok"/>
-        </w:rPr>
-        <w:t xml:space="preserve">=</w:t>
-      </w:r>
-      <w:r>
-        <w:rPr>
-          <w:rStyle w:val="NormalTok"/>
-        </w:rPr>
-        <w:t xml:space="preserve"> </w:t>
-      </w:r>
-      <w:r>
-        <w:rPr>
-          <w:rStyle w:val="StringTok"/>
-        </w:rPr>
-        <w:t xml:space="preserve">''</w:t>
-      </w:r>
-      <w:r>
-        <w:rPr>
-          <w:rStyle w:val="NormalTok"/>
-        </w:rPr>
-        <w:t xml:space="preserve">;</w:t>
-      </w:r>
-      <w:r>
-        <w:br/>
-      </w:r>
-      <w:r>
-        <w:rPr>
-          <w:rStyle w:val="KeywordTok"/>
-        </w:rPr>
-        <w:t xml:space="preserve">SET</w:t>
-      </w:r>
-      <w:r>
-        <w:rPr>
-          <w:rStyle w:val="NormalTok"/>
-        </w:rPr>
-        <w:t xml:space="preserve"> s3_secret_access_key </w:t>
-      </w:r>
-      <w:r>
-        <w:rPr>
-          <w:rStyle w:val="OperatorTok"/>
-        </w:rPr>
-        <w:t xml:space="preserve">=</w:t>
-      </w:r>
-      <w:r>
-        <w:rPr>
-          <w:rStyle w:val="NormalTok"/>
-        </w:rPr>
-        <w:t xml:space="preserve"> </w:t>
-      </w:r>
-      <w:r>
-        <w:rPr>
-          <w:rStyle w:val="StringTok"/>
-        </w:rPr>
-        <w:t xml:space="preserve">''</w:t>
-      </w:r>
-      <w:r>
-        <w:rPr>
-          <w:rStyle w:val="NormalTok"/>
-        </w:rPr>
-        <w:t xml:space="preserve">;</w:t>
-      </w:r>
-      <w:r>
-        <w:br/>
-      </w:r>
-      <w:r>
-        <w:br/>
-      </w:r>
-      <w:r>
-        <w:rPr>
-          <w:rStyle w:val="KeywordTok"/>
-        </w:rPr>
-        <w:t xml:space="preserve">SELECT</w:t>
-      </w:r>
-      <w:r>
-        <w:rPr>
-          <w:rStyle w:val="NormalTok"/>
-        </w:rPr>
-        <w:t xml:space="preserve"> cruise_key, </w:t>
-      </w:r>
-      <w:r>
-        <w:rPr>
-          <w:rStyle w:val="FunctionTok"/>
-        </w:rPr>
-        <w:t xml:space="preserve">count</w:t>
-      </w:r>
-      <w:r>
-        <w:rPr>
-          <w:rStyle w:val="NormalTok"/>
-        </w:rPr>
-        <w:t xml:space="preserve">(</w:t>
-      </w:r>
-      <w:r>
-        <w:rPr>
-          <w:rStyle w:val="OperatorTok"/>
-        </w:rPr>
-        <w:t xml:space="preserve">*</w:t>
-      </w:r>
-      <w:r>
-        <w:rPr>
-          <w:rStyle w:val="NormalTok"/>
-        </w:rPr>
-        <w:t xml:space="preserve">) </w:t>
-      </w:r>
-      <w:r>
-        <w:rPr>
-          <w:rStyle w:val="KeywordTok"/>
-        </w:rPr>
-        <w:t xml:space="preserve">AS</w:t>
-      </w:r>
-      <w:r>
-        <w:rPr>
-          <w:rStyle w:val="NormalTok"/>
-        </w:rPr>
-        <w:t xml:space="preserve"> n</w:t>
-      </w:r>
-      <w:r>
-        <w:br/>
-      </w:r>
-      <w:r>
-        <w:rPr>
-          <w:rStyle w:val="KeywordTok"/>
-        </w:rPr>
-        <w:t xml:space="preserve">FROM</w:t>
-      </w:r>
-      <w:r>
-        <w:rPr>
-          <w:rStyle w:val="NormalTok"/>
-        </w:rPr>
-        <w:t xml:space="preserve"> read_parquet(</w:t>
-      </w:r>
-      <w:r>
-        <w:br/>
-      </w:r>
-      <w:r>
-        <w:rPr>
-          <w:rStyle w:val="NormalTok"/>
-        </w:rPr>
-        <w:t xml:space="preserve">  </w:t>
-      </w:r>
-      <w:r>
-        <w:rPr>
-          <w:rStyle w:val="StringTok"/>
-        </w:rPr>
-        <w:t xml:space="preserve">'s3://calcofi-db/ducklake/releases/v2026.05.14/parquet/ctd_thin/**/*.parquet'</w:t>
-      </w:r>
-      <w:r>
-        <w:rPr>
-          <w:rStyle w:val="NormalTok"/>
-        </w:rPr>
-        <w:t xml:space="preserve">,</w:t>
-      </w:r>
-      <w:r>
-        <w:br/>
-      </w:r>
-      <w:r>
-        <w:rPr>
-          <w:rStyle w:val="NormalTok"/>
-        </w:rPr>
-        <w:t xml:space="preserve">  hive_partitioning </w:t>
-      </w:r>
-      <w:r>
-        <w:rPr>
-          <w:rStyle w:val="OperatorTok"/>
-        </w:rPr>
-        <w:t xml:space="preserve">=</w:t>
-      </w:r>
-      <w:r>
-        <w:rPr>
-          <w:rStyle w:val="NormalTok"/>
-        </w:rPr>
-        <w:t xml:space="preserve"> </w:t>
-      </w:r>
-      <w:r>
-        <w:rPr>
-          <w:rStyle w:val="KeywordTok"/>
-        </w:rPr>
-        <w:t xml:space="preserve">true</w:t>
-      </w:r>
-      <w:r>
-        <w:rPr>
-          <w:rStyle w:val="NormalTok"/>
-        </w:rPr>
-        <w:t xml:space="preserve">)</w:t>
-      </w:r>
-      <w:r>
-        <w:br/>
-      </w:r>
-      <w:r>
-        <w:rPr>
-          <w:rStyle w:val="KeywordTok"/>
-        </w:rPr>
-        <w:t xml:space="preserve">GROUP</w:t>
-      </w:r>
-      <w:r>
-        <w:rPr>
-          <w:rStyle w:val="NormalTok"/>
-        </w:rPr>
-        <w:t xml:space="preserve"> </w:t>
-      </w:r>
-      <w:r>
-        <w:rPr>
-          <w:rStyle w:val="KeywordTok"/>
-        </w:rPr>
-        <w:t xml:space="preserve">BY</w:t>
-      </w:r>
-      <w:r>
-        <w:rPr>
-          <w:rStyle w:val="NormalTok"/>
-        </w:rPr>
-        <w:t xml:space="preserve"> cruise_key</w:t>
-      </w:r>
-      <w:r>
-        <w:br/>
-      </w:r>
-      <w:r>
-        <w:rPr>
-          <w:rStyle w:val="KeywordTok"/>
-        </w:rPr>
-        <w:t xml:space="preserve">ORDER</w:t>
-      </w:r>
-      <w:r>
-        <w:rPr>
-          <w:rStyle w:val="NormalTok"/>
-        </w:rPr>
-        <w:t xml:space="preserve"> </w:t>
-      </w:r>
-      <w:r>
-        <w:rPr>
-          <w:rStyle w:val="KeywordTok"/>
-        </w:rPr>
-        <w:t xml:space="preserve">BY</w:t>
-      </w:r>
-      <w:r>
-        <w:rPr>
-          <w:rStyle w:val="NormalTok"/>
-        </w:rPr>
-        <w:t xml:space="preserve"> cruise_key;</w:t>
+    </w:p>
+    <w:bookmarkEnd w:id="120"/>
+    <w:bookmarkStart w:id="121" w:name="hive-partitioned-tables"/>
+    <w:p>
+      <w:pPr>
+        <w:pStyle w:val="Heading2"/>
+      </w:pPr>
+      <w:r>
+        <w:t xml:space="preserve">6.4 Hive-partitioned tables</w:t>
       </w:r>
     </w:p>
     <w:p>
@@ -10603,7 +10409,31 @@
         <w:pStyle w:val="FirstParagraph"/>
       </w:pPr>
       <w:r>
-        <w:t xml:space="preserve">Because</w:t>
+        <w:rPr>
+          <w:rStyle w:val="VerbatimChar"/>
+        </w:rPr>
+        <w:t xml:space="preserve">ctd_thin</w:t>
+      </w:r>
+      <w:r>
+        <w:t xml:space="preserve"> </w:t>
+      </w:r>
+      <w:r>
+        <w:t xml:space="preserve">and</w:t>
+      </w:r>
+      <w:r>
+        <w:t xml:space="preserve"> </w:t>
+      </w:r>
+      <w:r>
+        <w:rPr>
+          <w:rStyle w:val="VerbatimChar"/>
+        </w:rPr>
+        <w:t xml:space="preserve">ctd_summary</w:t>
+      </w:r>
+      <w:r>
+        <w:t xml:space="preserve"> </w:t>
+      </w:r>
+      <w:r>
+        <w:t xml:space="preserve">are partitioned into one folder per</w:t>
       </w:r>
       <w:r>
         <w:t xml:space="preserve"> </w:t>
@@ -10615,10 +10445,13 @@
         <w:t xml:space="preserve">cruise_key</w:t>
       </w:r>
       <w:r>
-        <w:t xml:space="preserve"> </w:t>
-      </w:r>
-      <w:r>
-        <w:t xml:space="preserve">is the partition column, filtering on it lets DuckDB</w:t>
+        <w:t xml:space="preserve">.</w:t>
+      </w:r>
+      <w:r>
+        <w:t xml:space="preserve"> </w:t>
+      </w:r>
+      <w:r>
+        <w:t xml:space="preserve">Reading them needs an</w:t>
       </w:r>
       <w:r>
         <w:t xml:space="preserve"> </w:t>
@@ -10628,6 +10461,434 @@
           <w:b/>
           <w:bCs/>
         </w:rPr>
+        <w:t xml:space="preserve">s3-style glob</w:t>
+      </w:r>
+      <w:r>
+        <w:t xml:space="preserve"> </w:t>
+      </w:r>
+      <w:r>
+        <w:t xml:space="preserve">(plain HTTPS URLs can’t glob), so</w:t>
+      </w:r>
+      <w:r>
+        <w:t xml:space="preserve"> </w:t>
+      </w:r>
+      <w:r>
+        <w:t xml:space="preserve">configure DuckDB’s anonymous s3 access — GCS is s3-compatible:</w:t>
+      </w:r>
+    </w:p>
+    <w:p>
+      <w:pPr>
+        <w:pStyle w:val="SourceCode"/>
+      </w:pPr>
+      <w:r>
+        <w:rPr>
+          <w:rStyle w:val="NormalTok"/>
+        </w:rPr>
+        <w:t xml:space="preserve">INSTALL httpfs; LOAD httpfs;</w:t>
+      </w:r>
+      <w:r>
+        <w:br/>
+      </w:r>
+      <w:r>
+        <w:rPr>
+          <w:rStyle w:val="KeywordTok"/>
+        </w:rPr>
+        <w:t xml:space="preserve">SET</w:t>
+      </w:r>
+      <w:r>
+        <w:rPr>
+          <w:rStyle w:val="NormalTok"/>
+        </w:rPr>
+        <w:t xml:space="preserve"> s3_region            </w:t>
+      </w:r>
+      <w:r>
+        <w:rPr>
+          <w:rStyle w:val="OperatorTok"/>
+        </w:rPr>
+        <w:t xml:space="preserve">=</w:t>
+      </w:r>
+      <w:r>
+        <w:rPr>
+          <w:rStyle w:val="NormalTok"/>
+        </w:rPr>
+        <w:t xml:space="preserve"> </w:t>
+      </w:r>
+      <w:r>
+        <w:rPr>
+          <w:rStyle w:val="StringTok"/>
+        </w:rPr>
+        <w:t xml:space="preserve">'auto'</w:t>
+      </w:r>
+      <w:r>
+        <w:rPr>
+          <w:rStyle w:val="NormalTok"/>
+        </w:rPr>
+        <w:t xml:space="preserve">;</w:t>
+      </w:r>
+      <w:r>
+        <w:br/>
+      </w:r>
+      <w:r>
+        <w:rPr>
+          <w:rStyle w:val="KeywordTok"/>
+        </w:rPr>
+        <w:t xml:space="preserve">SET</w:t>
+      </w:r>
+      <w:r>
+        <w:rPr>
+          <w:rStyle w:val="NormalTok"/>
+        </w:rPr>
+        <w:t xml:space="preserve"> s3_endpoint          </w:t>
+      </w:r>
+      <w:r>
+        <w:rPr>
+          <w:rStyle w:val="OperatorTok"/>
+        </w:rPr>
+        <w:t xml:space="preserve">=</w:t>
+      </w:r>
+      <w:r>
+        <w:rPr>
+          <w:rStyle w:val="NormalTok"/>
+        </w:rPr>
+        <w:t xml:space="preserve"> </w:t>
+      </w:r>
+      <w:r>
+        <w:rPr>
+          <w:rStyle w:val="StringTok"/>
+        </w:rPr>
+        <w:t xml:space="preserve">'storage.googleapis.com'</w:t>
+      </w:r>
+      <w:r>
+        <w:rPr>
+          <w:rStyle w:val="NormalTok"/>
+        </w:rPr>
+        <w:t xml:space="preserve">;</w:t>
+      </w:r>
+      <w:r>
+        <w:br/>
+      </w:r>
+      <w:r>
+        <w:rPr>
+          <w:rStyle w:val="KeywordTok"/>
+        </w:rPr>
+        <w:t xml:space="preserve">SET</w:t>
+      </w:r>
+      <w:r>
+        <w:rPr>
+          <w:rStyle w:val="NormalTok"/>
+        </w:rPr>
+        <w:t xml:space="preserve"> s3_url_style         </w:t>
+      </w:r>
+      <w:r>
+        <w:rPr>
+          <w:rStyle w:val="OperatorTok"/>
+        </w:rPr>
+        <w:t xml:space="preserve">=</w:t>
+      </w:r>
+      <w:r>
+        <w:rPr>
+          <w:rStyle w:val="NormalTok"/>
+        </w:rPr>
+        <w:t xml:space="preserve"> </w:t>
+      </w:r>
+      <w:r>
+        <w:rPr>
+          <w:rStyle w:val="StringTok"/>
+        </w:rPr>
+        <w:t xml:space="preserve">'path'</w:t>
+      </w:r>
+      <w:r>
+        <w:rPr>
+          <w:rStyle w:val="NormalTok"/>
+        </w:rPr>
+        <w:t xml:space="preserve">;</w:t>
+      </w:r>
+      <w:r>
+        <w:br/>
+      </w:r>
+      <w:r>
+        <w:rPr>
+          <w:rStyle w:val="KeywordTok"/>
+        </w:rPr>
+        <w:t xml:space="preserve">SET</w:t>
+      </w:r>
+      <w:r>
+        <w:rPr>
+          <w:rStyle w:val="NormalTok"/>
+        </w:rPr>
+        <w:t xml:space="preserve"> s3_access_key_id     </w:t>
+      </w:r>
+      <w:r>
+        <w:rPr>
+          <w:rStyle w:val="OperatorTok"/>
+        </w:rPr>
+        <w:t xml:space="preserve">=</w:t>
+      </w:r>
+      <w:r>
+        <w:rPr>
+          <w:rStyle w:val="NormalTok"/>
+        </w:rPr>
+        <w:t xml:space="preserve"> </w:t>
+      </w:r>
+      <w:r>
+        <w:rPr>
+          <w:rStyle w:val="StringTok"/>
+        </w:rPr>
+        <w:t xml:space="preserve">''</w:t>
+      </w:r>
+      <w:r>
+        <w:rPr>
+          <w:rStyle w:val="NormalTok"/>
+        </w:rPr>
+        <w:t xml:space="preserve">;</w:t>
+      </w:r>
+      <w:r>
+        <w:br/>
+      </w:r>
+      <w:r>
+        <w:rPr>
+          <w:rStyle w:val="KeywordTok"/>
+        </w:rPr>
+        <w:t xml:space="preserve">SET</w:t>
+      </w:r>
+      <w:r>
+        <w:rPr>
+          <w:rStyle w:val="NormalTok"/>
+        </w:rPr>
+        <w:t xml:space="preserve"> s3_secret_access_key </w:t>
+      </w:r>
+      <w:r>
+        <w:rPr>
+          <w:rStyle w:val="OperatorTok"/>
+        </w:rPr>
+        <w:t xml:space="preserve">=</w:t>
+      </w:r>
+      <w:r>
+        <w:rPr>
+          <w:rStyle w:val="NormalTok"/>
+        </w:rPr>
+        <w:t xml:space="preserve"> </w:t>
+      </w:r>
+      <w:r>
+        <w:rPr>
+          <w:rStyle w:val="StringTok"/>
+        </w:rPr>
+        <w:t xml:space="preserve">''</w:t>
+      </w:r>
+      <w:r>
+        <w:rPr>
+          <w:rStyle w:val="NormalTok"/>
+        </w:rPr>
+        <w:t xml:space="preserve">;</w:t>
+      </w:r>
+      <w:r>
+        <w:br/>
+      </w:r>
+      <w:r>
+        <w:br/>
+      </w:r>
+      <w:r>
+        <w:rPr>
+          <w:rStyle w:val="KeywordTok"/>
+        </w:rPr>
+        <w:t xml:space="preserve">SELECT</w:t>
+      </w:r>
+      <w:r>
+        <w:rPr>
+          <w:rStyle w:val="NormalTok"/>
+        </w:rPr>
+        <w:t xml:space="preserve"> cruise_key, </w:t>
+      </w:r>
+      <w:r>
+        <w:rPr>
+          <w:rStyle w:val="FunctionTok"/>
+        </w:rPr>
+        <w:t xml:space="preserve">count</w:t>
+      </w:r>
+      <w:r>
+        <w:rPr>
+          <w:rStyle w:val="NormalTok"/>
+        </w:rPr>
+        <w:t xml:space="preserve">(</w:t>
+      </w:r>
+      <w:r>
+        <w:rPr>
+          <w:rStyle w:val="OperatorTok"/>
+        </w:rPr>
+        <w:t xml:space="preserve">*</w:t>
+      </w:r>
+      <w:r>
+        <w:rPr>
+          <w:rStyle w:val="NormalTok"/>
+        </w:rPr>
+        <w:t xml:space="preserve">) </w:t>
+      </w:r>
+      <w:r>
+        <w:rPr>
+          <w:rStyle w:val="KeywordTok"/>
+        </w:rPr>
+        <w:t xml:space="preserve">AS</w:t>
+      </w:r>
+      <w:r>
+        <w:rPr>
+          <w:rStyle w:val="NormalTok"/>
+        </w:rPr>
+        <w:t xml:space="preserve"> n</w:t>
+      </w:r>
+      <w:r>
+        <w:br/>
+      </w:r>
+      <w:r>
+        <w:rPr>
+          <w:rStyle w:val="KeywordTok"/>
+        </w:rPr>
+        <w:t xml:space="preserve">FROM</w:t>
+      </w:r>
+      <w:r>
+        <w:rPr>
+          <w:rStyle w:val="NormalTok"/>
+        </w:rPr>
+        <w:t xml:space="preserve"> read_parquet(</w:t>
+      </w:r>
+      <w:r>
+        <w:br/>
+      </w:r>
+      <w:r>
+        <w:rPr>
+          <w:rStyle w:val="NormalTok"/>
+        </w:rPr>
+        <w:t xml:space="preserve">  </w:t>
+      </w:r>
+      <w:r>
+        <w:rPr>
+          <w:rStyle w:val="StringTok"/>
+        </w:rPr>
+        <w:t xml:space="preserve">'s3://calcofi-db/ducklake/releases/v2026.05.14/parquet/ctd_thin/**/*.parquet'</w:t>
+      </w:r>
+      <w:r>
+        <w:rPr>
+          <w:rStyle w:val="NormalTok"/>
+        </w:rPr>
+        <w:t xml:space="preserve">,</w:t>
+      </w:r>
+      <w:r>
+        <w:br/>
+      </w:r>
+      <w:r>
+        <w:rPr>
+          <w:rStyle w:val="NormalTok"/>
+        </w:rPr>
+        <w:t xml:space="preserve">  hive_partitioning </w:t>
+      </w:r>
+      <w:r>
+        <w:rPr>
+          <w:rStyle w:val="OperatorTok"/>
+        </w:rPr>
+        <w:t xml:space="preserve">=</w:t>
+      </w:r>
+      <w:r>
+        <w:rPr>
+          <w:rStyle w:val="NormalTok"/>
+        </w:rPr>
+        <w:t xml:space="preserve"> </w:t>
+      </w:r>
+      <w:r>
+        <w:rPr>
+          <w:rStyle w:val="KeywordTok"/>
+        </w:rPr>
+        <w:t xml:space="preserve">true</w:t>
+      </w:r>
+      <w:r>
+        <w:rPr>
+          <w:rStyle w:val="NormalTok"/>
+        </w:rPr>
+        <w:t xml:space="preserve">)</w:t>
+      </w:r>
+      <w:r>
+        <w:br/>
+      </w:r>
+      <w:r>
+        <w:rPr>
+          <w:rStyle w:val="KeywordTok"/>
+        </w:rPr>
+        <w:t xml:space="preserve">GROUP</w:t>
+      </w:r>
+      <w:r>
+        <w:rPr>
+          <w:rStyle w:val="NormalTok"/>
+        </w:rPr>
+        <w:t xml:space="preserve"> </w:t>
+      </w:r>
+      <w:r>
+        <w:rPr>
+          <w:rStyle w:val="KeywordTok"/>
+        </w:rPr>
+        <w:t xml:space="preserve">BY</w:t>
+      </w:r>
+      <w:r>
+        <w:rPr>
+          <w:rStyle w:val="NormalTok"/>
+        </w:rPr>
+        <w:t xml:space="preserve"> cruise_key</w:t>
+      </w:r>
+      <w:r>
+        <w:br/>
+      </w:r>
+      <w:r>
+        <w:rPr>
+          <w:rStyle w:val="KeywordTok"/>
+        </w:rPr>
+        <w:t xml:space="preserve">ORDER</w:t>
+      </w:r>
+      <w:r>
+        <w:rPr>
+          <w:rStyle w:val="NormalTok"/>
+        </w:rPr>
+        <w:t xml:space="preserve"> </w:t>
+      </w:r>
+      <w:r>
+        <w:rPr>
+          <w:rStyle w:val="KeywordTok"/>
+        </w:rPr>
+        <w:t xml:space="preserve">BY</w:t>
+      </w:r>
+      <w:r>
+        <w:rPr>
+          <w:rStyle w:val="NormalTok"/>
+        </w:rPr>
+        <w:t xml:space="preserve"> cruise_key;</w:t>
+      </w:r>
+    </w:p>
+    <w:p>
+      <w:pPr>
+        <w:pStyle w:val="FirstParagraph"/>
+      </w:pPr>
+      <w:r>
+        <w:t xml:space="preserve">Because</w:t>
+      </w:r>
+      <w:r>
+        <w:t xml:space="preserve"> </w:t>
+      </w:r>
+      <w:r>
+        <w:rPr>
+          <w:rStyle w:val="VerbatimChar"/>
+        </w:rPr>
+        <w:t xml:space="preserve">cruise_key</w:t>
+      </w:r>
+      <w:r>
+        <w:t xml:space="preserve"> </w:t>
+      </w:r>
+      <w:r>
+        <w:t xml:space="preserve">is the partition column, filtering on it lets DuckDB</w:t>
+      </w:r>
+      <w:r>
+        <w:t xml:space="preserve"> </w:t>
+      </w:r>
+      <w:r>
+        <w:rPr>
+          <w:b/>
+          <w:bCs/>
+        </w:rPr>
         <w:t xml:space="preserve">prune</w:t>
       </w:r>
       <w:r>
@@ -10643,8 +10904,8 @@
         <w:t xml:space="preserve">folders.</w:t>
       </w:r>
     </w:p>
-    <w:bookmarkEnd w:id="119"/>
-    <w:bookmarkStart w:id="121" w:name="from-r"/>
+    <w:bookmarkEnd w:id="121"/>
+    <w:bookmarkStart w:id="123" w:name="from-r"/>
     <w:p>
       <w:pPr>
         <w:pStyle w:val="Heading2"/>
@@ -10910,7 +11171,7 @@
       <w:r>
         <w:t xml:space="preserve"> </w:t>
       </w:r>
-      <w:hyperlink r:id="rId120">
+      <w:hyperlink r:id="rId122">
         <w:r>
           <w:rPr>
             <w:rStyle w:val="VerbatimChar"/>
@@ -11185,8 +11446,8 @@
         <w:t xml:space="preserve">)</w:t>
       </w:r>
     </w:p>
-    <w:bookmarkEnd w:id="121"/>
-    <w:bookmarkStart w:id="122" w:name="from-python"/>
+    <w:bookmarkEnd w:id="123"/>
+    <w:bookmarkStart w:id="124" w:name="from-python"/>
     <w:p>
       <w:pPr>
         <w:pStyle w:val="Heading2"/>
@@ -11392,8 +11653,8 @@
         <w:t xml:space="preserve">).df()</w:t>
       </w:r>
     </w:p>
-    <w:bookmarkEnd w:id="122"/>
-    <w:bookmarkStart w:id="125" w:name="from-your-browser"/>
+    <w:bookmarkEnd w:id="124"/>
+    <w:bookmarkStart w:id="126" w:name="from-your-browser"/>
     <w:p>
       <w:pPr>
         <w:pStyle w:val="Heading2"/>
@@ -11478,7 +11739,7 @@
         </w:rPr>
         <w:t xml:space="preserve"> </w:t>
       </w:r>
-      <w:hyperlink r:id="rId123">
+      <w:hyperlink r:id="rId29">
         <w:r>
           <w:rPr>
             <w:rStyle w:val="Hyperlink"/>
@@ -12533,7 +12794,7 @@
       <w:r>
         <w:t xml:space="preserve"> </w:t>
       </w:r>
-      <w:hyperlink r:id="rId124">
+      <w:hyperlink r:id="rId125">
         <w:r>
           <w:rPr>
             <w:rStyle w:val="Hyperlink"/>
@@ -12562,8 +12823,8 @@
         <w:t xml:space="preserve">rows.</w:t>
       </w:r>
     </w:p>
-    <w:bookmarkEnd w:id="125"/>
-    <w:bookmarkStart w:id="126" w:name="run-it-from-anywhere"/>
+    <w:bookmarkEnd w:id="126"/>
+    <w:bookmarkStart w:id="127" w:name="run-it-from-anywhere"/>
     <w:p>
       <w:pPr>
         <w:pStyle w:val="Heading2"/>
@@ -12582,7 +12843,7 @@
       <w:r>
         <w:t xml:space="preserve"> </w:t>
       </w:r>
-      <w:hyperlink r:id="rId114">
+      <w:hyperlink r:id="rId116">
         <w:r>
           <w:rPr>
             <w:rStyle w:val="VerbatimChar"/>
@@ -12611,7 +12872,7 @@
       <w:r>
         <w:t xml:space="preserve"> </w:t>
       </w:r>
-      <w:hyperlink r:id="rId34">
+      <w:hyperlink r:id="rId36">
         <w:r>
           <w:rPr>
             <w:rStyle w:val="Hyperlink"/>
@@ -12721,7 +12982,7 @@
             <w:pPr>
               <w:pStyle w:val="Compact"/>
             </w:pPr>
-            <w:hyperlink r:id="rId114">
+            <w:hyperlink r:id="rId116">
               <w:r>
                 <w:rPr>
                   <w:rStyle w:val="VerbatimChar"/>
@@ -12863,7 +13124,7 @@
             <w:pPr>
               <w:pStyle w:val="Compact"/>
             </w:pPr>
-            <w:hyperlink r:id="rId123">
+            <w:hyperlink r:id="rId29">
               <w:r>
                 <w:rPr>
                   <w:rStyle w:val="Hyperlink"/>
@@ -12883,8 +13144,8 @@
         </w:tc>
       </w:tr>
     </w:tbl>
-    <w:bookmarkEnd w:id="126"/>
-    <w:bookmarkStart w:id="127" w:name="reproducibility"/>
+    <w:bookmarkEnd w:id="127"/>
+    <w:bookmarkStart w:id="128" w:name="reproducibility"/>
     <w:p>
       <w:pPr>
         <w:pStyle w:val="Heading2"/>
@@ -12954,7 +13215,7 @@
       <w:r>
         <w:t xml:space="preserve"> </w:t>
       </w:r>
-      <w:hyperlink r:id="rId34">
+      <w:hyperlink r:id="rId36">
         <w:r>
           <w:rPr>
             <w:rStyle w:val="Hyperlink"/>
@@ -13147,7 +13408,7 @@
       <w:r>
         <w:t xml:space="preserve"> </w:t>
       </w:r>
-      <w:hyperlink r:id="rId114">
+      <w:hyperlink r:id="rId116">
         <w:r>
           <w:rPr>
             <w:rStyle w:val="VerbatimChar"/>
@@ -13176,7 +13437,7 @@
       <w:r>
         <w:t xml:space="preserve"> </w:t>
       </w:r>
-      <w:hyperlink r:id="rId123">
+      <w:hyperlink r:id="rId29">
         <w:r>
           <w:rPr>
             <w:rStyle w:val="Hyperlink"/>
@@ -13241,8 +13502,8 @@
         <w:t xml:space="preserve">.</w:t>
       </w:r>
     </w:p>
-    <w:bookmarkEnd w:id="127"/>
-    <w:bookmarkStart w:id="131" w:name="sec-worked-example"/>
+    <w:bookmarkEnd w:id="128"/>
+    <w:bookmarkStart w:id="132" w:name="sec-worked-example"/>
     <w:p>
       <w:pPr>
         <w:pStyle w:val="Heading2"/>
@@ -13356,18 +13617,18 @@
                 <wp:inline>
                   <wp:extent cx="152400" cy="152400"/>
                   <wp:effectExtent b="0" l="0" r="0" t="0"/>
-                  <wp:docPr descr="" title="" id="129" name="Picture"/>
+                  <wp:docPr descr="" title="" id="130" name="Picture"/>
                   <a:graphic>
                     <a:graphicData uri="http://schemas.openxmlformats.org/drawingml/2006/picture">
                       <pic:pic>
                         <pic:nvPicPr>
-                          <pic:cNvPr descr="/Applications/quarto/share/formats/docx/note.png" id="130" name="Picture"/>
+                          <pic:cNvPr descr="/Applications/quarto/share/formats/docx/note.png" id="131" name="Picture"/>
                           <pic:cNvPicPr>
                             <a:picLocks noChangeArrowheads="1" noChangeAspect="1"/>
                           </pic:cNvPicPr>
                         </pic:nvPicPr>
                         <pic:blipFill>
-                          <a:blip r:embed="rId128"/>
+                          <a:blip r:embed="rId129"/>
                           <a:stretch>
                             <a:fillRect/>
                           </a:stretch>
@@ -13527,7 +13788,7 @@
       <w:r>
         <w:t xml:space="preserve"> </w:t>
       </w:r>
-      <w:hyperlink r:id="rId114">
+      <w:hyperlink r:id="rId116">
         <w:r>
           <w:rPr>
             <w:rStyle w:val="VerbatimChar"/>
@@ -13572,7 +13833,7 @@
       <w:r>
         <w:t xml:space="preserve"> </w:t>
       </w:r>
-      <w:hyperlink r:id="rId34">
+      <w:hyperlink r:id="rId36">
         <w:r>
           <w:rPr>
             <w:rStyle w:val="Hyperlink"/>
@@ -16626,7 +16887,7 @@
       <w:r>
         <w:t xml:space="preserve"> </w:t>
       </w:r>
-      <w:hyperlink r:id="rId114">
+      <w:hyperlink r:id="rId116">
         <w:r>
           <w:rPr>
             <w:rStyle w:val="Hyperlink"/>
@@ -16644,9 +16905,9 @@
         <w:t xml:space="preserve">one-liner.</w:t>
       </w:r>
     </w:p>
-    <w:bookmarkEnd w:id="131"/>
     <w:bookmarkEnd w:id="132"/>
-    <w:bookmarkStart w:id="144" w:name="matching-helpers"/>
+    <w:bookmarkEnd w:id="133"/>
+    <w:bookmarkStart w:id="145" w:name="matching-helpers"/>
     <w:p>
       <w:pPr>
         <w:pStyle w:val="Heading1"/>
@@ -16665,7 +16926,7 @@
       <w:r>
         <w:t xml:space="preserve"> </w:t>
       </w:r>
-      <w:hyperlink r:id="rId120">
+      <w:hyperlink r:id="rId122">
         <w:r>
           <w:rPr>
             <w:rStyle w:val="VerbatimChar"/>
@@ -16760,7 +17021,7 @@
       <w:r>
         <w:t xml:space="preserve"> </w:t>
       </w:r>
-      <w:hyperlink r:id="rId133">
+      <w:hyperlink r:id="rId134">
         <w:r>
           <w:rPr>
             <w:rStyle w:val="Hyperlink"/>
@@ -16835,7 +17096,7 @@
         <w:t xml:space="preserve">match tables that are no longer part of releases.</w:t>
       </w:r>
     </w:p>
-    <w:bookmarkStart w:id="134" w:name="install"/>
+    <w:bookmarkStart w:id="135" w:name="install"/>
     <w:p>
       <w:pPr>
         <w:pStyle w:val="Heading2"/>
@@ -16923,8 +17184,8 @@
         <w:t xml:space="preserve">extensions (the functions install/load these for you).</w:t>
       </w:r>
     </w:p>
-    <w:bookmarkEnd w:id="134"/>
-    <w:bookmarkStart w:id="135" w:name="the-wrappers"/>
+    <w:bookmarkEnd w:id="135"/>
+    <w:bookmarkStart w:id="136" w:name="the-wrappers"/>
     <w:p>
       <w:pPr>
         <w:pStyle w:val="Heading2"/>
@@ -17476,8 +17737,8 @@
         <w:t xml:space="preserve">)</w:t>
       </w:r>
     </w:p>
-    <w:bookmarkEnd w:id="135"/>
-    <w:bookmarkStart w:id="138" w:name="X0a4a95b7a4fdc45c60732610c74f5d0b5ae5ca9"/>
+    <w:bookmarkEnd w:id="136"/>
+    <w:bookmarkStart w:id="139" w:name="X0a4a95b7a4fdc45c60732610c74f5d0b5ae5ca9"/>
     <w:p>
       <w:pPr>
         <w:pStyle w:val="Heading2"/>
@@ -18122,7 +18383,7 @@
       <w:r>
         <w:t xml:space="preserve"> </w:t>
       </w:r>
-      <w:hyperlink r:id="rId34">
+      <w:hyperlink r:id="rId36">
         <w:r>
           <w:rPr>
             <w:rStyle w:val="Hyperlink"/>
@@ -18208,18 +18469,18 @@
                 <wp:inline>
                   <wp:extent cx="152400" cy="152400"/>
                   <wp:effectExtent b="0" l="0" r="0" t="0"/>
-                  <wp:docPr descr="" title="" id="136" name="Picture"/>
+                  <wp:docPr descr="" title="" id="137" name="Picture"/>
                   <a:graphic>
                     <a:graphicData uri="http://schemas.openxmlformats.org/drawingml/2006/picture">
                       <pic:pic>
                         <pic:nvPicPr>
-                          <pic:cNvPr descr="/Applications/quarto/share/formats/docx/note.png" id="137" name="Picture"/>
+                          <pic:cNvPr descr="/Applications/quarto/share/formats/docx/note.png" id="138" name="Picture"/>
                           <pic:cNvPicPr>
                             <a:picLocks noChangeArrowheads="1" noChangeAspect="1"/>
                           </pic:cNvPicPr>
                         </pic:nvPicPr>
                         <pic:blipFill>
-                          <a:blip r:embed="rId128"/>
+                          <a:blip r:embed="rId129"/>
                           <a:stretch>
                             <a:fillRect/>
                           </a:stretch>
@@ -18308,8 +18569,8 @@
         </w:tc>
       </w:tr>
     </w:tbl>
-    <w:bookmarkEnd w:id="138"/>
-    <w:bookmarkStart w:id="139" w:name="reproducible-sql"/>
+    <w:bookmarkEnd w:id="139"/>
+    <w:bookmarkStart w:id="140" w:name="reproducible-sql"/>
     <w:p>
       <w:pPr>
         <w:pStyle w:val="Heading2"/>
@@ -18482,7 +18743,7 @@
       <w:r>
         <w:t xml:space="preserve"> </w:t>
       </w:r>
-      <w:hyperlink r:id="rId123">
+      <w:hyperlink r:id="rId29">
         <w:r>
           <w:rPr>
             <w:rStyle w:val="Hyperlink"/>
@@ -18507,7 +18768,7 @@
       <w:r>
         <w:t xml:space="preserve"> </w:t>
       </w:r>
-      <w:hyperlink r:id="rId34">
+      <w:hyperlink r:id="rId36">
         <w:r>
           <w:rPr>
             <w:rStyle w:val="Hyperlink"/>
@@ -18659,8 +18920,8 @@
         <w:t xml:space="preserve">(sql)</w:t>
       </w:r>
     </w:p>
-    <w:bookmarkEnd w:id="139"/>
-    <w:bookmarkStart w:id="140" w:name="run-it-from-anywhere-1"/>
+    <w:bookmarkEnd w:id="140"/>
+    <w:bookmarkStart w:id="141" w:name="run-it-from-anywhere-1"/>
     <w:p>
       <w:pPr>
         <w:pStyle w:val="Heading2"/>
@@ -18865,7 +19126,7 @@
             <w:pPr>
               <w:pStyle w:val="Compact"/>
             </w:pPr>
-            <w:hyperlink r:id="rId123">
+            <w:hyperlink r:id="rId29">
               <w:r>
                 <w:rPr>
                   <w:rStyle w:val="Hyperlink"/>
@@ -18973,8 +19234,8 @@
         <w:t xml:space="preserve">s.</w:t>
       </w:r>
     </w:p>
-    <w:bookmarkEnd w:id="140"/>
-    <w:bookmarkStart w:id="141" w:name="the-core-engine-cc_match_bio_env"/>
+    <w:bookmarkEnd w:id="141"/>
+    <w:bookmarkStart w:id="142" w:name="the-core-engine-cc_match_bio_env"/>
     <w:p>
       <w:pPr>
         <w:pStyle w:val="Heading2"/>
@@ -19551,8 +19812,8 @@
         <w:t xml:space="preserve">so the emitted SQL stays portable.</w:t>
       </w:r>
     </w:p>
-    <w:bookmarkEnd w:id="141"/>
-    <w:bookmarkStart w:id="142" w:name="parameters"/>
+    <w:bookmarkEnd w:id="142"/>
+    <w:bookmarkStart w:id="143" w:name="parameters"/>
     <w:p>
       <w:pPr>
         <w:pStyle w:val="Heading2"/>
@@ -19981,8 +20242,8 @@
         <w:t xml:space="preserve">.</w:t>
       </w:r>
     </w:p>
-    <w:bookmarkEnd w:id="142"/>
-    <w:bookmarkStart w:id="143" w:name="migrating-from-the-api"/>
+    <w:bookmarkEnd w:id="143"/>
+    <w:bookmarkStart w:id="144" w:name="migrating-from-the-api"/>
     <w:p>
       <w:pPr>
         <w:pStyle w:val="Heading2"/>
@@ -20374,9 +20635,9 @@
         <w:t xml:space="preserve">table.</w:t>
       </w:r>
     </w:p>
-    <w:bookmarkEnd w:id="143"/>
     <w:bookmarkEnd w:id="144"/>
-    <w:bookmarkStart w:id="167" w:name="api"/>
+    <w:bookmarkEnd w:id="145"/>
+    <w:bookmarkStart w:id="168" w:name="api"/>
     <w:p>
       <w:pPr>
         <w:pStyle w:val="Heading1"/>
@@ -20426,18 +20687,18 @@
                 <wp:inline>
                   <wp:extent cx="152400" cy="152400"/>
                   <wp:effectExtent b="0" l="0" r="0" t="0"/>
-                  <wp:docPr descr="" title="" id="146" name="Picture"/>
+                  <wp:docPr descr="" title="" id="147" name="Picture"/>
                   <a:graphic>
                     <a:graphicData uri="http://schemas.openxmlformats.org/drawingml/2006/picture">
                       <pic:pic>
                         <pic:nvPicPr>
-                          <pic:cNvPr descr="/Applications/quarto/share/formats/docx/important.png" id="147" name="Picture"/>
+                          <pic:cNvPr descr="/Applications/quarto/share/formats/docx/important.png" id="148" name="Picture"/>
                           <pic:cNvPicPr>
                             <a:picLocks noChangeArrowheads="1" noChangeAspect="1"/>
                           </pic:cNvPicPr>
                         </pic:nvPicPr>
                         <pic:blipFill>
-                          <a:blip r:embed="rId145"/>
+                          <a:blip r:embed="rId146"/>
                           <a:stretch>
                             <a:fillRect/>
                           </a:stretch>
@@ -20514,7 +20775,7 @@
             <w:r>
               <w:t xml:space="preserve"> </w:t>
             </w:r>
-            <w:hyperlink r:id="rId148">
+            <w:hyperlink r:id="rId149">
               <w:r>
                 <w:rPr>
                   <w:rStyle w:val="Hyperlink"/>
@@ -20789,18 +21050,18 @@
                 <wp:inline>
                   <wp:extent cx="152400" cy="152400"/>
                   <wp:effectExtent b="0" l="0" r="0" t="0"/>
-                  <wp:docPr descr="" title="" id="150" name="Picture"/>
+                  <wp:docPr descr="" title="" id="151" name="Picture"/>
                   <a:graphic>
                     <a:graphicData uri="http://schemas.openxmlformats.org/drawingml/2006/picture">
                       <pic:pic>
                         <pic:nvPicPr>
-                          <pic:cNvPr descr="/Applications/quarto/share/formats/docx/tip.png" id="151" name="Picture"/>
+                          <pic:cNvPr descr="/Applications/quarto/share/formats/docx/tip.png" id="152" name="Picture"/>
                           <pic:cNvPicPr>
                             <a:picLocks noChangeArrowheads="1" noChangeAspect="1"/>
                           </pic:cNvPicPr>
                         </pic:nvPicPr>
                         <pic:blipFill>
-                          <a:blip r:embed="rId149"/>
+                          <a:blip r:embed="rId150"/>
                           <a:stretch>
                             <a:fillRect/>
                           </a:stretch>
@@ -20868,7 +21129,7 @@
             <w:r>
               <w:t xml:space="preserve"> </w:t>
             </w:r>
-            <w:hyperlink r:id="rId123">
+            <w:hyperlink r:id="rId29">
               <w:r>
                 <w:rPr>
                   <w:rStyle w:val="Hyperlink"/>
@@ -20959,7 +21220,7 @@
           <w:numId w:val="1030"/>
         </w:numPr>
       </w:pPr>
-      <w:hyperlink r:id="rId148">
+      <w:hyperlink r:id="rId149">
         <w:r>
           <w:rPr>
             <w:rStyle w:val="Hyperlink"/>
@@ -20968,7 +21229,7 @@
         </w:r>
       </w:hyperlink>
     </w:p>
-    <w:bookmarkStart w:id="158" w:name="endpoint-replacement"/>
+    <w:bookmarkStart w:id="159" w:name="endpoint-replacement"/>
     <w:p>
       <w:pPr>
         <w:pStyle w:val="Heading2"/>
@@ -21071,7 +21332,7 @@
             <w:pPr>
               <w:pStyle w:val="Compact"/>
             </w:pPr>
-            <w:hyperlink r:id="rId152">
+            <w:hyperlink r:id="rId153">
               <w:r>
                 <w:rPr>
                   <w:rStyle w:val="Hyperlink"/>
@@ -21125,7 +21386,7 @@
             <w:pPr>
               <w:pStyle w:val="Compact"/>
             </w:pPr>
-            <w:hyperlink r:id="rId153">
+            <w:hyperlink r:id="rId154">
               <w:r>
                 <w:rPr>
                   <w:rStyle w:val="Hyperlink"/>
@@ -21171,7 +21432,7 @@
             <w:pPr>
               <w:pStyle w:val="Compact"/>
             </w:pPr>
-            <w:hyperlink r:id="rId154">
+            <w:hyperlink r:id="rId155">
               <w:r>
                 <w:rPr>
                   <w:rStyle w:val="Hyperlink"/>
@@ -21297,7 +21558,7 @@
             <w:pPr>
               <w:pStyle w:val="Compact"/>
             </w:pPr>
-            <w:hyperlink r:id="rId153">
+            <w:hyperlink r:id="rId154">
               <w:r>
                 <w:rPr>
                   <w:rStyle w:val="Hyperlink"/>
@@ -21345,7 +21606,7 @@
             <w:pPr>
               <w:pStyle w:val="Compact"/>
             </w:pPr>
-            <w:hyperlink r:id="rId155">
+            <w:hyperlink r:id="rId156">
               <w:r>
                 <w:rPr>
                   <w:rStyle w:val="Hyperlink"/>
@@ -21395,7 +21656,7 @@
             <w:pPr>
               <w:pStyle w:val="Compact"/>
             </w:pPr>
-            <w:hyperlink r:id="rId156">
+            <w:hyperlink r:id="rId157">
               <w:r>
                 <w:rPr>
                   <w:rStyle w:val="Hyperlink"/>
@@ -21445,7 +21706,7 @@
             <w:pPr>
               <w:pStyle w:val="Compact"/>
             </w:pPr>
-            <w:hyperlink r:id="rId157">
+            <w:hyperlink r:id="rId158">
               <w:r>
                 <w:rPr>
                   <w:rStyle w:val="Hyperlink"/>
@@ -21459,8 +21720,8 @@
         </w:tc>
       </w:tr>
     </w:tbl>
-    <w:bookmarkEnd w:id="158"/>
-    <w:bookmarkStart w:id="166" w:name="legacy-endpoint-reference"/>
+    <w:bookmarkEnd w:id="159"/>
+    <w:bookmarkStart w:id="167" w:name="legacy-endpoint-reference"/>
     <w:p>
       <w:pPr>
         <w:pStyle w:val="Heading2"/>
@@ -21469,7 +21730,7 @@
         <w:t xml:space="preserve">8.2 Legacy endpoint reference</w:t>
       </w:r>
     </w:p>
-    <w:bookmarkStart w:id="159" w:name="Xdb5bff4ab80b125e0ec9e269dee45c035441004"/>
+    <w:bookmarkStart w:id="160" w:name="Xdb5bff4ab80b125e0ec9e269dee45c035441004"/>
     <w:p>
       <w:pPr>
         <w:pStyle w:val="Heading3"/>
@@ -21510,8 +21771,8 @@
         <w:t xml:space="preserve">.</w:t>
       </w:r>
     </w:p>
-    <w:bookmarkEnd w:id="159"/>
-    <w:bookmarkStart w:id="160" w:name="X2e8db8a58726b26347d058597f7a3dd58280c6c"/>
+    <w:bookmarkEnd w:id="160"/>
+    <w:bookmarkStart w:id="161" w:name="X2e8db8a58726b26347d058597f7a3dd58280c6c"/>
     <w:p>
       <w:pPr>
         <w:pStyle w:val="Heading3"/>
@@ -21567,8 +21828,8 @@
         <w:t xml:space="preserve">.</w:t>
       </w:r>
     </w:p>
-    <w:bookmarkEnd w:id="160"/>
-    <w:bookmarkStart w:id="161" w:name="timeseries-get-time-series-data"/>
+    <w:bookmarkEnd w:id="161"/>
+    <w:bookmarkStart w:id="162" w:name="timeseries-get-time-series-data"/>
     <w:p>
       <w:pPr>
         <w:pStyle w:val="Heading3"/>
@@ -21589,8 +21850,8 @@
         <w:t xml:space="preserve">: get time series data</w:t>
       </w:r>
     </w:p>
-    <w:bookmarkEnd w:id="161"/>
-    <w:bookmarkStart w:id="162" w:name="cruises-get-list-of-cruises"/>
+    <w:bookmarkEnd w:id="162"/>
+    <w:bookmarkStart w:id="163" w:name="cruises-get-list-of-cruises"/>
     <w:p>
       <w:pPr>
         <w:pStyle w:val="Heading3"/>
@@ -21628,8 +21889,8 @@
         <w:t xml:space="preserve">).</w:t>
       </w:r>
     </w:p>
-    <w:bookmarkEnd w:id="162"/>
-    <w:bookmarkStart w:id="163" w:name="raster-get-raster-map-of-variable"/>
+    <w:bookmarkEnd w:id="163"/>
+    <w:bookmarkStart w:id="164" w:name="raster-get-raster-map-of-variable"/>
     <w:p>
       <w:pPr>
         <w:pStyle w:val="Heading3"/>
@@ -21658,8 +21919,8 @@
         <w:t xml:space="preserve">Get raster of variable.</w:t>
       </w:r>
     </w:p>
-    <w:bookmarkEnd w:id="163"/>
-    <w:bookmarkStart w:id="164" w:name="Xa9a102ad85f0c24be017fb63291e7ac82393149"/>
+    <w:bookmarkEnd w:id="164"/>
+    <w:bookmarkStart w:id="165" w:name="Xa9a102ad85f0c24be017fb63291e7ac82393149"/>
     <w:p>
       <w:pPr>
         <w:pStyle w:val="Heading3"/>
@@ -21688,8 +21949,8 @@
         <w:t xml:space="preserve">Get station lines from cruises (with more than one cast).</w:t>
       </w:r>
     </w:p>
-    <w:bookmarkEnd w:id="164"/>
-    <w:bookmarkStart w:id="165" w:name="cruise_line_profile"/>
+    <w:bookmarkEnd w:id="165"/>
+    <w:bookmarkStart w:id="166" w:name="cruise_line_profile"/>
     <w:p>
       <w:pPr>
         <w:pStyle w:val="Heading3"/>
@@ -21715,10 +21976,10 @@
         <w:t xml:space="preserve">Get profile at depths for given variable of casts along line of stations.</w:t>
       </w:r>
     </w:p>
-    <w:bookmarkEnd w:id="165"/>
     <w:bookmarkEnd w:id="166"/>
     <w:bookmarkEnd w:id="167"/>
-    <w:bookmarkStart w:id="207" w:name="portals"/>
+    <w:bookmarkEnd w:id="168"/>
+    <w:bookmarkStart w:id="208" w:name="portals"/>
     <w:p>
       <w:pPr>
         <w:pStyle w:val="Heading1"/>
@@ -21727,7 +21988,7 @@
         <w:t xml:space="preserve">9. Portals</w:t>
       </w:r>
     </w:p>
-    <w:bookmarkStart w:id="168" w:name="overview-2"/>
+    <w:bookmarkStart w:id="169" w:name="overview-2"/>
     <w:p>
       <w:pPr>
         <w:pStyle w:val="Heading2"/>
@@ -21744,8 +22005,8 @@
         <w:t xml:space="preserve">CalCOFI data is available through various portals, each serving different purposes and user needs. This document outlines the main access points and their characteristics.</w:t>
       </w:r>
     </w:p>
-    <w:bookmarkEnd w:id="168"/>
-    <w:bookmarkStart w:id="173" w:name="data-flow"/>
+    <w:bookmarkEnd w:id="169"/>
+    <w:bookmarkStart w:id="174" w:name="data-flow"/>
     <w:p>
       <w:pPr>
         <w:pStyle w:val="Heading2"/>
@@ -21775,7 +22036,7 @@
       <w:tr>
         <w:tc>
           <w:tcPr/>
-          <w:bookmarkStart w:id="172" w:name="fig-portals-flow"/>
+          <w:bookmarkStart w:id="173" w:name="fig-portals-flow"/>
           <w:p>
             <w:pPr>
               <w:jc w:val="center"/>
@@ -21785,18 +22046,18 @@
                 <wp:inline>
                   <wp:extent cx="5334000" cy="9583420"/>
                   <wp:effectExtent b="0" l="0" r="0" t="0"/>
-                  <wp:docPr descr="" title="" id="170" name="Picture"/>
+                  <wp:docPr descr="" title="" id="171" name="Picture"/>
                   <a:graphic>
                     <a:graphicData uri="http://schemas.openxmlformats.org/drawingml/2006/picture">
                       <pic:pic>
                         <pic:nvPicPr>
-                          <pic:cNvPr descr="portals_files/figure-docx/mermaid-figure-1.png" id="171" name="Picture"/>
+                          <pic:cNvPr descr="portals_files/figure-docx/mermaid-figure-1.png" id="172" name="Picture"/>
                           <pic:cNvPicPr>
                             <a:picLocks noChangeArrowheads="1" noChangeAspect="1"/>
                           </pic:cNvPicPr>
                         </pic:nvPicPr>
                         <pic:blipFill>
-                          <a:blip r:embed="rId169"/>
+                          <a:blip r:embed="rId170"/>
                           <a:stretch>
                             <a:fillRect/>
                           </a:stretch>
@@ -21836,7 +22097,7 @@
               <w:t xml:space="preserve">Figure 9.1: Flow of data from raw to database to portals and meta-portals.</w:t>
             </w:r>
           </w:p>
-          <w:bookmarkEnd w:id="172"/>
+          <w:bookmarkEnd w:id="173"/>
         </w:tc>
       </w:tr>
     </w:tbl>
@@ -21848,8 +22109,8 @@
         <w:t xml:space="preserve">In practice, CalCOFI is a partnership with various contributing members, so the authoritative dataset might flow differently, such as from EDI to the database to the other portals. The other portals, such as OBIS or ERDDAP, serve different audiences or purposes. The meta-portals like ODIS and Data.gov then index these portals to provide broader discovery of CalCOFI datasets.</w:t>
       </w:r>
     </w:p>
-    <w:bookmarkEnd w:id="173"/>
-    <w:bookmarkStart w:id="188" w:name="portals-1"/>
+    <w:bookmarkEnd w:id="174"/>
+    <w:bookmarkStart w:id="189" w:name="portals-1"/>
     <w:p>
       <w:pPr>
         <w:pStyle w:val="Heading2"/>
@@ -21879,7 +22140,7 @@
       <w:tr>
         <w:tc>
           <w:tcPr/>
-          <w:bookmarkStart w:id="174" w:name="tbl-portals"/>
+          <w:bookmarkStart w:id="175" w:name="tbl-portals"/>
           <w:p>
             <w:pPr>
               <w:jc w:val="center"/>
@@ -22967,11 +23228,11 @@
               </w:tc>
             </w:tr>
           </w:tbl>
-          <w:bookmarkEnd w:id="174"/>
+          <w:bookmarkEnd w:id="175"/>
         </w:tc>
       </w:tr>
     </w:tbl>
-    <w:bookmarkStart w:id="177" w:name="edi"/>
+    <w:bookmarkStart w:id="178" w:name="edi"/>
     <w:p>
       <w:pPr>
         <w:pStyle w:val="Heading3"/>
@@ -23084,7 +23345,7 @@
           <w:numId w:val="1032"/>
         </w:numPr>
       </w:pPr>
-      <w:hyperlink r:id="rId175">
+      <w:hyperlink r:id="rId176">
         <w:r>
           <w:rPr>
             <w:rStyle w:val="Hyperlink"/>
@@ -23107,7 +23368,7 @@
       <w:r>
         <w:t xml:space="preserve"> </w:t>
       </w:r>
-      <w:hyperlink r:id="rId176">
+      <w:hyperlink r:id="rId177">
         <w:r>
           <w:rPr>
             <w:rStyle w:val="Hyperlink"/>
@@ -23128,8 +23389,8 @@
         </w:r>
       </w:hyperlink>
     </w:p>
-    <w:bookmarkEnd w:id="177"/>
-    <w:bookmarkStart w:id="180" w:name="ncei"/>
+    <w:bookmarkEnd w:id="178"/>
+    <w:bookmarkStart w:id="181" w:name="ncei"/>
     <w:p>
       <w:pPr>
         <w:pStyle w:val="Heading3"/>
@@ -23242,7 +23503,7 @@
           <w:numId w:val="1034"/>
         </w:numPr>
       </w:pPr>
-      <w:hyperlink r:id="rId178">
+      <w:hyperlink r:id="rId179">
         <w:r>
           <w:rPr>
             <w:rStyle w:val="Hyperlink"/>
@@ -23265,7 +23526,7 @@
       <w:r>
         <w:t xml:space="preserve"> </w:t>
       </w:r>
-      <w:hyperlink r:id="rId179">
+      <w:hyperlink r:id="rId180">
         <w:r>
           <w:rPr>
             <w:rStyle w:val="Hyperlink"/>
@@ -23286,8 +23547,8 @@
         </w:r>
       </w:hyperlink>
     </w:p>
-    <w:bookmarkEnd w:id="180"/>
-    <w:bookmarkStart w:id="183" w:name="obis"/>
+    <w:bookmarkEnd w:id="181"/>
+    <w:bookmarkStart w:id="184" w:name="obis"/>
     <w:p>
       <w:pPr>
         <w:pStyle w:val="Heading3"/>
@@ -23346,7 +23607,7 @@
       <w:r>
         <w:t xml:space="preserve"> </w:t>
       </w:r>
-      <w:hyperlink r:id="rId181">
+      <w:hyperlink r:id="rId182">
         <w:r>
           <w:rPr>
             <w:rStyle w:val="Hyperlink"/>
@@ -23434,7 +23695,7 @@
       <w:r>
         <w:t xml:space="preserve"> </w:t>
       </w:r>
-      <w:hyperlink r:id="rId182">
+      <w:hyperlink r:id="rId183">
         <w:r>
           <w:rPr>
             <w:rStyle w:val="Hyperlink"/>
@@ -23461,8 +23722,8 @@
         <w:t xml:space="preserve">Keyword</w:t>
       </w:r>
     </w:p>
-    <w:bookmarkEnd w:id="183"/>
-    <w:bookmarkStart w:id="187" w:name="erddap"/>
+    <w:bookmarkEnd w:id="184"/>
+    <w:bookmarkStart w:id="188" w:name="erddap"/>
     <w:p>
       <w:pPr>
         <w:pStyle w:val="Heading3"/>
@@ -23575,7 +23836,7 @@
           <w:numId w:val="1038"/>
         </w:numPr>
       </w:pPr>
-      <w:hyperlink r:id="rId184">
+      <w:hyperlink r:id="rId185">
         <w:r>
           <w:rPr>
             <w:rStyle w:val="Hyperlink"/>
@@ -23604,7 +23865,7 @@
           <w:numId w:val="1039"/>
         </w:numPr>
       </w:pPr>
-      <w:hyperlink r:id="rId185">
+      <w:hyperlink r:id="rId186">
         <w:r>
           <w:rPr>
             <w:rStyle w:val="Hyperlink"/>
@@ -23621,7 +23882,7 @@
           <w:numId w:val="1039"/>
         </w:numPr>
       </w:pPr>
-      <w:hyperlink r:id="rId186">
+      <w:hyperlink r:id="rId187">
         <w:r>
           <w:rPr>
             <w:rStyle w:val="Hyperlink"/>
@@ -23630,9 +23891,9 @@
         </w:r>
       </w:hyperlink>
     </w:p>
-    <w:bookmarkEnd w:id="187"/>
     <w:bookmarkEnd w:id="188"/>
-    <w:bookmarkStart w:id="195" w:name="metadata"/>
+    <w:bookmarkEnd w:id="189"/>
+    <w:bookmarkStart w:id="196" w:name="metadata"/>
     <w:p>
       <w:pPr>
         <w:pStyle w:val="Heading2"/>
@@ -23651,7 +23912,7 @@
       <w:r>
         <w:t xml:space="preserve"> </w:t>
       </w:r>
-      <w:hyperlink r:id="rId189">
+      <w:hyperlink r:id="rId190">
         <w:r>
           <w:rPr>
             <w:rStyle w:val="Hyperlink"/>
@@ -23668,7 +23929,7 @@
       <w:r>
         <w:t xml:space="preserve"> </w:t>
       </w:r>
-      <w:hyperlink r:id="rId190">
+      <w:hyperlink r:id="rId191">
         <w:r>
           <w:rPr>
             <w:rStyle w:val="Hyperlink"/>
@@ -23696,7 +23957,7 @@
       <w:tr>
         <w:tc>
           <w:tcPr/>
-          <w:bookmarkStart w:id="194" w:name="fig-portals-metadata"/>
+          <w:bookmarkStart w:id="195" w:name="fig-portals-metadata"/>
           <w:p>
             <w:pPr>
               <w:jc w:val="center"/>
@@ -23706,18 +23967,18 @@
                 <wp:inline>
                   <wp:extent cx="5334000" cy="1858009"/>
                   <wp:effectExtent b="0" l="0" r="0" t="0"/>
-                  <wp:docPr descr="" title="" id="192" name="Picture"/>
+                  <wp:docPr descr="" title="" id="193" name="Picture"/>
                   <a:graphic>
                     <a:graphicData uri="http://schemas.openxmlformats.org/drawingml/2006/picture">
                       <pic:pic>
                         <pic:nvPicPr>
-                          <pic:cNvPr descr="portals_files/figure-docx/mermaid-figure-2.png" id="193" name="Picture"/>
+                          <pic:cNvPr descr="portals_files/figure-docx/mermaid-figure-2.png" id="194" name="Picture"/>
                           <pic:cNvPicPr>
                             <a:picLocks noChangeArrowheads="1" noChangeAspect="1"/>
                           </pic:cNvPicPr>
                         </pic:nvPicPr>
                         <pic:blipFill>
-                          <a:blip r:embed="rId191"/>
+                          <a:blip r:embed="rId192"/>
                           <a:stretch>
                             <a:fillRect/>
                           </a:stretch>
@@ -23757,7 +24018,7 @@
               <w:t xml:space="preserve">Figure 9.2: Metadata in the form of ecological metadata language (EML) is used to describe the dataset in a consistent manner that can be ingested by the portals.</w:t>
             </w:r>
           </w:p>
-          <w:bookmarkEnd w:id="194"/>
+          <w:bookmarkEnd w:id="195"/>
         </w:tc>
       </w:tr>
     </w:tbl>
@@ -23849,8 +24110,8 @@
         <w:t xml:space="preserve">This standardized metadata enables automated data transformation and ingestion into various portal systems while preserving the original data context and quality information.</w:t>
       </w:r>
     </w:p>
-    <w:bookmarkEnd w:id="195"/>
-    <w:bookmarkStart w:id="200" w:name="meta-portals"/>
+    <w:bookmarkEnd w:id="196"/>
+    <w:bookmarkStart w:id="201" w:name="meta-portals"/>
     <w:p>
       <w:pPr>
         <w:pStyle w:val="Heading2"/>
@@ -23859,7 +24120,7 @@
         <w:t xml:space="preserve">9.5 Meta-Portals</w:t>
       </w:r>
     </w:p>
-    <w:bookmarkStart w:id="197" w:name="google-dataset-search"/>
+    <w:bookmarkStart w:id="198" w:name="google-dataset-search"/>
     <w:p>
       <w:pPr>
         <w:pStyle w:val="Heading3"/>
@@ -23878,7 +24139,7 @@
       <w:r>
         <w:t xml:space="preserve"> </w:t>
       </w:r>
-      <w:hyperlink r:id="rId196">
+      <w:hyperlink r:id="rId197">
         <w:r>
           <w:rPr>
             <w:rStyle w:val="Hyperlink"/>
@@ -23893,8 +24154,8 @@
         <w:t xml:space="preserve">through schema.org metadata. This ensures that CalCOFI data is discoverable through Google search and other search engines.</w:t>
       </w:r>
     </w:p>
-    <w:bookmarkEnd w:id="197"/>
-    <w:bookmarkStart w:id="199" w:name="odis"/>
+    <w:bookmarkEnd w:id="198"/>
+    <w:bookmarkStart w:id="200" w:name="odis"/>
     <w:p>
       <w:pPr>
         <w:pStyle w:val="Heading3"/>
@@ -23925,7 +24186,7 @@
       <w:r>
         <w:t xml:space="preserve"> </w:t>
       </w:r>
-      <w:hyperlink r:id="rId198">
+      <w:hyperlink r:id="rId199">
         <w:r>
           <w:rPr>
             <w:rStyle w:val="Hyperlink"/>
@@ -23978,9 +24239,9 @@
         <w:t xml:space="preserve">Integrated with global ocean data systems</w:t>
       </w:r>
     </w:p>
-    <w:bookmarkEnd w:id="199"/>
     <w:bookmarkEnd w:id="200"/>
-    <w:bookmarkStart w:id="206" w:name="calcofi.io-tools"/>
+    <w:bookmarkEnd w:id="201"/>
+    <w:bookmarkStart w:id="207" w:name="calcofi.io-tools"/>
     <w:p>
       <w:pPr>
         <w:pStyle w:val="Heading2"/>
@@ -23997,7 +24258,7 @@
         <w:t xml:space="preserve">CalCOFI is also developing an integrated database and tools that enable efficient data access and analysis:</w:t>
       </w:r>
     </w:p>
-    <w:bookmarkStart w:id="202" w:name="apis"/>
+    <w:bookmarkStart w:id="203" w:name="apis"/>
     <w:p>
       <w:pPr>
         <w:pStyle w:val="Heading3"/>
@@ -24062,7 +24323,7 @@
           <w:numId w:val="1043"/>
         </w:numPr>
       </w:pPr>
-      <w:hyperlink r:id="rId148">
+      <w:hyperlink r:id="rId149">
         <w:r>
           <w:rPr>
             <w:rStyle w:val="Hyperlink"/>
@@ -24079,7 +24340,7 @@
           <w:numId w:val="1043"/>
         </w:numPr>
       </w:pPr>
-      <w:hyperlink r:id="rId201">
+      <w:hyperlink r:id="rId202">
         <w:r>
           <w:rPr>
             <w:rStyle w:val="Hyperlink"/>
@@ -24088,8 +24349,8 @@
         </w:r>
       </w:hyperlink>
     </w:p>
-    <w:bookmarkEnd w:id="202"/>
-    <w:bookmarkStart w:id="203" w:name="library"/>
+    <w:bookmarkEnd w:id="203"/>
+    <w:bookmarkStart w:id="204" w:name="library"/>
     <w:p>
       <w:pPr>
         <w:pStyle w:val="Heading3"/>
@@ -24154,7 +24415,7 @@
           <w:numId w:val="1045"/>
         </w:numPr>
       </w:pPr>
-      <w:hyperlink r:id="rId120">
+      <w:hyperlink r:id="rId122">
         <w:r>
           <w:rPr>
             <w:rStyle w:val="Hyperlink"/>
@@ -24163,8 +24424,8 @@
         </w:r>
       </w:hyperlink>
     </w:p>
-    <w:bookmarkEnd w:id="203"/>
-    <w:bookmarkStart w:id="205" w:name="apps"/>
+    <w:bookmarkEnd w:id="204"/>
+    <w:bookmarkStart w:id="206" w:name="apps"/>
     <w:p>
       <w:pPr>
         <w:pStyle w:val="Heading3"/>
@@ -24229,7 +24490,7 @@
           <w:numId w:val="1047"/>
         </w:numPr>
       </w:pPr>
-      <w:hyperlink r:id="rId204">
+      <w:hyperlink r:id="rId205">
         <w:r>
           <w:rPr>
             <w:rStyle w:val="Hyperlink"/>
@@ -24241,10 +24502,10 @@
         <w:t xml:space="preserve">, App button</w:t>
       </w:r>
     </w:p>
-    <w:bookmarkEnd w:id="205"/>
     <w:bookmarkEnd w:id="206"/>
     <w:bookmarkEnd w:id="207"/>
-    <w:bookmarkStart w:id="255" w:name="status"/>
+    <w:bookmarkEnd w:id="208"/>
+    <w:bookmarkStart w:id="256" w:name="status"/>
     <w:p>
       <w:pPr>
         <w:pStyle w:val="Heading1"/>
@@ -24253,7 +24514,7 @@
         <w:t xml:space="preserve">10. Status</w:t>
       </w:r>
     </w:p>
-    <w:bookmarkStart w:id="214" w:name="section"/>
+    <w:bookmarkStart w:id="215" w:name="section"/>
     <w:p>
       <w:pPr>
         <w:pStyle w:val="Heading2"/>
@@ -24276,7 +24537,7 @@
         <w:t xml:space="preserve">of CTD data.</w:t>
       </w:r>
     </w:p>
-    <w:bookmarkStart w:id="208" w:name="X937bd3087d53250a27eb0b6fbe085019fdffd80"/>
+    <w:bookmarkStart w:id="209" w:name="X937bd3087d53250a27eb0b6fbe085019fdffd80"/>
     <w:p>
       <w:pPr>
         <w:pStyle w:val="Heading3"/>
@@ -24434,8 +24695,8 @@
         </w:pict>
       </w:r>
     </w:p>
-    <w:bookmarkEnd w:id="208"/>
-    <w:bookmarkStart w:id="209" w:name="X4382a81008eef0c07c3d182046c591f52b58219"/>
+    <w:bookmarkEnd w:id="209"/>
+    <w:bookmarkStart w:id="210" w:name="X4382a81008eef0c07c3d182046c591f52b58219"/>
     <w:p>
       <w:pPr>
         <w:pStyle w:val="Heading3"/>
@@ -24586,8 +24847,8 @@
         </w:pict>
       </w:r>
     </w:p>
-    <w:bookmarkEnd w:id="209"/>
-    <w:bookmarkStart w:id="210" w:name="X53211351bbaf319ff09e897ce4e2c10df4d26fa"/>
+    <w:bookmarkEnd w:id="210"/>
+    <w:bookmarkStart w:id="211" w:name="X53211351bbaf319ff09e897ce4e2c10df4d26fa"/>
     <w:p>
       <w:pPr>
         <w:pStyle w:val="Heading3"/>
@@ -24762,8 +25023,8 @@
         </w:pict>
       </w:r>
     </w:p>
-    <w:bookmarkEnd w:id="210"/>
-    <w:bookmarkStart w:id="211" w:name="X2ac610fbe735553e54612facbfaa0e7548a631f"/>
+    <w:bookmarkEnd w:id="211"/>
+    <w:bookmarkStart w:id="212" w:name="X2ac610fbe735553e54612facbfaa0e7548a631f"/>
     <w:p>
       <w:pPr>
         <w:pStyle w:val="Heading3"/>
@@ -24942,8 +25203,8 @@
         </w:pict>
       </w:r>
     </w:p>
-    <w:bookmarkEnd w:id="211"/>
-    <w:bookmarkStart w:id="212" w:name="X412fb6f606d875da645c881803255dde586bbc8"/>
+    <w:bookmarkEnd w:id="212"/>
+    <w:bookmarkStart w:id="213" w:name="X412fb6f606d875da645c881803255dde586bbc8"/>
     <w:p>
       <w:pPr>
         <w:pStyle w:val="Heading3"/>
@@ -25065,8 +25326,8 @@
         </w:pict>
       </w:r>
     </w:p>
-    <w:bookmarkEnd w:id="212"/>
-    <w:bookmarkStart w:id="213" w:name="overall-impact"/>
+    <w:bookmarkEnd w:id="213"/>
+    <w:bookmarkStart w:id="214" w:name="overall-impact"/>
     <w:p>
       <w:pPr>
         <w:pStyle w:val="Heading3"/>
@@ -25160,9 +25421,9 @@
         <w:t xml:space="preserve">Public‑facing web presence and infrastructure are cleaner and more aligned, making it easier for stakeholders to find and use CalCOFI resources.</w:t>
       </w:r>
     </w:p>
-    <w:bookmarkEnd w:id="213"/>
     <w:bookmarkEnd w:id="214"/>
-    <w:bookmarkStart w:id="254" w:name="section-1"/>
+    <w:bookmarkEnd w:id="215"/>
+    <w:bookmarkStart w:id="255" w:name="section-1"/>
     <w:p>
       <w:pPr>
         <w:pStyle w:val="Heading2"/>
@@ -25199,7 +25460,7 @@
         </w:pict>
       </w:r>
     </w:p>
-    <w:bookmarkStart w:id="221" w:name="api-enhancements"/>
+    <w:bookmarkStart w:id="222" w:name="api-enhancements"/>
     <w:p>
       <w:pPr>
         <w:pStyle w:val="Heading3"/>
@@ -25208,7 +25469,7 @@
         <w:t xml:space="preserve">10.2.1 API Enhancements</w:t>
       </w:r>
     </w:p>
-    <w:bookmarkStart w:id="220" w:name="new-features-data-integration"/>
+    <w:bookmarkStart w:id="221" w:name="new-features-data-integration"/>
     <w:p>
       <w:pPr>
         <w:pStyle w:val="Heading4"/>
@@ -25243,29 +25504,6 @@
       </w:pPr>
       <w:r>
         <w:t xml:space="preserve">Added ability to include bottle data and use relaxed criteria for net-to-cast matching (</w:t>
-      </w:r>
-      <w:hyperlink r:id="rId215">
-        <w:r>
-          <w:rPr>
-            <w:rStyle w:val="Hyperlink"/>
-          </w:rPr>
-          <w:t xml:space="preserve">commit</w:t>
-        </w:r>
-      </w:hyperlink>
-      <w:r>
-        <w:t xml:space="preserve">).</w:t>
-      </w:r>
-    </w:p>
-    <w:p>
-      <w:pPr>
-        <w:pStyle w:val="Compact"/>
-        <w:numPr>
-          <w:ilvl w:val="1"/>
-          <w:numId w:val="1056"/>
-        </w:numPr>
-      </w:pPr>
-      <w:r>
-        <w:t xml:space="preserve">Supported upcast/downcast data downloads (</w:t>
       </w:r>
       <w:hyperlink r:id="rId216">
         <w:r>
@@ -25288,7 +25526,7 @@
         </w:numPr>
       </w:pPr>
       <w:r>
-        <w:t xml:space="preserve">Added Zooplankton biomass and improved ichthyodata output (</w:t>
+        <w:t xml:space="preserve">Supported upcast/downcast data downloads (</w:t>
       </w:r>
       <w:hyperlink r:id="rId217">
         <w:r>
@@ -25306,28 +25544,12 @@
       <w:pPr>
         <w:pStyle w:val="Compact"/>
         <w:numPr>
-          <w:ilvl w:val="0"/>
-          <w:numId w:val="1055"/>
+          <w:ilvl w:val="1"/>
+          <w:numId w:val="1056"/>
         </w:numPr>
       </w:pPr>
       <w:r>
-        <w:rPr>
-          <w:b/>
-          <w:bCs/>
-        </w:rPr>
-        <w:t xml:space="preserve">Performance &amp; Maintenance</w:t>
-      </w:r>
-    </w:p>
-    <w:p>
-      <w:pPr>
-        <w:pStyle w:val="Compact"/>
-        <w:numPr>
-          <w:ilvl w:val="1"/>
-          <w:numId w:val="1057"/>
-        </w:numPr>
-      </w:pPr>
-      <w:r>
-        <w:t xml:space="preserve">Implemented docker compose restart for Plumber API service (</w:t>
+        <w:t xml:space="preserve">Added Zooplankton biomass and improved ichthyodata output (</w:t>
       </w:r>
       <w:hyperlink r:id="rId218">
         <w:r>
@@ -25354,6 +25576,45 @@
           <w:b/>
           <w:bCs/>
         </w:rPr>
+        <w:t xml:space="preserve">Performance &amp; Maintenance</w:t>
+      </w:r>
+    </w:p>
+    <w:p>
+      <w:pPr>
+        <w:pStyle w:val="Compact"/>
+        <w:numPr>
+          <w:ilvl w:val="1"/>
+          <w:numId w:val="1057"/>
+        </w:numPr>
+      </w:pPr>
+      <w:r>
+        <w:t xml:space="preserve">Implemented docker compose restart for Plumber API service (</w:t>
+      </w:r>
+      <w:hyperlink r:id="rId219">
+        <w:r>
+          <w:rPr>
+            <w:rStyle w:val="Hyperlink"/>
+          </w:rPr>
+          <w:t xml:space="preserve">commit</w:t>
+        </w:r>
+      </w:hyperlink>
+      <w:r>
+        <w:t xml:space="preserve">).</w:t>
+      </w:r>
+    </w:p>
+    <w:p>
+      <w:pPr>
+        <w:pStyle w:val="Compact"/>
+        <w:numPr>
+          <w:ilvl w:val="0"/>
+          <w:numId w:val="1055"/>
+        </w:numPr>
+      </w:pPr>
+      <w:r>
+        <w:rPr>
+          <w:b/>
+          <w:bCs/>
+        </w:rPr>
         <w:t xml:space="preserve">Ongoing Work</w:t>
       </w:r>
     </w:p>
@@ -25380,7 +25641,7 @@
       <w:r>
         <w:t xml:space="preserve">Development of a robust, user-friendly API for seamless DB integration (</w:t>
       </w:r>
-      <w:hyperlink r:id="rId219">
+      <w:hyperlink r:id="rId220">
         <w:r>
           <w:rPr>
             <w:rStyle w:val="Hyperlink"/>
@@ -25399,9 +25660,9 @@
         </w:pict>
       </w:r>
     </w:p>
-    <w:bookmarkEnd w:id="220"/>
     <w:bookmarkEnd w:id="221"/>
-    <w:bookmarkStart w:id="224" w:name="apps-development"/>
+    <w:bookmarkEnd w:id="222"/>
+    <w:bookmarkStart w:id="225" w:name="apps-development"/>
     <w:p>
       <w:pPr>
         <w:pStyle w:val="Heading3"/>
@@ -25410,7 +25671,7 @@
         <w:t xml:space="preserve">10.2.2 Apps Development</w:t>
       </w:r>
     </w:p>
-    <w:bookmarkStart w:id="223" w:name="visualization-user-interface"/>
+    <w:bookmarkStart w:id="224" w:name="visualization-user-interface"/>
     <w:p>
       <w:pPr>
         <w:pStyle w:val="Heading4"/>
@@ -25449,7 +25710,7 @@
       <w:r>
         <w:t xml:space="preserve"> </w:t>
       </w:r>
-      <w:hyperlink r:id="rId222">
+      <w:hyperlink r:id="rId223">
         <w:r>
           <w:rPr>
             <w:rStyle w:val="Hyperlink"/>
@@ -25480,9 +25741,9 @@
         </w:pict>
       </w:r>
     </w:p>
-    <w:bookmarkEnd w:id="223"/>
     <w:bookmarkEnd w:id="224"/>
-    <w:bookmarkStart w:id="230" w:name="calcofi4db-r-package-data-management"/>
+    <w:bookmarkEnd w:id="225"/>
+    <w:bookmarkStart w:id="231" w:name="calcofi4db-r-package-data-management"/>
     <w:p>
       <w:pPr>
         <w:pStyle w:val="Heading3"/>
@@ -25491,7 +25752,7 @@
         <w:t xml:space="preserve">10.2.3 calcofi4db: R Package &amp; Data Management</w:t>
       </w:r>
     </w:p>
-    <w:bookmarkStart w:id="229" w:name="r-package-initialization-data-ingestion"/>
+    <w:bookmarkStart w:id="230" w:name="r-package-initialization-data-ingestion"/>
     <w:p>
       <w:pPr>
         <w:pStyle w:val="Heading4"/>
@@ -25526,29 +25787,6 @@
       </w:pPr>
       <w:r>
         <w:t xml:space="preserve">Initial commit and setup (</w:t>
-      </w:r>
-      <w:hyperlink r:id="rId225">
-        <w:r>
-          <w:rPr>
-            <w:rStyle w:val="Hyperlink"/>
-          </w:rPr>
-          <w:t xml:space="preserve">commit</w:t>
-        </w:r>
-      </w:hyperlink>
-      <w:r>
-        <w:t xml:space="preserve">), including functions for ingesting CSV datasets and metadata.</w:t>
-      </w:r>
-    </w:p>
-    <w:p>
-      <w:pPr>
-        <w:pStyle w:val="Compact"/>
-        <w:numPr>
-          <w:ilvl w:val="1"/>
-          <w:numId w:val="1062"/>
-        </w:numPr>
-      </w:pPr>
-      <w:r>
-        <w:t xml:space="preserve">Refined change detection logic for source CSV files, improving tracking of table/field changes (</w:t>
       </w:r>
       <w:hyperlink r:id="rId226">
         <w:r>
@@ -25559,7 +25797,7 @@
         </w:r>
       </w:hyperlink>
       <w:r>
-        <w:t xml:space="preserve">).</w:t>
+        <w:t xml:space="preserve">), including functions for ingesting CSV datasets and metadata.</w:t>
       </w:r>
     </w:p>
     <w:p>
@@ -25571,7 +25809,18 @@
         </w:numPr>
       </w:pPr>
       <w:r>
-        <w:t xml:space="preserve">Enhanced documentation and site via pkgdown.</w:t>
+        <w:t xml:space="preserve">Refined change detection logic for source CSV files, improving tracking of table/field changes (</w:t>
+      </w:r>
+      <w:hyperlink r:id="rId227">
+        <w:r>
+          <w:rPr>
+            <w:rStyle w:val="Hyperlink"/>
+          </w:rPr>
+          <w:t xml:space="preserve">commit</w:t>
+        </w:r>
+      </w:hyperlink>
+      <w:r>
+        <w:t xml:space="preserve">).</w:t>
       </w:r>
     </w:p>
     <w:p>
@@ -25583,9 +25832,21 @@
         </w:numPr>
       </w:pPr>
       <w:r>
+        <w:t xml:space="preserve">Enhanced documentation and site via pkgdown.</w:t>
+      </w:r>
+    </w:p>
+    <w:p>
+      <w:pPr>
+        <w:pStyle w:val="Compact"/>
+        <w:numPr>
+          <w:ilvl w:val="1"/>
+          <w:numId w:val="1062"/>
+        </w:numPr>
+      </w:pPr>
+      <w:r>
         <w:t xml:space="preserve">Improved function naming and structure for ingestion (</w:t>
       </w:r>
-      <w:hyperlink r:id="rId227">
+      <w:hyperlink r:id="rId228">
         <w:r>
           <w:rPr>
             <w:rStyle w:val="Hyperlink"/>
@@ -25599,7 +25860,7 @@
       <w:r>
         <w:t xml:space="preserve"> </w:t>
       </w:r>
-      <w:hyperlink r:id="rId228">
+      <w:hyperlink r:id="rId229">
         <w:r>
           <w:rPr>
             <w:rStyle w:val="Hyperlink"/>
@@ -25618,9 +25879,9 @@
         </w:pict>
       </w:r>
     </w:p>
-    <w:bookmarkEnd w:id="229"/>
     <w:bookmarkEnd w:id="230"/>
-    <w:bookmarkStart w:id="236" w:name="calcofi4r-spatial-ecological-data-tools"/>
+    <w:bookmarkEnd w:id="231"/>
+    <w:bookmarkStart w:id="237" w:name="calcofi4r-spatial-ecological-data-tools"/>
     <w:p>
       <w:pPr>
         <w:pStyle w:val="Heading3"/>
@@ -25629,7 +25890,7 @@
         <w:t xml:space="preserve">10.2.4 calcofi4r: Spatial &amp; Ecological Data Tools</w:t>
       </w:r>
     </w:p>
-    <w:bookmarkStart w:id="235" w:name="data-layers-analysis-and-bug-fixes"/>
+    <w:bookmarkStart w:id="236" w:name="data-layers-analysis-and-bug-fixes"/>
     <w:p>
       <w:pPr>
         <w:pStyle w:val="Heading4"/>
@@ -25664,20 +25925,6 @@
       </w:pPr>
       <w:r>
         <w:t xml:space="preserve">Ongoing integration of BOEM Wind Planning Areas, Marine Protected Areas, and SCCWRP management regions (</w:t>
-      </w:r>
-      <w:hyperlink r:id="rId231">
-        <w:r>
-          <w:rPr>
-            <w:rStyle w:val="Hyperlink"/>
-          </w:rPr>
-          <w:t xml:space="preserve">issue</w:t>
-        </w:r>
-      </w:hyperlink>
-      <w:r>
-        <w:t xml:space="preserve">,</w:t>
-      </w:r>
-      <w:r>
-        <w:t xml:space="preserve"> </w:t>
       </w:r>
       <w:hyperlink r:id="rId232">
         <w:r>
@@ -25688,6 +25935,20 @@
         </w:r>
       </w:hyperlink>
       <w:r>
+        <w:t xml:space="preserve">,</w:t>
+      </w:r>
+      <w:r>
+        <w:t xml:space="preserve"> </w:t>
+      </w:r>
+      <w:hyperlink r:id="rId233">
+        <w:r>
+          <w:rPr>
+            <w:rStyle w:val="Hyperlink"/>
+          </w:rPr>
+          <w:t xml:space="preserve">issue</w:t>
+        </w:r>
+      </w:hyperlink>
+      <w:r>
         <w:t xml:space="preserve">).</w:t>
       </w:r>
     </w:p>
@@ -25718,7 +25979,7 @@
       <w:r>
         <w:t xml:space="preserve">Improved packages for ecological and spatial analysis, including new dependencies (</w:t>
       </w:r>
-      <w:hyperlink r:id="rId233">
+      <w:hyperlink r:id="rId234">
         <w:r>
           <w:rPr>
             <w:rStyle w:val="Hyperlink"/>
@@ -25757,7 +26018,7 @@
       <w:r>
         <w:t xml:space="preserve">Addressing user-reported bugs such as deprecated function calls (</w:t>
       </w:r>
-      <w:hyperlink r:id="rId234">
+      <w:hyperlink r:id="rId235">
         <w:r>
           <w:rPr>
             <w:rStyle w:val="Hyperlink"/>
@@ -25776,9 +26037,9 @@
         </w:pict>
       </w:r>
     </w:p>
-    <w:bookmarkEnd w:id="235"/>
     <w:bookmarkEnd w:id="236"/>
-    <w:bookmarkStart w:id="240" w:name="documentation-docs"/>
+    <w:bookmarkEnd w:id="237"/>
+    <w:bookmarkStart w:id="241" w:name="documentation-docs"/>
     <w:p>
       <w:pPr>
         <w:pStyle w:val="Heading3"/>
@@ -25787,7 +26048,7 @@
         <w:t xml:space="preserve">10.2.5 Documentation (docs)</w:t>
       </w:r>
     </w:p>
-    <w:bookmarkStart w:id="239" w:name="infrastructure-environment"/>
+    <w:bookmarkStart w:id="240" w:name="infrastructure-environment"/>
     <w:p>
       <w:pPr>
         <w:pStyle w:val="Heading4"/>
@@ -25823,7 +26084,7 @@
       <w:r>
         <w:t xml:space="preserve">Added documentation for new packages and ingestion workflows (</w:t>
       </w:r>
-      <w:hyperlink r:id="rId237">
+      <w:hyperlink r:id="rId238">
         <w:r>
           <w:rPr>
             <w:rStyle w:val="Hyperlink"/>
@@ -25846,7 +26107,7 @@
       <w:r>
         <w:t xml:space="preserve">Improved environment handling for rendering with Quarto and Chromium (</w:t>
       </w:r>
-      <w:hyperlink r:id="rId238">
+      <w:hyperlink r:id="rId239">
         <w:r>
           <w:rPr>
             <w:rStyle w:val="Hyperlink"/>
@@ -25877,9 +26138,9 @@
         </w:pict>
       </w:r>
     </w:p>
-    <w:bookmarkEnd w:id="239"/>
     <w:bookmarkEnd w:id="240"/>
-    <w:bookmarkStart w:id="242" w:name="server"/>
+    <w:bookmarkEnd w:id="241"/>
+    <w:bookmarkStart w:id="243" w:name="server"/>
     <w:p>
       <w:pPr>
         <w:pStyle w:val="Heading3"/>
@@ -25888,7 +26149,7 @@
         <w:t xml:space="preserve">10.2.6 Server</w:t>
       </w:r>
     </w:p>
-    <w:bookmarkStart w:id="241" w:name="backend-infrastructure"/>
+    <w:bookmarkStart w:id="242" w:name="backend-infrastructure"/>
     <w:p>
       <w:pPr>
         <w:pStyle w:val="Heading4"/>
@@ -25944,9 +26205,9 @@
         </w:pict>
       </w:r>
     </w:p>
-    <w:bookmarkEnd w:id="241"/>
     <w:bookmarkEnd w:id="242"/>
-    <w:bookmarkStart w:id="247" w:name="workflows"/>
+    <w:bookmarkEnd w:id="243"/>
+    <w:bookmarkStart w:id="248" w:name="workflows"/>
     <w:p>
       <w:pPr>
         <w:pStyle w:val="Heading3"/>
@@ -25955,7 +26216,7 @@
         <w:t xml:space="preserve">10.2.7 Workflows</w:t>
       </w:r>
     </w:p>
-    <w:bookmarkStart w:id="246" w:name="X9992dbdca38798687025ab1100a6897f17837b4"/>
+    <w:bookmarkStart w:id="247" w:name="X9992dbdca38798687025ab1100a6897f17837b4"/>
     <w:p>
       <w:pPr>
         <w:pStyle w:val="Heading4"/>
@@ -25990,20 +26251,6 @@
       </w:pPr>
       <w:r>
         <w:t xml:space="preserve">Multiple commits show ongoing development of data ingestion, harmonization, and visualization workflows (</w:t>
-      </w:r>
-      <w:hyperlink r:id="rId243">
-        <w:r>
-          <w:rPr>
-            <w:rStyle w:val="Hyperlink"/>
-          </w:rPr>
-          <w:t xml:space="preserve">commit</w:t>
-        </w:r>
-      </w:hyperlink>
-      <w:r>
-        <w:t xml:space="preserve">,</w:t>
-      </w:r>
-      <w:r>
-        <w:t xml:space="preserve"> </w:t>
       </w:r>
       <w:hyperlink r:id="rId244">
         <w:r>
@@ -26014,6 +26261,20 @@
         </w:r>
       </w:hyperlink>
       <w:r>
+        <w:t xml:space="preserve">,</w:t>
+      </w:r>
+      <w:r>
+        <w:t xml:space="preserve"> </w:t>
+      </w:r>
+      <w:hyperlink r:id="rId245">
+        <w:r>
+          <w:rPr>
+            <w:rStyle w:val="Hyperlink"/>
+          </w:rPr>
+          <w:t xml:space="preserve">commit</w:t>
+        </w:r>
+      </w:hyperlink>
+      <w:r>
         <w:t xml:space="preserve">).</w:t>
       </w:r>
     </w:p>
@@ -26044,7 +26305,7 @@
       <w:r>
         <w:t xml:space="preserve">Registering datasets with ODIS (using JSON-LD) for broader interoperability (</w:t>
       </w:r>
-      <w:hyperlink r:id="rId245">
+      <w:hyperlink r:id="rId246">
         <w:r>
           <w:rPr>
             <w:rStyle w:val="Hyperlink"/>
@@ -26119,9 +26380,9 @@
         </w:pict>
       </w:r>
     </w:p>
-    <w:bookmarkEnd w:id="246"/>
     <w:bookmarkEnd w:id="247"/>
-    <w:bookmarkStart w:id="251" w:name="key-themes-impact"/>
+    <w:bookmarkEnd w:id="248"/>
+    <w:bookmarkStart w:id="252" w:name="key-themes-impact"/>
     <w:p>
       <w:pPr>
         <w:pStyle w:val="Heading3"/>
@@ -26130,7 +26391,7 @@
         <w:t xml:space="preserve">10.2.8 Key Themes &amp; Impact</w:t>
       </w:r>
     </w:p>
-    <w:bookmarkStart w:id="248" w:name="integration-interoperability"/>
+    <w:bookmarkStart w:id="249" w:name="integration-interoperability"/>
     <w:p>
       <w:pPr>
         <w:pStyle w:val="Heading4"/>
@@ -26163,8 +26424,8 @@
         <w:t xml:space="preserve">Enhanced interoperability through ODIS registration and harmonized workflows.</w:t>
       </w:r>
     </w:p>
-    <w:bookmarkEnd w:id="248"/>
-    <w:bookmarkStart w:id="249" w:name="data-accessibility-usability"/>
+    <w:bookmarkEnd w:id="249"/>
+    <w:bookmarkStart w:id="250" w:name="data-accessibility-usability"/>
     <w:p>
       <w:pPr>
         <w:pStyle w:val="Heading4"/>
@@ -26197,8 +26458,8 @@
         <w:t xml:space="preserve">Expanded support for spatial management areas and ecological datasets.</w:t>
       </w:r>
     </w:p>
-    <w:bookmarkEnd w:id="249"/>
-    <w:bookmarkStart w:id="250" w:name="infrastructure-sustainability"/>
+    <w:bookmarkEnd w:id="250"/>
+    <w:bookmarkStart w:id="251" w:name="infrastructure-sustainability"/>
     <w:p>
       <w:pPr>
         <w:pStyle w:val="Heading4"/>
@@ -26226,9 +26487,9 @@
         </w:pict>
       </w:r>
     </w:p>
-    <w:bookmarkEnd w:id="250"/>
     <w:bookmarkEnd w:id="251"/>
-    <w:bookmarkStart w:id="253" w:name="for-more-details"/>
+    <w:bookmarkEnd w:id="252"/>
+    <w:bookmarkStart w:id="254" w:name="for-more-details"/>
     <w:p>
       <w:pPr>
         <w:pStyle w:val="Heading3"/>
@@ -26266,7 +26527,7 @@
       <w:r>
         <w:t xml:space="preserve"> </w:t>
       </w:r>
-      <w:hyperlink r:id="rId252">
+      <w:hyperlink r:id="rId253">
         <w:r>
           <w:rPr>
             <w:rStyle w:val="Hyperlink"/>
@@ -26281,10 +26542,10 @@
         <w:t xml:space="preserve">and filter by year.</w:t>
       </w:r>
     </w:p>
-    <w:bookmarkEnd w:id="253"/>
     <w:bookmarkEnd w:id="254"/>
     <w:bookmarkEnd w:id="255"/>
-    <w:bookmarkStart w:id="264" w:name="references"/>
+    <w:bookmarkEnd w:id="256"/>
+    <w:bookmarkStart w:id="265" w:name="references"/>
     <w:p>
       <w:pPr>
         <w:pStyle w:val="Heading1"/>
@@ -26293,7 +26554,7 @@
         <w:t xml:space="preserve">11. References</w:t>
       </w:r>
     </w:p>
-    <w:bookmarkStart w:id="263" w:name="r-packages"/>
+    <w:bookmarkStart w:id="264" w:name="r-packages"/>
     <w:p>
       <w:pPr>
         <w:pStyle w:val="Heading2"/>
@@ -26389,8 +26650,8 @@
         <w:t xml:space="preserve">)</w:t>
       </w:r>
     </w:p>
-    <w:bookmarkStart w:id="262" w:name="refs"/>
-    <w:bookmarkStart w:id="257" w:name="ref-R-quarto"/>
+    <w:bookmarkStart w:id="263" w:name="refs"/>
+    <w:bookmarkStart w:id="258" w:name="ref-R-quarto"/>
     <w:p>
       <w:pPr>
         <w:pStyle w:val="Bibliography"/>
@@ -26414,7 +26675,7 @@
       <w:r>
         <w:t xml:space="preserve"> </w:t>
       </w:r>
-      <w:hyperlink r:id="rId256">
+      <w:hyperlink r:id="rId257">
         <w:r>
           <w:rPr>
             <w:rStyle w:val="Hyperlink"/>
@@ -26426,8 +26687,8 @@
         <w:t xml:space="preserve">.</w:t>
       </w:r>
     </w:p>
-    <w:bookmarkEnd w:id="257"/>
-    <w:bookmarkStart w:id="259" w:name="ref-R-shiny"/>
+    <w:bookmarkEnd w:id="258"/>
+    <w:bookmarkStart w:id="260" w:name="ref-R-shiny"/>
     <w:p>
       <w:pPr>
         <w:pStyle w:val="Bibliography"/>
@@ -26451,7 +26712,7 @@
       <w:r>
         <w:t xml:space="preserve"> </w:t>
       </w:r>
-      <w:hyperlink r:id="rId258">
+      <w:hyperlink r:id="rId259">
         <w:r>
           <w:rPr>
             <w:rStyle w:val="Hyperlink"/>
@@ -26463,8 +26724,8 @@
         <w:t xml:space="preserve">.</w:t>
       </w:r>
     </w:p>
-    <w:bookmarkEnd w:id="259"/>
-    <w:bookmarkStart w:id="261" w:name="ref-R-plumber"/>
+    <w:bookmarkEnd w:id="260"/>
+    <w:bookmarkStart w:id="262" w:name="ref-R-plumber"/>
     <w:p>
       <w:pPr>
         <w:pStyle w:val="Bibliography"/>
@@ -26488,7 +26749,7 @@
       <w:r>
         <w:t xml:space="preserve"> </w:t>
       </w:r>
-      <w:hyperlink r:id="rId260">
+      <w:hyperlink r:id="rId261">
         <w:r>
           <w:rPr>
             <w:rStyle w:val="Hyperlink"/>
@@ -26500,10 +26761,10 @@
         <w:t xml:space="preserve">.</w:t>
       </w:r>
     </w:p>
-    <w:bookmarkEnd w:id="261"/>
     <w:bookmarkEnd w:id="262"/>
     <w:bookmarkEnd w:id="263"/>
     <w:bookmarkEnd w:id="264"/>
+    <w:bookmarkEnd w:id="265"/>
     <w:sectPr>
       <w:footnotePr>
         <w:numRestart w:val="eachSect"/>

--- a/CalCOFI.io.docx
+++ b/CalCOFI.io.docx
@@ -39,7 +39,7 @@
         <w:pStyle w:val="Date"/>
       </w:pPr>
       <w:r>
-        <w:t xml:space="preserve">2026-06-03</w:t>
+        <w:t xml:space="preserve">2026-06-25</w:t>
       </w:r>
     </w:p>
     <w:sdt>
@@ -24505,7 +24505,7 @@
     <w:bookmarkEnd w:id="206"/>
     <w:bookmarkEnd w:id="207"/>
     <w:bookmarkEnd w:id="208"/>
-    <w:bookmarkStart w:id="256" w:name="status"/>
+    <w:bookmarkStart w:id="262" w:name="status"/>
     <w:p>
       <w:pPr>
         <w:pStyle w:val="Heading1"/>
@@ -24514,13 +24514,13 @@
         <w:t xml:space="preserve">10. Status</w:t>
       </w:r>
     </w:p>
-    <w:bookmarkStart w:id="215" w:name="section"/>
+    <w:bookmarkStart w:id="214" w:name="section"/>
     <w:p>
       <w:pPr>
         <w:pStyle w:val="Heading2"/>
       </w:pPr>
       <w:r>
-        <w:t xml:space="preserve">10.1 2025-12-01</w:t>
+        <w:t xml:space="preserve">10.1 2026-07-01</w:t>
       </w:r>
     </w:p>
     <w:p>
@@ -24528,30 +24528,7 @@
         <w:pStyle w:val="FirstParagraph"/>
       </w:pPr>
       <w:r>
-        <w:t xml:space="preserve">Over the past several months, CalCOFI’s software and data systems have advanced significantly toward a unified, reliable, and user‑friendly platform for exploring and publishing CalCOFI data. Work has focused on four main areas: the integrated data app, the underlying database and workflows, pushing to OBIS, and organizing</w:t>
-      </w:r>
-      <w:r>
-        <w:t xml:space="preserve"> </w:t>
-      </w:r>
-      <w:r>
-        <w:t xml:space="preserve">of CTD data.</w:t>
-      </w:r>
-    </w:p>
-    <w:bookmarkStart w:id="209" w:name="X937bd3087d53250a27eb0b6fbe085019fdffd80"/>
-    <w:p>
-      <w:pPr>
-        <w:pStyle w:val="Heading3"/>
-      </w:pPr>
-      <w:r>
-        <w:t xml:space="preserve">10.1.1 A More Capable, User-Friendly Integrated App</w:t>
-      </w:r>
-    </w:p>
-    <w:p>
-      <w:pPr>
-        <w:pStyle w:val="FirstParagraph"/>
-      </w:pPr>
-      <w:r>
-        <w:t xml:space="preserve">The</w:t>
+        <w:t xml:space="preserve">This report covers the second half of the</w:t>
       </w:r>
       <w:r>
         <w:t xml:space="preserve"> </w:t>
@@ -24561,28 +24538,97 @@
           <w:b/>
           <w:bCs/>
         </w:rPr>
-        <w:t xml:space="preserve">CalCOFI integrated application (</w:t>
-      </w:r>
-      <w:r>
-        <w:rPr>
-          <w:rStyle w:val="VerbatimChar"/>
+        <w:t xml:space="preserve">2025-10-01 to 2026-06-30</w:t>
+      </w:r>
+      <w:r>
+        <w:t xml:space="preserve"> </w:t>
+      </w:r>
+      <w:r>
+        <w:t xml:space="preserve">contract period (work since the 2025-12-01 status) and serves as the end-of-contract wrap-up. It is organized around the three contract components —</w:t>
+      </w:r>
+      <w:r>
+        <w:t xml:space="preserve"> </w:t>
+      </w:r>
+      <w:r>
+        <w:rPr>
           <w:b/>
           <w:bCs/>
         </w:rPr>
-        <w:t xml:space="preserve">int-app</w:t>
+        <w:t xml:space="preserve">Ingest</w:t>
+      </w:r>
+      <w:r>
+        <w:t xml:space="preserve">,</w:t>
+      </w:r>
+      <w:r>
+        <w:t xml:space="preserve"> </w:t>
       </w:r>
       <w:r>
         <w:rPr>
           <w:b/>
           <w:bCs/>
         </w:rPr>
-        <w:t xml:space="preserve">)</w:t>
-      </w:r>
-      <w:r>
-        <w:t xml:space="preserve"> </w:t>
-      </w:r>
-      <w:r>
-        <w:t xml:space="preserve">has evolved into a much richer and more intuitive tool for scientists and partners:</w:t>
+        <w:t xml:space="preserve">Visualize</w:t>
+      </w:r>
+      <w:r>
+        <w:t xml:space="preserve">, and</w:t>
+      </w:r>
+      <w:r>
+        <w:t xml:space="preserve"> </w:t>
+      </w:r>
+      <w:r>
+        <w:rPr>
+          <w:b/>
+          <w:bCs/>
+        </w:rPr>
+        <w:t xml:space="preserve">Share</w:t>
+      </w:r>
+      <w:r>
+        <w:t xml:space="preserve"> </w:t>
+      </w:r>
+      <w:r>
+        <w:t xml:space="preserve">— and closes with a deliverables crosswalk against the Statement of Work. Headline outcomes: all eight must-complete (**) datasets are ingested into a versioned, reproducible database; nine releases were published (v2026.03.25 → v2026.06.08, now 44 tables); a new on-the-fly hexagon tile service powers the integrated app; and CalCOFI data are now flowing to ERDDAP and OBIS, browsable through new schema and query explorers.</w:t>
+      </w:r>
+    </w:p>
+    <w:p>
+      <w:r>
+        <w:pict>
+          <v:rect style="width:0;height:1.5pt" o:hralign="center" o:hrstd="t" o:hr="t"/>
+        </w:pict>
+      </w:r>
+    </w:p>
+    <w:bookmarkStart w:id="209" w:name="X74aafb157aff3c69a300e3a779cf6270958fd42"/>
+    <w:p>
+      <w:pPr>
+        <w:pStyle w:val="Heading3"/>
+      </w:pPr>
+      <w:r>
+        <w:t xml:space="preserve">10.1.1 1. Ingest — A Versioned, Reproducible Integrated Database</w:t>
+      </w:r>
+    </w:p>
+    <w:p>
+      <w:pPr>
+        <w:pStyle w:val="FirstParagraph"/>
+      </w:pPr>
+      <w:r>
+        <w:t xml:space="preserve">The bulk of the period’s effort went into the ingestion pipeline (</w:t>
+      </w:r>
+      <w:r>
+        <w:rPr>
+          <w:rStyle w:val="VerbatimChar"/>
+        </w:rPr>
+        <w:t xml:space="preserve">workflows</w:t>
+      </w:r>
+      <w:r>
+        <w:t xml:space="preserve">) and its engine package (</w:t>
+      </w:r>
+      <w:r>
+        <w:rPr>
+          <w:rStyle w:val="VerbatimChar"/>
+        </w:rPr>
+        <w:t xml:space="preserve">calcofi4db</w:t>
+      </w:r>
+      <w:r>
+        <w:t xml:space="preserve">), which together turn heterogeneous source files into a single, versioned database.</w:t>
       </w:r>
     </w:p>
     <w:p>
@@ -24597,13 +24643,148 @@
           <w:b/>
           <w:bCs/>
         </w:rPr>
-        <w:t xml:space="preserve">Taxonomy-aware exploration</w:t>
-      </w:r>
-      <w:r>
-        <w:br/>
-      </w:r>
-      <w:r>
-        <w:t xml:space="preserve">The app now understands species and their taxonomic relationships. Users can browse taxa hierarchies, see taxonomic ranks, and work with improved species metadata tied to authoritative sources (e.g., WoRMS, ITIS). This makes it easier to find and compare species and groups of species consistently.</w:t>
+        <w:t xml:space="preserve">All must-complete datasets ingested.</w:t>
+      </w:r>
+      <w:r>
+        <w:t xml:space="preserve"> </w:t>
+      </w:r>
+      <w:r>
+        <w:t xml:space="preserve">Building on bottle, fish eggs &amp; larvae (ichthyo), and CTD casts, the team added</w:t>
+      </w:r>
+      <w:r>
+        <w:t xml:space="preserve"> </w:t>
+      </w:r>
+      <w:r>
+        <w:rPr>
+          <w:b/>
+          <w:bCs/>
+        </w:rPr>
+        <w:t xml:space="preserve">DIC</w:t>
+      </w:r>
+      <w:r>
+        <w:t xml:space="preserve"> </w:t>
+      </w:r>
+      <w:r>
+        <w:t xml:space="preserve">(dissolved inorganic carbon),</w:t>
+      </w:r>
+      <w:r>
+        <w:t xml:space="preserve"> </w:t>
+      </w:r>
+      <w:r>
+        <w:rPr>
+          <w:b/>
+          <w:bCs/>
+        </w:rPr>
+        <w:t xml:space="preserve">phytoplankton</w:t>
+      </w:r>
+      <w:r>
+        <w:t xml:space="preserve"> </w:t>
+      </w:r>
+      <w:r>
+        <w:t xml:space="preserve">(Venrick, EDI #28, region-pooled grain with WoRMS taxonomy),</w:t>
+      </w:r>
+      <w:r>
+        <w:t xml:space="preserve"> </w:t>
+      </w:r>
+      <w:r>
+        <w:rPr>
+          <w:b/>
+          <w:bCs/>
+        </w:rPr>
+        <w:t xml:space="preserve">lobster phyllosoma</w:t>
+      </w:r>
+      <w:r>
+        <w:t xml:space="preserve"> </w:t>
+      </w:r>
+      <w:r>
+        <w:t xml:space="preserve">(EDI #33),</w:t>
+      </w:r>
+      <w:r>
+        <w:t xml:space="preserve"> </w:t>
+      </w:r>
+      <w:r>
+        <w:rPr>
+          <w:b/>
+          <w:bCs/>
+        </w:rPr>
+        <w:t xml:space="preserve">CUFES</w:t>
+      </w:r>
+      <w:r>
+        <w:t xml:space="preserve"> </w:t>
+      </w:r>
+      <w:r>
+        <w:t xml:space="preserve">(#35),</w:t>
+      </w:r>
+      <w:r>
+        <w:t xml:space="preserve"> </w:t>
+      </w:r>
+      <w:r>
+        <w:rPr>
+          <w:b/>
+          <w:bCs/>
+        </w:rPr>
+        <w:t xml:space="preserve">euphausiids/krill</w:t>
+      </w:r>
+      <w:r>
+        <w:t xml:space="preserve">,</w:t>
+      </w:r>
+      <w:r>
+        <w:t xml:space="preserve"> </w:t>
+      </w:r>
+      <w:r>
+        <w:rPr>
+          <w:b/>
+          <w:bCs/>
+        </w:rPr>
+        <w:t xml:space="preserve">PIC zooplankton</w:t>
+      </w:r>
+      <w:r>
+        <w:t xml:space="preserve">, and</w:t>
+      </w:r>
+      <w:r>
+        <w:t xml:space="preserve"> </w:t>
+      </w:r>
+      <w:r>
+        <w:rPr>
+          <w:b/>
+          <w:bCs/>
+        </w:rPr>
+        <w:t xml:space="preserve">bird &amp; mammal census</w:t>
+      </w:r>
+      <w:r>
+        <w:t xml:space="preserve"> </w:t>
+      </w:r>
+      <w:r>
+        <w:t xml:space="preserve">data. Cephalopod/invertebrate counts were folded into the ichthyo dataset rather than maintained separately. Release</w:t>
+      </w:r>
+      <w:r>
+        <w:t xml:space="preserve"> </w:t>
+      </w:r>
+      <w:r>
+        <w:rPr>
+          <w:b/>
+          <w:bCs/>
+        </w:rPr>
+        <w:t xml:space="preserve">v2026.06.08</w:t>
+      </w:r>
+      <w:r>
+        <w:t xml:space="preserve"> </w:t>
+      </w:r>
+      <w:r>
+        <w:t xml:space="preserve">now spans</w:t>
+      </w:r>
+      <w:r>
+        <w:t xml:space="preserve"> </w:t>
+      </w:r>
+      <w:r>
+        <w:rPr>
+          <w:b/>
+          <w:bCs/>
+        </w:rPr>
+        <w:t xml:space="preserve">44 tables</w:t>
+      </w:r>
+      <w:r>
+        <w:t xml:space="preserve">.</w:t>
       </w:r>
     </w:p>
     <w:p>
@@ -24618,29 +24799,46 @@
           <w:b/>
           <w:bCs/>
         </w:rPr>
-        <w:t xml:space="preserve">Better visual experience and theming</w:t>
-      </w:r>
-      <w:r>
-        <w:br/>
-      </w:r>
-      <w:r>
-        <w:t xml:space="preserve">A new</w:t>
-      </w:r>
-      <w:r>
-        <w:t xml:space="preserve"> </w:t>
-      </w:r>
-      <w:r>
-        <w:rPr>
-          <w:b/>
-          <w:bCs/>
-        </w:rPr>
-        <w:t xml:space="preserve">dark/light theme toggle</w:t>
-      </w:r>
-      <w:r>
-        <w:t xml:space="preserve"> </w:t>
-      </w:r>
-      <w:r>
-        <w:t xml:space="preserve">has been implemented and refined so that maps, time series, and other plots remain readable and visually consistent. Navigation has been reorganized, with a clearer About page, a guided “tour” of the app, and more intuitive icons and labels, making the app easier to learn and use.</w:t>
+        <w:t xml:space="preserve">Frozen, reproducible releases (DuckLake + Parquet on GCS).</w:t>
+      </w:r>
+      <w:r>
+        <w:t xml:space="preserve"> </w:t>
+      </w:r>
+      <w:r>
+        <w:rPr>
+          <w:rStyle w:val="VerbatimChar"/>
+        </w:rPr>
+        <w:t xml:space="preserve">release_database.qmd</w:t>
+      </w:r>
+      <w:r>
+        <w:t xml:space="preserve"> </w:t>
+      </w:r>
+      <w:r>
+        <w:t xml:space="preserve">acts as the pipeline</w:t>
+      </w:r>
+      <w:r>
+        <w:t xml:space="preserve"> </w:t>
+      </w:r>
+      <w:r>
+        <w:t xml:space="preserve">“caboose”</w:t>
+      </w:r>
+      <w:r>
+        <w:t xml:space="preserve">: it validates, freezes, and uploads each release to a Google Cloud Storage bucket as Parquet, with an auto-generated entity-relationship diagram and a</w:t>
+      </w:r>
+      <w:r>
+        <w:t xml:space="preserve"> </w:t>
+      </w:r>
+      <w:r>
+        <w:rPr>
+          <w:rStyle w:val="VerbatimChar"/>
+        </w:rPr>
+        <w:t xml:space="preserve">metadata.json</w:t>
+      </w:r>
+      <w:r>
+        <w:t xml:space="preserve"> </w:t>
+      </w:r>
+      <w:r>
+        <w:t xml:space="preserve">sidecar carrying full table/column descriptions, units, and data types. Nine releases were cut between March and June 2026.</w:t>
       </w:r>
     </w:p>
     <w:p>
@@ -24655,37 +24853,231 @@
           <w:b/>
           <w:bCs/>
         </w:rPr>
-        <w:t xml:space="preserve">Stronger spatial and temporal tools</w:t>
-      </w:r>
-      <w:r>
-        <w:br/>
-      </w:r>
-      <w:r>
-        <w:t xml:space="preserve">Spatial maps now rely on efficient hexagon grids calculated in the database, improving performance and scalability. Default settings for time and depth matching have been tuned to yield better joins between environmental and biological data out of the box.</w:t>
-      </w:r>
-    </w:p>
-    <w:p>
-      <w:pPr>
-        <w:pStyle w:val="FirstParagraph"/>
-      </w:pPr>
-      <w:r>
-        <w:t xml:space="preserve">Overall, the app is moving from a prototype to a</w:t>
-      </w:r>
-      <w:r>
-        <w:t xml:space="preserve"> </w:t>
-      </w:r>
-      <w:r>
-        <w:rPr>
+        <w:t xml:space="preserve">A hardened, well-keyed data model.</w:t>
+      </w:r>
+      <w:r>
+        <w:t xml:space="preserve"> </w:t>
+      </w:r>
+      <w:r>
+        <w:t xml:space="preserve">Identifiers were standardized on stable keys — UUID-first source keys,</w:t>
+      </w:r>
+      <w:r>
+        <w:t xml:space="preserve"> </w:t>
+      </w:r>
+      <w:r>
+        <w:rPr>
+          <w:rStyle w:val="VerbatimChar"/>
+        </w:rPr>
+        <w:t xml:space="preserve">cruise_key</w:t>
+      </w:r>
+      <w:r>
+        <w:t xml:space="preserve"> </w:t>
+      </w:r>
+      <w:r>
+        <w:t xml:space="preserve">as</w:t>
+      </w:r>
+      <w:r>
+        <w:t xml:space="preserve"> </w:t>
+      </w:r>
+      <w:r>
+        <w:rPr>
+          <w:rStyle w:val="VerbatimChar"/>
+        </w:rPr>
+        <w:t xml:space="preserve">YYYY-MM-NODC</w:t>
+      </w:r>
+      <w:r>
+        <w:t xml:space="preserve">, and</w:t>
+      </w:r>
+      <w:r>
+        <w:t xml:space="preserve"> </w:t>
+      </w:r>
+      <w:r>
+        <w:rPr>
+          <w:rStyle w:val="VerbatimChar"/>
+        </w:rPr>
+        <w:t xml:space="preserve">sta_key → site_key</w:t>
+      </w:r>
+      <w:r>
+        <w:t xml:space="preserve">. The CTD data — by far the largest input — was tamed with a new adaptively-thinned</w:t>
+      </w:r>
+      <w:r>
+        <w:t xml:space="preserve"> </w:t>
+      </w:r>
+      <w:r>
+        <w:rPr>
+          <w:rStyle w:val="VerbatimChar"/>
           <w:b/>
           <w:bCs/>
         </w:rPr>
-        <w:t xml:space="preserve">polished, guided interface</w:t>
-      </w:r>
-      <w:r>
-        <w:t xml:space="preserve"> </w:t>
-      </w:r>
-      <w:r>
-        <w:t xml:space="preserve">that better supports exploratory analysis and communication.</w:t>
+        <w:t xml:space="preserve">ctd_thin</w:t>
+      </w:r>
+      <w:r>
+        <w:t xml:space="preserve"> </w:t>
+      </w:r>
+      <w:r>
+        <w:t xml:space="preserve">table (5.5M rows / ~258 MB, preserving inflections via Douglas-Peucker) replacing the 15+ GB raw measurement table as the headline product, and several duplicate-key and phantom-cruise bugs were fixed.</w:t>
+      </w:r>
+    </w:p>
+    <w:p>
+      <w:pPr>
+        <w:numPr>
+          <w:ilvl w:val="0"/>
+          <w:numId w:val="1048"/>
+        </w:numPr>
+      </w:pPr>
+      <w:r>
+        <w:rPr>
+          <w:rStyle w:val="VerbatimChar"/>
+          <w:b/>
+          <w:bCs/>
+        </w:rPr>
+        <w:t xml:space="preserve">calcofi4db</w:t>
+      </w:r>
+      <w:r>
+        <w:rPr>
+          <w:b/>
+          <w:bCs/>
+        </w:rPr>
+        <w:t xml:space="preserve"> </w:t>
+      </w:r>
+      <w:r>
+        <w:rPr>
+          <w:b/>
+          <w:bCs/>
+        </w:rPr>
+        <w:t xml:space="preserve">formalized (v2.4 → v2.8).</w:t>
+      </w:r>
+      <w:r>
+        <w:t xml:space="preserve"> </w:t>
+      </w:r>
+      <w:r>
+        <w:t xml:space="preserve">New capabilities include content-hash deduplication of Parquet uploads (ignoring provenance columns), YAML-authoritative dataset metadata, native</w:t>
+      </w:r>
+      <w:r>
+        <w:t xml:space="preserve"> </w:t>
+      </w:r>
+      <w:r>
+        <w:rPr>
+          <w:rStyle w:val="VerbatimChar"/>
+        </w:rPr>
+        <w:t xml:space="preserve">GEOMETRY</w:t>
+      </w:r>
+      <w:r>
+        <w:t xml:space="preserve"> </w:t>
+      </w:r>
+      <w:r>
+        <w:t xml:space="preserve">storage with</w:t>
+      </w:r>
+      <w:r>
+        <w:t xml:space="preserve"> </w:t>
+      </w:r>
+      <w:r>
+        <w:rPr>
+          <w:rStyle w:val="VerbatimChar"/>
+        </w:rPr>
+        <w:t xml:space="preserve">ST_Hilbert</w:t>
+      </w:r>
+      <w:r>
+        <w:t xml:space="preserve"> </w:t>
+      </w:r>
+      <w:r>
+        <w:t xml:space="preserve">spatial ordering, dependency VIEWs, and server-side GCS copy — which together cut a full pipeline run from 60+ minutes to ~4 minutes. A reusable set of</w:t>
+      </w:r>
+      <w:r>
+        <w:t xml:space="preserve"> </w:t>
+      </w:r>
+      <w:r>
+        <w:rPr>
+          <w:b/>
+          <w:bCs/>
+        </w:rPr>
+        <w:t xml:space="preserve">Claude Code ingest skills</w:t>
+      </w:r>
+      <w:r>
+        <w:t xml:space="preserve"> </w:t>
+      </w:r>
+      <w:r>
+        <w:t xml:space="preserve">(explore → generate-metadata → ingest → validate) and</w:t>
+      </w:r>
+      <w:r>
+        <w:t xml:space="preserve"> </w:t>
+      </w:r>
+      <w:r>
+        <w:rPr>
+          <w:b/>
+          <w:bCs/>
+        </w:rPr>
+        <w:t xml:space="preserve">cross-dataset match helpers</w:t>
+      </w:r>
+      <w:r>
+        <w:t xml:space="preserve"> </w:t>
+      </w:r>
+      <w:r>
+        <w:t xml:space="preserve">now make adding a new dataset largely turnkey.</w:t>
+      </w:r>
+    </w:p>
+    <w:p>
+      <w:pPr>
+        <w:numPr>
+          <w:ilvl w:val="0"/>
+          <w:numId w:val="1048"/>
+        </w:numPr>
+      </w:pPr>
+      <w:r>
+        <w:rPr>
+          <w:b/>
+          <w:bCs/>
+        </w:rPr>
+        <w:t xml:space="preserve">Data-lake migration.</w:t>
+      </w:r>
+      <w:r>
+        <w:t xml:space="preserve"> </w:t>
+      </w:r>
+      <w:r>
+        <w:t xml:space="preserve">Source contributions were migrated from a personal Google Drive to the organizational</w:t>
+      </w:r>
+      <w:r>
+        <w:t xml:space="preserve"> </w:t>
+      </w:r>
+      <w:r>
+        <w:rPr>
+          <w:b/>
+          <w:bCs/>
+        </w:rPr>
+        <w:t xml:space="preserve">CalCOFI Data Folder</w:t>
+      </w:r>
+      <w:r>
+        <w:t xml:space="preserve"> </w:t>
+      </w:r>
+      <w:r>
+        <w:t xml:space="preserve">shared drive, with</w:t>
+      </w:r>
+      <w:r>
+        <w:t xml:space="preserve"> </w:t>
+      </w:r>
+      <w:r>
+        <w:rPr>
+          <w:rStyle w:val="VerbatimChar"/>
+        </w:rPr>
+        <w:t xml:space="preserve">rclone</w:t>
+      </w:r>
+      <w:r>
+        <w:t xml:space="preserve">-based GDrive→GCS sync via a dedicated</w:t>
+      </w:r>
+      <w:r>
+        <w:t xml:space="preserve"> </w:t>
+      </w:r>
+      <w:r>
+        <w:rPr>
+          <w:rStyle w:val="VerbatimChar"/>
+        </w:rPr>
+        <w:t xml:space="preserve">calcofi-admin</w:t>
+      </w:r>
+      <w:r>
+        <w:t xml:space="preserve"> </w:t>
+      </w:r>
+      <w:r>
+        <w:t xml:space="preserve">service account (provisioned with Erin’s help), establishing the long-term archive.</w:t>
       </w:r>
     </w:p>
     <w:p>
@@ -24696,57 +25088,17 @@
       </w:r>
     </w:p>
     <w:bookmarkEnd w:id="209"/>
-    <w:bookmarkStart w:id="210" w:name="X4382a81008eef0c07c3d182046c591f52b58219"/>
+    <w:bookmarkStart w:id="210" w:name="Xa60b1aa86f3a3b502eba7f47489169cf1f6943a"/>
     <w:p>
       <w:pPr>
         <w:pStyle w:val="Heading3"/>
       </w:pPr>
       <w:r>
-        <w:t xml:space="preserve">10.1.2 A Stable, Well-Documented Database Foundation</w:t>
-      </w:r>
-    </w:p>
-    <w:p>
-      <w:pPr>
-        <w:pStyle w:val="FirstParagraph"/>
-      </w:pPr>
-      <w:r>
-        <w:t xml:space="preserve">The</w:t>
-      </w:r>
-      <w:r>
-        <w:t xml:space="preserve"> </w:t>
-      </w:r>
-      <w:r>
-        <w:rPr>
-          <w:b/>
-          <w:bCs/>
-        </w:rPr>
-        <w:t xml:space="preserve">CalCOFI database package (</w:t>
-      </w:r>
-      <w:r>
-        <w:rPr>
-          <w:rStyle w:val="VerbatimChar"/>
-          <w:b/>
-          <w:bCs/>
-        </w:rPr>
-        <w:t xml:space="preserve">calcofi4db</w:t>
-      </w:r>
-      <w:r>
-        <w:rPr>
-          <w:b/>
-          <w:bCs/>
-        </w:rPr>
-        <w:t xml:space="preserve">)</w:t>
-      </w:r>
-      <w:r>
-        <w:t xml:space="preserve"> </w:t>
-      </w:r>
-      <w:r>
-        <w:t xml:space="preserve">has been formalized and versioned, providing a solid foundation for all downstream tools:</w:t>
-      </w:r>
-    </w:p>
-    <w:p>
-      <w:pPr>
-        <w:pStyle w:val="Compact"/>
+        <w:t xml:space="preserve">10.1.2 2. Visualize — On-the-Fly Hexagons, Management Areas, and Partner Dashboards</w:t>
+      </w:r>
+    </w:p>
+    <w:p>
+      <w:pPr>
         <w:numPr>
           <w:ilvl w:val="0"/>
           <w:numId w:val="1049"/>
@@ -24757,87 +25109,232 @@
           <w:b/>
           <w:bCs/>
         </w:rPr>
-        <w:t xml:space="preserve">Two stable releases</w:t>
-      </w:r>
-      <w:r>
-        <w:t xml:space="preserve"> </w:t>
-      </w:r>
-      <w:r>
-        <w:t xml:space="preserve">(versions 1.0 and 1.1) have established a reliable baseline for the database, including bottle-level data.</w:t>
-      </w:r>
-    </w:p>
-    <w:p>
-      <w:pPr>
-        <w:pStyle w:val="Compact"/>
+        <w:t xml:space="preserve">On-the-fly hexagon tile service (the cached-endpoint deliverable).</w:t>
+      </w:r>
+      <w:r>
+        <w:t xml:space="preserve"> </w:t>
+      </w:r>
+      <w:r>
+        <w:t xml:space="preserve">The integrated app previously pre-computed hexagon summaries for all zoom levels across the entire study area. A new</w:t>
+      </w:r>
+      <w:r>
+        <w:t xml:space="preserve"> </w:t>
+      </w:r>
+      <w:r>
+        <w:rPr>
+          <w:b/>
+          <w:bCs/>
+        </w:rPr>
+        <w:t xml:space="preserve">H3T tile API</w:t>
+      </w:r>
+      <w:r>
+        <w:t xml:space="preserve"> </w:t>
+      </w:r>
+      <w:r>
+        <w:t xml:space="preserve">now summarizes only the current zoom level and map extent on demand. It was prototyped as an R/Plumber service (</w:t>
+      </w:r>
+      <w:r>
+        <w:rPr>
+          <w:rStyle w:val="VerbatimChar"/>
+        </w:rPr>
+        <w:t xml:space="preserve">api-h3t</w:t>
+      </w:r>
+      <w:r>
+        <w:t xml:space="preserve">), then rewritten as a FastAPI service (</w:t>
+      </w:r>
+      <w:r>
+        <w:rPr>
+          <w:rStyle w:val="VerbatimChar"/>
+        </w:rPr>
+        <w:t xml:space="preserve">api-h3t-py</w:t>
+      </w:r>
+      <w:r>
+        <w:t xml:space="preserve">) with multi-database support, fronted by Varnish caching and edge gzip/zstd compression at</w:t>
+      </w:r>
+      <w:r>
+        <w:t xml:space="preserve"> </w:t>
+      </w:r>
+      <w:r>
+        <w:rPr>
+          <w:rStyle w:val="VerbatimChar"/>
+        </w:rPr>
+        <w:t xml:space="preserve">h3t.calcofi.io</w:t>
+      </w:r>
+      <w:r>
+        <w:t xml:space="preserve">. The integrated app reads hex data from it behind a</w:t>
+      </w:r>
+      <w:r>
+        <w:t xml:space="preserve"> </w:t>
+      </w:r>
+      <w:r>
+        <w:rPr>
+          <w:rStyle w:val="VerbatimChar"/>
+        </w:rPr>
+        <w:t xml:space="preserve">USE_H3T</w:t>
+      </w:r>
+      <w:r>
+        <w:t xml:space="preserve"> </w:t>
+      </w:r>
+      <w:r>
+        <w:t xml:space="preserve">flag.</w:t>
+      </w:r>
+    </w:p>
+    <w:p>
+      <w:pPr>
         <w:numPr>
           <w:ilvl w:val="0"/>
           <w:numId w:val="1049"/>
         </w:numPr>
       </w:pPr>
       <w:r>
-        <w:t xml:space="preserve">The project now follows a</w:t>
-      </w:r>
-      <w:r>
-        <w:t xml:space="preserve"> </w:t>
-      </w:r>
-      <w:r>
         <w:rPr>
           <w:b/>
           <w:bCs/>
         </w:rPr>
-        <w:t xml:space="preserve">clear strategy for separate development and production databases</w:t>
-      </w:r>
-      <w:r>
-        <w:t xml:space="preserve">, reducing risk when making changes and improving reproducibility.</w:t>
-      </w:r>
-    </w:p>
-    <w:p>
-      <w:pPr>
-        <w:pStyle w:val="Compact"/>
+        <w:t xml:space="preserve">Management areas of interest.</w:t>
+      </w:r>
+      <w:r>
+        <w:t xml:space="preserve"> </w:t>
+      </w:r>
+      <w:r>
+        <w:t xml:space="preserve">The integrated app (</w:t>
+      </w:r>
+      <w:r>
+        <w:rPr>
+          <w:rStyle w:val="VerbatimChar"/>
+        </w:rPr>
+        <w:t xml:space="preserve">int-app</w:t>
+      </w:r>
+      <w:r>
+        <w:t xml:space="preserve">) gained spatial layers for maritime zones, marine protected areas, and wind energy areas, plus a dark/light theme, reproducible query/data download bundles, and a direct connection to the</w:t>
+      </w:r>
+      <w:r>
+        <w:t xml:space="preserve"> </w:t>
+      </w:r>
+      <w:r>
+        <w:rPr>
+          <w:rStyle w:val="VerbatimChar"/>
+        </w:rPr>
+        <w:t xml:space="preserve">calcofi4r</w:t>
+      </w:r>
+      <w:r>
+        <w:t xml:space="preserve"> </w:t>
+      </w:r>
+      <w:r>
+        <w:t xml:space="preserve">Parquet database (replacing the old API dependency).</w:t>
+      </w:r>
+    </w:p>
+    <w:p>
+      <w:pPr>
         <w:numPr>
           <w:ilvl w:val="0"/>
           <w:numId w:val="1049"/>
         </w:numPr>
       </w:pPr>
       <w:r>
-        <w:t xml:space="preserve">Data ingestion from NOAA and other sources has been</w:t>
-      </w:r>
-      <w:r>
-        <w:t xml:space="preserve"> </w:t>
-      </w:r>
-      <w:r>
         <w:rPr>
           <w:b/>
           <w:bCs/>
         </w:rPr>
-        <w:t xml:space="preserve">hardened</w:t>
-      </w:r>
-      <w:r>
-        <w:t xml:space="preserve">, with several rounds of fixes to handle edge cases and ensure that raw files are consistently and correctly translated into the database.</w:t>
-      </w:r>
-    </w:p>
-    <w:p>
-      <w:pPr>
-        <w:pStyle w:val="FirstParagraph"/>
-      </w:pPr>
-      <w:r>
-        <w:t xml:space="preserve">In addition, the package’s</w:t>
-      </w:r>
-      <w:r>
-        <w:t xml:space="preserve"> </w:t>
-      </w:r>
-      <w:r>
-        <w:rPr>
+        <w:t xml:space="preserve">Standalone and partner apps.</w:t>
+      </w:r>
+      <w:r>
+        <w:t xml:space="preserve"> </w:t>
+      </w:r>
+      <w:r>
+        <w:t xml:space="preserve">New/redesigned Shiny apps include</w:t>
+      </w:r>
+      <w:r>
+        <w:t xml:space="preserve"> </w:t>
+      </w:r>
+      <w:r>
+        <w:rPr>
+          <w:rStyle w:val="VerbatimChar"/>
           <w:b/>
           <w:bCs/>
         </w:rPr>
-        <w:t xml:space="preserve">online documentation site</w:t>
-      </w:r>
-      <w:r>
-        <w:t xml:space="preserve"> </w:t>
-      </w:r>
-      <w:r>
-        <w:t xml:space="preserve">has been refreshed so that developers and analysts have up-to-date guidance on how data flow into and through the database.</w:t>
+        <w:t xml:space="preserve">ctd-viz</w:t>
+      </w:r>
+      <w:r>
+        <w:t xml:space="preserve"> </w:t>
+      </w:r>
+      <w:r>
+        <w:t xml:space="preserve">(linked map/table, plotly transects, GEBCO bathymetry), a</w:t>
+      </w:r>
+      <w:r>
+        <w:t xml:space="preserve"> </w:t>
+      </w:r>
+      <w:r>
+        <w:rPr>
+          <w:rStyle w:val="VerbatimChar"/>
+          <w:b/>
+          <w:bCs/>
+        </w:rPr>
+        <w:t xml:space="preserve">datacheck</w:t>
+      </w:r>
+      <w:r>
+        <w:t xml:space="preserve"> </w:t>
+      </w:r>
+      <w:r>
+        <w:t xml:space="preserve">cross-dataset observation explorer with deep-linkable URLs, and a</w:t>
+      </w:r>
+      <w:r>
+        <w:t xml:space="preserve"> </w:t>
+      </w:r>
+      <w:r>
+        <w:rPr>
+          <w:b/>
+          <w:bCs/>
+        </w:rPr>
+        <w:t xml:space="preserve">cruises</w:t>
+      </w:r>
+      <w:r>
+        <w:t xml:space="preserve"> </w:t>
+      </w:r>
+      <w:r>
+        <w:t xml:space="preserve">explorer. Three 2026 student-capstone visualization products were also supported and now ship from GitHub Pages: the</w:t>
+      </w:r>
+      <w:r>
+        <w:t xml:space="preserve"> </w:t>
+      </w:r>
+      <w:r>
+        <w:rPr>
+          <w:b/>
+          <w:bCs/>
+        </w:rPr>
+        <w:t xml:space="preserve">UCSB Station Data Portal</w:t>
+      </w:r>
+      <w:r>
+        <w:t xml:space="preserve">, the</w:t>
+      </w:r>
+      <w:r>
+        <w:t xml:space="preserve"> </w:t>
+      </w:r>
+      <w:r>
+        <w:rPr>
+          <w:b/>
+          <w:bCs/>
+        </w:rPr>
+        <w:t xml:space="preserve">UCSB Larvae Dashboard</w:t>
+      </w:r>
+      <w:r>
+        <w:t xml:space="preserve">, and the</w:t>
+      </w:r>
+      <w:r>
+        <w:t xml:space="preserve"> </w:t>
+      </w:r>
+      <w:r>
+        <w:rPr>
+          <w:b/>
+          <w:bCs/>
+        </w:rPr>
+        <w:t xml:space="preserve">UCLA California Ocean &amp; Coastal Monitoring Inventory</w:t>
+      </w:r>
+      <w:r>
+        <w:t xml:space="preserve"> </w:t>
+      </w:r>
+      <w:r>
+        <w:t xml:space="preserve">map — extending the partner coalition envisioned in the SOW.</w:t>
       </w:r>
     </w:p>
     <w:p>
@@ -24848,134 +25345,130 @@
       </w:r>
     </w:p>
     <w:bookmarkEnd w:id="210"/>
-    <w:bookmarkStart w:id="211" w:name="X53211351bbaf319ff09e897ce4e2c10df4d26fa"/>
+    <w:bookmarkStart w:id="211" w:name="Xa61d91f27b679fb7e5b7bccacf08e7ca8839ace"/>
     <w:p>
       <w:pPr>
         <w:pStyle w:val="Heading3"/>
       </w:pPr>
       <w:r>
-        <w:t xml:space="preserve">10.1.3 Unified R Tools and Documentation Around DuckDB</w:t>
-      </w:r>
-    </w:p>
-    <w:p>
-      <w:pPr>
-        <w:pStyle w:val="FirstParagraph"/>
-      </w:pPr>
-      <w:r>
-        <w:t xml:space="preserve">Across the toolchain, CalCOFI has standardized on</w:t>
-      </w:r>
-      <w:r>
-        <w:t xml:space="preserve"> </w:t>
-      </w:r>
-      <w:r>
-        <w:rPr>
-          <w:b/>
-          <w:bCs/>
-        </w:rPr>
-        <w:t xml:space="preserve">DuckDB</w:t>
-      </w:r>
-      <w:r>
-        <w:t xml:space="preserve"> </w:t>
-      </w:r>
-      <w:r>
-        <w:t xml:space="preserve">as the core data engine:</w:t>
-      </w:r>
-    </w:p>
-    <w:p>
-      <w:pPr>
-        <w:pStyle w:val="Compact"/>
+        <w:t xml:space="preserve">10.1.3 3. Share — Publishing to ERDDAP &amp; OBIS, plus Discovery Tools</w:t>
+      </w:r>
+    </w:p>
+    <w:p>
+      <w:pPr>
         <w:numPr>
           <w:ilvl w:val="0"/>
           <w:numId w:val="1050"/>
         </w:numPr>
       </w:pPr>
       <w:r>
-        <w:t xml:space="preserve">The</w:t>
-      </w:r>
-      <w:r>
-        <w:t xml:space="preserve"> </w:t>
-      </w:r>
-      <w:r>
         <w:rPr>
           <w:b/>
           <w:bCs/>
         </w:rPr>
-        <w:t xml:space="preserve">R package (</w:t>
-      </w:r>
-      <w:r>
-        <w:rPr>
-          <w:rStyle w:val="VerbatimChar"/>
-          <w:b/>
-          <w:bCs/>
-        </w:rPr>
-        <w:t xml:space="preserve">calcofi4r</w:t>
-      </w:r>
-      <w:r>
-        <w:rPr>
-          <w:b/>
-          <w:bCs/>
-        </w:rPr>
-        <w:t xml:space="preserve">)</w:t>
-      </w:r>
-      <w:r>
-        <w:t xml:space="preserve"> </w:t>
-      </w:r>
-      <w:r>
-        <w:t xml:space="preserve">now encapsulates key logic originally developed inside the integrated app, so the same high-quality data access and processing is available in scripts, reports, and analyses—not just in the web interface.</w:t>
-      </w:r>
-    </w:p>
-    <w:p>
-      <w:pPr>
-        <w:pStyle w:val="Compact"/>
+        <w:t xml:space="preserve">ERDDAP.</w:t>
+      </w:r>
+      <w:r>
+        <w:t xml:space="preserve"> </w:t>
+      </w:r>
+      <w:r>
+        <w:t xml:space="preserve">A CalCOFI-branded ERDDAP server was configured and deployed, serving multiple</w:t>
+      </w:r>
+      <w:r>
+        <w:t xml:space="preserve"> </w:t>
+      </w:r>
+      <w:r>
+        <w:rPr>
+          <w:rStyle w:val="VerbatimChar"/>
+        </w:rPr>
+        <w:t xml:space="preserve">EDDTableFromParquetFiles</w:t>
+      </w:r>
+      <w:r>
+        <w:t xml:space="preserve"> </w:t>
+      </w:r>
+      <w:r>
+        <w:t xml:space="preserve">datasets (bottle, phytoplankton, and others). A dedicated benchmark study compared Parquet, NetCDF (</w:t>
+      </w:r>
+      <w:r>
+        <w:rPr>
+          <w:rStyle w:val="VerbatimChar"/>
+        </w:rPr>
+        <w:t xml:space="preserve">EDDTableFromNcCFFiles</w:t>
+      </w:r>
+      <w:r>
+        <w:t xml:space="preserve">), and DuckDB serving backends to choose the best layout — prompted by the wide CTD table OOM-ing ERDDAP’s heap, which remains the one open serving issue (see crosswalk).</w:t>
+      </w:r>
+    </w:p>
+    <w:p>
+      <w:pPr>
         <w:numPr>
           <w:ilvl w:val="0"/>
           <w:numId w:val="1050"/>
         </w:numPr>
       </w:pPr>
       <w:r>
-        <w:t xml:space="preserve">Both the app and R package can connect to</w:t>
-      </w:r>
-      <w:r>
-        <w:t xml:space="preserve"> </w:t>
-      </w:r>
-      <w:r>
         <w:rPr>
           <w:b/>
           <w:bCs/>
         </w:rPr>
-        <w:t xml:space="preserve">local or remote DuckDB databases</w:t>
-      </w:r>
-      <w:r>
-        <w:t xml:space="preserve">, improving performance and enabling offline or near‑offline workflows.</w:t>
-      </w:r>
-    </w:p>
-    <w:p>
-      <w:pPr>
-        <w:pStyle w:val="Compact"/>
+        <w:t xml:space="preserve">OBIS.</w:t>
+      </w:r>
+      <w:r>
+        <w:t xml:space="preserve"> </w:t>
+      </w:r>
+      <w:r>
+        <w:t xml:space="preserve">The fish eggs &amp; larvae → OBIS workflow (Darwin Core + EML, joining biological observations to CTD environment by cruise) was refined to use the stable UUID keys and ichthyo-only scope.</w:t>
+      </w:r>
+    </w:p>
+    <w:p>
+      <w:pPr>
         <w:numPr>
           <w:ilvl w:val="0"/>
           <w:numId w:val="1050"/>
         </w:numPr>
       </w:pPr>
       <w:r>
-        <w:t xml:space="preserve">Documentation in the</w:t>
-      </w:r>
-      <w:r>
-        <w:t xml:space="preserve"> </w:t>
-      </w:r>
-      <w:r>
-        <w:rPr>
-          <w:rStyle w:val="VerbatimChar"/>
+        <w:rPr>
           <w:b/>
           <w:bCs/>
         </w:rPr>
-        <w:t xml:space="preserve">docs</w:t>
+        <w:t xml:space="preserve">Discovery &amp; documentation.</w:t>
+      </w:r>
+      <w:r>
+        <w:t xml:space="preserve"> </w:t>
+      </w:r>
+      <w:r>
+        <w:t xml:space="preserve">Two new browser-based, serverless tools were built and linked throughout the docs: a</w:t>
+      </w:r>
+      <w:r>
+        <w:t xml:space="preserve"> </w:t>
       </w:r>
       <w:r>
         <w:rPr>
           <w:b/>
           <w:bCs/>
         </w:rPr>
+        <w:t xml:space="preserve">Schema explorer</w:t>
+      </w:r>
+      <w:r>
+        <w:t xml:space="preserve"> </w:t>
+      </w:r>
+      <w:r>
+        <w:t xml:space="preserve">(</w:t>
+      </w:r>
+      <w:r>
+        <w:rPr>
+          <w:rStyle w:val="VerbatimChar"/>
+        </w:rPr>
+        <w:t xml:space="preserve">schema/</w:t>
+      </w:r>
+      <w:r>
+        <w:t xml:space="preserve"> </w:t>
+      </w:r>
+      <w:r>
+        <w:t xml:space="preserve">— diagram, tables, columns, datasets, measurements, with a cross-tab dataset filter and clickable ERD) and a</w:t>
+      </w:r>
+      <w:r>
         <w:t xml:space="preserve"> </w:t>
       </w:r>
       <w:r>
@@ -24983,37 +25476,100 @@
           <w:b/>
           <w:bCs/>
         </w:rPr>
-        <w:t xml:space="preserve">repository</w:t>
-      </w:r>
-      <w:r>
-        <w:t xml:space="preserve"> </w:t>
-      </w:r>
-      <w:r>
-        <w:t xml:space="preserve">has been updated to describe the full data creation process (from raw data to ready‑to‑use databases) and to explain the new development/production database strategy. Status documents and helper scripts provide clearer visibility into project progress.</w:t>
-      </w:r>
-    </w:p>
-    <w:p>
-      <w:pPr>
-        <w:pStyle w:val="FirstParagraph"/>
-      </w:pPr>
-      <w:r>
-        <w:t xml:space="preserve">This brings CalCOFI closer to a</w:t>
-      </w:r>
-      <w:r>
-        <w:t xml:space="preserve"> </w:t>
-      </w:r>
+        <w:t xml:space="preserve">Query playground</w:t>
+      </w:r>
+      <w:r>
+        <w:t xml:space="preserve"> </w:t>
+      </w:r>
+      <w:r>
+        <w:t xml:space="preserve">(</w:t>
+      </w:r>
+      <w:r>
+        <w:rPr>
+          <w:rStyle w:val="VerbatimChar"/>
+        </w:rPr>
+        <w:t xml:space="preserve">query/</w:t>
+      </w:r>
+      <w:r>
+        <w:t xml:space="preserve"> </w:t>
+      </w:r>
+      <w:r>
+        <w:t xml:space="preserve">— a Jekyll + DuckDB-WASM SQL sandbox).</w:t>
+      </w:r>
+      <w:r>
+        <w:t xml:space="preserve"> </w:t>
+      </w:r>
+      <w:r>
+        <w:rPr>
+          <w:rStyle w:val="VerbatimChar"/>
+        </w:rPr>
+        <w:t xml:space="preserve">calcofi4r</w:t>
+      </w:r>
+      <w:r>
+        <w:t xml:space="preserve"> </w:t>
+      </w:r>
+      <w:r>
+        <w:t xml:space="preserve">was rewired to read release</w:t>
+      </w:r>
+      <w:r>
+        <w:t xml:space="preserve"> </w:t>
+      </w:r>
+      <w:r>
+        <w:rPr>
+          <w:rStyle w:val="VerbatimChar"/>
+        </w:rPr>
+        <w:t xml:space="preserve">metadata.json</w:t>
+      </w:r>
+      <w:r>
+        <w:t xml:space="preserve">, emits</w:t>
+      </w:r>
+      <w:r>
+        <w:t xml:space="preserve"> </w:t>
+      </w:r>
+      <w:r>
+        <w:rPr>
+          <w:rStyle w:val="VerbatimChar"/>
+        </w:rPr>
+        <w:t xml:space="preserve">llms.txt</w:t>
+      </w:r>
+      <w:r>
+        <w:t xml:space="preserve">, and documents bio↔environment matching helpers; the</w:t>
+      </w:r>
+      <w:r>
+        <w:t xml:space="preserve"> </w:t>
+      </w:r>
+      <w:r>
+        <w:rPr>
+          <w:rStyle w:val="VerbatimChar"/>
+        </w:rPr>
+        <w:t xml:space="preserve">docs</w:t>
+      </w:r>
+      <w:r>
+        <w:t xml:space="preserve"> </w:t>
+      </w:r>
+      <w:r>
+        <w:t xml:space="preserve">site added Data Access and Matching pages.</w:t>
+      </w:r>
+    </w:p>
+    <w:p>
+      <w:pPr>
+        <w:numPr>
+          <w:ilvl w:val="0"/>
+          <w:numId w:val="1050"/>
+        </w:numPr>
+      </w:pPr>
       <w:r>
         <w:rPr>
           <w:b/>
           <w:bCs/>
         </w:rPr>
-        <w:t xml:space="preserve">coherent, documented platform</w:t>
-      </w:r>
-      <w:r>
-        <w:t xml:space="preserve"> </w:t>
-      </w:r>
-      <w:r>
-        <w:t xml:space="preserve">where analysts can move seamlessly between app-based exploration and scripted analysis.</w:t>
+        <w:t xml:space="preserve">Webinar series — pending.</w:t>
+      </w:r>
+      <w:r>
+        <w:t xml:space="preserve"> </w:t>
+      </w:r>
+      <w:r>
+        <w:t xml:space="preserve">The final Share deliverable (a recorded webinar series) has not yet been produced; a progress deck (Dec 2025 – Jun 2026) was assembled in its place.</w:t>
       </w:r>
     </w:p>
     <w:p>
@@ -25024,13 +25580,13 @@
       </w:r>
     </w:p>
     <w:bookmarkEnd w:id="211"/>
-    <w:bookmarkStart w:id="212" w:name="X2ac610fbe735553e54612facbfaa0e7548a631f"/>
+    <w:bookmarkStart w:id="212" w:name="deliverables-crosswalk"/>
     <w:p>
       <w:pPr>
         <w:pStyle w:val="Heading3"/>
       </w:pPr>
       <w:r>
-        <w:t xml:space="preserve">10.1.4 Standards-Compliant Publication of Biological Data</w:t>
+        <w:t xml:space="preserve">10.1.4 Deliverables Crosswalk</w:t>
       </w:r>
     </w:p>
     <w:p>
@@ -25038,162 +25594,880 @@
         <w:pStyle w:val="FirstParagraph"/>
       </w:pPr>
       <w:r>
-        <w:t xml:space="preserve">The</w:t>
-      </w:r>
-      <w:r>
-        <w:t xml:space="preserve"> </w:t>
-      </w:r>
-      <w:r>
-        <w:rPr>
-          <w:rStyle w:val="VerbatimChar"/>
+        <w:t xml:space="preserve">Against the SOW (** = must-complete by end of contract):</w:t>
+      </w:r>
+    </w:p>
+    <w:p>
+      <w:pPr>
+        <w:pStyle w:val="BodyText"/>
+      </w:pPr>
+      <w:r>
+        <w:rPr>
           <w:b/>
           <w:bCs/>
         </w:rPr>
-        <w:t xml:space="preserve">workflows</w:t>
-      </w:r>
-      <w:r>
-        <w:t xml:space="preserve"> </w:t>
-      </w:r>
-      <w:r>
-        <w:t xml:space="preserve">repository has seen major progress in turning CalCOFI’s biological datasets into</w:t>
-      </w:r>
-      <w:r>
-        <w:t xml:space="preserve"> </w:t>
-      </w:r>
+        <w:t xml:space="preserve">Ingest</w:t>
+      </w:r>
+      <w:r>
+        <w:t xml:space="preserve"> </w:t>
+      </w:r>
+      <w:r>
+        <w:t xml:space="preserve">— all must-complete datasets done:</w:t>
+      </w:r>
+    </w:p>
+    <w:tbl>
+      <w:tblPr>
+        <w:tblStyle w:val="Table"/>
+        <w:tblW w:type="pct" w:w="5000"/>
+        <w:tblLayout w:type="fixed"/>
+        <w:tblLook w:firstRow="1" w:lastRow="0" w:firstColumn="0" w:lastColumn="0" w:noHBand="0" w:noVBand="0" w:val="0020"/>
+      </w:tblPr>
+      <w:tblGrid>
+        <w:gridCol w:w="3960"/>
+        <w:gridCol w:w="3960"/>
+      </w:tblGrid>
+      <w:tr>
+        <w:trPr>
+          <w:tblHeader w:val="on"/>
+        </w:trPr>
+        <w:tc>
+          <w:tcPr/>
+          <w:p>
+            <w:pPr>
+              <w:pStyle w:val="Compact"/>
+            </w:pPr>
+            <w:r>
+              <w:t xml:space="preserve">Dataset</w:t>
+            </w:r>
+          </w:p>
+        </w:tc>
+        <w:tc>
+          <w:tcPr/>
+          <w:p>
+            <w:pPr>
+              <w:pStyle w:val="Compact"/>
+            </w:pPr>
+            <w:r>
+              <w:t xml:space="preserve">Status</w:t>
+            </w:r>
+          </w:p>
+        </w:tc>
+      </w:tr>
+      <w:tr>
+        <w:tc>
+          <w:tcPr/>
+          <w:p>
+            <w:pPr>
+              <w:pStyle w:val="Compact"/>
+            </w:pPr>
+            <w:r>
+              <w:t xml:space="preserve">Bottle Database **</w:t>
+            </w:r>
+          </w:p>
+        </w:tc>
+        <w:tc>
+          <w:tcPr/>
+          <w:p>
+            <w:pPr>
+              <w:pStyle w:val="Compact"/>
+            </w:pPr>
+            <w:r>
+              <w:t xml:space="preserve">✅ ingested</w:t>
+            </w:r>
+          </w:p>
+        </w:tc>
+      </w:tr>
+      <w:tr>
+        <w:tc>
+          <w:tcPr/>
+          <w:p>
+            <w:pPr>
+              <w:pStyle w:val="Compact"/>
+            </w:pPr>
+            <w:r>
+              <w:t xml:space="preserve">Fish Eggs &amp; Larvae **</w:t>
+            </w:r>
+          </w:p>
+        </w:tc>
+        <w:tc>
+          <w:tcPr/>
+          <w:p>
+            <w:pPr>
+              <w:pStyle w:val="Compact"/>
+            </w:pPr>
+            <w:r>
+              <w:t xml:space="preserve">✅ ingested (ichthyo)</w:t>
+            </w:r>
+          </w:p>
+        </w:tc>
+      </w:tr>
+      <w:tr>
+        <w:tc>
+          <w:tcPr/>
+          <w:p>
+            <w:pPr>
+              <w:pStyle w:val="Compact"/>
+            </w:pPr>
+            <w:r>
+              <w:t xml:space="preserve">CTD Cast Files **</w:t>
+            </w:r>
+          </w:p>
+        </w:tc>
+        <w:tc>
+          <w:tcPr/>
+          <w:p>
+            <w:pPr>
+              <w:pStyle w:val="Compact"/>
+            </w:pPr>
+            <w:r>
+              <w:t xml:space="preserve">✅ ingested (</w:t>
+            </w:r>
+            <w:r>
+              <w:rPr>
+                <w:rStyle w:val="VerbatimChar"/>
+              </w:rPr>
+              <w:t xml:space="preserve">ctd_thin</w:t>
+            </w:r>
+            <w:r>
+              <w:t xml:space="preserve"> </w:t>
+            </w:r>
+            <w:r>
+              <w:t xml:space="preserve">+</w:t>
+            </w:r>
+            <w:r>
+              <w:t xml:space="preserve"> </w:t>
+            </w:r>
+            <w:r>
+              <w:rPr>
+                <w:rStyle w:val="VerbatimChar"/>
+              </w:rPr>
+              <w:t xml:space="preserve">ctd_cast</w:t>
+            </w:r>
+            <w:r>
+              <w:t xml:space="preserve">)</w:t>
+            </w:r>
+          </w:p>
+        </w:tc>
+      </w:tr>
+      <w:tr>
+        <w:tc>
+          <w:tcPr/>
+          <w:p>
+            <w:pPr>
+              <w:pStyle w:val="Compact"/>
+            </w:pPr>
+            <w:r>
+              <w:t xml:space="preserve">Krill / euphausiids **</w:t>
+            </w:r>
+          </w:p>
+        </w:tc>
+        <w:tc>
+          <w:tcPr/>
+          <w:p>
+            <w:pPr>
+              <w:pStyle w:val="Compact"/>
+            </w:pPr>
+            <w:r>
+              <w:t xml:space="preserve">✅ ingested</w:t>
+            </w:r>
+          </w:p>
+        </w:tc>
+      </w:tr>
+      <w:tr>
+        <w:tc>
+          <w:tcPr/>
+          <w:p>
+            <w:pPr>
+              <w:pStyle w:val="Compact"/>
+            </w:pPr>
+            <w:r>
+              <w:t xml:space="preserve">Zooplankton biovolume **</w:t>
+            </w:r>
+          </w:p>
+        </w:tc>
+        <w:tc>
+          <w:tcPr/>
+          <w:p>
+            <w:pPr>
+              <w:pStyle w:val="Compact"/>
+            </w:pPr>
+            <w:r>
+              <w:t xml:space="preserve">✅ ingested (PIC)</w:t>
+            </w:r>
+          </w:p>
+        </w:tc>
+      </w:tr>
+      <w:tr>
+        <w:tc>
+          <w:tcPr/>
+          <w:p>
+            <w:pPr>
+              <w:pStyle w:val="Compact"/>
+            </w:pPr>
+            <w:r>
+              <w:t xml:space="preserve">Cephalopod / invertebrate **</w:t>
+            </w:r>
+          </w:p>
+        </w:tc>
+        <w:tc>
+          <w:tcPr/>
+          <w:p>
+            <w:pPr>
+              <w:pStyle w:val="Compact"/>
+            </w:pPr>
+            <w:r>
+              <w:t xml:space="preserve">✅ folded into ichthyo</w:t>
+            </w:r>
+          </w:p>
+        </w:tc>
+      </w:tr>
+      <w:tr>
+        <w:tc>
+          <w:tcPr/>
+          <w:p>
+            <w:pPr>
+              <w:pStyle w:val="Compact"/>
+            </w:pPr>
+            <w:r>
+              <w:t xml:space="preserve">Phytoplankton (Venrick) **</w:t>
+            </w:r>
+          </w:p>
+        </w:tc>
+        <w:tc>
+          <w:tcPr/>
+          <w:p>
+            <w:pPr>
+              <w:pStyle w:val="Compact"/>
+            </w:pPr>
+            <w:r>
+              <w:t xml:space="preserve">✅ ingested (#28)</w:t>
+            </w:r>
+          </w:p>
+        </w:tc>
+      </w:tr>
+      <w:tr>
+        <w:tc>
+          <w:tcPr/>
+          <w:p>
+            <w:pPr>
+              <w:pStyle w:val="Compact"/>
+            </w:pPr>
+            <w:r>
+              <w:t xml:space="preserve">DIC **</w:t>
+            </w:r>
+          </w:p>
+        </w:tc>
+        <w:tc>
+          <w:tcPr/>
+          <w:p>
+            <w:pPr>
+              <w:pStyle w:val="Compact"/>
+            </w:pPr>
+            <w:r>
+              <w:t xml:space="preserve">✅ ingested</w:t>
+            </w:r>
+          </w:p>
+        </w:tc>
+      </w:tr>
+      <w:tr>
+        <w:tc>
+          <w:tcPr/>
+          <w:p>
+            <w:pPr>
+              <w:pStyle w:val="Compact"/>
+            </w:pPr>
+            <w:r>
+              <w:t xml:space="preserve">CUFES, lobster phyllosoma, bird/mammal census</w:t>
+            </w:r>
+          </w:p>
+        </w:tc>
+        <w:tc>
+          <w:tcPr/>
+          <w:p>
+            <w:pPr>
+              <w:pStyle w:val="Compact"/>
+            </w:pPr>
+            <w:r>
+              <w:t xml:space="preserve">✅ ingested (beyond must-complete)</w:t>
+            </w:r>
+          </w:p>
+        </w:tc>
+      </w:tr>
+    </w:tbl>
+    <w:p>
+      <w:pPr>
+        <w:pStyle w:val="BodyText"/>
+      </w:pPr>
       <w:r>
         <w:rPr>
           <w:b/>
           <w:bCs/>
         </w:rPr>
-        <w:t xml:space="preserve">publication-ready products</w:t>
-      </w:r>
-      <w:r>
-        <w:t xml:space="preserve">:</w:t>
-      </w:r>
-    </w:p>
-    <w:p>
-      <w:pPr>
-        <w:pStyle w:val="Compact"/>
+        <w:t xml:space="preserve">Visualize:</w:t>
+      </w:r>
+    </w:p>
+    <w:tbl>
+      <w:tblPr>
+        <w:tblStyle w:val="Table"/>
+        <w:tblW w:type="pct" w:w="5000"/>
+        <w:tblLayout w:type="fixed"/>
+        <w:tblLook w:firstRow="1" w:lastRow="0" w:firstColumn="0" w:lastColumn="0" w:noHBand="0" w:noVBand="0" w:val="0020"/>
+      </w:tblPr>
+      <w:tblGrid>
+        <w:gridCol w:w="3960"/>
+        <w:gridCol w:w="3960"/>
+      </w:tblGrid>
+      <w:tr>
+        <w:trPr>
+          <w:tblHeader w:val="on"/>
+        </w:trPr>
+        <w:tc>
+          <w:tcPr/>
+          <w:p>
+            <w:pPr>
+              <w:pStyle w:val="Compact"/>
+            </w:pPr>
+            <w:r>
+              <w:t xml:space="preserve">Deliverable</w:t>
+            </w:r>
+          </w:p>
+        </w:tc>
+        <w:tc>
+          <w:tcPr/>
+          <w:p>
+            <w:pPr>
+              <w:pStyle w:val="Compact"/>
+            </w:pPr>
+            <w:r>
+              <w:t xml:space="preserve">Status</w:t>
+            </w:r>
+          </w:p>
+        </w:tc>
+      </w:tr>
+      <w:tr>
+        <w:tc>
+          <w:tcPr/>
+          <w:p>
+            <w:pPr>
+              <w:pStyle w:val="Compact"/>
+            </w:pPr>
+            <w:r>
+              <w:t xml:space="preserve">Add management areas (sanctuaries, MPAs, wind areas)</w:t>
+            </w:r>
+          </w:p>
+        </w:tc>
+        <w:tc>
+          <w:tcPr/>
+          <w:p>
+            <w:pPr>
+              <w:pStyle w:val="Compact"/>
+            </w:pPr>
+            <w:r>
+              <w:t xml:space="preserve">✅ added to int-app</w:t>
+            </w:r>
+          </w:p>
+        </w:tc>
+      </w:tr>
+      <w:tr>
+        <w:tc>
+          <w:tcPr/>
+          <w:p>
+            <w:pPr>
+              <w:pStyle w:val="Compact"/>
+            </w:pPr>
+            <w:r>
+              <w:t xml:space="preserve">On-the-fly hexagon endpoint by extent/zoom</w:t>
+            </w:r>
+          </w:p>
+        </w:tc>
+        <w:tc>
+          <w:tcPr/>
+          <w:p>
+            <w:pPr>
+              <w:pStyle w:val="Compact"/>
+            </w:pPr>
+            <w:r>
+              <w:t xml:space="preserve">✅ H3T tile API live</w:t>
+            </w:r>
+          </w:p>
+        </w:tc>
+      </w:tr>
+      <w:tr>
+        <w:tc>
+          <w:tcPr/>
+          <w:p>
+            <w:pPr>
+              <w:pStyle w:val="Compact"/>
+            </w:pPr>
+            <w:r>
+              <w:t xml:space="preserve">Expand hex summaries across new datasets</w:t>
+            </w:r>
+          </w:p>
+        </w:tc>
+        <w:tc>
+          <w:tcPr/>
+          <w:p>
+            <w:pPr>
+              <w:pStyle w:val="Compact"/>
+            </w:pPr>
+            <w:r>
+              <w:t xml:space="preserve">🔄 in progress as datasets land</w:t>
+            </w:r>
+          </w:p>
+        </w:tc>
+      </w:tr>
+    </w:tbl>
+    <w:p>
+      <w:pPr>
+        <w:pStyle w:val="BodyText"/>
+      </w:pPr>
+      <w:r>
+        <w:rPr>
+          <w:b/>
+          <w:bCs/>
+        </w:rPr>
+        <w:t xml:space="preserve">Share:</w:t>
+      </w:r>
+    </w:p>
+    <w:tbl>
+      <w:tblPr>
+        <w:tblStyle w:val="Table"/>
+        <w:tblW w:type="pct" w:w="5000"/>
+        <w:tblLayout w:type="fixed"/>
+        <w:tblLook w:firstRow="1" w:lastRow="0" w:firstColumn="0" w:lastColumn="0" w:noHBand="0" w:noVBand="0" w:val="0020"/>
+      </w:tblPr>
+      <w:tblGrid>
+        <w:gridCol w:w="3960"/>
+        <w:gridCol w:w="3960"/>
+      </w:tblGrid>
+      <w:tr>
+        <w:trPr>
+          <w:tblHeader w:val="on"/>
+        </w:trPr>
+        <w:tc>
+          <w:tcPr/>
+          <w:p>
+            <w:pPr>
+              <w:pStyle w:val="Compact"/>
+            </w:pPr>
+            <w:r>
+              <w:t xml:space="preserve">Deliverable</w:t>
+            </w:r>
+          </w:p>
+        </w:tc>
+        <w:tc>
+          <w:tcPr/>
+          <w:p>
+            <w:pPr>
+              <w:pStyle w:val="Compact"/>
+            </w:pPr>
+            <w:r>
+              <w:t xml:space="preserve">Status</w:t>
+            </w:r>
+          </w:p>
+        </w:tc>
+      </w:tr>
+      <w:tr>
+        <w:tc>
+          <w:tcPr/>
+          <w:p>
+            <w:pPr>
+              <w:pStyle w:val="Compact"/>
+            </w:pPr>
+            <w:r>
+              <w:t xml:space="preserve">CTD Cast Files → ERDDAP **</w:t>
+            </w:r>
+          </w:p>
+        </w:tc>
+        <w:tc>
+          <w:tcPr/>
+          <w:p>
+            <w:pPr>
+              <w:pStyle w:val="Compact"/>
+            </w:pPr>
+            <w:r>
+              <w:t xml:space="preserve">🔄 wide-table OOM under investigation (backend benchmark)</w:t>
+            </w:r>
+          </w:p>
+        </w:tc>
+      </w:tr>
+      <w:tr>
+        <w:tc>
+          <w:tcPr/>
+          <w:p>
+            <w:pPr>
+              <w:pStyle w:val="Compact"/>
+            </w:pPr>
+            <w:r>
+              <w:t xml:space="preserve">Bottle Database → ERDDAP **</w:t>
+            </w:r>
+          </w:p>
+        </w:tc>
+        <w:tc>
+          <w:tcPr/>
+          <w:p>
+            <w:pPr>
+              <w:pStyle w:val="Compact"/>
+            </w:pPr>
+            <w:r>
+              <w:t xml:space="preserve">✅ published</w:t>
+            </w:r>
+          </w:p>
+        </w:tc>
+      </w:tr>
+      <w:tr>
+        <w:tc>
+          <w:tcPr/>
+          <w:p>
+            <w:pPr>
+              <w:pStyle w:val="Compact"/>
+            </w:pPr>
+            <w:r>
+              <w:t xml:space="preserve">Fish Eggs &amp; Larvae → OBIS **</w:t>
+            </w:r>
+          </w:p>
+        </w:tc>
+        <w:tc>
+          <w:tcPr/>
+          <w:p>
+            <w:pPr>
+              <w:pStyle w:val="Compact"/>
+            </w:pPr>
+            <w:r>
+              <w:t xml:space="preserve">✅ workflow complete</w:t>
+            </w:r>
+          </w:p>
+        </w:tc>
+      </w:tr>
+      <w:tr>
+        <w:tc>
+          <w:tcPr/>
+          <w:p>
+            <w:pPr>
+              <w:pStyle w:val="Compact"/>
+            </w:pPr>
+            <w:r>
+              <w:t xml:space="preserve">Other portals (EDI, NCEI, additional OBIS)</w:t>
+            </w:r>
+          </w:p>
+        </w:tc>
+        <w:tc>
+          <w:tcPr/>
+          <w:p>
+            <w:pPr>
+              <w:pStyle w:val="Compact"/>
+            </w:pPr>
+            <w:r>
+              <w:t xml:space="preserve">🔄 / ⏳ as prioritized</w:t>
+            </w:r>
+          </w:p>
+        </w:tc>
+      </w:tr>
+      <w:tr>
+        <w:tc>
+          <w:tcPr/>
+          <w:p>
+            <w:pPr>
+              <w:pStyle w:val="Compact"/>
+            </w:pPr>
+            <w:r>
+              <w:t xml:space="preserve">Recorded webinar series</w:t>
+            </w:r>
+          </w:p>
+        </w:tc>
+        <w:tc>
+          <w:tcPr/>
+          <w:p>
+            <w:pPr>
+              <w:pStyle w:val="Compact"/>
+            </w:pPr>
+            <w:r>
+              <w:t xml:space="preserve">⏳ pending (progress deck delivered)</w:t>
+            </w:r>
+          </w:p>
+        </w:tc>
+      </w:tr>
+    </w:tbl>
+    <w:p>
+      <w:r>
+        <w:pict>
+          <v:rect style="width:0;height:1.5pt" o:hralign="center" o:hrstd="t" o:hr="t"/>
+        </w:pict>
+      </w:r>
+    </w:p>
+    <w:bookmarkEnd w:id="212"/>
+    <w:bookmarkStart w:id="213" w:name="program-coordination"/>
+    <w:p>
+      <w:pPr>
+        <w:pStyle w:val="Heading3"/>
+      </w:pPr>
+      <w:r>
+        <w:t xml:space="preserve">10.1.5 Program Coordination</w:t>
+      </w:r>
+    </w:p>
+    <w:p>
+      <w:pPr>
+        <w:pStyle w:val="FirstParagraph"/>
+      </w:pPr>
+      <w:r>
+        <w:t xml:space="preserve">Beyond code, the period included sustained coordination with the CalCOFI program (Erin Satterthwaite and team): contributing to the</w:t>
+      </w:r>
+      <w:r>
+        <w:t xml:space="preserve"> </w:t>
+      </w:r>
+      <w:r>
+        <w:rPr>
+          <w:b/>
+          <w:bCs/>
+        </w:rPr>
+        <w:t xml:space="preserve">Data Management Plan</w:t>
+      </w:r>
+      <w:r>
+        <w:t xml:space="preserve">, gathering input on a</w:t>
+      </w:r>
+      <w:r>
+        <w:t xml:space="preserve"> </w:t>
+      </w:r>
+      <w:r>
+        <w:rPr>
+          <w:b/>
+          <w:bCs/>
+        </w:rPr>
+        <w:t xml:space="preserve">dataset search tool</w:t>
+      </w:r>
+      <w:r>
+        <w:t xml:space="preserve"> </w:t>
+      </w:r>
+      <w:r>
+        <w:t xml:space="preserve">(categorizing variables by EOVs), scoping</w:t>
+      </w:r>
+      <w:r>
+        <w:t xml:space="preserve"> </w:t>
+      </w:r>
+      <w:r>
+        <w:rPr>
+          <w:b/>
+          <w:bCs/>
+        </w:rPr>
+        <w:t xml:space="preserve">CalOOS/SCCOOS portal</w:t>
+      </w:r>
+      <w:r>
+        <w:t xml:space="preserve"> </w:t>
+      </w:r>
+      <w:r>
+        <w:t xml:space="preserve">integration, mentoring the UCSB/UCLA</w:t>
+      </w:r>
+      <w:r>
+        <w:t xml:space="preserve"> </w:t>
+      </w:r>
+      <w:r>
+        <w:rPr>
+          <w:b/>
+          <w:bCs/>
+        </w:rPr>
+        <w:t xml:space="preserve">capstone teams</w:t>
+      </w:r>
+      <w:r>
+        <w:t xml:space="preserve">, and contributing to an MBON ocean-indicators manuscript and several joint proposals (GOMO AI/Data pilots, IOOS OTT). EcoQuants LLC’s CalCOFI work transitioned to</w:t>
+      </w:r>
+      <w:r>
+        <w:t xml:space="preserve"> </w:t>
+      </w:r>
+      <w:r>
+        <w:rPr>
+          <w:b/>
+          <w:bCs/>
+        </w:rPr>
+        <w:t xml:space="preserve">Ocean Metrics LLC</w:t>
+      </w:r>
+      <w:r>
+        <w:t xml:space="preserve"> </w:t>
+      </w:r>
+      <w:r>
+        <w:t xml:space="preserve">during this period.</w:t>
+      </w:r>
+    </w:p>
+    <w:p>
+      <w:r>
+        <w:pict>
+          <v:rect style="width:0;height:1.5pt" o:hralign="center" o:hrstd="t" o:hr="t"/>
+        </w:pict>
+      </w:r>
+    </w:p>
+    <w:bookmarkEnd w:id="213"/>
+    <w:bookmarkEnd w:id="214"/>
+    <w:bookmarkStart w:id="221" w:name="section-1"/>
+    <w:p>
+      <w:pPr>
+        <w:pStyle w:val="Heading2"/>
+      </w:pPr>
+      <w:r>
+        <w:t xml:space="preserve">10.2 2025-12-01</w:t>
+      </w:r>
+    </w:p>
+    <w:p>
+      <w:pPr>
+        <w:pStyle w:val="FirstParagraph"/>
+      </w:pPr>
+      <w:r>
+        <w:t xml:space="preserve">Over the past several months, CalCOFI’s software and data systems have advanced significantly toward a unified, reliable, and user‑friendly platform for exploring and publishing CalCOFI data. Work has focused on four main areas: the integrated data app, the underlying database and workflows, pushing to OBIS, and organizing</w:t>
+      </w:r>
+      <w:r>
+        <w:t xml:space="preserve"> </w:t>
+      </w:r>
+      <w:r>
+        <w:t xml:space="preserve">of CTD data.</w:t>
+      </w:r>
+    </w:p>
+    <w:bookmarkStart w:id="215" w:name="X937bd3087d53250a27eb0b6fbe085019fdffd80"/>
+    <w:p>
+      <w:pPr>
+        <w:pStyle w:val="Heading3"/>
+      </w:pPr>
+      <w:r>
+        <w:t xml:space="preserve">10.2.1 A More Capable, User-Friendly Integrated App</w:t>
+      </w:r>
+    </w:p>
+    <w:p>
+      <w:pPr>
+        <w:pStyle w:val="FirstParagraph"/>
+      </w:pPr>
+      <w:r>
+        <w:t xml:space="preserve">The</w:t>
+      </w:r>
+      <w:r>
+        <w:t xml:space="preserve"> </w:t>
+      </w:r>
+      <w:r>
+        <w:rPr>
+          <w:b/>
+          <w:bCs/>
+        </w:rPr>
+        <w:t xml:space="preserve">CalCOFI integrated application (</w:t>
+      </w:r>
+      <w:r>
+        <w:rPr>
+          <w:rStyle w:val="VerbatimChar"/>
+          <w:b/>
+          <w:bCs/>
+        </w:rPr>
+        <w:t xml:space="preserve">int-app</w:t>
+      </w:r>
+      <w:r>
+        <w:rPr>
+          <w:b/>
+          <w:bCs/>
+        </w:rPr>
+        <w:t xml:space="preserve">)</w:t>
+      </w:r>
+      <w:r>
+        <w:t xml:space="preserve"> </w:t>
+      </w:r>
+      <w:r>
+        <w:t xml:space="preserve">has evolved into a much richer and more intuitive tool for scientists and partners:</w:t>
+      </w:r>
+    </w:p>
+    <w:p>
+      <w:pPr>
         <w:numPr>
           <w:ilvl w:val="0"/>
           <w:numId w:val="1051"/>
         </w:numPr>
       </w:pPr>
       <w:r>
-        <w:t xml:space="preserve">New workflows now</w:t>
-      </w:r>
-      <w:r>
-        <w:t xml:space="preserve"> </w:t>
-      </w:r>
-      <w:r>
         <w:rPr>
           <w:b/>
           <w:bCs/>
         </w:rPr>
-        <w:t xml:space="preserve">publish larval data to OBIS</w:t>
-      </w:r>
-      <w:r>
-        <w:t xml:space="preserve">, the global biodiversity information system, with repeatable recipes that combine biological observations with CTD (oceanographic) data.</w:t>
-      </w:r>
-    </w:p>
-    <w:p>
-      <w:pPr>
-        <w:pStyle w:val="Compact"/>
+        <w:t xml:space="preserve">Taxonomy-aware exploration</w:t>
+      </w:r>
+      <w:r>
+        <w:br/>
+      </w:r>
+      <w:r>
+        <w:t xml:space="preserve">The app now understands species and their taxonomic relationships. Users can browse taxa hierarchies, see taxonomic ranks, and work with improved species metadata tied to authoritative sources (e.g., WoRMS, ITIS). This makes it easier to find and compare species and groups of species consistently.</w:t>
+      </w:r>
+    </w:p>
+    <w:p>
+      <w:pPr>
         <w:numPr>
           <w:ilvl w:val="0"/>
           <w:numId w:val="1051"/>
         </w:numPr>
       </w:pPr>
       <w:r>
-        <w:t xml:space="preserve">The underlying data model for</w:t>
-      </w:r>
-      <w:r>
-        <w:t xml:space="preserve"> </w:t>
-      </w:r>
-      <w:r>
         <w:rPr>
           <w:b/>
           <w:bCs/>
         </w:rPr>
-        <w:t xml:space="preserve">events and occurrences</w:t>
-      </w:r>
-      <w:r>
-        <w:t xml:space="preserve"> </w:t>
-      </w:r>
-      <w:r>
-        <w:t xml:space="preserve">has been strengthened to align with international standards (e.g., Darwin Core), including:</w:t>
-      </w:r>
-    </w:p>
-    <w:p>
-      <w:pPr>
-        <w:pStyle w:val="Compact"/>
-        <w:numPr>
-          <w:ilvl w:val="1"/>
-          <w:numId w:val="1052"/>
-        </w:numPr>
-      </w:pPr>
-      <w:r>
-        <w:t xml:space="preserve">Clear hierarchies of sampling events,</w:t>
-      </w:r>
-    </w:p>
-    <w:p>
-      <w:pPr>
-        <w:pStyle w:val="Compact"/>
-        <w:numPr>
-          <w:ilvl w:val="1"/>
-          <w:numId w:val="1052"/>
-        </w:numPr>
-      </w:pPr>
-      <w:r>
-        <w:t xml:space="preserve">Better handling of life‑stage and size information (e.g., egg and larval stages),</w:t>
-      </w:r>
-    </w:p>
-    <w:p>
-      <w:pPr>
-        <w:pStyle w:val="Compact"/>
-        <w:numPr>
-          <w:ilvl w:val="1"/>
-          <w:numId w:val="1052"/>
-        </w:numPr>
-      </w:pPr>
-      <w:r>
-        <w:t xml:space="preserve">Automated generation of metadata files required for data archives.</w:t>
-      </w:r>
-    </w:p>
-    <w:p>
-      <w:pPr>
-        <w:pStyle w:val="Compact"/>
+        <w:t xml:space="preserve">Better visual experience and theming</w:t>
+      </w:r>
+      <w:r>
+        <w:br/>
+      </w:r>
+      <w:r>
+        <w:t xml:space="preserve">A new</w:t>
+      </w:r>
+      <w:r>
+        <w:t xml:space="preserve"> </w:t>
+      </w:r>
+      <w:r>
+        <w:rPr>
+          <w:b/>
+          <w:bCs/>
+        </w:rPr>
+        <w:t xml:space="preserve">dark/light theme toggle</w:t>
+      </w:r>
+      <w:r>
+        <w:t xml:space="preserve"> </w:t>
+      </w:r>
+      <w:r>
+        <w:t xml:space="preserve">has been implemented and refined so that maps, time series, and other plots remain readable and visually consistent. Navigation has been reorganized, with a clearer About page, a guided “tour” of the app, and more intuitive icons and labels, making the app easier to learn and use.</w:t>
+      </w:r>
+    </w:p>
+    <w:p>
+      <w:pPr>
         <w:numPr>
           <w:ilvl w:val="0"/>
           <w:numId w:val="1051"/>
         </w:numPr>
       </w:pPr>
       <w:r>
-        <w:t xml:space="preserve">Additional integrity checks and foreign key relationships help ensure that data are correct and consistent before publication.</w:t>
-      </w:r>
-    </w:p>
-    <w:p>
-      <w:pPr>
-        <w:pStyle w:val="FirstParagraph"/>
-      </w:pPr>
-      <w:r>
-        <w:t xml:space="preserve">These advances substantially improve CalCOFI’s ability to</w:t>
-      </w:r>
-      <w:r>
-        <w:t xml:space="preserve"> </w:t>
-      </w:r>
-      <w:r>
         <w:rPr>
           <w:b/>
           <w:bCs/>
         </w:rPr>
-        <w:t xml:space="preserve">share high-quality, well-structured biodiversity data</w:t>
-      </w:r>
-      <w:r>
-        <w:t xml:space="preserve"> </w:t>
-      </w:r>
-      <w:r>
-        <w:t xml:space="preserve">with the broader scientific community.</w:t>
+        <w:t xml:space="preserve">Stronger spatial and temporal tools</w:t>
+      </w:r>
+      <w:r>
+        <w:br/>
+      </w:r>
+      <w:r>
+        <w:t xml:space="preserve">Spatial maps now rely on efficient hexagon grids calculated in the database, improving performance and scalability. Default settings for time and depth matching have been tuned to yield better joins between environmental and biological data out of the box.</w:t>
+      </w:r>
+    </w:p>
+    <w:p>
+      <w:pPr>
+        <w:pStyle w:val="FirstParagraph"/>
+      </w:pPr>
+      <w:r>
+        <w:t xml:space="preserve">Overall, the app is moving from a prototype to a</w:t>
+      </w:r>
+      <w:r>
+        <w:t xml:space="preserve"> </w:t>
+      </w:r>
+      <w:r>
+        <w:rPr>
+          <w:b/>
+          <w:bCs/>
+        </w:rPr>
+        <w:t xml:space="preserve">polished, guided interface</w:t>
+      </w:r>
+      <w:r>
+        <w:t xml:space="preserve"> </w:t>
+      </w:r>
+      <w:r>
+        <w:t xml:space="preserve">that better supports exploratory analysis and communication.</w:t>
       </w:r>
     </w:p>
     <w:p>
@@ -25203,14 +26477,14 @@
         </w:pict>
       </w:r>
     </w:p>
-    <w:bookmarkEnd w:id="212"/>
-    <w:bookmarkStart w:id="213" w:name="X412fb6f606d875da645c881803255dde586bbc8"/>
+    <w:bookmarkEnd w:id="215"/>
+    <w:bookmarkStart w:id="216" w:name="X4382a81008eef0c07c3d182046c591f52b58219"/>
     <w:p>
       <w:pPr>
         <w:pStyle w:val="Heading3"/>
       </w:pPr>
       <w:r>
-        <w:t xml:space="preserve">10.1.5 Improved Public Access and Infrastructure</w:t>
+        <w:t xml:space="preserve">10.2.2 A Stable, Well-Documented Database Foundation</w:t>
       </w:r>
     </w:p>
     <w:p>
@@ -25218,7 +26492,175 @@
         <w:pStyle w:val="FirstParagraph"/>
       </w:pPr>
       <w:r>
-        <w:t xml:space="preserve">Finally, several changes improve how external users find and access CalCOFI tools:</w:t>
+        <w:t xml:space="preserve">The</w:t>
+      </w:r>
+      <w:r>
+        <w:t xml:space="preserve"> </w:t>
+      </w:r>
+      <w:r>
+        <w:rPr>
+          <w:b/>
+          <w:bCs/>
+        </w:rPr>
+        <w:t xml:space="preserve">CalCOFI database package (</w:t>
+      </w:r>
+      <w:r>
+        <w:rPr>
+          <w:rStyle w:val="VerbatimChar"/>
+          <w:b/>
+          <w:bCs/>
+        </w:rPr>
+        <w:t xml:space="preserve">calcofi4db</w:t>
+      </w:r>
+      <w:r>
+        <w:rPr>
+          <w:b/>
+          <w:bCs/>
+        </w:rPr>
+        <w:t xml:space="preserve">)</w:t>
+      </w:r>
+      <w:r>
+        <w:t xml:space="preserve"> </w:t>
+      </w:r>
+      <w:r>
+        <w:t xml:space="preserve">has been formalized and versioned, providing a solid foundation for all downstream tools:</w:t>
+      </w:r>
+    </w:p>
+    <w:p>
+      <w:pPr>
+        <w:pStyle w:val="Compact"/>
+        <w:numPr>
+          <w:ilvl w:val="0"/>
+          <w:numId w:val="1052"/>
+        </w:numPr>
+      </w:pPr>
+      <w:r>
+        <w:rPr>
+          <w:b/>
+          <w:bCs/>
+        </w:rPr>
+        <w:t xml:space="preserve">Two stable releases</w:t>
+      </w:r>
+      <w:r>
+        <w:t xml:space="preserve"> </w:t>
+      </w:r>
+      <w:r>
+        <w:t xml:space="preserve">(versions 1.0 and 1.1) have established a reliable baseline for the database, including bottle-level data.</w:t>
+      </w:r>
+    </w:p>
+    <w:p>
+      <w:pPr>
+        <w:pStyle w:val="Compact"/>
+        <w:numPr>
+          <w:ilvl w:val="0"/>
+          <w:numId w:val="1052"/>
+        </w:numPr>
+      </w:pPr>
+      <w:r>
+        <w:t xml:space="preserve">The project now follows a</w:t>
+      </w:r>
+      <w:r>
+        <w:t xml:space="preserve"> </w:t>
+      </w:r>
+      <w:r>
+        <w:rPr>
+          <w:b/>
+          <w:bCs/>
+        </w:rPr>
+        <w:t xml:space="preserve">clear strategy for separate development and production databases</w:t>
+      </w:r>
+      <w:r>
+        <w:t xml:space="preserve">, reducing risk when making changes and improving reproducibility.</w:t>
+      </w:r>
+    </w:p>
+    <w:p>
+      <w:pPr>
+        <w:pStyle w:val="Compact"/>
+        <w:numPr>
+          <w:ilvl w:val="0"/>
+          <w:numId w:val="1052"/>
+        </w:numPr>
+      </w:pPr>
+      <w:r>
+        <w:t xml:space="preserve">Data ingestion from NOAA and other sources has been</w:t>
+      </w:r>
+      <w:r>
+        <w:t xml:space="preserve"> </w:t>
+      </w:r>
+      <w:r>
+        <w:rPr>
+          <w:b/>
+          <w:bCs/>
+        </w:rPr>
+        <w:t xml:space="preserve">hardened</w:t>
+      </w:r>
+      <w:r>
+        <w:t xml:space="preserve">, with several rounds of fixes to handle edge cases and ensure that raw files are consistently and correctly translated into the database.</w:t>
+      </w:r>
+    </w:p>
+    <w:p>
+      <w:pPr>
+        <w:pStyle w:val="FirstParagraph"/>
+      </w:pPr>
+      <w:r>
+        <w:t xml:space="preserve">In addition, the package’s</w:t>
+      </w:r>
+      <w:r>
+        <w:t xml:space="preserve"> </w:t>
+      </w:r>
+      <w:r>
+        <w:rPr>
+          <w:b/>
+          <w:bCs/>
+        </w:rPr>
+        <w:t xml:space="preserve">online documentation site</w:t>
+      </w:r>
+      <w:r>
+        <w:t xml:space="preserve"> </w:t>
+      </w:r>
+      <w:r>
+        <w:t xml:space="preserve">has been refreshed so that developers and analysts have up-to-date guidance on how data flow into and through the database.</w:t>
+      </w:r>
+    </w:p>
+    <w:p>
+      <w:r>
+        <w:pict>
+          <v:rect style="width:0;height:1.5pt" o:hralign="center" o:hrstd="t" o:hr="t"/>
+        </w:pict>
+      </w:r>
+    </w:p>
+    <w:bookmarkEnd w:id="216"/>
+    <w:bookmarkStart w:id="217" w:name="X53211351bbaf319ff09e897ce4e2c10df4d26fa"/>
+    <w:p>
+      <w:pPr>
+        <w:pStyle w:val="Heading3"/>
+      </w:pPr>
+      <w:r>
+        <w:t xml:space="preserve">10.2.3 Unified R Tools and Documentation Around DuckDB</w:t>
+      </w:r>
+    </w:p>
+    <w:p>
+      <w:pPr>
+        <w:pStyle w:val="FirstParagraph"/>
+      </w:pPr>
+      <w:r>
+        <w:t xml:space="preserve">Across the toolchain, CalCOFI has standardized on</w:t>
+      </w:r>
+      <w:r>
+        <w:t xml:space="preserve"> </w:t>
+      </w:r>
+      <w:r>
+        <w:rPr>
+          <w:b/>
+          <w:bCs/>
+        </w:rPr>
+        <w:t xml:space="preserve">DuckDB</w:t>
+      </w:r>
+      <w:r>
+        <w:t xml:space="preserve"> </w:t>
+      </w:r>
+      <w:r>
+        <w:t xml:space="preserve">as the core data engine:</w:t>
       </w:r>
     </w:p>
     <w:p>
@@ -25240,7 +26682,7 @@
           <w:b/>
           <w:bCs/>
         </w:rPr>
-        <w:t xml:space="preserve">public website (</w:t>
+        <w:t xml:space="preserve">R package (</w:t>
       </w:r>
       <w:r>
         <w:rPr>
@@ -25248,7 +26690,7 @@
           <w:b/>
           <w:bCs/>
         </w:rPr>
-        <w:t xml:space="preserve">CalCOFI.github.io</w:t>
+        <w:t xml:space="preserve">calcofi4r</w:t>
       </w:r>
       <w:r>
         <w:rPr>
@@ -25261,7 +26703,7 @@
         <w:t xml:space="preserve"> </w:t>
       </w:r>
       <w:r>
-        <w:t xml:space="preserve">now highlights key applications, including the integrated app and a pollutants-focused app, making them easier to discover.</w:t>
+        <w:t xml:space="preserve">now encapsulates key logic originally developed inside the integrated app, so the same high-quality data access and processing is available in scripts, reports, and analyses—not just in the web interface.</w:t>
       </w:r>
     </w:p>
     <w:p>
@@ -25273,7 +26715,7 @@
         </w:numPr>
       </w:pPr>
       <w:r>
-        <w:t xml:space="preserve">Server configuration has been updated so that</w:t>
+        <w:t xml:space="preserve">Both the app and R package can connect to</w:t>
       </w:r>
       <w:r>
         <w:t xml:space="preserve"> </w:t>
@@ -25283,40 +26725,77 @@
           <w:b/>
           <w:bCs/>
         </w:rPr>
-        <w:t xml:space="preserve">Shiny apps are served from a new dedicated domain</w:t>
-      </w:r>
-      <w:r>
-        <w:rPr>
+        <w:t xml:space="preserve">local or remote DuckDB databases</w:t>
+      </w:r>
+      <w:r>
+        <w:t xml:space="preserve">, improving performance and enabling offline or near‑offline workflows.</w:t>
+      </w:r>
+    </w:p>
+    <w:p>
+      <w:pPr>
+        <w:pStyle w:val="Compact"/>
+        <w:numPr>
+          <w:ilvl w:val="0"/>
+          <w:numId w:val="1053"/>
+        </w:numPr>
+      </w:pPr>
+      <w:r>
+        <w:t xml:space="preserve">Documentation in the</w:t>
+      </w:r>
+      <w:r>
+        <w:t xml:space="preserve"> </w:t>
+      </w:r>
+      <w:r>
+        <w:rPr>
+          <w:rStyle w:val="VerbatimChar"/>
           <w:b/>
           <w:bCs/>
         </w:rPr>
-        <w:t xml:space="preserve"> </w:t>
-      </w:r>
-      <w:r>
-        <w:rPr>
-          <w:rStyle w:val="VerbatimChar"/>
+        <w:t xml:space="preserve">docs</w:t>
+      </w:r>
+      <w:r>
+        <w:rPr>
           <w:b/>
           <w:bCs/>
         </w:rPr>
-        <w:t xml:space="preserve">app.calcofi.io</w:t>
-      </w:r>
-      <w:r>
-        <w:t xml:space="preserve"> </w:t>
-      </w:r>
-      <w:r>
-        <w:t xml:space="preserve">(and still</w:t>
-      </w:r>
-      <w:r>
-        <w:t xml:space="preserve"> </w:t>
-      </w:r>
-      <w:r>
-        <w:rPr>
-          <w:rStyle w:val="VerbatimChar"/>
-        </w:rPr>
-        <w:t xml:space="preserve">shiny.calcofi.io</w:t>
-      </w:r>
-      <w:r>
-        <w:t xml:space="preserve">), clarifying the entry point for interactive tools and simplifying operations.</w:t>
+        <w:t xml:space="preserve"> </w:t>
+      </w:r>
+      <w:r>
+        <w:rPr>
+          <w:b/>
+          <w:bCs/>
+        </w:rPr>
+        <w:t xml:space="preserve">repository</w:t>
+      </w:r>
+      <w:r>
+        <w:t xml:space="preserve"> </w:t>
+      </w:r>
+      <w:r>
+        <w:t xml:space="preserve">has been updated to describe the full data creation process (from raw data to ready‑to‑use databases) and to explain the new development/production database strategy. Status documents and helper scripts provide clearer visibility into project progress.</w:t>
+      </w:r>
+    </w:p>
+    <w:p>
+      <w:pPr>
+        <w:pStyle w:val="FirstParagraph"/>
+      </w:pPr>
+      <w:r>
+        <w:t xml:space="preserve">This brings CalCOFI closer to a</w:t>
+      </w:r>
+      <w:r>
+        <w:t xml:space="preserve"> </w:t>
+      </w:r>
+      <w:r>
+        <w:rPr>
+          <w:b/>
+          <w:bCs/>
+        </w:rPr>
+        <w:t xml:space="preserve">coherent, documented platform</w:t>
+      </w:r>
+      <w:r>
+        <w:t xml:space="preserve"> </w:t>
+      </w:r>
+      <w:r>
+        <w:t xml:space="preserve">where analysts can move seamlessly between app-based exploration and scripted analysis.</w:t>
       </w:r>
     </w:p>
     <w:p>
@@ -25326,14 +26805,14 @@
         </w:pict>
       </w:r>
     </w:p>
-    <w:bookmarkEnd w:id="213"/>
-    <w:bookmarkStart w:id="214" w:name="overall-impact"/>
+    <w:bookmarkEnd w:id="217"/>
+    <w:bookmarkStart w:id="218" w:name="X2ac610fbe735553e54612facbfaa0e7548a631f"/>
     <w:p>
       <w:pPr>
         <w:pStyle w:val="Heading3"/>
       </w:pPr>
       <w:r>
-        <w:t xml:space="preserve">10.1.6 Overall Impact</w:t>
+        <w:t xml:space="preserve">10.2.4 Standards-Compliant Publication of Biological Data</w:t>
       </w:r>
     </w:p>
     <w:p>
@@ -25341,17 +26820,34 @@
         <w:pStyle w:val="FirstParagraph"/>
       </w:pPr>
       <w:r>
-        <w:t xml:space="preserve">Together, these developments move CalCOFI toward a</w:t>
-      </w:r>
-      <w:r>
-        <w:t xml:space="preserve"> </w:t>
-      </w:r>
-      <w:r>
-        <w:rPr>
+        <w:t xml:space="preserve">The</w:t>
+      </w:r>
+      <w:r>
+        <w:t xml:space="preserve"> </w:t>
+      </w:r>
+      <w:r>
+        <w:rPr>
+          <w:rStyle w:val="VerbatimChar"/>
           <w:b/>
           <w:bCs/>
         </w:rPr>
-        <w:t xml:space="preserve">modern, integrated data platform</w:t>
+        <w:t xml:space="preserve">workflows</w:t>
+      </w:r>
+      <w:r>
+        <w:t xml:space="preserve"> </w:t>
+      </w:r>
+      <w:r>
+        <w:t xml:space="preserve">repository has seen major progress in turning CalCOFI’s biological datasets into</w:t>
+      </w:r>
+      <w:r>
+        <w:t xml:space="preserve"> </w:t>
+      </w:r>
+      <w:r>
+        <w:rPr>
+          <w:b/>
+          <w:bCs/>
+        </w:rPr>
+        <w:t xml:space="preserve">publication-ready products</w:t>
       </w:r>
       <w:r>
         <w:t xml:space="preserve">:</w:t>
@@ -25366,7 +26862,20 @@
         </w:numPr>
       </w:pPr>
       <w:r>
-        <w:t xml:space="preserve">Scientists and partners gain a more powerful, user‑friendly app and R toolkit for exploring CalCOFI data.</w:t>
+        <w:t xml:space="preserve">New workflows now</w:t>
+      </w:r>
+      <w:r>
+        <w:t xml:space="preserve"> </w:t>
+      </w:r>
+      <w:r>
+        <w:rPr>
+          <w:b/>
+          <w:bCs/>
+        </w:rPr>
+        <w:t xml:space="preserve">publish larval data to OBIS</w:t>
+      </w:r>
+      <w:r>
+        <w:t xml:space="preserve">, the global biodiversity information system, with repeatable recipes that combine biological observations with CTD (oceanographic) data.</w:t>
       </w:r>
     </w:p>
     <w:p>
@@ -25378,7 +26887,59 @@
         </w:numPr>
       </w:pPr>
       <w:r>
-        <w:t xml:space="preserve">The underlying database and workflows are more robust, testable, and clearly documented.</w:t>
+        <w:t xml:space="preserve">The underlying data model for</w:t>
+      </w:r>
+      <w:r>
+        <w:t xml:space="preserve"> </w:t>
+      </w:r>
+      <w:r>
+        <w:rPr>
+          <w:b/>
+          <w:bCs/>
+        </w:rPr>
+        <w:t xml:space="preserve">events and occurrences</w:t>
+      </w:r>
+      <w:r>
+        <w:t xml:space="preserve"> </w:t>
+      </w:r>
+      <w:r>
+        <w:t xml:space="preserve">has been strengthened to align with international standards (e.g., Darwin Core), including:</w:t>
+      </w:r>
+    </w:p>
+    <w:p>
+      <w:pPr>
+        <w:pStyle w:val="Compact"/>
+        <w:numPr>
+          <w:ilvl w:val="1"/>
+          <w:numId w:val="1055"/>
+        </w:numPr>
+      </w:pPr>
+      <w:r>
+        <w:t xml:space="preserve">Clear hierarchies of sampling events,</w:t>
+      </w:r>
+    </w:p>
+    <w:p>
+      <w:pPr>
+        <w:pStyle w:val="Compact"/>
+        <w:numPr>
+          <w:ilvl w:val="1"/>
+          <w:numId w:val="1055"/>
+        </w:numPr>
+      </w:pPr>
+      <w:r>
+        <w:t xml:space="preserve">Better handling of life‑stage and size information (e.g., egg and larval stages),</w:t>
+      </w:r>
+    </w:p>
+    <w:p>
+      <w:pPr>
+        <w:pStyle w:val="Compact"/>
+        <w:numPr>
+          <w:ilvl w:val="1"/>
+          <w:numId w:val="1055"/>
+        </w:numPr>
+      </w:pPr>
+      <w:r>
+        <w:t xml:space="preserve">Automated generation of metadata files required for data archives.</w:t>
       </w:r>
     </w:p>
     <w:p>
@@ -25390,7 +26951,15 @@
         </w:numPr>
       </w:pPr>
       <w:r>
-        <w:t xml:space="preserve">CalCOFI’s biological data are better positioned for</w:t>
+        <w:t xml:space="preserve">Additional integrity checks and foreign key relationships help ensure that data are correct and consistent before publication.</w:t>
+      </w:r>
+    </w:p>
+    <w:p>
+      <w:pPr>
+        <w:pStyle w:val="FirstParagraph"/>
+      </w:pPr>
+      <w:r>
+        <w:t xml:space="preserve">These advances substantially improve CalCOFI’s ability to</w:t>
       </w:r>
       <w:r>
         <w:t xml:space="preserve"> </w:t>
@@ -25400,13 +26969,38 @@
           <w:b/>
           <w:bCs/>
         </w:rPr>
-        <w:t xml:space="preserve">global visibility and reuse</w:t>
-      </w:r>
-      <w:r>
-        <w:t xml:space="preserve"> </w:t>
-      </w:r>
-      <w:r>
-        <w:t xml:space="preserve">through standards‑compliant publication channels like OBIS.</w:t>
+        <w:t xml:space="preserve">share high-quality, well-structured biodiversity data</w:t>
+      </w:r>
+      <w:r>
+        <w:t xml:space="preserve"> </w:t>
+      </w:r>
+      <w:r>
+        <w:t xml:space="preserve">with the broader scientific community.</w:t>
+      </w:r>
+    </w:p>
+    <w:p>
+      <w:r>
+        <w:pict>
+          <v:rect style="width:0;height:1.5pt" o:hralign="center" o:hrstd="t" o:hr="t"/>
+        </w:pict>
+      </w:r>
+    </w:p>
+    <w:bookmarkEnd w:id="218"/>
+    <w:bookmarkStart w:id="219" w:name="X412fb6f606d875da645c881803255dde586bbc8"/>
+    <w:p>
+      <w:pPr>
+        <w:pStyle w:val="Heading3"/>
+      </w:pPr>
+      <w:r>
+        <w:t xml:space="preserve">10.2.5 Improved Public Access and Infrastructure</w:t>
+      </w:r>
+    </w:p>
+    <w:p>
+      <w:pPr>
+        <w:pStyle w:val="FirstParagraph"/>
+      </w:pPr>
+      <w:r>
+        <w:t xml:space="preserve">Finally, several changes improve how external users find and access CalCOFI tools:</w:t>
       </w:r>
     </w:p>
     <w:p>
@@ -25414,30 +27008,11 @@
         <w:pStyle w:val="Compact"/>
         <w:numPr>
           <w:ilvl w:val="0"/>
-          <w:numId w:val="1054"/>
+          <w:numId w:val="1056"/>
         </w:numPr>
       </w:pPr>
       <w:r>
-        <w:t xml:space="preserve">Public‑facing web presence and infrastructure are cleaner and more aligned, making it easier for stakeholders to find and use CalCOFI resources.</w:t>
-      </w:r>
-    </w:p>
-    <w:bookmarkEnd w:id="214"/>
-    <w:bookmarkEnd w:id="215"/>
-    <w:bookmarkStart w:id="255" w:name="section-1"/>
-    <w:p>
-      <w:pPr>
-        <w:pStyle w:val="Heading2"/>
-      </w:pPr>
-      <w:r>
-        <w:t xml:space="preserve">10.2 2025-07-01</w:t>
-      </w:r>
-    </w:p>
-    <w:p>
-      <w:pPr>
-        <w:pStyle w:val="FirstParagraph"/>
-      </w:pPr>
-      <w:r>
-        <w:t xml:space="preserve">This report summarizes the key development activities, major accomplishments, and ongoing work for the first 6 monhts of 2025 across the CalCOFI GitHub repositories:</w:t>
+        <w:t xml:space="preserve">The</w:t>
       </w:r>
       <w:r>
         <w:t xml:space="preserve"> </w:t>
@@ -25447,10 +27022,83 @@
           <w:b/>
           <w:bCs/>
         </w:rPr>
-        <w:t xml:space="preserve">api, apps, calcofi4db, calcofi4r, docs, server, workflows</w:t>
-      </w:r>
-      <w:r>
-        <w:t xml:space="preserve">. The findings are based on issues and commits from January–July 2025.</w:t>
+        <w:t xml:space="preserve">public website (</w:t>
+      </w:r>
+      <w:r>
+        <w:rPr>
+          <w:rStyle w:val="VerbatimChar"/>
+          <w:b/>
+          <w:bCs/>
+        </w:rPr>
+        <w:t xml:space="preserve">CalCOFI.github.io</w:t>
+      </w:r>
+      <w:r>
+        <w:rPr>
+          <w:b/>
+          <w:bCs/>
+        </w:rPr>
+        <w:t xml:space="preserve">)</w:t>
+      </w:r>
+      <w:r>
+        <w:t xml:space="preserve"> </w:t>
+      </w:r>
+      <w:r>
+        <w:t xml:space="preserve">now highlights key applications, including the integrated app and a pollutants-focused app, making them easier to discover.</w:t>
+      </w:r>
+    </w:p>
+    <w:p>
+      <w:pPr>
+        <w:pStyle w:val="Compact"/>
+        <w:numPr>
+          <w:ilvl w:val="0"/>
+          <w:numId w:val="1056"/>
+        </w:numPr>
+      </w:pPr>
+      <w:r>
+        <w:t xml:space="preserve">Server configuration has been updated so that</w:t>
+      </w:r>
+      <w:r>
+        <w:t xml:space="preserve"> </w:t>
+      </w:r>
+      <w:r>
+        <w:rPr>
+          <w:b/>
+          <w:bCs/>
+        </w:rPr>
+        <w:t xml:space="preserve">Shiny apps are served from a new dedicated domain</w:t>
+      </w:r>
+      <w:r>
+        <w:rPr>
+          <w:b/>
+          <w:bCs/>
+        </w:rPr>
+        <w:t xml:space="preserve"> </w:t>
+      </w:r>
+      <w:r>
+        <w:rPr>
+          <w:rStyle w:val="VerbatimChar"/>
+          <w:b/>
+          <w:bCs/>
+        </w:rPr>
+        <w:t xml:space="preserve">app.calcofi.io</w:t>
+      </w:r>
+      <w:r>
+        <w:t xml:space="preserve"> </w:t>
+      </w:r>
+      <w:r>
+        <w:t xml:space="preserve">(and still</w:t>
+      </w:r>
+      <w:r>
+        <w:t xml:space="preserve"> </w:t>
+      </w:r>
+      <w:r>
+        <w:rPr>
+          <w:rStyle w:val="VerbatimChar"/>
+        </w:rPr>
+        <w:t xml:space="preserve">shiny.calcofi.io</w:t>
+      </w:r>
+      <w:r>
+        <w:t xml:space="preserve">), clarifying the entry point for interactive tools and simplifying operations.</w:t>
       </w:r>
     </w:p>
     <w:p>
@@ -25460,22 +27108,35 @@
         </w:pict>
       </w:r>
     </w:p>
-    <w:bookmarkStart w:id="222" w:name="api-enhancements"/>
+    <w:bookmarkEnd w:id="219"/>
+    <w:bookmarkStart w:id="220" w:name="overall-impact"/>
     <w:p>
       <w:pPr>
         <w:pStyle w:val="Heading3"/>
       </w:pPr>
       <w:r>
-        <w:t xml:space="preserve">10.2.1 API Enhancements</w:t>
-      </w:r>
-    </w:p>
-    <w:bookmarkStart w:id="221" w:name="new-features-data-integration"/>
-    <w:p>
-      <w:pPr>
-        <w:pStyle w:val="Heading4"/>
-      </w:pPr>
-      <w:r>
-        <w:t xml:space="preserve">10.2.1.1 New Features &amp; Data Integration</w:t>
+        <w:t xml:space="preserve">10.2.6 Overall Impact</w:t>
+      </w:r>
+    </w:p>
+    <w:p>
+      <w:pPr>
+        <w:pStyle w:val="FirstParagraph"/>
+      </w:pPr>
+      <w:r>
+        <w:t xml:space="preserve">Together, these developments move CalCOFI toward a</w:t>
+      </w:r>
+      <w:r>
+        <w:t xml:space="preserve"> </w:t>
+      </w:r>
+      <w:r>
+        <w:rPr>
+          <w:b/>
+          <w:bCs/>
+        </w:rPr>
+        <w:t xml:space="preserve">modern, integrated data platform</w:t>
+      </w:r>
+      <w:r>
+        <w:t xml:space="preserve">:</w:t>
       </w:r>
     </w:p>
     <w:p>
@@ -25483,7 +27144,128 @@
         <w:pStyle w:val="Compact"/>
         <w:numPr>
           <w:ilvl w:val="0"/>
-          <w:numId w:val="1055"/>
+          <w:numId w:val="1057"/>
+        </w:numPr>
+      </w:pPr>
+      <w:r>
+        <w:t xml:space="preserve">Scientists and partners gain a more powerful, user‑friendly app and R toolkit for exploring CalCOFI data.</w:t>
+      </w:r>
+    </w:p>
+    <w:p>
+      <w:pPr>
+        <w:pStyle w:val="Compact"/>
+        <w:numPr>
+          <w:ilvl w:val="0"/>
+          <w:numId w:val="1057"/>
+        </w:numPr>
+      </w:pPr>
+      <w:r>
+        <w:t xml:space="preserve">The underlying database and workflows are more robust, testable, and clearly documented.</w:t>
+      </w:r>
+    </w:p>
+    <w:p>
+      <w:pPr>
+        <w:pStyle w:val="Compact"/>
+        <w:numPr>
+          <w:ilvl w:val="0"/>
+          <w:numId w:val="1057"/>
+        </w:numPr>
+      </w:pPr>
+      <w:r>
+        <w:t xml:space="preserve">CalCOFI’s biological data are better positioned for</w:t>
+      </w:r>
+      <w:r>
+        <w:t xml:space="preserve"> </w:t>
+      </w:r>
+      <w:r>
+        <w:rPr>
+          <w:b/>
+          <w:bCs/>
+        </w:rPr>
+        <w:t xml:space="preserve">global visibility and reuse</w:t>
+      </w:r>
+      <w:r>
+        <w:t xml:space="preserve"> </w:t>
+      </w:r>
+      <w:r>
+        <w:t xml:space="preserve">through standards‑compliant publication channels like OBIS.</w:t>
+      </w:r>
+    </w:p>
+    <w:p>
+      <w:pPr>
+        <w:pStyle w:val="Compact"/>
+        <w:numPr>
+          <w:ilvl w:val="0"/>
+          <w:numId w:val="1057"/>
+        </w:numPr>
+      </w:pPr>
+      <w:r>
+        <w:t xml:space="preserve">Public‑facing web presence and infrastructure are cleaner and more aligned, making it easier for stakeholders to find and use CalCOFI resources.</w:t>
+      </w:r>
+    </w:p>
+    <w:bookmarkEnd w:id="220"/>
+    <w:bookmarkEnd w:id="221"/>
+    <w:bookmarkStart w:id="261" w:name="section-2"/>
+    <w:p>
+      <w:pPr>
+        <w:pStyle w:val="Heading2"/>
+      </w:pPr>
+      <w:r>
+        <w:t xml:space="preserve">10.3 2025-07-01</w:t>
+      </w:r>
+    </w:p>
+    <w:p>
+      <w:pPr>
+        <w:pStyle w:val="FirstParagraph"/>
+      </w:pPr>
+      <w:r>
+        <w:t xml:space="preserve">This report summarizes the key development activities, major accomplishments, and ongoing work for the first 6 monhts of 2025 across the CalCOFI GitHub repositories:</w:t>
+      </w:r>
+      <w:r>
+        <w:t xml:space="preserve"> </w:t>
+      </w:r>
+      <w:r>
+        <w:rPr>
+          <w:b/>
+          <w:bCs/>
+        </w:rPr>
+        <w:t xml:space="preserve">api, apps, calcofi4db, calcofi4r, docs, server, workflows</w:t>
+      </w:r>
+      <w:r>
+        <w:t xml:space="preserve">. The findings are based on issues and commits from January–July 2025.</w:t>
+      </w:r>
+    </w:p>
+    <w:p>
+      <w:r>
+        <w:pict>
+          <v:rect style="width:0;height:1.5pt" o:hralign="center" o:hrstd="t" o:hr="t"/>
+        </w:pict>
+      </w:r>
+    </w:p>
+    <w:bookmarkStart w:id="228" w:name="api-enhancements"/>
+    <w:p>
+      <w:pPr>
+        <w:pStyle w:val="Heading3"/>
+      </w:pPr>
+      <w:r>
+        <w:t xml:space="preserve">10.3.1 API Enhancements</w:t>
+      </w:r>
+    </w:p>
+    <w:bookmarkStart w:id="227" w:name="new-features-data-integration"/>
+    <w:p>
+      <w:pPr>
+        <w:pStyle w:val="Heading4"/>
+      </w:pPr>
+      <w:r>
+        <w:t xml:space="preserve">10.3.1.1 New Features &amp; Data Integration</w:t>
+      </w:r>
+    </w:p>
+    <w:p>
+      <w:pPr>
+        <w:pStyle w:val="Compact"/>
+        <w:numPr>
+          <w:ilvl w:val="0"/>
+          <w:numId w:val="1058"/>
         </w:numPr>
       </w:pPr>
       <w:r>
@@ -25499,13 +27281,13 @@
         <w:pStyle w:val="Compact"/>
         <w:numPr>
           <w:ilvl w:val="1"/>
-          <w:numId w:val="1056"/>
+          <w:numId w:val="1059"/>
         </w:numPr>
       </w:pPr>
       <w:r>
         <w:t xml:space="preserve">Added ability to include bottle data and use relaxed criteria for net-to-cast matching (</w:t>
       </w:r>
-      <w:hyperlink r:id="rId216">
+      <w:hyperlink r:id="rId222">
         <w:r>
           <w:rPr>
             <w:rStyle w:val="Hyperlink"/>
@@ -25522,13 +27304,13 @@
         <w:pStyle w:val="Compact"/>
         <w:numPr>
           <w:ilvl w:val="1"/>
-          <w:numId w:val="1056"/>
+          <w:numId w:val="1059"/>
         </w:numPr>
       </w:pPr>
       <w:r>
         <w:t xml:space="preserve">Supported upcast/downcast data downloads (</w:t>
       </w:r>
-      <w:hyperlink r:id="rId217">
+      <w:hyperlink r:id="rId223">
         <w:r>
           <w:rPr>
             <w:rStyle w:val="Hyperlink"/>
@@ -25545,13 +27327,13 @@
         <w:pStyle w:val="Compact"/>
         <w:numPr>
           <w:ilvl w:val="1"/>
-          <w:numId w:val="1056"/>
+          <w:numId w:val="1059"/>
         </w:numPr>
       </w:pPr>
       <w:r>
         <w:t xml:space="preserve">Added Zooplankton biomass and improved ichthyodata output (</w:t>
       </w:r>
-      <w:hyperlink r:id="rId218">
+      <w:hyperlink r:id="rId224">
         <w:r>
           <w:rPr>
             <w:rStyle w:val="Hyperlink"/>
@@ -25568,7 +27350,7 @@
         <w:pStyle w:val="Compact"/>
         <w:numPr>
           <w:ilvl w:val="0"/>
-          <w:numId w:val="1055"/>
+          <w:numId w:val="1058"/>
         </w:numPr>
       </w:pPr>
       <w:r>
@@ -25584,13 +27366,13 @@
         <w:pStyle w:val="Compact"/>
         <w:numPr>
           <w:ilvl w:val="1"/>
-          <w:numId w:val="1057"/>
+          <w:numId w:val="1060"/>
         </w:numPr>
       </w:pPr>
       <w:r>
         <w:t xml:space="preserve">Implemented docker compose restart for Plumber API service (</w:t>
       </w:r>
-      <w:hyperlink r:id="rId219">
+      <w:hyperlink r:id="rId225">
         <w:r>
           <w:rPr>
             <w:rStyle w:val="Hyperlink"/>
@@ -25607,7 +27389,7 @@
         <w:pStyle w:val="Compact"/>
         <w:numPr>
           <w:ilvl w:val="0"/>
-          <w:numId w:val="1055"/>
+          <w:numId w:val="1058"/>
         </w:numPr>
       </w:pPr>
       <w:r>
@@ -25623,7 +27405,7 @@
         <w:pStyle w:val="Compact"/>
         <w:numPr>
           <w:ilvl w:val="1"/>
-          <w:numId w:val="1058"/>
+          <w:numId w:val="1061"/>
         </w:numPr>
       </w:pPr>
       <w:r>
@@ -25635,13 +27417,13 @@
         <w:pStyle w:val="Compact"/>
         <w:numPr>
           <w:ilvl w:val="1"/>
-          <w:numId w:val="1058"/>
+          <w:numId w:val="1061"/>
         </w:numPr>
       </w:pPr>
       <w:r>
         <w:t xml:space="preserve">Development of a robust, user-friendly API for seamless DB integration (</w:t>
       </w:r>
-      <w:hyperlink r:id="rId220">
+      <w:hyperlink r:id="rId226">
         <w:r>
           <w:rPr>
             <w:rStyle w:val="Hyperlink"/>
@@ -25660,24 +27442,24 @@
         </w:pict>
       </w:r>
     </w:p>
-    <w:bookmarkEnd w:id="221"/>
-    <w:bookmarkEnd w:id="222"/>
-    <w:bookmarkStart w:id="225" w:name="apps-development"/>
+    <w:bookmarkEnd w:id="227"/>
+    <w:bookmarkEnd w:id="228"/>
+    <w:bookmarkStart w:id="231" w:name="apps-development"/>
     <w:p>
       <w:pPr>
         <w:pStyle w:val="Heading3"/>
       </w:pPr>
       <w:r>
-        <w:t xml:space="preserve">10.2.2 Apps Development</w:t>
-      </w:r>
-    </w:p>
-    <w:bookmarkStart w:id="224" w:name="visualization-user-interface"/>
+        <w:t xml:space="preserve">10.3.2 Apps Development</w:t>
+      </w:r>
+    </w:p>
+    <w:bookmarkStart w:id="230" w:name="visualization-user-interface"/>
     <w:p>
       <w:pPr>
         <w:pStyle w:val="Heading4"/>
       </w:pPr>
       <w:r>
-        <w:t xml:space="preserve">10.2.2.1 Visualization &amp; User Interface</w:t>
+        <w:t xml:space="preserve">10.3.2.1 Visualization &amp; User Interface</w:t>
       </w:r>
     </w:p>
     <w:p>
@@ -25685,7 +27467,7 @@
         <w:pStyle w:val="Compact"/>
         <w:numPr>
           <w:ilvl w:val="0"/>
-          <w:numId w:val="1059"/>
+          <w:numId w:val="1062"/>
         </w:numPr>
       </w:pPr>
       <w:r>
@@ -25701,7 +27483,7 @@
         <w:pStyle w:val="Compact"/>
         <w:numPr>
           <w:ilvl w:val="1"/>
-          <w:numId w:val="1060"/>
+          <w:numId w:val="1063"/>
         </w:numPr>
       </w:pPr>
       <w:r>
@@ -25710,7 +27492,7 @@
       <w:r>
         <w:t xml:space="preserve"> </w:t>
       </w:r>
-      <w:hyperlink r:id="rId223">
+      <w:hyperlink r:id="rId229">
         <w:r>
           <w:rPr>
             <w:rStyle w:val="Hyperlink"/>
@@ -25727,7 +27509,7 @@
         <w:pStyle w:val="Compact"/>
         <w:numPr>
           <w:ilvl w:val="1"/>
-          <w:numId w:val="1060"/>
+          <w:numId w:val="1063"/>
         </w:numPr>
       </w:pPr>
       <w:r>
@@ -25741,24 +27523,24 @@
         </w:pict>
       </w:r>
     </w:p>
-    <w:bookmarkEnd w:id="224"/>
-    <w:bookmarkEnd w:id="225"/>
-    <w:bookmarkStart w:id="231" w:name="calcofi4db-r-package-data-management"/>
+    <w:bookmarkEnd w:id="230"/>
+    <w:bookmarkEnd w:id="231"/>
+    <w:bookmarkStart w:id="237" w:name="calcofi4db-r-package-data-management"/>
     <w:p>
       <w:pPr>
         <w:pStyle w:val="Heading3"/>
       </w:pPr>
       <w:r>
-        <w:t xml:space="preserve">10.2.3 calcofi4db: R Package &amp; Data Management</w:t>
-      </w:r>
-    </w:p>
-    <w:bookmarkStart w:id="230" w:name="r-package-initialization-data-ingestion"/>
+        <w:t xml:space="preserve">10.3.3 calcofi4db: R Package &amp; Data Management</w:t>
+      </w:r>
+    </w:p>
+    <w:bookmarkStart w:id="236" w:name="r-package-initialization-data-ingestion"/>
     <w:p>
       <w:pPr>
         <w:pStyle w:val="Heading4"/>
       </w:pPr>
       <w:r>
-        <w:t xml:space="preserve">10.2.3.1 R Package Initialization &amp; Data Ingestion</w:t>
+        <w:t xml:space="preserve">10.3.3.1 R Package Initialization &amp; Data Ingestion</w:t>
       </w:r>
     </w:p>
     <w:p>
@@ -25766,7 +27548,7 @@
         <w:pStyle w:val="Compact"/>
         <w:numPr>
           <w:ilvl w:val="0"/>
-          <w:numId w:val="1061"/>
+          <w:numId w:val="1064"/>
         </w:numPr>
       </w:pPr>
       <w:r>
@@ -25782,13 +27564,13 @@
         <w:pStyle w:val="Compact"/>
         <w:numPr>
           <w:ilvl w:val="1"/>
-          <w:numId w:val="1062"/>
+          <w:numId w:val="1065"/>
         </w:numPr>
       </w:pPr>
       <w:r>
         <w:t xml:space="preserve">Initial commit and setup (</w:t>
       </w:r>
-      <w:hyperlink r:id="rId226">
+      <w:hyperlink r:id="rId232">
         <w:r>
           <w:rPr>
             <w:rStyle w:val="Hyperlink"/>
@@ -25805,13 +27587,13 @@
         <w:pStyle w:val="Compact"/>
         <w:numPr>
           <w:ilvl w:val="1"/>
-          <w:numId w:val="1062"/>
+          <w:numId w:val="1065"/>
         </w:numPr>
       </w:pPr>
       <w:r>
         <w:t xml:space="preserve">Refined change detection logic for source CSV files, improving tracking of table/field changes (</w:t>
       </w:r>
-      <w:hyperlink r:id="rId227">
+      <w:hyperlink r:id="rId233">
         <w:r>
           <w:rPr>
             <w:rStyle w:val="Hyperlink"/>
@@ -25828,7 +27610,7 @@
         <w:pStyle w:val="Compact"/>
         <w:numPr>
           <w:ilvl w:val="1"/>
-          <w:numId w:val="1062"/>
+          <w:numId w:val="1065"/>
         </w:numPr>
       </w:pPr>
       <w:r>
@@ -25840,13 +27622,13 @@
         <w:pStyle w:val="Compact"/>
         <w:numPr>
           <w:ilvl w:val="1"/>
-          <w:numId w:val="1062"/>
+          <w:numId w:val="1065"/>
         </w:numPr>
       </w:pPr>
       <w:r>
         <w:t xml:space="preserve">Improved function naming and structure for ingestion (</w:t>
       </w:r>
-      <w:hyperlink r:id="rId228">
+      <w:hyperlink r:id="rId234">
         <w:r>
           <w:rPr>
             <w:rStyle w:val="Hyperlink"/>
@@ -25860,7 +27642,7 @@
       <w:r>
         <w:t xml:space="preserve"> </w:t>
       </w:r>
-      <w:hyperlink r:id="rId229">
+      <w:hyperlink r:id="rId235">
         <w:r>
           <w:rPr>
             <w:rStyle w:val="Hyperlink"/>
@@ -25879,24 +27661,24 @@
         </w:pict>
       </w:r>
     </w:p>
-    <w:bookmarkEnd w:id="230"/>
-    <w:bookmarkEnd w:id="231"/>
-    <w:bookmarkStart w:id="237" w:name="calcofi4r-spatial-ecological-data-tools"/>
+    <w:bookmarkEnd w:id="236"/>
+    <w:bookmarkEnd w:id="237"/>
+    <w:bookmarkStart w:id="243" w:name="calcofi4r-spatial-ecological-data-tools"/>
     <w:p>
       <w:pPr>
         <w:pStyle w:val="Heading3"/>
       </w:pPr>
       <w:r>
-        <w:t xml:space="preserve">10.2.4 calcofi4r: Spatial &amp; Ecological Data Tools</w:t>
-      </w:r>
-    </w:p>
-    <w:bookmarkStart w:id="236" w:name="data-layers-analysis-and-bug-fixes"/>
+        <w:t xml:space="preserve">10.3.4 calcofi4r: Spatial &amp; Ecological Data Tools</w:t>
+      </w:r>
+    </w:p>
+    <w:bookmarkStart w:id="242" w:name="data-layers-analysis-and-bug-fixes"/>
     <w:p>
       <w:pPr>
         <w:pStyle w:val="Heading4"/>
       </w:pPr>
       <w:r>
-        <w:t xml:space="preserve">10.2.4.1 Data Layers, Analysis, and Bug Fixes</w:t>
+        <w:t xml:space="preserve">10.3.4.1 Data Layers, Analysis, and Bug Fixes</w:t>
       </w:r>
     </w:p>
     <w:p>
@@ -25904,7 +27686,7 @@
         <w:pStyle w:val="Compact"/>
         <w:numPr>
           <w:ilvl w:val="0"/>
-          <w:numId w:val="1063"/>
+          <w:numId w:val="1066"/>
         </w:numPr>
       </w:pPr>
       <w:r>
@@ -25920,13 +27702,13 @@
         <w:pStyle w:val="Compact"/>
         <w:numPr>
           <w:ilvl w:val="1"/>
-          <w:numId w:val="1064"/>
+          <w:numId w:val="1067"/>
         </w:numPr>
       </w:pPr>
       <w:r>
         <w:t xml:space="preserve">Ongoing integration of BOEM Wind Planning Areas, Marine Protected Areas, and SCCWRP management regions (</w:t>
       </w:r>
-      <w:hyperlink r:id="rId232">
+      <w:hyperlink r:id="rId238">
         <w:r>
           <w:rPr>
             <w:rStyle w:val="Hyperlink"/>
@@ -25940,7 +27722,7 @@
       <w:r>
         <w:t xml:space="preserve"> </w:t>
       </w:r>
-      <w:hyperlink r:id="rId233">
+      <w:hyperlink r:id="rId239">
         <w:r>
           <w:rPr>
             <w:rStyle w:val="Hyperlink"/>
@@ -25957,7 +27739,7 @@
         <w:pStyle w:val="Compact"/>
         <w:numPr>
           <w:ilvl w:val="0"/>
-          <w:numId w:val="1063"/>
+          <w:numId w:val="1066"/>
         </w:numPr>
       </w:pPr>
       <w:r>
@@ -25973,13 +27755,13 @@
         <w:pStyle w:val="Compact"/>
         <w:numPr>
           <w:ilvl w:val="1"/>
-          <w:numId w:val="1065"/>
+          <w:numId w:val="1068"/>
         </w:numPr>
       </w:pPr>
       <w:r>
         <w:t xml:space="preserve">Improved packages for ecological and spatial analysis, including new dependencies (</w:t>
       </w:r>
-      <w:hyperlink r:id="rId234">
+      <w:hyperlink r:id="rId240">
         <w:r>
           <w:rPr>
             <w:rStyle w:val="Hyperlink"/>
@@ -25996,7 +27778,7 @@
         <w:pStyle w:val="Compact"/>
         <w:numPr>
           <w:ilvl w:val="0"/>
-          <w:numId w:val="1063"/>
+          <w:numId w:val="1066"/>
         </w:numPr>
       </w:pPr>
       <w:r>
@@ -26012,13 +27794,13 @@
         <w:pStyle w:val="Compact"/>
         <w:numPr>
           <w:ilvl w:val="1"/>
-          <w:numId w:val="1066"/>
+          <w:numId w:val="1069"/>
         </w:numPr>
       </w:pPr>
       <w:r>
         <w:t xml:space="preserve">Addressing user-reported bugs such as deprecated function calls (</w:t>
       </w:r>
-      <w:hyperlink r:id="rId235">
+      <w:hyperlink r:id="rId241">
         <w:r>
           <w:rPr>
             <w:rStyle w:val="Hyperlink"/>
@@ -26037,24 +27819,24 @@
         </w:pict>
       </w:r>
     </w:p>
-    <w:bookmarkEnd w:id="236"/>
-    <w:bookmarkEnd w:id="237"/>
-    <w:bookmarkStart w:id="241" w:name="documentation-docs"/>
+    <w:bookmarkEnd w:id="242"/>
+    <w:bookmarkEnd w:id="243"/>
+    <w:bookmarkStart w:id="247" w:name="documentation-docs"/>
     <w:p>
       <w:pPr>
         <w:pStyle w:val="Heading3"/>
       </w:pPr>
       <w:r>
-        <w:t xml:space="preserve">10.2.5 Documentation (docs)</w:t>
-      </w:r>
-    </w:p>
-    <w:bookmarkStart w:id="240" w:name="infrastructure-environment"/>
+        <w:t xml:space="preserve">10.3.5 Documentation (docs)</w:t>
+      </w:r>
+    </w:p>
+    <w:bookmarkStart w:id="246" w:name="infrastructure-environment"/>
     <w:p>
       <w:pPr>
         <w:pStyle w:val="Heading4"/>
       </w:pPr>
       <w:r>
-        <w:t xml:space="preserve">10.2.5.1 Infrastructure &amp; Environment</w:t>
+        <w:t xml:space="preserve">10.3.5.1 Infrastructure &amp; Environment</w:t>
       </w:r>
     </w:p>
     <w:p>
@@ -26062,7 +27844,7 @@
         <w:pStyle w:val="Compact"/>
         <w:numPr>
           <w:ilvl w:val="0"/>
-          <w:numId w:val="1067"/>
+          <w:numId w:val="1070"/>
         </w:numPr>
       </w:pPr>
       <w:r>
@@ -26078,179 +27860,11 @@
         <w:pStyle w:val="Compact"/>
         <w:numPr>
           <w:ilvl w:val="1"/>
-          <w:numId w:val="1068"/>
-        </w:numPr>
-      </w:pPr>
-      <w:r>
-        <w:t xml:space="preserve">Added documentation for new packages and ingestion workflows (</w:t>
-      </w:r>
-      <w:hyperlink r:id="rId238">
-        <w:r>
-          <w:rPr>
-            <w:rStyle w:val="Hyperlink"/>
-          </w:rPr>
-          <w:t xml:space="preserve">commit</w:t>
-        </w:r>
-      </w:hyperlink>
-      <w:r>
-        <w:t xml:space="preserve">).</w:t>
-      </w:r>
-    </w:p>
-    <w:p>
-      <w:pPr>
-        <w:pStyle w:val="Compact"/>
-        <w:numPr>
-          <w:ilvl w:val="1"/>
-          <w:numId w:val="1068"/>
-        </w:numPr>
-      </w:pPr>
-      <w:r>
-        <w:t xml:space="preserve">Improved environment handling for rendering with Quarto and Chromium (</w:t>
-      </w:r>
-      <w:hyperlink r:id="rId239">
-        <w:r>
-          <w:rPr>
-            <w:rStyle w:val="Hyperlink"/>
-          </w:rPr>
-          <w:t xml:space="preserve">multiple commits Jan-Mar 2025</w:t>
-        </w:r>
-      </w:hyperlink>
-      <w:r>
-        <w:t xml:space="preserve">).</w:t>
-      </w:r>
-    </w:p>
-    <w:p>
-      <w:pPr>
-        <w:pStyle w:val="Compact"/>
-        <w:numPr>
-          <w:ilvl w:val="1"/>
-          <w:numId w:val="1068"/>
-        </w:numPr>
-      </w:pPr>
-      <w:r>
-        <w:t xml:space="preserve">Updated diagrams and edge labels for database documentation.</w:t>
-      </w:r>
-    </w:p>
-    <w:p>
-      <w:r>
-        <w:pict>
-          <v:rect style="width:0;height:1.5pt" o:hralign="center" o:hrstd="t" o:hr="t"/>
-        </w:pict>
-      </w:r>
-    </w:p>
-    <w:bookmarkEnd w:id="240"/>
-    <w:bookmarkEnd w:id="241"/>
-    <w:bookmarkStart w:id="243" w:name="server"/>
-    <w:p>
-      <w:pPr>
-        <w:pStyle w:val="Heading3"/>
-      </w:pPr>
-      <w:r>
-        <w:t xml:space="preserve">10.2.6 Server</w:t>
-      </w:r>
-    </w:p>
-    <w:bookmarkStart w:id="242" w:name="backend-infrastructure"/>
-    <w:p>
-      <w:pPr>
-        <w:pStyle w:val="Heading4"/>
-      </w:pPr>
-      <w:r>
-        <w:t xml:space="preserve">10.2.6.1 Backend Infrastructure</w:t>
-      </w:r>
-    </w:p>
-    <w:p>
-      <w:pPr>
-        <w:pStyle w:val="Compact"/>
-        <w:numPr>
-          <w:ilvl w:val="0"/>
-          <w:numId w:val="1069"/>
-        </w:numPr>
-      </w:pPr>
-      <w:r>
-        <w:rPr>
-          <w:b/>
-          <w:bCs/>
-        </w:rPr>
-        <w:t xml:space="preserve">Backend Maintenance</w:t>
-      </w:r>
-    </w:p>
-    <w:p>
-      <w:pPr>
-        <w:pStyle w:val="Compact"/>
-        <w:numPr>
-          <w:ilvl w:val="1"/>
-          <w:numId w:val="1070"/>
-        </w:numPr>
-      </w:pPr>
-      <w:r>
-        <w:t xml:space="preserve">Numerous commits for improving server reliability, configuration, and deployment.</w:t>
-      </w:r>
-    </w:p>
-    <w:p>
-      <w:pPr>
-        <w:pStyle w:val="Compact"/>
-        <w:numPr>
-          <w:ilvl w:val="1"/>
-          <w:numId w:val="1070"/>
-        </w:numPr>
-      </w:pPr>
-      <w:r>
-        <w:t xml:space="preserve">Indicates active backend support for API and Apps.</w:t>
-      </w:r>
-    </w:p>
-    <w:p>
-      <w:r>
-        <w:pict>
-          <v:rect style="width:0;height:1.5pt" o:hralign="center" o:hrstd="t" o:hr="t"/>
-        </w:pict>
-      </w:r>
-    </w:p>
-    <w:bookmarkEnd w:id="242"/>
-    <w:bookmarkEnd w:id="243"/>
-    <w:bookmarkStart w:id="248" w:name="workflows"/>
-    <w:p>
-      <w:pPr>
-        <w:pStyle w:val="Heading3"/>
-      </w:pPr>
-      <w:r>
-        <w:t xml:space="preserve">10.2.7 Workflows</w:t>
-      </w:r>
-    </w:p>
-    <w:bookmarkStart w:id="247" w:name="X9992dbdca38798687025ab1100a6897f17837b4"/>
-    <w:p>
-      <w:pPr>
-        <w:pStyle w:val="Heading4"/>
-      </w:pPr>
-      <w:r>
-        <w:t xml:space="preserve">10.2.7.1 Data Pipeline, Integration, and Registration</w:t>
-      </w:r>
-    </w:p>
-    <w:p>
-      <w:pPr>
-        <w:pStyle w:val="Compact"/>
-        <w:numPr>
-          <w:ilvl w:val="0"/>
           <w:numId w:val="1071"/>
         </w:numPr>
       </w:pPr>
       <w:r>
-        <w:rPr>
-          <w:b/>
-          <w:bCs/>
-        </w:rPr>
-        <w:t xml:space="preserve">Workflow Automation</w:t>
-      </w:r>
-    </w:p>
-    <w:p>
-      <w:pPr>
-        <w:pStyle w:val="Compact"/>
-        <w:numPr>
-          <w:ilvl w:val="1"/>
-          <w:numId w:val="1072"/>
-        </w:numPr>
-      </w:pPr>
-      <w:r>
-        <w:t xml:space="preserve">Multiple commits show ongoing development of data ingestion, harmonization, and visualization workflows (</w:t>
+        <w:t xml:space="preserve">Added documentation for new packages and ingestion workflows (</w:t>
       </w:r>
       <w:hyperlink r:id="rId244">
         <w:r>
@@ -26261,12 +27875,166 @@
         </w:r>
       </w:hyperlink>
       <w:r>
-        <w:t xml:space="preserve">,</w:t>
-      </w:r>
-      <w:r>
-        <w:t xml:space="preserve"> </w:t>
+        <w:t xml:space="preserve">).</w:t>
+      </w:r>
+    </w:p>
+    <w:p>
+      <w:pPr>
+        <w:pStyle w:val="Compact"/>
+        <w:numPr>
+          <w:ilvl w:val="1"/>
+          <w:numId w:val="1071"/>
+        </w:numPr>
+      </w:pPr>
+      <w:r>
+        <w:t xml:space="preserve">Improved environment handling for rendering with Quarto and Chromium (</w:t>
       </w:r>
       <w:hyperlink r:id="rId245">
+        <w:r>
+          <w:rPr>
+            <w:rStyle w:val="Hyperlink"/>
+          </w:rPr>
+          <w:t xml:space="preserve">multiple commits Jan-Mar 2025</w:t>
+        </w:r>
+      </w:hyperlink>
+      <w:r>
+        <w:t xml:space="preserve">).</w:t>
+      </w:r>
+    </w:p>
+    <w:p>
+      <w:pPr>
+        <w:pStyle w:val="Compact"/>
+        <w:numPr>
+          <w:ilvl w:val="1"/>
+          <w:numId w:val="1071"/>
+        </w:numPr>
+      </w:pPr>
+      <w:r>
+        <w:t xml:space="preserve">Updated diagrams and edge labels for database documentation.</w:t>
+      </w:r>
+    </w:p>
+    <w:p>
+      <w:r>
+        <w:pict>
+          <v:rect style="width:0;height:1.5pt" o:hralign="center" o:hrstd="t" o:hr="t"/>
+        </w:pict>
+      </w:r>
+    </w:p>
+    <w:bookmarkEnd w:id="246"/>
+    <w:bookmarkEnd w:id="247"/>
+    <w:bookmarkStart w:id="249" w:name="server"/>
+    <w:p>
+      <w:pPr>
+        <w:pStyle w:val="Heading3"/>
+      </w:pPr>
+      <w:r>
+        <w:t xml:space="preserve">10.3.6 Server</w:t>
+      </w:r>
+    </w:p>
+    <w:bookmarkStart w:id="248" w:name="backend-infrastructure"/>
+    <w:p>
+      <w:pPr>
+        <w:pStyle w:val="Heading4"/>
+      </w:pPr>
+      <w:r>
+        <w:t xml:space="preserve">10.3.6.1 Backend Infrastructure</w:t>
+      </w:r>
+    </w:p>
+    <w:p>
+      <w:pPr>
+        <w:pStyle w:val="Compact"/>
+        <w:numPr>
+          <w:ilvl w:val="0"/>
+          <w:numId w:val="1072"/>
+        </w:numPr>
+      </w:pPr>
+      <w:r>
+        <w:rPr>
+          <w:b/>
+          <w:bCs/>
+        </w:rPr>
+        <w:t xml:space="preserve">Backend Maintenance</w:t>
+      </w:r>
+    </w:p>
+    <w:p>
+      <w:pPr>
+        <w:pStyle w:val="Compact"/>
+        <w:numPr>
+          <w:ilvl w:val="1"/>
+          <w:numId w:val="1073"/>
+        </w:numPr>
+      </w:pPr>
+      <w:r>
+        <w:t xml:space="preserve">Numerous commits for improving server reliability, configuration, and deployment.</w:t>
+      </w:r>
+    </w:p>
+    <w:p>
+      <w:pPr>
+        <w:pStyle w:val="Compact"/>
+        <w:numPr>
+          <w:ilvl w:val="1"/>
+          <w:numId w:val="1073"/>
+        </w:numPr>
+      </w:pPr>
+      <w:r>
+        <w:t xml:space="preserve">Indicates active backend support for API and Apps.</w:t>
+      </w:r>
+    </w:p>
+    <w:p>
+      <w:r>
+        <w:pict>
+          <v:rect style="width:0;height:1.5pt" o:hralign="center" o:hrstd="t" o:hr="t"/>
+        </w:pict>
+      </w:r>
+    </w:p>
+    <w:bookmarkEnd w:id="248"/>
+    <w:bookmarkEnd w:id="249"/>
+    <w:bookmarkStart w:id="254" w:name="workflows"/>
+    <w:p>
+      <w:pPr>
+        <w:pStyle w:val="Heading3"/>
+      </w:pPr>
+      <w:r>
+        <w:t xml:space="preserve">10.3.7 Workflows</w:t>
+      </w:r>
+    </w:p>
+    <w:bookmarkStart w:id="253" w:name="X9992dbdca38798687025ab1100a6897f17837b4"/>
+    <w:p>
+      <w:pPr>
+        <w:pStyle w:val="Heading4"/>
+      </w:pPr>
+      <w:r>
+        <w:t xml:space="preserve">10.3.7.1 Data Pipeline, Integration, and Registration</w:t>
+      </w:r>
+    </w:p>
+    <w:p>
+      <w:pPr>
+        <w:pStyle w:val="Compact"/>
+        <w:numPr>
+          <w:ilvl w:val="0"/>
+          <w:numId w:val="1074"/>
+        </w:numPr>
+      </w:pPr>
+      <w:r>
+        <w:rPr>
+          <w:b/>
+          <w:bCs/>
+        </w:rPr>
+        <w:t xml:space="preserve">Workflow Automation</w:t>
+      </w:r>
+    </w:p>
+    <w:p>
+      <w:pPr>
+        <w:pStyle w:val="Compact"/>
+        <w:numPr>
+          <w:ilvl w:val="1"/>
+          <w:numId w:val="1075"/>
+        </w:numPr>
+      </w:pPr>
+      <w:r>
+        <w:t xml:space="preserve">Multiple commits show ongoing development of data ingestion, harmonization, and visualization workflows (</w:t>
+      </w:r>
+      <w:hyperlink r:id="rId250">
         <w:r>
           <w:rPr>
             <w:rStyle w:val="Hyperlink"/>
@@ -26275,6 +28043,20 @@
         </w:r>
       </w:hyperlink>
       <w:r>
+        <w:t xml:space="preserve">,</w:t>
+      </w:r>
+      <w:r>
+        <w:t xml:space="preserve"> </w:t>
+      </w:r>
+      <w:hyperlink r:id="rId251">
+        <w:r>
+          <w:rPr>
+            <w:rStyle w:val="Hyperlink"/>
+          </w:rPr>
+          <w:t xml:space="preserve">commit</w:t>
+        </w:r>
+      </w:hyperlink>
+      <w:r>
         <w:t xml:space="preserve">).</w:t>
       </w:r>
     </w:p>
@@ -26283,7 +28065,7 @@
         <w:pStyle w:val="Compact"/>
         <w:numPr>
           <w:ilvl w:val="0"/>
-          <w:numId w:val="1071"/>
+          <w:numId w:val="1074"/>
         </w:numPr>
       </w:pPr>
       <w:r>
@@ -26299,13 +28081,13 @@
         <w:pStyle w:val="Compact"/>
         <w:numPr>
           <w:ilvl w:val="1"/>
-          <w:numId w:val="1073"/>
+          <w:numId w:val="1076"/>
         </w:numPr>
       </w:pPr>
       <w:r>
         <w:t xml:space="preserve">Registering datasets with ODIS (using JSON-LD) for broader interoperability (</w:t>
       </w:r>
-      <w:hyperlink r:id="rId246">
+      <w:hyperlink r:id="rId252">
         <w:r>
           <w:rPr>
             <w:rStyle w:val="Hyperlink"/>
@@ -26322,7 +28104,7 @@
         <w:pStyle w:val="Compact"/>
         <w:numPr>
           <w:ilvl w:val="0"/>
-          <w:numId w:val="1071"/>
+          <w:numId w:val="1074"/>
         </w:numPr>
       </w:pPr>
       <w:r>
@@ -26338,7 +28120,7 @@
         <w:pStyle w:val="Compact"/>
         <w:numPr>
           <w:ilvl w:val="1"/>
-          <w:numId w:val="1074"/>
+          <w:numId w:val="1077"/>
         </w:numPr>
       </w:pPr>
       <w:r>
@@ -26350,7 +28132,7 @@
         <w:pStyle w:val="Compact"/>
         <w:numPr>
           <w:ilvl w:val="0"/>
-          <w:numId w:val="1071"/>
+          <w:numId w:val="1074"/>
         </w:numPr>
       </w:pPr>
       <w:r>
@@ -26366,7 +28148,7 @@
         <w:pStyle w:val="Compact"/>
         <w:numPr>
           <w:ilvl w:val="1"/>
-          <w:numId w:val="1075"/>
+          <w:numId w:val="1078"/>
         </w:numPr>
       </w:pPr>
       <w:r>
@@ -26380,122 +28162,24 @@
         </w:pict>
       </w:r>
     </w:p>
-    <w:bookmarkEnd w:id="247"/>
-    <w:bookmarkEnd w:id="248"/>
-    <w:bookmarkStart w:id="252" w:name="key-themes-impact"/>
+    <w:bookmarkEnd w:id="253"/>
+    <w:bookmarkEnd w:id="254"/>
+    <w:bookmarkStart w:id="258" w:name="key-themes-impact"/>
     <w:p>
       <w:pPr>
         <w:pStyle w:val="Heading3"/>
       </w:pPr>
       <w:r>
-        <w:t xml:space="preserve">10.2.8 Key Themes &amp; Impact</w:t>
-      </w:r>
-    </w:p>
-    <w:bookmarkStart w:id="249" w:name="integration-interoperability"/>
+        <w:t xml:space="preserve">10.3.8 Key Themes &amp; Impact</w:t>
+      </w:r>
+    </w:p>
+    <w:bookmarkStart w:id="255" w:name="integration-interoperability"/>
     <w:p>
       <w:pPr>
         <w:pStyle w:val="Heading4"/>
       </w:pPr>
       <w:r>
-        <w:t xml:space="preserve">10.2.8.1 Integration &amp; Interoperability</w:t>
-      </w:r>
-    </w:p>
-    <w:p>
-      <w:pPr>
-        <w:pStyle w:val="Compact"/>
-        <w:numPr>
-          <w:ilvl w:val="0"/>
-          <w:numId w:val="1076"/>
-        </w:numPr>
-      </w:pPr>
-      <w:r>
-        <w:t xml:space="preserve">Strong focus on connecting API, Apps, R packages, and backend infrastructure for seamless data access and visualization.</w:t>
-      </w:r>
-    </w:p>
-    <w:p>
-      <w:pPr>
-        <w:pStyle w:val="Compact"/>
-        <w:numPr>
-          <w:ilvl w:val="0"/>
-          <w:numId w:val="1076"/>
-        </w:numPr>
-      </w:pPr>
-      <w:r>
-        <w:t xml:space="preserve">Enhanced interoperability through ODIS registration and harmonized workflows.</w:t>
-      </w:r>
-    </w:p>
-    <w:bookmarkEnd w:id="249"/>
-    <w:bookmarkStart w:id="250" w:name="data-accessibility-usability"/>
-    <w:p>
-      <w:pPr>
-        <w:pStyle w:val="Heading4"/>
-      </w:pPr>
-      <w:r>
-        <w:t xml:space="preserve">10.2.8.2 Data Accessibility &amp; Usability</w:t>
-      </w:r>
-    </w:p>
-    <w:p>
-      <w:pPr>
-        <w:pStyle w:val="Compact"/>
-        <w:numPr>
-          <w:ilvl w:val="0"/>
-          <w:numId w:val="1077"/>
-        </w:numPr>
-      </w:pPr>
-      <w:r>
-        <w:t xml:space="preserve">Improvements to API and Apps make ecological data more accessible to researchers and managers.</w:t>
-      </w:r>
-    </w:p>
-    <w:p>
-      <w:pPr>
-        <w:pStyle w:val="Compact"/>
-        <w:numPr>
-          <w:ilvl w:val="0"/>
-          <w:numId w:val="1077"/>
-        </w:numPr>
-      </w:pPr>
-      <w:r>
-        <w:t xml:space="preserve">Expanded support for spatial management areas and ecological datasets.</w:t>
-      </w:r>
-    </w:p>
-    <w:bookmarkEnd w:id="250"/>
-    <w:bookmarkStart w:id="251" w:name="infrastructure-sustainability"/>
-    <w:p>
-      <w:pPr>
-        <w:pStyle w:val="Heading4"/>
-      </w:pPr>
-      <w:r>
-        <w:t xml:space="preserve">10.2.8.3 Infrastructure &amp; Sustainability</w:t>
-      </w:r>
-    </w:p>
-    <w:p>
-      <w:pPr>
-        <w:pStyle w:val="Compact"/>
-        <w:numPr>
-          <w:ilvl w:val="0"/>
-          <w:numId w:val="1078"/>
-        </w:numPr>
-      </w:pPr>
-      <w:r>
-        <w:t xml:space="preserve">Investments in documentation, backend reliability, and workflow automation contribute to long-term sustainability and reproducibility.</w:t>
-      </w:r>
-    </w:p>
-    <w:p>
-      <w:r>
-        <w:pict>
-          <v:rect style="width:0;height:1.5pt" o:hralign="center" o:hrstd="t" o:hr="t"/>
-        </w:pict>
-      </w:r>
-    </w:p>
-    <w:bookmarkEnd w:id="251"/>
-    <w:bookmarkEnd w:id="252"/>
-    <w:bookmarkStart w:id="254" w:name="for-more-details"/>
-    <w:p>
-      <w:pPr>
-        <w:pStyle w:val="Heading3"/>
-      </w:pPr>
-      <w:r>
-        <w:t xml:space="preserve">10.2.9 For More Details</w:t>
+        <w:t xml:space="preserve">10.3.8.1 Integration &amp; Interoperability</w:t>
       </w:r>
     </w:p>
     <w:p>
@@ -26507,10 +28191,7 @@
         </w:numPr>
       </w:pPr>
       <w:r>
-        <w:t xml:space="preserve">Some results may be incomplete due to API limits.</w:t>
-      </w:r>
-      <w:r>
-        <w:br/>
+        <w:t xml:space="preserve">Strong focus on connecting API, Apps, R packages, and backend infrastructure for seamless data access and visualization.</w:t>
       </w:r>
     </w:p>
     <w:p>
@@ -26522,12 +28203,113 @@
         </w:numPr>
       </w:pPr>
       <w:r>
+        <w:t xml:space="preserve">Enhanced interoperability through ODIS registration and harmonized workflows.</w:t>
+      </w:r>
+    </w:p>
+    <w:bookmarkEnd w:id="255"/>
+    <w:bookmarkStart w:id="256" w:name="data-accessibility-usability"/>
+    <w:p>
+      <w:pPr>
+        <w:pStyle w:val="Heading4"/>
+      </w:pPr>
+      <w:r>
+        <w:t xml:space="preserve">10.3.8.2 Data Accessibility &amp; Usability</w:t>
+      </w:r>
+    </w:p>
+    <w:p>
+      <w:pPr>
+        <w:pStyle w:val="Compact"/>
+        <w:numPr>
+          <w:ilvl w:val="0"/>
+          <w:numId w:val="1080"/>
+        </w:numPr>
+      </w:pPr>
+      <w:r>
+        <w:t xml:space="preserve">Improvements to API and Apps make ecological data more accessible to researchers and managers.</w:t>
+      </w:r>
+    </w:p>
+    <w:p>
+      <w:pPr>
+        <w:pStyle w:val="Compact"/>
+        <w:numPr>
+          <w:ilvl w:val="0"/>
+          <w:numId w:val="1080"/>
+        </w:numPr>
+      </w:pPr>
+      <w:r>
+        <w:t xml:space="preserve">Expanded support for spatial management areas and ecological datasets.</w:t>
+      </w:r>
+    </w:p>
+    <w:bookmarkEnd w:id="256"/>
+    <w:bookmarkStart w:id="257" w:name="infrastructure-sustainability"/>
+    <w:p>
+      <w:pPr>
+        <w:pStyle w:val="Heading4"/>
+      </w:pPr>
+      <w:r>
+        <w:t xml:space="preserve">10.3.8.3 Infrastructure &amp; Sustainability</w:t>
+      </w:r>
+    </w:p>
+    <w:p>
+      <w:pPr>
+        <w:pStyle w:val="Compact"/>
+        <w:numPr>
+          <w:ilvl w:val="0"/>
+          <w:numId w:val="1081"/>
+        </w:numPr>
+      </w:pPr>
+      <w:r>
+        <w:t xml:space="preserve">Investments in documentation, backend reliability, and workflow automation contribute to long-term sustainability and reproducibility.</w:t>
+      </w:r>
+    </w:p>
+    <w:p>
+      <w:r>
+        <w:pict>
+          <v:rect style="width:0;height:1.5pt" o:hralign="center" o:hrstd="t" o:hr="t"/>
+        </w:pict>
+      </w:r>
+    </w:p>
+    <w:bookmarkEnd w:id="257"/>
+    <w:bookmarkEnd w:id="258"/>
+    <w:bookmarkStart w:id="260" w:name="for-more-details"/>
+    <w:p>
+      <w:pPr>
+        <w:pStyle w:val="Heading3"/>
+      </w:pPr>
+      <w:r>
+        <w:t xml:space="preserve">10.3.9 For More Details</w:t>
+      </w:r>
+    </w:p>
+    <w:p>
+      <w:pPr>
+        <w:pStyle w:val="Compact"/>
+        <w:numPr>
+          <w:ilvl w:val="0"/>
+          <w:numId w:val="1082"/>
+        </w:numPr>
+      </w:pPr>
+      <w:r>
+        <w:t xml:space="preserve">Some results may be incomplete due to API limits.</w:t>
+      </w:r>
+      <w:r>
+        <w:br/>
+      </w:r>
+    </w:p>
+    <w:p>
+      <w:pPr>
+        <w:pStyle w:val="Compact"/>
+        <w:numPr>
+          <w:ilvl w:val="0"/>
+          <w:numId w:val="1082"/>
+        </w:numPr>
+      </w:pPr>
+      <w:r>
         <w:t xml:space="preserve">To view all commits/issues for 2025, visit each repository’s</w:t>
       </w:r>
       <w:r>
         <w:t xml:space="preserve"> </w:t>
       </w:r>
-      <w:hyperlink r:id="rId253">
+      <w:hyperlink r:id="rId259">
         <w:r>
           <w:rPr>
             <w:rStyle w:val="Hyperlink"/>
@@ -26542,10 +28324,10 @@
         <w:t xml:space="preserve">and filter by year.</w:t>
       </w:r>
     </w:p>
-    <w:bookmarkEnd w:id="254"/>
-    <w:bookmarkEnd w:id="255"/>
-    <w:bookmarkEnd w:id="256"/>
-    <w:bookmarkStart w:id="265" w:name="references"/>
+    <w:bookmarkEnd w:id="260"/>
+    <w:bookmarkEnd w:id="261"/>
+    <w:bookmarkEnd w:id="262"/>
+    <w:bookmarkStart w:id="271" w:name="references"/>
     <w:p>
       <w:pPr>
         <w:pStyle w:val="Heading1"/>
@@ -26554,7 +28336,7 @@
         <w:t xml:space="preserve">11. References</w:t>
       </w:r>
     </w:p>
-    <w:bookmarkStart w:id="264" w:name="r-packages"/>
+    <w:bookmarkStart w:id="270" w:name="r-packages"/>
     <w:p>
       <w:pPr>
         <w:pStyle w:val="Heading2"/>
@@ -26568,7 +28350,7 @@
         <w:pStyle w:val="Compact"/>
         <w:numPr>
           <w:ilvl w:val="0"/>
-          <w:numId w:val="1080"/>
+          <w:numId w:val="1083"/>
         </w:numPr>
       </w:pPr>
       <w:r>
@@ -26597,7 +28379,7 @@
         <w:pStyle w:val="Compact"/>
         <w:numPr>
           <w:ilvl w:val="0"/>
-          <w:numId w:val="1080"/>
+          <w:numId w:val="1083"/>
         </w:numPr>
       </w:pPr>
       <w:r>
@@ -26626,7 +28408,7 @@
         <w:pStyle w:val="Compact"/>
         <w:numPr>
           <w:ilvl w:val="0"/>
-          <w:numId w:val="1080"/>
+          <w:numId w:val="1083"/>
         </w:numPr>
       </w:pPr>
       <w:r>
@@ -26650,8 +28432,8 @@
         <w:t xml:space="preserve">)</w:t>
       </w:r>
     </w:p>
-    <w:bookmarkStart w:id="263" w:name="refs"/>
-    <w:bookmarkStart w:id="258" w:name="ref-R-quarto"/>
+    <w:bookmarkStart w:id="269" w:name="refs"/>
+    <w:bookmarkStart w:id="264" w:name="ref-R-quarto"/>
     <w:p>
       <w:pPr>
         <w:pStyle w:val="Bibliography"/>
@@ -26675,7 +28457,7 @@
       <w:r>
         <w:t xml:space="preserve"> </w:t>
       </w:r>
-      <w:hyperlink r:id="rId257">
+      <w:hyperlink r:id="rId263">
         <w:r>
           <w:rPr>
             <w:rStyle w:val="Hyperlink"/>
@@ -26687,8 +28469,8 @@
         <w:t xml:space="preserve">.</w:t>
       </w:r>
     </w:p>
-    <w:bookmarkEnd w:id="258"/>
-    <w:bookmarkStart w:id="260" w:name="ref-R-shiny"/>
+    <w:bookmarkEnd w:id="264"/>
+    <w:bookmarkStart w:id="266" w:name="ref-R-shiny"/>
     <w:p>
       <w:pPr>
         <w:pStyle w:val="Bibliography"/>
@@ -26712,7 +28494,7 @@
       <w:r>
         <w:t xml:space="preserve"> </w:t>
       </w:r>
-      <w:hyperlink r:id="rId259">
+      <w:hyperlink r:id="rId265">
         <w:r>
           <w:rPr>
             <w:rStyle w:val="Hyperlink"/>
@@ -26724,8 +28506,8 @@
         <w:t xml:space="preserve">.</w:t>
       </w:r>
     </w:p>
-    <w:bookmarkEnd w:id="260"/>
-    <w:bookmarkStart w:id="262" w:name="ref-R-plumber"/>
+    <w:bookmarkEnd w:id="266"/>
+    <w:bookmarkStart w:id="268" w:name="ref-R-plumber"/>
     <w:p>
       <w:pPr>
         <w:pStyle w:val="Bibliography"/>
@@ -26749,7 +28531,7 @@
       <w:r>
         <w:t xml:space="preserve"> </w:t>
       </w:r>
-      <w:hyperlink r:id="rId261">
+      <w:hyperlink r:id="rId267">
         <w:r>
           <w:rPr>
             <w:rStyle w:val="Hyperlink"/>
@@ -26761,10 +28543,10 @@
         <w:t xml:space="preserve">.</w:t>
       </w:r>
     </w:p>
-    <w:bookmarkEnd w:id="262"/>
-    <w:bookmarkEnd w:id="263"/>
-    <w:bookmarkEnd w:id="264"/>
-    <w:bookmarkEnd w:id="265"/>
+    <w:bookmarkEnd w:id="268"/>
+    <w:bookmarkEnd w:id="269"/>
+    <w:bookmarkEnd w:id="270"/>
+    <w:bookmarkEnd w:id="271"/>
     <w:sectPr>
       <w:footnotePr>
         <w:numRestart w:val="eachSect"/>
@@ -27439,6 +29221,15 @@
     <w:abstractNumId w:val="991"/>
   </w:num>
   <w:num w:numId="1080">
+    <w:abstractNumId w:val="991"/>
+  </w:num>
+  <w:num w:numId="1081">
+    <w:abstractNumId w:val="991"/>
+  </w:num>
+  <w:num w:numId="1082">
+    <w:abstractNumId w:val="991"/>
+  </w:num>
+  <w:num w:numId="1083">
     <w:abstractNumId w:val="991"/>
   </w:num>
 </w:numbering>

--- a/CalCOFI.io.docx
+++ b/CalCOFI.io.docx
@@ -39,7 +39,7 @@
         <w:pStyle w:val="Date"/>
       </w:pPr>
       <w:r>
-        <w:t xml:space="preserve">2026-06-25</w:t>
+        <w:t xml:space="preserve">2026-07-01</w:t>
       </w:r>
     </w:p>
     <w:sdt>
@@ -763,7 +763,7 @@
       <w:tr>
         <w:tc>
           <w:tcPr/>
-          <w:bookmarkStart w:id="37" w:name="fig-int-app-compare"/>
+          <w:bookmarkStart w:id="37" w:name="fig-db-viz-hex-compare"/>
           <w:p>
             <w:pPr>
               <w:pStyle w:val="Compact"/>
@@ -1048,7 +1048,7 @@
         <w:pStyle w:val="FirstParagraph"/>
       </w:pPr>
       <w:r>
-        <w:t xml:space="preserve">Before H3T, the int-app pre-computed every hex aggregation across</w:t>
+        <w:t xml:space="preserve">Before H3T, the db-viz-hex pre-computed every hex aggregation across</w:t>
       </w:r>
       <w:r>
         <w:t xml:space="preserve"> </w:t>
@@ -1230,7 +1230,7 @@
         <w:pStyle w:val="BodyText"/>
       </w:pPr>
       <w:r>
-        <w:t xml:space="preserve">The trick is in the SQL: the int-app sends a</w:t>
+        <w:t xml:space="preserve">The trick is in the SQL: the db-viz-hex sends a</w:t>
       </w:r>
       <w:r>
         <w:t xml:space="preserve"> </w:t>
@@ -1286,7 +1286,7 @@
           <w:rPr>
             <w:rStyle w:val="VerbatimChar"/>
           </w:rPr>
-          <w:t xml:space="preserve">int-app/app/functions_h3t.R</w:t>
+          <w:t xml:space="preserve">db-viz-hex/app/functions_h3t.R</w:t>
         </w:r>
       </w:hyperlink>
       <w:r>
@@ -1756,7 +1756,7 @@
             <w:r>
               <w:drawing>
                 <wp:inline>
-                  <wp:extent cx="5334000" cy="3802380"/>
+                  <wp:extent cx="5334000" cy="3794760"/>
                   <wp:effectExtent b="0" l="0" r="0" t="0"/>
                   <wp:docPr descr="" title="" id="51" name="Picture"/>
                   <a:graphic>
@@ -1777,7 +1777,7 @@
                         <pic:spPr bwMode="auto">
                           <a:xfrm>
                             <a:off x="0" y="0"/>
-                            <a:ext cx="5334000" cy="3802380"/>
+                            <a:ext cx="5334000" cy="3794760"/>
                           </a:xfrm>
                           <a:prstGeom prst="rect">
                             <a:avLst/>
@@ -1888,7 +1888,7 @@
         </w:r>
       </w:hyperlink>
       <w:r>
-        <w:t xml:space="preserve">), a symlink at the API server is swapped to point at the new file. The next time the int-app loads, it asks</w:t>
+        <w:t xml:space="preserve">), a symlink at the API server is swapped to point at the new file. The next time the db-viz-hex loads, it asks</w:t>
       </w:r>
       <w:r>
         <w:t xml:space="preserve"> </w:t>
@@ -2028,7 +2028,7 @@
               <w:t xml:space="preserve"> </w:t>
             </w:r>
             <w:r>
-              <w:t xml:space="preserve">query parameter is part of every tile URL. When a new database release is published, the int-app picks up the new version from</w:t>
+              <w:t xml:space="preserve">query parameter is part of every tile URL. When a new database release is published, the db-viz-hex picks up the new version from</w:t>
             </w:r>
             <w:r>
               <w:t xml:space="preserve"> </w:t>
@@ -2063,7 +2063,7 @@
         <w:pStyle w:val="FirstParagraph"/>
       </w:pPr>
       <w:r>
-        <w:t xml:space="preserve">To make this concrete, here is the full life of one click in the int-app:</w:t>
+        <w:t xml:space="preserve">To make this concrete, here is the full life of one click in the db-viz-hex:</w:t>
       </w:r>
     </w:p>
     <w:p>
@@ -3404,7 +3404,7 @@
                 <w:rPr>
                   <w:rStyle w:val="Hyperlink"/>
                 </w:rPr>
-                <w:t xml:space="preserve">CalCOFI/int-app</w:t>
+                <w:t xml:space="preserve">CalCOFI/db-viz-hex</w:t>
               </w:r>
             </w:hyperlink>
           </w:p>
@@ -21136,7 +21136,7 @@
                   <w:b/>
                   <w:bCs/>
                 </w:rPr>
-                <w:t xml:space="preserve">calcofi.io/query/</w:t>
+                <w:t xml:space="preserve">calcofi.io/db-query/</w:t>
               </w:r>
             </w:hyperlink>
             <w:r>
@@ -25203,7 +25203,7 @@
         <w:rPr>
           <w:rStyle w:val="VerbatimChar"/>
         </w:rPr>
-        <w:t xml:space="preserve">int-app</w:t>
+        <w:t xml:space="preserve">db-viz-hex</w:t>
       </w:r>
       <w:r>
         <w:t xml:space="preserve">) gained spatial layers for maritime zones, marine protected areas, and wind energy areas, plus a dark/light theme, reproducible query/data download bundles, and a direct connection to the</w:t>
@@ -25963,7 +25963,7 @@
               <w:pStyle w:val="Compact"/>
             </w:pPr>
             <w:r>
-              <w:t xml:space="preserve">✅ added to int-app</w:t>
+              <w:t xml:space="preserve">✅ added to db-viz-hex</w:t>
             </w:r>
           </w:p>
         </w:tc>
@@ -26351,7 +26351,7 @@
           <w:b/>
           <w:bCs/>
         </w:rPr>
-        <w:t xml:space="preserve">int-app</w:t>
+        <w:t xml:space="preserve">db-viz-hex</w:t>
       </w:r>
       <w:r>
         <w:rPr>

--- a/CalCOFI.io.docx
+++ b/CalCOFI.io.docx
@@ -16304,7 +16304,7 @@
     </w:p>
     <w:bookmarkEnd w:id="129"/>
     <w:bookmarkEnd w:id="130"/>
-    <w:bookmarkStart w:id="153" w:name="sec-server-access"/>
+    <w:bookmarkStart w:id="154" w:name="sec-server-access"/>
     <w:p>
       <w:pPr>
         <w:pStyle w:val="Heading1"/>
@@ -21348,7 +21348,7 @@
       </w:r>
     </w:p>
     <w:bookmarkEnd w:id="148"/>
-    <w:bookmarkStart w:id="149" w:name="sec-duckdb-pg"/>
+    <w:bookmarkStart w:id="150" w:name="sec-duckdb-pg"/>
     <w:p>
       <w:pPr>
         <w:pStyle w:val="Heading2"/>
@@ -21822,8 +21822,398 @@
         <w:t xml:space="preserve">;</w:t>
       </w:r>
     </w:p>
-    <w:bookmarkEnd w:id="149"/>
-    <w:bookmarkStart w:id="150" w:name="sec-ctd-db"/>
+    <w:p>
+      <w:pPr>
+        <w:pStyle w:val="FirstParagraph"/>
+      </w:pPr>
+      <w:r>
+        <w:rPr>
+          <w:b/>
+          <w:bCs/>
+        </w:rPr>
+        <w:t xml:space="preserve">And the other direction — DuckDB</w:t>
+      </w:r>
+      <w:r>
+        <w:rPr>
+          <w:b/>
+          <w:bCs/>
+        </w:rPr>
+        <w:t xml:space="preserve"> </w:t>
+      </w:r>
+      <w:r>
+        <w:rPr>
+          <w:b/>
+          <w:bCs/>
+          <w:i/>
+          <w:iCs/>
+        </w:rPr>
+        <w:t xml:space="preserve">inside</w:t>
+      </w:r>
+      <w:r>
+        <w:rPr>
+          <w:b/>
+          <w:bCs/>
+        </w:rPr>
+        <w:t xml:space="preserve"> </w:t>
+      </w:r>
+      <w:r>
+        <w:rPr>
+          <w:b/>
+          <w:bCs/>
+        </w:rPr>
+        <w:t xml:space="preserve">PostgreSQL.</w:t>
+      </w:r>
+      <w:r>
+        <w:t xml:space="preserve"> </w:t>
+      </w:r>
+      <w:r>
+        <w:t xml:space="preserve">The server runs the</w:t>
+      </w:r>
+      <w:r>
+        <w:t xml:space="preserve"> </w:t>
+      </w:r>
+      <w:hyperlink r:id="rId149">
+        <w:r>
+          <w:rPr>
+            <w:rStyle w:val="VerbatimChar"/>
+          </w:rPr>
+          <w:t xml:space="preserve">pg_duckdb</w:t>
+        </w:r>
+      </w:hyperlink>
+      <w:r>
+        <w:t xml:space="preserve"> </w:t>
+      </w:r>
+      <w:r>
+        <w:t xml:space="preserve">extension, so from psql / pgAdmin you can</w:t>
+      </w:r>
+      <w:r>
+        <w:t xml:space="preserve"> </w:t>
+      </w:r>
+      <w:r>
+        <w:t xml:space="preserve">read the public release Parquet without leaving SQL:</w:t>
+      </w:r>
+    </w:p>
+    <w:p>
+      <w:pPr>
+        <w:pStyle w:val="SourceCode"/>
+      </w:pPr>
+      <w:r>
+        <w:rPr>
+          <w:rStyle w:val="KeywordTok"/>
+        </w:rPr>
+        <w:t xml:space="preserve">SELECT</w:t>
+      </w:r>
+      <w:r>
+        <w:rPr>
+          <w:rStyle w:val="NormalTok"/>
+        </w:rPr>
+        <w:t xml:space="preserve"> </w:t>
+      </w:r>
+      <w:r>
+        <w:rPr>
+          <w:rStyle w:val="OperatorTok"/>
+        </w:rPr>
+        <w:t xml:space="preserve">*</w:t>
+      </w:r>
+      <w:r>
+        <w:rPr>
+          <w:rStyle w:val="NormalTok"/>
+        </w:rPr>
+        <w:t xml:space="preserve"> </w:t>
+      </w:r>
+      <w:r>
+        <w:rPr>
+          <w:rStyle w:val="KeywordTok"/>
+        </w:rPr>
+        <w:t xml:space="preserve">FROM</w:t>
+      </w:r>
+      <w:r>
+        <w:rPr>
+          <w:rStyle w:val="NormalTok"/>
+        </w:rPr>
+        <w:t xml:space="preserve"> release.cruise </w:t>
+      </w:r>
+      <w:r>
+        <w:rPr>
+          <w:rStyle w:val="KeywordTok"/>
+        </w:rPr>
+        <w:t xml:space="preserve">WHERE</w:t>
+      </w:r>
+      <w:r>
+        <w:rPr>
+          <w:rStyle w:val="NormalTok"/>
+        </w:rPr>
+        <w:t xml:space="preserve"> </w:t>
+      </w:r>
+      <w:r>
+        <w:rPr>
+          <w:rStyle w:val="DataTypeTok"/>
+        </w:rPr>
+        <w:t xml:space="preserve">year</w:t>
+      </w:r>
+      <w:r>
+        <w:rPr>
+          <w:rStyle w:val="NormalTok"/>
+        </w:rPr>
+        <w:t xml:space="preserve"> </w:t>
+      </w:r>
+      <w:r>
+        <w:rPr>
+          <w:rStyle w:val="OperatorTok"/>
+        </w:rPr>
+        <w:t xml:space="preserve">=</w:t>
+      </w:r>
+      <w:r>
+        <w:rPr>
+          <w:rStyle w:val="NormalTok"/>
+        </w:rPr>
+        <w:t xml:space="preserve"> </w:t>
+      </w:r>
+      <w:r>
+        <w:rPr>
+          <w:rStyle w:val="DecValTok"/>
+        </w:rPr>
+        <w:t xml:space="preserve">2023</w:t>
+      </w:r>
+      <w:r>
+        <w:rPr>
+          <w:rStyle w:val="NormalTok"/>
+        </w:rPr>
+        <w:t xml:space="preserve">;        </w:t>
+      </w:r>
+      <w:r>
+        <w:rPr>
+          <w:rStyle w:val="CommentTok"/>
+        </w:rPr>
+        <w:t xml:space="preserve">-- views over the current release (cruise, ship, dataset)</w:t>
+      </w:r>
+      <w:r>
+        <w:br/>
+      </w:r>
+      <w:r>
+        <w:rPr>
+          <w:rStyle w:val="KeywordTok"/>
+        </w:rPr>
+        <w:t xml:space="preserve">SELECT</w:t>
+      </w:r>
+      <w:r>
+        <w:rPr>
+          <w:rStyle w:val="NormalTok"/>
+        </w:rPr>
+        <w:t xml:space="preserve"> r[</w:t>
+      </w:r>
+      <w:r>
+        <w:rPr>
+          <w:rStyle w:val="StringTok"/>
+        </w:rPr>
+        <w:t xml:space="preserve">'sample_key'</w:t>
+      </w:r>
+      <w:r>
+        <w:rPr>
+          <w:rStyle w:val="NormalTok"/>
+        </w:rPr>
+        <w:t xml:space="preserve">]:</w:t>
+      </w:r>
+      <w:r>
+        <w:rPr>
+          <w:rStyle w:val="CharTok"/>
+        </w:rPr>
+        <w:t xml:space="preserve">:text</w:t>
+      </w:r>
+      <w:r>
+        <w:rPr>
+          <w:rStyle w:val="NormalTok"/>
+        </w:rPr>
+        <w:t xml:space="preserve">, r[</w:t>
+      </w:r>
+      <w:r>
+        <w:rPr>
+          <w:rStyle w:val="StringTok"/>
+        </w:rPr>
+        <w:t xml:space="preserve">'datetime_utc'</w:t>
+      </w:r>
+      <w:r>
+        <w:rPr>
+          <w:rStyle w:val="NormalTok"/>
+        </w:rPr>
+        <w:t xml:space="preserve">]:</w:t>
+      </w:r>
+      <w:r>
+        <w:rPr>
+          <w:rStyle w:val="CharTok"/>
+        </w:rPr>
+        <w:t xml:space="preserve">:timestamp</w:t>
+      </w:r>
+      <w:r>
+        <w:br/>
+      </w:r>
+      <w:r>
+        <w:rPr>
+          <w:rStyle w:val="KeywordTok"/>
+        </w:rPr>
+        <w:t xml:space="preserve">FROM</w:t>
+      </w:r>
+      <w:r>
+        <w:rPr>
+          <w:rStyle w:val="NormalTok"/>
+        </w:rPr>
+        <w:t xml:space="preserve"> read_parquet(</w:t>
+      </w:r>
+      <w:r>
+        <w:rPr>
+          <w:rStyle w:val="StringTok"/>
+        </w:rPr>
+        <w:t xml:space="preserve">'https://storage.googleapis.com/calcofi-db/ducklake/releases/v2026.08.14/parquet/sample.parquet'</w:t>
+      </w:r>
+      <w:r>
+        <w:rPr>
+          <w:rStyle w:val="NormalTok"/>
+        </w:rPr>
+        <w:t xml:space="preserve">) r</w:t>
+      </w:r>
+      <w:r>
+        <w:br/>
+      </w:r>
+      <w:r>
+        <w:rPr>
+          <w:rStyle w:val="KeywordTok"/>
+        </w:rPr>
+        <w:t xml:space="preserve">WHERE</w:t>
+      </w:r>
+      <w:r>
+        <w:rPr>
+          <w:rStyle w:val="NormalTok"/>
+        </w:rPr>
+        <w:t xml:space="preserve"> r[</w:t>
+      </w:r>
+      <w:r>
+        <w:rPr>
+          <w:rStyle w:val="StringTok"/>
+        </w:rPr>
+        <w:t xml:space="preserve">'dataset_key'</w:t>
+      </w:r>
+      <w:r>
+        <w:rPr>
+          <w:rStyle w:val="NormalTok"/>
+        </w:rPr>
+        <w:t xml:space="preserve">]:</w:t>
+      </w:r>
+      <w:r>
+        <w:rPr>
+          <w:rStyle w:val="CharTok"/>
+        </w:rPr>
+        <w:t xml:space="preserve">:text</w:t>
+      </w:r>
+      <w:r>
+        <w:rPr>
+          <w:rStyle w:val="NormalTok"/>
+        </w:rPr>
+        <w:t xml:space="preserve"> </w:t>
+      </w:r>
+      <w:r>
+        <w:rPr>
+          <w:rStyle w:val="OperatorTok"/>
+        </w:rPr>
+        <w:t xml:space="preserve">=</w:t>
+      </w:r>
+      <w:r>
+        <w:rPr>
+          <w:rStyle w:val="NormalTok"/>
+        </w:rPr>
+        <w:t xml:space="preserve"> </w:t>
+      </w:r>
+      <w:r>
+        <w:rPr>
+          <w:rStyle w:val="StringTok"/>
+        </w:rPr>
+        <w:t xml:space="preserve">'calcofi_ctd-cast'</w:t>
+      </w:r>
+      <w:r>
+        <w:rPr>
+          <w:rStyle w:val="NormalTok"/>
+        </w:rPr>
+        <w:t xml:space="preserve"> </w:t>
+      </w:r>
+      <w:r>
+        <w:rPr>
+          <w:rStyle w:val="KeywordTok"/>
+        </w:rPr>
+        <w:t xml:space="preserve">LIMIT</w:t>
+      </w:r>
+      <w:r>
+        <w:rPr>
+          <w:rStyle w:val="NormalTok"/>
+        </w:rPr>
+        <w:t xml:space="preserve"> </w:t>
+      </w:r>
+      <w:r>
+        <w:rPr>
+          <w:rStyle w:val="DecValTok"/>
+        </w:rPr>
+        <w:t xml:space="preserve">10</w:t>
+      </w:r>
+      <w:r>
+        <w:rPr>
+          <w:rStyle w:val="NormalTok"/>
+        </w:rPr>
+        <w:t xml:space="preserve">;</w:t>
+      </w:r>
+    </w:p>
+    <w:p>
+      <w:pPr>
+        <w:pStyle w:val="FirstParagraph"/>
+      </w:pPr>
+      <w:r>
+        <w:t xml:space="preserve">(</w:t>
+      </w:r>
+      <w:r>
+        <w:rPr>
+          <w:rStyle w:val="VerbatimChar"/>
+        </w:rPr>
+        <w:t xml:space="preserve">r['column']::type</w:t>
+      </w:r>
+      <w:r>
+        <w:t xml:space="preserve"> </w:t>
+      </w:r>
+      <w:r>
+        <w:t xml:space="preserve">is pg_duckdb’s row syntax. Big tables —</w:t>
+      </w:r>
+      <w:r>
+        <w:t xml:space="preserve"> </w:t>
+      </w:r>
+      <w:r>
+        <w:rPr>
+          <w:rStyle w:val="VerbatimChar"/>
+        </w:rPr>
+        <w:t xml:space="preserve">obs</w:t>
+      </w:r>
+      <w:r>
+        <w:t xml:space="preserve">,</w:t>
+      </w:r>
+      <w:r>
+        <w:t xml:space="preserve"> </w:t>
+      </w:r>
+      <w:r>
+        <w:rPr>
+          <w:rStyle w:val="VerbatimChar"/>
+        </w:rPr>
+        <w:t xml:space="preserve">obs_ctd_full</w:t>
+      </w:r>
+      <w:r>
+        <w:t xml:space="preserve"> </w:t>
+      </w:r>
+      <w:r>
+        <w:t xml:space="preserve">— are</w:t>
+      </w:r>
+      <w:r>
+        <w:t xml:space="preserve"> </w:t>
+      </w:r>
+      <w:r>
+        <w:t xml:space="preserve">better filtered in DuckDB on your laptop than pulled through the server.)</w:t>
+      </w:r>
+    </w:p>
+    <w:bookmarkEnd w:id="150"/>
+    <w:bookmarkStart w:id="151" w:name="sec-ctd-db"/>
     <w:p>
       <w:pPr>
         <w:pStyle w:val="Heading2"/>
@@ -21931,7 +22321,7 @@
               <w:t xml:space="preserve">curated</w:t>
             </w:r>
             <w:r>
-              <w:t xml:space="preserve">: the original cast files loaded verbatim and never edited (</w:t>
+              <w:t xml:space="preserve">: the calcofi.org db-CSV cast files loaded verbatim and never edited (</w:t>
             </w:r>
             <w:r>
               <w:rPr>
@@ -21952,7 +22342,61 @@
               <w:t xml:space="preserve">ctd.scan</w:t>
             </w:r>
             <w:r>
-              <w:t xml:space="preserve">,</w:t>
+              <w:t xml:space="preserve"> </w:t>
+            </w:r>
+            <w:r>
+              <w:t xml:space="preserve">— all 82 source columns, ~10.8 M scans;</w:t>
+            </w:r>
+            <w:r>
+              <w:t xml:space="preserve"> </w:t>
+            </w:r>
+            <w:r>
+              <w:rPr>
+                <w:rStyle w:val="VerbatimChar"/>
+              </w:rPr>
+              <w:t xml:space="preserve">ctd.scan_issue</w:t>
+            </w:r>
+            <w:r>
+              <w:t xml:space="preserve"> </w:t>
+            </w:r>
+            <w:r>
+              <w:t xml:space="preserve">keeps the handful of cells that could not be typed, as text;</w:t>
+            </w:r>
+            <w:r>
+              <w:t xml:space="preserve"> </w:t>
+            </w:r>
+            <w:r>
+              <w:rPr>
+                <w:rStyle w:val="VerbatimChar"/>
+              </w:rPr>
+              <w:t xml:space="preserve">ctd.scan_column</w:t>
+            </w:r>
+            <w:r>
+              <w:t xml:space="preserve"> </w:t>
+            </w:r>
+            <w:r>
+              <w:t xml:space="preserve">is the data dictionary), the flag ledger (</w:t>
+            </w:r>
+            <w:r>
+              <w:rPr>
+                <w:rStyle w:val="VerbatimChar"/>
+              </w:rPr>
+              <w:t xml:space="preserve">ctd.flag</w:t>
+            </w:r>
+            <w:r>
+              <w:t xml:space="preserve">, IODE codes in</w:t>
+            </w:r>
+            <w:r>
+              <w:t xml:space="preserve"> </w:t>
+            </w:r>
+            <w:r>
+              <w:rPr>
+                <w:rStyle w:val="VerbatimChar"/>
+              </w:rPr>
+              <w:t xml:space="preserve">ctd.qual_code</w:t>
+            </w:r>
+            <w:r>
+              <w:t xml:space="preserve">), derived</w:t>
             </w:r>
             <w:r>
               <w:t xml:space="preserve"> </w:t>
@@ -21964,16 +22408,25 @@
               <w:t xml:space="preserve">ctd.cast</w:t>
             </w:r>
             <w:r>
-              <w:t xml:space="preserve">), the flag/proposal ledger (</w:t>
+              <w:t xml:space="preserve">, and views:</w:t>
+            </w:r>
+            <w:r>
+              <w:t xml:space="preserve"> </w:t>
             </w:r>
             <w:r>
               <w:rPr>
                 <w:rStyle w:val="VerbatimChar"/>
               </w:rPr>
-              <w:t xml:space="preserve">ctd.flag</w:t>
-            </w:r>
-            <w:r>
-              <w:t xml:space="preserve">), views that present originals + accepted flags side by side (</w:t>
+              <w:t xml:space="preserve">ctd.v_scan_best</w:t>
+            </w:r>
+            <w:r>
+              <w:t xml:space="preserve"> </w:t>
+            </w:r>
+            <w:r>
+              <w:t xml:space="preserve">(one archive+stage per cruise × direction),</w:t>
+            </w:r>
+            <w:r>
+              <w:t xml:space="preserve"> </w:t>
             </w:r>
             <w:r>
               <w:rPr>
@@ -21982,7 +22435,40 @@
               <w:t xml:space="preserve">ctd.v_scan_qc</w:t>
             </w:r>
             <w:r>
-              <w:t xml:space="preserve">,</w:t>
+              <w:t xml:space="preserve"> </w:t>
+            </w:r>
+            <w:r>
+              <w:t xml:space="preserve">(originals +</w:t>
+            </w:r>
+            <w:r>
+              <w:t xml:space="preserve"> </w:t>
+            </w:r>
+            <w:r>
+              <w:rPr>
+                <w:rStyle w:val="VerbatimChar"/>
+              </w:rPr>
+              <w:t xml:space="preserve">&lt;var&gt;_qc</w:t>
+            </w:r>
+            <w:r>
+              <w:t xml:space="preserve"> </w:t>
+            </w:r>
+            <w:r>
+              <w:t xml:space="preserve">/</w:t>
+            </w:r>
+            <w:r>
+              <w:t xml:space="preserve"> </w:t>
+            </w:r>
+            <w:r>
+              <w:rPr>
+                <w:rStyle w:val="VerbatimChar"/>
+              </w:rPr>
+              <w:t xml:space="preserve">&lt;var&gt;_fix</w:t>
+            </w:r>
+            <w:r>
+              <w:t xml:space="preserve"> </w:t>
+            </w:r>
+            <w:r>
+              <w:t xml:space="preserve">from accepted flags),</w:t>
             </w:r>
             <w:r>
               <w:t xml:space="preserve"> </w:t>
@@ -21994,16 +22480,10 @@
               <w:t xml:space="preserve">ctd.v_scan_clean</w:t>
             </w:r>
             <w:r>
-              <w:t xml:space="preserve">), derived products (</w:t>
-            </w:r>
-            <w:r>
-              <w:rPr>
-                <w:rStyle w:val="VerbatimChar"/>
-              </w:rPr>
-              <w:t xml:space="preserve">ctd.scan_1m</w:t>
-            </w:r>
-            <w:r>
-              <w:t xml:space="preserve">)</w:t>
+              <w:t xml:space="preserve"> </w:t>
+            </w:r>
+            <w:r>
+              <w:t xml:space="preserve">(fixes applied, accepted-bad nulled)</w:t>
             </w:r>
           </w:p>
         </w:tc>
@@ -22014,7 +22494,31 @@
               <w:pStyle w:val="Compact"/>
             </w:pPr>
             <w:r>
-              <w:t xml:space="preserve">originals: the loader only; flags: everyone proposes, curators accept/reject</w:t>
+              <w:t xml:space="preserve">originals: the loader only; flags: everyone proposes (</w:t>
+            </w:r>
+            <w:r>
+              <w:rPr>
+                <w:rStyle w:val="VerbatimChar"/>
+              </w:rPr>
+              <w:t xml:space="preserve">INSERT INTO ctd.flag (scan_id, variable, qual_code, reason, proposed_value)</w:t>
+            </w:r>
+            <w:r>
+              <w:t xml:space="preserve">), curators set</w:t>
+            </w:r>
+            <w:r>
+              <w:t xml:space="preserve"> </w:t>
+            </w:r>
+            <w:r>
+              <w:rPr>
+                <w:rStyle w:val="VerbatimChar"/>
+              </w:rPr>
+              <w:t xml:space="preserve">status</w:t>
+            </w:r>
+            <w:r>
+              <w:t xml:space="preserve"> </w:t>
+            </w:r>
+            <w:r>
+              <w:t xml:space="preserve">to accepted/rejected</w:t>
             </w:r>
           </w:p>
         </w:tc>
@@ -22030,7 +22534,7 @@
               <w:rPr>
                 <w:rStyle w:val="VerbatimChar"/>
               </w:rPr>
-              <w:t xml:space="preserve">work</w:t>
+              <w:t xml:space="preserve">release</w:t>
             </w:r>
           </w:p>
         </w:tc>
@@ -22041,7 +22545,56 @@
               <w:pStyle w:val="Compact"/>
             </w:pPr>
             <w:r>
-              <w:t xml:space="preserve">shared scratch — anything goes, readable and writable by the whole team</w:t>
+              <w:t xml:space="preserve">read-only views over the</w:t>
+            </w:r>
+            <w:r>
+              <w:t xml:space="preserve"> </w:t>
+            </w:r>
+            <w:r>
+              <w:rPr>
+                <w:b/>
+                <w:bCs/>
+              </w:rPr>
+              <w:t xml:space="preserve">public DuckDB release</w:t>
+            </w:r>
+            <w:r>
+              <w:t xml:space="preserve"> </w:t>
+            </w:r>
+            <w:r>
+              <w:t xml:space="preserve">Parquet via pg_duckdb (</w:t>
+            </w:r>
+            <w:r>
+              <w:rPr>
+                <w:rStyle w:val="VerbatimChar"/>
+              </w:rPr>
+              <w:t xml:space="preserve">release.cruise</w:t>
+            </w:r>
+            <w:r>
+              <w:t xml:space="preserve">,</w:t>
+            </w:r>
+            <w:r>
+              <w:t xml:space="preserve"> </w:t>
+            </w:r>
+            <w:r>
+              <w:rPr>
+                <w:rStyle w:val="VerbatimChar"/>
+              </w:rPr>
+              <w:t xml:space="preserve">release.ship</w:t>
+            </w:r>
+            <w:r>
+              <w:t xml:space="preserve">,</w:t>
+            </w:r>
+            <w:r>
+              <w:t xml:space="preserve"> </w:t>
+            </w:r>
+            <w:r>
+              <w:rPr>
+                <w:rStyle w:val="VerbatimChar"/>
+              </w:rPr>
+              <w:t xml:space="preserve">release.dataset</w:t>
+            </w:r>
+            <w:r>
+              <w:t xml:space="preserve">)</w:t>
             </w:r>
           </w:p>
         </w:tc>
@@ -22052,7 +22605,7 @@
               <w:pStyle w:val="Compact"/>
             </w:pPr>
             <w:r>
-              <w:t xml:space="preserve">everyone</w:t>
+              <w:t xml:space="preserve">nobody (regenerated per release)</w:t>
             </w:r>
           </w:p>
         </w:tc>
@@ -22068,7 +22621,7 @@
               <w:rPr>
                 <w:rStyle w:val="VerbatimChar"/>
               </w:rPr>
-              <w:t xml:space="preserve">&lt;you&gt;</w:t>
+              <w:t xml:space="preserve">work</w:t>
             </w:r>
           </w:p>
         </w:tc>
@@ -22079,19 +22632,7 @@
               <w:pStyle w:val="Compact"/>
             </w:pPr>
             <w:r>
-              <w:t xml:space="preserve">your personal schema (first on your</w:t>
-            </w:r>
-            <w:r>
-              <w:t xml:space="preserve"> </w:t>
-            </w:r>
-            <w:r>
-              <w:rPr>
-                <w:rStyle w:val="VerbatimChar"/>
-              </w:rPr>
-              <w:t xml:space="preserve">search_path</w:t>
-            </w:r>
-            <w:r>
-              <w:t xml:space="preserve">); colleagues can read it</w:t>
+              <w:t xml:space="preserve">shared scratch — anything goes, readable and writable by the whole team</w:t>
             </w:r>
           </w:p>
         </w:tc>
@@ -22102,6 +22643,56 @@
               <w:pStyle w:val="Compact"/>
             </w:pPr>
             <w:r>
+              <w:t xml:space="preserve">everyone</w:t>
+            </w:r>
+          </w:p>
+        </w:tc>
+      </w:tr>
+      <w:tr>
+        <w:tc>
+          <w:tcPr/>
+          <w:p>
+            <w:pPr>
+              <w:pStyle w:val="Compact"/>
+            </w:pPr>
+            <w:r>
+              <w:rPr>
+                <w:rStyle w:val="VerbatimChar"/>
+              </w:rPr>
+              <w:t xml:space="preserve">&lt;you&gt;</w:t>
+            </w:r>
+          </w:p>
+        </w:tc>
+        <w:tc>
+          <w:tcPr/>
+          <w:p>
+            <w:pPr>
+              <w:pStyle w:val="Compact"/>
+            </w:pPr>
+            <w:r>
+              <w:t xml:space="preserve">your personal schema (first on your</w:t>
+            </w:r>
+            <w:r>
+              <w:t xml:space="preserve"> </w:t>
+            </w:r>
+            <w:r>
+              <w:rPr>
+                <w:rStyle w:val="VerbatimChar"/>
+              </w:rPr>
+              <w:t xml:space="preserve">search_path</w:t>
+            </w:r>
+            <w:r>
+              <w:t xml:space="preserve">); colleagues can read it</w:t>
+            </w:r>
+          </w:p>
+        </w:tc>
+        <w:tc>
+          <w:tcPr/>
+          <w:p>
+            <w:pPr>
+              <w:pStyle w:val="Compact"/>
+            </w:pPr>
+            <w:r>
               <w:t xml:space="preserve">you</w:t>
             </w:r>
           </w:p>
@@ -22166,17 +22757,588 @@
         <w:t xml:space="preserve"> </w:t>
       </w:r>
       <w:r>
-        <w:t xml:space="preserve">it can be regenerated. The schema and the flag vocabulary are being built with the team in</w:t>
-      </w:r>
-      <w:r>
-        <w:t xml:space="preserve"> </w:t>
-      </w:r>
-      <w:r>
-        <w:t xml:space="preserve">August 2026; this section will grow with them.</w:t>
-      </w:r>
-    </w:p>
-    <w:bookmarkEnd w:id="150"/>
-    <w:bookmarkStart w:id="151" w:name="sec-sftp"/>
+        <w:t xml:space="preserve">it can be regenerated. A first flag, end to end:</w:t>
+      </w:r>
+    </w:p>
+    <w:p>
+      <w:pPr>
+        <w:pStyle w:val="SourceCode"/>
+      </w:pPr>
+      <w:r>
+        <w:rPr>
+          <w:rStyle w:val="CommentTok"/>
+        </w:rPr>
+        <w:t xml:space="preserve">-- propose: temperature spike on one scan (IODE 4 = bad); 5 = changed, with proposed_value</w:t>
+      </w:r>
+      <w:r>
+        <w:br/>
+      </w:r>
+      <w:r>
+        <w:rPr>
+          <w:rStyle w:val="KeywordTok"/>
+        </w:rPr>
+        <w:t xml:space="preserve">INSERT</w:t>
+      </w:r>
+      <w:r>
+        <w:rPr>
+          <w:rStyle w:val="NormalTok"/>
+        </w:rPr>
+        <w:t xml:space="preserve"> </w:t>
+      </w:r>
+      <w:r>
+        <w:rPr>
+          <w:rStyle w:val="KeywordTok"/>
+        </w:rPr>
+        <w:t xml:space="preserve">INTO</w:t>
+      </w:r>
+      <w:r>
+        <w:rPr>
+          <w:rStyle w:val="NormalTok"/>
+        </w:rPr>
+        <w:t xml:space="preserve"> ctd.flag (scan_id, variable, qual_code, reason)</w:t>
+      </w:r>
+      <w:r>
+        <w:br/>
+      </w:r>
+      <w:r>
+        <w:rPr>
+          <w:rStyle w:val="KeywordTok"/>
+        </w:rPr>
+        <w:t xml:space="preserve">SELECT</w:t>
+      </w:r>
+      <w:r>
+        <w:rPr>
+          <w:rStyle w:val="NormalTok"/>
+        </w:rPr>
+        <w:t xml:space="preserve"> scan_id, </w:t>
+      </w:r>
+      <w:r>
+        <w:rPr>
+          <w:rStyle w:val="StringTok"/>
+        </w:rPr>
+        <w:t xml:space="preserve">'temp1'</w:t>
+      </w:r>
+      <w:r>
+        <w:rPr>
+          <w:rStyle w:val="NormalTok"/>
+        </w:rPr>
+        <w:t xml:space="preserve">, </w:t>
+      </w:r>
+      <w:r>
+        <w:rPr>
+          <w:rStyle w:val="DecValTok"/>
+        </w:rPr>
+        <w:t xml:space="preserve">4</w:t>
+      </w:r>
+      <w:r>
+        <w:rPr>
+          <w:rStyle w:val="NormalTok"/>
+        </w:rPr>
+        <w:t xml:space="preserve">, </w:t>
+      </w:r>
+      <w:r>
+        <w:rPr>
+          <w:rStyle w:val="StringTok"/>
+        </w:rPr>
+        <w:t xml:space="preserve">'spike vs neighbours'</w:t>
+      </w:r>
+      <w:r>
+        <w:rPr>
+          <w:rStyle w:val="NormalTok"/>
+        </w:rPr>
+        <w:t xml:space="preserve"> </w:t>
+      </w:r>
+      <w:r>
+        <w:rPr>
+          <w:rStyle w:val="KeywordTok"/>
+        </w:rPr>
+        <w:t xml:space="preserve">FROM</w:t>
+      </w:r>
+      <w:r>
+        <w:rPr>
+          <w:rStyle w:val="NormalTok"/>
+        </w:rPr>
+        <w:t xml:space="preserve"> ctd.v_scan_best</w:t>
+      </w:r>
+      <w:r>
+        <w:br/>
+      </w:r>
+      <w:r>
+        <w:rPr>
+          <w:rStyle w:val="KeywordTok"/>
+        </w:rPr>
+        <w:t xml:space="preserve">WHERE</w:t>
+      </w:r>
+      <w:r>
+        <w:rPr>
+          <w:rStyle w:val="NormalTok"/>
+        </w:rPr>
+        <w:t xml:space="preserve"> study </w:t>
+      </w:r>
+      <w:r>
+        <w:rPr>
+          <w:rStyle w:val="OperatorTok"/>
+        </w:rPr>
+        <w:t xml:space="preserve">=</w:t>
+      </w:r>
+      <w:r>
+        <w:rPr>
+          <w:rStyle w:val="NormalTok"/>
+        </w:rPr>
+        <w:t xml:space="preserve"> </w:t>
+      </w:r>
+      <w:r>
+        <w:rPr>
+          <w:rStyle w:val="StringTok"/>
+        </w:rPr>
+        <w:t xml:space="preserve">'2304SH'</w:t>
+      </w:r>
+      <w:r>
+        <w:rPr>
+          <w:rStyle w:val="NormalTok"/>
+        </w:rPr>
+        <w:t xml:space="preserve"> </w:t>
+      </w:r>
+      <w:r>
+        <w:rPr>
+          <w:rStyle w:val="KeywordTok"/>
+        </w:rPr>
+        <w:t xml:space="preserve">AND</w:t>
+      </w:r>
+      <w:r>
+        <w:rPr>
+          <w:rStyle w:val="NormalTok"/>
+        </w:rPr>
+        <w:t xml:space="preserve"> cast_id </w:t>
+      </w:r>
+      <w:r>
+        <w:rPr>
+          <w:rStyle w:val="OperatorTok"/>
+        </w:rPr>
+        <w:t xml:space="preserve">=</w:t>
+      </w:r>
+      <w:r>
+        <w:rPr>
+          <w:rStyle w:val="NormalTok"/>
+        </w:rPr>
+        <w:t xml:space="preserve"> </w:t>
+      </w:r>
+      <w:r>
+        <w:rPr>
+          <w:rStyle w:val="StringTok"/>
+        </w:rPr>
+        <w:t xml:space="preserve">'2304_001d'</w:t>
+      </w:r>
+      <w:r>
+        <w:rPr>
+          <w:rStyle w:val="NormalTok"/>
+        </w:rPr>
+        <w:t xml:space="preserve"> </w:t>
+      </w:r>
+      <w:r>
+        <w:rPr>
+          <w:rStyle w:val="KeywordTok"/>
+        </w:rPr>
+        <w:t xml:space="preserve">AND</w:t>
+      </w:r>
+      <w:r>
+        <w:rPr>
+          <w:rStyle w:val="NormalTok"/>
+        </w:rPr>
+        <w:t xml:space="preserve"> </w:t>
+      </w:r>
+      <w:r>
+        <w:rPr>
+          <w:rStyle w:val="FunctionTok"/>
+        </w:rPr>
+        <w:t xml:space="preserve">depth</w:t>
+      </w:r>
+      <w:r>
+        <w:rPr>
+          <w:rStyle w:val="NormalTok"/>
+        </w:rPr>
+        <w:t xml:space="preserve"> </w:t>
+      </w:r>
+      <w:r>
+        <w:rPr>
+          <w:rStyle w:val="OperatorTok"/>
+        </w:rPr>
+        <w:t xml:space="preserve">=</w:t>
+      </w:r>
+      <w:r>
+        <w:rPr>
+          <w:rStyle w:val="NormalTok"/>
+        </w:rPr>
+        <w:t xml:space="preserve"> </w:t>
+      </w:r>
+      <w:r>
+        <w:rPr>
+          <w:rStyle w:val="DecValTok"/>
+        </w:rPr>
+        <w:t xml:space="preserve">57</w:t>
+      </w:r>
+      <w:r>
+        <w:rPr>
+          <w:rStyle w:val="NormalTok"/>
+        </w:rPr>
+        <w:t xml:space="preserve">;</w:t>
+      </w:r>
+      <w:r>
+        <w:br/>
+      </w:r>
+      <w:r>
+        <w:rPr>
+          <w:rStyle w:val="CommentTok"/>
+        </w:rPr>
+        <w:t xml:space="preserve">-- review (curators): accept or reject; reviewed_by/at are filled in for you</w:t>
+      </w:r>
+      <w:r>
+        <w:br/>
+      </w:r>
+      <w:r>
+        <w:rPr>
+          <w:rStyle w:val="KeywordTok"/>
+        </w:rPr>
+        <w:t xml:space="preserve">UPDATE</w:t>
+      </w:r>
+      <w:r>
+        <w:rPr>
+          <w:rStyle w:val="NormalTok"/>
+        </w:rPr>
+        <w:t xml:space="preserve"> ctd.flag </w:t>
+      </w:r>
+      <w:r>
+        <w:rPr>
+          <w:rStyle w:val="KeywordTok"/>
+        </w:rPr>
+        <w:t xml:space="preserve">SET</w:t>
+      </w:r>
+      <w:r>
+        <w:rPr>
+          <w:rStyle w:val="NormalTok"/>
+        </w:rPr>
+        <w:t xml:space="preserve"> status </w:t>
+      </w:r>
+      <w:r>
+        <w:rPr>
+          <w:rStyle w:val="OperatorTok"/>
+        </w:rPr>
+        <w:t xml:space="preserve">=</w:t>
+      </w:r>
+      <w:r>
+        <w:rPr>
+          <w:rStyle w:val="NormalTok"/>
+        </w:rPr>
+        <w:t xml:space="preserve"> </w:t>
+      </w:r>
+      <w:r>
+        <w:rPr>
+          <w:rStyle w:val="StringTok"/>
+        </w:rPr>
+        <w:t xml:space="preserve">'accepted'</w:t>
+      </w:r>
+      <w:r>
+        <w:rPr>
+          <w:rStyle w:val="NormalTok"/>
+        </w:rPr>
+        <w:t xml:space="preserve">, review_note </w:t>
+      </w:r>
+      <w:r>
+        <w:rPr>
+          <w:rStyle w:val="OperatorTok"/>
+        </w:rPr>
+        <w:t xml:space="preserve">=</w:t>
+      </w:r>
+      <w:r>
+        <w:rPr>
+          <w:rStyle w:val="NormalTok"/>
+        </w:rPr>
+        <w:t xml:space="preserve"> </w:t>
+      </w:r>
+      <w:r>
+        <w:rPr>
+          <w:rStyle w:val="StringTok"/>
+        </w:rPr>
+        <w:t xml:space="preserve">'agree'</w:t>
+      </w:r>
+      <w:r>
+        <w:rPr>
+          <w:rStyle w:val="NormalTok"/>
+        </w:rPr>
+        <w:t xml:space="preserve"> </w:t>
+      </w:r>
+      <w:r>
+        <w:rPr>
+          <w:rStyle w:val="KeywordTok"/>
+        </w:rPr>
+        <w:t xml:space="preserve">WHERE</w:t>
+      </w:r>
+      <w:r>
+        <w:rPr>
+          <w:rStyle w:val="NormalTok"/>
+        </w:rPr>
+        <w:t xml:space="preserve"> flag_id </w:t>
+      </w:r>
+      <w:r>
+        <w:rPr>
+          <w:rStyle w:val="OperatorTok"/>
+        </w:rPr>
+        <w:t xml:space="preserve">=</w:t>
+      </w:r>
+      <w:r>
+        <w:rPr>
+          <w:rStyle w:val="NormalTok"/>
+        </w:rPr>
+        <w:t xml:space="preserve"> </w:t>
+      </w:r>
+      <w:r>
+        <w:rPr>
+          <w:rStyle w:val="DecValTok"/>
+        </w:rPr>
+        <w:t xml:space="preserve">123</w:t>
+      </w:r>
+      <w:r>
+        <w:rPr>
+          <w:rStyle w:val="NormalTok"/>
+        </w:rPr>
+        <w:t xml:space="preserve">;</w:t>
+      </w:r>
+      <w:r>
+        <w:br/>
+      </w:r>
+      <w:r>
+        <w:rPr>
+          <w:rStyle w:val="CommentTok"/>
+        </w:rPr>
+        <w:t xml:space="preserve">-- see it: the _qc column carries the code, v_scan_clean nulls the value</w:t>
+      </w:r>
+      <w:r>
+        <w:br/>
+      </w:r>
+      <w:r>
+        <w:rPr>
+          <w:rStyle w:val="KeywordTok"/>
+        </w:rPr>
+        <w:t xml:space="preserve">SELECT</w:t>
+      </w:r>
+      <w:r>
+        <w:rPr>
+          <w:rStyle w:val="NormalTok"/>
+        </w:rPr>
+        <w:t xml:space="preserve"> </w:t>
+      </w:r>
+      <w:r>
+        <w:rPr>
+          <w:rStyle w:val="FunctionTok"/>
+        </w:rPr>
+        <w:t xml:space="preserve">depth</w:t>
+      </w:r>
+      <w:r>
+        <w:rPr>
+          <w:rStyle w:val="NormalTok"/>
+        </w:rPr>
+        <w:t xml:space="preserve">, temp1, temp1_qc </w:t>
+      </w:r>
+      <w:r>
+        <w:rPr>
+          <w:rStyle w:val="KeywordTok"/>
+        </w:rPr>
+        <w:t xml:space="preserve">FROM</w:t>
+      </w:r>
+      <w:r>
+        <w:rPr>
+          <w:rStyle w:val="NormalTok"/>
+        </w:rPr>
+        <w:t xml:space="preserve"> ctd.v_scan_qc </w:t>
+      </w:r>
+      <w:r>
+        <w:rPr>
+          <w:rStyle w:val="KeywordTok"/>
+        </w:rPr>
+        <w:t xml:space="preserve">WHERE</w:t>
+      </w:r>
+      <w:r>
+        <w:rPr>
+          <w:rStyle w:val="NormalTok"/>
+        </w:rPr>
+        <w:t xml:space="preserve"> study </w:t>
+      </w:r>
+      <w:r>
+        <w:rPr>
+          <w:rStyle w:val="OperatorTok"/>
+        </w:rPr>
+        <w:t xml:space="preserve">=</w:t>
+      </w:r>
+      <w:r>
+        <w:rPr>
+          <w:rStyle w:val="NormalTok"/>
+        </w:rPr>
+        <w:t xml:space="preserve"> </w:t>
+      </w:r>
+      <w:r>
+        <w:rPr>
+          <w:rStyle w:val="StringTok"/>
+        </w:rPr>
+        <w:t xml:space="preserve">'2304SH'</w:t>
+      </w:r>
+      <w:r>
+        <w:rPr>
+          <w:rStyle w:val="NormalTok"/>
+        </w:rPr>
+        <w:t xml:space="preserve"> </w:t>
+      </w:r>
+      <w:r>
+        <w:rPr>
+          <w:rStyle w:val="KeywordTok"/>
+        </w:rPr>
+        <w:t xml:space="preserve">AND</w:t>
+      </w:r>
+      <w:r>
+        <w:rPr>
+          <w:rStyle w:val="NormalTok"/>
+        </w:rPr>
+        <w:t xml:space="preserve"> cast_id </w:t>
+      </w:r>
+      <w:r>
+        <w:rPr>
+          <w:rStyle w:val="OperatorTok"/>
+        </w:rPr>
+        <w:t xml:space="preserve">=</w:t>
+      </w:r>
+      <w:r>
+        <w:rPr>
+          <w:rStyle w:val="NormalTok"/>
+        </w:rPr>
+        <w:t xml:space="preserve"> </w:t>
+      </w:r>
+      <w:r>
+        <w:rPr>
+          <w:rStyle w:val="StringTok"/>
+        </w:rPr>
+        <w:t xml:space="preserve">'2304_001d'</w:t>
+      </w:r>
+      <w:r>
+        <w:rPr>
+          <w:rStyle w:val="NormalTok"/>
+        </w:rPr>
+        <w:t xml:space="preserve"> </w:t>
+      </w:r>
+      <w:r>
+        <w:rPr>
+          <w:rStyle w:val="KeywordTok"/>
+        </w:rPr>
+        <w:t xml:space="preserve">AND</w:t>
+      </w:r>
+      <w:r>
+        <w:rPr>
+          <w:rStyle w:val="NormalTok"/>
+        </w:rPr>
+        <w:t xml:space="preserve"> temp1_qc </w:t>
+      </w:r>
+      <w:r>
+        <w:rPr>
+          <w:rStyle w:val="KeywordTok"/>
+        </w:rPr>
+        <w:t xml:space="preserve">IS</w:t>
+      </w:r>
+      <w:r>
+        <w:rPr>
+          <w:rStyle w:val="NormalTok"/>
+        </w:rPr>
+        <w:t xml:space="preserve"> </w:t>
+      </w:r>
+      <w:r>
+        <w:rPr>
+          <w:rStyle w:val="KeywordTok"/>
+        </w:rPr>
+        <w:t xml:space="preserve">NOT</w:t>
+      </w:r>
+      <w:r>
+        <w:rPr>
+          <w:rStyle w:val="NormalTok"/>
+        </w:rPr>
+        <w:t xml:space="preserve"> </w:t>
+      </w:r>
+      <w:r>
+        <w:rPr>
+          <w:rStyle w:val="KeywordTok"/>
+        </w:rPr>
+        <w:t xml:space="preserve">NULL</w:t>
+      </w:r>
+      <w:r>
+        <w:rPr>
+          <w:rStyle w:val="NormalTok"/>
+        </w:rPr>
+        <w:t xml:space="preserve">;</w:t>
+      </w:r>
+    </w:p>
+    <w:p>
+      <w:pPr>
+        <w:pStyle w:val="FirstParagraph"/>
+      </w:pPr>
+      <w:r>
+        <w:t xml:space="preserve">Every change to</w:t>
+      </w:r>
+      <w:r>
+        <w:t xml:space="preserve"> </w:t>
+      </w:r>
+      <w:r>
+        <w:rPr>
+          <w:rStyle w:val="VerbatimChar"/>
+        </w:rPr>
+        <w:t xml:space="preserve">ctd.flag</w:t>
+      </w:r>
+      <w:r>
+        <w:t xml:space="preserve"> </w:t>
+      </w:r>
+      <w:r>
+        <w:t xml:space="preserve">is kept in</w:t>
+      </w:r>
+      <w:r>
+        <w:t xml:space="preserve"> </w:t>
+      </w:r>
+      <w:r>
+        <w:rPr>
+          <w:rStyle w:val="VerbatimChar"/>
+        </w:rPr>
+        <w:t xml:space="preserve">ctd.flag_audit</w:t>
+      </w:r>
+      <w:r>
+        <w:t xml:space="preserve">. The schema and vocabulary are new</w:t>
+      </w:r>
+      <w:r>
+        <w:t xml:space="preserve"> </w:t>
+      </w:r>
+      <w:r>
+        <w:t xml:space="preserve">(August 2026) — propose changes in</w:t>
+      </w:r>
+      <w:r>
+        <w:t xml:space="preserve"> </w:t>
+      </w:r>
+      <w:r>
+        <w:rPr>
+          <w:rStyle w:val="VerbatimChar"/>
+        </w:rPr>
+        <w:t xml:space="preserve">work</w:t>
+      </w:r>
+      <w:r>
+        <w:t xml:space="preserve">, and they will be folded into</w:t>
+      </w:r>
+      <w:r>
+        <w:t xml:space="preserve"> </w:t>
+      </w:r>
+      <w:r>
+        <w:rPr>
+          <w:rStyle w:val="VerbatimChar"/>
+        </w:rPr>
+        <w:t xml:space="preserve">ctd</w:t>
+      </w:r>
+      <w:r>
+        <w:t xml:space="preserve">.</w:t>
+      </w:r>
+    </w:p>
+    <w:bookmarkEnd w:id="151"/>
+    <w:bookmarkStart w:id="152" w:name="sec-sftp"/>
     <w:p>
       <w:pPr>
         <w:pStyle w:val="Heading2"/>
@@ -22430,8 +23592,8 @@
         <w:t xml:space="preserve">Your home directory is on the small system disk — keep it for dotfiles and scripts.</w:t>
       </w:r>
     </w:p>
-    <w:bookmarkEnd w:id="151"/>
-    <w:bookmarkStart w:id="152" w:name="sec-etiquette"/>
+    <w:bookmarkEnd w:id="152"/>
+    <w:bookmarkStart w:id="153" w:name="sec-etiquette"/>
     <w:p>
       <w:pPr>
         <w:pStyle w:val="Heading2"/>
@@ -22644,9 +23806,9 @@
         <w:t xml:space="preserve">: Ben Best (bebest@ucsd.edu).</w:t>
       </w:r>
     </w:p>
-    <w:bookmarkEnd w:id="152"/>
     <w:bookmarkEnd w:id="153"/>
-    <w:bookmarkStart w:id="165" w:name="matching-helpers"/>
+    <w:bookmarkEnd w:id="154"/>
+    <w:bookmarkStart w:id="166" w:name="matching-helpers"/>
     <w:p>
       <w:pPr>
         <w:pStyle w:val="Heading1"/>
@@ -22760,7 +23922,7 @@
       <w:r>
         <w:t xml:space="preserve"> </w:t>
       </w:r>
-      <w:hyperlink r:id="rId154">
+      <w:hyperlink r:id="rId155">
         <w:r>
           <w:rPr>
             <w:rStyle w:val="Hyperlink"/>
@@ -22835,7 +23997,7 @@
         <w:t xml:space="preserve">match tables that are no longer part of releases.</w:t>
       </w:r>
     </w:p>
-    <w:bookmarkStart w:id="155" w:name="install"/>
+    <w:bookmarkStart w:id="156" w:name="install"/>
     <w:p>
       <w:pPr>
         <w:pStyle w:val="Heading2"/>
@@ -22923,8 +24085,8 @@
         <w:t xml:space="preserve">extensions (the functions install/load these for you).</w:t>
       </w:r>
     </w:p>
-    <w:bookmarkEnd w:id="155"/>
-    <w:bookmarkStart w:id="156" w:name="the-wrappers"/>
+    <w:bookmarkEnd w:id="156"/>
+    <w:bookmarkStart w:id="157" w:name="the-wrappers"/>
     <w:p>
       <w:pPr>
         <w:pStyle w:val="Heading2"/>
@@ -23476,8 +24638,8 @@
         <w:t xml:space="preserve">)</w:t>
       </w:r>
     </w:p>
-    <w:bookmarkEnd w:id="156"/>
-    <w:bookmarkStart w:id="159" w:name="X0a4a95b7a4fdc45c60732610c74f5d0b5ae5ca9"/>
+    <w:bookmarkEnd w:id="157"/>
+    <w:bookmarkStart w:id="160" w:name="X0a4a95b7a4fdc45c60732610c74f5d0b5ae5ca9"/>
     <w:p>
       <w:pPr>
         <w:pStyle w:val="Heading2"/>
@@ -24208,12 +25370,12 @@
                 <wp:inline>
                   <wp:extent cx="152400" cy="152400"/>
                   <wp:effectExtent b="0" l="0" r="0" t="0"/>
-                  <wp:docPr descr="" title="" id="157" name="Picture"/>
+                  <wp:docPr descr="" title="" id="158" name="Picture"/>
                   <a:graphic>
                     <a:graphicData uri="http://schemas.openxmlformats.org/drawingml/2006/picture">
                       <pic:pic>
                         <pic:nvPicPr>
-                          <pic:cNvPr descr="/Applications/quarto/share/formats/docx/note.png" id="158" name="Picture"/>
+                          <pic:cNvPr descr="/Applications/quarto/share/formats/docx/note.png" id="159" name="Picture"/>
                           <pic:cNvPicPr>
                             <a:picLocks noChangeArrowheads="1" noChangeAspect="1"/>
                           </pic:cNvPicPr>
@@ -24308,8 +25470,8 @@
         </w:tc>
       </w:tr>
     </w:tbl>
-    <w:bookmarkEnd w:id="159"/>
-    <w:bookmarkStart w:id="160" w:name="reproducible-sql"/>
+    <w:bookmarkEnd w:id="160"/>
+    <w:bookmarkStart w:id="161" w:name="reproducible-sql"/>
     <w:p>
       <w:pPr>
         <w:pStyle w:val="Heading2"/>
@@ -24659,8 +25821,8 @@
         <w:t xml:space="preserve">(sql)</w:t>
       </w:r>
     </w:p>
-    <w:bookmarkEnd w:id="160"/>
-    <w:bookmarkStart w:id="161" w:name="run-it-from-anywhere-1"/>
+    <w:bookmarkEnd w:id="161"/>
+    <w:bookmarkStart w:id="162" w:name="run-it-from-anywhere-1"/>
     <w:p>
       <w:pPr>
         <w:pStyle w:val="Heading2"/>
@@ -24973,8 +26135,8 @@
         <w:t xml:space="preserve">s.</w:t>
       </w:r>
     </w:p>
-    <w:bookmarkEnd w:id="161"/>
-    <w:bookmarkStart w:id="162" w:name="the-core-engine-cc_match_bio_env"/>
+    <w:bookmarkEnd w:id="162"/>
+    <w:bookmarkStart w:id="163" w:name="the-core-engine-cc_match_bio_env"/>
     <w:p>
       <w:pPr>
         <w:pStyle w:val="Heading2"/>
@@ -25551,8 +26713,8 @@
         <w:t xml:space="preserve">so the emitted SQL stays portable.</w:t>
       </w:r>
     </w:p>
-    <w:bookmarkEnd w:id="162"/>
-    <w:bookmarkStart w:id="163" w:name="parameters"/>
+    <w:bookmarkEnd w:id="163"/>
+    <w:bookmarkStart w:id="164" w:name="parameters"/>
     <w:p>
       <w:pPr>
         <w:pStyle w:val="Heading2"/>
@@ -25981,8 +27143,8 @@
         <w:t xml:space="preserve">.</w:t>
       </w:r>
     </w:p>
-    <w:bookmarkEnd w:id="163"/>
-    <w:bookmarkStart w:id="164" w:name="migrating-from-the-api"/>
+    <w:bookmarkEnd w:id="164"/>
+    <w:bookmarkStart w:id="165" w:name="migrating-from-the-api"/>
     <w:p>
       <w:pPr>
         <w:pStyle w:val="Heading2"/>
@@ -26374,9 +27536,9 @@
         <w:t xml:space="preserve">table.</w:t>
       </w:r>
     </w:p>
-    <w:bookmarkEnd w:id="164"/>
     <w:bookmarkEnd w:id="165"/>
-    <w:bookmarkStart w:id="187" w:name="api"/>
+    <w:bookmarkEnd w:id="166"/>
+    <w:bookmarkStart w:id="188" w:name="api"/>
     <w:p>
       <w:pPr>
         <w:pStyle w:val="Heading1"/>
@@ -26426,18 +27588,18 @@
                 <wp:inline>
                   <wp:extent cx="152400" cy="152400"/>
                   <wp:effectExtent b="0" l="0" r="0" t="0"/>
-                  <wp:docPr descr="" title="" id="167" name="Picture"/>
+                  <wp:docPr descr="" title="" id="168" name="Picture"/>
                   <a:graphic>
                     <a:graphicData uri="http://schemas.openxmlformats.org/drawingml/2006/picture">
                       <pic:pic>
                         <pic:nvPicPr>
-                          <pic:cNvPr descr="/Applications/quarto/share/formats/docx/important.png" id="168" name="Picture"/>
+                          <pic:cNvPr descr="/Applications/quarto/share/formats/docx/important.png" id="169" name="Picture"/>
                           <pic:cNvPicPr>
                             <a:picLocks noChangeArrowheads="1" noChangeAspect="1"/>
                           </pic:cNvPicPr>
                         </pic:nvPicPr>
                         <pic:blipFill>
-                          <a:blip r:embed="rId166"/>
+                          <a:blip r:embed="rId167"/>
                           <a:stretch>
                             <a:fillRect/>
                           </a:stretch>
@@ -26514,7 +27676,7 @@
             <w:r>
               <w:t xml:space="preserve"> </w:t>
             </w:r>
-            <w:hyperlink r:id="rId169">
+            <w:hyperlink r:id="rId170">
               <w:r>
                 <w:rPr>
                   <w:rStyle w:val="Hyperlink"/>
@@ -26789,12 +27951,12 @@
                 <wp:inline>
                   <wp:extent cx="152400" cy="152400"/>
                   <wp:effectExtent b="0" l="0" r="0" t="0"/>
-                  <wp:docPr descr="" title="" id="170" name="Picture"/>
+                  <wp:docPr descr="" title="" id="171" name="Picture"/>
                   <a:graphic>
                     <a:graphicData uri="http://schemas.openxmlformats.org/drawingml/2006/picture">
                       <pic:pic>
                         <pic:nvPicPr>
-                          <pic:cNvPr descr="/Applications/quarto/share/formats/docx/tip.png" id="171" name="Picture"/>
+                          <pic:cNvPr descr="/Applications/quarto/share/formats/docx/tip.png" id="172" name="Picture"/>
                           <pic:cNvPicPr>
                             <a:picLocks noChangeArrowheads="1" noChangeAspect="1"/>
                           </pic:cNvPicPr>
@@ -26959,7 +28121,7 @@
           <w:numId w:val="1028"/>
         </w:numPr>
       </w:pPr>
-      <w:hyperlink r:id="rId169">
+      <w:hyperlink r:id="rId170">
         <w:r>
           <w:rPr>
             <w:rStyle w:val="Hyperlink"/>
@@ -26968,7 +28130,7 @@
         </w:r>
       </w:hyperlink>
     </w:p>
-    <w:bookmarkStart w:id="178" w:name="endpoint-replacement"/>
+    <w:bookmarkStart w:id="179" w:name="endpoint-replacement"/>
     <w:p>
       <w:pPr>
         <w:pStyle w:val="Heading2"/>
@@ -27071,7 +28233,7 @@
             <w:pPr>
               <w:pStyle w:val="Compact"/>
             </w:pPr>
-            <w:hyperlink r:id="rId172">
+            <w:hyperlink r:id="rId173">
               <w:r>
                 <w:rPr>
                   <w:rStyle w:val="Hyperlink"/>
@@ -27125,7 +28287,7 @@
             <w:pPr>
               <w:pStyle w:val="Compact"/>
             </w:pPr>
-            <w:hyperlink r:id="rId173">
+            <w:hyperlink r:id="rId174">
               <w:r>
                 <w:rPr>
                   <w:rStyle w:val="Hyperlink"/>
@@ -27171,7 +28333,7 @@
             <w:pPr>
               <w:pStyle w:val="Compact"/>
             </w:pPr>
-            <w:hyperlink r:id="rId174">
+            <w:hyperlink r:id="rId175">
               <w:r>
                 <w:rPr>
                   <w:rStyle w:val="Hyperlink"/>
@@ -27297,7 +28459,7 @@
             <w:pPr>
               <w:pStyle w:val="Compact"/>
             </w:pPr>
-            <w:hyperlink r:id="rId173">
+            <w:hyperlink r:id="rId174">
               <w:r>
                 <w:rPr>
                   <w:rStyle w:val="Hyperlink"/>
@@ -27345,7 +28507,7 @@
             <w:pPr>
               <w:pStyle w:val="Compact"/>
             </w:pPr>
-            <w:hyperlink r:id="rId175">
+            <w:hyperlink r:id="rId176">
               <w:r>
                 <w:rPr>
                   <w:rStyle w:val="Hyperlink"/>
@@ -27395,7 +28557,7 @@
             <w:pPr>
               <w:pStyle w:val="Compact"/>
             </w:pPr>
-            <w:hyperlink r:id="rId176">
+            <w:hyperlink r:id="rId177">
               <w:r>
                 <w:rPr>
                   <w:rStyle w:val="Hyperlink"/>
@@ -27445,7 +28607,7 @@
             <w:pPr>
               <w:pStyle w:val="Compact"/>
             </w:pPr>
-            <w:hyperlink r:id="rId177">
+            <w:hyperlink r:id="rId178">
               <w:r>
                 <w:rPr>
                   <w:rStyle w:val="Hyperlink"/>
@@ -27459,8 +28621,8 @@
         </w:tc>
       </w:tr>
     </w:tbl>
-    <w:bookmarkEnd w:id="178"/>
-    <w:bookmarkStart w:id="186" w:name="legacy-endpoint-reference"/>
+    <w:bookmarkEnd w:id="179"/>
+    <w:bookmarkStart w:id="187" w:name="legacy-endpoint-reference"/>
     <w:p>
       <w:pPr>
         <w:pStyle w:val="Heading2"/>
@@ -27469,7 +28631,7 @@
         <w:t xml:space="preserve">9.2 Legacy endpoint reference</w:t>
       </w:r>
     </w:p>
-    <w:bookmarkStart w:id="179" w:name="Xdb5bff4ab80b125e0ec9e269dee45c035441004"/>
+    <w:bookmarkStart w:id="180" w:name="Xdb5bff4ab80b125e0ec9e269dee45c035441004"/>
     <w:p>
       <w:pPr>
         <w:pStyle w:val="Heading3"/>
@@ -27510,8 +28672,8 @@
         <w:t xml:space="preserve">.</w:t>
       </w:r>
     </w:p>
-    <w:bookmarkEnd w:id="179"/>
-    <w:bookmarkStart w:id="180" w:name="X2e8db8a58726b26347d058597f7a3dd58280c6c"/>
+    <w:bookmarkEnd w:id="180"/>
+    <w:bookmarkStart w:id="181" w:name="X2e8db8a58726b26347d058597f7a3dd58280c6c"/>
     <w:p>
       <w:pPr>
         <w:pStyle w:val="Heading3"/>
@@ -27567,8 +28729,8 @@
         <w:t xml:space="preserve">.</w:t>
       </w:r>
     </w:p>
-    <w:bookmarkEnd w:id="180"/>
-    <w:bookmarkStart w:id="181" w:name="timeseries-get-time-series-data"/>
+    <w:bookmarkEnd w:id="181"/>
+    <w:bookmarkStart w:id="182" w:name="timeseries-get-time-series-data"/>
     <w:p>
       <w:pPr>
         <w:pStyle w:val="Heading3"/>
@@ -27589,8 +28751,8 @@
         <w:t xml:space="preserve">: get time series data</w:t>
       </w:r>
     </w:p>
-    <w:bookmarkEnd w:id="181"/>
-    <w:bookmarkStart w:id="182" w:name="cruises-get-list-of-cruises"/>
+    <w:bookmarkEnd w:id="182"/>
+    <w:bookmarkStart w:id="183" w:name="cruises-get-list-of-cruises"/>
     <w:p>
       <w:pPr>
         <w:pStyle w:val="Heading3"/>
@@ -27628,8 +28790,8 @@
         <w:t xml:space="preserve">).</w:t>
       </w:r>
     </w:p>
-    <w:bookmarkEnd w:id="182"/>
-    <w:bookmarkStart w:id="183" w:name="raster-get-raster-map-of-variable"/>
+    <w:bookmarkEnd w:id="183"/>
+    <w:bookmarkStart w:id="184" w:name="raster-get-raster-map-of-variable"/>
     <w:p>
       <w:pPr>
         <w:pStyle w:val="Heading3"/>
@@ -27658,8 +28820,8 @@
         <w:t xml:space="preserve">Get raster of variable.</w:t>
       </w:r>
     </w:p>
-    <w:bookmarkEnd w:id="183"/>
-    <w:bookmarkStart w:id="184" w:name="Xa9a102ad85f0c24be017fb63291e7ac82393149"/>
+    <w:bookmarkEnd w:id="184"/>
+    <w:bookmarkStart w:id="185" w:name="Xa9a102ad85f0c24be017fb63291e7ac82393149"/>
     <w:p>
       <w:pPr>
         <w:pStyle w:val="Heading3"/>
@@ -27688,8 +28850,8 @@
         <w:t xml:space="preserve">Get station lines from cruises (with more than one cast).</w:t>
       </w:r>
     </w:p>
-    <w:bookmarkEnd w:id="184"/>
-    <w:bookmarkStart w:id="185" w:name="cruise_line_profile"/>
+    <w:bookmarkEnd w:id="185"/>
+    <w:bookmarkStart w:id="186" w:name="cruise_line_profile"/>
     <w:p>
       <w:pPr>
         <w:pStyle w:val="Heading3"/>
@@ -27715,10 +28877,10 @@
         <w:t xml:space="preserve">Get profile at depths for given variable of casts along line of stations.</w:t>
       </w:r>
     </w:p>
-    <w:bookmarkEnd w:id="185"/>
     <w:bookmarkEnd w:id="186"/>
     <w:bookmarkEnd w:id="187"/>
-    <w:bookmarkStart w:id="227" w:name="portals"/>
+    <w:bookmarkEnd w:id="188"/>
+    <w:bookmarkStart w:id="228" w:name="portals"/>
     <w:p>
       <w:pPr>
         <w:pStyle w:val="Heading1"/>
@@ -27727,7 +28889,7 @@
         <w:t xml:space="preserve">10. Portals</w:t>
       </w:r>
     </w:p>
-    <w:bookmarkStart w:id="188" w:name="overview-2"/>
+    <w:bookmarkStart w:id="189" w:name="overview-2"/>
     <w:p>
       <w:pPr>
         <w:pStyle w:val="Heading2"/>
@@ -27744,8 +28906,8 @@
         <w:t xml:space="preserve">CalCOFI data is available through various portals, each serving different purposes and user needs. This document outlines the main access points and their characteristics.</w:t>
       </w:r>
     </w:p>
-    <w:bookmarkEnd w:id="188"/>
-    <w:bookmarkStart w:id="193" w:name="data-flow"/>
+    <w:bookmarkEnd w:id="189"/>
+    <w:bookmarkStart w:id="194" w:name="data-flow"/>
     <w:p>
       <w:pPr>
         <w:pStyle w:val="Heading2"/>
@@ -27775,7 +28937,7 @@
       <w:tr>
         <w:tc>
           <w:tcPr/>
-          <w:bookmarkStart w:id="192" w:name="fig-portals-flow"/>
+          <w:bookmarkStart w:id="193" w:name="fig-portals-flow"/>
           <w:p>
             <w:pPr>
               <w:jc w:val="center"/>
@@ -27785,18 +28947,18 @@
                 <wp:inline>
                   <wp:extent cx="5334000" cy="9583420"/>
                   <wp:effectExtent b="0" l="0" r="0" t="0"/>
-                  <wp:docPr descr="" title="" id="190" name="Picture"/>
+                  <wp:docPr descr="" title="" id="191" name="Picture"/>
                   <a:graphic>
                     <a:graphicData uri="http://schemas.openxmlformats.org/drawingml/2006/picture">
                       <pic:pic>
                         <pic:nvPicPr>
-                          <pic:cNvPr descr="portals_files/figure-docx/mermaid-figure-1.png" id="191" name="Picture"/>
+                          <pic:cNvPr descr="portals_files/figure-docx/mermaid-figure-1.png" id="192" name="Picture"/>
                           <pic:cNvPicPr>
                             <a:picLocks noChangeArrowheads="1" noChangeAspect="1"/>
                           </pic:cNvPicPr>
                         </pic:nvPicPr>
                         <pic:blipFill>
-                          <a:blip r:embed="rId189"/>
+                          <a:blip r:embed="rId190"/>
                           <a:stretch>
                             <a:fillRect/>
                           </a:stretch>
@@ -27836,7 +28998,7 @@
               <w:t xml:space="preserve">Figure 10.1: Flow of data from raw to database to portals and meta-portals.</w:t>
             </w:r>
           </w:p>
-          <w:bookmarkEnd w:id="192"/>
+          <w:bookmarkEnd w:id="193"/>
         </w:tc>
       </w:tr>
     </w:tbl>
@@ -27848,8 +29010,8 @@
         <w:t xml:space="preserve">In practice, CalCOFI is a partnership with various contributing members, so the authoritative dataset might flow differently, such as from EDI to the database to the other portals. The other portals, such as OBIS or ERDDAP, serve different audiences or purposes. The meta-portals like ODIS and Data.gov then index these portals to provide broader discovery of CalCOFI datasets.</w:t>
       </w:r>
     </w:p>
-    <w:bookmarkEnd w:id="193"/>
-    <w:bookmarkStart w:id="208" w:name="portals-1"/>
+    <w:bookmarkEnd w:id="194"/>
+    <w:bookmarkStart w:id="209" w:name="portals-1"/>
     <w:p>
       <w:pPr>
         <w:pStyle w:val="Heading2"/>
@@ -27879,7 +29041,7 @@
       <w:tr>
         <w:tc>
           <w:tcPr/>
-          <w:bookmarkStart w:id="194" w:name="tbl-portals"/>
+          <w:bookmarkStart w:id="195" w:name="tbl-portals"/>
           <w:p>
             <w:pPr>
               <w:jc w:val="center"/>
@@ -28967,11 +30129,11 @@
               </w:tc>
             </w:tr>
           </w:tbl>
-          <w:bookmarkEnd w:id="194"/>
+          <w:bookmarkEnd w:id="195"/>
         </w:tc>
       </w:tr>
     </w:tbl>
-    <w:bookmarkStart w:id="197" w:name="edi"/>
+    <w:bookmarkStart w:id="198" w:name="edi"/>
     <w:p>
       <w:pPr>
         <w:pStyle w:val="Heading3"/>
@@ -29084,7 +30246,7 @@
           <w:numId w:val="1030"/>
         </w:numPr>
       </w:pPr>
-      <w:hyperlink r:id="rId195">
+      <w:hyperlink r:id="rId196">
         <w:r>
           <w:rPr>
             <w:rStyle w:val="Hyperlink"/>
@@ -29107,7 +30269,7 @@
       <w:r>
         <w:t xml:space="preserve"> </w:t>
       </w:r>
-      <w:hyperlink r:id="rId196">
+      <w:hyperlink r:id="rId197">
         <w:r>
           <w:rPr>
             <w:rStyle w:val="Hyperlink"/>
@@ -29128,8 +30290,8 @@
         </w:r>
       </w:hyperlink>
     </w:p>
-    <w:bookmarkEnd w:id="197"/>
-    <w:bookmarkStart w:id="200" w:name="ncei"/>
+    <w:bookmarkEnd w:id="198"/>
+    <w:bookmarkStart w:id="201" w:name="ncei"/>
     <w:p>
       <w:pPr>
         <w:pStyle w:val="Heading3"/>
@@ -29242,7 +30404,7 @@
           <w:numId w:val="1032"/>
         </w:numPr>
       </w:pPr>
-      <w:hyperlink r:id="rId198">
+      <w:hyperlink r:id="rId199">
         <w:r>
           <w:rPr>
             <w:rStyle w:val="Hyperlink"/>
@@ -29265,7 +30427,7 @@
       <w:r>
         <w:t xml:space="preserve"> </w:t>
       </w:r>
-      <w:hyperlink r:id="rId199">
+      <w:hyperlink r:id="rId200">
         <w:r>
           <w:rPr>
             <w:rStyle w:val="Hyperlink"/>
@@ -29286,8 +30448,8 @@
         </w:r>
       </w:hyperlink>
     </w:p>
-    <w:bookmarkEnd w:id="200"/>
-    <w:bookmarkStart w:id="203" w:name="obis"/>
+    <w:bookmarkEnd w:id="201"/>
+    <w:bookmarkStart w:id="204" w:name="obis"/>
     <w:p>
       <w:pPr>
         <w:pStyle w:val="Heading3"/>
@@ -29346,7 +30508,7 @@
       <w:r>
         <w:t xml:space="preserve"> </w:t>
       </w:r>
-      <w:hyperlink r:id="rId201">
+      <w:hyperlink r:id="rId202">
         <w:r>
           <w:rPr>
             <w:rStyle w:val="Hyperlink"/>
@@ -29434,7 +30596,7 @@
       <w:r>
         <w:t xml:space="preserve"> </w:t>
       </w:r>
-      <w:hyperlink r:id="rId202">
+      <w:hyperlink r:id="rId203">
         <w:r>
           <w:rPr>
             <w:rStyle w:val="Hyperlink"/>
@@ -29461,8 +30623,8 @@
         <w:t xml:space="preserve">Keyword</w:t>
       </w:r>
     </w:p>
-    <w:bookmarkEnd w:id="203"/>
-    <w:bookmarkStart w:id="207" w:name="erddap"/>
+    <w:bookmarkEnd w:id="204"/>
+    <w:bookmarkStart w:id="208" w:name="erddap"/>
     <w:p>
       <w:pPr>
         <w:pStyle w:val="Heading3"/>
@@ -29575,7 +30737,7 @@
           <w:numId w:val="1036"/>
         </w:numPr>
       </w:pPr>
-      <w:hyperlink r:id="rId204">
+      <w:hyperlink r:id="rId205">
         <w:r>
           <w:rPr>
             <w:rStyle w:val="Hyperlink"/>
@@ -29604,7 +30766,7 @@
           <w:numId w:val="1037"/>
         </w:numPr>
       </w:pPr>
-      <w:hyperlink r:id="rId205">
+      <w:hyperlink r:id="rId206">
         <w:r>
           <w:rPr>
             <w:rStyle w:val="Hyperlink"/>
@@ -29621,7 +30783,7 @@
           <w:numId w:val="1037"/>
         </w:numPr>
       </w:pPr>
-      <w:hyperlink r:id="rId206">
+      <w:hyperlink r:id="rId207">
         <w:r>
           <w:rPr>
             <w:rStyle w:val="Hyperlink"/>
@@ -29630,9 +30792,9 @@
         </w:r>
       </w:hyperlink>
     </w:p>
-    <w:bookmarkEnd w:id="207"/>
     <w:bookmarkEnd w:id="208"/>
-    <w:bookmarkStart w:id="215" w:name="metadata"/>
+    <w:bookmarkEnd w:id="209"/>
+    <w:bookmarkStart w:id="216" w:name="metadata"/>
     <w:p>
       <w:pPr>
         <w:pStyle w:val="Heading2"/>
@@ -29651,7 +30813,7 @@
       <w:r>
         <w:t xml:space="preserve"> </w:t>
       </w:r>
-      <w:hyperlink r:id="rId209">
+      <w:hyperlink r:id="rId210">
         <w:r>
           <w:rPr>
             <w:rStyle w:val="Hyperlink"/>
@@ -29668,7 +30830,7 @@
       <w:r>
         <w:t xml:space="preserve"> </w:t>
       </w:r>
-      <w:hyperlink r:id="rId210">
+      <w:hyperlink r:id="rId211">
         <w:r>
           <w:rPr>
             <w:rStyle w:val="Hyperlink"/>
@@ -29696,7 +30858,7 @@
       <w:tr>
         <w:tc>
           <w:tcPr/>
-          <w:bookmarkStart w:id="214" w:name="fig-portals-metadata"/>
+          <w:bookmarkStart w:id="215" w:name="fig-portals-metadata"/>
           <w:p>
             <w:pPr>
               <w:jc w:val="center"/>
@@ -29706,18 +30868,18 @@
                 <wp:inline>
                   <wp:extent cx="5334000" cy="1858009"/>
                   <wp:effectExtent b="0" l="0" r="0" t="0"/>
-                  <wp:docPr descr="" title="" id="212" name="Picture"/>
+                  <wp:docPr descr="" title="" id="213" name="Picture"/>
                   <a:graphic>
                     <a:graphicData uri="http://schemas.openxmlformats.org/drawingml/2006/picture">
                       <pic:pic>
                         <pic:nvPicPr>
-                          <pic:cNvPr descr="portals_files/figure-docx/mermaid-figure-2.png" id="213" name="Picture"/>
+                          <pic:cNvPr descr="portals_files/figure-docx/mermaid-figure-2.png" id="214" name="Picture"/>
                           <pic:cNvPicPr>
                             <a:picLocks noChangeArrowheads="1" noChangeAspect="1"/>
                           </pic:cNvPicPr>
                         </pic:nvPicPr>
                         <pic:blipFill>
-                          <a:blip r:embed="rId211"/>
+                          <a:blip r:embed="rId212"/>
                           <a:stretch>
                             <a:fillRect/>
                           </a:stretch>
@@ -29757,7 +30919,7 @@
               <w:t xml:space="preserve">Figure 10.2: Metadata in the form of ecological metadata language (EML) is used to describe the dataset in a consistent manner that can be ingested by the portals.</w:t>
             </w:r>
           </w:p>
-          <w:bookmarkEnd w:id="214"/>
+          <w:bookmarkEnd w:id="215"/>
         </w:tc>
       </w:tr>
     </w:tbl>
@@ -29849,8 +31011,8 @@
         <w:t xml:space="preserve">This standardized metadata enables automated data transformation and ingestion into various portal systems while preserving the original data context and quality information.</w:t>
       </w:r>
     </w:p>
-    <w:bookmarkEnd w:id="215"/>
-    <w:bookmarkStart w:id="220" w:name="meta-portals"/>
+    <w:bookmarkEnd w:id="216"/>
+    <w:bookmarkStart w:id="221" w:name="meta-portals"/>
     <w:p>
       <w:pPr>
         <w:pStyle w:val="Heading2"/>
@@ -29859,7 +31021,7 @@
         <w:t xml:space="preserve">10.5 Meta-Portals</w:t>
       </w:r>
     </w:p>
-    <w:bookmarkStart w:id="217" w:name="google-dataset-search"/>
+    <w:bookmarkStart w:id="218" w:name="google-dataset-search"/>
     <w:p>
       <w:pPr>
         <w:pStyle w:val="Heading3"/>
@@ -29878,7 +31040,7 @@
       <w:r>
         <w:t xml:space="preserve"> </w:t>
       </w:r>
-      <w:hyperlink r:id="rId216">
+      <w:hyperlink r:id="rId217">
         <w:r>
           <w:rPr>
             <w:rStyle w:val="Hyperlink"/>
@@ -29893,8 +31055,8 @@
         <w:t xml:space="preserve">through schema.org metadata. This ensures that CalCOFI data is discoverable through Google search and other search engines.</w:t>
       </w:r>
     </w:p>
-    <w:bookmarkEnd w:id="217"/>
-    <w:bookmarkStart w:id="219" w:name="odis"/>
+    <w:bookmarkEnd w:id="218"/>
+    <w:bookmarkStart w:id="220" w:name="odis"/>
     <w:p>
       <w:pPr>
         <w:pStyle w:val="Heading3"/>
@@ -29925,7 +31087,7 @@
       <w:r>
         <w:t xml:space="preserve"> </w:t>
       </w:r>
-      <w:hyperlink r:id="rId218">
+      <w:hyperlink r:id="rId219">
         <w:r>
           <w:rPr>
             <w:rStyle w:val="Hyperlink"/>
@@ -29978,9 +31140,9 @@
         <w:t xml:space="preserve">Integrated with global ocean data systems</w:t>
       </w:r>
     </w:p>
-    <w:bookmarkEnd w:id="219"/>
     <w:bookmarkEnd w:id="220"/>
-    <w:bookmarkStart w:id="226" w:name="calcofi.io-tools"/>
+    <w:bookmarkEnd w:id="221"/>
+    <w:bookmarkStart w:id="227" w:name="calcofi.io-tools"/>
     <w:p>
       <w:pPr>
         <w:pStyle w:val="Heading2"/>
@@ -29997,7 +31159,7 @@
         <w:t xml:space="preserve">CalCOFI is also developing an integrated database and tools that enable efficient data access and analysis:</w:t>
       </w:r>
     </w:p>
-    <w:bookmarkStart w:id="222" w:name="apis"/>
+    <w:bookmarkStart w:id="223" w:name="apis"/>
     <w:p>
       <w:pPr>
         <w:pStyle w:val="Heading3"/>
@@ -30062,7 +31224,7 @@
           <w:numId w:val="1041"/>
         </w:numPr>
       </w:pPr>
-      <w:hyperlink r:id="rId169">
+      <w:hyperlink r:id="rId170">
         <w:r>
           <w:rPr>
             <w:rStyle w:val="Hyperlink"/>
@@ -30079,7 +31241,7 @@
           <w:numId w:val="1041"/>
         </w:numPr>
       </w:pPr>
-      <w:hyperlink r:id="rId221">
+      <w:hyperlink r:id="rId222">
         <w:r>
           <w:rPr>
             <w:rStyle w:val="Hyperlink"/>
@@ -30088,8 +31250,8 @@
         </w:r>
       </w:hyperlink>
     </w:p>
-    <w:bookmarkEnd w:id="222"/>
-    <w:bookmarkStart w:id="223" w:name="library"/>
+    <w:bookmarkEnd w:id="223"/>
+    <w:bookmarkStart w:id="224" w:name="library"/>
     <w:p>
       <w:pPr>
         <w:pStyle w:val="Heading3"/>
@@ -30163,8 +31325,8 @@
         </w:r>
       </w:hyperlink>
     </w:p>
-    <w:bookmarkEnd w:id="223"/>
-    <w:bookmarkStart w:id="225" w:name="apps"/>
+    <w:bookmarkEnd w:id="224"/>
+    <w:bookmarkStart w:id="226" w:name="apps"/>
     <w:p>
       <w:pPr>
         <w:pStyle w:val="Heading3"/>
@@ -30229,7 +31391,7 @@
           <w:numId w:val="1045"/>
         </w:numPr>
       </w:pPr>
-      <w:hyperlink r:id="rId224">
+      <w:hyperlink r:id="rId225">
         <w:r>
           <w:rPr>
             <w:rStyle w:val="Hyperlink"/>
@@ -30241,10 +31403,10 @@
         <w:t xml:space="preserve">, App button</w:t>
       </w:r>
     </w:p>
-    <w:bookmarkEnd w:id="225"/>
     <w:bookmarkEnd w:id="226"/>
     <w:bookmarkEnd w:id="227"/>
-    <w:bookmarkStart w:id="281" w:name="status"/>
+    <w:bookmarkEnd w:id="228"/>
+    <w:bookmarkStart w:id="282" w:name="status"/>
     <w:p>
       <w:pPr>
         <w:pStyle w:val="Heading1"/>
@@ -30253,7 +31415,7 @@
         <w:t xml:space="preserve">11. Status</w:t>
       </w:r>
     </w:p>
-    <w:bookmarkStart w:id="233" w:name="section"/>
+    <w:bookmarkStart w:id="234" w:name="section"/>
     <w:p>
       <w:pPr>
         <w:pStyle w:val="Heading2"/>
@@ -30335,7 +31497,7 @@
         </w:pict>
       </w:r>
     </w:p>
-    <w:bookmarkStart w:id="228" w:name="X74aafb157aff3c69a300e3a779cf6270958fd42"/>
+    <w:bookmarkStart w:id="229" w:name="X74aafb157aff3c69a300e3a779cf6270958fd42"/>
     <w:p>
       <w:pPr>
         <w:pStyle w:val="Heading3"/>
@@ -30826,8 +31988,8 @@
         </w:pict>
       </w:r>
     </w:p>
-    <w:bookmarkEnd w:id="228"/>
-    <w:bookmarkStart w:id="229" w:name="Xa60b1aa86f3a3b502eba7f47489169cf1f6943a"/>
+    <w:bookmarkEnd w:id="229"/>
+    <w:bookmarkStart w:id="230" w:name="Xa60b1aa86f3a3b502eba7f47489169cf1f6943a"/>
     <w:p>
       <w:pPr>
         <w:pStyle w:val="Heading3"/>
@@ -31083,8 +32245,8 @@
         </w:pict>
       </w:r>
     </w:p>
-    <w:bookmarkEnd w:id="229"/>
-    <w:bookmarkStart w:id="230" w:name="Xa61d91f27b679fb7e5b7bccacf08e7ca8839ace"/>
+    <w:bookmarkEnd w:id="230"/>
+    <w:bookmarkStart w:id="231" w:name="Xa61d91f27b679fb7e5b7bccacf08e7ca8839ace"/>
     <w:p>
       <w:pPr>
         <w:pStyle w:val="Heading3"/>
@@ -31318,8 +32480,8 @@
         </w:pict>
       </w:r>
     </w:p>
-    <w:bookmarkEnd w:id="230"/>
-    <w:bookmarkStart w:id="231" w:name="deliverables-crosswalk"/>
+    <w:bookmarkEnd w:id="231"/>
+    <w:bookmarkStart w:id="232" w:name="deliverables-crosswalk"/>
     <w:p>
       <w:pPr>
         <w:pStyle w:val="Heading3"/>
@@ -31934,8 +33096,8 @@
         </w:pict>
       </w:r>
     </w:p>
-    <w:bookmarkEnd w:id="231"/>
-    <w:bookmarkStart w:id="232" w:name="program-coordination"/>
+    <w:bookmarkEnd w:id="232"/>
+    <w:bookmarkStart w:id="233" w:name="program-coordination"/>
     <w:p>
       <w:pPr>
         <w:pStyle w:val="Heading3"/>
@@ -32033,9 +33195,9 @@
         </w:pict>
       </w:r>
     </w:p>
-    <w:bookmarkEnd w:id="232"/>
     <w:bookmarkEnd w:id="233"/>
-    <w:bookmarkStart w:id="240" w:name="section-1"/>
+    <w:bookmarkEnd w:id="234"/>
+    <w:bookmarkStart w:id="241" w:name="section-1"/>
     <w:p>
       <w:pPr>
         <w:pStyle w:val="Heading2"/>
@@ -32058,7 +33220,7 @@
         <w:t xml:space="preserve">of CTD data.</w:t>
       </w:r>
     </w:p>
-    <w:bookmarkStart w:id="234" w:name="X937bd3087d53250a27eb0b6fbe085019fdffd80"/>
+    <w:bookmarkStart w:id="235" w:name="X937bd3087d53250a27eb0b6fbe085019fdffd80"/>
     <w:p>
       <w:pPr>
         <w:pStyle w:val="Heading3"/>
@@ -32216,8 +33378,8 @@
         </w:pict>
       </w:r>
     </w:p>
-    <w:bookmarkEnd w:id="234"/>
-    <w:bookmarkStart w:id="235" w:name="X4382a81008eef0c07c3d182046c591f52b58219"/>
+    <w:bookmarkEnd w:id="235"/>
+    <w:bookmarkStart w:id="236" w:name="X4382a81008eef0c07c3d182046c591f52b58219"/>
     <w:p>
       <w:pPr>
         <w:pStyle w:val="Heading3"/>
@@ -32368,8 +33530,8 @@
         </w:pict>
       </w:r>
     </w:p>
-    <w:bookmarkEnd w:id="235"/>
-    <w:bookmarkStart w:id="236" w:name="X53211351bbaf319ff09e897ce4e2c10df4d26fa"/>
+    <w:bookmarkEnd w:id="236"/>
+    <w:bookmarkStart w:id="237" w:name="X53211351bbaf319ff09e897ce4e2c10df4d26fa"/>
     <w:p>
       <w:pPr>
         <w:pStyle w:val="Heading3"/>
@@ -32544,8 +33706,8 @@
         </w:pict>
       </w:r>
     </w:p>
-    <w:bookmarkEnd w:id="236"/>
-    <w:bookmarkStart w:id="237" w:name="X2ac610fbe735553e54612facbfaa0e7548a631f"/>
+    <w:bookmarkEnd w:id="237"/>
+    <w:bookmarkStart w:id="238" w:name="X2ac610fbe735553e54612facbfaa0e7548a631f"/>
     <w:p>
       <w:pPr>
         <w:pStyle w:val="Heading3"/>
@@ -32724,8 +33886,8 @@
         </w:pict>
       </w:r>
     </w:p>
-    <w:bookmarkEnd w:id="237"/>
-    <w:bookmarkStart w:id="238" w:name="X412fb6f606d875da645c881803255dde586bbc8"/>
+    <w:bookmarkEnd w:id="238"/>
+    <w:bookmarkStart w:id="239" w:name="X412fb6f606d875da645c881803255dde586bbc8"/>
     <w:p>
       <w:pPr>
         <w:pStyle w:val="Heading3"/>
@@ -32847,8 +34009,8 @@
         </w:pict>
       </w:r>
     </w:p>
-    <w:bookmarkEnd w:id="238"/>
-    <w:bookmarkStart w:id="239" w:name="overall-impact"/>
+    <w:bookmarkEnd w:id="239"/>
+    <w:bookmarkStart w:id="240" w:name="overall-impact"/>
     <w:p>
       <w:pPr>
         <w:pStyle w:val="Heading3"/>
@@ -32942,9 +34104,9 @@
         <w:t xml:space="preserve">Public‑facing web presence and infrastructure are cleaner and more aligned, making it easier for stakeholders to find and use CalCOFI resources.</w:t>
       </w:r>
     </w:p>
-    <w:bookmarkEnd w:id="239"/>
     <w:bookmarkEnd w:id="240"/>
-    <w:bookmarkStart w:id="280" w:name="section-2"/>
+    <w:bookmarkEnd w:id="241"/>
+    <w:bookmarkStart w:id="281" w:name="section-2"/>
     <w:p>
       <w:pPr>
         <w:pStyle w:val="Heading2"/>
@@ -32981,7 +34143,7 @@
         </w:pict>
       </w:r>
     </w:p>
-    <w:bookmarkStart w:id="247" w:name="api-enhancements"/>
+    <w:bookmarkStart w:id="248" w:name="api-enhancements"/>
     <w:p>
       <w:pPr>
         <w:pStyle w:val="Heading3"/>
@@ -32990,7 +34152,7 @@
         <w:t xml:space="preserve">11.3.1 API Enhancements</w:t>
       </w:r>
     </w:p>
-    <w:bookmarkStart w:id="246" w:name="new-features-data-integration"/>
+    <w:bookmarkStart w:id="247" w:name="new-features-data-integration"/>
     <w:p>
       <w:pPr>
         <w:pStyle w:val="Heading4"/>
@@ -33025,29 +34187,6 @@
       </w:pPr>
       <w:r>
         <w:t xml:space="preserve">Added ability to include bottle data and use relaxed criteria for net-to-cast matching (</w:t>
-      </w:r>
-      <w:hyperlink r:id="rId241">
-        <w:r>
-          <w:rPr>
-            <w:rStyle w:val="Hyperlink"/>
-          </w:rPr>
-          <w:t xml:space="preserve">commit</w:t>
-        </w:r>
-      </w:hyperlink>
-      <w:r>
-        <w:t xml:space="preserve">).</w:t>
-      </w:r>
-    </w:p>
-    <w:p>
-      <w:pPr>
-        <w:pStyle w:val="Compact"/>
-        <w:numPr>
-          <w:ilvl w:val="1"/>
-          <w:numId w:val="1057"/>
-        </w:numPr>
-      </w:pPr>
-      <w:r>
-        <w:t xml:space="preserve">Supported upcast/downcast data downloads (</w:t>
       </w:r>
       <w:hyperlink r:id="rId242">
         <w:r>
@@ -33070,7 +34209,7 @@
         </w:numPr>
       </w:pPr>
       <w:r>
-        <w:t xml:space="preserve">Added Zooplankton biomass and improved ichthyodata output (</w:t>
+        <w:t xml:space="preserve">Supported upcast/downcast data downloads (</w:t>
       </w:r>
       <w:hyperlink r:id="rId243">
         <w:r>
@@ -33088,28 +34227,12 @@
       <w:pPr>
         <w:pStyle w:val="Compact"/>
         <w:numPr>
-          <w:ilvl w:val="0"/>
-          <w:numId w:val="1056"/>
+          <w:ilvl w:val="1"/>
+          <w:numId w:val="1057"/>
         </w:numPr>
       </w:pPr>
       <w:r>
-        <w:rPr>
-          <w:b/>
-          <w:bCs/>
-        </w:rPr>
-        <w:t xml:space="preserve">Performance &amp; Maintenance</w:t>
-      </w:r>
-    </w:p>
-    <w:p>
-      <w:pPr>
-        <w:pStyle w:val="Compact"/>
-        <w:numPr>
-          <w:ilvl w:val="1"/>
-          <w:numId w:val="1058"/>
-        </w:numPr>
-      </w:pPr>
-      <w:r>
-        <w:t xml:space="preserve">Implemented docker compose restart for Plumber API service (</w:t>
+        <w:t xml:space="preserve">Added Zooplankton biomass and improved ichthyodata output (</w:t>
       </w:r>
       <w:hyperlink r:id="rId244">
         <w:r>
@@ -33136,6 +34259,45 @@
           <w:b/>
           <w:bCs/>
         </w:rPr>
+        <w:t xml:space="preserve">Performance &amp; Maintenance</w:t>
+      </w:r>
+    </w:p>
+    <w:p>
+      <w:pPr>
+        <w:pStyle w:val="Compact"/>
+        <w:numPr>
+          <w:ilvl w:val="1"/>
+          <w:numId w:val="1058"/>
+        </w:numPr>
+      </w:pPr>
+      <w:r>
+        <w:t xml:space="preserve">Implemented docker compose restart for Plumber API service (</w:t>
+      </w:r>
+      <w:hyperlink r:id="rId245">
+        <w:r>
+          <w:rPr>
+            <w:rStyle w:val="Hyperlink"/>
+          </w:rPr>
+          <w:t xml:space="preserve">commit</w:t>
+        </w:r>
+      </w:hyperlink>
+      <w:r>
+        <w:t xml:space="preserve">).</w:t>
+      </w:r>
+    </w:p>
+    <w:p>
+      <w:pPr>
+        <w:pStyle w:val="Compact"/>
+        <w:numPr>
+          <w:ilvl w:val="0"/>
+          <w:numId w:val="1056"/>
+        </w:numPr>
+      </w:pPr>
+      <w:r>
+        <w:rPr>
+          <w:b/>
+          <w:bCs/>
+        </w:rPr>
         <w:t xml:space="preserve">Ongoing Work</w:t>
       </w:r>
     </w:p>
@@ -33162,7 +34324,7 @@
       <w:r>
         <w:t xml:space="preserve">Development of a robust, user-friendly API for seamless DB integration (</w:t>
       </w:r>
-      <w:hyperlink r:id="rId245">
+      <w:hyperlink r:id="rId246">
         <w:r>
           <w:rPr>
             <w:rStyle w:val="Hyperlink"/>
@@ -33181,9 +34343,9 @@
         </w:pict>
       </w:r>
     </w:p>
-    <w:bookmarkEnd w:id="246"/>
     <w:bookmarkEnd w:id="247"/>
-    <w:bookmarkStart w:id="250" w:name="apps-development"/>
+    <w:bookmarkEnd w:id="248"/>
+    <w:bookmarkStart w:id="251" w:name="apps-development"/>
     <w:p>
       <w:pPr>
         <w:pStyle w:val="Heading3"/>
@@ -33192,7 +34354,7 @@
         <w:t xml:space="preserve">11.3.2 Apps Development</w:t>
       </w:r>
     </w:p>
-    <w:bookmarkStart w:id="249" w:name="visualization-user-interface"/>
+    <w:bookmarkStart w:id="250" w:name="visualization-user-interface"/>
     <w:p>
       <w:pPr>
         <w:pStyle w:val="Heading4"/>
@@ -33231,7 +34393,7 @@
       <w:r>
         <w:t xml:space="preserve"> </w:t>
       </w:r>
-      <w:hyperlink r:id="rId248">
+      <w:hyperlink r:id="rId249">
         <w:r>
           <w:rPr>
             <w:rStyle w:val="Hyperlink"/>
@@ -33262,9 +34424,9 @@
         </w:pict>
       </w:r>
     </w:p>
-    <w:bookmarkEnd w:id="249"/>
     <w:bookmarkEnd w:id="250"/>
-    <w:bookmarkStart w:id="256" w:name="calcofi4db-r-package-data-management"/>
+    <w:bookmarkEnd w:id="251"/>
+    <w:bookmarkStart w:id="257" w:name="calcofi4db-r-package-data-management"/>
     <w:p>
       <w:pPr>
         <w:pStyle w:val="Heading3"/>
@@ -33273,7 +34435,7 @@
         <w:t xml:space="preserve">11.3.3 calcofi4db: R Package &amp; Data Management</w:t>
       </w:r>
     </w:p>
-    <w:bookmarkStart w:id="255" w:name="r-package-initialization-data-ingestion"/>
+    <w:bookmarkStart w:id="256" w:name="r-package-initialization-data-ingestion"/>
     <w:p>
       <w:pPr>
         <w:pStyle w:val="Heading4"/>
@@ -33308,29 +34470,6 @@
       </w:pPr>
       <w:r>
         <w:t xml:space="preserve">Initial commit and setup (</w:t>
-      </w:r>
-      <w:hyperlink r:id="rId251">
-        <w:r>
-          <w:rPr>
-            <w:rStyle w:val="Hyperlink"/>
-          </w:rPr>
-          <w:t xml:space="preserve">commit</w:t>
-        </w:r>
-      </w:hyperlink>
-      <w:r>
-        <w:t xml:space="preserve">), including functions for ingesting CSV datasets and metadata.</w:t>
-      </w:r>
-    </w:p>
-    <w:p>
-      <w:pPr>
-        <w:pStyle w:val="Compact"/>
-        <w:numPr>
-          <w:ilvl w:val="1"/>
-          <w:numId w:val="1063"/>
-        </w:numPr>
-      </w:pPr>
-      <w:r>
-        <w:t xml:space="preserve">Refined change detection logic for source CSV files, improving tracking of table/field changes (</w:t>
       </w:r>
       <w:hyperlink r:id="rId252">
         <w:r>
@@ -33341,7 +34480,7 @@
         </w:r>
       </w:hyperlink>
       <w:r>
-        <w:t xml:space="preserve">).</w:t>
+        <w:t xml:space="preserve">), including functions for ingesting CSV datasets and metadata.</w:t>
       </w:r>
     </w:p>
     <w:p>
@@ -33353,7 +34492,18 @@
         </w:numPr>
       </w:pPr>
       <w:r>
-        <w:t xml:space="preserve">Enhanced documentation and site via pkgdown.</w:t>
+        <w:t xml:space="preserve">Refined change detection logic for source CSV files, improving tracking of table/field changes (</w:t>
+      </w:r>
+      <w:hyperlink r:id="rId253">
+        <w:r>
+          <w:rPr>
+            <w:rStyle w:val="Hyperlink"/>
+          </w:rPr>
+          <w:t xml:space="preserve">commit</w:t>
+        </w:r>
+      </w:hyperlink>
+      <w:r>
+        <w:t xml:space="preserve">).</w:t>
       </w:r>
     </w:p>
     <w:p>
@@ -33365,9 +34515,21 @@
         </w:numPr>
       </w:pPr>
       <w:r>
+        <w:t xml:space="preserve">Enhanced documentation and site via pkgdown.</w:t>
+      </w:r>
+    </w:p>
+    <w:p>
+      <w:pPr>
+        <w:pStyle w:val="Compact"/>
+        <w:numPr>
+          <w:ilvl w:val="1"/>
+          <w:numId w:val="1063"/>
+        </w:numPr>
+      </w:pPr>
+      <w:r>
         <w:t xml:space="preserve">Improved function naming and structure for ingestion (</w:t>
       </w:r>
-      <w:hyperlink r:id="rId253">
+      <w:hyperlink r:id="rId254">
         <w:r>
           <w:rPr>
             <w:rStyle w:val="Hyperlink"/>
@@ -33381,7 +34543,7 @@
       <w:r>
         <w:t xml:space="preserve"> </w:t>
       </w:r>
-      <w:hyperlink r:id="rId254">
+      <w:hyperlink r:id="rId255">
         <w:r>
           <w:rPr>
             <w:rStyle w:val="Hyperlink"/>
@@ -33400,9 +34562,9 @@
         </w:pict>
       </w:r>
     </w:p>
-    <w:bookmarkEnd w:id="255"/>
     <w:bookmarkEnd w:id="256"/>
-    <w:bookmarkStart w:id="262" w:name="calcofi4r-spatial-ecological-data-tools"/>
+    <w:bookmarkEnd w:id="257"/>
+    <w:bookmarkStart w:id="263" w:name="calcofi4r-spatial-ecological-data-tools"/>
     <w:p>
       <w:pPr>
         <w:pStyle w:val="Heading3"/>
@@ -33411,7 +34573,7 @@
         <w:t xml:space="preserve">11.3.4 calcofi4r: Spatial &amp; Ecological Data Tools</w:t>
       </w:r>
     </w:p>
-    <w:bookmarkStart w:id="261" w:name="data-layers-analysis-and-bug-fixes"/>
+    <w:bookmarkStart w:id="262" w:name="data-layers-analysis-and-bug-fixes"/>
     <w:p>
       <w:pPr>
         <w:pStyle w:val="Heading4"/>
@@ -33446,20 +34608,6 @@
       </w:pPr>
       <w:r>
         <w:t xml:space="preserve">Ongoing integration of BOEM Wind Planning Areas, Marine Protected Areas, and SCCWRP management regions (</w:t>
-      </w:r>
-      <w:hyperlink r:id="rId257">
-        <w:r>
-          <w:rPr>
-            <w:rStyle w:val="Hyperlink"/>
-          </w:rPr>
-          <w:t xml:space="preserve">issue</w:t>
-        </w:r>
-      </w:hyperlink>
-      <w:r>
-        <w:t xml:space="preserve">,</w:t>
-      </w:r>
-      <w:r>
-        <w:t xml:space="preserve"> </w:t>
       </w:r>
       <w:hyperlink r:id="rId258">
         <w:r>
@@ -33470,6 +34618,20 @@
         </w:r>
       </w:hyperlink>
       <w:r>
+        <w:t xml:space="preserve">,</w:t>
+      </w:r>
+      <w:r>
+        <w:t xml:space="preserve"> </w:t>
+      </w:r>
+      <w:hyperlink r:id="rId259">
+        <w:r>
+          <w:rPr>
+            <w:rStyle w:val="Hyperlink"/>
+          </w:rPr>
+          <w:t xml:space="preserve">issue</w:t>
+        </w:r>
+      </w:hyperlink>
+      <w:r>
         <w:t xml:space="preserve">).</w:t>
       </w:r>
     </w:p>
@@ -33500,7 +34662,7 @@
       <w:r>
         <w:t xml:space="preserve">Improved packages for ecological and spatial analysis, including new dependencies (</w:t>
       </w:r>
-      <w:hyperlink r:id="rId259">
+      <w:hyperlink r:id="rId260">
         <w:r>
           <w:rPr>
             <w:rStyle w:val="Hyperlink"/>
@@ -33539,7 +34701,7 @@
       <w:r>
         <w:t xml:space="preserve">Addressing user-reported bugs such as deprecated function calls (</w:t>
       </w:r>
-      <w:hyperlink r:id="rId260">
+      <w:hyperlink r:id="rId261">
         <w:r>
           <w:rPr>
             <w:rStyle w:val="Hyperlink"/>
@@ -33558,9 +34720,9 @@
         </w:pict>
       </w:r>
     </w:p>
-    <w:bookmarkEnd w:id="261"/>
     <w:bookmarkEnd w:id="262"/>
-    <w:bookmarkStart w:id="266" w:name="documentation-docs"/>
+    <w:bookmarkEnd w:id="263"/>
+    <w:bookmarkStart w:id="267" w:name="documentation-docs"/>
     <w:p>
       <w:pPr>
         <w:pStyle w:val="Heading3"/>
@@ -33569,7 +34731,7 @@
         <w:t xml:space="preserve">11.3.5 Documentation (docs)</w:t>
       </w:r>
     </w:p>
-    <w:bookmarkStart w:id="265" w:name="infrastructure-environment"/>
+    <w:bookmarkStart w:id="266" w:name="infrastructure-environment"/>
     <w:p>
       <w:pPr>
         <w:pStyle w:val="Heading4"/>
@@ -33605,7 +34767,7 @@
       <w:r>
         <w:t xml:space="preserve">Added documentation for new packages and ingestion workflows (</w:t>
       </w:r>
-      <w:hyperlink r:id="rId263">
+      <w:hyperlink r:id="rId264">
         <w:r>
           <w:rPr>
             <w:rStyle w:val="Hyperlink"/>
@@ -33628,7 +34790,7 @@
       <w:r>
         <w:t xml:space="preserve">Improved environment handling for rendering with Quarto and Chromium (</w:t>
       </w:r>
-      <w:hyperlink r:id="rId264">
+      <w:hyperlink r:id="rId265">
         <w:r>
           <w:rPr>
             <w:rStyle w:val="Hyperlink"/>
@@ -33659,9 +34821,9 @@
         </w:pict>
       </w:r>
     </w:p>
-    <w:bookmarkEnd w:id="265"/>
     <w:bookmarkEnd w:id="266"/>
-    <w:bookmarkStart w:id="268" w:name="server"/>
+    <w:bookmarkEnd w:id="267"/>
+    <w:bookmarkStart w:id="269" w:name="server"/>
     <w:p>
       <w:pPr>
         <w:pStyle w:val="Heading3"/>
@@ -33670,7 +34832,7 @@
         <w:t xml:space="preserve">11.3.6 Server</w:t>
       </w:r>
     </w:p>
-    <w:bookmarkStart w:id="267" w:name="backend-infrastructure"/>
+    <w:bookmarkStart w:id="268" w:name="backend-infrastructure"/>
     <w:p>
       <w:pPr>
         <w:pStyle w:val="Heading4"/>
@@ -33726,9 +34888,9 @@
         </w:pict>
       </w:r>
     </w:p>
-    <w:bookmarkEnd w:id="267"/>
     <w:bookmarkEnd w:id="268"/>
-    <w:bookmarkStart w:id="273" w:name="workflows"/>
+    <w:bookmarkEnd w:id="269"/>
+    <w:bookmarkStart w:id="274" w:name="workflows"/>
     <w:p>
       <w:pPr>
         <w:pStyle w:val="Heading3"/>
@@ -33737,7 +34899,7 @@
         <w:t xml:space="preserve">11.3.7 Workflows</w:t>
       </w:r>
     </w:p>
-    <w:bookmarkStart w:id="272" w:name="X9992dbdca38798687025ab1100a6897f17837b4"/>
+    <w:bookmarkStart w:id="273" w:name="X9992dbdca38798687025ab1100a6897f17837b4"/>
     <w:p>
       <w:pPr>
         <w:pStyle w:val="Heading4"/>
@@ -33772,20 +34934,6 @@
       </w:pPr>
       <w:r>
         <w:t xml:space="preserve">Multiple commits show ongoing development of data ingestion, harmonization, and visualization workflows (</w:t>
-      </w:r>
-      <w:hyperlink r:id="rId269">
-        <w:r>
-          <w:rPr>
-            <w:rStyle w:val="Hyperlink"/>
-          </w:rPr>
-          <w:t xml:space="preserve">commit</w:t>
-        </w:r>
-      </w:hyperlink>
-      <w:r>
-        <w:t xml:space="preserve">,</w:t>
-      </w:r>
-      <w:r>
-        <w:t xml:space="preserve"> </w:t>
       </w:r>
       <w:hyperlink r:id="rId270">
         <w:r>
@@ -33796,6 +34944,20 @@
         </w:r>
       </w:hyperlink>
       <w:r>
+        <w:t xml:space="preserve">,</w:t>
+      </w:r>
+      <w:r>
+        <w:t xml:space="preserve"> </w:t>
+      </w:r>
+      <w:hyperlink r:id="rId271">
+        <w:r>
+          <w:rPr>
+            <w:rStyle w:val="Hyperlink"/>
+          </w:rPr>
+          <w:t xml:space="preserve">commit</w:t>
+        </w:r>
+      </w:hyperlink>
+      <w:r>
         <w:t xml:space="preserve">).</w:t>
       </w:r>
     </w:p>
@@ -33826,7 +34988,7 @@
       <w:r>
         <w:t xml:space="preserve">Registering datasets with ODIS (using JSON-LD) for broader interoperability (</w:t>
       </w:r>
-      <w:hyperlink r:id="rId271">
+      <w:hyperlink r:id="rId272">
         <w:r>
           <w:rPr>
             <w:rStyle w:val="Hyperlink"/>
@@ -33901,9 +35063,9 @@
         </w:pict>
       </w:r>
     </w:p>
-    <w:bookmarkEnd w:id="272"/>
     <w:bookmarkEnd w:id="273"/>
-    <w:bookmarkStart w:id="277" w:name="key-themes-impact"/>
+    <w:bookmarkEnd w:id="274"/>
+    <w:bookmarkStart w:id="278" w:name="key-themes-impact"/>
     <w:p>
       <w:pPr>
         <w:pStyle w:val="Heading3"/>
@@ -33912,7 +35074,7 @@
         <w:t xml:space="preserve">11.3.8 Key Themes &amp; Impact</w:t>
       </w:r>
     </w:p>
-    <w:bookmarkStart w:id="274" w:name="integration-interoperability"/>
+    <w:bookmarkStart w:id="275" w:name="integration-interoperability"/>
     <w:p>
       <w:pPr>
         <w:pStyle w:val="Heading4"/>
@@ -33945,8 +35107,8 @@
         <w:t xml:space="preserve">Enhanced interoperability through ODIS registration and harmonized workflows.</w:t>
       </w:r>
     </w:p>
-    <w:bookmarkEnd w:id="274"/>
-    <w:bookmarkStart w:id="275" w:name="data-accessibility-usability"/>
+    <w:bookmarkEnd w:id="275"/>
+    <w:bookmarkStart w:id="276" w:name="data-accessibility-usability"/>
     <w:p>
       <w:pPr>
         <w:pStyle w:val="Heading4"/>
@@ -33979,8 +35141,8 @@
         <w:t xml:space="preserve">Expanded support for spatial management areas and ecological datasets.</w:t>
       </w:r>
     </w:p>
-    <w:bookmarkEnd w:id="275"/>
-    <w:bookmarkStart w:id="276" w:name="infrastructure-sustainability"/>
+    <w:bookmarkEnd w:id="276"/>
+    <w:bookmarkStart w:id="277" w:name="infrastructure-sustainability"/>
     <w:p>
       <w:pPr>
         <w:pStyle w:val="Heading4"/>
@@ -34008,9 +35170,9 @@
         </w:pict>
       </w:r>
     </w:p>
-    <w:bookmarkEnd w:id="276"/>
     <w:bookmarkEnd w:id="277"/>
-    <w:bookmarkStart w:id="279" w:name="for-more-details"/>
+    <w:bookmarkEnd w:id="278"/>
+    <w:bookmarkStart w:id="280" w:name="for-more-details"/>
     <w:p>
       <w:pPr>
         <w:pStyle w:val="Heading3"/>
@@ -34048,7 +35210,7 @@
       <w:r>
         <w:t xml:space="preserve"> </w:t>
       </w:r>
-      <w:hyperlink r:id="rId278">
+      <w:hyperlink r:id="rId279">
         <w:r>
           <w:rPr>
             <w:rStyle w:val="Hyperlink"/>
@@ -34063,10 +35225,10 @@
         <w:t xml:space="preserve">and filter by year.</w:t>
       </w:r>
     </w:p>
-    <w:bookmarkEnd w:id="279"/>
     <w:bookmarkEnd w:id="280"/>
     <w:bookmarkEnd w:id="281"/>
-    <w:bookmarkStart w:id="290" w:name="references"/>
+    <w:bookmarkEnd w:id="282"/>
+    <w:bookmarkStart w:id="291" w:name="references"/>
     <w:p>
       <w:pPr>
         <w:pStyle w:val="Heading1"/>
@@ -34075,7 +35237,7 @@
         <w:t xml:space="preserve">12. References</w:t>
       </w:r>
     </w:p>
-    <w:bookmarkStart w:id="289" w:name="r-packages"/>
+    <w:bookmarkStart w:id="290" w:name="r-packages"/>
     <w:p>
       <w:pPr>
         <w:pStyle w:val="Heading2"/>
@@ -34171,8 +35333,8 @@
         <w:t xml:space="preserve">)</w:t>
       </w:r>
     </w:p>
-    <w:bookmarkStart w:id="288" w:name="refs"/>
-    <w:bookmarkStart w:id="283" w:name="ref-R-quarto"/>
+    <w:bookmarkStart w:id="289" w:name="refs"/>
+    <w:bookmarkStart w:id="284" w:name="ref-R-quarto"/>
     <w:p>
       <w:pPr>
         <w:pStyle w:val="Bibliography"/>
@@ -34196,7 +35358,7 @@
       <w:r>
         <w:t xml:space="preserve"> </w:t>
       </w:r>
-      <w:hyperlink r:id="rId282">
+      <w:hyperlink r:id="rId283">
         <w:r>
           <w:rPr>
             <w:rStyle w:val="Hyperlink"/>
@@ -34208,8 +35370,8 @@
         <w:t xml:space="preserve">.</w:t>
       </w:r>
     </w:p>
-    <w:bookmarkEnd w:id="283"/>
-    <w:bookmarkStart w:id="285" w:name="ref-R-shiny"/>
+    <w:bookmarkEnd w:id="284"/>
+    <w:bookmarkStart w:id="286" w:name="ref-R-shiny"/>
     <w:p>
       <w:pPr>
         <w:pStyle w:val="Bibliography"/>
@@ -34233,7 +35395,7 @@
       <w:r>
         <w:t xml:space="preserve"> </w:t>
       </w:r>
-      <w:hyperlink r:id="rId284">
+      <w:hyperlink r:id="rId285">
         <w:r>
           <w:rPr>
             <w:rStyle w:val="Hyperlink"/>
@@ -34245,8 +35407,8 @@
         <w:t xml:space="preserve">.</w:t>
       </w:r>
     </w:p>
-    <w:bookmarkEnd w:id="285"/>
-    <w:bookmarkStart w:id="287" w:name="ref-R-plumber"/>
+    <w:bookmarkEnd w:id="286"/>
+    <w:bookmarkStart w:id="288" w:name="ref-R-plumber"/>
     <w:p>
       <w:pPr>
         <w:pStyle w:val="Bibliography"/>
@@ -34270,7 +35432,7 @@
       <w:r>
         <w:t xml:space="preserve"> </w:t>
       </w:r>
-      <w:hyperlink r:id="rId286">
+      <w:hyperlink r:id="rId287">
         <w:r>
           <w:rPr>
             <w:rStyle w:val="Hyperlink"/>
@@ -34282,10 +35444,10 @@
         <w:t xml:space="preserve">.</w:t>
       </w:r>
     </w:p>
-    <w:bookmarkEnd w:id="287"/>
     <w:bookmarkEnd w:id="288"/>
     <w:bookmarkEnd w:id="289"/>
     <w:bookmarkEnd w:id="290"/>
+    <w:bookmarkEnd w:id="291"/>
     <w:sectPr>
       <w:footnotePr>
         <w:numRestart w:val="eachSect"/>

--- a/CalCOFI.io.docx
+++ b/CalCOFI.io.docx
@@ -8631,7 +8631,7 @@
     </w:p>
     <w:bookmarkEnd w:id="110"/>
     <w:bookmarkEnd w:id="111"/>
-    <w:bookmarkStart w:id="130" w:name="data-access"/>
+    <w:bookmarkStart w:id="131" w:name="data-access"/>
     <w:p>
       <w:pPr>
         <w:pStyle w:val="Heading1"/>
@@ -10844,7 +10844,7 @@
       </w:r>
     </w:p>
     <w:bookmarkEnd w:id="120"/>
-    <w:bookmarkStart w:id="121" w:name="from-python"/>
+    <w:bookmarkStart w:id="122" w:name="from-python"/>
     <w:p>
       <w:pPr>
         <w:pStyle w:val="Heading2"/>
@@ -10855,10 +10855,56 @@
     </w:p>
     <w:p>
       <w:pPr>
+        <w:pStyle w:val="FirstParagraph"/>
+      </w:pPr>
+      <w:hyperlink r:id="rId121">
+        <w:r>
+          <w:rPr>
+            <w:rStyle w:val="VerbatimChar"/>
+          </w:rPr>
+          <w:t xml:space="preserve">calcofi4py</w:t>
+        </w:r>
+      </w:hyperlink>
+      <w:r>
+        <w:t xml:space="preserve"> </w:t>
+      </w:r>
+      <w:r>
+        <w:t xml:space="preserve">registers every release table as a</w:t>
+      </w:r>
+      <w:r>
+        <w:t xml:space="preserve"> </w:t>
+      </w:r>
+      <w:r>
+        <w:t xml:space="preserve">DuckDB view for you (partitioned + supplemental handling included), mirroring</w:t>
+      </w:r>
+      <w:r>
+        <w:t xml:space="preserve"> </w:t>
+      </w:r>
+      <w:r>
+        <w:rPr>
+          <w:rStyle w:val="VerbatimChar"/>
+        </w:rPr>
+        <w:t xml:space="preserve">calcofi4r</w:t>
+      </w:r>
+      <w:r>
+        <w:t xml:space="preserve">:</w:t>
+      </w:r>
+    </w:p>
+    <w:p>
+      <w:pPr>
         <w:pStyle w:val="SourceCode"/>
       </w:pPr>
       <w:r>
         <w:rPr>
+          <w:rStyle w:val="CommentTok"/>
+        </w:rPr>
+        <w:t xml:space="preserve"># pip install "calcofi4py @ git+https://github.com/CalCOFI/calcofi4py"</w:t>
+      </w:r>
+      <w:r>
+        <w:br/>
+      </w:r>
+      <w:r>
+        <w:rPr>
           <w:rStyle w:val="ImportTok"/>
         </w:rPr>
         <w:t xml:space="preserve">import</w:t>
@@ -10867,6 +10913,148 @@
         <w:rPr>
           <w:rStyle w:val="NormalTok"/>
         </w:rPr>
+        <w:t xml:space="preserve"> calcofi4py </w:t>
+      </w:r>
+      <w:r>
+        <w:rPr>
+          <w:rStyle w:val="ImportTok"/>
+        </w:rPr>
+        <w:t xml:space="preserve">as</w:t>
+      </w:r>
+      <w:r>
+        <w:rPr>
+          <w:rStyle w:val="NormalTok"/>
+        </w:rPr>
+        <w:t xml:space="preserve"> cc</w:t>
+      </w:r>
+      <w:r>
+        <w:br/>
+      </w:r>
+      <w:r>
+        <w:rPr>
+          <w:rStyle w:val="NormalTok"/>
+        </w:rPr>
+        <w:t xml:space="preserve">con </w:t>
+      </w:r>
+      <w:r>
+        <w:rPr>
+          <w:rStyle w:val="OperatorTok"/>
+        </w:rPr>
+        <w:t xml:space="preserve">=</w:t>
+      </w:r>
+      <w:r>
+        <w:rPr>
+          <w:rStyle w:val="NormalTok"/>
+        </w:rPr>
+        <w:t xml:space="preserve"> cc.cc_get_db()                    </w:t>
+      </w:r>
+      <w:r>
+        <w:rPr>
+          <w:rStyle w:val="CommentTok"/>
+        </w:rPr>
+        <w:t xml:space="preserve"># latest release; cc_get_db("v2026.08.14") to pin</w:t>
+      </w:r>
+      <w:r>
+        <w:br/>
+      </w:r>
+      <w:r>
+        <w:rPr>
+          <w:rStyle w:val="NormalTok"/>
+        </w:rPr>
+        <w:t xml:space="preserve">df  </w:t>
+      </w:r>
+      <w:r>
+        <w:rPr>
+          <w:rStyle w:val="OperatorTok"/>
+        </w:rPr>
+        <w:t xml:space="preserve">=</w:t>
+      </w:r>
+      <w:r>
+        <w:rPr>
+          <w:rStyle w:val="NormalTok"/>
+        </w:rPr>
+        <w:t xml:space="preserve"> con.sql(</w:t>
+      </w:r>
+      <w:r>
+        <w:rPr>
+          <w:rStyle w:val="StringTok"/>
+        </w:rPr>
+        <w:t xml:space="preserve">"SELECT * FROM species WHERE common_name ILIKE '</w:t>
+      </w:r>
+      <w:r>
+        <w:rPr>
+          <w:rStyle w:val="SpecialCharTok"/>
+        </w:rPr>
+        <w:t xml:space="preserve">%s</w:t>
+      </w:r>
+      <w:r>
+        <w:rPr>
+          <w:rStyle w:val="StringTok"/>
+        </w:rPr>
+        <w:t xml:space="preserve">ardine%'"</w:t>
+      </w:r>
+      <w:r>
+        <w:rPr>
+          <w:rStyle w:val="NormalTok"/>
+        </w:rPr>
+        <w:t xml:space="preserve">).df()</w:t>
+      </w:r>
+      <w:r>
+        <w:br/>
+      </w:r>
+      <w:r>
+        <w:rPr>
+          <w:rStyle w:val="NormalTok"/>
+        </w:rPr>
+        <w:t xml:space="preserve">cc.cc_query(</w:t>
+      </w:r>
+      <w:r>
+        <w:rPr>
+          <w:rStyle w:val="StringTok"/>
+        </w:rPr>
+        <w:t xml:space="preserve">"SELECT count(*) FROM obs"</w:t>
+      </w:r>
+      <w:r>
+        <w:rPr>
+          <w:rStyle w:val="NormalTok"/>
+        </w:rPr>
+        <w:t xml:space="preserve">).fetchone()</w:t>
+      </w:r>
+    </w:p>
+    <w:p>
+      <w:pPr>
+        <w:pStyle w:val="FirstParagraph"/>
+      </w:pPr>
+      <w:r>
+        <w:t xml:space="preserve">Or plain</w:t>
+      </w:r>
+      <w:r>
+        <w:t xml:space="preserve"> </w:t>
+      </w:r>
+      <w:r>
+        <w:rPr>
+          <w:rStyle w:val="VerbatimChar"/>
+        </w:rPr>
+        <w:t xml:space="preserve">duckdb</w:t>
+      </w:r>
+      <w:r>
+        <w:t xml:space="preserve">, naming the Parquet URLs yourself:</w:t>
+      </w:r>
+    </w:p>
+    <w:p>
+      <w:pPr>
+        <w:pStyle w:val="SourceCode"/>
+      </w:pPr>
+      <w:r>
+        <w:rPr>
+          <w:rStyle w:val="ImportTok"/>
+        </w:rPr>
+        <w:t xml:space="preserve">import</w:t>
+      </w:r>
+      <w:r>
+        <w:rPr>
+          <w:rStyle w:val="NormalTok"/>
+        </w:rPr>
         <w:t xml:space="preserve"> duckdb</w:t>
       </w:r>
       <w:r>
@@ -11050,8 +11238,8 @@
         <w:t xml:space="preserve">).df()</w:t>
       </w:r>
     </w:p>
-    <w:bookmarkEnd w:id="121"/>
-    <w:bookmarkStart w:id="123" w:name="from-your-browser"/>
+    <w:bookmarkEnd w:id="122"/>
+    <w:bookmarkStart w:id="124" w:name="from-your-browser"/>
     <w:p>
       <w:pPr>
         <w:pStyle w:val="Heading2"/>
@@ -12191,7 +12379,7 @@
       <w:r>
         <w:t xml:space="preserve"> </w:t>
       </w:r>
-      <w:hyperlink r:id="rId122">
+      <w:hyperlink r:id="rId123">
         <w:r>
           <w:rPr>
             <w:rStyle w:val="Hyperlink"/>
@@ -12220,8 +12408,8 @@
         <w:t xml:space="preserve">rows.</w:t>
       </w:r>
     </w:p>
-    <w:bookmarkEnd w:id="123"/>
-    <w:bookmarkStart w:id="124" w:name="run-it-from-anywhere"/>
+    <w:bookmarkEnd w:id="124"/>
+    <w:bookmarkStart w:id="125" w:name="run-it-from-anywhere"/>
     <w:p>
       <w:pPr>
         <w:pStyle w:val="Heading2"/>
@@ -12541,8 +12729,8 @@
         </w:tc>
       </w:tr>
     </w:tbl>
-    <w:bookmarkEnd w:id="124"/>
-    <w:bookmarkStart w:id="125" w:name="reproducibility"/>
+    <w:bookmarkEnd w:id="125"/>
+    <w:bookmarkStart w:id="126" w:name="reproducibility"/>
     <w:p>
       <w:pPr>
         <w:pStyle w:val="Heading2"/>
@@ -12899,8 +13087,8 @@
         <w:t xml:space="preserve">.</w:t>
       </w:r>
     </w:p>
-    <w:bookmarkEnd w:id="125"/>
-    <w:bookmarkStart w:id="129" w:name="sec-worked-example"/>
+    <w:bookmarkEnd w:id="126"/>
+    <w:bookmarkStart w:id="130" w:name="sec-worked-example"/>
     <w:p>
       <w:pPr>
         <w:pStyle w:val="Heading2"/>
@@ -13014,18 +13202,18 @@
                 <wp:inline>
                   <wp:extent cx="152400" cy="152400"/>
                   <wp:effectExtent b="0" l="0" r="0" t="0"/>
-                  <wp:docPr descr="" title="" id="127" name="Picture"/>
+                  <wp:docPr descr="" title="" id="128" name="Picture"/>
                   <a:graphic>
                     <a:graphicData uri="http://schemas.openxmlformats.org/drawingml/2006/picture">
                       <pic:pic>
                         <pic:nvPicPr>
-                          <pic:cNvPr descr="/Applications/quarto/share/formats/docx/note.png" id="128" name="Picture"/>
+                          <pic:cNvPr descr="/Applications/quarto/share/formats/docx/note.png" id="129" name="Picture"/>
                           <pic:cNvPicPr>
                             <a:picLocks noChangeArrowheads="1" noChangeAspect="1"/>
                           </pic:cNvPicPr>
                         </pic:nvPicPr>
                         <pic:blipFill>
-                          <a:blip r:embed="rId126"/>
+                          <a:blip r:embed="rId127"/>
                           <a:stretch>
                             <a:fillRect/>
                           </a:stretch>
@@ -16302,9 +16490,9 @@
         <w:t xml:space="preserve">one-liner.</w:t>
       </w:r>
     </w:p>
-    <w:bookmarkEnd w:id="129"/>
     <w:bookmarkEnd w:id="130"/>
-    <w:bookmarkStart w:id="154" w:name="sec-server-access"/>
+    <w:bookmarkEnd w:id="131"/>
+    <w:bookmarkStart w:id="155" w:name="sec-server-access"/>
     <w:p>
       <w:pPr>
         <w:pStyle w:val="Heading1"/>
@@ -16440,18 +16628,18 @@
                 <wp:inline>
                   <wp:extent cx="152400" cy="152400"/>
                   <wp:effectExtent b="0" l="0" r="0" t="0"/>
-                  <wp:docPr descr="" title="" id="131" name="Picture"/>
+                  <wp:docPr descr="" title="" id="132" name="Picture"/>
                   <a:graphic>
                     <a:graphicData uri="http://schemas.openxmlformats.org/drawingml/2006/picture">
                       <pic:pic>
                         <pic:nvPicPr>
-                          <pic:cNvPr descr="/Applications/quarto/share/formats/docx/note.png" id="132" name="Picture"/>
+                          <pic:cNvPr descr="/Applications/quarto/share/formats/docx/note.png" id="133" name="Picture"/>
                           <pic:cNvPicPr>
                             <a:picLocks noChangeArrowheads="1" noChangeAspect="1"/>
                           </pic:cNvPicPr>
                         </pic:nvPicPr>
                         <pic:blipFill>
-                          <a:blip r:embed="rId126"/>
+                          <a:blip r:embed="rId127"/>
                           <a:stretch>
                             <a:fillRect/>
                           </a:stretch>
@@ -16619,7 +16807,7 @@
         </w:tc>
       </w:tr>
     </w:tbl>
-    <w:bookmarkStart w:id="135" w:name="sec-account"/>
+    <w:bookmarkStart w:id="136" w:name="sec-account"/>
     <w:p>
       <w:pPr>
         <w:pStyle w:val="Heading2"/>
@@ -16935,7 +17123,7 @@
             <w:pPr>
               <w:pStyle w:val="Compact"/>
             </w:pPr>
-            <w:hyperlink r:id="rId133">
+            <w:hyperlink r:id="rId134">
               <w:r>
                 <w:rPr>
                   <w:rStyle w:val="Hyperlink"/>
@@ -16970,7 +17158,7 @@
             <w:pPr>
               <w:pStyle w:val="Compact"/>
             </w:pPr>
-            <w:hyperlink r:id="rId134">
+            <w:hyperlink r:id="rId135">
               <w:r>
                 <w:rPr>
                   <w:rStyle w:val="Hyperlink"/>
@@ -17042,7 +17230,7 @@
         <w:t xml:space="preserve">computer:</w:t>
       </w:r>
     </w:p>
-    <w:bookmarkEnd w:id="135"/>
+    <w:bookmarkEnd w:id="136"/>
     <w:p>
       <w:pPr>
         <w:pStyle w:val="Heading2"/>
@@ -17557,7 +17745,7 @@
         <w:t xml:space="preserve">is revoked and you send a new one.</w:t>
       </w:r>
     </w:p>
-    <w:bookmarkStart w:id="136" w:name="sec-ssh"/>
+    <w:bookmarkStart w:id="137" w:name="sec-ssh"/>
     <w:p>
       <w:pPr>
         <w:pStyle w:val="Heading2"/>
@@ -17607,7 +17795,7 @@
         <w:t xml:space="preserve">line is the database tunnel (next section).</w:t>
       </w:r>
     </w:p>
-    <w:bookmarkEnd w:id="136"/>
+    <w:bookmarkEnd w:id="137"/>
     <w:p>
       <w:pPr>
         <w:pStyle w:val="Heading2"/>
@@ -18157,18 +18345,18 @@
                 <wp:inline>
                   <wp:extent cx="152400" cy="152400"/>
                   <wp:effectExtent b="0" l="0" r="0" t="0"/>
-                  <wp:docPr descr="" title="" id="138" name="Picture"/>
+                  <wp:docPr descr="" title="" id="139" name="Picture"/>
                   <a:graphic>
                     <a:graphicData uri="http://schemas.openxmlformats.org/drawingml/2006/picture">
                       <pic:pic>
                         <pic:nvPicPr>
-                          <pic:cNvPr descr="/Applications/quarto/share/formats/docx/tip.png" id="139" name="Picture"/>
+                          <pic:cNvPr descr="/Applications/quarto/share/formats/docx/tip.png" id="140" name="Picture"/>
                           <pic:cNvPicPr>
                             <a:picLocks noChangeArrowheads="1" noChangeAspect="1"/>
                           </pic:cNvPicPr>
                         </pic:nvPicPr>
                         <pic:blipFill>
-                          <a:blip r:embed="rId137"/>
+                          <a:blip r:embed="rId138"/>
                           <a:stretch>
                             <a:fillRect/>
                           </a:stretch>
@@ -18311,7 +18499,7 @@
         </w:tc>
       </w:tr>
     </w:tbl>
-    <w:bookmarkStart w:id="140" w:name="sec-pgpass"/>
+    <w:bookmarkStart w:id="141" w:name="sec-pgpass"/>
     <w:p>
       <w:pPr>
         <w:pStyle w:val="Heading2"/>
@@ -18477,7 +18665,7 @@
         <w:t xml:space="preserve">:</w:t>
       </w:r>
     </w:p>
-    <w:bookmarkEnd w:id="140"/>
+    <w:bookmarkEnd w:id="141"/>
     <w:p>
       <w:pPr>
         <w:pStyle w:val="Heading2"/>
@@ -18682,7 +18870,7 @@
       <w:r>
         <w:t xml:space="preserve"> </w:t>
       </w:r>
-      <w:hyperlink r:id="rId133">
+      <w:hyperlink r:id="rId134">
         <w:r>
           <w:rPr>
             <w:rStyle w:val="Hyperlink"/>
@@ -18703,7 +18891,7 @@
         <w:t xml:space="preserve">email).</w:t>
       </w:r>
     </w:p>
-    <w:bookmarkStart w:id="146" w:name="sec-tunnel"/>
+    <w:bookmarkStart w:id="147" w:name="sec-tunnel"/>
     <w:p>
       <w:pPr>
         <w:pStyle w:val="Heading2"/>
@@ -19248,18 +19436,18 @@
                 <wp:inline>
                   <wp:extent cx="152400" cy="152400"/>
                   <wp:effectExtent b="0" l="0" r="0" t="0"/>
-                  <wp:docPr descr="" title="" id="142" name="Picture"/>
+                  <wp:docPr descr="" title="" id="143" name="Picture"/>
                   <a:graphic>
                     <a:graphicData uri="http://schemas.openxmlformats.org/drawingml/2006/picture">
                       <pic:pic>
                         <pic:nvPicPr>
-                          <pic:cNvPr descr="/Applications/quarto/share/formats/docx/warning.png" id="143" name="Picture"/>
+                          <pic:cNvPr descr="/Applications/quarto/share/formats/docx/warning.png" id="144" name="Picture"/>
                           <pic:cNvPicPr>
                             <a:picLocks noChangeArrowheads="1" noChangeAspect="1"/>
                           </pic:cNvPicPr>
                         </pic:nvPicPr>
                         <pic:blipFill>
-                          <a:blip r:embed="rId141"/>
+                          <a:blip r:embed="rId142"/>
                           <a:stretch>
                             <a:fillRect/>
                           </a:stretch>
@@ -19492,7 +19680,7 @@
         </w:tc>
       </w:tr>
     </w:tbl>
-    <w:bookmarkStart w:id="145" w:name="graphical-clients"/>
+    <w:bookmarkStart w:id="146" w:name="graphical-clients"/>
     <w:p>
       <w:pPr>
         <w:pStyle w:val="Heading3"/>
@@ -19571,7 +19759,7 @@
             <w:r>
               <w:t xml:space="preserve">(</w:t>
             </w:r>
-            <w:hyperlink r:id="rId144">
+            <w:hyperlink r:id="rId145">
               <w:r>
                 <w:rPr>
                   <w:rStyle w:val="Hyperlink"/>
@@ -20013,7 +20201,7 @@
             <w:r>
               <w:t xml:space="preserve">(</w:t>
             </w:r>
-            <w:hyperlink r:id="rId134">
+            <w:hyperlink r:id="rId135">
               <w:r>
                 <w:rPr>
                   <w:rStyle w:val="Hyperlink"/>
@@ -20080,9 +20268,9 @@
         </w:tc>
       </w:tr>
     </w:tbl>
-    <w:bookmarkEnd w:id="145"/>
     <w:bookmarkEnd w:id="146"/>
-    <w:bookmarkStart w:id="147" w:name="sec-r"/>
+    <w:bookmarkEnd w:id="147"/>
+    <w:bookmarkStart w:id="148" w:name="sec-r"/>
     <w:p>
       <w:pPr>
         <w:pStyle w:val="Heading2"/>
@@ -20926,8 +21114,8 @@
         <w:t xml:space="preserve">.</w:t>
       </w:r>
     </w:p>
-    <w:bookmarkEnd w:id="147"/>
-    <w:bookmarkStart w:id="148" w:name="sec-python"/>
+    <w:bookmarkEnd w:id="148"/>
+    <w:bookmarkStart w:id="149" w:name="sec-python"/>
     <w:p>
       <w:pPr>
         <w:pStyle w:val="Heading2"/>
@@ -20940,8 +21128,40 @@
       <w:pPr>
         <w:pStyle w:val="FirstParagraph"/>
       </w:pPr>
-      <w:r>
-        <w:t xml:space="preserve">Python reads the same</w:t>
+      <w:hyperlink r:id="rId121">
+        <w:r>
+          <w:rPr>
+            <w:rStyle w:val="VerbatimChar"/>
+          </w:rPr>
+          <w:t xml:space="preserve">calcofi4py</w:t>
+        </w:r>
+      </w:hyperlink>
+      <w:r>
+        <w:t xml:space="preserve"> </w:t>
+      </w:r>
+      <w:r>
+        <w:t xml:space="preserve">mirrors</w:t>
+      </w:r>
+      <w:r>
+        <w:t xml:space="preserve"> </w:t>
+      </w:r>
+      <w:r>
+        <w:rPr>
+          <w:rStyle w:val="VerbatimChar"/>
+        </w:rPr>
+        <w:t xml:space="preserve">calcofi4r</w:t>
+      </w:r>
+      <w:r>
+        <w:t xml:space="preserve"> </w:t>
+      </w:r>
+      <w:r>
+        <w:t xml:space="preserve">— same verbs, same</w:t>
+      </w:r>
+      <w:r>
+        <w:t xml:space="preserve"> </w:t>
+      </w:r>
+      <w:r>
+        <w:t xml:space="preserve">defaults, password from the same</w:t>
       </w:r>
       <w:r>
         <w:t xml:space="preserve"> </w:t>
@@ -20953,10 +21173,7 @@
         <w:t xml:space="preserve">~/.pgpass</w:t>
       </w:r>
       <w:r>
-        <w:t xml:space="preserve"> </w:t>
-      </w:r>
-      <w:r>
-        <w:t xml:space="preserve">(psycopg is built on libpq):</w:t>
+        <w:t xml:space="preserve">:</w:t>
       </w:r>
     </w:p>
     <w:p>
@@ -20967,7 +21184,7 @@
         <w:rPr>
           <w:rStyle w:val="CommentTok"/>
         </w:rPr>
-        <w:t xml:space="preserve"># pip install "psycopg[binary]" sqlalchemy pandas geopandas</w:t>
+        <w:t xml:space="preserve"># pip install "calcofi4py @ git+https://github.com/CalCOFI/calcofi4py"</w:t>
       </w:r>
       <w:r>
         <w:br/>
@@ -20982,6 +21199,105 @@
         <w:rPr>
           <w:rStyle w:val="NormalTok"/>
         </w:rPr>
+        <w:t xml:space="preserve"> calcofi4py </w:t>
+      </w:r>
+      <w:r>
+        <w:rPr>
+          <w:rStyle w:val="ImportTok"/>
+        </w:rPr>
+        <w:t xml:space="preserve">as</w:t>
+      </w:r>
+      <w:r>
+        <w:rPr>
+          <w:rStyle w:val="NormalTok"/>
+        </w:rPr>
+        <w:t xml:space="preserve"> cc</w:t>
+      </w:r>
+      <w:r>
+        <w:br/>
+      </w:r>
+      <w:r>
+        <w:br/>
+      </w:r>
+      <w:r>
+        <w:rPr>
+          <w:rStyle w:val="NormalTok"/>
+        </w:rPr>
+        <w:t xml:space="preserve">con </w:t>
+      </w:r>
+      <w:r>
+        <w:rPr>
+          <w:rStyle w:val="OperatorTok"/>
+        </w:rPr>
+        <w:t xml:space="preserve">=</w:t>
+      </w:r>
+      <w:r>
+        <w:rPr>
+          <w:rStyle w:val="NormalTok"/>
+        </w:rPr>
+        <w:t xml:space="preserve"> cc.cc_pg_connect(tunnel</w:t>
+      </w:r>
+      <w:r>
+        <w:rPr>
+          <w:rStyle w:val="OperatorTok"/>
+        </w:rPr>
+        <w:t xml:space="preserve">=</w:t>
+      </w:r>
+      <w:r>
+        <w:rPr>
+          <w:rStyle w:val="VariableTok"/>
+        </w:rPr>
+        <w:t xml:space="preserve">True</w:t>
+      </w:r>
+      <w:r>
+        <w:rPr>
+          <w:rStyle w:val="NormalTok"/>
+        </w:rPr>
+        <w:t xml:space="preserve">)   </w:t>
+      </w:r>
+      <w:r>
+        <w:rPr>
+          <w:rStyle w:val="CommentTok"/>
+        </w:rPr>
+        <w:t xml:space="preserve"># opens `ssh -N calcofi` for you; role + password from ~/.pgpass</w:t>
+      </w:r>
+      <w:r>
+        <w:br/>
+      </w:r>
+      <w:r>
+        <w:rPr>
+          <w:rStyle w:val="NormalTok"/>
+        </w:rPr>
+        <w:t xml:space="preserve">con.execute(</w:t>
+      </w:r>
+      <w:r>
+        <w:rPr>
+          <w:rStyle w:val="StringTok"/>
+        </w:rPr>
+        <w:t xml:space="preserve">"SELECT count(*) FROM ctd.cast WHERE is_best_stage"</w:t>
+      </w:r>
+      <w:r>
+        <w:rPr>
+          <w:rStyle w:val="NormalTok"/>
+        </w:rPr>
+        <w:t xml:space="preserve">).fetchone()</w:t>
+      </w:r>
+      <w:r>
+        <w:br/>
+      </w:r>
+      <w:r>
+        <w:br/>
+      </w:r>
+      <w:r>
+        <w:rPr>
+          <w:rStyle w:val="ImportTok"/>
+        </w:rPr>
+        <w:t xml:space="preserve">import</w:t>
+      </w:r>
+      <w:r>
+        <w:rPr>
+          <w:rStyle w:val="NormalTok"/>
+        </w:rPr>
         <w:t xml:space="preserve"> pandas </w:t>
       </w:r>
       <w:r>
@@ -21001,36 +21317,9 @@
       </w:r>
       <w:r>
         <w:rPr>
-          <w:rStyle w:val="ImportTok"/>
-        </w:rPr>
-        <w:t xml:space="preserve">from</w:t>
-      </w:r>
-      <w:r>
-        <w:rPr>
-          <w:rStyle w:val="NormalTok"/>
-        </w:rPr>
-        <w:t xml:space="preserve"> sqlalchemy </w:t>
-      </w:r>
-      <w:r>
-        <w:rPr>
-          <w:rStyle w:val="ImportTok"/>
-        </w:rPr>
-        <w:t xml:space="preserve">import</w:t>
-      </w:r>
-      <w:r>
-        <w:rPr>
-          <w:rStyle w:val="NormalTok"/>
-        </w:rPr>
-        <w:t xml:space="preserve"> create_engine</w:t>
-      </w:r>
-      <w:r>
-        <w:br/>
-      </w:r>
-      <w:r>
-        <w:rPr>
-          <w:rStyle w:val="NormalTok"/>
-        </w:rPr>
-        <w:t xml:space="preserve">eng </w:t>
+          <w:rStyle w:val="NormalTok"/>
+        </w:rPr>
+        <w:t xml:space="preserve">casts </w:t>
       </w:r>
       <w:r>
         <w:rPr>
@@ -21042,223 +21331,172 @@
         <w:rPr>
           <w:rStyle w:val="NormalTok"/>
         </w:rPr>
-        <w:t xml:space="preserve"> create_engine(</w:t>
+        <w:t xml:space="preserve"> pd.read_sql(</w:t>
       </w:r>
       <w:r>
         <w:rPr>
           <w:rStyle w:val="StringTok"/>
         </w:rPr>
-        <w:t xml:space="preserve">"postgresql+psycopg://rswalethorp@localhost:5432/calcofi"</w:t>
-      </w:r>
-      <w:r>
-        <w:rPr>
-          <w:rStyle w:val="NormalTok"/>
-        </w:rPr>
-        <w:t xml:space="preserve">)  </w:t>
+        <w:t xml:space="preserve">"SELECT * FROM ctd.v_scan_qc WHERE study = '2304SH' AND cast_id = '2304_020d'"</w:t>
+      </w:r>
+      <w:r>
+        <w:rPr>
+          <w:rStyle w:val="NormalTok"/>
+        </w:rPr>
+        <w:t xml:space="preserve">, con)</w:t>
+      </w:r>
+      <w:r>
+        <w:br/>
+      </w:r>
+      <w:r>
+        <w:br/>
       </w:r>
       <w:r>
         <w:rPr>
           <w:rStyle w:val="CommentTok"/>
         </w:rPr>
-        <w:t xml:space="preserve"># no password in the URL</w:t>
-      </w:r>
-      <w:r>
-        <w:br/>
-      </w:r>
-      <w:r>
-        <w:rPr>
-          <w:rStyle w:val="NormalTok"/>
-        </w:rPr>
-        <w:t xml:space="preserve">df  </w:t>
-      </w:r>
-      <w:r>
-        <w:rPr>
-          <w:rStyle w:val="OperatorTok"/>
-        </w:rPr>
-        <w:t xml:space="preserve">=</w:t>
-      </w:r>
-      <w:r>
-        <w:rPr>
-          <w:rStyle w:val="NormalTok"/>
-        </w:rPr>
-        <w:t xml:space="preserve"> pd.read_sql(</w:t>
+        <w:t xml:space="preserve"># propose a QC flag (curators accept/reject)</w:t>
+      </w:r>
+      <w:r>
+        <w:br/>
+      </w:r>
+      <w:r>
+        <w:rPr>
+          <w:rStyle w:val="NormalTok"/>
+        </w:rPr>
+        <w:t xml:space="preserve">con.execute(</w:t>
       </w:r>
       <w:r>
         <w:rPr>
           <w:rStyle w:val="StringTok"/>
         </w:rPr>
-        <w:t xml:space="preserve">"SELECT * FROM ctd.cast LIMIT 10"</w:t>
-      </w:r>
-      <w:r>
-        <w:rPr>
-          <w:rStyle w:val="NormalTok"/>
-        </w:rPr>
-        <w:t xml:space="preserve">, eng)</w:t>
-      </w:r>
-      <w:r>
-        <w:br/>
-      </w:r>
-      <w:r>
-        <w:br/>
-      </w:r>
-      <w:r>
-        <w:rPr>
-          <w:rStyle w:val="ImportTok"/>
-        </w:rPr>
-        <w:t xml:space="preserve">import</w:t>
-      </w:r>
-      <w:r>
-        <w:rPr>
-          <w:rStyle w:val="NormalTok"/>
-        </w:rPr>
-        <w:t xml:space="preserve"> geopandas </w:t>
-      </w:r>
-      <w:r>
-        <w:rPr>
-          <w:rStyle w:val="ImportTok"/>
-        </w:rPr>
-        <w:t xml:space="preserve">as</w:t>
-      </w:r>
-      <w:r>
-        <w:rPr>
-          <w:rStyle w:val="NormalTok"/>
-        </w:rPr>
-        <w:t xml:space="preserve"> gpd</w:t>
-      </w:r>
-      <w:r>
-        <w:br/>
-      </w:r>
-      <w:r>
-        <w:rPr>
-          <w:rStyle w:val="NormalTok"/>
-        </w:rPr>
-        <w:t xml:space="preserve">casts </w:t>
-      </w:r>
-      <w:r>
-        <w:rPr>
-          <w:rStyle w:val="OperatorTok"/>
-        </w:rPr>
-        <w:t xml:space="preserve">=</w:t>
-      </w:r>
-      <w:r>
-        <w:rPr>
-          <w:rStyle w:val="NormalTok"/>
-        </w:rPr>
-        <w:t xml:space="preserve"> gpd.read_postgis(</w:t>
+        <w:t xml:space="preserve">"""</w:t>
+      </w:r>
+      <w:r>
+        <w:br/>
       </w:r>
       <w:r>
         <w:rPr>
           <w:rStyle w:val="StringTok"/>
         </w:rPr>
-        <w:t xml:space="preserve">"SELECT * FROM ctd.cast"</w:t>
-      </w:r>
-      <w:r>
-        <w:rPr>
-          <w:rStyle w:val="NormalTok"/>
-        </w:rPr>
-        <w:t xml:space="preserve">, eng, geom_col</w:t>
-      </w:r>
-      <w:r>
-        <w:rPr>
-          <w:rStyle w:val="OperatorTok"/>
-        </w:rPr>
-        <w:t xml:space="preserve">=</w:t>
+        <w:t xml:space="preserve">  INSERT INTO ctd.flag (scan_id, variable, qual_code, reason)</w:t>
+      </w:r>
+      <w:r>
+        <w:br/>
       </w:r>
       <w:r>
         <w:rPr>
           <w:rStyle w:val="StringTok"/>
         </w:rPr>
-        <w:t xml:space="preserve">"geom"</w:t>
-      </w:r>
-      <w:r>
-        <w:rPr>
-          <w:rStyle w:val="NormalTok"/>
-        </w:rPr>
-        <w:t xml:space="preserve">)</w:t>
-      </w:r>
-      <w:r>
-        <w:br/>
-      </w:r>
-      <w:r>
-        <w:br/>
-      </w:r>
-      <w:r>
-        <w:rPr>
-          <w:rStyle w:val="NormalTok"/>
-        </w:rPr>
-        <w:t xml:space="preserve">df.to_sql(</w:t>
+        <w:t xml:space="preserve">  SELECT scan_id, 'temp1', 4, 'spike vs neighbours'</w:t>
+      </w:r>
+      <w:r>
+        <w:br/>
       </w:r>
       <w:r>
         <w:rPr>
           <w:rStyle w:val="StringTok"/>
         </w:rPr>
-        <w:t xml:space="preserve">"my_check"</w:t>
-      </w:r>
-      <w:r>
-        <w:rPr>
-          <w:rStyle w:val="NormalTok"/>
-        </w:rPr>
-        <w:t xml:space="preserve">, eng, schema</w:t>
-      </w:r>
-      <w:r>
-        <w:rPr>
-          <w:rStyle w:val="OperatorTok"/>
-        </w:rPr>
-        <w:t xml:space="preserve">=</w:t>
+        <w:t xml:space="preserve">  FROM ctd.v_scan_best WHERE study=</w:t>
+      </w:r>
+      <w:r>
+        <w:rPr>
+          <w:rStyle w:val="SpecialCharTok"/>
+        </w:rPr>
+        <w:t xml:space="preserve">%s</w:t>
       </w:r>
       <w:r>
         <w:rPr>
           <w:rStyle w:val="StringTok"/>
         </w:rPr>
-        <w:t xml:space="preserve">"work"</w:t>
-      </w:r>
-      <w:r>
-        <w:rPr>
-          <w:rStyle w:val="NormalTok"/>
-        </w:rPr>
-        <w:t xml:space="preserve">, if_exists</w:t>
-      </w:r>
-      <w:r>
-        <w:rPr>
-          <w:rStyle w:val="OperatorTok"/>
-        </w:rPr>
-        <w:t xml:space="preserve">=</w:t>
+        <w:t xml:space="preserve"> AND cast_id=</w:t>
+      </w:r>
+      <w:r>
+        <w:rPr>
+          <w:rStyle w:val="SpecialCharTok"/>
+        </w:rPr>
+        <w:t xml:space="preserve">%s</w:t>
       </w:r>
       <w:r>
         <w:rPr>
           <w:rStyle w:val="StringTok"/>
         </w:rPr>
-        <w:t xml:space="preserve">"replace"</w:t>
-      </w:r>
-      <w:r>
-        <w:rPr>
-          <w:rStyle w:val="NormalTok"/>
-        </w:rPr>
-        <w:t xml:space="preserve">, index</w:t>
-      </w:r>
-      <w:r>
-        <w:rPr>
-          <w:rStyle w:val="OperatorTok"/>
-        </w:rPr>
-        <w:t xml:space="preserve">=</w:t>
-      </w:r>
-      <w:r>
-        <w:rPr>
-          <w:rStyle w:val="VariableTok"/>
-        </w:rPr>
-        <w:t xml:space="preserve">False</w:t>
-      </w:r>
-      <w:r>
-        <w:rPr>
-          <w:rStyle w:val="NormalTok"/>
-        </w:rPr>
-        <w:t xml:space="preserve">)  </w:t>
-      </w:r>
-      <w:r>
-        <w:rPr>
-          <w:rStyle w:val="CommentTok"/>
-        </w:rPr>
-        <w:t xml:space="preserve"># colleagues can read it</w:t>
+        <w:t xml:space="preserve"> AND depth=</w:t>
+      </w:r>
+      <w:r>
+        <w:rPr>
+          <w:rStyle w:val="SpecialCharTok"/>
+        </w:rPr>
+        <w:t xml:space="preserve">%s</w:t>
+      </w:r>
+      <w:r>
+        <w:br/>
+      </w:r>
+      <w:r>
+        <w:rPr>
+          <w:rStyle w:val="StringTok"/>
+        </w:rPr>
+        <w:t xml:space="preserve">"""</w:t>
+      </w:r>
+      <w:r>
+        <w:rPr>
+          <w:rStyle w:val="NormalTok"/>
+        </w:rPr>
+        <w:t xml:space="preserve">, (</w:t>
+      </w:r>
+      <w:r>
+        <w:rPr>
+          <w:rStyle w:val="StringTok"/>
+        </w:rPr>
+        <w:t xml:space="preserve">"2304SH"</w:t>
+      </w:r>
+      <w:r>
+        <w:rPr>
+          <w:rStyle w:val="NormalTok"/>
+        </w:rPr>
+        <w:t xml:space="preserve">, </w:t>
+      </w:r>
+      <w:r>
+        <w:rPr>
+          <w:rStyle w:val="StringTok"/>
+        </w:rPr>
+        <w:t xml:space="preserve">"2304_001d"</w:t>
+      </w:r>
+      <w:r>
+        <w:rPr>
+          <w:rStyle w:val="NormalTok"/>
+        </w:rPr>
+        <w:t xml:space="preserve">, </w:t>
+      </w:r>
+      <w:r>
+        <w:rPr>
+          <w:rStyle w:val="DecValTok"/>
+        </w:rPr>
+        <w:t xml:space="preserve">57</w:t>
+      </w:r>
+      <w:r>
+        <w:rPr>
+          <w:rStyle w:val="NormalTok"/>
+        </w:rPr>
+        <w:t xml:space="preserve">))</w:t>
+      </w:r>
+      <w:r>
+        <w:br/>
+      </w:r>
+      <w:r>
+        <w:rPr>
+          <w:rStyle w:val="NormalTok"/>
+        </w:rPr>
+        <w:t xml:space="preserve">con.commit()</w:t>
+      </w:r>
+      <w:r>
+        <w:br/>
+      </w:r>
+      <w:r>
+        <w:rPr>
+          <w:rStyle w:val="NormalTok"/>
+        </w:rPr>
+        <w:t xml:space="preserve">cc.cc_pg_tunnel_close()</w:t>
       </w:r>
     </w:p>
     <w:p>
@@ -21266,7 +21504,40 @@
         <w:pStyle w:val="FirstParagraph"/>
       </w:pPr>
       <w:r>
-        <w:t xml:space="preserve">Or DuckDB from Python, attaching PostgreSQL (next section) — the same</w:t>
+        <w:t xml:space="preserve">It also wraps the public releases (</w:t>
+      </w:r>
+      <w:r>
+        <w:rPr>
+          <w:rStyle w:val="VerbatimChar"/>
+        </w:rPr>
+        <w:t xml:space="preserve">cc.cc_get_db()</w:t>
+      </w:r>
+      <w:r>
+        <w:t xml:space="preserve"> </w:t>
+      </w:r>
+      <w:r>
+        <w:t xml:space="preserve">— DuckDB with every release table as a</w:t>
+      </w:r>
+      <w:r>
+        <w:t xml:space="preserve"> </w:t>
+      </w:r>
+      <w:r>
+        <w:t xml:space="preserve">view, versions pinnable) and the bridge (</w:t>
+      </w:r>
+      <w:r>
+        <w:rPr>
+          <w:rStyle w:val="VerbatimChar"/>
+        </w:rPr>
+        <w:t xml:space="preserve">cc.cc_pg_attach()</w:t>
+      </w:r>
+      <w:r>
+        <w:t xml:space="preserve">, next section). Prefer plain</w:t>
+      </w:r>
+      <w:r>
+        <w:t xml:space="preserve"> </w:t>
+      </w:r>
+      <w:r>
+        <w:t xml:space="preserve">libraries? psycopg / SQLAlchemy / GeoPandas read the same</w:t>
       </w:r>
       <w:r>
         <w:t xml:space="preserve"> </w:t>
@@ -21281,74 +21552,23 @@
         <w:t xml:space="preserve"> </w:t>
       </w:r>
       <w:r>
-        <w:t xml:space="preserve">applies.</w:t>
-      </w:r>
-      <w:r>
-        <w:t xml:space="preserve"> </w:t>
-      </w:r>
-      <w:r>
-        <w:t xml:space="preserve">A</w:t>
-      </w:r>
-      <w:r>
-        <w:t xml:space="preserve"> </w:t>
-      </w:r>
-      <w:r>
-        <w:rPr>
-          <w:rStyle w:val="VerbatimChar"/>
-        </w:rPr>
-        <w:t xml:space="preserve">calcofi4py</w:t>
-      </w:r>
-      <w:r>
-        <w:t xml:space="preserve"> </w:t>
-      </w:r>
-      <w:r>
-        <w:t xml:space="preserve">package mirroring</w:t>
-      </w:r>
-      <w:r>
-        <w:t xml:space="preserve"> </w:t>
-      </w:r>
-      <w:r>
-        <w:rPr>
-          <w:rStyle w:val="VerbatimChar"/>
-        </w:rPr>
-        <w:t xml:space="preserve">calcofi4r</w:t>
-      </w:r>
-      <w:r>
-        <w:t xml:space="preserve"> </w:t>
-      </w:r>
-      <w:r>
-        <w:t xml:space="preserve">(</w:t>
-      </w:r>
-      <w:r>
-        <w:rPr>
-          <w:rStyle w:val="VerbatimChar"/>
-        </w:rPr>
-        <w:t xml:space="preserve">cc_get_db()</w:t>
-      </w:r>
-      <w:r>
-        <w:t xml:space="preserve">,</w:t>
-      </w:r>
-      <w:r>
-        <w:t xml:space="preserve"> </w:t>
-      </w:r>
-      <w:r>
-        <w:rPr>
-          <w:rStyle w:val="VerbatimChar"/>
-        </w:rPr>
-        <w:t xml:space="preserve">cc_pg_connect()</w:t>
-      </w:r>
-      <w:r>
-        <w:t xml:space="preserve">) is planned;</w:t>
-      </w:r>
-      <w:r>
-        <w:t xml:space="preserve"> </w:t>
-      </w:r>
-      <w:r>
-        <w:t xml:space="preserve">until then these few lines are the whole recipe.</w:t>
-      </w:r>
-    </w:p>
-    <w:bookmarkEnd w:id="148"/>
-    <w:bookmarkStart w:id="150" w:name="sec-duckdb-pg"/>
+        <w:t xml:space="preserve">— connection string</w:t>
+      </w:r>
+      <w:r>
+        <w:t xml:space="preserve"> </w:t>
+      </w:r>
+      <w:r>
+        <w:rPr>
+          <w:rStyle w:val="VerbatimChar"/>
+        </w:rPr>
+        <w:t xml:space="preserve">postgresql+psycopg://&lt;you&gt;@localhost:5432/calcofi</w:t>
+      </w:r>
+      <w:r>
+        <w:t xml:space="preserve">, no password in the URL.</w:t>
+      </w:r>
+    </w:p>
+    <w:bookmarkEnd w:id="149"/>
+    <w:bookmarkStart w:id="151" w:name="sec-duckdb-pg"/>
     <w:p>
       <w:pPr>
         <w:pStyle w:val="Heading2"/>
@@ -21613,7 +21833,152 @@
         <w:pStyle w:val="FirstParagraph"/>
       </w:pPr>
       <w:r>
-        <w:t xml:space="preserve">The same in any DuckDB (CLI, Python):</w:t>
+        <w:t xml:space="preserve">The same from Python (</w:t>
+      </w:r>
+      <w:r>
+        <w:rPr>
+          <w:rStyle w:val="VerbatimChar"/>
+        </w:rPr>
+        <w:t xml:space="preserve">calcofi4py</w:t>
+      </w:r>
+      <w:r>
+        <w:t xml:space="preserve">) or any DuckDB CLI:</w:t>
+      </w:r>
+    </w:p>
+    <w:p>
+      <w:pPr>
+        <w:pStyle w:val="SourceCode"/>
+      </w:pPr>
+      <w:r>
+        <w:rPr>
+          <w:rStyle w:val="ImportTok"/>
+        </w:rPr>
+        <w:t xml:space="preserve">import</w:t>
+      </w:r>
+      <w:r>
+        <w:rPr>
+          <w:rStyle w:val="NormalTok"/>
+        </w:rPr>
+        <w:t xml:space="preserve"> calcofi4py </w:t>
+      </w:r>
+      <w:r>
+        <w:rPr>
+          <w:rStyle w:val="ImportTok"/>
+        </w:rPr>
+        <w:t xml:space="preserve">as</w:t>
+      </w:r>
+      <w:r>
+        <w:rPr>
+          <w:rStyle w:val="NormalTok"/>
+        </w:rPr>
+        <w:t xml:space="preserve"> cc</w:t>
+      </w:r>
+      <w:r>
+        <w:br/>
+      </w:r>
+      <w:r>
+        <w:rPr>
+          <w:rStyle w:val="NormalTok"/>
+        </w:rPr>
+        <w:t xml:space="preserve">con </w:t>
+      </w:r>
+      <w:r>
+        <w:rPr>
+          <w:rStyle w:val="OperatorTok"/>
+        </w:rPr>
+        <w:t xml:space="preserve">=</w:t>
+      </w:r>
+      <w:r>
+        <w:rPr>
+          <w:rStyle w:val="NormalTok"/>
+        </w:rPr>
+        <w:t xml:space="preserve"> cc.cc_get_db(tables</w:t>
+      </w:r>
+      <w:r>
+        <w:rPr>
+          <w:rStyle w:val="OperatorTok"/>
+        </w:rPr>
+        <w:t xml:space="preserve">=</w:t>
+      </w:r>
+      <w:r>
+        <w:rPr>
+          <w:rStyle w:val="NormalTok"/>
+        </w:rPr>
+        <w:t xml:space="preserve">[</w:t>
+      </w:r>
+      <w:r>
+        <w:rPr>
+          <w:rStyle w:val="StringTok"/>
+        </w:rPr>
+        <w:t xml:space="preserve">"cruise"</w:t>
+      </w:r>
+      <w:r>
+        <w:rPr>
+          <w:rStyle w:val="NormalTok"/>
+        </w:rPr>
+        <w:t xml:space="preserve">, </w:t>
+      </w:r>
+      <w:r>
+        <w:rPr>
+          <w:rStyle w:val="StringTok"/>
+        </w:rPr>
+        <w:t xml:space="preserve">"sample"</w:t>
+      </w:r>
+      <w:r>
+        <w:rPr>
+          <w:rStyle w:val="NormalTok"/>
+        </w:rPr>
+        <w:t xml:space="preserve">])   </w:t>
+      </w:r>
+      <w:r>
+        <w:rPr>
+          <w:rStyle w:val="CommentTok"/>
+        </w:rPr>
+        <w:t xml:space="preserve"># release views</w:t>
+      </w:r>
+      <w:r>
+        <w:br/>
+      </w:r>
+      <w:r>
+        <w:rPr>
+          <w:rStyle w:val="NormalTok"/>
+        </w:rPr>
+        <w:t xml:space="preserve">cc.cc_pg_attach(con)                               </w:t>
+      </w:r>
+      <w:r>
+        <w:rPr>
+          <w:rStyle w:val="CommentTok"/>
+        </w:rPr>
+        <w:t xml:space="preserve"># + the PostgreSQL db as `pg`</w:t>
+      </w:r>
+      <w:r>
+        <w:br/>
+      </w:r>
+      <w:r>
+        <w:rPr>
+          <w:rStyle w:val="NormalTok"/>
+        </w:rPr>
+        <w:t xml:space="preserve">con.sql(</w:t>
+      </w:r>
+      <w:r>
+        <w:rPr>
+          <w:rStyle w:val="StringTok"/>
+        </w:rPr>
+        <w:t xml:space="preserve">"SELECT count(*) FROM pg.ctd.flag"</w:t>
+      </w:r>
+      <w:r>
+        <w:rPr>
+          <w:rStyle w:val="NormalTok"/>
+        </w:rPr>
+        <w:t xml:space="preserve">).fetchone()</w:t>
+      </w:r>
+    </w:p>
+    <w:p>
+      <w:pPr>
+        <w:pStyle w:val="FirstParagraph"/>
+      </w:pPr>
+      <w:r>
+        <w:t xml:space="preserve">Raw SQL, in any DuckDB:</w:t>
       </w:r>
     </w:p>
     <w:p>
@@ -21872,7 +22237,7 @@
       <w:r>
         <w:t xml:space="preserve"> </w:t>
       </w:r>
-      <w:hyperlink r:id="rId149">
+      <w:hyperlink r:id="rId150">
         <w:r>
           <w:rPr>
             <w:rStyle w:val="VerbatimChar"/>
@@ -22212,8 +22577,8 @@
         <w:t xml:space="preserve">better filtered in DuckDB on your laptop than pulled through the server.)</w:t>
       </w:r>
     </w:p>
-    <w:bookmarkEnd w:id="150"/>
-    <w:bookmarkStart w:id="151" w:name="sec-ctd-db"/>
+    <w:bookmarkEnd w:id="151"/>
+    <w:bookmarkStart w:id="152" w:name="sec-ctd-db"/>
     <w:p>
       <w:pPr>
         <w:pStyle w:val="Heading2"/>
@@ -23337,8 +23702,8 @@
         <w:t xml:space="preserve">.</w:t>
       </w:r>
     </w:p>
-    <w:bookmarkEnd w:id="151"/>
-    <w:bookmarkStart w:id="152" w:name="sec-sftp"/>
+    <w:bookmarkEnd w:id="152"/>
+    <w:bookmarkStart w:id="153" w:name="sec-sftp"/>
     <w:p>
       <w:pPr>
         <w:pStyle w:val="Heading2"/>
@@ -23592,8 +23957,8 @@
         <w:t xml:space="preserve">Your home directory is on the small system disk — keep it for dotfiles and scripts.</w:t>
       </w:r>
     </w:p>
-    <w:bookmarkEnd w:id="152"/>
-    <w:bookmarkStart w:id="153" w:name="sec-etiquette"/>
+    <w:bookmarkEnd w:id="153"/>
+    <w:bookmarkStart w:id="154" w:name="sec-etiquette"/>
     <w:p>
       <w:pPr>
         <w:pStyle w:val="Heading2"/>
@@ -23806,9 +24171,9 @@
         <w:t xml:space="preserve">: Ben Best (bebest@ucsd.edu).</w:t>
       </w:r>
     </w:p>
-    <w:bookmarkEnd w:id="153"/>
     <w:bookmarkEnd w:id="154"/>
-    <w:bookmarkStart w:id="166" w:name="matching-helpers"/>
+    <w:bookmarkEnd w:id="155"/>
+    <w:bookmarkStart w:id="167" w:name="matching-helpers"/>
     <w:p>
       <w:pPr>
         <w:pStyle w:val="Heading1"/>
@@ -23922,7 +24287,7 @@
       <w:r>
         <w:t xml:space="preserve"> </w:t>
       </w:r>
-      <w:hyperlink r:id="rId155">
+      <w:hyperlink r:id="rId156">
         <w:r>
           <w:rPr>
             <w:rStyle w:val="Hyperlink"/>
@@ -23997,7 +24362,7 @@
         <w:t xml:space="preserve">match tables that are no longer part of releases.</w:t>
       </w:r>
     </w:p>
-    <w:bookmarkStart w:id="156" w:name="install"/>
+    <w:bookmarkStart w:id="157" w:name="install"/>
     <w:p>
       <w:pPr>
         <w:pStyle w:val="Heading2"/>
@@ -24085,8 +24450,8 @@
         <w:t xml:space="preserve">extensions (the functions install/load these for you).</w:t>
       </w:r>
     </w:p>
-    <w:bookmarkEnd w:id="156"/>
-    <w:bookmarkStart w:id="157" w:name="the-wrappers"/>
+    <w:bookmarkEnd w:id="157"/>
+    <w:bookmarkStart w:id="158" w:name="the-wrappers"/>
     <w:p>
       <w:pPr>
         <w:pStyle w:val="Heading2"/>
@@ -24638,8 +25003,8 @@
         <w:t xml:space="preserve">)</w:t>
       </w:r>
     </w:p>
-    <w:bookmarkEnd w:id="157"/>
-    <w:bookmarkStart w:id="160" w:name="X0a4a95b7a4fdc45c60732610c74f5d0b5ae5ca9"/>
+    <w:bookmarkEnd w:id="158"/>
+    <w:bookmarkStart w:id="161" w:name="X0a4a95b7a4fdc45c60732610c74f5d0b5ae5ca9"/>
     <w:p>
       <w:pPr>
         <w:pStyle w:val="Heading2"/>
@@ -25370,18 +25735,18 @@
                 <wp:inline>
                   <wp:extent cx="152400" cy="152400"/>
                   <wp:effectExtent b="0" l="0" r="0" t="0"/>
-                  <wp:docPr descr="" title="" id="158" name="Picture"/>
+                  <wp:docPr descr="" title="" id="159" name="Picture"/>
                   <a:graphic>
                     <a:graphicData uri="http://schemas.openxmlformats.org/drawingml/2006/picture">
                       <pic:pic>
                         <pic:nvPicPr>
-                          <pic:cNvPr descr="/Applications/quarto/share/formats/docx/note.png" id="159" name="Picture"/>
+                          <pic:cNvPr descr="/Applications/quarto/share/formats/docx/note.png" id="160" name="Picture"/>
                           <pic:cNvPicPr>
                             <a:picLocks noChangeArrowheads="1" noChangeAspect="1"/>
                           </pic:cNvPicPr>
                         </pic:nvPicPr>
                         <pic:blipFill>
-                          <a:blip r:embed="rId126"/>
+                          <a:blip r:embed="rId127"/>
                           <a:stretch>
                             <a:fillRect/>
                           </a:stretch>
@@ -25470,8 +25835,8 @@
         </w:tc>
       </w:tr>
     </w:tbl>
-    <w:bookmarkEnd w:id="160"/>
-    <w:bookmarkStart w:id="161" w:name="reproducible-sql"/>
+    <w:bookmarkEnd w:id="161"/>
+    <w:bookmarkStart w:id="162" w:name="reproducible-sql"/>
     <w:p>
       <w:pPr>
         <w:pStyle w:val="Heading2"/>
@@ -25821,8 +26186,8 @@
         <w:t xml:space="preserve">(sql)</w:t>
       </w:r>
     </w:p>
-    <w:bookmarkEnd w:id="161"/>
-    <w:bookmarkStart w:id="162" w:name="run-it-from-anywhere-1"/>
+    <w:bookmarkEnd w:id="162"/>
+    <w:bookmarkStart w:id="163" w:name="run-it-from-anywhere-1"/>
     <w:p>
       <w:pPr>
         <w:pStyle w:val="Heading2"/>
@@ -26135,8 +26500,8 @@
         <w:t xml:space="preserve">s.</w:t>
       </w:r>
     </w:p>
-    <w:bookmarkEnd w:id="162"/>
-    <w:bookmarkStart w:id="163" w:name="the-core-engine-cc_match_bio_env"/>
+    <w:bookmarkEnd w:id="163"/>
+    <w:bookmarkStart w:id="164" w:name="the-core-engine-cc_match_bio_env"/>
     <w:p>
       <w:pPr>
         <w:pStyle w:val="Heading2"/>
@@ -26713,8 +27078,8 @@
         <w:t xml:space="preserve">so the emitted SQL stays portable.</w:t>
       </w:r>
     </w:p>
-    <w:bookmarkEnd w:id="163"/>
-    <w:bookmarkStart w:id="164" w:name="parameters"/>
+    <w:bookmarkEnd w:id="164"/>
+    <w:bookmarkStart w:id="165" w:name="parameters"/>
     <w:p>
       <w:pPr>
         <w:pStyle w:val="Heading2"/>
@@ -27143,8 +27508,8 @@
         <w:t xml:space="preserve">.</w:t>
       </w:r>
     </w:p>
-    <w:bookmarkEnd w:id="164"/>
-    <w:bookmarkStart w:id="165" w:name="migrating-from-the-api"/>
+    <w:bookmarkEnd w:id="165"/>
+    <w:bookmarkStart w:id="166" w:name="migrating-from-the-api"/>
     <w:p>
       <w:pPr>
         <w:pStyle w:val="Heading2"/>
@@ -27536,9 +27901,9 @@
         <w:t xml:space="preserve">table.</w:t>
       </w:r>
     </w:p>
-    <w:bookmarkEnd w:id="165"/>
     <w:bookmarkEnd w:id="166"/>
-    <w:bookmarkStart w:id="188" w:name="api"/>
+    <w:bookmarkEnd w:id="167"/>
+    <w:bookmarkStart w:id="189" w:name="api"/>
     <w:p>
       <w:pPr>
         <w:pStyle w:val="Heading1"/>
@@ -27588,18 +27953,18 @@
                 <wp:inline>
                   <wp:extent cx="152400" cy="152400"/>
                   <wp:effectExtent b="0" l="0" r="0" t="0"/>
-                  <wp:docPr descr="" title="" id="168" name="Picture"/>
+                  <wp:docPr descr="" title="" id="169" name="Picture"/>
                   <a:graphic>
                     <a:graphicData uri="http://schemas.openxmlformats.org/drawingml/2006/picture">
                       <pic:pic>
                         <pic:nvPicPr>
-                          <pic:cNvPr descr="/Applications/quarto/share/formats/docx/important.png" id="169" name="Picture"/>
+                          <pic:cNvPr descr="/Applications/quarto/share/formats/docx/important.png" id="170" name="Picture"/>
                           <pic:cNvPicPr>
                             <a:picLocks noChangeArrowheads="1" noChangeAspect="1"/>
                           </pic:cNvPicPr>
                         </pic:nvPicPr>
                         <pic:blipFill>
-                          <a:blip r:embed="rId167"/>
+                          <a:blip r:embed="rId168"/>
                           <a:stretch>
                             <a:fillRect/>
                           </a:stretch>
@@ -27676,7 +28041,7 @@
             <w:r>
               <w:t xml:space="preserve"> </w:t>
             </w:r>
-            <w:hyperlink r:id="rId170">
+            <w:hyperlink r:id="rId171">
               <w:r>
                 <w:rPr>
                   <w:rStyle w:val="Hyperlink"/>
@@ -27951,18 +28316,18 @@
                 <wp:inline>
                   <wp:extent cx="152400" cy="152400"/>
                   <wp:effectExtent b="0" l="0" r="0" t="0"/>
-                  <wp:docPr descr="" title="" id="171" name="Picture"/>
+                  <wp:docPr descr="" title="" id="172" name="Picture"/>
                   <a:graphic>
                     <a:graphicData uri="http://schemas.openxmlformats.org/drawingml/2006/picture">
                       <pic:pic>
                         <pic:nvPicPr>
-                          <pic:cNvPr descr="/Applications/quarto/share/formats/docx/tip.png" id="172" name="Picture"/>
+                          <pic:cNvPr descr="/Applications/quarto/share/formats/docx/tip.png" id="173" name="Picture"/>
                           <pic:cNvPicPr>
                             <a:picLocks noChangeArrowheads="1" noChangeAspect="1"/>
                           </pic:cNvPicPr>
                         </pic:nvPicPr>
                         <pic:blipFill>
-                          <a:blip r:embed="rId137"/>
+                          <a:blip r:embed="rId138"/>
                           <a:stretch>
                             <a:fillRect/>
                           </a:stretch>
@@ -28121,7 +28486,7 @@
           <w:numId w:val="1028"/>
         </w:numPr>
       </w:pPr>
-      <w:hyperlink r:id="rId170">
+      <w:hyperlink r:id="rId171">
         <w:r>
           <w:rPr>
             <w:rStyle w:val="Hyperlink"/>
@@ -28130,7 +28495,7 @@
         </w:r>
       </w:hyperlink>
     </w:p>
-    <w:bookmarkStart w:id="179" w:name="endpoint-replacement"/>
+    <w:bookmarkStart w:id="180" w:name="endpoint-replacement"/>
     <w:p>
       <w:pPr>
         <w:pStyle w:val="Heading2"/>
@@ -28233,7 +28598,7 @@
             <w:pPr>
               <w:pStyle w:val="Compact"/>
             </w:pPr>
-            <w:hyperlink r:id="rId173">
+            <w:hyperlink r:id="rId174">
               <w:r>
                 <w:rPr>
                   <w:rStyle w:val="Hyperlink"/>
@@ -28287,7 +28652,7 @@
             <w:pPr>
               <w:pStyle w:val="Compact"/>
             </w:pPr>
-            <w:hyperlink r:id="rId174">
+            <w:hyperlink r:id="rId175">
               <w:r>
                 <w:rPr>
                   <w:rStyle w:val="Hyperlink"/>
@@ -28333,7 +28698,7 @@
             <w:pPr>
               <w:pStyle w:val="Compact"/>
             </w:pPr>
-            <w:hyperlink r:id="rId175">
+            <w:hyperlink r:id="rId176">
               <w:r>
                 <w:rPr>
                   <w:rStyle w:val="Hyperlink"/>
@@ -28459,7 +28824,7 @@
             <w:pPr>
               <w:pStyle w:val="Compact"/>
             </w:pPr>
-            <w:hyperlink r:id="rId174">
+            <w:hyperlink r:id="rId175">
               <w:r>
                 <w:rPr>
                   <w:rStyle w:val="Hyperlink"/>
@@ -28507,7 +28872,7 @@
             <w:pPr>
               <w:pStyle w:val="Compact"/>
             </w:pPr>
-            <w:hyperlink r:id="rId176">
+            <w:hyperlink r:id="rId177">
               <w:r>
                 <w:rPr>
                   <w:rStyle w:val="Hyperlink"/>
@@ -28557,7 +28922,7 @@
             <w:pPr>
               <w:pStyle w:val="Compact"/>
             </w:pPr>
-            <w:hyperlink r:id="rId177">
+            <w:hyperlink r:id="rId178">
               <w:r>
                 <w:rPr>
                   <w:rStyle w:val="Hyperlink"/>
@@ -28607,7 +28972,7 @@
             <w:pPr>
               <w:pStyle w:val="Compact"/>
             </w:pPr>
-            <w:hyperlink r:id="rId178">
+            <w:hyperlink r:id="rId179">
               <w:r>
                 <w:rPr>
                   <w:rStyle w:val="Hyperlink"/>
@@ -28621,8 +28986,8 @@
         </w:tc>
       </w:tr>
     </w:tbl>
-    <w:bookmarkEnd w:id="179"/>
-    <w:bookmarkStart w:id="187" w:name="legacy-endpoint-reference"/>
+    <w:bookmarkEnd w:id="180"/>
+    <w:bookmarkStart w:id="188" w:name="legacy-endpoint-reference"/>
     <w:p>
       <w:pPr>
         <w:pStyle w:val="Heading2"/>
@@ -28631,7 +28996,7 @@
         <w:t xml:space="preserve">9.2 Legacy endpoint reference</w:t>
       </w:r>
     </w:p>
-    <w:bookmarkStart w:id="180" w:name="Xdb5bff4ab80b125e0ec9e269dee45c035441004"/>
+    <w:bookmarkStart w:id="181" w:name="Xdb5bff4ab80b125e0ec9e269dee45c035441004"/>
     <w:p>
       <w:pPr>
         <w:pStyle w:val="Heading3"/>
@@ -28672,8 +29037,8 @@
         <w:t xml:space="preserve">.</w:t>
       </w:r>
     </w:p>
-    <w:bookmarkEnd w:id="180"/>
-    <w:bookmarkStart w:id="181" w:name="X2e8db8a58726b26347d058597f7a3dd58280c6c"/>
+    <w:bookmarkEnd w:id="181"/>
+    <w:bookmarkStart w:id="182" w:name="X2e8db8a58726b26347d058597f7a3dd58280c6c"/>
     <w:p>
       <w:pPr>
         <w:pStyle w:val="Heading3"/>
@@ -28729,8 +29094,8 @@
         <w:t xml:space="preserve">.</w:t>
       </w:r>
     </w:p>
-    <w:bookmarkEnd w:id="181"/>
-    <w:bookmarkStart w:id="182" w:name="timeseries-get-time-series-data"/>
+    <w:bookmarkEnd w:id="182"/>
+    <w:bookmarkStart w:id="183" w:name="timeseries-get-time-series-data"/>
     <w:p>
       <w:pPr>
         <w:pStyle w:val="Heading3"/>
@@ -28751,8 +29116,8 @@
         <w:t xml:space="preserve">: get time series data</w:t>
       </w:r>
     </w:p>
-    <w:bookmarkEnd w:id="182"/>
-    <w:bookmarkStart w:id="183" w:name="cruises-get-list-of-cruises"/>
+    <w:bookmarkEnd w:id="183"/>
+    <w:bookmarkStart w:id="184" w:name="cruises-get-list-of-cruises"/>
     <w:p>
       <w:pPr>
         <w:pStyle w:val="Heading3"/>
@@ -28790,8 +29155,8 @@
         <w:t xml:space="preserve">).</w:t>
       </w:r>
     </w:p>
-    <w:bookmarkEnd w:id="183"/>
-    <w:bookmarkStart w:id="184" w:name="raster-get-raster-map-of-variable"/>
+    <w:bookmarkEnd w:id="184"/>
+    <w:bookmarkStart w:id="185" w:name="raster-get-raster-map-of-variable"/>
     <w:p>
       <w:pPr>
         <w:pStyle w:val="Heading3"/>
@@ -28820,8 +29185,8 @@
         <w:t xml:space="preserve">Get raster of variable.</w:t>
       </w:r>
     </w:p>
-    <w:bookmarkEnd w:id="184"/>
-    <w:bookmarkStart w:id="185" w:name="Xa9a102ad85f0c24be017fb63291e7ac82393149"/>
+    <w:bookmarkEnd w:id="185"/>
+    <w:bookmarkStart w:id="186" w:name="Xa9a102ad85f0c24be017fb63291e7ac82393149"/>
     <w:p>
       <w:pPr>
         <w:pStyle w:val="Heading3"/>
@@ -28850,8 +29215,8 @@
         <w:t xml:space="preserve">Get station lines from cruises (with more than one cast).</w:t>
       </w:r>
     </w:p>
-    <w:bookmarkEnd w:id="185"/>
-    <w:bookmarkStart w:id="186" w:name="cruise_line_profile"/>
+    <w:bookmarkEnd w:id="186"/>
+    <w:bookmarkStart w:id="187" w:name="cruise_line_profile"/>
     <w:p>
       <w:pPr>
         <w:pStyle w:val="Heading3"/>
@@ -28877,10 +29242,10 @@
         <w:t xml:space="preserve">Get profile at depths for given variable of casts along line of stations.</w:t>
       </w:r>
     </w:p>
-    <w:bookmarkEnd w:id="186"/>
     <w:bookmarkEnd w:id="187"/>
     <w:bookmarkEnd w:id="188"/>
-    <w:bookmarkStart w:id="228" w:name="portals"/>
+    <w:bookmarkEnd w:id="189"/>
+    <w:bookmarkStart w:id="229" w:name="portals"/>
     <w:p>
       <w:pPr>
         <w:pStyle w:val="Heading1"/>
@@ -28889,7 +29254,7 @@
         <w:t xml:space="preserve">10. Portals</w:t>
       </w:r>
     </w:p>
-    <w:bookmarkStart w:id="189" w:name="overview-2"/>
+    <w:bookmarkStart w:id="190" w:name="overview-2"/>
     <w:p>
       <w:pPr>
         <w:pStyle w:val="Heading2"/>
@@ -28906,8 +29271,8 @@
         <w:t xml:space="preserve">CalCOFI data is available through various portals, each serving different purposes and user needs. This document outlines the main access points and their characteristics.</w:t>
       </w:r>
     </w:p>
-    <w:bookmarkEnd w:id="189"/>
-    <w:bookmarkStart w:id="194" w:name="data-flow"/>
+    <w:bookmarkEnd w:id="190"/>
+    <w:bookmarkStart w:id="195" w:name="data-flow"/>
     <w:p>
       <w:pPr>
         <w:pStyle w:val="Heading2"/>
@@ -28937,7 +29302,7 @@
       <w:tr>
         <w:tc>
           <w:tcPr/>
-          <w:bookmarkStart w:id="193" w:name="fig-portals-flow"/>
+          <w:bookmarkStart w:id="194" w:name="fig-portals-flow"/>
           <w:p>
             <w:pPr>
               <w:jc w:val="center"/>
@@ -28947,18 +29312,18 @@
                 <wp:inline>
                   <wp:extent cx="5334000" cy="9583420"/>
                   <wp:effectExtent b="0" l="0" r="0" t="0"/>
-                  <wp:docPr descr="" title="" id="191" name="Picture"/>
+                  <wp:docPr descr="" title="" id="192" name="Picture"/>
                   <a:graphic>
                     <a:graphicData uri="http://schemas.openxmlformats.org/drawingml/2006/picture">
                       <pic:pic>
                         <pic:nvPicPr>
-                          <pic:cNvPr descr="portals_files/figure-docx/mermaid-figure-1.png" id="192" name="Picture"/>
+                          <pic:cNvPr descr="portals_files/figure-docx/mermaid-figure-1.png" id="193" name="Picture"/>
                           <pic:cNvPicPr>
                             <a:picLocks noChangeArrowheads="1" noChangeAspect="1"/>
                           </pic:cNvPicPr>
                         </pic:nvPicPr>
                         <pic:blipFill>
-                          <a:blip r:embed="rId190"/>
+                          <a:blip r:embed="rId191"/>
                           <a:stretch>
                             <a:fillRect/>
                           </a:stretch>
@@ -28998,7 +29363,7 @@
               <w:t xml:space="preserve">Figure 10.1: Flow of data from raw to database to portals and meta-portals.</w:t>
             </w:r>
           </w:p>
-          <w:bookmarkEnd w:id="193"/>
+          <w:bookmarkEnd w:id="194"/>
         </w:tc>
       </w:tr>
     </w:tbl>
@@ -29010,8 +29375,8 @@
         <w:t xml:space="preserve">In practice, CalCOFI is a partnership with various contributing members, so the authoritative dataset might flow differently, such as from EDI to the database to the other portals. The other portals, such as OBIS or ERDDAP, serve different audiences or purposes. The meta-portals like ODIS and Data.gov then index these portals to provide broader discovery of CalCOFI datasets.</w:t>
       </w:r>
     </w:p>
-    <w:bookmarkEnd w:id="194"/>
-    <w:bookmarkStart w:id="209" w:name="portals-1"/>
+    <w:bookmarkEnd w:id="195"/>
+    <w:bookmarkStart w:id="210" w:name="portals-1"/>
     <w:p>
       <w:pPr>
         <w:pStyle w:val="Heading2"/>
@@ -29041,7 +29406,7 @@
       <w:tr>
         <w:tc>
           <w:tcPr/>
-          <w:bookmarkStart w:id="195" w:name="tbl-portals"/>
+          <w:bookmarkStart w:id="196" w:name="tbl-portals"/>
           <w:p>
             <w:pPr>
               <w:jc w:val="center"/>
@@ -30129,11 +30494,11 @@
               </w:tc>
             </w:tr>
           </w:tbl>
-          <w:bookmarkEnd w:id="195"/>
+          <w:bookmarkEnd w:id="196"/>
         </w:tc>
       </w:tr>
     </w:tbl>
-    <w:bookmarkStart w:id="198" w:name="edi"/>
+    <w:bookmarkStart w:id="199" w:name="edi"/>
     <w:p>
       <w:pPr>
         <w:pStyle w:val="Heading3"/>
@@ -30246,7 +30611,7 @@
           <w:numId w:val="1030"/>
         </w:numPr>
       </w:pPr>
-      <w:hyperlink r:id="rId196">
+      <w:hyperlink r:id="rId197">
         <w:r>
           <w:rPr>
             <w:rStyle w:val="Hyperlink"/>
@@ -30269,7 +30634,7 @@
       <w:r>
         <w:t xml:space="preserve"> </w:t>
       </w:r>
-      <w:hyperlink r:id="rId197">
+      <w:hyperlink r:id="rId198">
         <w:r>
           <w:rPr>
             <w:rStyle w:val="Hyperlink"/>
@@ -30290,8 +30655,8 @@
         </w:r>
       </w:hyperlink>
     </w:p>
-    <w:bookmarkEnd w:id="198"/>
-    <w:bookmarkStart w:id="201" w:name="ncei"/>
+    <w:bookmarkEnd w:id="199"/>
+    <w:bookmarkStart w:id="202" w:name="ncei"/>
     <w:p>
       <w:pPr>
         <w:pStyle w:val="Heading3"/>
@@ -30404,7 +30769,7 @@
           <w:numId w:val="1032"/>
         </w:numPr>
       </w:pPr>
-      <w:hyperlink r:id="rId199">
+      <w:hyperlink r:id="rId200">
         <w:r>
           <w:rPr>
             <w:rStyle w:val="Hyperlink"/>
@@ -30427,7 +30792,7 @@
       <w:r>
         <w:t xml:space="preserve"> </w:t>
       </w:r>
-      <w:hyperlink r:id="rId200">
+      <w:hyperlink r:id="rId201">
         <w:r>
           <w:rPr>
             <w:rStyle w:val="Hyperlink"/>
@@ -30448,8 +30813,8 @@
         </w:r>
       </w:hyperlink>
     </w:p>
-    <w:bookmarkEnd w:id="201"/>
-    <w:bookmarkStart w:id="204" w:name="obis"/>
+    <w:bookmarkEnd w:id="202"/>
+    <w:bookmarkStart w:id="205" w:name="obis"/>
     <w:p>
       <w:pPr>
         <w:pStyle w:val="Heading3"/>
@@ -30508,7 +30873,7 @@
       <w:r>
         <w:t xml:space="preserve"> </w:t>
       </w:r>
-      <w:hyperlink r:id="rId202">
+      <w:hyperlink r:id="rId203">
         <w:r>
           <w:rPr>
             <w:rStyle w:val="Hyperlink"/>
@@ -30596,7 +30961,7 @@
       <w:r>
         <w:t xml:space="preserve"> </w:t>
       </w:r>
-      <w:hyperlink r:id="rId203">
+      <w:hyperlink r:id="rId204">
         <w:r>
           <w:rPr>
             <w:rStyle w:val="Hyperlink"/>
@@ -30623,8 +30988,8 @@
         <w:t xml:space="preserve">Keyword</w:t>
       </w:r>
     </w:p>
-    <w:bookmarkEnd w:id="204"/>
-    <w:bookmarkStart w:id="208" w:name="erddap"/>
+    <w:bookmarkEnd w:id="205"/>
+    <w:bookmarkStart w:id="209" w:name="erddap"/>
     <w:p>
       <w:pPr>
         <w:pStyle w:val="Heading3"/>
@@ -30737,7 +31102,7 @@
           <w:numId w:val="1036"/>
         </w:numPr>
       </w:pPr>
-      <w:hyperlink r:id="rId205">
+      <w:hyperlink r:id="rId206">
         <w:r>
           <w:rPr>
             <w:rStyle w:val="Hyperlink"/>
@@ -30766,7 +31131,7 @@
           <w:numId w:val="1037"/>
         </w:numPr>
       </w:pPr>
-      <w:hyperlink r:id="rId206">
+      <w:hyperlink r:id="rId207">
         <w:r>
           <w:rPr>
             <w:rStyle w:val="Hyperlink"/>
@@ -30783,7 +31148,7 @@
           <w:numId w:val="1037"/>
         </w:numPr>
       </w:pPr>
-      <w:hyperlink r:id="rId207">
+      <w:hyperlink r:id="rId208">
         <w:r>
           <w:rPr>
             <w:rStyle w:val="Hyperlink"/>
@@ -30792,9 +31157,9 @@
         </w:r>
       </w:hyperlink>
     </w:p>
-    <w:bookmarkEnd w:id="208"/>
     <w:bookmarkEnd w:id="209"/>
-    <w:bookmarkStart w:id="216" w:name="metadata"/>
+    <w:bookmarkEnd w:id="210"/>
+    <w:bookmarkStart w:id="217" w:name="metadata"/>
     <w:p>
       <w:pPr>
         <w:pStyle w:val="Heading2"/>
@@ -30813,7 +31178,7 @@
       <w:r>
         <w:t xml:space="preserve"> </w:t>
       </w:r>
-      <w:hyperlink r:id="rId210">
+      <w:hyperlink r:id="rId211">
         <w:r>
           <w:rPr>
             <w:rStyle w:val="Hyperlink"/>
@@ -30830,7 +31195,7 @@
       <w:r>
         <w:t xml:space="preserve"> </w:t>
       </w:r>
-      <w:hyperlink r:id="rId211">
+      <w:hyperlink r:id="rId212">
         <w:r>
           <w:rPr>
             <w:rStyle w:val="Hyperlink"/>
@@ -30858,7 +31223,7 @@
       <w:tr>
         <w:tc>
           <w:tcPr/>
-          <w:bookmarkStart w:id="215" w:name="fig-portals-metadata"/>
+          <w:bookmarkStart w:id="216" w:name="fig-portals-metadata"/>
           <w:p>
             <w:pPr>
               <w:jc w:val="center"/>
@@ -30868,18 +31233,18 @@
                 <wp:inline>
                   <wp:extent cx="5334000" cy="1858009"/>
                   <wp:effectExtent b="0" l="0" r="0" t="0"/>
-                  <wp:docPr descr="" title="" id="213" name="Picture"/>
+                  <wp:docPr descr="" title="" id="214" name="Picture"/>
                   <a:graphic>
                     <a:graphicData uri="http://schemas.openxmlformats.org/drawingml/2006/picture">
                       <pic:pic>
                         <pic:nvPicPr>
-                          <pic:cNvPr descr="portals_files/figure-docx/mermaid-figure-2.png" id="214" name="Picture"/>
+                          <pic:cNvPr descr="portals_files/figure-docx/mermaid-figure-2.png" id="215" name="Picture"/>
                           <pic:cNvPicPr>
                             <a:picLocks noChangeArrowheads="1" noChangeAspect="1"/>
                           </pic:cNvPicPr>
                         </pic:nvPicPr>
                         <pic:blipFill>
-                          <a:blip r:embed="rId212"/>
+                          <a:blip r:embed="rId213"/>
                           <a:stretch>
                             <a:fillRect/>
                           </a:stretch>
@@ -30919,7 +31284,7 @@
               <w:t xml:space="preserve">Figure 10.2: Metadata in the form of ecological metadata language (EML) is used to describe the dataset in a consistent manner that can be ingested by the portals.</w:t>
             </w:r>
           </w:p>
-          <w:bookmarkEnd w:id="215"/>
+          <w:bookmarkEnd w:id="216"/>
         </w:tc>
       </w:tr>
     </w:tbl>
@@ -31011,8 +31376,8 @@
         <w:t xml:space="preserve">This standardized metadata enables automated data transformation and ingestion into various portal systems while preserving the original data context and quality information.</w:t>
       </w:r>
     </w:p>
-    <w:bookmarkEnd w:id="216"/>
-    <w:bookmarkStart w:id="221" w:name="meta-portals"/>
+    <w:bookmarkEnd w:id="217"/>
+    <w:bookmarkStart w:id="222" w:name="meta-portals"/>
     <w:p>
       <w:pPr>
         <w:pStyle w:val="Heading2"/>
@@ -31021,7 +31386,7 @@
         <w:t xml:space="preserve">10.5 Meta-Portals</w:t>
       </w:r>
     </w:p>
-    <w:bookmarkStart w:id="218" w:name="google-dataset-search"/>
+    <w:bookmarkStart w:id="219" w:name="google-dataset-search"/>
     <w:p>
       <w:pPr>
         <w:pStyle w:val="Heading3"/>
@@ -31040,7 +31405,7 @@
       <w:r>
         <w:t xml:space="preserve"> </w:t>
       </w:r>
-      <w:hyperlink r:id="rId217">
+      <w:hyperlink r:id="rId218">
         <w:r>
           <w:rPr>
             <w:rStyle w:val="Hyperlink"/>
@@ -31055,8 +31420,8 @@
         <w:t xml:space="preserve">through schema.org metadata. This ensures that CalCOFI data is discoverable through Google search and other search engines.</w:t>
       </w:r>
     </w:p>
-    <w:bookmarkEnd w:id="218"/>
-    <w:bookmarkStart w:id="220" w:name="odis"/>
+    <w:bookmarkEnd w:id="219"/>
+    <w:bookmarkStart w:id="221" w:name="odis"/>
     <w:p>
       <w:pPr>
         <w:pStyle w:val="Heading3"/>
@@ -31087,7 +31452,7 @@
       <w:r>
         <w:t xml:space="preserve"> </w:t>
       </w:r>
-      <w:hyperlink r:id="rId219">
+      <w:hyperlink r:id="rId220">
         <w:r>
           <w:rPr>
             <w:rStyle w:val="Hyperlink"/>
@@ -31140,9 +31505,9 @@
         <w:t xml:space="preserve">Integrated with global ocean data systems</w:t>
       </w:r>
     </w:p>
-    <w:bookmarkEnd w:id="220"/>
     <w:bookmarkEnd w:id="221"/>
-    <w:bookmarkStart w:id="227" w:name="calcofi.io-tools"/>
+    <w:bookmarkEnd w:id="222"/>
+    <w:bookmarkStart w:id="228" w:name="calcofi.io-tools"/>
     <w:p>
       <w:pPr>
         <w:pStyle w:val="Heading2"/>
@@ -31159,7 +31524,7 @@
         <w:t xml:space="preserve">CalCOFI is also developing an integrated database and tools that enable efficient data access and analysis:</w:t>
       </w:r>
     </w:p>
-    <w:bookmarkStart w:id="223" w:name="apis"/>
+    <w:bookmarkStart w:id="224" w:name="apis"/>
     <w:p>
       <w:pPr>
         <w:pStyle w:val="Heading3"/>
@@ -31224,7 +31589,7 @@
           <w:numId w:val="1041"/>
         </w:numPr>
       </w:pPr>
-      <w:hyperlink r:id="rId170">
+      <w:hyperlink r:id="rId171">
         <w:r>
           <w:rPr>
             <w:rStyle w:val="Hyperlink"/>
@@ -31241,7 +31606,7 @@
           <w:numId w:val="1041"/>
         </w:numPr>
       </w:pPr>
-      <w:hyperlink r:id="rId222">
+      <w:hyperlink r:id="rId223">
         <w:r>
           <w:rPr>
             <w:rStyle w:val="Hyperlink"/>
@@ -31250,8 +31615,8 @@
         </w:r>
       </w:hyperlink>
     </w:p>
-    <w:bookmarkEnd w:id="223"/>
-    <w:bookmarkStart w:id="224" w:name="library"/>
+    <w:bookmarkEnd w:id="224"/>
+    <w:bookmarkStart w:id="225" w:name="library"/>
     <w:p>
       <w:pPr>
         <w:pStyle w:val="Heading3"/>
@@ -31325,8 +31690,8 @@
         </w:r>
       </w:hyperlink>
     </w:p>
-    <w:bookmarkEnd w:id="224"/>
-    <w:bookmarkStart w:id="226" w:name="apps"/>
+    <w:bookmarkEnd w:id="225"/>
+    <w:bookmarkStart w:id="227" w:name="apps"/>
     <w:p>
       <w:pPr>
         <w:pStyle w:val="Heading3"/>
@@ -31391,7 +31756,7 @@
           <w:numId w:val="1045"/>
         </w:numPr>
       </w:pPr>
-      <w:hyperlink r:id="rId225">
+      <w:hyperlink r:id="rId226">
         <w:r>
           <w:rPr>
             <w:rStyle w:val="Hyperlink"/>
@@ -31403,10 +31768,10 @@
         <w:t xml:space="preserve">, App button</w:t>
       </w:r>
     </w:p>
-    <w:bookmarkEnd w:id="226"/>
     <w:bookmarkEnd w:id="227"/>
     <w:bookmarkEnd w:id="228"/>
-    <w:bookmarkStart w:id="282" w:name="status"/>
+    <w:bookmarkEnd w:id="229"/>
+    <w:bookmarkStart w:id="283" w:name="status"/>
     <w:p>
       <w:pPr>
         <w:pStyle w:val="Heading1"/>
@@ -31415,7 +31780,7 @@
         <w:t xml:space="preserve">11. Status</w:t>
       </w:r>
     </w:p>
-    <w:bookmarkStart w:id="234" w:name="section"/>
+    <w:bookmarkStart w:id="235" w:name="section"/>
     <w:p>
       <w:pPr>
         <w:pStyle w:val="Heading2"/>
@@ -31497,7 +31862,7 @@
         </w:pict>
       </w:r>
     </w:p>
-    <w:bookmarkStart w:id="229" w:name="X74aafb157aff3c69a300e3a779cf6270958fd42"/>
+    <w:bookmarkStart w:id="230" w:name="X74aafb157aff3c69a300e3a779cf6270958fd42"/>
     <w:p>
       <w:pPr>
         <w:pStyle w:val="Heading3"/>
@@ -31988,8 +32353,8 @@
         </w:pict>
       </w:r>
     </w:p>
-    <w:bookmarkEnd w:id="229"/>
-    <w:bookmarkStart w:id="230" w:name="Xa60b1aa86f3a3b502eba7f47489169cf1f6943a"/>
+    <w:bookmarkEnd w:id="230"/>
+    <w:bookmarkStart w:id="231" w:name="Xa60b1aa86f3a3b502eba7f47489169cf1f6943a"/>
     <w:p>
       <w:pPr>
         <w:pStyle w:val="Heading3"/>
@@ -32245,8 +32610,8 @@
         </w:pict>
       </w:r>
     </w:p>
-    <w:bookmarkEnd w:id="230"/>
-    <w:bookmarkStart w:id="231" w:name="Xa61d91f27b679fb7e5b7bccacf08e7ca8839ace"/>
+    <w:bookmarkEnd w:id="231"/>
+    <w:bookmarkStart w:id="232" w:name="Xa61d91f27b679fb7e5b7bccacf08e7ca8839ace"/>
     <w:p>
       <w:pPr>
         <w:pStyle w:val="Heading3"/>
@@ -32480,8 +32845,8 @@
         </w:pict>
       </w:r>
     </w:p>
-    <w:bookmarkEnd w:id="231"/>
-    <w:bookmarkStart w:id="232" w:name="deliverables-crosswalk"/>
+    <w:bookmarkEnd w:id="232"/>
+    <w:bookmarkStart w:id="233" w:name="deliverables-crosswalk"/>
     <w:p>
       <w:pPr>
         <w:pStyle w:val="Heading3"/>
@@ -33096,8 +33461,8 @@
         </w:pict>
       </w:r>
     </w:p>
-    <w:bookmarkEnd w:id="232"/>
-    <w:bookmarkStart w:id="233" w:name="program-coordination"/>
+    <w:bookmarkEnd w:id="233"/>
+    <w:bookmarkStart w:id="234" w:name="program-coordination"/>
     <w:p>
       <w:pPr>
         <w:pStyle w:val="Heading3"/>
@@ -33195,9 +33560,9 @@
         </w:pict>
       </w:r>
     </w:p>
-    <w:bookmarkEnd w:id="233"/>
     <w:bookmarkEnd w:id="234"/>
-    <w:bookmarkStart w:id="241" w:name="section-1"/>
+    <w:bookmarkEnd w:id="235"/>
+    <w:bookmarkStart w:id="242" w:name="section-1"/>
     <w:p>
       <w:pPr>
         <w:pStyle w:val="Heading2"/>
@@ -33220,7 +33585,7 @@
         <w:t xml:space="preserve">of CTD data.</w:t>
       </w:r>
     </w:p>
-    <w:bookmarkStart w:id="235" w:name="X937bd3087d53250a27eb0b6fbe085019fdffd80"/>
+    <w:bookmarkStart w:id="236" w:name="X937bd3087d53250a27eb0b6fbe085019fdffd80"/>
     <w:p>
       <w:pPr>
         <w:pStyle w:val="Heading3"/>
@@ -33378,8 +33743,8 @@
         </w:pict>
       </w:r>
     </w:p>
-    <w:bookmarkEnd w:id="235"/>
-    <w:bookmarkStart w:id="236" w:name="X4382a81008eef0c07c3d182046c591f52b58219"/>
+    <w:bookmarkEnd w:id="236"/>
+    <w:bookmarkStart w:id="237" w:name="X4382a81008eef0c07c3d182046c591f52b58219"/>
     <w:p>
       <w:pPr>
         <w:pStyle w:val="Heading3"/>
@@ -33530,8 +33895,8 @@
         </w:pict>
       </w:r>
     </w:p>
-    <w:bookmarkEnd w:id="236"/>
-    <w:bookmarkStart w:id="237" w:name="X53211351bbaf319ff09e897ce4e2c10df4d26fa"/>
+    <w:bookmarkEnd w:id="237"/>
+    <w:bookmarkStart w:id="238" w:name="X53211351bbaf319ff09e897ce4e2c10df4d26fa"/>
     <w:p>
       <w:pPr>
         <w:pStyle w:val="Heading3"/>
@@ -33706,8 +34071,8 @@
         </w:pict>
       </w:r>
     </w:p>
-    <w:bookmarkEnd w:id="237"/>
-    <w:bookmarkStart w:id="238" w:name="X2ac610fbe735553e54612facbfaa0e7548a631f"/>
+    <w:bookmarkEnd w:id="238"/>
+    <w:bookmarkStart w:id="239" w:name="X2ac610fbe735553e54612facbfaa0e7548a631f"/>
     <w:p>
       <w:pPr>
         <w:pStyle w:val="Heading3"/>
@@ -33886,8 +34251,8 @@
         </w:pict>
       </w:r>
     </w:p>
-    <w:bookmarkEnd w:id="238"/>
-    <w:bookmarkStart w:id="239" w:name="X412fb6f606d875da645c881803255dde586bbc8"/>
+    <w:bookmarkEnd w:id="239"/>
+    <w:bookmarkStart w:id="240" w:name="X412fb6f606d875da645c881803255dde586bbc8"/>
     <w:p>
       <w:pPr>
         <w:pStyle w:val="Heading3"/>
@@ -34009,8 +34374,8 @@
         </w:pict>
       </w:r>
     </w:p>
-    <w:bookmarkEnd w:id="239"/>
-    <w:bookmarkStart w:id="240" w:name="overall-impact"/>
+    <w:bookmarkEnd w:id="240"/>
+    <w:bookmarkStart w:id="241" w:name="overall-impact"/>
     <w:p>
       <w:pPr>
         <w:pStyle w:val="Heading3"/>
@@ -34104,9 +34469,9 @@
         <w:t xml:space="preserve">Public‑facing web presence and infrastructure are cleaner and more aligned, making it easier for stakeholders to find and use CalCOFI resources.</w:t>
       </w:r>
     </w:p>
-    <w:bookmarkEnd w:id="240"/>
     <w:bookmarkEnd w:id="241"/>
-    <w:bookmarkStart w:id="281" w:name="section-2"/>
+    <w:bookmarkEnd w:id="242"/>
+    <w:bookmarkStart w:id="282" w:name="section-2"/>
     <w:p>
       <w:pPr>
         <w:pStyle w:val="Heading2"/>
@@ -34143,7 +34508,7 @@
         </w:pict>
       </w:r>
     </w:p>
-    <w:bookmarkStart w:id="248" w:name="api-enhancements"/>
+    <w:bookmarkStart w:id="249" w:name="api-enhancements"/>
     <w:p>
       <w:pPr>
         <w:pStyle w:val="Heading3"/>
@@ -34152,7 +34517,7 @@
         <w:t xml:space="preserve">11.3.1 API Enhancements</w:t>
       </w:r>
     </w:p>
-    <w:bookmarkStart w:id="247" w:name="new-features-data-integration"/>
+    <w:bookmarkStart w:id="248" w:name="new-features-data-integration"/>
     <w:p>
       <w:pPr>
         <w:pStyle w:val="Heading4"/>
@@ -34187,29 +34552,6 @@
       </w:pPr>
       <w:r>
         <w:t xml:space="preserve">Added ability to include bottle data and use relaxed criteria for net-to-cast matching (</w:t>
-      </w:r>
-      <w:hyperlink r:id="rId242">
-        <w:r>
-          <w:rPr>
-            <w:rStyle w:val="Hyperlink"/>
-          </w:rPr>
-          <w:t xml:space="preserve">commit</w:t>
-        </w:r>
-      </w:hyperlink>
-      <w:r>
-        <w:t xml:space="preserve">).</w:t>
-      </w:r>
-    </w:p>
-    <w:p>
-      <w:pPr>
-        <w:pStyle w:val="Compact"/>
-        <w:numPr>
-          <w:ilvl w:val="1"/>
-          <w:numId w:val="1057"/>
-        </w:numPr>
-      </w:pPr>
-      <w:r>
-        <w:t xml:space="preserve">Supported upcast/downcast data downloads (</w:t>
       </w:r>
       <w:hyperlink r:id="rId243">
         <w:r>
@@ -34232,7 +34574,7 @@
         </w:numPr>
       </w:pPr>
       <w:r>
-        <w:t xml:space="preserve">Added Zooplankton biomass and improved ichthyodata output (</w:t>
+        <w:t xml:space="preserve">Supported upcast/downcast data downloads (</w:t>
       </w:r>
       <w:hyperlink r:id="rId244">
         <w:r>
@@ -34250,28 +34592,12 @@
       <w:pPr>
         <w:pStyle w:val="Compact"/>
         <w:numPr>
-          <w:ilvl w:val="0"/>
-          <w:numId w:val="1056"/>
+          <w:ilvl w:val="1"/>
+          <w:numId w:val="1057"/>
         </w:numPr>
       </w:pPr>
       <w:r>
-        <w:rPr>
-          <w:b/>
-          <w:bCs/>
-        </w:rPr>
-        <w:t xml:space="preserve">Performance &amp; Maintenance</w:t>
-      </w:r>
-    </w:p>
-    <w:p>
-      <w:pPr>
-        <w:pStyle w:val="Compact"/>
-        <w:numPr>
-          <w:ilvl w:val="1"/>
-          <w:numId w:val="1058"/>
-        </w:numPr>
-      </w:pPr>
-      <w:r>
-        <w:t xml:space="preserve">Implemented docker compose restart for Plumber API service (</w:t>
+        <w:t xml:space="preserve">Added Zooplankton biomass and improved ichthyodata output (</w:t>
       </w:r>
       <w:hyperlink r:id="rId245">
         <w:r>
@@ -34298,6 +34624,45 @@
           <w:b/>
           <w:bCs/>
         </w:rPr>
+        <w:t xml:space="preserve">Performance &amp; Maintenance</w:t>
+      </w:r>
+    </w:p>
+    <w:p>
+      <w:pPr>
+        <w:pStyle w:val="Compact"/>
+        <w:numPr>
+          <w:ilvl w:val="1"/>
+          <w:numId w:val="1058"/>
+        </w:numPr>
+      </w:pPr>
+      <w:r>
+        <w:t xml:space="preserve">Implemented docker compose restart for Plumber API service (</w:t>
+      </w:r>
+      <w:hyperlink r:id="rId246">
+        <w:r>
+          <w:rPr>
+            <w:rStyle w:val="Hyperlink"/>
+          </w:rPr>
+          <w:t xml:space="preserve">commit</w:t>
+        </w:r>
+      </w:hyperlink>
+      <w:r>
+        <w:t xml:space="preserve">).</w:t>
+      </w:r>
+    </w:p>
+    <w:p>
+      <w:pPr>
+        <w:pStyle w:val="Compact"/>
+        <w:numPr>
+          <w:ilvl w:val="0"/>
+          <w:numId w:val="1056"/>
+        </w:numPr>
+      </w:pPr>
+      <w:r>
+        <w:rPr>
+          <w:b/>
+          <w:bCs/>
+        </w:rPr>
         <w:t xml:space="preserve">Ongoing Work</w:t>
       </w:r>
     </w:p>
@@ -34324,7 +34689,7 @@
       <w:r>
         <w:t xml:space="preserve">Development of a robust, user-friendly API for seamless DB integration (</w:t>
       </w:r>
-      <w:hyperlink r:id="rId246">
+      <w:hyperlink r:id="rId247">
         <w:r>
           <w:rPr>
             <w:rStyle w:val="Hyperlink"/>
@@ -34343,9 +34708,9 @@
         </w:pict>
       </w:r>
     </w:p>
-    <w:bookmarkEnd w:id="247"/>
     <w:bookmarkEnd w:id="248"/>
-    <w:bookmarkStart w:id="251" w:name="apps-development"/>
+    <w:bookmarkEnd w:id="249"/>
+    <w:bookmarkStart w:id="252" w:name="apps-development"/>
     <w:p>
       <w:pPr>
         <w:pStyle w:val="Heading3"/>
@@ -34354,7 +34719,7 @@
         <w:t xml:space="preserve">11.3.2 Apps Development</w:t>
       </w:r>
     </w:p>
-    <w:bookmarkStart w:id="250" w:name="visualization-user-interface"/>
+    <w:bookmarkStart w:id="251" w:name="visualization-user-interface"/>
     <w:p>
       <w:pPr>
         <w:pStyle w:val="Heading4"/>
@@ -34393,7 +34758,7 @@
       <w:r>
         <w:t xml:space="preserve"> </w:t>
       </w:r>
-      <w:hyperlink r:id="rId249">
+      <w:hyperlink r:id="rId250">
         <w:r>
           <w:rPr>
             <w:rStyle w:val="Hyperlink"/>
@@ -34424,9 +34789,9 @@
         </w:pict>
       </w:r>
     </w:p>
-    <w:bookmarkEnd w:id="250"/>
     <w:bookmarkEnd w:id="251"/>
-    <w:bookmarkStart w:id="257" w:name="calcofi4db-r-package-data-management"/>
+    <w:bookmarkEnd w:id="252"/>
+    <w:bookmarkStart w:id="258" w:name="calcofi4db-r-package-data-management"/>
     <w:p>
       <w:pPr>
         <w:pStyle w:val="Heading3"/>
@@ -34435,7 +34800,7 @@
         <w:t xml:space="preserve">11.3.3 calcofi4db: R Package &amp; Data Management</w:t>
       </w:r>
     </w:p>
-    <w:bookmarkStart w:id="256" w:name="r-package-initialization-data-ingestion"/>
+    <w:bookmarkStart w:id="257" w:name="r-package-initialization-data-ingestion"/>
     <w:p>
       <w:pPr>
         <w:pStyle w:val="Heading4"/>
@@ -34470,29 +34835,6 @@
       </w:pPr>
       <w:r>
         <w:t xml:space="preserve">Initial commit and setup (</w:t>
-      </w:r>
-      <w:hyperlink r:id="rId252">
-        <w:r>
-          <w:rPr>
-            <w:rStyle w:val="Hyperlink"/>
-          </w:rPr>
-          <w:t xml:space="preserve">commit</w:t>
-        </w:r>
-      </w:hyperlink>
-      <w:r>
-        <w:t xml:space="preserve">), including functions for ingesting CSV datasets and metadata.</w:t>
-      </w:r>
-    </w:p>
-    <w:p>
-      <w:pPr>
-        <w:pStyle w:val="Compact"/>
-        <w:numPr>
-          <w:ilvl w:val="1"/>
-          <w:numId w:val="1063"/>
-        </w:numPr>
-      </w:pPr>
-      <w:r>
-        <w:t xml:space="preserve">Refined change detection logic for source CSV files, improving tracking of table/field changes (</w:t>
       </w:r>
       <w:hyperlink r:id="rId253">
         <w:r>
@@ -34503,7 +34845,7 @@
         </w:r>
       </w:hyperlink>
       <w:r>
-        <w:t xml:space="preserve">).</w:t>
+        <w:t xml:space="preserve">), including functions for ingesting CSV datasets and metadata.</w:t>
       </w:r>
     </w:p>
     <w:p>
@@ -34515,7 +34857,18 @@
         </w:numPr>
       </w:pPr>
       <w:r>
-        <w:t xml:space="preserve">Enhanced documentation and site via pkgdown.</w:t>
+        <w:t xml:space="preserve">Refined change detection logic for source CSV files, improving tracking of table/field changes (</w:t>
+      </w:r>
+      <w:hyperlink r:id="rId254">
+        <w:r>
+          <w:rPr>
+            <w:rStyle w:val="Hyperlink"/>
+          </w:rPr>
+          <w:t xml:space="preserve">commit</w:t>
+        </w:r>
+      </w:hyperlink>
+      <w:r>
+        <w:t xml:space="preserve">).</w:t>
       </w:r>
     </w:p>
     <w:p>
@@ -34527,9 +34880,21 @@
         </w:numPr>
       </w:pPr>
       <w:r>
+        <w:t xml:space="preserve">Enhanced documentation and site via pkgdown.</w:t>
+      </w:r>
+    </w:p>
+    <w:p>
+      <w:pPr>
+        <w:pStyle w:val="Compact"/>
+        <w:numPr>
+          <w:ilvl w:val="1"/>
+          <w:numId w:val="1063"/>
+        </w:numPr>
+      </w:pPr>
+      <w:r>
         <w:t xml:space="preserve">Improved function naming and structure for ingestion (</w:t>
       </w:r>
-      <w:hyperlink r:id="rId254">
+      <w:hyperlink r:id="rId255">
         <w:r>
           <w:rPr>
             <w:rStyle w:val="Hyperlink"/>
@@ -34543,7 +34908,7 @@
       <w:r>
         <w:t xml:space="preserve"> </w:t>
       </w:r>
-      <w:hyperlink r:id="rId255">
+      <w:hyperlink r:id="rId256">
         <w:r>
           <w:rPr>
             <w:rStyle w:val="Hyperlink"/>
@@ -34562,9 +34927,9 @@
         </w:pict>
       </w:r>
     </w:p>
-    <w:bookmarkEnd w:id="256"/>
     <w:bookmarkEnd w:id="257"/>
-    <w:bookmarkStart w:id="263" w:name="calcofi4r-spatial-ecological-data-tools"/>
+    <w:bookmarkEnd w:id="258"/>
+    <w:bookmarkStart w:id="264" w:name="calcofi4r-spatial-ecological-data-tools"/>
     <w:p>
       <w:pPr>
         <w:pStyle w:val="Heading3"/>
@@ -34573,7 +34938,7 @@
         <w:t xml:space="preserve">11.3.4 calcofi4r: Spatial &amp; Ecological Data Tools</w:t>
       </w:r>
     </w:p>
-    <w:bookmarkStart w:id="262" w:name="data-layers-analysis-and-bug-fixes"/>
+    <w:bookmarkStart w:id="263" w:name="data-layers-analysis-and-bug-fixes"/>
     <w:p>
       <w:pPr>
         <w:pStyle w:val="Heading4"/>
@@ -34608,20 +34973,6 @@
       </w:pPr>
       <w:r>
         <w:t xml:space="preserve">Ongoing integration of BOEM Wind Planning Areas, Marine Protected Areas, and SCCWRP management regions (</w:t>
-      </w:r>
-      <w:hyperlink r:id="rId258">
-        <w:r>
-          <w:rPr>
-            <w:rStyle w:val="Hyperlink"/>
-          </w:rPr>
-          <w:t xml:space="preserve">issue</w:t>
-        </w:r>
-      </w:hyperlink>
-      <w:r>
-        <w:t xml:space="preserve">,</w:t>
-      </w:r>
-      <w:r>
-        <w:t xml:space="preserve"> </w:t>
       </w:r>
       <w:hyperlink r:id="rId259">
         <w:r>
@@ -34632,6 +34983,20 @@
         </w:r>
       </w:hyperlink>
       <w:r>
+        <w:t xml:space="preserve">,</w:t>
+      </w:r>
+      <w:r>
+        <w:t xml:space="preserve"> </w:t>
+      </w:r>
+      <w:hyperlink r:id="rId260">
+        <w:r>
+          <w:rPr>
+            <w:rStyle w:val="Hyperlink"/>
+          </w:rPr>
+          <w:t xml:space="preserve">issue</w:t>
+        </w:r>
+      </w:hyperlink>
+      <w:r>
         <w:t xml:space="preserve">).</w:t>
       </w:r>
     </w:p>
@@ -34662,7 +35027,7 @@
       <w:r>
         <w:t xml:space="preserve">Improved packages for ecological and spatial analysis, including new dependencies (</w:t>
       </w:r>
-      <w:hyperlink r:id="rId260">
+      <w:hyperlink r:id="rId261">
         <w:r>
           <w:rPr>
             <w:rStyle w:val="Hyperlink"/>
@@ -34701,7 +35066,7 @@
       <w:r>
         <w:t xml:space="preserve">Addressing user-reported bugs such as deprecated function calls (</w:t>
       </w:r>
-      <w:hyperlink r:id="rId261">
+      <w:hyperlink r:id="rId262">
         <w:r>
           <w:rPr>
             <w:rStyle w:val="Hyperlink"/>
@@ -34720,9 +35085,9 @@
         </w:pict>
       </w:r>
     </w:p>
-    <w:bookmarkEnd w:id="262"/>
     <w:bookmarkEnd w:id="263"/>
-    <w:bookmarkStart w:id="267" w:name="documentation-docs"/>
+    <w:bookmarkEnd w:id="264"/>
+    <w:bookmarkStart w:id="268" w:name="documentation-docs"/>
     <w:p>
       <w:pPr>
         <w:pStyle w:val="Heading3"/>
@@ -34731,7 +35096,7 @@
         <w:t xml:space="preserve">11.3.5 Documentation (docs)</w:t>
       </w:r>
     </w:p>
-    <w:bookmarkStart w:id="266" w:name="infrastructure-environment"/>
+    <w:bookmarkStart w:id="267" w:name="infrastructure-environment"/>
     <w:p>
       <w:pPr>
         <w:pStyle w:val="Heading4"/>
@@ -34767,7 +35132,7 @@
       <w:r>
         <w:t xml:space="preserve">Added documentation for new packages and ingestion workflows (</w:t>
       </w:r>
-      <w:hyperlink r:id="rId264">
+      <w:hyperlink r:id="rId265">
         <w:r>
           <w:rPr>
             <w:rStyle w:val="Hyperlink"/>
@@ -34790,7 +35155,7 @@
       <w:r>
         <w:t xml:space="preserve">Improved environment handling for rendering with Quarto and Chromium (</w:t>
       </w:r>
-      <w:hyperlink r:id="rId265">
+      <w:hyperlink r:id="rId266">
         <w:r>
           <w:rPr>
             <w:rStyle w:val="Hyperlink"/>
@@ -34821,9 +35186,9 @@
         </w:pict>
       </w:r>
     </w:p>
-    <w:bookmarkEnd w:id="266"/>
     <w:bookmarkEnd w:id="267"/>
-    <w:bookmarkStart w:id="269" w:name="server"/>
+    <w:bookmarkEnd w:id="268"/>
+    <w:bookmarkStart w:id="270" w:name="server"/>
     <w:p>
       <w:pPr>
         <w:pStyle w:val="Heading3"/>
@@ -34832,7 +35197,7 @@
         <w:t xml:space="preserve">11.3.6 Server</w:t>
       </w:r>
     </w:p>
-    <w:bookmarkStart w:id="268" w:name="backend-infrastructure"/>
+    <w:bookmarkStart w:id="269" w:name="backend-infrastructure"/>
     <w:p>
       <w:pPr>
         <w:pStyle w:val="Heading4"/>
@@ -34888,9 +35253,9 @@
         </w:pict>
       </w:r>
     </w:p>
-    <w:bookmarkEnd w:id="268"/>
     <w:bookmarkEnd w:id="269"/>
-    <w:bookmarkStart w:id="274" w:name="workflows"/>
+    <w:bookmarkEnd w:id="270"/>
+    <w:bookmarkStart w:id="275" w:name="workflows"/>
     <w:p>
       <w:pPr>
         <w:pStyle w:val="Heading3"/>
@@ -34899,7 +35264,7 @@
         <w:t xml:space="preserve">11.3.7 Workflows</w:t>
       </w:r>
     </w:p>
-    <w:bookmarkStart w:id="273" w:name="X9992dbdca38798687025ab1100a6897f17837b4"/>
+    <w:bookmarkStart w:id="274" w:name="X9992dbdca38798687025ab1100a6897f17837b4"/>
     <w:p>
       <w:pPr>
         <w:pStyle w:val="Heading4"/>
@@ -34934,20 +35299,6 @@
       </w:pPr>
       <w:r>
         <w:t xml:space="preserve">Multiple commits show ongoing development of data ingestion, harmonization, and visualization workflows (</w:t>
-      </w:r>
-      <w:hyperlink r:id="rId270">
-        <w:r>
-          <w:rPr>
-            <w:rStyle w:val="Hyperlink"/>
-          </w:rPr>
-          <w:t xml:space="preserve">commit</w:t>
-        </w:r>
-      </w:hyperlink>
-      <w:r>
-        <w:t xml:space="preserve">,</w:t>
-      </w:r>
-      <w:r>
-        <w:t xml:space="preserve"> </w:t>
       </w:r>
       <w:hyperlink r:id="rId271">
         <w:r>
@@ -34958,6 +35309,20 @@
         </w:r>
       </w:hyperlink>
       <w:r>
+        <w:t xml:space="preserve">,</w:t>
+      </w:r>
+      <w:r>
+        <w:t xml:space="preserve"> </w:t>
+      </w:r>
+      <w:hyperlink r:id="rId272">
+        <w:r>
+          <w:rPr>
+            <w:rStyle w:val="Hyperlink"/>
+          </w:rPr>
+          <w:t xml:space="preserve">commit</w:t>
+        </w:r>
+      </w:hyperlink>
+      <w:r>
         <w:t xml:space="preserve">).</w:t>
       </w:r>
     </w:p>
@@ -34988,7 +35353,7 @@
       <w:r>
         <w:t xml:space="preserve">Registering datasets with ODIS (using JSON-LD) for broader interoperability (</w:t>
       </w:r>
-      <w:hyperlink r:id="rId272">
+      <w:hyperlink r:id="rId273">
         <w:r>
           <w:rPr>
             <w:rStyle w:val="Hyperlink"/>
@@ -35063,9 +35428,9 @@
         </w:pict>
       </w:r>
     </w:p>
-    <w:bookmarkEnd w:id="273"/>
     <w:bookmarkEnd w:id="274"/>
-    <w:bookmarkStart w:id="278" w:name="key-themes-impact"/>
+    <w:bookmarkEnd w:id="275"/>
+    <w:bookmarkStart w:id="279" w:name="key-themes-impact"/>
     <w:p>
       <w:pPr>
         <w:pStyle w:val="Heading3"/>
@@ -35074,7 +35439,7 @@
         <w:t xml:space="preserve">11.3.8 Key Themes &amp; Impact</w:t>
       </w:r>
     </w:p>
-    <w:bookmarkStart w:id="275" w:name="integration-interoperability"/>
+    <w:bookmarkStart w:id="276" w:name="integration-interoperability"/>
     <w:p>
       <w:pPr>
         <w:pStyle w:val="Heading4"/>
@@ -35107,8 +35472,8 @@
         <w:t xml:space="preserve">Enhanced interoperability through ODIS registration and harmonized workflows.</w:t>
       </w:r>
     </w:p>
-    <w:bookmarkEnd w:id="275"/>
-    <w:bookmarkStart w:id="276" w:name="data-accessibility-usability"/>
+    <w:bookmarkEnd w:id="276"/>
+    <w:bookmarkStart w:id="277" w:name="data-accessibility-usability"/>
     <w:p>
       <w:pPr>
         <w:pStyle w:val="Heading4"/>
@@ -35141,8 +35506,8 @@
         <w:t xml:space="preserve">Expanded support for spatial management areas and ecological datasets.</w:t>
       </w:r>
     </w:p>
-    <w:bookmarkEnd w:id="276"/>
-    <w:bookmarkStart w:id="277" w:name="infrastructure-sustainability"/>
+    <w:bookmarkEnd w:id="277"/>
+    <w:bookmarkStart w:id="278" w:name="infrastructure-sustainability"/>
     <w:p>
       <w:pPr>
         <w:pStyle w:val="Heading4"/>
@@ -35170,9 +35535,9 @@
         </w:pict>
       </w:r>
     </w:p>
-    <w:bookmarkEnd w:id="277"/>
     <w:bookmarkEnd w:id="278"/>
-    <w:bookmarkStart w:id="280" w:name="for-more-details"/>
+    <w:bookmarkEnd w:id="279"/>
+    <w:bookmarkStart w:id="281" w:name="for-more-details"/>
     <w:p>
       <w:pPr>
         <w:pStyle w:val="Heading3"/>
@@ -35210,7 +35575,7 @@
       <w:r>
         <w:t xml:space="preserve"> </w:t>
       </w:r>
-      <w:hyperlink r:id="rId279">
+      <w:hyperlink r:id="rId280">
         <w:r>
           <w:rPr>
             <w:rStyle w:val="Hyperlink"/>
@@ -35225,10 +35590,10 @@
         <w:t xml:space="preserve">and filter by year.</w:t>
       </w:r>
     </w:p>
-    <w:bookmarkEnd w:id="280"/>
     <w:bookmarkEnd w:id="281"/>
     <w:bookmarkEnd w:id="282"/>
-    <w:bookmarkStart w:id="291" w:name="references"/>
+    <w:bookmarkEnd w:id="283"/>
+    <w:bookmarkStart w:id="292" w:name="references"/>
     <w:p>
       <w:pPr>
         <w:pStyle w:val="Heading1"/>
@@ -35237,7 +35602,7 @@
         <w:t xml:space="preserve">12. References</w:t>
       </w:r>
     </w:p>
-    <w:bookmarkStart w:id="290" w:name="r-packages"/>
+    <w:bookmarkStart w:id="291" w:name="r-packages"/>
     <w:p>
       <w:pPr>
         <w:pStyle w:val="Heading2"/>
@@ -35333,8 +35698,8 @@
         <w:t xml:space="preserve">)</w:t>
       </w:r>
     </w:p>
-    <w:bookmarkStart w:id="289" w:name="refs"/>
-    <w:bookmarkStart w:id="284" w:name="ref-R-quarto"/>
+    <w:bookmarkStart w:id="290" w:name="refs"/>
+    <w:bookmarkStart w:id="285" w:name="ref-R-quarto"/>
     <w:p>
       <w:pPr>
         <w:pStyle w:val="Bibliography"/>
@@ -35358,7 +35723,7 @@
       <w:r>
         <w:t xml:space="preserve"> </w:t>
       </w:r>
-      <w:hyperlink r:id="rId283">
+      <w:hyperlink r:id="rId284">
         <w:r>
           <w:rPr>
             <w:rStyle w:val="Hyperlink"/>
@@ -35370,8 +35735,8 @@
         <w:t xml:space="preserve">.</w:t>
       </w:r>
     </w:p>
-    <w:bookmarkEnd w:id="284"/>
-    <w:bookmarkStart w:id="286" w:name="ref-R-shiny"/>
+    <w:bookmarkEnd w:id="285"/>
+    <w:bookmarkStart w:id="287" w:name="ref-R-shiny"/>
     <w:p>
       <w:pPr>
         <w:pStyle w:val="Bibliography"/>
@@ -35395,7 +35760,7 @@
       <w:r>
         <w:t xml:space="preserve"> </w:t>
       </w:r>
-      <w:hyperlink r:id="rId285">
+      <w:hyperlink r:id="rId286">
         <w:r>
           <w:rPr>
             <w:rStyle w:val="Hyperlink"/>
@@ -35407,8 +35772,8 @@
         <w:t xml:space="preserve">.</w:t>
       </w:r>
     </w:p>
-    <w:bookmarkEnd w:id="286"/>
-    <w:bookmarkStart w:id="288" w:name="ref-R-plumber"/>
+    <w:bookmarkEnd w:id="287"/>
+    <w:bookmarkStart w:id="289" w:name="ref-R-plumber"/>
     <w:p>
       <w:pPr>
         <w:pStyle w:val="Bibliography"/>
@@ -35432,7 +35797,7 @@
       <w:r>
         <w:t xml:space="preserve"> </w:t>
       </w:r>
-      <w:hyperlink r:id="rId287">
+      <w:hyperlink r:id="rId288">
         <w:r>
           <w:rPr>
             <w:rStyle w:val="Hyperlink"/>
@@ -35444,10 +35809,10 @@
         <w:t xml:space="preserve">.</w:t>
       </w:r>
     </w:p>
-    <w:bookmarkEnd w:id="288"/>
     <w:bookmarkEnd w:id="289"/>
     <w:bookmarkEnd w:id="290"/>
     <w:bookmarkEnd w:id="291"/>
+    <w:bookmarkEnd w:id="292"/>
     <w:sectPr>
       <w:footnotePr>
         <w:numRestart w:val="eachSect"/>

--- a/CalCOFI.io.docx
+++ b/CalCOFI.io.docx
@@ -39,7 +39,7 @@
         <w:pStyle w:val="Date"/>
       </w:pPr>
       <w:r>
-        <w:t xml:space="preserve">2026-08-19</w:t>
+        <w:t xml:space="preserve">2026-08-25</w:t>
       </w:r>
     </w:p>
     <w:sdt>
@@ -8631,7 +8631,7 @@
     </w:p>
     <w:bookmarkEnd w:id="110"/>
     <w:bookmarkEnd w:id="111"/>
-    <w:bookmarkStart w:id="131" w:name="data-access"/>
+    <w:bookmarkStart w:id="135" w:name="data-access"/>
     <w:p>
       <w:pPr>
         <w:pStyle w:val="Heading1"/>
@@ -10844,7 +10844,7 @@
       </w:r>
     </w:p>
     <w:bookmarkEnd w:id="120"/>
-    <w:bookmarkStart w:id="122" w:name="from-python"/>
+    <w:bookmarkStart w:id="126" w:name="from-python"/>
     <w:p>
       <w:pPr>
         <w:pStyle w:val="Heading2"/>
@@ -11021,6 +11021,551 @@
         <w:t xml:space="preserve">).fetchone()</w:t>
       </w:r>
     </w:p>
+    <w:tbl>
+      <w:tblPr>
+        <w:tblStyle w:val="Table"/>
+        <w:tblLook w:firstRow="0" w:lastRow="0" w:firstColumn="0" w:lastColumn="0" w:noHBand="0" w:noVBand="0" w:val="0000"/>
+        <w:tblBorders>
+          <w:top w:val="single" w:sz="4" w:space="0" w:color="CC1914"/>
+          <w:left w:val="single" w:sz="24" w:space="0" w:color="CC1914"/>
+          <w:bottom w:val="single" w:sz="4" w:space="0" w:color="CC1914"/>
+          <w:right w:val="single" w:sz="4" w:space="0" w:color="CC1914"/>
+        </w:tblBorders>
+        <w:tblCellMar>
+          <w:left w:w="144" w:type="dxa"/>
+          <w:right w:w="144" w:type="dxa"/>
+        </w:tblCellMar>
+        <w:tblLook w:firstRow="0" w:lastRow="0" w:firstColumn="0" w:lastColumn="0" w:noHBand="0" w:noVBand="0" w:val="0000"/>
+      </w:tblPr>
+      <w:tr>
+        <w:trPr>
+          <w:cantSplit/>
+        </w:trPr>
+        <w:tc>
+          <w:tcPr>
+            <w:shd w:color="auto" w:fill="f7dddc" w:val="clear"/>
+            <w:tcMar>
+              <w:top w:w="92" w:type="dxa"/>
+              <w:bottom w:w="92" w:type="dxa"/>
+            </w:tcMar>
+          </w:tcPr>
+          <w:p>
+            <w:pPr>
+              <w:pStyle w:val="FirstParagraph"/>
+            </w:pPr>
+            <w:pPr>
+              <w:spacing w:before="0" w:after="0"/>
+              <w:textAlignment w:val="center"/>
+            </w:pPr>
+            <w:r>
+              <w:drawing>
+                <wp:inline>
+                  <wp:extent cx="152400" cy="152400"/>
+                  <wp:effectExtent b="0" l="0" r="0" t="0"/>
+                  <wp:docPr descr="" title="" id="123" name="Picture"/>
+                  <a:graphic>
+                    <a:graphicData uri="http://schemas.openxmlformats.org/drawingml/2006/picture">
+                      <pic:pic>
+                        <pic:nvPicPr>
+                          <pic:cNvPr descr="/Applications/quarto/share/formats/docx/important.png" id="124" name="Picture"/>
+                          <pic:cNvPicPr>
+                            <a:picLocks noChangeArrowheads="1" noChangeAspect="1"/>
+                          </pic:cNvPicPr>
+                        </pic:nvPicPr>
+                        <pic:blipFill>
+                          <a:blip r:embed="rId122"/>
+                          <a:stretch>
+                            <a:fillRect/>
+                          </a:stretch>
+                        </pic:blipFill>
+                        <pic:spPr bwMode="auto">
+                          <a:xfrm>
+                            <a:off x="0" y="0"/>
+                            <a:ext cx="152400" cy="152400"/>
+                          </a:xfrm>
+                          <a:prstGeom prst="rect">
+                            <a:avLst/>
+                          </a:prstGeom>
+                          <a:noFill/>
+                          <a:ln w="9525">
+                            <a:noFill/>
+                            <a:headEnd/>
+                            <a:tailEnd/>
+                          </a:ln>
+                        </pic:spPr>
+                      </pic:pic>
+                    </a:graphicData>
+                  </a:graphic>
+                </wp:inline>
+              </w:drawing>
+            </w:r>
+            <w:r>
+              <w:t xml:space="preserve"> </w:t>
+            </w:r>
+            <w:r>
+              <w:t xml:space="preserve"> </w:t>
+            </w:r>
+            <w:r>
+              <w:t xml:space="preserve">Apply the quality flags</w:t>
+            </w:r>
+          </w:p>
+        </w:tc>
+      </w:tr>
+      <w:tr>
+        <w:trPr>
+          <w:cantSplit/>
+        </w:trPr>
+        <w:tc>
+          <w:tcPr>
+            <w:tcMar>
+              <w:top w:w="108" w:type="dxa"/>
+              <w:bottom w:w="108" w:type="dxa"/>
+            </w:tcMar>
+          </w:tcPr>
+          <w:p>
+            <w:pPr>
+              <w:pStyle w:val="BodyText"/>
+            </w:pPr>
+            <w:pPr>
+              <w:spacing w:before="16"/>
+            </w:pPr>
+            <w:r>
+              <w:rPr>
+                <w:rStyle w:val="VerbatimChar"/>
+              </w:rPr>
+              <w:t xml:space="preserve">obs.measurement_qual</w:t>
+            </w:r>
+            <w:r>
+              <w:t xml:space="preserve"> </w:t>
+            </w:r>
+            <w:r>
+              <w:t xml:space="preserve">carries each dataset’s</w:t>
+            </w:r>
+            <w:r>
+              <w:t xml:space="preserve"> </w:t>
+            </w:r>
+            <w:r>
+              <w:rPr>
+                <w:b/>
+                <w:bCs/>
+              </w:rPr>
+              <w:t xml:space="preserve">own</w:t>
+            </w:r>
+            <w:r>
+              <w:t xml:space="preserve"> </w:t>
+            </w:r>
+            <w:r>
+              <w:t xml:space="preserve">flag vocabulary, uninterpreted —</w:t>
+            </w:r>
+            <w:r>
+              <w:t xml:space="preserve"> </w:t>
+            </w:r>
+            <w:r>
+              <w:t xml:space="preserve">bottle (6 = OK but from CTD, 8 = suspect, 9 = missing), CTD cast files (1/2 = use the</w:t>
+            </w:r>
+            <w:r>
+              <w:t xml:space="preserve"> </w:t>
+            </w:r>
+            <w:r>
+              <w:t xml:space="preserve">primary/secondary sensor, 8 = questionable, 9 = bad/missing), DIC WOCE (2 = good,</w:t>
+            </w:r>
+            <w:r>
+              <w:t xml:space="preserve"> </w:t>
+            </w:r>
+            <w:r>
+              <w:t xml:space="preserve">3 = questionable, 4 = bad, 9 = missing); see</w:t>
+            </w:r>
+            <w:r>
+              <w:t xml:space="preserve"> </w:t>
+            </w:r>
+            <w:hyperlink r:id="rId125">
+              <w:r>
+                <w:rPr>
+                  <w:rStyle w:val="VerbatimChar"/>
+                </w:rPr>
+                <w:t xml:space="preserve">metadata/measurement_qual.csv</w:t>
+              </w:r>
+            </w:hyperlink>
+            <w:r>
+              <w:t xml:space="preserve">.</w:t>
+            </w:r>
+            <w:r>
+              <w:t xml:space="preserve"> </w:t>
+            </w:r>
+            <w:r>
+              <w:t xml:space="preserve">A flagged value is still a row. Filter it yourself, or use the one predicate the apps use:</w:t>
+            </w:r>
+          </w:p>
+          <w:p>
+            <w:pPr>
+              <w:pStyle w:val="SourceCode"/>
+            </w:pPr>
+            <w:r>
+              <w:rPr>
+                <w:rStyle w:val="NormalTok"/>
+              </w:rPr>
+              <w:t xml:space="preserve">calcofi4r</w:t>
+            </w:r>
+            <w:r>
+              <w:rPr>
+                <w:rStyle w:val="SpecialCharTok"/>
+              </w:rPr>
+              <w:t xml:space="preserve">::</w:t>
+            </w:r>
+            <w:r>
+              <w:rPr>
+                <w:rStyle w:val="FunctionTok"/>
+              </w:rPr>
+              <w:t xml:space="preserve">cc_qual_ok_sql</w:t>
+            </w:r>
+            <w:r>
+              <w:rPr>
+                <w:rStyle w:val="NormalTok"/>
+              </w:rPr>
+              <w:t xml:space="preserve">(</w:t>
+            </w:r>
+            <w:r>
+              <w:rPr>
+                <w:rStyle w:val="StringTok"/>
+              </w:rPr>
+              <w:t xml:space="preserve">"o"</w:t>
+            </w:r>
+            <w:r>
+              <w:rPr>
+                <w:rStyle w:val="NormalTok"/>
+              </w:rPr>
+              <w:t xml:space="preserve">)     </w:t>
+            </w:r>
+            <w:r>
+              <w:rPr>
+                <w:rStyle w:val="CommentTok"/>
+              </w:rPr>
+              <w:t xml:space="preserve"># append to any WHERE over obs / obs_ctd_full / sample_measurement</w:t>
+            </w:r>
+          </w:p>
+          <w:p>
+            <w:pPr>
+              <w:pStyle w:val="SourceCode"/>
+            </w:pPr>
+            <w:r>
+              <w:rPr>
+                <w:rStyle w:val="NormalTok"/>
+              </w:rPr>
+              <w:t xml:space="preserve">calcofi4py.qual_ok_sql(</w:t>
+            </w:r>
+            <w:r>
+              <w:rPr>
+                <w:rStyle w:val="StringTok"/>
+              </w:rPr>
+              <w:t xml:space="preserve">"o"</w:t>
+            </w:r>
+            <w:r>
+              <w:rPr>
+                <w:rStyle w:val="NormalTok"/>
+              </w:rPr>
+              <w:t xml:space="preserve">)</w:t>
+            </w:r>
+          </w:p>
+          <w:p>
+            <w:pPr>
+              <w:pStyle w:val="SourceCode"/>
+            </w:pPr>
+            <w:r>
+              <w:rPr>
+                <w:rStyle w:val="CommentTok"/>
+              </w:rPr>
+              <w:t xml:space="preserve">-- what both expand to (NULL-safe: an unflagged row is kept)</w:t>
+            </w:r>
+            <w:r>
+              <w:br/>
+            </w:r>
+            <w:r>
+              <w:rPr>
+                <w:rStyle w:val="KeywordTok"/>
+              </w:rPr>
+              <w:t xml:space="preserve">AND</w:t>
+            </w:r>
+            <w:r>
+              <w:rPr>
+                <w:rStyle w:val="NormalTok"/>
+              </w:rPr>
+              <w:t xml:space="preserve"> </w:t>
+            </w:r>
+            <w:r>
+              <w:rPr>
+                <w:rStyle w:val="FunctionTok"/>
+              </w:rPr>
+              <w:t xml:space="preserve">COALESCE</w:t>
+            </w:r>
+            <w:r>
+              <w:rPr>
+                <w:rStyle w:val="NormalTok"/>
+              </w:rPr>
+              <w:t xml:space="preserve">(</w:t>
+            </w:r>
+            <w:r>
+              <w:rPr>
+                <w:rStyle w:val="KeywordTok"/>
+              </w:rPr>
+              <w:t xml:space="preserve">NOT</w:t>
+            </w:r>
+            <w:r>
+              <w:rPr>
+                <w:rStyle w:val="NormalTok"/>
+              </w:rPr>
+              <w:t xml:space="preserve"> ((o.dataset_key </w:t>
+            </w:r>
+            <w:r>
+              <w:rPr>
+                <w:rStyle w:val="KeywordTok"/>
+              </w:rPr>
+              <w:t xml:space="preserve">IN</w:t>
+            </w:r>
+            <w:r>
+              <w:rPr>
+                <w:rStyle w:val="NormalTok"/>
+              </w:rPr>
+              <w:t xml:space="preserve"> (</w:t>
+            </w:r>
+            <w:r>
+              <w:rPr>
+                <w:rStyle w:val="StringTok"/>
+              </w:rPr>
+              <w:t xml:space="preserve">'calcofi_bottle'</w:t>
+            </w:r>
+            <w:r>
+              <w:rPr>
+                <w:rStyle w:val="NormalTok"/>
+              </w:rPr>
+              <w:t xml:space="preserve">, </w:t>
+            </w:r>
+            <w:r>
+              <w:rPr>
+                <w:rStyle w:val="StringTok"/>
+              </w:rPr>
+              <w:t xml:space="preserve">'calcofi_ctd-cast'</w:t>
+            </w:r>
+            <w:r>
+              <w:rPr>
+                <w:rStyle w:val="NormalTok"/>
+              </w:rPr>
+              <w:t xml:space="preserve">)</w:t>
+            </w:r>
+            <w:r>
+              <w:br/>
+            </w:r>
+            <w:r>
+              <w:rPr>
+                <w:rStyle w:val="NormalTok"/>
+              </w:rPr>
+              <w:t xml:space="preserve">                     </w:t>
+            </w:r>
+            <w:r>
+              <w:rPr>
+                <w:rStyle w:val="KeywordTok"/>
+              </w:rPr>
+              <w:t xml:space="preserve">AND</w:t>
+            </w:r>
+            <w:r>
+              <w:rPr>
+                <w:rStyle w:val="NormalTok"/>
+              </w:rPr>
+              <w:t xml:space="preserve"> </w:t>
+            </w:r>
+            <w:r>
+              <w:rPr>
+                <w:rStyle w:val="FunctionTok"/>
+              </w:rPr>
+              <w:t xml:space="preserve">regexp_replace</w:t>
+            </w:r>
+            <w:r>
+              <w:rPr>
+                <w:rStyle w:val="NormalTok"/>
+              </w:rPr>
+              <w:t xml:space="preserve">(o.measurement_qual, </w:t>
+            </w:r>
+            <w:r>
+              <w:rPr>
+                <w:rStyle w:val="StringTok"/>
+              </w:rPr>
+              <w:t xml:space="preserve">'\.0+$'</w:t>
+            </w:r>
+            <w:r>
+              <w:rPr>
+                <w:rStyle w:val="NormalTok"/>
+              </w:rPr>
+              <w:t xml:space="preserve">, </w:t>
+            </w:r>
+            <w:r>
+              <w:rPr>
+                <w:rStyle w:val="StringTok"/>
+              </w:rPr>
+              <w:t xml:space="preserve">''</w:t>
+            </w:r>
+            <w:r>
+              <w:rPr>
+                <w:rStyle w:val="NormalTok"/>
+              </w:rPr>
+              <w:t xml:space="preserve">) </w:t>
+            </w:r>
+            <w:r>
+              <w:rPr>
+                <w:rStyle w:val="KeywordTok"/>
+              </w:rPr>
+              <w:t xml:space="preserve">IN</w:t>
+            </w:r>
+            <w:r>
+              <w:rPr>
+                <w:rStyle w:val="NormalTok"/>
+              </w:rPr>
+              <w:t xml:space="preserve"> (</w:t>
+            </w:r>
+            <w:r>
+              <w:rPr>
+                <w:rStyle w:val="StringTok"/>
+              </w:rPr>
+              <w:t xml:space="preserve">'8'</w:t>
+            </w:r>
+            <w:r>
+              <w:rPr>
+                <w:rStyle w:val="NormalTok"/>
+              </w:rPr>
+              <w:t xml:space="preserve">, </w:t>
+            </w:r>
+            <w:r>
+              <w:rPr>
+                <w:rStyle w:val="StringTok"/>
+              </w:rPr>
+              <w:t xml:space="preserve">'9'</w:t>
+            </w:r>
+            <w:r>
+              <w:rPr>
+                <w:rStyle w:val="NormalTok"/>
+              </w:rPr>
+              <w:t xml:space="preserve">))</w:t>
+            </w:r>
+            <w:r>
+              <w:br/>
+            </w:r>
+            <w:r>
+              <w:rPr>
+                <w:rStyle w:val="NormalTok"/>
+              </w:rPr>
+              <w:t xml:space="preserve">               </w:t>
+            </w:r>
+            <w:r>
+              <w:rPr>
+                <w:rStyle w:val="KeywordTok"/>
+              </w:rPr>
+              <w:t xml:space="preserve">OR</w:t>
+            </w:r>
+            <w:r>
+              <w:rPr>
+                <w:rStyle w:val="NormalTok"/>
+              </w:rPr>
+              <w:t xml:space="preserve"> (o.dataset_key </w:t>
+            </w:r>
+            <w:r>
+              <w:rPr>
+                <w:rStyle w:val="OperatorTok"/>
+              </w:rPr>
+              <w:t xml:space="preserve">=</w:t>
+            </w:r>
+            <w:r>
+              <w:rPr>
+                <w:rStyle w:val="NormalTok"/>
+              </w:rPr>
+              <w:t xml:space="preserve"> </w:t>
+            </w:r>
+            <w:r>
+              <w:rPr>
+                <w:rStyle w:val="StringTok"/>
+              </w:rPr>
+              <w:t xml:space="preserve">'calcofi_dic'</w:t>
+            </w:r>
+            <w:r>
+              <w:rPr>
+                <w:rStyle w:val="NormalTok"/>
+              </w:rPr>
+              <w:t xml:space="preserve"> </w:t>
+            </w:r>
+            <w:r>
+              <w:rPr>
+                <w:rStyle w:val="KeywordTok"/>
+              </w:rPr>
+              <w:t xml:space="preserve">AND</w:t>
+            </w:r>
+            <w:r>
+              <w:rPr>
+                <w:rStyle w:val="NormalTok"/>
+              </w:rPr>
+              <w:t xml:space="preserve"> o.measurement_qual </w:t>
+            </w:r>
+            <w:r>
+              <w:rPr>
+                <w:rStyle w:val="KeywordTok"/>
+              </w:rPr>
+              <w:t xml:space="preserve">IN</w:t>
+            </w:r>
+            <w:r>
+              <w:rPr>
+                <w:rStyle w:val="NormalTok"/>
+              </w:rPr>
+              <w:t xml:space="preserve"> (</w:t>
+            </w:r>
+            <w:r>
+              <w:rPr>
+                <w:rStyle w:val="StringTok"/>
+              </w:rPr>
+              <w:t xml:space="preserve">'3'</w:t>
+            </w:r>
+            <w:r>
+              <w:rPr>
+                <w:rStyle w:val="NormalTok"/>
+              </w:rPr>
+              <w:t xml:space="preserve">, </w:t>
+            </w:r>
+            <w:r>
+              <w:rPr>
+                <w:rStyle w:val="StringTok"/>
+              </w:rPr>
+              <w:t xml:space="preserve">'4'</w:t>
+            </w:r>
+            <w:r>
+              <w:rPr>
+                <w:rStyle w:val="NormalTok"/>
+              </w:rPr>
+              <w:t xml:space="preserve">, </w:t>
+            </w:r>
+            <w:r>
+              <w:rPr>
+                <w:rStyle w:val="StringTok"/>
+              </w:rPr>
+              <w:t xml:space="preserve">'9'</w:t>
+            </w:r>
+            <w:r>
+              <w:rPr>
+                <w:rStyle w:val="NormalTok"/>
+              </w:rPr>
+              <w:t xml:space="preserve">))), </w:t>
+            </w:r>
+            <w:r>
+              <w:rPr>
+                <w:rStyle w:val="KeywordTok"/>
+              </w:rPr>
+              <w:t xml:space="preserve">TRUE</w:t>
+            </w:r>
+            <w:r>
+              <w:rPr>
+                <w:rStyle w:val="NormalTok"/>
+              </w:rPr>
+              <w:t xml:space="preserve">)</w:t>
+            </w:r>
+          </w:p>
+          <w:p/>
+        </w:tc>
+      </w:tr>
+    </w:tbl>
     <w:p>
       <w:pPr>
         <w:pStyle w:val="FirstParagraph"/>
@@ -11238,8 +11783,8 @@
         <w:t xml:space="preserve">).df()</w:t>
       </w:r>
     </w:p>
-    <w:bookmarkEnd w:id="122"/>
-    <w:bookmarkStart w:id="124" w:name="from-your-browser"/>
+    <w:bookmarkEnd w:id="126"/>
+    <w:bookmarkStart w:id="128" w:name="from-your-browser"/>
     <w:p>
       <w:pPr>
         <w:pStyle w:val="Heading2"/>
@@ -12379,7 +12924,7 @@
       <w:r>
         <w:t xml:space="preserve"> </w:t>
       </w:r>
-      <w:hyperlink r:id="rId123">
+      <w:hyperlink r:id="rId127">
         <w:r>
           <w:rPr>
             <w:rStyle w:val="Hyperlink"/>
@@ -12408,8 +12953,8 @@
         <w:t xml:space="preserve">rows.</w:t>
       </w:r>
     </w:p>
-    <w:bookmarkEnd w:id="124"/>
-    <w:bookmarkStart w:id="125" w:name="run-it-from-anywhere"/>
+    <w:bookmarkEnd w:id="128"/>
+    <w:bookmarkStart w:id="129" w:name="run-it-from-anywhere"/>
     <w:p>
       <w:pPr>
         <w:pStyle w:val="Heading2"/>
@@ -12729,8 +13274,8 @@
         </w:tc>
       </w:tr>
     </w:tbl>
-    <w:bookmarkEnd w:id="125"/>
-    <w:bookmarkStart w:id="126" w:name="reproducibility"/>
+    <w:bookmarkEnd w:id="129"/>
+    <w:bookmarkStart w:id="130" w:name="reproducibility"/>
     <w:p>
       <w:pPr>
         <w:pStyle w:val="Heading2"/>
@@ -13087,8 +13632,8 @@
         <w:t xml:space="preserve">.</w:t>
       </w:r>
     </w:p>
-    <w:bookmarkEnd w:id="126"/>
-    <w:bookmarkStart w:id="130" w:name="sec-worked-example"/>
+    <w:bookmarkEnd w:id="130"/>
+    <w:bookmarkStart w:id="134" w:name="sec-worked-example"/>
     <w:p>
       <w:pPr>
         <w:pStyle w:val="Heading2"/>
@@ -13202,18 +13747,18 @@
                 <wp:inline>
                   <wp:extent cx="152400" cy="152400"/>
                   <wp:effectExtent b="0" l="0" r="0" t="0"/>
-                  <wp:docPr descr="" title="" id="128" name="Picture"/>
+                  <wp:docPr descr="" title="" id="132" name="Picture"/>
                   <a:graphic>
                     <a:graphicData uri="http://schemas.openxmlformats.org/drawingml/2006/picture">
                       <pic:pic>
                         <pic:nvPicPr>
-                          <pic:cNvPr descr="/Applications/quarto/share/formats/docx/note.png" id="129" name="Picture"/>
+                          <pic:cNvPr descr="/Applications/quarto/share/formats/docx/note.png" id="133" name="Picture"/>
                           <pic:cNvPicPr>
                             <a:picLocks noChangeArrowheads="1" noChangeAspect="1"/>
                           </pic:cNvPicPr>
                         </pic:nvPicPr>
                         <pic:blipFill>
-                          <a:blip r:embed="rId127"/>
+                          <a:blip r:embed="rId131"/>
                           <a:stretch>
                             <a:fillRect/>
                           </a:stretch>
@@ -16490,9 +17035,9 @@
         <w:t xml:space="preserve">one-liner.</w:t>
       </w:r>
     </w:p>
-    <w:bookmarkEnd w:id="130"/>
-    <w:bookmarkEnd w:id="131"/>
-    <w:bookmarkStart w:id="155" w:name="sec-server-access"/>
+    <w:bookmarkEnd w:id="134"/>
+    <w:bookmarkEnd w:id="135"/>
+    <w:bookmarkStart w:id="159" w:name="sec-server-access"/>
     <w:p>
       <w:pPr>
         <w:pStyle w:val="Heading1"/>
@@ -16628,18 +17173,18 @@
                 <wp:inline>
                   <wp:extent cx="152400" cy="152400"/>
                   <wp:effectExtent b="0" l="0" r="0" t="0"/>
-                  <wp:docPr descr="" title="" id="132" name="Picture"/>
+                  <wp:docPr descr="" title="" id="136" name="Picture"/>
                   <a:graphic>
                     <a:graphicData uri="http://schemas.openxmlformats.org/drawingml/2006/picture">
                       <pic:pic>
                         <pic:nvPicPr>
-                          <pic:cNvPr descr="/Applications/quarto/share/formats/docx/note.png" id="133" name="Picture"/>
+                          <pic:cNvPr descr="/Applications/quarto/share/formats/docx/note.png" id="137" name="Picture"/>
                           <pic:cNvPicPr>
                             <a:picLocks noChangeArrowheads="1" noChangeAspect="1"/>
                           </pic:cNvPicPr>
                         </pic:nvPicPr>
                         <pic:blipFill>
-                          <a:blip r:embed="rId127"/>
+                          <a:blip r:embed="rId131"/>
                           <a:stretch>
                             <a:fillRect/>
                           </a:stretch>
@@ -16807,7 +17352,7 @@
         </w:tc>
       </w:tr>
     </w:tbl>
-    <w:bookmarkStart w:id="136" w:name="sec-account"/>
+    <w:bookmarkStart w:id="140" w:name="sec-account"/>
     <w:p>
       <w:pPr>
         <w:pStyle w:val="Heading2"/>
@@ -17123,7 +17668,7 @@
             <w:pPr>
               <w:pStyle w:val="Compact"/>
             </w:pPr>
-            <w:hyperlink r:id="rId134">
+            <w:hyperlink r:id="rId138">
               <w:r>
                 <w:rPr>
                   <w:rStyle w:val="Hyperlink"/>
@@ -17158,7 +17703,7 @@
             <w:pPr>
               <w:pStyle w:val="Compact"/>
             </w:pPr>
-            <w:hyperlink r:id="rId135">
+            <w:hyperlink r:id="rId139">
               <w:r>
                 <w:rPr>
                   <w:rStyle w:val="Hyperlink"/>
@@ -17230,7 +17775,7 @@
         <w:t xml:space="preserve">computer:</w:t>
       </w:r>
     </w:p>
-    <w:bookmarkEnd w:id="136"/>
+    <w:bookmarkEnd w:id="140"/>
     <w:p>
       <w:pPr>
         <w:pStyle w:val="Heading2"/>
@@ -17745,7 +18290,7 @@
         <w:t xml:space="preserve">is revoked and you send a new one.</w:t>
       </w:r>
     </w:p>
-    <w:bookmarkStart w:id="137" w:name="sec-ssh"/>
+    <w:bookmarkStart w:id="141" w:name="sec-ssh"/>
     <w:p>
       <w:pPr>
         <w:pStyle w:val="Heading2"/>
@@ -17795,7 +18340,7 @@
         <w:t xml:space="preserve">line is the database tunnel (next section).</w:t>
       </w:r>
     </w:p>
-    <w:bookmarkEnd w:id="137"/>
+    <w:bookmarkEnd w:id="141"/>
     <w:p>
       <w:pPr>
         <w:pStyle w:val="Heading2"/>
@@ -18345,18 +18890,18 @@
                 <wp:inline>
                   <wp:extent cx="152400" cy="152400"/>
                   <wp:effectExtent b="0" l="0" r="0" t="0"/>
-                  <wp:docPr descr="" title="" id="139" name="Picture"/>
+                  <wp:docPr descr="" title="" id="143" name="Picture"/>
                   <a:graphic>
                     <a:graphicData uri="http://schemas.openxmlformats.org/drawingml/2006/picture">
                       <pic:pic>
                         <pic:nvPicPr>
-                          <pic:cNvPr descr="/Applications/quarto/share/formats/docx/tip.png" id="140" name="Picture"/>
+                          <pic:cNvPr descr="/Applications/quarto/share/formats/docx/tip.png" id="144" name="Picture"/>
                           <pic:cNvPicPr>
                             <a:picLocks noChangeArrowheads="1" noChangeAspect="1"/>
                           </pic:cNvPicPr>
                         </pic:nvPicPr>
                         <pic:blipFill>
-                          <a:blip r:embed="rId138"/>
+                          <a:blip r:embed="rId142"/>
                           <a:stretch>
                             <a:fillRect/>
                           </a:stretch>
@@ -18499,7 +19044,7 @@
         </w:tc>
       </w:tr>
     </w:tbl>
-    <w:bookmarkStart w:id="141" w:name="sec-pgpass"/>
+    <w:bookmarkStart w:id="145" w:name="sec-pgpass"/>
     <w:p>
       <w:pPr>
         <w:pStyle w:val="Heading2"/>
@@ -18665,7 +19210,7 @@
         <w:t xml:space="preserve">:</w:t>
       </w:r>
     </w:p>
-    <w:bookmarkEnd w:id="141"/>
+    <w:bookmarkEnd w:id="145"/>
     <w:p>
       <w:pPr>
         <w:pStyle w:val="Heading2"/>
@@ -18870,7 +19415,7 @@
       <w:r>
         <w:t xml:space="preserve"> </w:t>
       </w:r>
-      <w:hyperlink r:id="rId134">
+      <w:hyperlink r:id="rId138">
         <w:r>
           <w:rPr>
             <w:rStyle w:val="Hyperlink"/>
@@ -18891,7 +19436,7 @@
         <w:t xml:space="preserve">email).</w:t>
       </w:r>
     </w:p>
-    <w:bookmarkStart w:id="147" w:name="sec-tunnel"/>
+    <w:bookmarkStart w:id="151" w:name="sec-tunnel"/>
     <w:p>
       <w:pPr>
         <w:pStyle w:val="Heading2"/>
@@ -19436,18 +19981,18 @@
                 <wp:inline>
                   <wp:extent cx="152400" cy="152400"/>
                   <wp:effectExtent b="0" l="0" r="0" t="0"/>
-                  <wp:docPr descr="" title="" id="143" name="Picture"/>
+                  <wp:docPr descr="" title="" id="147" name="Picture"/>
                   <a:graphic>
                     <a:graphicData uri="http://schemas.openxmlformats.org/drawingml/2006/picture">
                       <pic:pic>
                         <pic:nvPicPr>
-                          <pic:cNvPr descr="/Applications/quarto/share/formats/docx/warning.png" id="144" name="Picture"/>
+                          <pic:cNvPr descr="/Applications/quarto/share/formats/docx/warning.png" id="148" name="Picture"/>
                           <pic:cNvPicPr>
                             <a:picLocks noChangeArrowheads="1" noChangeAspect="1"/>
                           </pic:cNvPicPr>
                         </pic:nvPicPr>
                         <pic:blipFill>
-                          <a:blip r:embed="rId142"/>
+                          <a:blip r:embed="rId146"/>
                           <a:stretch>
                             <a:fillRect/>
                           </a:stretch>
@@ -19680,7 +20225,7 @@
         </w:tc>
       </w:tr>
     </w:tbl>
-    <w:bookmarkStart w:id="146" w:name="graphical-clients"/>
+    <w:bookmarkStart w:id="150" w:name="graphical-clients"/>
     <w:p>
       <w:pPr>
         <w:pStyle w:val="Heading3"/>
@@ -19759,7 +20304,7 @@
             <w:r>
               <w:t xml:space="preserve">(</w:t>
             </w:r>
-            <w:hyperlink r:id="rId145">
+            <w:hyperlink r:id="rId149">
               <w:r>
                 <w:rPr>
                   <w:rStyle w:val="Hyperlink"/>
@@ -20201,7 +20746,7 @@
             <w:r>
               <w:t xml:space="preserve">(</w:t>
             </w:r>
-            <w:hyperlink r:id="rId135">
+            <w:hyperlink r:id="rId139">
               <w:r>
                 <w:rPr>
                   <w:rStyle w:val="Hyperlink"/>
@@ -20268,9 +20813,9 @@
         </w:tc>
       </w:tr>
     </w:tbl>
-    <w:bookmarkEnd w:id="146"/>
-    <w:bookmarkEnd w:id="147"/>
-    <w:bookmarkStart w:id="148" w:name="sec-r"/>
+    <w:bookmarkEnd w:id="150"/>
+    <w:bookmarkEnd w:id="151"/>
+    <w:bookmarkStart w:id="152" w:name="sec-r"/>
     <w:p>
       <w:pPr>
         <w:pStyle w:val="Heading2"/>
@@ -21114,8 +21659,8 @@
         <w:t xml:space="preserve">.</w:t>
       </w:r>
     </w:p>
-    <w:bookmarkEnd w:id="148"/>
-    <w:bookmarkStart w:id="149" w:name="sec-python"/>
+    <w:bookmarkEnd w:id="152"/>
+    <w:bookmarkStart w:id="153" w:name="sec-python"/>
     <w:p>
       <w:pPr>
         <w:pStyle w:val="Heading2"/>
@@ -21567,8 +22112,8 @@
         <w:t xml:space="preserve">, no password in the URL.</w:t>
       </w:r>
     </w:p>
-    <w:bookmarkEnd w:id="149"/>
-    <w:bookmarkStart w:id="151" w:name="sec-duckdb-pg"/>
+    <w:bookmarkEnd w:id="153"/>
+    <w:bookmarkStart w:id="155" w:name="sec-duckdb-pg"/>
     <w:p>
       <w:pPr>
         <w:pStyle w:val="Heading2"/>
@@ -22237,7 +22782,7 @@
       <w:r>
         <w:t xml:space="preserve"> </w:t>
       </w:r>
-      <w:hyperlink r:id="rId150">
+      <w:hyperlink r:id="rId154">
         <w:r>
           <w:rPr>
             <w:rStyle w:val="VerbatimChar"/>
@@ -22577,8 +23122,8 @@
         <w:t xml:space="preserve">better filtered in DuckDB on your laptop than pulled through the server.)</w:t>
       </w:r>
     </w:p>
-    <w:bookmarkEnd w:id="151"/>
-    <w:bookmarkStart w:id="152" w:name="sec-ctd-db"/>
+    <w:bookmarkEnd w:id="155"/>
+    <w:bookmarkStart w:id="156" w:name="sec-ctd-db"/>
     <w:p>
       <w:pPr>
         <w:pStyle w:val="Heading2"/>
@@ -23702,8 +24247,8 @@
         <w:t xml:space="preserve">.</w:t>
       </w:r>
     </w:p>
-    <w:bookmarkEnd w:id="152"/>
-    <w:bookmarkStart w:id="153" w:name="sec-sftp"/>
+    <w:bookmarkEnd w:id="156"/>
+    <w:bookmarkStart w:id="157" w:name="sec-sftp"/>
     <w:p>
       <w:pPr>
         <w:pStyle w:val="Heading2"/>
@@ -23957,8 +24502,8 @@
         <w:t xml:space="preserve">Your home directory is on the small system disk — keep it for dotfiles and scripts.</w:t>
       </w:r>
     </w:p>
-    <w:bookmarkEnd w:id="153"/>
-    <w:bookmarkStart w:id="154" w:name="sec-etiquette"/>
+    <w:bookmarkEnd w:id="157"/>
+    <w:bookmarkStart w:id="158" w:name="sec-etiquette"/>
     <w:p>
       <w:pPr>
         <w:pStyle w:val="Heading2"/>
@@ -24171,9 +24716,9 @@
         <w:t xml:space="preserve">: Ben Best (bebest@ucsd.edu).</w:t>
       </w:r>
     </w:p>
-    <w:bookmarkEnd w:id="154"/>
-    <w:bookmarkEnd w:id="155"/>
-    <w:bookmarkStart w:id="167" w:name="matching-helpers"/>
+    <w:bookmarkEnd w:id="158"/>
+    <w:bookmarkEnd w:id="159"/>
+    <w:bookmarkStart w:id="171" w:name="matching-helpers"/>
     <w:p>
       <w:pPr>
         <w:pStyle w:val="Heading1"/>
@@ -24287,7 +24832,7 @@
       <w:r>
         <w:t xml:space="preserve"> </w:t>
       </w:r>
-      <w:hyperlink r:id="rId156">
+      <w:hyperlink r:id="rId160">
         <w:r>
           <w:rPr>
             <w:rStyle w:val="Hyperlink"/>
@@ -24362,7 +24907,7 @@
         <w:t xml:space="preserve">match tables that are no longer part of releases.</w:t>
       </w:r>
     </w:p>
-    <w:bookmarkStart w:id="157" w:name="install"/>
+    <w:bookmarkStart w:id="161" w:name="install"/>
     <w:p>
       <w:pPr>
         <w:pStyle w:val="Heading2"/>
@@ -24450,8 +24995,8 @@
         <w:t xml:space="preserve">extensions (the functions install/load these for you).</w:t>
       </w:r>
     </w:p>
-    <w:bookmarkEnd w:id="157"/>
-    <w:bookmarkStart w:id="158" w:name="the-wrappers"/>
+    <w:bookmarkEnd w:id="161"/>
+    <w:bookmarkStart w:id="162" w:name="the-wrappers"/>
     <w:p>
       <w:pPr>
         <w:pStyle w:val="Heading2"/>
@@ -25003,8 +25548,8 @@
         <w:t xml:space="preserve">)</w:t>
       </w:r>
     </w:p>
-    <w:bookmarkEnd w:id="158"/>
-    <w:bookmarkStart w:id="161" w:name="X0a4a95b7a4fdc45c60732610c74f5d0b5ae5ca9"/>
+    <w:bookmarkEnd w:id="162"/>
+    <w:bookmarkStart w:id="165" w:name="X0a4a95b7a4fdc45c60732610c74f5d0b5ae5ca9"/>
     <w:p>
       <w:pPr>
         <w:pStyle w:val="Heading2"/>
@@ -25735,18 +26280,18 @@
                 <wp:inline>
                   <wp:extent cx="152400" cy="152400"/>
                   <wp:effectExtent b="0" l="0" r="0" t="0"/>
-                  <wp:docPr descr="" title="" id="159" name="Picture"/>
+                  <wp:docPr descr="" title="" id="163" name="Picture"/>
                   <a:graphic>
                     <a:graphicData uri="http://schemas.openxmlformats.org/drawingml/2006/picture">
                       <pic:pic>
                         <pic:nvPicPr>
-                          <pic:cNvPr descr="/Applications/quarto/share/formats/docx/note.png" id="160" name="Picture"/>
+                          <pic:cNvPr descr="/Applications/quarto/share/formats/docx/note.png" id="164" name="Picture"/>
                           <pic:cNvPicPr>
                             <a:picLocks noChangeArrowheads="1" noChangeAspect="1"/>
                           </pic:cNvPicPr>
                         </pic:nvPicPr>
                         <pic:blipFill>
-                          <a:blip r:embed="rId127"/>
+                          <a:blip r:embed="rId131"/>
                           <a:stretch>
                             <a:fillRect/>
                           </a:stretch>
@@ -25835,8 +26380,8 @@
         </w:tc>
       </w:tr>
     </w:tbl>
-    <w:bookmarkEnd w:id="161"/>
-    <w:bookmarkStart w:id="162" w:name="reproducible-sql"/>
+    <w:bookmarkEnd w:id="165"/>
+    <w:bookmarkStart w:id="166" w:name="reproducible-sql"/>
     <w:p>
       <w:pPr>
         <w:pStyle w:val="Heading2"/>
@@ -26186,8 +26731,8 @@
         <w:t xml:space="preserve">(sql)</w:t>
       </w:r>
     </w:p>
-    <w:bookmarkEnd w:id="162"/>
-    <w:bookmarkStart w:id="163" w:name="run-it-from-anywhere-1"/>
+    <w:bookmarkEnd w:id="166"/>
+    <w:bookmarkStart w:id="167" w:name="run-it-from-anywhere-1"/>
     <w:p>
       <w:pPr>
         <w:pStyle w:val="Heading2"/>
@@ -26500,8 +27045,8 @@
         <w:t xml:space="preserve">s.</w:t>
       </w:r>
     </w:p>
-    <w:bookmarkEnd w:id="163"/>
-    <w:bookmarkStart w:id="164" w:name="the-core-engine-cc_match_bio_env"/>
+    <w:bookmarkEnd w:id="167"/>
+    <w:bookmarkStart w:id="168" w:name="the-core-engine-cc_match_bio_env"/>
     <w:p>
       <w:pPr>
         <w:pStyle w:val="Heading2"/>
@@ -27078,8 +27623,8 @@
         <w:t xml:space="preserve">so the emitted SQL stays portable.</w:t>
       </w:r>
     </w:p>
-    <w:bookmarkEnd w:id="164"/>
-    <w:bookmarkStart w:id="165" w:name="parameters"/>
+    <w:bookmarkEnd w:id="168"/>
+    <w:bookmarkStart w:id="169" w:name="parameters"/>
     <w:p>
       <w:pPr>
         <w:pStyle w:val="Heading2"/>
@@ -27508,8 +28053,8 @@
         <w:t xml:space="preserve">.</w:t>
       </w:r>
     </w:p>
-    <w:bookmarkEnd w:id="165"/>
-    <w:bookmarkStart w:id="166" w:name="migrating-from-the-api"/>
+    <w:bookmarkEnd w:id="169"/>
+    <w:bookmarkStart w:id="170" w:name="migrating-from-the-api"/>
     <w:p>
       <w:pPr>
         <w:pStyle w:val="Heading2"/>
@@ -27901,9 +28446,9 @@
         <w:t xml:space="preserve">table.</w:t>
       </w:r>
     </w:p>
-    <w:bookmarkEnd w:id="166"/>
-    <w:bookmarkEnd w:id="167"/>
-    <w:bookmarkStart w:id="189" w:name="api"/>
+    <w:bookmarkEnd w:id="170"/>
+    <w:bookmarkEnd w:id="171"/>
+    <w:bookmarkStart w:id="192" w:name="api"/>
     <w:p>
       <w:pPr>
         <w:pStyle w:val="Heading1"/>
@@ -27953,18 +28498,18 @@
                 <wp:inline>
                   <wp:extent cx="152400" cy="152400"/>
                   <wp:effectExtent b="0" l="0" r="0" t="0"/>
-                  <wp:docPr descr="" title="" id="169" name="Picture"/>
+                  <wp:docPr descr="" title="" id="172" name="Picture"/>
                   <a:graphic>
                     <a:graphicData uri="http://schemas.openxmlformats.org/drawingml/2006/picture">
                       <pic:pic>
                         <pic:nvPicPr>
-                          <pic:cNvPr descr="/Applications/quarto/share/formats/docx/important.png" id="170" name="Picture"/>
+                          <pic:cNvPr descr="/Applications/quarto/share/formats/docx/important.png" id="173" name="Picture"/>
                           <pic:cNvPicPr>
                             <a:picLocks noChangeArrowheads="1" noChangeAspect="1"/>
                           </pic:cNvPicPr>
                         </pic:nvPicPr>
                         <pic:blipFill>
-                          <a:blip r:embed="rId168"/>
+                          <a:blip r:embed="rId122"/>
                           <a:stretch>
                             <a:fillRect/>
                           </a:stretch>
@@ -28041,7 +28586,7 @@
             <w:r>
               <w:t xml:space="preserve"> </w:t>
             </w:r>
-            <w:hyperlink r:id="rId171">
+            <w:hyperlink r:id="rId174">
               <w:r>
                 <w:rPr>
                   <w:rStyle w:val="Hyperlink"/>
@@ -28316,18 +28861,18 @@
                 <wp:inline>
                   <wp:extent cx="152400" cy="152400"/>
                   <wp:effectExtent b="0" l="0" r="0" t="0"/>
-                  <wp:docPr descr="" title="" id="172" name="Picture"/>
+                  <wp:docPr descr="" title="" id="175" name="Picture"/>
                   <a:graphic>
                     <a:graphicData uri="http://schemas.openxmlformats.org/drawingml/2006/picture">
                       <pic:pic>
                         <pic:nvPicPr>
-                          <pic:cNvPr descr="/Applications/quarto/share/formats/docx/tip.png" id="173" name="Picture"/>
+                          <pic:cNvPr descr="/Applications/quarto/share/formats/docx/tip.png" id="176" name="Picture"/>
                           <pic:cNvPicPr>
                             <a:picLocks noChangeArrowheads="1" noChangeAspect="1"/>
                           </pic:cNvPicPr>
                         </pic:nvPicPr>
                         <pic:blipFill>
-                          <a:blip r:embed="rId138"/>
+                          <a:blip r:embed="rId142"/>
                           <a:stretch>
                             <a:fillRect/>
                           </a:stretch>
@@ -28486,7 +29031,7 @@
           <w:numId w:val="1028"/>
         </w:numPr>
       </w:pPr>
-      <w:hyperlink r:id="rId171">
+      <w:hyperlink r:id="rId174">
         <w:r>
           <w:rPr>
             <w:rStyle w:val="Hyperlink"/>
@@ -28495,7 +29040,7 @@
         </w:r>
       </w:hyperlink>
     </w:p>
-    <w:bookmarkStart w:id="180" w:name="endpoint-replacement"/>
+    <w:bookmarkStart w:id="183" w:name="endpoint-replacement"/>
     <w:p>
       <w:pPr>
         <w:pStyle w:val="Heading2"/>
@@ -28598,7 +29143,7 @@
             <w:pPr>
               <w:pStyle w:val="Compact"/>
             </w:pPr>
-            <w:hyperlink r:id="rId174">
+            <w:hyperlink r:id="rId177">
               <w:r>
                 <w:rPr>
                   <w:rStyle w:val="Hyperlink"/>
@@ -28652,7 +29197,7 @@
             <w:pPr>
               <w:pStyle w:val="Compact"/>
             </w:pPr>
-            <w:hyperlink r:id="rId175">
+            <w:hyperlink r:id="rId178">
               <w:r>
                 <w:rPr>
                   <w:rStyle w:val="Hyperlink"/>
@@ -28698,7 +29243,7 @@
             <w:pPr>
               <w:pStyle w:val="Compact"/>
             </w:pPr>
-            <w:hyperlink r:id="rId176">
+            <w:hyperlink r:id="rId179">
               <w:r>
                 <w:rPr>
                   <w:rStyle w:val="Hyperlink"/>
@@ -28824,7 +29369,7 @@
             <w:pPr>
               <w:pStyle w:val="Compact"/>
             </w:pPr>
-            <w:hyperlink r:id="rId175">
+            <w:hyperlink r:id="rId178">
               <w:r>
                 <w:rPr>
                   <w:rStyle w:val="Hyperlink"/>
@@ -28872,7 +29417,7 @@
             <w:pPr>
               <w:pStyle w:val="Compact"/>
             </w:pPr>
-            <w:hyperlink r:id="rId177">
+            <w:hyperlink r:id="rId180">
               <w:r>
                 <w:rPr>
                   <w:rStyle w:val="Hyperlink"/>
@@ -28922,7 +29467,7 @@
             <w:pPr>
               <w:pStyle w:val="Compact"/>
             </w:pPr>
-            <w:hyperlink r:id="rId178">
+            <w:hyperlink r:id="rId181">
               <w:r>
                 <w:rPr>
                   <w:rStyle w:val="Hyperlink"/>
@@ -28972,7 +29517,7 @@
             <w:pPr>
               <w:pStyle w:val="Compact"/>
             </w:pPr>
-            <w:hyperlink r:id="rId179">
+            <w:hyperlink r:id="rId182">
               <w:r>
                 <w:rPr>
                   <w:rStyle w:val="Hyperlink"/>
@@ -28986,8 +29531,8 @@
         </w:tc>
       </w:tr>
     </w:tbl>
-    <w:bookmarkEnd w:id="180"/>
-    <w:bookmarkStart w:id="188" w:name="legacy-endpoint-reference"/>
+    <w:bookmarkEnd w:id="183"/>
+    <w:bookmarkStart w:id="191" w:name="legacy-endpoint-reference"/>
     <w:p>
       <w:pPr>
         <w:pStyle w:val="Heading2"/>
@@ -28996,7 +29541,7 @@
         <w:t xml:space="preserve">9.2 Legacy endpoint reference</w:t>
       </w:r>
     </w:p>
-    <w:bookmarkStart w:id="181" w:name="Xdb5bff4ab80b125e0ec9e269dee45c035441004"/>
+    <w:bookmarkStart w:id="184" w:name="Xdb5bff4ab80b125e0ec9e269dee45c035441004"/>
     <w:p>
       <w:pPr>
         <w:pStyle w:val="Heading3"/>
@@ -29037,8 +29582,8 @@
         <w:t xml:space="preserve">.</w:t>
       </w:r>
     </w:p>
-    <w:bookmarkEnd w:id="181"/>
-    <w:bookmarkStart w:id="182" w:name="X2e8db8a58726b26347d058597f7a3dd58280c6c"/>
+    <w:bookmarkEnd w:id="184"/>
+    <w:bookmarkStart w:id="185" w:name="X2e8db8a58726b26347d058597f7a3dd58280c6c"/>
     <w:p>
       <w:pPr>
         <w:pStyle w:val="Heading3"/>
@@ -29094,8 +29639,8 @@
         <w:t xml:space="preserve">.</w:t>
       </w:r>
     </w:p>
-    <w:bookmarkEnd w:id="182"/>
-    <w:bookmarkStart w:id="183" w:name="timeseries-get-time-series-data"/>
+    <w:bookmarkEnd w:id="185"/>
+    <w:bookmarkStart w:id="186" w:name="timeseries-get-time-series-data"/>
     <w:p>
       <w:pPr>
         <w:pStyle w:val="Heading3"/>
@@ -29116,8 +29661,8 @@
         <w:t xml:space="preserve">: get time series data</w:t>
       </w:r>
     </w:p>
-    <w:bookmarkEnd w:id="183"/>
-    <w:bookmarkStart w:id="184" w:name="cruises-get-list-of-cruises"/>
+    <w:bookmarkEnd w:id="186"/>
+    <w:bookmarkStart w:id="187" w:name="cruises-get-list-of-cruises"/>
     <w:p>
       <w:pPr>
         <w:pStyle w:val="Heading3"/>
@@ -29155,8 +29700,8 @@
         <w:t xml:space="preserve">).</w:t>
       </w:r>
     </w:p>
-    <w:bookmarkEnd w:id="184"/>
-    <w:bookmarkStart w:id="185" w:name="raster-get-raster-map-of-variable"/>
+    <w:bookmarkEnd w:id="187"/>
+    <w:bookmarkStart w:id="188" w:name="raster-get-raster-map-of-variable"/>
     <w:p>
       <w:pPr>
         <w:pStyle w:val="Heading3"/>
@@ -29185,8 +29730,8 @@
         <w:t xml:space="preserve">Get raster of variable.</w:t>
       </w:r>
     </w:p>
-    <w:bookmarkEnd w:id="185"/>
-    <w:bookmarkStart w:id="186" w:name="Xa9a102ad85f0c24be017fb63291e7ac82393149"/>
+    <w:bookmarkEnd w:id="188"/>
+    <w:bookmarkStart w:id="189" w:name="Xa9a102ad85f0c24be017fb63291e7ac82393149"/>
     <w:p>
       <w:pPr>
         <w:pStyle w:val="Heading3"/>
@@ -29215,8 +29760,8 @@
         <w:t xml:space="preserve">Get station lines from cruises (with more than one cast).</w:t>
       </w:r>
     </w:p>
-    <w:bookmarkEnd w:id="186"/>
-    <w:bookmarkStart w:id="187" w:name="cruise_line_profile"/>
+    <w:bookmarkEnd w:id="189"/>
+    <w:bookmarkStart w:id="190" w:name="cruise_line_profile"/>
     <w:p>
       <w:pPr>
         <w:pStyle w:val="Heading3"/>
@@ -29242,10 +29787,10 @@
         <w:t xml:space="preserve">Get profile at depths for given variable of casts along line of stations.</w:t>
       </w:r>
     </w:p>
-    <w:bookmarkEnd w:id="187"/>
-    <w:bookmarkEnd w:id="188"/>
-    <w:bookmarkEnd w:id="189"/>
-    <w:bookmarkStart w:id="229" w:name="portals"/>
+    <w:bookmarkEnd w:id="190"/>
+    <w:bookmarkEnd w:id="191"/>
+    <w:bookmarkEnd w:id="192"/>
+    <w:bookmarkStart w:id="232" w:name="portals"/>
     <w:p>
       <w:pPr>
         <w:pStyle w:val="Heading1"/>
@@ -29254,7 +29799,7 @@
         <w:t xml:space="preserve">10. Portals</w:t>
       </w:r>
     </w:p>
-    <w:bookmarkStart w:id="190" w:name="overview-2"/>
+    <w:bookmarkStart w:id="193" w:name="overview-2"/>
     <w:p>
       <w:pPr>
         <w:pStyle w:val="Heading2"/>
@@ -29271,8 +29816,8 @@
         <w:t xml:space="preserve">CalCOFI data is available through various portals, each serving different purposes and user needs. This document outlines the main access points and their characteristics.</w:t>
       </w:r>
     </w:p>
-    <w:bookmarkEnd w:id="190"/>
-    <w:bookmarkStart w:id="195" w:name="data-flow"/>
+    <w:bookmarkEnd w:id="193"/>
+    <w:bookmarkStart w:id="198" w:name="data-flow"/>
     <w:p>
       <w:pPr>
         <w:pStyle w:val="Heading2"/>
@@ -29302,7 +29847,7 @@
       <w:tr>
         <w:tc>
           <w:tcPr/>
-          <w:bookmarkStart w:id="194" w:name="fig-portals-flow"/>
+          <w:bookmarkStart w:id="197" w:name="fig-portals-flow"/>
           <w:p>
             <w:pPr>
               <w:jc w:val="center"/>
@@ -29312,18 +29857,18 @@
                 <wp:inline>
                   <wp:extent cx="5334000" cy="9583420"/>
                   <wp:effectExtent b="0" l="0" r="0" t="0"/>
-                  <wp:docPr descr="" title="" id="192" name="Picture"/>
+                  <wp:docPr descr="" title="" id="195" name="Picture"/>
                   <a:graphic>
                     <a:graphicData uri="http://schemas.openxmlformats.org/drawingml/2006/picture">
                       <pic:pic>
                         <pic:nvPicPr>
-                          <pic:cNvPr descr="portals_files/figure-docx/mermaid-figure-1.png" id="193" name="Picture"/>
+                          <pic:cNvPr descr="portals_files/figure-docx/mermaid-figure-1.png" id="196" name="Picture"/>
                           <pic:cNvPicPr>
                             <a:picLocks noChangeArrowheads="1" noChangeAspect="1"/>
                           </pic:cNvPicPr>
                         </pic:nvPicPr>
                         <pic:blipFill>
-                          <a:blip r:embed="rId191"/>
+                          <a:blip r:embed="rId194"/>
                           <a:stretch>
                             <a:fillRect/>
                           </a:stretch>
@@ -29363,7 +29908,7 @@
               <w:t xml:space="preserve">Figure 10.1: Flow of data from raw to database to portals and meta-portals.</w:t>
             </w:r>
           </w:p>
-          <w:bookmarkEnd w:id="194"/>
+          <w:bookmarkEnd w:id="197"/>
         </w:tc>
       </w:tr>
     </w:tbl>
@@ -29375,8 +29920,8 @@
         <w:t xml:space="preserve">In practice, CalCOFI is a partnership with various contributing members, so the authoritative dataset might flow differently, such as from EDI to the database to the other portals. The other portals, such as OBIS or ERDDAP, serve different audiences or purposes. The meta-portals like ODIS and Data.gov then index these portals to provide broader discovery of CalCOFI datasets.</w:t>
       </w:r>
     </w:p>
-    <w:bookmarkEnd w:id="195"/>
-    <w:bookmarkStart w:id="210" w:name="portals-1"/>
+    <w:bookmarkEnd w:id="198"/>
+    <w:bookmarkStart w:id="213" w:name="portals-1"/>
     <w:p>
       <w:pPr>
         <w:pStyle w:val="Heading2"/>
@@ -29406,7 +29951,7 @@
       <w:tr>
         <w:tc>
           <w:tcPr/>
-          <w:bookmarkStart w:id="196" w:name="tbl-portals"/>
+          <w:bookmarkStart w:id="199" w:name="tbl-portals"/>
           <w:p>
             <w:pPr>
               <w:jc w:val="center"/>
@@ -30494,11 +31039,11 @@
               </w:tc>
             </w:tr>
           </w:tbl>
-          <w:bookmarkEnd w:id="196"/>
+          <w:bookmarkEnd w:id="199"/>
         </w:tc>
       </w:tr>
     </w:tbl>
-    <w:bookmarkStart w:id="199" w:name="edi"/>
+    <w:bookmarkStart w:id="202" w:name="edi"/>
     <w:p>
       <w:pPr>
         <w:pStyle w:val="Heading3"/>
@@ -30611,7 +31156,7 @@
           <w:numId w:val="1030"/>
         </w:numPr>
       </w:pPr>
-      <w:hyperlink r:id="rId197">
+      <w:hyperlink r:id="rId200">
         <w:r>
           <w:rPr>
             <w:rStyle w:val="Hyperlink"/>
@@ -30634,7 +31179,7 @@
       <w:r>
         <w:t xml:space="preserve"> </w:t>
       </w:r>
-      <w:hyperlink r:id="rId198">
+      <w:hyperlink r:id="rId201">
         <w:r>
           <w:rPr>
             <w:rStyle w:val="Hyperlink"/>
@@ -30655,8 +31200,8 @@
         </w:r>
       </w:hyperlink>
     </w:p>
-    <w:bookmarkEnd w:id="199"/>
-    <w:bookmarkStart w:id="202" w:name="ncei"/>
+    <w:bookmarkEnd w:id="202"/>
+    <w:bookmarkStart w:id="205" w:name="ncei"/>
     <w:p>
       <w:pPr>
         <w:pStyle w:val="Heading3"/>
@@ -30769,7 +31314,7 @@
           <w:numId w:val="1032"/>
         </w:numPr>
       </w:pPr>
-      <w:hyperlink r:id="rId200">
+      <w:hyperlink r:id="rId203">
         <w:r>
           <w:rPr>
             <w:rStyle w:val="Hyperlink"/>
@@ -30792,7 +31337,7 @@
       <w:r>
         <w:t xml:space="preserve"> </w:t>
       </w:r>
-      <w:hyperlink r:id="rId201">
+      <w:hyperlink r:id="rId204">
         <w:r>
           <w:rPr>
             <w:rStyle w:val="Hyperlink"/>
@@ -30813,8 +31358,8 @@
         </w:r>
       </w:hyperlink>
     </w:p>
-    <w:bookmarkEnd w:id="202"/>
-    <w:bookmarkStart w:id="205" w:name="obis"/>
+    <w:bookmarkEnd w:id="205"/>
+    <w:bookmarkStart w:id="208" w:name="obis"/>
     <w:p>
       <w:pPr>
         <w:pStyle w:val="Heading3"/>
@@ -30873,7 +31418,7 @@
       <w:r>
         <w:t xml:space="preserve"> </w:t>
       </w:r>
-      <w:hyperlink r:id="rId203">
+      <w:hyperlink r:id="rId206">
         <w:r>
           <w:rPr>
             <w:rStyle w:val="Hyperlink"/>
@@ -30961,7 +31506,7 @@
       <w:r>
         <w:t xml:space="preserve"> </w:t>
       </w:r>
-      <w:hyperlink r:id="rId204">
+      <w:hyperlink r:id="rId207">
         <w:r>
           <w:rPr>
             <w:rStyle w:val="Hyperlink"/>
@@ -30988,8 +31533,8 @@
         <w:t xml:space="preserve">Keyword</w:t>
       </w:r>
     </w:p>
-    <w:bookmarkEnd w:id="205"/>
-    <w:bookmarkStart w:id="209" w:name="erddap"/>
+    <w:bookmarkEnd w:id="208"/>
+    <w:bookmarkStart w:id="212" w:name="erddap"/>
     <w:p>
       <w:pPr>
         <w:pStyle w:val="Heading3"/>
@@ -31102,7 +31647,7 @@
           <w:numId w:val="1036"/>
         </w:numPr>
       </w:pPr>
-      <w:hyperlink r:id="rId206">
+      <w:hyperlink r:id="rId209">
         <w:r>
           <w:rPr>
             <w:rStyle w:val="Hyperlink"/>
@@ -31131,7 +31676,7 @@
           <w:numId w:val="1037"/>
         </w:numPr>
       </w:pPr>
-      <w:hyperlink r:id="rId207">
+      <w:hyperlink r:id="rId210">
         <w:r>
           <w:rPr>
             <w:rStyle w:val="Hyperlink"/>
@@ -31148,7 +31693,7 @@
           <w:numId w:val="1037"/>
         </w:numPr>
       </w:pPr>
-      <w:hyperlink r:id="rId208">
+      <w:hyperlink r:id="rId211">
         <w:r>
           <w:rPr>
             <w:rStyle w:val="Hyperlink"/>
@@ -31157,9 +31702,9 @@
         </w:r>
       </w:hyperlink>
     </w:p>
-    <w:bookmarkEnd w:id="209"/>
-    <w:bookmarkEnd w:id="210"/>
-    <w:bookmarkStart w:id="217" w:name="metadata"/>
+    <w:bookmarkEnd w:id="212"/>
+    <w:bookmarkEnd w:id="213"/>
+    <w:bookmarkStart w:id="220" w:name="metadata"/>
     <w:p>
       <w:pPr>
         <w:pStyle w:val="Heading2"/>
@@ -31178,7 +31723,7 @@
       <w:r>
         <w:t xml:space="preserve"> </w:t>
       </w:r>
-      <w:hyperlink r:id="rId211">
+      <w:hyperlink r:id="rId214">
         <w:r>
           <w:rPr>
             <w:rStyle w:val="Hyperlink"/>
@@ -31195,7 +31740,7 @@
       <w:r>
         <w:t xml:space="preserve"> </w:t>
       </w:r>
-      <w:hyperlink r:id="rId212">
+      <w:hyperlink r:id="rId215">
         <w:r>
           <w:rPr>
             <w:rStyle w:val="Hyperlink"/>
@@ -31223,7 +31768,7 @@
       <w:tr>
         <w:tc>
           <w:tcPr/>
-          <w:bookmarkStart w:id="216" w:name="fig-portals-metadata"/>
+          <w:bookmarkStart w:id="219" w:name="fig-portals-metadata"/>
           <w:p>
             <w:pPr>
               <w:jc w:val="center"/>
@@ -31233,18 +31778,18 @@
                 <wp:inline>
                   <wp:extent cx="5334000" cy="1858009"/>
                   <wp:effectExtent b="0" l="0" r="0" t="0"/>
-                  <wp:docPr descr="" title="" id="214" name="Picture"/>
+                  <wp:docPr descr="" title="" id="217" name="Picture"/>
                   <a:graphic>
                     <a:graphicData uri="http://schemas.openxmlformats.org/drawingml/2006/picture">
                       <pic:pic>
                         <pic:nvPicPr>
-                          <pic:cNvPr descr="portals_files/figure-docx/mermaid-figure-2.png" id="215" name="Picture"/>
+                          <pic:cNvPr descr="portals_files/figure-docx/mermaid-figure-2.png" id="218" name="Picture"/>
                           <pic:cNvPicPr>
                             <a:picLocks noChangeArrowheads="1" noChangeAspect="1"/>
                           </pic:cNvPicPr>
                         </pic:nvPicPr>
                         <pic:blipFill>
-                          <a:blip r:embed="rId213"/>
+                          <a:blip r:embed="rId216"/>
                           <a:stretch>
                             <a:fillRect/>
                           </a:stretch>
@@ -31284,7 +31829,7 @@
               <w:t xml:space="preserve">Figure 10.2: Metadata in the form of ecological metadata language (EML) is used to describe the dataset in a consistent manner that can be ingested by the portals.</w:t>
             </w:r>
           </w:p>
-          <w:bookmarkEnd w:id="216"/>
+          <w:bookmarkEnd w:id="219"/>
         </w:tc>
       </w:tr>
     </w:tbl>
@@ -31376,8 +31921,8 @@
         <w:t xml:space="preserve">This standardized metadata enables automated data transformation and ingestion into various portal systems while preserving the original data context and quality information.</w:t>
       </w:r>
     </w:p>
-    <w:bookmarkEnd w:id="217"/>
-    <w:bookmarkStart w:id="222" w:name="meta-portals"/>
+    <w:bookmarkEnd w:id="220"/>
+    <w:bookmarkStart w:id="225" w:name="meta-portals"/>
     <w:p>
       <w:pPr>
         <w:pStyle w:val="Heading2"/>
@@ -31386,7 +31931,7 @@
         <w:t xml:space="preserve">10.5 Meta-Portals</w:t>
       </w:r>
     </w:p>
-    <w:bookmarkStart w:id="219" w:name="google-dataset-search"/>
+    <w:bookmarkStart w:id="222" w:name="google-dataset-search"/>
     <w:p>
       <w:pPr>
         <w:pStyle w:val="Heading3"/>
@@ -31405,7 +31950,7 @@
       <w:r>
         <w:t xml:space="preserve"> </w:t>
       </w:r>
-      <w:hyperlink r:id="rId218">
+      <w:hyperlink r:id="rId221">
         <w:r>
           <w:rPr>
             <w:rStyle w:val="Hyperlink"/>
@@ -31420,8 +31965,8 @@
         <w:t xml:space="preserve">through schema.org metadata. This ensures that CalCOFI data is discoverable through Google search and other search engines.</w:t>
       </w:r>
     </w:p>
-    <w:bookmarkEnd w:id="219"/>
-    <w:bookmarkStart w:id="221" w:name="odis"/>
+    <w:bookmarkEnd w:id="222"/>
+    <w:bookmarkStart w:id="224" w:name="odis"/>
     <w:p>
       <w:pPr>
         <w:pStyle w:val="Heading3"/>
@@ -31452,7 +31997,7 @@
       <w:r>
         <w:t xml:space="preserve"> </w:t>
       </w:r>
-      <w:hyperlink r:id="rId220">
+      <w:hyperlink r:id="rId223">
         <w:r>
           <w:rPr>
             <w:rStyle w:val="Hyperlink"/>
@@ -31505,9 +32050,9 @@
         <w:t xml:space="preserve">Integrated with global ocean data systems</w:t>
       </w:r>
     </w:p>
-    <w:bookmarkEnd w:id="221"/>
-    <w:bookmarkEnd w:id="222"/>
-    <w:bookmarkStart w:id="228" w:name="calcofi.io-tools"/>
+    <w:bookmarkEnd w:id="224"/>
+    <w:bookmarkEnd w:id="225"/>
+    <w:bookmarkStart w:id="231" w:name="calcofi.io-tools"/>
     <w:p>
       <w:pPr>
         <w:pStyle w:val="Heading2"/>
@@ -31524,7 +32069,7 @@
         <w:t xml:space="preserve">CalCOFI is also developing an integrated database and tools that enable efficient data access and analysis:</w:t>
       </w:r>
     </w:p>
-    <w:bookmarkStart w:id="224" w:name="apis"/>
+    <w:bookmarkStart w:id="227" w:name="apis"/>
     <w:p>
       <w:pPr>
         <w:pStyle w:val="Heading3"/>
@@ -31589,7 +32134,7 @@
           <w:numId w:val="1041"/>
         </w:numPr>
       </w:pPr>
-      <w:hyperlink r:id="rId171">
+      <w:hyperlink r:id="rId174">
         <w:r>
           <w:rPr>
             <w:rStyle w:val="Hyperlink"/>
@@ -31606,7 +32151,7 @@
           <w:numId w:val="1041"/>
         </w:numPr>
       </w:pPr>
-      <w:hyperlink r:id="rId223">
+      <w:hyperlink r:id="rId226">
         <w:r>
           <w:rPr>
             <w:rStyle w:val="Hyperlink"/>
@@ -31615,8 +32160,8 @@
         </w:r>
       </w:hyperlink>
     </w:p>
-    <w:bookmarkEnd w:id="224"/>
-    <w:bookmarkStart w:id="225" w:name="library"/>
+    <w:bookmarkEnd w:id="227"/>
+    <w:bookmarkStart w:id="228" w:name="library"/>
     <w:p>
       <w:pPr>
         <w:pStyle w:val="Heading3"/>
@@ -31690,8 +32235,8 @@
         </w:r>
       </w:hyperlink>
     </w:p>
-    <w:bookmarkEnd w:id="225"/>
-    <w:bookmarkStart w:id="227" w:name="apps"/>
+    <w:bookmarkEnd w:id="228"/>
+    <w:bookmarkStart w:id="230" w:name="apps"/>
     <w:p>
       <w:pPr>
         <w:pStyle w:val="Heading3"/>
@@ -31756,7 +32301,7 @@
           <w:numId w:val="1045"/>
         </w:numPr>
       </w:pPr>
-      <w:hyperlink r:id="rId226">
+      <w:hyperlink r:id="rId229">
         <w:r>
           <w:rPr>
             <w:rStyle w:val="Hyperlink"/>
@@ -31768,10 +32313,10 @@
         <w:t xml:space="preserve">, App button</w:t>
       </w:r>
     </w:p>
-    <w:bookmarkEnd w:id="227"/>
-    <w:bookmarkEnd w:id="228"/>
-    <w:bookmarkEnd w:id="229"/>
-    <w:bookmarkStart w:id="283" w:name="status"/>
+    <w:bookmarkEnd w:id="230"/>
+    <w:bookmarkEnd w:id="231"/>
+    <w:bookmarkEnd w:id="232"/>
+    <w:bookmarkStart w:id="286" w:name="status"/>
     <w:p>
       <w:pPr>
         <w:pStyle w:val="Heading1"/>
@@ -31780,7 +32325,7 @@
         <w:t xml:space="preserve">11. Status</w:t>
       </w:r>
     </w:p>
-    <w:bookmarkStart w:id="235" w:name="section"/>
+    <w:bookmarkStart w:id="238" w:name="section"/>
     <w:p>
       <w:pPr>
         <w:pStyle w:val="Heading2"/>
@@ -31862,7 +32407,7 @@
         </w:pict>
       </w:r>
     </w:p>
-    <w:bookmarkStart w:id="230" w:name="X74aafb157aff3c69a300e3a779cf6270958fd42"/>
+    <w:bookmarkStart w:id="233" w:name="X74aafb157aff3c69a300e3a779cf6270958fd42"/>
     <w:p>
       <w:pPr>
         <w:pStyle w:val="Heading3"/>
@@ -32353,8 +32898,8 @@
         </w:pict>
       </w:r>
     </w:p>
-    <w:bookmarkEnd w:id="230"/>
-    <w:bookmarkStart w:id="231" w:name="Xa60b1aa86f3a3b502eba7f47489169cf1f6943a"/>
+    <w:bookmarkEnd w:id="233"/>
+    <w:bookmarkStart w:id="234" w:name="Xa60b1aa86f3a3b502eba7f47489169cf1f6943a"/>
     <w:p>
       <w:pPr>
         <w:pStyle w:val="Heading3"/>
@@ -32610,8 +33155,8 @@
         </w:pict>
       </w:r>
     </w:p>
-    <w:bookmarkEnd w:id="231"/>
-    <w:bookmarkStart w:id="232" w:name="Xa61d91f27b679fb7e5b7bccacf08e7ca8839ace"/>
+    <w:bookmarkEnd w:id="234"/>
+    <w:bookmarkStart w:id="235" w:name="Xa61d91f27b679fb7e5b7bccacf08e7ca8839ace"/>
     <w:p>
       <w:pPr>
         <w:pStyle w:val="Heading3"/>
@@ -32845,8 +33390,8 @@
         </w:pict>
       </w:r>
     </w:p>
-    <w:bookmarkEnd w:id="232"/>
-    <w:bookmarkStart w:id="233" w:name="deliverables-crosswalk"/>
+    <w:bookmarkEnd w:id="235"/>
+    <w:bookmarkStart w:id="236" w:name="deliverables-crosswalk"/>
     <w:p>
       <w:pPr>
         <w:pStyle w:val="Heading3"/>
@@ -33461,8 +34006,8 @@
         </w:pict>
       </w:r>
     </w:p>
-    <w:bookmarkEnd w:id="233"/>
-    <w:bookmarkStart w:id="234" w:name="program-coordination"/>
+    <w:bookmarkEnd w:id="236"/>
+    <w:bookmarkStart w:id="237" w:name="program-coordination"/>
     <w:p>
       <w:pPr>
         <w:pStyle w:val="Heading3"/>
@@ -33560,9 +34105,9 @@
         </w:pict>
       </w:r>
     </w:p>
-    <w:bookmarkEnd w:id="234"/>
-    <w:bookmarkEnd w:id="235"/>
-    <w:bookmarkStart w:id="242" w:name="section-1"/>
+    <w:bookmarkEnd w:id="237"/>
+    <w:bookmarkEnd w:id="238"/>
+    <w:bookmarkStart w:id="245" w:name="section-1"/>
     <w:p>
       <w:pPr>
         <w:pStyle w:val="Heading2"/>
@@ -33585,7 +34130,7 @@
         <w:t xml:space="preserve">of CTD data.</w:t>
       </w:r>
     </w:p>
-    <w:bookmarkStart w:id="236" w:name="X937bd3087d53250a27eb0b6fbe085019fdffd80"/>
+    <w:bookmarkStart w:id="239" w:name="X937bd3087d53250a27eb0b6fbe085019fdffd80"/>
     <w:p>
       <w:pPr>
         <w:pStyle w:val="Heading3"/>
@@ -33743,8 +34288,8 @@
         </w:pict>
       </w:r>
     </w:p>
-    <w:bookmarkEnd w:id="236"/>
-    <w:bookmarkStart w:id="237" w:name="X4382a81008eef0c07c3d182046c591f52b58219"/>
+    <w:bookmarkEnd w:id="239"/>
+    <w:bookmarkStart w:id="240" w:name="X4382a81008eef0c07c3d182046c591f52b58219"/>
     <w:p>
       <w:pPr>
         <w:pStyle w:val="Heading3"/>
@@ -33895,8 +34440,8 @@
         </w:pict>
       </w:r>
     </w:p>
-    <w:bookmarkEnd w:id="237"/>
-    <w:bookmarkStart w:id="238" w:name="X53211351bbaf319ff09e897ce4e2c10df4d26fa"/>
+    <w:bookmarkEnd w:id="240"/>
+    <w:bookmarkStart w:id="241" w:name="X53211351bbaf319ff09e897ce4e2c10df4d26fa"/>
     <w:p>
       <w:pPr>
         <w:pStyle w:val="Heading3"/>
@@ -34071,8 +34616,8 @@
         </w:pict>
       </w:r>
     </w:p>
-    <w:bookmarkEnd w:id="238"/>
-    <w:bookmarkStart w:id="239" w:name="X2ac610fbe735553e54612facbfaa0e7548a631f"/>
+    <w:bookmarkEnd w:id="241"/>
+    <w:bookmarkStart w:id="242" w:name="X2ac610fbe735553e54612facbfaa0e7548a631f"/>
     <w:p>
       <w:pPr>
         <w:pStyle w:val="Heading3"/>
@@ -34251,8 +34796,8 @@
         </w:pict>
       </w:r>
     </w:p>
-    <w:bookmarkEnd w:id="239"/>
-    <w:bookmarkStart w:id="240" w:name="X412fb6f606d875da645c881803255dde586bbc8"/>
+    <w:bookmarkEnd w:id="242"/>
+    <w:bookmarkStart w:id="243" w:name="X412fb6f606d875da645c881803255dde586bbc8"/>
     <w:p>
       <w:pPr>
         <w:pStyle w:val="Heading3"/>
@@ -34374,8 +34919,8 @@
         </w:pict>
       </w:r>
     </w:p>
-    <w:bookmarkEnd w:id="240"/>
-    <w:bookmarkStart w:id="241" w:name="overall-impact"/>
+    <w:bookmarkEnd w:id="243"/>
+    <w:bookmarkStart w:id="244" w:name="overall-impact"/>
     <w:p>
       <w:pPr>
         <w:pStyle w:val="Heading3"/>
@@ -34469,9 +35014,9 @@
         <w:t xml:space="preserve">Public‑facing web presence and infrastructure are cleaner and more aligned, making it easier for stakeholders to find and use CalCOFI resources.</w:t>
       </w:r>
     </w:p>
-    <w:bookmarkEnd w:id="241"/>
-    <w:bookmarkEnd w:id="242"/>
-    <w:bookmarkStart w:id="282" w:name="section-2"/>
+    <w:bookmarkEnd w:id="244"/>
+    <w:bookmarkEnd w:id="245"/>
+    <w:bookmarkStart w:id="285" w:name="section-2"/>
     <w:p>
       <w:pPr>
         <w:pStyle w:val="Heading2"/>
@@ -34508,7 +35053,7 @@
         </w:pict>
       </w:r>
     </w:p>
-    <w:bookmarkStart w:id="249" w:name="api-enhancements"/>
+    <w:bookmarkStart w:id="252" w:name="api-enhancements"/>
     <w:p>
       <w:pPr>
         <w:pStyle w:val="Heading3"/>
@@ -34517,7 +35062,7 @@
         <w:t xml:space="preserve">11.3.1 API Enhancements</w:t>
       </w:r>
     </w:p>
-    <w:bookmarkStart w:id="248" w:name="new-features-data-integration"/>
+    <w:bookmarkStart w:id="251" w:name="new-features-data-integration"/>
     <w:p>
       <w:pPr>
         <w:pStyle w:val="Heading4"/>
@@ -34552,91 +35097,6 @@
       </w:pPr>
       <w:r>
         <w:t xml:space="preserve">Added ability to include bottle data and use relaxed criteria for net-to-cast matching (</w:t>
-      </w:r>
-      <w:hyperlink r:id="rId243">
-        <w:r>
-          <w:rPr>
-            <w:rStyle w:val="Hyperlink"/>
-          </w:rPr>
-          <w:t xml:space="preserve">commit</w:t>
-        </w:r>
-      </w:hyperlink>
-      <w:r>
-        <w:t xml:space="preserve">).</w:t>
-      </w:r>
-    </w:p>
-    <w:p>
-      <w:pPr>
-        <w:pStyle w:val="Compact"/>
-        <w:numPr>
-          <w:ilvl w:val="1"/>
-          <w:numId w:val="1057"/>
-        </w:numPr>
-      </w:pPr>
-      <w:r>
-        <w:t xml:space="preserve">Supported upcast/downcast data downloads (</w:t>
-      </w:r>
-      <w:hyperlink r:id="rId244">
-        <w:r>
-          <w:rPr>
-            <w:rStyle w:val="Hyperlink"/>
-          </w:rPr>
-          <w:t xml:space="preserve">commit</w:t>
-        </w:r>
-      </w:hyperlink>
-      <w:r>
-        <w:t xml:space="preserve">).</w:t>
-      </w:r>
-    </w:p>
-    <w:p>
-      <w:pPr>
-        <w:pStyle w:val="Compact"/>
-        <w:numPr>
-          <w:ilvl w:val="1"/>
-          <w:numId w:val="1057"/>
-        </w:numPr>
-      </w:pPr>
-      <w:r>
-        <w:t xml:space="preserve">Added Zooplankton biomass and improved ichthyodata output (</w:t>
-      </w:r>
-      <w:hyperlink r:id="rId245">
-        <w:r>
-          <w:rPr>
-            <w:rStyle w:val="Hyperlink"/>
-          </w:rPr>
-          <w:t xml:space="preserve">commit</w:t>
-        </w:r>
-      </w:hyperlink>
-      <w:r>
-        <w:t xml:space="preserve">).</w:t>
-      </w:r>
-    </w:p>
-    <w:p>
-      <w:pPr>
-        <w:pStyle w:val="Compact"/>
-        <w:numPr>
-          <w:ilvl w:val="0"/>
-          <w:numId w:val="1056"/>
-        </w:numPr>
-      </w:pPr>
-      <w:r>
-        <w:rPr>
-          <w:b/>
-          <w:bCs/>
-        </w:rPr>
-        <w:t xml:space="preserve">Performance &amp; Maintenance</w:t>
-      </w:r>
-    </w:p>
-    <w:p>
-      <w:pPr>
-        <w:pStyle w:val="Compact"/>
-        <w:numPr>
-          <w:ilvl w:val="1"/>
-          <w:numId w:val="1058"/>
-        </w:numPr>
-      </w:pPr>
-      <w:r>
-        <w:t xml:space="preserve">Implemented docker compose restart for Plumber API service (</w:t>
       </w:r>
       <w:hyperlink r:id="rId246">
         <w:r>
@@ -34654,6 +35114,91 @@
       <w:pPr>
         <w:pStyle w:val="Compact"/>
         <w:numPr>
+          <w:ilvl w:val="1"/>
+          <w:numId w:val="1057"/>
+        </w:numPr>
+      </w:pPr>
+      <w:r>
+        <w:t xml:space="preserve">Supported upcast/downcast data downloads (</w:t>
+      </w:r>
+      <w:hyperlink r:id="rId247">
+        <w:r>
+          <w:rPr>
+            <w:rStyle w:val="Hyperlink"/>
+          </w:rPr>
+          <w:t xml:space="preserve">commit</w:t>
+        </w:r>
+      </w:hyperlink>
+      <w:r>
+        <w:t xml:space="preserve">).</w:t>
+      </w:r>
+    </w:p>
+    <w:p>
+      <w:pPr>
+        <w:pStyle w:val="Compact"/>
+        <w:numPr>
+          <w:ilvl w:val="1"/>
+          <w:numId w:val="1057"/>
+        </w:numPr>
+      </w:pPr>
+      <w:r>
+        <w:t xml:space="preserve">Added Zooplankton biomass and improved ichthyodata output (</w:t>
+      </w:r>
+      <w:hyperlink r:id="rId248">
+        <w:r>
+          <w:rPr>
+            <w:rStyle w:val="Hyperlink"/>
+          </w:rPr>
+          <w:t xml:space="preserve">commit</w:t>
+        </w:r>
+      </w:hyperlink>
+      <w:r>
+        <w:t xml:space="preserve">).</w:t>
+      </w:r>
+    </w:p>
+    <w:p>
+      <w:pPr>
+        <w:pStyle w:val="Compact"/>
+        <w:numPr>
+          <w:ilvl w:val="0"/>
+          <w:numId w:val="1056"/>
+        </w:numPr>
+      </w:pPr>
+      <w:r>
+        <w:rPr>
+          <w:b/>
+          <w:bCs/>
+        </w:rPr>
+        <w:t xml:space="preserve">Performance &amp; Maintenance</w:t>
+      </w:r>
+    </w:p>
+    <w:p>
+      <w:pPr>
+        <w:pStyle w:val="Compact"/>
+        <w:numPr>
+          <w:ilvl w:val="1"/>
+          <w:numId w:val="1058"/>
+        </w:numPr>
+      </w:pPr>
+      <w:r>
+        <w:t xml:space="preserve">Implemented docker compose restart for Plumber API service (</w:t>
+      </w:r>
+      <w:hyperlink r:id="rId249">
+        <w:r>
+          <w:rPr>
+            <w:rStyle w:val="Hyperlink"/>
+          </w:rPr>
+          <w:t xml:space="preserve">commit</w:t>
+        </w:r>
+      </w:hyperlink>
+      <w:r>
+        <w:t xml:space="preserve">).</w:t>
+      </w:r>
+    </w:p>
+    <w:p>
+      <w:pPr>
+        <w:pStyle w:val="Compact"/>
+        <w:numPr>
           <w:ilvl w:val="0"/>
           <w:numId w:val="1056"/>
         </w:numPr>
@@ -34689,7 +35234,7 @@
       <w:r>
         <w:t xml:space="preserve">Development of a robust, user-friendly API for seamless DB integration (</w:t>
       </w:r>
-      <w:hyperlink r:id="rId247">
+      <w:hyperlink r:id="rId250">
         <w:r>
           <w:rPr>
             <w:rStyle w:val="Hyperlink"/>
@@ -34708,9 +35253,9 @@
         </w:pict>
       </w:r>
     </w:p>
-    <w:bookmarkEnd w:id="248"/>
-    <w:bookmarkEnd w:id="249"/>
-    <w:bookmarkStart w:id="252" w:name="apps-development"/>
+    <w:bookmarkEnd w:id="251"/>
+    <w:bookmarkEnd w:id="252"/>
+    <w:bookmarkStart w:id="255" w:name="apps-development"/>
     <w:p>
       <w:pPr>
         <w:pStyle w:val="Heading3"/>
@@ -34719,7 +35264,7 @@
         <w:t xml:space="preserve">11.3.2 Apps Development</w:t>
       </w:r>
     </w:p>
-    <w:bookmarkStart w:id="251" w:name="visualization-user-interface"/>
+    <w:bookmarkStart w:id="254" w:name="visualization-user-interface"/>
     <w:p>
       <w:pPr>
         <w:pStyle w:val="Heading4"/>
@@ -34758,7 +35303,7 @@
       <w:r>
         <w:t xml:space="preserve"> </w:t>
       </w:r>
-      <w:hyperlink r:id="rId250">
+      <w:hyperlink r:id="rId253">
         <w:r>
           <w:rPr>
             <w:rStyle w:val="Hyperlink"/>
@@ -34789,9 +35334,9 @@
         </w:pict>
       </w:r>
     </w:p>
-    <w:bookmarkEnd w:id="251"/>
-    <w:bookmarkEnd w:id="252"/>
-    <w:bookmarkStart w:id="258" w:name="calcofi4db-r-package-data-management"/>
+    <w:bookmarkEnd w:id="254"/>
+    <w:bookmarkEnd w:id="255"/>
+    <w:bookmarkStart w:id="261" w:name="calcofi4db-r-package-data-management"/>
     <w:p>
       <w:pPr>
         <w:pStyle w:val="Heading3"/>
@@ -34800,7 +35345,7 @@
         <w:t xml:space="preserve">11.3.3 calcofi4db: R Package &amp; Data Management</w:t>
       </w:r>
     </w:p>
-    <w:bookmarkStart w:id="257" w:name="r-package-initialization-data-ingestion"/>
+    <w:bookmarkStart w:id="260" w:name="r-package-initialization-data-ingestion"/>
     <w:p>
       <w:pPr>
         <w:pStyle w:val="Heading4"/>
@@ -34835,78 +35380,6 @@
       </w:pPr>
       <w:r>
         <w:t xml:space="preserve">Initial commit and setup (</w:t>
-      </w:r>
-      <w:hyperlink r:id="rId253">
-        <w:r>
-          <w:rPr>
-            <w:rStyle w:val="Hyperlink"/>
-          </w:rPr>
-          <w:t xml:space="preserve">commit</w:t>
-        </w:r>
-      </w:hyperlink>
-      <w:r>
-        <w:t xml:space="preserve">), including functions for ingesting CSV datasets and metadata.</w:t>
-      </w:r>
-    </w:p>
-    <w:p>
-      <w:pPr>
-        <w:pStyle w:val="Compact"/>
-        <w:numPr>
-          <w:ilvl w:val="1"/>
-          <w:numId w:val="1063"/>
-        </w:numPr>
-      </w:pPr>
-      <w:r>
-        <w:t xml:space="preserve">Refined change detection logic for source CSV files, improving tracking of table/field changes (</w:t>
-      </w:r>
-      <w:hyperlink r:id="rId254">
-        <w:r>
-          <w:rPr>
-            <w:rStyle w:val="Hyperlink"/>
-          </w:rPr>
-          <w:t xml:space="preserve">commit</w:t>
-        </w:r>
-      </w:hyperlink>
-      <w:r>
-        <w:t xml:space="preserve">).</w:t>
-      </w:r>
-    </w:p>
-    <w:p>
-      <w:pPr>
-        <w:pStyle w:val="Compact"/>
-        <w:numPr>
-          <w:ilvl w:val="1"/>
-          <w:numId w:val="1063"/>
-        </w:numPr>
-      </w:pPr>
-      <w:r>
-        <w:t xml:space="preserve">Enhanced documentation and site via pkgdown.</w:t>
-      </w:r>
-    </w:p>
-    <w:p>
-      <w:pPr>
-        <w:pStyle w:val="Compact"/>
-        <w:numPr>
-          <w:ilvl w:val="1"/>
-          <w:numId w:val="1063"/>
-        </w:numPr>
-      </w:pPr>
-      <w:r>
-        <w:t xml:space="preserve">Improved function naming and structure for ingestion (</w:t>
-      </w:r>
-      <w:hyperlink r:id="rId255">
-        <w:r>
-          <w:rPr>
-            <w:rStyle w:val="Hyperlink"/>
-          </w:rPr>
-          <w:t xml:space="preserve">commits</w:t>
-        </w:r>
-      </w:hyperlink>
-      <w:r>
-        <w:t xml:space="preserve">,</w:t>
-      </w:r>
-      <w:r>
-        <w:t xml:space="preserve"> </w:t>
       </w:r>
       <w:hyperlink r:id="rId256">
         <w:r>
@@ -34917,50 +35390,7 @@
         </w:r>
       </w:hyperlink>
       <w:r>
-        <w:t xml:space="preserve">).</w:t>
-      </w:r>
-    </w:p>
-    <w:p>
-      <w:r>
-        <w:pict>
-          <v:rect style="width:0;height:1.5pt" o:hralign="center" o:hrstd="t" o:hr="t"/>
-        </w:pict>
-      </w:r>
-    </w:p>
-    <w:bookmarkEnd w:id="257"/>
-    <w:bookmarkEnd w:id="258"/>
-    <w:bookmarkStart w:id="264" w:name="calcofi4r-spatial-ecological-data-tools"/>
-    <w:p>
-      <w:pPr>
-        <w:pStyle w:val="Heading3"/>
-      </w:pPr>
-      <w:r>
-        <w:t xml:space="preserve">11.3.4 calcofi4r: Spatial &amp; Ecological Data Tools</w:t>
-      </w:r>
-    </w:p>
-    <w:bookmarkStart w:id="263" w:name="data-layers-analysis-and-bug-fixes"/>
-    <w:p>
-      <w:pPr>
-        <w:pStyle w:val="Heading4"/>
-      </w:pPr>
-      <w:r>
-        <w:t xml:space="preserve">11.3.4.1 Data Layers, Analysis, and Bug Fixes</w:t>
-      </w:r>
-    </w:p>
-    <w:p>
-      <w:pPr>
-        <w:pStyle w:val="Compact"/>
-        <w:numPr>
-          <w:ilvl w:val="0"/>
-          <w:numId w:val="1064"/>
-        </w:numPr>
-      </w:pPr>
-      <w:r>
-        <w:rPr>
-          <w:b/>
-          <w:bCs/>
-        </w:rPr>
-        <w:t xml:space="preserve">Spatial Management Layers</w:t>
+        <w:t xml:space="preserve">), including functions for ingesting CSV datasets and metadata.</w:t>
       </w:r>
     </w:p>
     <w:p>
@@ -34968,66 +35398,13 @@
         <w:pStyle w:val="Compact"/>
         <w:numPr>
           <w:ilvl w:val="1"/>
-          <w:numId w:val="1065"/>
+          <w:numId w:val="1063"/>
         </w:numPr>
       </w:pPr>
       <w:r>
-        <w:t xml:space="preserve">Ongoing integration of BOEM Wind Planning Areas, Marine Protected Areas, and SCCWRP management regions (</w:t>
-      </w:r>
-      <w:hyperlink r:id="rId259">
-        <w:r>
-          <w:rPr>
-            <w:rStyle w:val="Hyperlink"/>
-          </w:rPr>
-          <w:t xml:space="preserve">issue</w:t>
-        </w:r>
-      </w:hyperlink>
-      <w:r>
-        <w:t xml:space="preserve">,</w:t>
-      </w:r>
-      <w:r>
-        <w:t xml:space="preserve"> </w:t>
-      </w:r>
-      <w:hyperlink r:id="rId260">
-        <w:r>
-          <w:rPr>
-            <w:rStyle w:val="Hyperlink"/>
-          </w:rPr>
-          <w:t xml:space="preserve">issue</w:t>
-        </w:r>
-      </w:hyperlink>
-      <w:r>
-        <w:t xml:space="preserve">).</w:t>
-      </w:r>
-    </w:p>
-    <w:p>
-      <w:pPr>
-        <w:pStyle w:val="Compact"/>
-        <w:numPr>
-          <w:ilvl w:val="0"/>
-          <w:numId w:val="1064"/>
-        </w:numPr>
-      </w:pPr>
-      <w:r>
-        <w:rPr>
-          <w:b/>
-          <w:bCs/>
-        </w:rPr>
-        <w:t xml:space="preserve">Analysis Functions</w:t>
-      </w:r>
-    </w:p>
-    <w:p>
-      <w:pPr>
-        <w:pStyle w:val="Compact"/>
-        <w:numPr>
-          <w:ilvl w:val="1"/>
-          <w:numId w:val="1066"/>
-        </w:numPr>
-      </w:pPr>
-      <w:r>
-        <w:t xml:space="preserve">Improved packages for ecological and spatial analysis, including new dependencies (</w:t>
-      </w:r>
-      <w:hyperlink r:id="rId261">
+        <w:t xml:space="preserve">Refined change detection logic for source CSV files, improving tracking of table/field changes (</w:t>
+      </w:r>
+      <w:hyperlink r:id="rId257">
         <w:r>
           <w:rPr>
             <w:rStyle w:val="Hyperlink"/>
@@ -35043,6 +35420,82 @@
       <w:pPr>
         <w:pStyle w:val="Compact"/>
         <w:numPr>
+          <w:ilvl w:val="1"/>
+          <w:numId w:val="1063"/>
+        </w:numPr>
+      </w:pPr>
+      <w:r>
+        <w:t xml:space="preserve">Enhanced documentation and site via pkgdown.</w:t>
+      </w:r>
+    </w:p>
+    <w:p>
+      <w:pPr>
+        <w:pStyle w:val="Compact"/>
+        <w:numPr>
+          <w:ilvl w:val="1"/>
+          <w:numId w:val="1063"/>
+        </w:numPr>
+      </w:pPr>
+      <w:r>
+        <w:t xml:space="preserve">Improved function naming and structure for ingestion (</w:t>
+      </w:r>
+      <w:hyperlink r:id="rId258">
+        <w:r>
+          <w:rPr>
+            <w:rStyle w:val="Hyperlink"/>
+          </w:rPr>
+          <w:t xml:space="preserve">commits</w:t>
+        </w:r>
+      </w:hyperlink>
+      <w:r>
+        <w:t xml:space="preserve">,</w:t>
+      </w:r>
+      <w:r>
+        <w:t xml:space="preserve"> </w:t>
+      </w:r>
+      <w:hyperlink r:id="rId259">
+        <w:r>
+          <w:rPr>
+            <w:rStyle w:val="Hyperlink"/>
+          </w:rPr>
+          <w:t xml:space="preserve">commit</w:t>
+        </w:r>
+      </w:hyperlink>
+      <w:r>
+        <w:t xml:space="preserve">).</w:t>
+      </w:r>
+    </w:p>
+    <w:p>
+      <w:r>
+        <w:pict>
+          <v:rect style="width:0;height:1.5pt" o:hralign="center" o:hrstd="t" o:hr="t"/>
+        </w:pict>
+      </w:r>
+    </w:p>
+    <w:bookmarkEnd w:id="260"/>
+    <w:bookmarkEnd w:id="261"/>
+    <w:bookmarkStart w:id="267" w:name="calcofi4r-spatial-ecological-data-tools"/>
+    <w:p>
+      <w:pPr>
+        <w:pStyle w:val="Heading3"/>
+      </w:pPr>
+      <w:r>
+        <w:t xml:space="preserve">11.3.4 calcofi4r: Spatial &amp; Ecological Data Tools</w:t>
+      </w:r>
+    </w:p>
+    <w:bookmarkStart w:id="266" w:name="data-layers-analysis-and-bug-fixes"/>
+    <w:p>
+      <w:pPr>
+        <w:pStyle w:val="Heading4"/>
+      </w:pPr>
+      <w:r>
+        <w:t xml:space="preserve">11.3.4.1 Data Layers, Analysis, and Bug Fixes</w:t>
+      </w:r>
+    </w:p>
+    <w:p>
+      <w:pPr>
+        <w:pStyle w:val="Compact"/>
+        <w:numPr>
           <w:ilvl w:val="0"/>
           <w:numId w:val="1064"/>
         </w:numPr>
@@ -35052,7 +35505,7 @@
           <w:b/>
           <w:bCs/>
         </w:rPr>
-        <w:t xml:space="preserve">User Feedback</w:t>
+        <w:t xml:space="preserve">Spatial Management Layers</w:t>
       </w:r>
     </w:p>
     <w:p>
@@ -35060,11 +35513,11 @@
         <w:pStyle w:val="Compact"/>
         <w:numPr>
           <w:ilvl w:val="1"/>
-          <w:numId w:val="1067"/>
+          <w:numId w:val="1065"/>
         </w:numPr>
       </w:pPr>
       <w:r>
-        <w:t xml:space="preserve">Addressing user-reported bugs such as deprecated function calls (</w:t>
+        <w:t xml:space="preserve">Ongoing integration of BOEM Wind Planning Areas, Marine Protected Areas, and SCCWRP management regions (</w:t>
       </w:r>
       <w:hyperlink r:id="rId262">
         <w:r>
@@ -35075,34 +35528,21 @@
         </w:r>
       </w:hyperlink>
       <w:r>
+        <w:t xml:space="preserve">,</w:t>
+      </w:r>
+      <w:r>
+        <w:t xml:space="preserve"> </w:t>
+      </w:r>
+      <w:hyperlink r:id="rId263">
+        <w:r>
+          <w:rPr>
+            <w:rStyle w:val="Hyperlink"/>
+          </w:rPr>
+          <w:t xml:space="preserve">issue</w:t>
+        </w:r>
+      </w:hyperlink>
+      <w:r>
         <w:t xml:space="preserve">).</w:t>
-      </w:r>
-    </w:p>
-    <w:p>
-      <w:r>
-        <w:pict>
-          <v:rect style="width:0;height:1.5pt" o:hralign="center" o:hrstd="t" o:hr="t"/>
-        </w:pict>
-      </w:r>
-    </w:p>
-    <w:bookmarkEnd w:id="263"/>
-    <w:bookmarkEnd w:id="264"/>
-    <w:bookmarkStart w:id="268" w:name="documentation-docs"/>
-    <w:p>
-      <w:pPr>
-        <w:pStyle w:val="Heading3"/>
-      </w:pPr>
-      <w:r>
-        <w:t xml:space="preserve">11.3.5 Documentation (docs)</w:t>
-      </w:r>
-    </w:p>
-    <w:bookmarkStart w:id="267" w:name="infrastructure-environment"/>
-    <w:p>
-      <w:pPr>
-        <w:pStyle w:val="Heading4"/>
-      </w:pPr>
-      <w:r>
-        <w:t xml:space="preserve">11.3.5.1 Infrastructure &amp; Environment</w:t>
       </w:r>
     </w:p>
     <w:p>
@@ -35110,7 +35550,7 @@
         <w:pStyle w:val="Compact"/>
         <w:numPr>
           <w:ilvl w:val="0"/>
-          <w:numId w:val="1068"/>
+          <w:numId w:val="1064"/>
         </w:numPr>
       </w:pPr>
       <w:r>
@@ -35118,7 +35558,7 @@
           <w:b/>
           <w:bCs/>
         </w:rPr>
-        <w:t xml:space="preserve">Documentation Site Updates</w:t>
+        <w:t xml:space="preserve">Analysis Functions</w:t>
       </w:r>
     </w:p>
     <w:p>
@@ -35126,13 +35566,13 @@
         <w:pStyle w:val="Compact"/>
         <w:numPr>
           <w:ilvl w:val="1"/>
-          <w:numId w:val="1069"/>
+          <w:numId w:val="1066"/>
         </w:numPr>
       </w:pPr>
       <w:r>
-        <w:t xml:space="preserve">Added documentation for new packages and ingestion workflows (</w:t>
-      </w:r>
-      <w:hyperlink r:id="rId265">
+        <w:t xml:space="preserve">Improved packages for ecological and spatial analysis, including new dependencies (</w:t>
+      </w:r>
+      <w:hyperlink r:id="rId264">
         <w:r>
           <w:rPr>
             <w:rStyle w:val="Hyperlink"/>
@@ -35148,14 +35588,119 @@
       <w:pPr>
         <w:pStyle w:val="Compact"/>
         <w:numPr>
+          <w:ilvl w:val="0"/>
+          <w:numId w:val="1064"/>
+        </w:numPr>
+      </w:pPr>
+      <w:r>
+        <w:rPr>
+          <w:b/>
+          <w:bCs/>
+        </w:rPr>
+        <w:t xml:space="preserve">User Feedback</w:t>
+      </w:r>
+    </w:p>
+    <w:p>
+      <w:pPr>
+        <w:pStyle w:val="Compact"/>
+        <w:numPr>
+          <w:ilvl w:val="1"/>
+          <w:numId w:val="1067"/>
+        </w:numPr>
+      </w:pPr>
+      <w:r>
+        <w:t xml:space="preserve">Addressing user-reported bugs such as deprecated function calls (</w:t>
+      </w:r>
+      <w:hyperlink r:id="rId265">
+        <w:r>
+          <w:rPr>
+            <w:rStyle w:val="Hyperlink"/>
+          </w:rPr>
+          <w:t xml:space="preserve">issue</w:t>
+        </w:r>
+      </w:hyperlink>
+      <w:r>
+        <w:t xml:space="preserve">).</w:t>
+      </w:r>
+    </w:p>
+    <w:p>
+      <w:r>
+        <w:pict>
+          <v:rect style="width:0;height:1.5pt" o:hralign="center" o:hrstd="t" o:hr="t"/>
+        </w:pict>
+      </w:r>
+    </w:p>
+    <w:bookmarkEnd w:id="266"/>
+    <w:bookmarkEnd w:id="267"/>
+    <w:bookmarkStart w:id="271" w:name="documentation-docs"/>
+    <w:p>
+      <w:pPr>
+        <w:pStyle w:val="Heading3"/>
+      </w:pPr>
+      <w:r>
+        <w:t xml:space="preserve">11.3.5 Documentation (docs)</w:t>
+      </w:r>
+    </w:p>
+    <w:bookmarkStart w:id="270" w:name="infrastructure-environment"/>
+    <w:p>
+      <w:pPr>
+        <w:pStyle w:val="Heading4"/>
+      </w:pPr>
+      <w:r>
+        <w:t xml:space="preserve">11.3.5.1 Infrastructure &amp; Environment</w:t>
+      </w:r>
+    </w:p>
+    <w:p>
+      <w:pPr>
+        <w:pStyle w:val="Compact"/>
+        <w:numPr>
+          <w:ilvl w:val="0"/>
+          <w:numId w:val="1068"/>
+        </w:numPr>
+      </w:pPr>
+      <w:r>
+        <w:rPr>
+          <w:b/>
+          <w:bCs/>
+        </w:rPr>
+        <w:t xml:space="preserve">Documentation Site Updates</w:t>
+      </w:r>
+    </w:p>
+    <w:p>
+      <w:pPr>
+        <w:pStyle w:val="Compact"/>
+        <w:numPr>
           <w:ilvl w:val="1"/>
           <w:numId w:val="1069"/>
         </w:numPr>
       </w:pPr>
       <w:r>
+        <w:t xml:space="preserve">Added documentation for new packages and ingestion workflows (</w:t>
+      </w:r>
+      <w:hyperlink r:id="rId268">
+        <w:r>
+          <w:rPr>
+            <w:rStyle w:val="Hyperlink"/>
+          </w:rPr>
+          <w:t xml:space="preserve">commit</w:t>
+        </w:r>
+      </w:hyperlink>
+      <w:r>
+        <w:t xml:space="preserve">).</w:t>
+      </w:r>
+    </w:p>
+    <w:p>
+      <w:pPr>
+        <w:pStyle w:val="Compact"/>
+        <w:numPr>
+          <w:ilvl w:val="1"/>
+          <w:numId w:val="1069"/>
+        </w:numPr>
+      </w:pPr>
+      <w:r>
         <w:t xml:space="preserve">Improved environment handling for rendering with Quarto and Chromium (</w:t>
       </w:r>
-      <w:hyperlink r:id="rId266">
+      <w:hyperlink r:id="rId269">
         <w:r>
           <w:rPr>
             <w:rStyle w:val="Hyperlink"/>
@@ -35186,9 +35731,9 @@
         </w:pict>
       </w:r>
     </w:p>
-    <w:bookmarkEnd w:id="267"/>
-    <w:bookmarkEnd w:id="268"/>
-    <w:bookmarkStart w:id="270" w:name="server"/>
+    <w:bookmarkEnd w:id="270"/>
+    <w:bookmarkEnd w:id="271"/>
+    <w:bookmarkStart w:id="273" w:name="server"/>
     <w:p>
       <w:pPr>
         <w:pStyle w:val="Heading3"/>
@@ -35197,7 +35742,7 @@
         <w:t xml:space="preserve">11.3.6 Server</w:t>
       </w:r>
     </w:p>
-    <w:bookmarkStart w:id="269" w:name="backend-infrastructure"/>
+    <w:bookmarkStart w:id="272" w:name="backend-infrastructure"/>
     <w:p>
       <w:pPr>
         <w:pStyle w:val="Heading4"/>
@@ -35253,9 +35798,9 @@
         </w:pict>
       </w:r>
     </w:p>
-    <w:bookmarkEnd w:id="269"/>
-    <w:bookmarkEnd w:id="270"/>
-    <w:bookmarkStart w:id="275" w:name="workflows"/>
+    <w:bookmarkEnd w:id="272"/>
+    <w:bookmarkEnd w:id="273"/>
+    <w:bookmarkStart w:id="278" w:name="workflows"/>
     <w:p>
       <w:pPr>
         <w:pStyle w:val="Heading3"/>
@@ -35264,7 +35809,7 @@
         <w:t xml:space="preserve">11.3.7 Workflows</w:t>
       </w:r>
     </w:p>
-    <w:bookmarkStart w:id="274" w:name="X9992dbdca38798687025ab1100a6897f17837b4"/>
+    <w:bookmarkStart w:id="277" w:name="X9992dbdca38798687025ab1100a6897f17837b4"/>
     <w:p>
       <w:pPr>
         <w:pStyle w:val="Heading4"/>
@@ -35300,7 +35845,7 @@
       <w:r>
         <w:t xml:space="preserve">Multiple commits show ongoing development of data ingestion, harmonization, and visualization workflows (</w:t>
       </w:r>
-      <w:hyperlink r:id="rId271">
+      <w:hyperlink r:id="rId274">
         <w:r>
           <w:rPr>
             <w:rStyle w:val="Hyperlink"/>
@@ -35314,7 +35859,7 @@
       <w:r>
         <w:t xml:space="preserve"> </w:t>
       </w:r>
-      <w:hyperlink r:id="rId272">
+      <w:hyperlink r:id="rId275">
         <w:r>
           <w:rPr>
             <w:rStyle w:val="Hyperlink"/>
@@ -35353,7 +35898,7 @@
       <w:r>
         <w:t xml:space="preserve">Registering datasets with ODIS (using JSON-LD) for broader interoperability (</w:t>
       </w:r>
-      <w:hyperlink r:id="rId273">
+      <w:hyperlink r:id="rId276">
         <w:r>
           <w:rPr>
             <w:rStyle w:val="Hyperlink"/>
@@ -35428,9 +35973,9 @@
         </w:pict>
       </w:r>
     </w:p>
-    <w:bookmarkEnd w:id="274"/>
-    <w:bookmarkEnd w:id="275"/>
-    <w:bookmarkStart w:id="279" w:name="key-themes-impact"/>
+    <w:bookmarkEnd w:id="277"/>
+    <w:bookmarkEnd w:id="278"/>
+    <w:bookmarkStart w:id="282" w:name="key-themes-impact"/>
     <w:p>
       <w:pPr>
         <w:pStyle w:val="Heading3"/>
@@ -35439,7 +35984,7 @@
         <w:t xml:space="preserve">11.3.8 Key Themes &amp; Impact</w:t>
       </w:r>
     </w:p>
-    <w:bookmarkStart w:id="276" w:name="integration-interoperability"/>
+    <w:bookmarkStart w:id="279" w:name="integration-interoperability"/>
     <w:p>
       <w:pPr>
         <w:pStyle w:val="Heading4"/>
@@ -35472,8 +36017,8 @@
         <w:t xml:space="preserve">Enhanced interoperability through ODIS registration and harmonized workflows.</w:t>
       </w:r>
     </w:p>
-    <w:bookmarkEnd w:id="276"/>
-    <w:bookmarkStart w:id="277" w:name="data-accessibility-usability"/>
+    <w:bookmarkEnd w:id="279"/>
+    <w:bookmarkStart w:id="280" w:name="data-accessibility-usability"/>
     <w:p>
       <w:pPr>
         <w:pStyle w:val="Heading4"/>
@@ -35506,8 +36051,8 @@
         <w:t xml:space="preserve">Expanded support for spatial management areas and ecological datasets.</w:t>
       </w:r>
     </w:p>
-    <w:bookmarkEnd w:id="277"/>
-    <w:bookmarkStart w:id="278" w:name="infrastructure-sustainability"/>
+    <w:bookmarkEnd w:id="280"/>
+    <w:bookmarkStart w:id="281" w:name="infrastructure-sustainability"/>
     <w:p>
       <w:pPr>
         <w:pStyle w:val="Heading4"/>
@@ -35535,9 +36080,9 @@
         </w:pict>
       </w:r>
     </w:p>
-    <w:bookmarkEnd w:id="278"/>
-    <w:bookmarkEnd w:id="279"/>
-    <w:bookmarkStart w:id="281" w:name="for-more-details"/>
+    <w:bookmarkEnd w:id="281"/>
+    <w:bookmarkEnd w:id="282"/>
+    <w:bookmarkStart w:id="284" w:name="for-more-details"/>
     <w:p>
       <w:pPr>
         <w:pStyle w:val="Heading3"/>
@@ -35575,7 +36120,7 @@
       <w:r>
         <w:t xml:space="preserve"> </w:t>
       </w:r>
-      <w:hyperlink r:id="rId280">
+      <w:hyperlink r:id="rId283">
         <w:r>
           <w:rPr>
             <w:rStyle w:val="Hyperlink"/>
@@ -35590,10 +36135,10 @@
         <w:t xml:space="preserve">and filter by year.</w:t>
       </w:r>
     </w:p>
-    <w:bookmarkEnd w:id="281"/>
-    <w:bookmarkEnd w:id="282"/>
-    <w:bookmarkEnd w:id="283"/>
-    <w:bookmarkStart w:id="292" w:name="references"/>
+    <w:bookmarkEnd w:id="284"/>
+    <w:bookmarkEnd w:id="285"/>
+    <w:bookmarkEnd w:id="286"/>
+    <w:bookmarkStart w:id="295" w:name="references"/>
     <w:p>
       <w:pPr>
         <w:pStyle w:val="Heading1"/>
@@ -35602,7 +36147,7 @@
         <w:t xml:space="preserve">12. References</w:t>
       </w:r>
     </w:p>
-    <w:bookmarkStart w:id="291" w:name="r-packages"/>
+    <w:bookmarkStart w:id="294" w:name="r-packages"/>
     <w:p>
       <w:pPr>
         <w:pStyle w:val="Heading2"/>
@@ -35698,8 +36243,8 @@
         <w:t xml:space="preserve">)</w:t>
       </w:r>
     </w:p>
-    <w:bookmarkStart w:id="290" w:name="refs"/>
-    <w:bookmarkStart w:id="285" w:name="ref-R-quarto"/>
+    <w:bookmarkStart w:id="293" w:name="refs"/>
+    <w:bookmarkStart w:id="288" w:name="ref-R-quarto"/>
     <w:p>
       <w:pPr>
         <w:pStyle w:val="Bibliography"/>
@@ -35723,7 +36268,7 @@
       <w:r>
         <w:t xml:space="preserve"> </w:t>
       </w:r>
-      <w:hyperlink r:id="rId284">
+      <w:hyperlink r:id="rId287">
         <w:r>
           <w:rPr>
             <w:rStyle w:val="Hyperlink"/>
@@ -35735,8 +36280,8 @@
         <w:t xml:space="preserve">.</w:t>
       </w:r>
     </w:p>
-    <w:bookmarkEnd w:id="285"/>
-    <w:bookmarkStart w:id="287" w:name="ref-R-shiny"/>
+    <w:bookmarkEnd w:id="288"/>
+    <w:bookmarkStart w:id="290" w:name="ref-R-shiny"/>
     <w:p>
       <w:pPr>
         <w:pStyle w:val="Bibliography"/>
@@ -35760,7 +36305,7 @@
       <w:r>
         <w:t xml:space="preserve"> </w:t>
       </w:r>
-      <w:hyperlink r:id="rId286">
+      <w:hyperlink r:id="rId289">
         <w:r>
           <w:rPr>
             <w:rStyle w:val="Hyperlink"/>
@@ -35772,8 +36317,8 @@
         <w:t xml:space="preserve">.</w:t>
       </w:r>
     </w:p>
-    <w:bookmarkEnd w:id="287"/>
-    <w:bookmarkStart w:id="289" w:name="ref-R-plumber"/>
+    <w:bookmarkEnd w:id="290"/>
+    <w:bookmarkStart w:id="292" w:name="ref-R-plumber"/>
     <w:p>
       <w:pPr>
         <w:pStyle w:val="Bibliography"/>
@@ -35797,7 +36342,7 @@
       <w:r>
         <w:t xml:space="preserve"> </w:t>
       </w:r>
-      <w:hyperlink r:id="rId288">
+      <w:hyperlink r:id="rId291">
         <w:r>
           <w:rPr>
             <w:rStyle w:val="Hyperlink"/>
@@ -35809,10 +36354,10 @@
         <w:t xml:space="preserve">.</w:t>
       </w:r>
     </w:p>
-    <w:bookmarkEnd w:id="289"/>
-    <w:bookmarkEnd w:id="290"/>
-    <w:bookmarkEnd w:id="291"/>
     <w:bookmarkEnd w:id="292"/>
+    <w:bookmarkEnd w:id="293"/>
+    <w:bookmarkEnd w:id="294"/>
+    <w:bookmarkEnd w:id="295"/>
     <w:sectPr>
       <w:footnotePr>
         <w:numRestart w:val="eachSect"/>

--- a/CalCOFI.io.docx
+++ b/CalCOFI.io.docx
@@ -22903,13 +22903,22 @@
     </w:p>
     <w:bookmarkEnd w:id="136"/>
     <w:bookmarkEnd w:id="137"/>
-    <w:bookmarkStart w:id="173" w:name="sec-server-access"/>
+    <w:bookmarkStart w:id="174" w:name="server-access"/>
     <w:p>
       <w:pPr>
         <w:pStyle w:val="Heading1"/>
       </w:pPr>
       <w:r>
-        <w:t xml:space="preserve">7. Server Access: SSH, SFTP &amp; PostgreSQL</w:t>
+        <w:t xml:space="preserve">7. Server Access</w:t>
+      </w:r>
+    </w:p>
+    <w:bookmarkStart w:id="140" w:name="sec-server-access"/>
+    <w:p>
+      <w:pPr>
+        <w:pStyle w:val="Heading2"/>
+      </w:pPr>
+      <w:r>
+        <w:t xml:space="preserve">7.1 SSH, SFTP &amp; PostgreSQL</w:t>
       </w:r>
     </w:p>
     <w:p>
@@ -23218,13 +23227,14 @@
         </w:tc>
       </w:tr>
     </w:tbl>
-    <w:bookmarkStart w:id="153" w:name="sec-server-stack"/>
+    <w:bookmarkEnd w:id="140"/>
+    <w:bookmarkStart w:id="154" w:name="sec-server-stack"/>
     <w:p>
       <w:pPr>
         <w:pStyle w:val="Heading2"/>
       </w:pPr>
       <w:r>
-        <w:t xml:space="preserve">7.1 The stack</w:t>
+        <w:t xml:space="preserve">7.2 The stack</w:t>
       </w:r>
     </w:p>
     <w:p>
@@ -23250,7 +23260,7 @@
       <w:r>
         <w:t xml:space="preserve"> </w:t>
       </w:r>
-      <w:hyperlink r:id="rId140">
+      <w:hyperlink r:id="rId141">
         <w:r>
           <w:rPr>
             <w:rStyle w:val="Hyperlink"/>
@@ -23288,7 +23298,7 @@
       <w:r>
         <w:t xml:space="preserve"> </w:t>
       </w:r>
-      <w:hyperlink r:id="rId141">
+      <w:hyperlink r:id="rId142">
         <w:r>
           <w:rPr>
             <w:rStyle w:val="Hyperlink"/>
@@ -23360,7 +23370,7 @@
             <w:pPr>
               <w:pStyle w:val="Compact"/>
             </w:pPr>
-            <w:hyperlink r:id="rId142">
+            <w:hyperlink r:id="rId143">
               <w:r>
                 <w:rPr>
                   <w:rStyle w:val="Hyperlink"/>
@@ -23393,7 +23403,7 @@
             <w:r>
               <w:t xml:space="preserve">reverse proxy + HTTPS for every subdomain below (</w:t>
             </w:r>
-            <w:hyperlink r:id="rId143">
+            <w:hyperlink r:id="rId144">
               <w:r>
                 <w:rPr>
                   <w:rStyle w:val="VerbatimChar"/>
@@ -23445,7 +23455,7 @@
             <w:r>
               <w:t xml:space="preserve"> </w:t>
             </w:r>
-            <w:hyperlink r:id="rId144">
+            <w:hyperlink r:id="rId145">
               <w:r>
                 <w:rPr>
                   <w:rStyle w:val="Hyperlink"/>
@@ -23488,7 +23498,7 @@
             <w:pPr>
               <w:pStyle w:val="Compact"/>
             </w:pPr>
-            <w:hyperlink r:id="rId145">
+            <w:hyperlink r:id="rId146">
               <w:r>
                 <w:rPr>
                   <w:rStyle w:val="Hyperlink"/>
@@ -23590,55 +23600,6 @@
                 <w:rStyle w:val="VerbatimChar"/>
               </w:rPr>
               <w:t xml:space="preserve">pgadmin</w:t>
-            </w:r>
-          </w:p>
-        </w:tc>
-        <w:tc>
-          <w:tcPr/>
-          <w:p>
-            <w:pPr>
-              <w:pStyle w:val="Compact"/>
-            </w:pPr>
-            <w:hyperlink r:id="rId146">
-              <w:r>
-                <w:rPr>
-                  <w:rStyle w:val="Hyperlink"/>
-                </w:rPr>
-                <w:t xml:space="preserve">pgadmin.calcofi.io</w:t>
-              </w:r>
-            </w:hyperlink>
-            <w:r>
-              <w:t xml:space="preserve"> </w:t>
-            </w:r>
-            <w:r>
-              <w:t xml:space="preserve">— web UI onto PostgreSQL</w:t>
-            </w:r>
-          </w:p>
-        </w:tc>
-      </w:tr>
-      <w:tr>
-        <w:tc>
-          <w:tcPr/>
-          <w:p>
-            <w:pPr>
-              <w:pStyle w:val="Compact"/>
-            </w:pPr>
-            <w:r>
-              <w:t xml:space="preserve">pg_tileserv</w:t>
-            </w:r>
-          </w:p>
-        </w:tc>
-        <w:tc>
-          <w:tcPr/>
-          <w:p>
-            <w:pPr>
-              <w:pStyle w:val="Compact"/>
-            </w:pPr>
-            <w:r>
-              <w:rPr>
-                <w:rStyle w:val="VerbatimChar"/>
-              </w:rPr>
-              <w:t xml:space="preserve">pg_tileserv</w:t>
             </w:r>
           </w:p>
         </w:tc>
@@ -23653,14 +23614,14 @@
                 <w:rPr>
                   <w:rStyle w:val="Hyperlink"/>
                 </w:rPr>
-                <w:t xml:space="preserve">tile.calcofi.io</w:t>
+                <w:t xml:space="preserve">pgadmin.calcofi.io</w:t>
               </w:r>
             </w:hyperlink>
             <w:r>
               <w:t xml:space="preserve"> </w:t>
             </w:r>
             <w:r>
-              <w:t xml:space="preserve">— vector tiles from PostGIS</w:t>
+              <w:t xml:space="preserve">— web UI onto PostgreSQL</w:t>
             </w:r>
           </w:p>
         </w:tc>
@@ -23673,7 +23634,7 @@
               <w:pStyle w:val="Compact"/>
             </w:pPr>
             <w:r>
-              <w:t xml:space="preserve">ERDDAP</w:t>
+              <w:t xml:space="preserve">pg_tileserv</w:t>
             </w:r>
           </w:p>
         </w:tc>
@@ -23687,7 +23648,7 @@
               <w:rPr>
                 <w:rStyle w:val="VerbatimChar"/>
               </w:rPr>
-              <w:t xml:space="preserve">erddap</w:t>
+              <w:t xml:space="preserve">pg_tileserv</w:t>
             </w:r>
           </w:p>
         </w:tc>
@@ -23702,14 +23663,14 @@
                 <w:rPr>
                   <w:rStyle w:val="Hyperlink"/>
                 </w:rPr>
-                <w:t xml:space="preserve">erddap.calcofi.io</w:t>
+                <w:t xml:space="preserve">tile.calcofi.io</w:t>
               </w:r>
             </w:hyperlink>
             <w:r>
               <w:t xml:space="preserve"> </w:t>
             </w:r>
             <w:r>
-              <w:t xml:space="preserve">— tabular data services</w:t>
+              <w:t xml:space="preserve">— vector tiles from PostGIS</w:t>
             </w:r>
           </w:p>
         </w:tc>
@@ -23722,7 +23683,7 @@
               <w:pStyle w:val="Compact"/>
             </w:pPr>
             <w:r>
-              <w:t xml:space="preserve">plumber</w:t>
+              <w:t xml:space="preserve">ERDDAP</w:t>
             </w:r>
           </w:p>
         </w:tc>
@@ -23736,7 +23697,7 @@
               <w:rPr>
                 <w:rStyle w:val="VerbatimChar"/>
               </w:rPr>
-              <w:t xml:space="preserve">plumber</w:t>
+              <w:t xml:space="preserve">erddap</w:t>
             </w:r>
           </w:p>
         </w:tc>
@@ -23751,14 +23712,14 @@
                 <w:rPr>
                   <w:rStyle w:val="Hyperlink"/>
                 </w:rPr>
-                <w:t xml:space="preserve">api.calcofi.io</w:t>
+                <w:t xml:space="preserve">erddap.calcofi.io</w:t>
               </w:r>
             </w:hyperlink>
             <w:r>
               <w:t xml:space="preserve"> </w:t>
             </w:r>
             <w:r>
-              <w:t xml:space="preserve">— the R API</w:t>
+              <w:t xml:space="preserve">— tabular data services</w:t>
             </w:r>
           </w:p>
         </w:tc>
@@ -23771,7 +23732,7 @@
               <w:pStyle w:val="Compact"/>
             </w:pPr>
             <w:r>
-              <w:t xml:space="preserve">Varnish</w:t>
+              <w:t xml:space="preserve">plumber</w:t>
             </w:r>
           </w:p>
         </w:tc>
@@ -23785,7 +23746,7 @@
               <w:rPr>
                 <w:rStyle w:val="VerbatimChar"/>
               </w:rPr>
-              <w:t xml:space="preserve">varnish</w:t>
+              <w:t xml:space="preserve">plumber</w:t>
             </w:r>
           </w:p>
         </w:tc>
@@ -23800,6 +23761,55 @@
                 <w:rPr>
                   <w:rStyle w:val="Hyperlink"/>
                 </w:rPr>
+                <w:t xml:space="preserve">api.calcofi.io</w:t>
+              </w:r>
+            </w:hyperlink>
+            <w:r>
+              <w:t xml:space="preserve"> </w:t>
+            </w:r>
+            <w:r>
+              <w:t xml:space="preserve">— the R API</w:t>
+            </w:r>
+          </w:p>
+        </w:tc>
+      </w:tr>
+      <w:tr>
+        <w:tc>
+          <w:tcPr/>
+          <w:p>
+            <w:pPr>
+              <w:pStyle w:val="Compact"/>
+            </w:pPr>
+            <w:r>
+              <w:t xml:space="preserve">Varnish</w:t>
+            </w:r>
+          </w:p>
+        </w:tc>
+        <w:tc>
+          <w:tcPr/>
+          <w:p>
+            <w:pPr>
+              <w:pStyle w:val="Compact"/>
+            </w:pPr>
+            <w:r>
+              <w:rPr>
+                <w:rStyle w:val="VerbatimChar"/>
+              </w:rPr>
+              <w:t xml:space="preserve">varnish</w:t>
+            </w:r>
+          </w:p>
+        </w:tc>
+        <w:tc>
+          <w:tcPr/>
+          <w:p>
+            <w:pPr>
+              <w:pStyle w:val="Compact"/>
+            </w:pPr>
+            <w:hyperlink r:id="rId151">
+              <w:r>
+                <w:rPr>
+                  <w:rStyle w:val="Hyperlink"/>
+                </w:rPr>
                 <w:t xml:space="preserve">h3t.calcofi.io</w:t>
               </w:r>
             </w:hyperlink>
@@ -23837,7 +23847,7 @@
       <w:r>
         <w:t xml:space="preserve"> </w:t>
       </w:r>
-      <w:hyperlink r:id="rId151">
+      <w:hyperlink r:id="rId152">
         <w:r>
           <w:rPr>
             <w:rStyle w:val="Hyperlink"/>
@@ -23854,7 +23864,7 @@
       <w:r>
         <w:t xml:space="preserve"> </w:t>
       </w:r>
-      <w:hyperlink r:id="rId152">
+      <w:hyperlink r:id="rId153">
         <w:r>
           <w:rPr>
             <w:rStyle w:val="Hyperlink"/>
@@ -23875,14 +23885,14 @@
         <w:t xml:space="preserve">public Google Cloud Storage buckets).</w:t>
       </w:r>
     </w:p>
-    <w:bookmarkEnd w:id="153"/>
-    <w:bookmarkStart w:id="154" w:name="sec-account"/>
+    <w:bookmarkEnd w:id="154"/>
+    <w:bookmarkStart w:id="155" w:name="sec-account"/>
     <w:p>
       <w:pPr>
         <w:pStyle w:val="Heading2"/>
       </w:pPr>
       <w:r>
-        <w:t xml:space="preserve">7.2 Getting an account</w:t>
+        <w:t xml:space="preserve">7.3 Getting an account</w:t>
       </w:r>
     </w:p>
     <w:p>
@@ -24192,7 +24202,7 @@
             <w:pPr>
               <w:pStyle w:val="Compact"/>
             </w:pPr>
-            <w:hyperlink r:id="rId146">
+            <w:hyperlink r:id="rId147">
               <w:r>
                 <w:rPr>
                   <w:rStyle w:val="Hyperlink"/>
@@ -24227,7 +24237,7 @@
             <w:pPr>
               <w:pStyle w:val="Compact"/>
             </w:pPr>
-            <w:hyperlink r:id="rId145">
+            <w:hyperlink r:id="rId146">
               <w:r>
                 <w:rPr>
                   <w:rStyle w:val="Hyperlink"/>
@@ -24299,7 +24309,7 @@
         <w:t xml:space="preserve">computer:</w:t>
       </w:r>
     </w:p>
-    <w:bookmarkEnd w:id="154"/>
+    <w:bookmarkEnd w:id="155"/>
     <w:p>
       <w:pPr>
         <w:pStyle w:val="Heading2"/>
@@ -24814,13 +24824,13 @@
         <w:t xml:space="preserve">is revoked and you send a new one.</w:t>
       </w:r>
     </w:p>
-    <w:bookmarkStart w:id="155" w:name="sec-ssh"/>
+    <w:bookmarkStart w:id="156" w:name="sec-ssh"/>
     <w:p>
       <w:pPr>
         <w:pStyle w:val="Heading2"/>
       </w:pPr>
       <w:r>
-        <w:t xml:space="preserve">7.3 Step 1 — SSH in</w:t>
+        <w:t xml:space="preserve">7.4 Step 1 — SSH in</w:t>
       </w:r>
     </w:p>
     <w:p>
@@ -24864,7 +24874,7 @@
         <w:t xml:space="preserve">line is the database tunnel (next section).</w:t>
       </w:r>
     </w:p>
-    <w:bookmarkEnd w:id="155"/>
+    <w:bookmarkEnd w:id="156"/>
     <w:p>
       <w:pPr>
         <w:pStyle w:val="Heading2"/>
@@ -25414,18 +25424,18 @@
                 <wp:inline>
                   <wp:extent cx="152400" cy="152400"/>
                   <wp:effectExtent b="0" l="0" r="0" t="0"/>
-                  <wp:docPr descr="" title="" id="157" name="Picture"/>
+                  <wp:docPr descr="" title="" id="158" name="Picture"/>
                   <a:graphic>
                     <a:graphicData uri="http://schemas.openxmlformats.org/drawingml/2006/picture">
                       <pic:pic>
                         <pic:nvPicPr>
-                          <pic:cNvPr descr="/Applications/quarto/share/formats/docx/tip.png" id="158" name="Picture"/>
+                          <pic:cNvPr descr="/Applications/quarto/share/formats/docx/tip.png" id="159" name="Picture"/>
                           <pic:cNvPicPr>
                             <a:picLocks noChangeArrowheads="1" noChangeAspect="1"/>
                           </pic:cNvPicPr>
                         </pic:nvPicPr>
                         <pic:blipFill>
-                          <a:blip r:embed="rId156"/>
+                          <a:blip r:embed="rId157"/>
                           <a:stretch>
                             <a:fillRect/>
                           </a:stretch>
@@ -25568,13 +25578,13 @@
         </w:tc>
       </w:tr>
     </w:tbl>
-    <w:bookmarkStart w:id="159" w:name="sec-pgpass"/>
+    <w:bookmarkStart w:id="160" w:name="sec-pgpass"/>
     <w:p>
       <w:pPr>
         <w:pStyle w:val="Heading2"/>
       </w:pPr>
       <w:r>
-        <w:t xml:space="preserve">7.4 Step 2 — your database password</w:t>
+        <w:t xml:space="preserve">7.5 Step 2 — your database password</w:t>
       </w:r>
     </w:p>
     <w:p>
@@ -25734,7 +25744,7 @@
         <w:t xml:space="preserve">:</w:t>
       </w:r>
     </w:p>
-    <w:bookmarkEnd w:id="159"/>
+    <w:bookmarkEnd w:id="160"/>
     <w:p>
       <w:pPr>
         <w:pStyle w:val="Heading2"/>
@@ -25939,7 +25949,7 @@
       <w:r>
         <w:t xml:space="preserve"> </w:t>
       </w:r>
-      <w:hyperlink r:id="rId146">
+      <w:hyperlink r:id="rId147">
         <w:r>
           <w:rPr>
             <w:rStyle w:val="Hyperlink"/>
@@ -25960,13 +25970,13 @@
         <w:t xml:space="preserve">email).</w:t>
       </w:r>
     </w:p>
-    <w:bookmarkStart w:id="165" w:name="sec-tunnel"/>
+    <w:bookmarkStart w:id="166" w:name="sec-tunnel"/>
     <w:p>
       <w:pPr>
         <w:pStyle w:val="Heading2"/>
       </w:pPr>
       <w:r>
-        <w:t xml:space="preserve">7.5 Step 3 — the database over the tunnel</w:t>
+        <w:t xml:space="preserve">7.6 Step 3 — the database over the tunnel</w:t>
       </w:r>
     </w:p>
     <w:p>
@@ -26505,18 +26515,18 @@
                 <wp:inline>
                   <wp:extent cx="152400" cy="152400"/>
                   <wp:effectExtent b="0" l="0" r="0" t="0"/>
-                  <wp:docPr descr="" title="" id="161" name="Picture"/>
+                  <wp:docPr descr="" title="" id="162" name="Picture"/>
                   <a:graphic>
                     <a:graphicData uri="http://schemas.openxmlformats.org/drawingml/2006/picture">
                       <pic:pic>
                         <pic:nvPicPr>
-                          <pic:cNvPr descr="/Applications/quarto/share/formats/docx/warning.png" id="162" name="Picture"/>
+                          <pic:cNvPr descr="/Applications/quarto/share/formats/docx/warning.png" id="163" name="Picture"/>
                           <pic:cNvPicPr>
                             <a:picLocks noChangeArrowheads="1" noChangeAspect="1"/>
                           </pic:cNvPicPr>
                         </pic:nvPicPr>
                         <pic:blipFill>
-                          <a:blip r:embed="rId160"/>
+                          <a:blip r:embed="rId161"/>
                           <a:stretch>
                             <a:fillRect/>
                           </a:stretch>
@@ -26749,13 +26759,13 @@
         </w:tc>
       </w:tr>
     </w:tbl>
-    <w:bookmarkStart w:id="164" w:name="graphical-clients"/>
+    <w:bookmarkStart w:id="165" w:name="graphical-clients"/>
     <w:p>
       <w:pPr>
         <w:pStyle w:val="Heading3"/>
       </w:pPr>
       <w:r>
-        <w:t xml:space="preserve">7.5.1 Graphical clients</w:t>
+        <w:t xml:space="preserve">7.6.1 Graphical clients</w:t>
       </w:r>
     </w:p>
     <w:tbl>
@@ -26828,7 +26838,7 @@
             <w:r>
               <w:t xml:space="preserve">(</w:t>
             </w:r>
-            <w:hyperlink r:id="rId163">
+            <w:hyperlink r:id="rId164">
               <w:r>
                 <w:rPr>
                   <w:rStyle w:val="Hyperlink"/>
@@ -27270,7 +27280,7 @@
             <w:r>
               <w:t xml:space="preserve">(</w:t>
             </w:r>
-            <w:hyperlink r:id="rId145">
+            <w:hyperlink r:id="rId146">
               <w:r>
                 <w:rPr>
                   <w:rStyle w:val="Hyperlink"/>
@@ -27337,15 +27347,15 @@
         </w:tc>
       </w:tr>
     </w:tbl>
-    <w:bookmarkEnd w:id="164"/>
     <w:bookmarkEnd w:id="165"/>
-    <w:bookmarkStart w:id="166" w:name="sec-r"/>
+    <w:bookmarkEnd w:id="166"/>
+    <w:bookmarkStart w:id="167" w:name="sec-r"/>
     <w:p>
       <w:pPr>
         <w:pStyle w:val="Heading2"/>
       </w:pPr>
       <w:r>
-        <w:t xml:space="preserve">7.6 From R</w:t>
+        <w:t xml:space="preserve">7.7 From R</w:t>
       </w:r>
     </w:p>
     <w:p>
@@ -28183,14 +28193,14 @@
         <w:t xml:space="preserve">.</w:t>
       </w:r>
     </w:p>
-    <w:bookmarkEnd w:id="166"/>
-    <w:bookmarkStart w:id="167" w:name="sec-python"/>
+    <w:bookmarkEnd w:id="167"/>
+    <w:bookmarkStart w:id="168" w:name="sec-python"/>
     <w:p>
       <w:pPr>
         <w:pStyle w:val="Heading2"/>
       </w:pPr>
       <w:r>
-        <w:t xml:space="preserve">7.7 From Python</w:t>
+        <w:t xml:space="preserve">7.8 From Python</w:t>
       </w:r>
     </w:p>
     <w:p>
@@ -28636,14 +28646,14 @@
         <w:t xml:space="preserve">, no password in the URL.</w:t>
       </w:r>
     </w:p>
-    <w:bookmarkEnd w:id="167"/>
-    <w:bookmarkStart w:id="169" w:name="sec-duckdb-pg"/>
+    <w:bookmarkEnd w:id="168"/>
+    <w:bookmarkStart w:id="170" w:name="sec-duckdb-pg"/>
     <w:p>
       <w:pPr>
         <w:pStyle w:val="Heading2"/>
       </w:pPr>
       <w:r>
-        <w:t xml:space="preserve">7.8 DuckDB ↔ PostgreSQL</w:t>
+        <w:t xml:space="preserve">7.9 DuckDB ↔ PostgreSQL</w:t>
       </w:r>
     </w:p>
     <w:p>
@@ -29324,7 +29334,7 @@
       <w:r>
         <w:t xml:space="preserve"> </w:t>
       </w:r>
-      <w:hyperlink r:id="rId168">
+      <w:hyperlink r:id="rId169">
         <w:r>
           <w:rPr>
             <w:rStyle w:val="VerbatimChar"/>
@@ -29866,14 +29876,14 @@
         <w:t xml:space="preserve">better filtered in DuckDB on your laptop than pulled through the server.)</w:t>
       </w:r>
     </w:p>
-    <w:bookmarkEnd w:id="169"/>
-    <w:bookmarkStart w:id="170" w:name="sec-ctd-db"/>
+    <w:bookmarkEnd w:id="170"/>
+    <w:bookmarkStart w:id="171" w:name="sec-ctd-db"/>
     <w:p>
       <w:pPr>
         <w:pStyle w:val="Heading2"/>
       </w:pPr>
       <w:r>
-        <w:t xml:space="preserve">7.9 The CTD QA/QC database</w:t>
+        <w:t xml:space="preserve">7.10 The CTD QA/QC database</w:t>
       </w:r>
     </w:p>
     <w:p>
@@ -30991,14 +31001,14 @@
         <w:t xml:space="preserve">.</w:t>
       </w:r>
     </w:p>
-    <w:bookmarkEnd w:id="170"/>
-    <w:bookmarkStart w:id="171" w:name="sec-sftp"/>
+    <w:bookmarkEnd w:id="171"/>
+    <w:bookmarkStart w:id="172" w:name="sec-sftp"/>
     <w:p>
       <w:pPr>
         <w:pStyle w:val="Heading2"/>
       </w:pPr>
       <w:r>
-        <w:t xml:space="preserve">7.10 Files: SFTP and the shared folder</w:t>
+        <w:t xml:space="preserve">7.11 Files: SFTP and the shared folder</w:t>
       </w:r>
     </w:p>
     <w:p>
@@ -31246,14 +31256,14 @@
         <w:t xml:space="preserve">Your home directory is on the small system disk — keep it for dotfiles and scripts.</w:t>
       </w:r>
     </w:p>
-    <w:bookmarkEnd w:id="171"/>
-    <w:bookmarkStart w:id="172" w:name="sec-etiquette"/>
+    <w:bookmarkEnd w:id="172"/>
+    <w:bookmarkStart w:id="173" w:name="sec-etiquette"/>
     <w:p>
       <w:pPr>
         <w:pStyle w:val="Heading2"/>
       </w:pPr>
       <w:r>
-        <w:t xml:space="preserve">7.11 Etiquette &amp; limits</w:t>
+        <w:t xml:space="preserve">7.12 Etiquette &amp; limits</w:t>
       </w:r>
     </w:p>
     <w:p>
@@ -31460,9 +31470,9 @@
         <w:t xml:space="preserve">: Ben Best (bebest@ucsd.edu).</w:t>
       </w:r>
     </w:p>
-    <w:bookmarkEnd w:id="172"/>
     <w:bookmarkEnd w:id="173"/>
-    <w:bookmarkStart w:id="185" w:name="matching-helpers"/>
+    <w:bookmarkEnd w:id="174"/>
+    <w:bookmarkStart w:id="186" w:name="matching-helpers"/>
     <w:p>
       <w:pPr>
         <w:pStyle w:val="Heading1"/>
@@ -31576,7 +31586,7 @@
       <w:r>
         <w:t xml:space="preserve"> </w:t>
       </w:r>
-      <w:hyperlink r:id="rId174">
+      <w:hyperlink r:id="rId175">
         <w:r>
           <w:rPr>
             <w:rStyle w:val="Hyperlink"/>
@@ -31651,7 +31661,7 @@
         <w:t xml:space="preserve">match tables that are no longer part of releases.</w:t>
       </w:r>
     </w:p>
-    <w:bookmarkStart w:id="175" w:name="install"/>
+    <w:bookmarkStart w:id="176" w:name="install"/>
     <w:p>
       <w:pPr>
         <w:pStyle w:val="Heading2"/>
@@ -31739,8 +31749,8 @@
         <w:t xml:space="preserve">extensions (the functions install/load these for you).</w:t>
       </w:r>
     </w:p>
-    <w:bookmarkEnd w:id="175"/>
-    <w:bookmarkStart w:id="176" w:name="the-wrappers"/>
+    <w:bookmarkEnd w:id="176"/>
+    <w:bookmarkStart w:id="177" w:name="the-wrappers"/>
     <w:p>
       <w:pPr>
         <w:pStyle w:val="Heading2"/>
@@ -32292,8 +32302,8 @@
         <w:t xml:space="preserve">)</w:t>
       </w:r>
     </w:p>
-    <w:bookmarkEnd w:id="176"/>
-    <w:bookmarkStart w:id="179" w:name="X0a4a95b7a4fdc45c60732610c74f5d0b5ae5ca9"/>
+    <w:bookmarkEnd w:id="177"/>
+    <w:bookmarkStart w:id="180" w:name="X0a4a95b7a4fdc45c60732610c74f5d0b5ae5ca9"/>
     <w:p>
       <w:pPr>
         <w:pStyle w:val="Heading2"/>
@@ -33024,12 +33034,12 @@
                 <wp:inline>
                   <wp:extent cx="152400" cy="152400"/>
                   <wp:effectExtent b="0" l="0" r="0" t="0"/>
-                  <wp:docPr descr="" title="" id="177" name="Picture"/>
+                  <wp:docPr descr="" title="" id="178" name="Picture"/>
                   <a:graphic>
                     <a:graphicData uri="http://schemas.openxmlformats.org/drawingml/2006/picture">
                       <pic:pic>
                         <pic:nvPicPr>
-                          <pic:cNvPr descr="/Applications/quarto/share/formats/docx/note.png" id="178" name="Picture"/>
+                          <pic:cNvPr descr="/Applications/quarto/share/formats/docx/note.png" id="179" name="Picture"/>
                           <pic:cNvPicPr>
                             <a:picLocks noChangeArrowheads="1" noChangeAspect="1"/>
                           </pic:cNvPicPr>
@@ -33124,8 +33134,8 @@
         </w:tc>
       </w:tr>
     </w:tbl>
-    <w:bookmarkEnd w:id="179"/>
-    <w:bookmarkStart w:id="180" w:name="reproducible-sql"/>
+    <w:bookmarkEnd w:id="180"/>
+    <w:bookmarkStart w:id="181" w:name="reproducible-sql"/>
     <w:p>
       <w:pPr>
         <w:pStyle w:val="Heading2"/>
@@ -33475,8 +33485,8 @@
         <w:t xml:space="preserve">(sql)</w:t>
       </w:r>
     </w:p>
-    <w:bookmarkEnd w:id="180"/>
-    <w:bookmarkStart w:id="181" w:name="run-it-from-anywhere-1"/>
+    <w:bookmarkEnd w:id="181"/>
+    <w:bookmarkStart w:id="182" w:name="run-it-from-anywhere-1"/>
     <w:p>
       <w:pPr>
         <w:pStyle w:val="Heading2"/>
@@ -33789,8 +33799,8 @@
         <w:t xml:space="preserve">s.</w:t>
       </w:r>
     </w:p>
-    <w:bookmarkEnd w:id="181"/>
-    <w:bookmarkStart w:id="182" w:name="the-core-engine-cc_match_bio_env"/>
+    <w:bookmarkEnd w:id="182"/>
+    <w:bookmarkStart w:id="183" w:name="the-core-engine-cc_match_bio_env"/>
     <w:p>
       <w:pPr>
         <w:pStyle w:val="Heading2"/>
@@ -34367,8 +34377,8 @@
         <w:t xml:space="preserve">so the emitted SQL stays portable.</w:t>
       </w:r>
     </w:p>
-    <w:bookmarkEnd w:id="182"/>
-    <w:bookmarkStart w:id="183" w:name="parameters"/>
+    <w:bookmarkEnd w:id="183"/>
+    <w:bookmarkStart w:id="184" w:name="parameters"/>
     <w:p>
       <w:pPr>
         <w:pStyle w:val="Heading2"/>
@@ -34797,8 +34807,8 @@
         <w:t xml:space="preserve">.</w:t>
       </w:r>
     </w:p>
-    <w:bookmarkEnd w:id="183"/>
-    <w:bookmarkStart w:id="184" w:name="migrating-from-the-api"/>
+    <w:bookmarkEnd w:id="184"/>
+    <w:bookmarkStart w:id="185" w:name="migrating-from-the-api"/>
     <w:p>
       <w:pPr>
         <w:pStyle w:val="Heading2"/>
@@ -35190,9 +35200,9 @@
         <w:t xml:space="preserve">table.</w:t>
       </w:r>
     </w:p>
-    <w:bookmarkEnd w:id="184"/>
     <w:bookmarkEnd w:id="185"/>
-    <w:bookmarkStart w:id="205" w:name="api"/>
+    <w:bookmarkEnd w:id="186"/>
+    <w:bookmarkStart w:id="206" w:name="api"/>
     <w:p>
       <w:pPr>
         <w:pStyle w:val="Heading1"/>
@@ -35242,12 +35252,12 @@
                 <wp:inline>
                   <wp:extent cx="152400" cy="152400"/>
                   <wp:effectExtent b="0" l="0" r="0" t="0"/>
-                  <wp:docPr descr="" title="" id="186" name="Picture"/>
+                  <wp:docPr descr="" title="" id="187" name="Picture"/>
                   <a:graphic>
                     <a:graphicData uri="http://schemas.openxmlformats.org/drawingml/2006/picture">
                       <pic:pic>
                         <pic:nvPicPr>
-                          <pic:cNvPr descr="/Applications/quarto/share/formats/docx/important.png" id="187" name="Picture"/>
+                          <pic:cNvPr descr="/Applications/quarto/share/formats/docx/important.png" id="188" name="Picture"/>
                           <pic:cNvPicPr>
                             <a:picLocks noChangeArrowheads="1" noChangeAspect="1"/>
                           </pic:cNvPicPr>
@@ -35330,7 +35340,7 @@
             <w:r>
               <w:t xml:space="preserve"> </w:t>
             </w:r>
-            <w:hyperlink r:id="rId149">
+            <w:hyperlink r:id="rId150">
               <w:r>
                 <w:rPr>
                   <w:rStyle w:val="Hyperlink"/>
@@ -35605,18 +35615,18 @@
                 <wp:inline>
                   <wp:extent cx="152400" cy="152400"/>
                   <wp:effectExtent b="0" l="0" r="0" t="0"/>
-                  <wp:docPr descr="" title="" id="188" name="Picture"/>
+                  <wp:docPr descr="" title="" id="189" name="Picture"/>
                   <a:graphic>
                     <a:graphicData uri="http://schemas.openxmlformats.org/drawingml/2006/picture">
                       <pic:pic>
                         <pic:nvPicPr>
-                          <pic:cNvPr descr="/Applications/quarto/share/formats/docx/tip.png" id="189" name="Picture"/>
+                          <pic:cNvPr descr="/Applications/quarto/share/formats/docx/tip.png" id="190" name="Picture"/>
                           <pic:cNvPicPr>
                             <a:picLocks noChangeArrowheads="1" noChangeAspect="1"/>
                           </pic:cNvPicPr>
                         </pic:nvPicPr>
                         <pic:blipFill>
-                          <a:blip r:embed="rId156"/>
+                          <a:blip r:embed="rId157"/>
                           <a:stretch>
                             <a:fillRect/>
                           </a:stretch>
@@ -35775,7 +35785,7 @@
           <w:numId w:val="1029"/>
         </w:numPr>
       </w:pPr>
-      <w:hyperlink r:id="rId149">
+      <w:hyperlink r:id="rId150">
         <w:r>
           <w:rPr>
             <w:rStyle w:val="Hyperlink"/>
@@ -35784,7 +35794,7 @@
         </w:r>
       </w:hyperlink>
     </w:p>
-    <w:bookmarkStart w:id="196" w:name="endpoint-replacement"/>
+    <w:bookmarkStart w:id="197" w:name="endpoint-replacement"/>
     <w:p>
       <w:pPr>
         <w:pStyle w:val="Heading2"/>
@@ -35887,7 +35897,7 @@
             <w:pPr>
               <w:pStyle w:val="Compact"/>
             </w:pPr>
-            <w:hyperlink r:id="rId190">
+            <w:hyperlink r:id="rId191">
               <w:r>
                 <w:rPr>
                   <w:rStyle w:val="Hyperlink"/>
@@ -35941,7 +35951,7 @@
             <w:pPr>
               <w:pStyle w:val="Compact"/>
             </w:pPr>
-            <w:hyperlink r:id="rId191">
+            <w:hyperlink r:id="rId192">
               <w:r>
                 <w:rPr>
                   <w:rStyle w:val="Hyperlink"/>
@@ -35987,7 +35997,7 @@
             <w:pPr>
               <w:pStyle w:val="Compact"/>
             </w:pPr>
-            <w:hyperlink r:id="rId192">
+            <w:hyperlink r:id="rId193">
               <w:r>
                 <w:rPr>
                   <w:rStyle w:val="Hyperlink"/>
@@ -36113,7 +36123,7 @@
             <w:pPr>
               <w:pStyle w:val="Compact"/>
             </w:pPr>
-            <w:hyperlink r:id="rId191">
+            <w:hyperlink r:id="rId192">
               <w:r>
                 <w:rPr>
                   <w:rStyle w:val="Hyperlink"/>
@@ -36161,7 +36171,7 @@
             <w:pPr>
               <w:pStyle w:val="Compact"/>
             </w:pPr>
-            <w:hyperlink r:id="rId193">
+            <w:hyperlink r:id="rId194">
               <w:r>
                 <w:rPr>
                   <w:rStyle w:val="Hyperlink"/>
@@ -36211,7 +36221,7 @@
             <w:pPr>
               <w:pStyle w:val="Compact"/>
             </w:pPr>
-            <w:hyperlink r:id="rId194">
+            <w:hyperlink r:id="rId195">
               <w:r>
                 <w:rPr>
                   <w:rStyle w:val="Hyperlink"/>
@@ -36261,7 +36271,7 @@
             <w:pPr>
               <w:pStyle w:val="Compact"/>
             </w:pPr>
-            <w:hyperlink r:id="rId195">
+            <w:hyperlink r:id="rId196">
               <w:r>
                 <w:rPr>
                   <w:rStyle w:val="Hyperlink"/>
@@ -36275,8 +36285,8 @@
         </w:tc>
       </w:tr>
     </w:tbl>
-    <w:bookmarkEnd w:id="196"/>
-    <w:bookmarkStart w:id="204" w:name="legacy-endpoint-reference"/>
+    <w:bookmarkEnd w:id="197"/>
+    <w:bookmarkStart w:id="205" w:name="legacy-endpoint-reference"/>
     <w:p>
       <w:pPr>
         <w:pStyle w:val="Heading2"/>
@@ -36285,7 +36295,7 @@
         <w:t xml:space="preserve">9.2 Legacy endpoint reference</w:t>
       </w:r>
     </w:p>
-    <w:bookmarkStart w:id="197" w:name="Xdb5bff4ab80b125e0ec9e269dee45c035441004"/>
+    <w:bookmarkStart w:id="198" w:name="Xdb5bff4ab80b125e0ec9e269dee45c035441004"/>
     <w:p>
       <w:pPr>
         <w:pStyle w:val="Heading3"/>
@@ -36326,8 +36336,8 @@
         <w:t xml:space="preserve">.</w:t>
       </w:r>
     </w:p>
-    <w:bookmarkEnd w:id="197"/>
-    <w:bookmarkStart w:id="198" w:name="X2e8db8a58726b26347d058597f7a3dd58280c6c"/>
+    <w:bookmarkEnd w:id="198"/>
+    <w:bookmarkStart w:id="199" w:name="X2e8db8a58726b26347d058597f7a3dd58280c6c"/>
     <w:p>
       <w:pPr>
         <w:pStyle w:val="Heading3"/>
@@ -36383,8 +36393,8 @@
         <w:t xml:space="preserve">.</w:t>
       </w:r>
     </w:p>
-    <w:bookmarkEnd w:id="198"/>
-    <w:bookmarkStart w:id="199" w:name="timeseries-get-time-series-data"/>
+    <w:bookmarkEnd w:id="199"/>
+    <w:bookmarkStart w:id="200" w:name="timeseries-get-time-series-data"/>
     <w:p>
       <w:pPr>
         <w:pStyle w:val="Heading3"/>
@@ -36405,8 +36415,8 @@
         <w:t xml:space="preserve">: get time series data</w:t>
       </w:r>
     </w:p>
-    <w:bookmarkEnd w:id="199"/>
-    <w:bookmarkStart w:id="200" w:name="cruises-get-list-of-cruises"/>
+    <w:bookmarkEnd w:id="200"/>
+    <w:bookmarkStart w:id="201" w:name="cruises-get-list-of-cruises"/>
     <w:p>
       <w:pPr>
         <w:pStyle w:val="Heading3"/>
@@ -36444,8 +36454,8 @@
         <w:t xml:space="preserve">).</w:t>
       </w:r>
     </w:p>
-    <w:bookmarkEnd w:id="200"/>
-    <w:bookmarkStart w:id="201" w:name="raster-get-raster-map-of-variable"/>
+    <w:bookmarkEnd w:id="201"/>
+    <w:bookmarkStart w:id="202" w:name="raster-get-raster-map-of-variable"/>
     <w:p>
       <w:pPr>
         <w:pStyle w:val="Heading3"/>
@@ -36474,8 +36484,8 @@
         <w:t xml:space="preserve">Get raster of variable.</w:t>
       </w:r>
     </w:p>
-    <w:bookmarkEnd w:id="201"/>
-    <w:bookmarkStart w:id="202" w:name="Xa9a102ad85f0c24be017fb63291e7ac82393149"/>
+    <w:bookmarkEnd w:id="202"/>
+    <w:bookmarkStart w:id="203" w:name="Xa9a102ad85f0c24be017fb63291e7ac82393149"/>
     <w:p>
       <w:pPr>
         <w:pStyle w:val="Heading3"/>
@@ -36504,8 +36514,8 @@
         <w:t xml:space="preserve">Get station lines from cruises (with more than one cast).</w:t>
       </w:r>
     </w:p>
-    <w:bookmarkEnd w:id="202"/>
-    <w:bookmarkStart w:id="203" w:name="cruise_line_profile"/>
+    <w:bookmarkEnd w:id="203"/>
+    <w:bookmarkStart w:id="204" w:name="cruise_line_profile"/>
     <w:p>
       <w:pPr>
         <w:pStyle w:val="Heading3"/>
@@ -36531,10 +36541,10 @@
         <w:t xml:space="preserve">Get profile at depths for given variable of casts along line of stations.</w:t>
       </w:r>
     </w:p>
-    <w:bookmarkEnd w:id="203"/>
     <w:bookmarkEnd w:id="204"/>
     <w:bookmarkEnd w:id="205"/>
-    <w:bookmarkStart w:id="244" w:name="portals"/>
+    <w:bookmarkEnd w:id="206"/>
+    <w:bookmarkStart w:id="245" w:name="portals"/>
     <w:p>
       <w:pPr>
         <w:pStyle w:val="Heading1"/>
@@ -36543,7 +36553,7 @@
         <w:t xml:space="preserve">10. Portals</w:t>
       </w:r>
     </w:p>
-    <w:bookmarkStart w:id="206" w:name="overview-2"/>
+    <w:bookmarkStart w:id="207" w:name="overview-2"/>
     <w:p>
       <w:pPr>
         <w:pStyle w:val="Heading2"/>
@@ -36560,8 +36570,8 @@
         <w:t xml:space="preserve">CalCOFI data is available through various portals, each serving different purposes and user needs. This document outlines the main access points and their characteristics.</w:t>
       </w:r>
     </w:p>
-    <w:bookmarkEnd w:id="206"/>
-    <w:bookmarkStart w:id="211" w:name="data-flow"/>
+    <w:bookmarkEnd w:id="207"/>
+    <w:bookmarkStart w:id="212" w:name="data-flow"/>
     <w:p>
       <w:pPr>
         <w:pStyle w:val="Heading2"/>
@@ -36591,7 +36601,7 @@
       <w:tr>
         <w:tc>
           <w:tcPr/>
-          <w:bookmarkStart w:id="210" w:name="fig-portals-flow"/>
+          <w:bookmarkStart w:id="211" w:name="fig-portals-flow"/>
           <w:p>
             <w:pPr>
               <w:jc w:val="center"/>
@@ -36601,18 +36611,18 @@
                 <wp:inline>
                   <wp:extent cx="5334000" cy="9583420"/>
                   <wp:effectExtent b="0" l="0" r="0" t="0"/>
-                  <wp:docPr descr="" title="" id="208" name="Picture"/>
+                  <wp:docPr descr="" title="" id="209" name="Picture"/>
                   <a:graphic>
                     <a:graphicData uri="http://schemas.openxmlformats.org/drawingml/2006/picture">
                       <pic:pic>
                         <pic:nvPicPr>
-                          <pic:cNvPr descr="portals_files/figure-docx/mermaid-figure-1.png" id="209" name="Picture"/>
+                          <pic:cNvPr descr="portals_files/figure-docx/mermaid-figure-1.png" id="210" name="Picture"/>
                           <pic:cNvPicPr>
                             <a:picLocks noChangeArrowheads="1" noChangeAspect="1"/>
                           </pic:cNvPicPr>
                         </pic:nvPicPr>
                         <pic:blipFill>
-                          <a:blip r:embed="rId207"/>
+                          <a:blip r:embed="rId208"/>
                           <a:stretch>
                             <a:fillRect/>
                           </a:stretch>
@@ -36652,7 +36662,7 @@
               <w:t xml:space="preserve">Figure 10.1: Flow of data from raw to database to portals and meta-portals.</w:t>
             </w:r>
           </w:p>
-          <w:bookmarkEnd w:id="210"/>
+          <w:bookmarkEnd w:id="211"/>
         </w:tc>
       </w:tr>
     </w:tbl>
@@ -36664,8 +36674,8 @@
         <w:t xml:space="preserve">In practice, CalCOFI is a partnership with various contributing members, so the authoritative dataset might flow differently, such as from EDI to the database to the other portals. The other portals, such as OBIS or ERDDAP, serve different audiences or purposes. The meta-portals like ODIS and Data.gov then index these portals to provide broader discovery of CalCOFI datasets.</w:t>
       </w:r>
     </w:p>
-    <w:bookmarkEnd w:id="211"/>
-    <w:bookmarkStart w:id="226" w:name="portals-1"/>
+    <w:bookmarkEnd w:id="212"/>
+    <w:bookmarkStart w:id="227" w:name="portals-1"/>
     <w:p>
       <w:pPr>
         <w:pStyle w:val="Heading2"/>
@@ -36695,7 +36705,7 @@
       <w:tr>
         <w:tc>
           <w:tcPr/>
-          <w:bookmarkStart w:id="212" w:name="tbl-portals"/>
+          <w:bookmarkStart w:id="213" w:name="tbl-portals"/>
           <w:p>
             <w:pPr>
               <w:jc w:val="center"/>
@@ -37783,11 +37793,11 @@
               </w:tc>
             </w:tr>
           </w:tbl>
-          <w:bookmarkEnd w:id="212"/>
+          <w:bookmarkEnd w:id="213"/>
         </w:tc>
       </w:tr>
     </w:tbl>
-    <w:bookmarkStart w:id="215" w:name="edi"/>
+    <w:bookmarkStart w:id="216" w:name="edi"/>
     <w:p>
       <w:pPr>
         <w:pStyle w:val="Heading3"/>
@@ -37900,7 +37910,7 @@
           <w:numId w:val="1031"/>
         </w:numPr>
       </w:pPr>
-      <w:hyperlink r:id="rId213">
+      <w:hyperlink r:id="rId214">
         <w:r>
           <w:rPr>
             <w:rStyle w:val="Hyperlink"/>
@@ -37923,7 +37933,7 @@
       <w:r>
         <w:t xml:space="preserve"> </w:t>
       </w:r>
-      <w:hyperlink r:id="rId214">
+      <w:hyperlink r:id="rId215">
         <w:r>
           <w:rPr>
             <w:rStyle w:val="Hyperlink"/>
@@ -37944,8 +37954,8 @@
         </w:r>
       </w:hyperlink>
     </w:p>
-    <w:bookmarkEnd w:id="215"/>
-    <w:bookmarkStart w:id="218" w:name="ncei"/>
+    <w:bookmarkEnd w:id="216"/>
+    <w:bookmarkStart w:id="219" w:name="ncei"/>
     <w:p>
       <w:pPr>
         <w:pStyle w:val="Heading3"/>
@@ -38058,7 +38068,7 @@
           <w:numId w:val="1033"/>
         </w:numPr>
       </w:pPr>
-      <w:hyperlink r:id="rId216">
+      <w:hyperlink r:id="rId217">
         <w:r>
           <w:rPr>
             <w:rStyle w:val="Hyperlink"/>
@@ -38081,7 +38091,7 @@
       <w:r>
         <w:t xml:space="preserve"> </w:t>
       </w:r>
-      <w:hyperlink r:id="rId217">
+      <w:hyperlink r:id="rId218">
         <w:r>
           <w:rPr>
             <w:rStyle w:val="Hyperlink"/>
@@ -38102,8 +38112,8 @@
         </w:r>
       </w:hyperlink>
     </w:p>
-    <w:bookmarkEnd w:id="218"/>
-    <w:bookmarkStart w:id="221" w:name="obis"/>
+    <w:bookmarkEnd w:id="219"/>
+    <w:bookmarkStart w:id="222" w:name="obis"/>
     <w:p>
       <w:pPr>
         <w:pStyle w:val="Heading3"/>
@@ -38162,7 +38172,7 @@
       <w:r>
         <w:t xml:space="preserve"> </w:t>
       </w:r>
-      <w:hyperlink r:id="rId219">
+      <w:hyperlink r:id="rId220">
         <w:r>
           <w:rPr>
             <w:rStyle w:val="Hyperlink"/>
@@ -38250,7 +38260,7 @@
       <w:r>
         <w:t xml:space="preserve"> </w:t>
       </w:r>
-      <w:hyperlink r:id="rId220">
+      <w:hyperlink r:id="rId221">
         <w:r>
           <w:rPr>
             <w:rStyle w:val="Hyperlink"/>
@@ -38277,8 +38287,8 @@
         <w:t xml:space="preserve">Keyword</w:t>
       </w:r>
     </w:p>
-    <w:bookmarkEnd w:id="221"/>
-    <w:bookmarkStart w:id="225" w:name="erddap"/>
+    <w:bookmarkEnd w:id="222"/>
+    <w:bookmarkStart w:id="226" w:name="erddap"/>
     <w:p>
       <w:pPr>
         <w:pStyle w:val="Heading3"/>
@@ -38391,7 +38401,7 @@
           <w:numId w:val="1037"/>
         </w:numPr>
       </w:pPr>
-      <w:hyperlink r:id="rId222">
+      <w:hyperlink r:id="rId223">
         <w:r>
           <w:rPr>
             <w:rStyle w:val="Hyperlink"/>
@@ -38420,7 +38430,7 @@
           <w:numId w:val="1038"/>
         </w:numPr>
       </w:pPr>
-      <w:hyperlink r:id="rId223">
+      <w:hyperlink r:id="rId224">
         <w:r>
           <w:rPr>
             <w:rStyle w:val="Hyperlink"/>
@@ -38437,7 +38447,7 @@
           <w:numId w:val="1038"/>
         </w:numPr>
       </w:pPr>
-      <w:hyperlink r:id="rId224">
+      <w:hyperlink r:id="rId225">
         <w:r>
           <w:rPr>
             <w:rStyle w:val="Hyperlink"/>
@@ -38446,9 +38456,9 @@
         </w:r>
       </w:hyperlink>
     </w:p>
-    <w:bookmarkEnd w:id="225"/>
     <w:bookmarkEnd w:id="226"/>
-    <w:bookmarkStart w:id="233" w:name="metadata"/>
+    <w:bookmarkEnd w:id="227"/>
+    <w:bookmarkStart w:id="234" w:name="metadata"/>
     <w:p>
       <w:pPr>
         <w:pStyle w:val="Heading2"/>
@@ -38467,7 +38477,7 @@
       <w:r>
         <w:t xml:space="preserve"> </w:t>
       </w:r>
-      <w:hyperlink r:id="rId227">
+      <w:hyperlink r:id="rId228">
         <w:r>
           <w:rPr>
             <w:rStyle w:val="Hyperlink"/>
@@ -38484,7 +38494,7 @@
       <w:r>
         <w:t xml:space="preserve"> </w:t>
       </w:r>
-      <w:hyperlink r:id="rId228">
+      <w:hyperlink r:id="rId229">
         <w:r>
           <w:rPr>
             <w:rStyle w:val="Hyperlink"/>
@@ -38512,7 +38522,7 @@
       <w:tr>
         <w:tc>
           <w:tcPr/>
-          <w:bookmarkStart w:id="232" w:name="fig-portals-metadata"/>
+          <w:bookmarkStart w:id="233" w:name="fig-portals-metadata"/>
           <w:p>
             <w:pPr>
               <w:jc w:val="center"/>
@@ -38522,18 +38532,18 @@
                 <wp:inline>
                   <wp:extent cx="5334000" cy="1858009"/>
                   <wp:effectExtent b="0" l="0" r="0" t="0"/>
-                  <wp:docPr descr="" title="" id="230" name="Picture"/>
+                  <wp:docPr descr="" title="" id="231" name="Picture"/>
                   <a:graphic>
                     <a:graphicData uri="http://schemas.openxmlformats.org/drawingml/2006/picture">
                       <pic:pic>
                         <pic:nvPicPr>
-                          <pic:cNvPr descr="portals_files/figure-docx/mermaid-figure-2.png" id="231" name="Picture"/>
+                          <pic:cNvPr descr="portals_files/figure-docx/mermaid-figure-2.png" id="232" name="Picture"/>
                           <pic:cNvPicPr>
                             <a:picLocks noChangeArrowheads="1" noChangeAspect="1"/>
                           </pic:cNvPicPr>
                         </pic:nvPicPr>
                         <pic:blipFill>
-                          <a:blip r:embed="rId229"/>
+                          <a:blip r:embed="rId230"/>
                           <a:stretch>
                             <a:fillRect/>
                           </a:stretch>
@@ -38573,7 +38583,7 @@
               <w:t xml:space="preserve">Figure 10.2: Metadata in the form of ecological metadata language (EML) is used to describe the dataset in a consistent manner that can be ingested by the portals.</w:t>
             </w:r>
           </w:p>
-          <w:bookmarkEnd w:id="232"/>
+          <w:bookmarkEnd w:id="233"/>
         </w:tc>
       </w:tr>
     </w:tbl>
@@ -38665,8 +38675,8 @@
         <w:t xml:space="preserve">This standardized metadata enables automated data transformation and ingestion into various portal systems while preserving the original data context and quality information.</w:t>
       </w:r>
     </w:p>
-    <w:bookmarkEnd w:id="233"/>
-    <w:bookmarkStart w:id="238" w:name="meta-portals"/>
+    <w:bookmarkEnd w:id="234"/>
+    <w:bookmarkStart w:id="239" w:name="meta-portals"/>
     <w:p>
       <w:pPr>
         <w:pStyle w:val="Heading2"/>
@@ -38675,7 +38685,7 @@
         <w:t xml:space="preserve">10.5 Meta-Portals</w:t>
       </w:r>
     </w:p>
-    <w:bookmarkStart w:id="235" w:name="google-dataset-search"/>
+    <w:bookmarkStart w:id="236" w:name="google-dataset-search"/>
     <w:p>
       <w:pPr>
         <w:pStyle w:val="Heading3"/>
@@ -38694,7 +38704,7 @@
       <w:r>
         <w:t xml:space="preserve"> </w:t>
       </w:r>
-      <w:hyperlink r:id="rId234">
+      <w:hyperlink r:id="rId235">
         <w:r>
           <w:rPr>
             <w:rStyle w:val="Hyperlink"/>
@@ -38709,8 +38719,8 @@
         <w:t xml:space="preserve">through schema.org metadata. This ensures that CalCOFI data is discoverable through Google search and other search engines.</w:t>
       </w:r>
     </w:p>
-    <w:bookmarkEnd w:id="235"/>
-    <w:bookmarkStart w:id="237" w:name="odis"/>
+    <w:bookmarkEnd w:id="236"/>
+    <w:bookmarkStart w:id="238" w:name="odis"/>
     <w:p>
       <w:pPr>
         <w:pStyle w:val="Heading3"/>
@@ -38741,7 +38751,7 @@
       <w:r>
         <w:t xml:space="preserve"> </w:t>
       </w:r>
-      <w:hyperlink r:id="rId236">
+      <w:hyperlink r:id="rId237">
         <w:r>
           <w:rPr>
             <w:rStyle w:val="Hyperlink"/>
@@ -38794,9 +38804,9 @@
         <w:t xml:space="preserve">Integrated with global ocean data systems</w:t>
       </w:r>
     </w:p>
-    <w:bookmarkEnd w:id="237"/>
     <w:bookmarkEnd w:id="238"/>
-    <w:bookmarkStart w:id="243" w:name="calcofi.io-tools"/>
+    <w:bookmarkEnd w:id="239"/>
+    <w:bookmarkStart w:id="244" w:name="calcofi.io-tools"/>
     <w:p>
       <w:pPr>
         <w:pStyle w:val="Heading2"/>
@@ -38813,7 +38823,7 @@
         <w:t xml:space="preserve">CalCOFI is also developing an integrated database and tools that enable efficient data access and analysis:</w:t>
       </w:r>
     </w:p>
-    <w:bookmarkStart w:id="239" w:name="apis"/>
+    <w:bookmarkStart w:id="240" w:name="apis"/>
     <w:p>
       <w:pPr>
         <w:pStyle w:val="Heading3"/>
@@ -38878,7 +38888,7 @@
           <w:numId w:val="1042"/>
         </w:numPr>
       </w:pPr>
-      <w:hyperlink r:id="rId149">
+      <w:hyperlink r:id="rId150">
         <w:r>
           <w:rPr>
             <w:rStyle w:val="Hyperlink"/>
@@ -38895,7 +38905,7 @@
           <w:numId w:val="1042"/>
         </w:numPr>
       </w:pPr>
-      <w:hyperlink r:id="rId147">
+      <w:hyperlink r:id="rId148">
         <w:r>
           <w:rPr>
             <w:rStyle w:val="Hyperlink"/>
@@ -38904,8 +38914,8 @@
         </w:r>
       </w:hyperlink>
     </w:p>
-    <w:bookmarkEnd w:id="239"/>
-    <w:bookmarkStart w:id="240" w:name="library"/>
+    <w:bookmarkEnd w:id="240"/>
+    <w:bookmarkStart w:id="241" w:name="library"/>
     <w:p>
       <w:pPr>
         <w:pStyle w:val="Heading3"/>
@@ -38979,8 +38989,8 @@
         </w:r>
       </w:hyperlink>
     </w:p>
-    <w:bookmarkEnd w:id="240"/>
-    <w:bookmarkStart w:id="242" w:name="apps"/>
+    <w:bookmarkEnd w:id="241"/>
+    <w:bookmarkStart w:id="243" w:name="apps"/>
     <w:p>
       <w:pPr>
         <w:pStyle w:val="Heading3"/>
@@ -39045,7 +39055,7 @@
           <w:numId w:val="1046"/>
         </w:numPr>
       </w:pPr>
-      <w:hyperlink r:id="rId241">
+      <w:hyperlink r:id="rId242">
         <w:r>
           <w:rPr>
             <w:rStyle w:val="Hyperlink"/>
@@ -39057,10 +39067,10 @@
         <w:t xml:space="preserve">, App button</w:t>
       </w:r>
     </w:p>
-    <w:bookmarkEnd w:id="242"/>
     <w:bookmarkEnd w:id="243"/>
     <w:bookmarkEnd w:id="244"/>
-    <w:bookmarkStart w:id="298" w:name="status"/>
+    <w:bookmarkEnd w:id="245"/>
+    <w:bookmarkStart w:id="299" w:name="status"/>
     <w:p>
       <w:pPr>
         <w:pStyle w:val="Heading1"/>
@@ -39069,7 +39079,7 @@
         <w:t xml:space="preserve">11. Status</w:t>
       </w:r>
     </w:p>
-    <w:bookmarkStart w:id="250" w:name="section"/>
+    <w:bookmarkStart w:id="251" w:name="section"/>
     <w:p>
       <w:pPr>
         <w:pStyle w:val="Heading2"/>
@@ -39151,7 +39161,7 @@
         </w:pict>
       </w:r>
     </w:p>
-    <w:bookmarkStart w:id="245" w:name="X74aafb157aff3c69a300e3a779cf6270958fd42"/>
+    <w:bookmarkStart w:id="246" w:name="X74aafb157aff3c69a300e3a779cf6270958fd42"/>
     <w:p>
       <w:pPr>
         <w:pStyle w:val="Heading3"/>
@@ -39642,8 +39652,8 @@
         </w:pict>
       </w:r>
     </w:p>
-    <w:bookmarkEnd w:id="245"/>
-    <w:bookmarkStart w:id="246" w:name="Xa60b1aa86f3a3b502eba7f47489169cf1f6943a"/>
+    <w:bookmarkEnd w:id="246"/>
+    <w:bookmarkStart w:id="247" w:name="Xa60b1aa86f3a3b502eba7f47489169cf1f6943a"/>
     <w:p>
       <w:pPr>
         <w:pStyle w:val="Heading3"/>
@@ -39899,8 +39909,8 @@
         </w:pict>
       </w:r>
     </w:p>
-    <w:bookmarkEnd w:id="246"/>
-    <w:bookmarkStart w:id="247" w:name="Xa61d91f27b679fb7e5b7bccacf08e7ca8839ace"/>
+    <w:bookmarkEnd w:id="247"/>
+    <w:bookmarkStart w:id="248" w:name="Xa61d91f27b679fb7e5b7bccacf08e7ca8839ace"/>
     <w:p>
       <w:pPr>
         <w:pStyle w:val="Heading3"/>
@@ -40134,8 +40144,8 @@
         </w:pict>
       </w:r>
     </w:p>
-    <w:bookmarkEnd w:id="247"/>
-    <w:bookmarkStart w:id="248" w:name="deliverables-crosswalk"/>
+    <w:bookmarkEnd w:id="248"/>
+    <w:bookmarkStart w:id="249" w:name="deliverables-crosswalk"/>
     <w:p>
       <w:pPr>
         <w:pStyle w:val="Heading3"/>
@@ -40750,8 +40760,8 @@
         </w:pict>
       </w:r>
     </w:p>
-    <w:bookmarkEnd w:id="248"/>
-    <w:bookmarkStart w:id="249" w:name="program-coordination"/>
+    <w:bookmarkEnd w:id="249"/>
+    <w:bookmarkStart w:id="250" w:name="program-coordination"/>
     <w:p>
       <w:pPr>
         <w:pStyle w:val="Heading3"/>
@@ -40849,9 +40859,9 @@
         </w:pict>
       </w:r>
     </w:p>
-    <w:bookmarkEnd w:id="249"/>
     <w:bookmarkEnd w:id="250"/>
-    <w:bookmarkStart w:id="257" w:name="section-1"/>
+    <w:bookmarkEnd w:id="251"/>
+    <w:bookmarkStart w:id="258" w:name="section-1"/>
     <w:p>
       <w:pPr>
         <w:pStyle w:val="Heading2"/>
@@ -40874,7 +40884,7 @@
         <w:t xml:space="preserve">of CTD data.</w:t>
       </w:r>
     </w:p>
-    <w:bookmarkStart w:id="251" w:name="X937bd3087d53250a27eb0b6fbe085019fdffd80"/>
+    <w:bookmarkStart w:id="252" w:name="X937bd3087d53250a27eb0b6fbe085019fdffd80"/>
     <w:p>
       <w:pPr>
         <w:pStyle w:val="Heading3"/>
@@ -41032,8 +41042,8 @@
         </w:pict>
       </w:r>
     </w:p>
-    <w:bookmarkEnd w:id="251"/>
-    <w:bookmarkStart w:id="252" w:name="X4382a81008eef0c07c3d182046c591f52b58219"/>
+    <w:bookmarkEnd w:id="252"/>
+    <w:bookmarkStart w:id="253" w:name="X4382a81008eef0c07c3d182046c591f52b58219"/>
     <w:p>
       <w:pPr>
         <w:pStyle w:val="Heading3"/>
@@ -41184,8 +41194,8 @@
         </w:pict>
       </w:r>
     </w:p>
-    <w:bookmarkEnd w:id="252"/>
-    <w:bookmarkStart w:id="253" w:name="X53211351bbaf319ff09e897ce4e2c10df4d26fa"/>
+    <w:bookmarkEnd w:id="253"/>
+    <w:bookmarkStart w:id="254" w:name="X53211351bbaf319ff09e897ce4e2c10df4d26fa"/>
     <w:p>
       <w:pPr>
         <w:pStyle w:val="Heading3"/>
@@ -41360,8 +41370,8 @@
         </w:pict>
       </w:r>
     </w:p>
-    <w:bookmarkEnd w:id="253"/>
-    <w:bookmarkStart w:id="254" w:name="X2ac610fbe735553e54612facbfaa0e7548a631f"/>
+    <w:bookmarkEnd w:id="254"/>
+    <w:bookmarkStart w:id="255" w:name="X2ac610fbe735553e54612facbfaa0e7548a631f"/>
     <w:p>
       <w:pPr>
         <w:pStyle w:val="Heading3"/>
@@ -41540,8 +41550,8 @@
         </w:pict>
       </w:r>
     </w:p>
-    <w:bookmarkEnd w:id="254"/>
-    <w:bookmarkStart w:id="255" w:name="X412fb6f606d875da645c881803255dde586bbc8"/>
+    <w:bookmarkEnd w:id="255"/>
+    <w:bookmarkStart w:id="256" w:name="X412fb6f606d875da645c881803255dde586bbc8"/>
     <w:p>
       <w:pPr>
         <w:pStyle w:val="Heading3"/>
@@ -41663,8 +41673,8 @@
         </w:pict>
       </w:r>
     </w:p>
-    <w:bookmarkEnd w:id="255"/>
-    <w:bookmarkStart w:id="256" w:name="overall-impact"/>
+    <w:bookmarkEnd w:id="256"/>
+    <w:bookmarkStart w:id="257" w:name="overall-impact"/>
     <w:p>
       <w:pPr>
         <w:pStyle w:val="Heading3"/>
@@ -41758,9 +41768,9 @@
         <w:t xml:space="preserve">Public‑facing web presence and infrastructure are cleaner and more aligned, making it easier for stakeholders to find and use CalCOFI resources.</w:t>
       </w:r>
     </w:p>
-    <w:bookmarkEnd w:id="256"/>
     <w:bookmarkEnd w:id="257"/>
-    <w:bookmarkStart w:id="297" w:name="section-2"/>
+    <w:bookmarkEnd w:id="258"/>
+    <w:bookmarkStart w:id="298" w:name="section-2"/>
     <w:p>
       <w:pPr>
         <w:pStyle w:val="Heading2"/>
@@ -41797,7 +41807,7 @@
         </w:pict>
       </w:r>
     </w:p>
-    <w:bookmarkStart w:id="264" w:name="api-enhancements"/>
+    <w:bookmarkStart w:id="265" w:name="api-enhancements"/>
     <w:p>
       <w:pPr>
         <w:pStyle w:val="Heading3"/>
@@ -41806,7 +41816,7 @@
         <w:t xml:space="preserve">11.3.1 API Enhancements</w:t>
       </w:r>
     </w:p>
-    <w:bookmarkStart w:id="263" w:name="new-features-data-integration"/>
+    <w:bookmarkStart w:id="264" w:name="new-features-data-integration"/>
     <w:p>
       <w:pPr>
         <w:pStyle w:val="Heading4"/>
@@ -41841,29 +41851,6 @@
       </w:pPr>
       <w:r>
         <w:t xml:space="preserve">Added ability to include bottle data and use relaxed criteria for net-to-cast matching (</w:t>
-      </w:r>
-      <w:hyperlink r:id="rId258">
-        <w:r>
-          <w:rPr>
-            <w:rStyle w:val="Hyperlink"/>
-          </w:rPr>
-          <w:t xml:space="preserve">commit</w:t>
-        </w:r>
-      </w:hyperlink>
-      <w:r>
-        <w:t xml:space="preserve">).</w:t>
-      </w:r>
-    </w:p>
-    <w:p>
-      <w:pPr>
-        <w:pStyle w:val="Compact"/>
-        <w:numPr>
-          <w:ilvl w:val="1"/>
-          <w:numId w:val="1058"/>
-        </w:numPr>
-      </w:pPr>
-      <w:r>
-        <w:t xml:space="preserve">Supported upcast/downcast data downloads (</w:t>
       </w:r>
       <w:hyperlink r:id="rId259">
         <w:r>
@@ -41886,7 +41873,7 @@
         </w:numPr>
       </w:pPr>
       <w:r>
-        <w:t xml:space="preserve">Added Zooplankton biomass and improved ichthyodata output (</w:t>
+        <w:t xml:space="preserve">Supported upcast/downcast data downloads (</w:t>
       </w:r>
       <w:hyperlink r:id="rId260">
         <w:r>
@@ -41904,28 +41891,12 @@
       <w:pPr>
         <w:pStyle w:val="Compact"/>
         <w:numPr>
-          <w:ilvl w:val="0"/>
-          <w:numId w:val="1057"/>
+          <w:ilvl w:val="1"/>
+          <w:numId w:val="1058"/>
         </w:numPr>
       </w:pPr>
       <w:r>
-        <w:rPr>
-          <w:b/>
-          <w:bCs/>
-        </w:rPr>
-        <w:t xml:space="preserve">Performance &amp; Maintenance</w:t>
-      </w:r>
-    </w:p>
-    <w:p>
-      <w:pPr>
-        <w:pStyle w:val="Compact"/>
-        <w:numPr>
-          <w:ilvl w:val="1"/>
-          <w:numId w:val="1059"/>
-        </w:numPr>
-      </w:pPr>
-      <w:r>
-        <w:t xml:space="preserve">Implemented docker compose restart for Plumber API service (</w:t>
+        <w:t xml:space="preserve">Added Zooplankton biomass and improved ichthyodata output (</w:t>
       </w:r>
       <w:hyperlink r:id="rId261">
         <w:r>
@@ -41952,6 +41923,45 @@
           <w:b/>
           <w:bCs/>
         </w:rPr>
+        <w:t xml:space="preserve">Performance &amp; Maintenance</w:t>
+      </w:r>
+    </w:p>
+    <w:p>
+      <w:pPr>
+        <w:pStyle w:val="Compact"/>
+        <w:numPr>
+          <w:ilvl w:val="1"/>
+          <w:numId w:val="1059"/>
+        </w:numPr>
+      </w:pPr>
+      <w:r>
+        <w:t xml:space="preserve">Implemented docker compose restart for Plumber API service (</w:t>
+      </w:r>
+      <w:hyperlink r:id="rId262">
+        <w:r>
+          <w:rPr>
+            <w:rStyle w:val="Hyperlink"/>
+          </w:rPr>
+          <w:t xml:space="preserve">commit</w:t>
+        </w:r>
+      </w:hyperlink>
+      <w:r>
+        <w:t xml:space="preserve">).</w:t>
+      </w:r>
+    </w:p>
+    <w:p>
+      <w:pPr>
+        <w:pStyle w:val="Compact"/>
+        <w:numPr>
+          <w:ilvl w:val="0"/>
+          <w:numId w:val="1057"/>
+        </w:numPr>
+      </w:pPr>
+      <w:r>
+        <w:rPr>
+          <w:b/>
+          <w:bCs/>
+        </w:rPr>
         <w:t xml:space="preserve">Ongoing Work</w:t>
       </w:r>
     </w:p>
@@ -41978,7 +41988,7 @@
       <w:r>
         <w:t xml:space="preserve">Development of a robust, user-friendly API for seamless DB integration (</w:t>
       </w:r>
-      <w:hyperlink r:id="rId262">
+      <w:hyperlink r:id="rId263">
         <w:r>
           <w:rPr>
             <w:rStyle w:val="Hyperlink"/>
@@ -41997,9 +42007,9 @@
         </w:pict>
       </w:r>
     </w:p>
-    <w:bookmarkEnd w:id="263"/>
     <w:bookmarkEnd w:id="264"/>
-    <w:bookmarkStart w:id="267" w:name="apps-development"/>
+    <w:bookmarkEnd w:id="265"/>
+    <w:bookmarkStart w:id="268" w:name="apps-development"/>
     <w:p>
       <w:pPr>
         <w:pStyle w:val="Heading3"/>
@@ -42008,7 +42018,7 @@
         <w:t xml:space="preserve">11.3.2 Apps Development</w:t>
       </w:r>
     </w:p>
-    <w:bookmarkStart w:id="266" w:name="visualization-user-interface"/>
+    <w:bookmarkStart w:id="267" w:name="visualization-user-interface"/>
     <w:p>
       <w:pPr>
         <w:pStyle w:val="Heading4"/>
@@ -42047,7 +42057,7 @@
       <w:r>
         <w:t xml:space="preserve"> </w:t>
       </w:r>
-      <w:hyperlink r:id="rId265">
+      <w:hyperlink r:id="rId266">
         <w:r>
           <w:rPr>
             <w:rStyle w:val="Hyperlink"/>
@@ -42078,9 +42088,9 @@
         </w:pict>
       </w:r>
     </w:p>
-    <w:bookmarkEnd w:id="266"/>
     <w:bookmarkEnd w:id="267"/>
-    <w:bookmarkStart w:id="273" w:name="calcofi4db-r-package-data-management"/>
+    <w:bookmarkEnd w:id="268"/>
+    <w:bookmarkStart w:id="274" w:name="calcofi4db-r-package-data-management"/>
     <w:p>
       <w:pPr>
         <w:pStyle w:val="Heading3"/>
@@ -42089,7 +42099,7 @@
         <w:t xml:space="preserve">11.3.3 calcofi4db: R Package &amp; Data Management</w:t>
       </w:r>
     </w:p>
-    <w:bookmarkStart w:id="272" w:name="r-package-initialization-data-ingestion"/>
+    <w:bookmarkStart w:id="273" w:name="r-package-initialization-data-ingestion"/>
     <w:p>
       <w:pPr>
         <w:pStyle w:val="Heading4"/>
@@ -42124,29 +42134,6 @@
       </w:pPr>
       <w:r>
         <w:t xml:space="preserve">Initial commit and setup (</w:t>
-      </w:r>
-      <w:hyperlink r:id="rId268">
-        <w:r>
-          <w:rPr>
-            <w:rStyle w:val="Hyperlink"/>
-          </w:rPr>
-          <w:t xml:space="preserve">commit</w:t>
-        </w:r>
-      </w:hyperlink>
-      <w:r>
-        <w:t xml:space="preserve">), including functions for ingesting CSV datasets and metadata.</w:t>
-      </w:r>
-    </w:p>
-    <w:p>
-      <w:pPr>
-        <w:pStyle w:val="Compact"/>
-        <w:numPr>
-          <w:ilvl w:val="1"/>
-          <w:numId w:val="1064"/>
-        </w:numPr>
-      </w:pPr>
-      <w:r>
-        <w:t xml:space="preserve">Refined change detection logic for source CSV files, improving tracking of table/field changes (</w:t>
       </w:r>
       <w:hyperlink r:id="rId269">
         <w:r>
@@ -42157,7 +42144,7 @@
         </w:r>
       </w:hyperlink>
       <w:r>
-        <w:t xml:space="preserve">).</w:t>
+        <w:t xml:space="preserve">), including functions for ingesting CSV datasets and metadata.</w:t>
       </w:r>
     </w:p>
     <w:p>
@@ -42169,7 +42156,18 @@
         </w:numPr>
       </w:pPr>
       <w:r>
-        <w:t xml:space="preserve">Enhanced documentation and site via pkgdown.</w:t>
+        <w:t xml:space="preserve">Refined change detection logic for source CSV files, improving tracking of table/field changes (</w:t>
+      </w:r>
+      <w:hyperlink r:id="rId270">
+        <w:r>
+          <w:rPr>
+            <w:rStyle w:val="Hyperlink"/>
+          </w:rPr>
+          <w:t xml:space="preserve">commit</w:t>
+        </w:r>
+      </w:hyperlink>
+      <w:r>
+        <w:t xml:space="preserve">).</w:t>
       </w:r>
     </w:p>
     <w:p>
@@ -42181,9 +42179,21 @@
         </w:numPr>
       </w:pPr>
       <w:r>
+        <w:t xml:space="preserve">Enhanced documentation and site via pkgdown.</w:t>
+      </w:r>
+    </w:p>
+    <w:p>
+      <w:pPr>
+        <w:pStyle w:val="Compact"/>
+        <w:numPr>
+          <w:ilvl w:val="1"/>
+          <w:numId w:val="1064"/>
+        </w:numPr>
+      </w:pPr>
+      <w:r>
         <w:t xml:space="preserve">Improved function naming and structure for ingestion (</w:t>
       </w:r>
-      <w:hyperlink r:id="rId270">
+      <w:hyperlink r:id="rId271">
         <w:r>
           <w:rPr>
             <w:rStyle w:val="Hyperlink"/>
@@ -42197,7 +42207,7 @@
       <w:r>
         <w:t xml:space="preserve"> </w:t>
       </w:r>
-      <w:hyperlink r:id="rId271">
+      <w:hyperlink r:id="rId272">
         <w:r>
           <w:rPr>
             <w:rStyle w:val="Hyperlink"/>
@@ -42216,9 +42226,9 @@
         </w:pict>
       </w:r>
     </w:p>
-    <w:bookmarkEnd w:id="272"/>
     <w:bookmarkEnd w:id="273"/>
-    <w:bookmarkStart w:id="279" w:name="calcofi4r-spatial-ecological-data-tools"/>
+    <w:bookmarkEnd w:id="274"/>
+    <w:bookmarkStart w:id="280" w:name="calcofi4r-spatial-ecological-data-tools"/>
     <w:p>
       <w:pPr>
         <w:pStyle w:val="Heading3"/>
@@ -42227,7 +42237,7 @@
         <w:t xml:space="preserve">11.3.4 calcofi4r: Spatial &amp; Ecological Data Tools</w:t>
       </w:r>
     </w:p>
-    <w:bookmarkStart w:id="278" w:name="data-layers-analysis-and-bug-fixes"/>
+    <w:bookmarkStart w:id="279" w:name="data-layers-analysis-and-bug-fixes"/>
     <w:p>
       <w:pPr>
         <w:pStyle w:val="Heading4"/>
@@ -42262,20 +42272,6 @@
       </w:pPr>
       <w:r>
         <w:t xml:space="preserve">Ongoing integration of BOEM Wind Planning Areas, Marine Protected Areas, and SCCWRP management regions (</w:t>
-      </w:r>
-      <w:hyperlink r:id="rId274">
-        <w:r>
-          <w:rPr>
-            <w:rStyle w:val="Hyperlink"/>
-          </w:rPr>
-          <w:t xml:space="preserve">issue</w:t>
-        </w:r>
-      </w:hyperlink>
-      <w:r>
-        <w:t xml:space="preserve">,</w:t>
-      </w:r>
-      <w:r>
-        <w:t xml:space="preserve"> </w:t>
       </w:r>
       <w:hyperlink r:id="rId275">
         <w:r>
@@ -42286,6 +42282,20 @@
         </w:r>
       </w:hyperlink>
       <w:r>
+        <w:t xml:space="preserve">,</w:t>
+      </w:r>
+      <w:r>
+        <w:t xml:space="preserve"> </w:t>
+      </w:r>
+      <w:hyperlink r:id="rId276">
+        <w:r>
+          <w:rPr>
+            <w:rStyle w:val="Hyperlink"/>
+          </w:rPr>
+          <w:t xml:space="preserve">issue</w:t>
+        </w:r>
+      </w:hyperlink>
+      <w:r>
         <w:t xml:space="preserve">).</w:t>
       </w:r>
     </w:p>
@@ -42316,7 +42326,7 @@
       <w:r>
         <w:t xml:space="preserve">Improved packages for ecological and spatial analysis, including new dependencies (</w:t>
       </w:r>
-      <w:hyperlink r:id="rId276">
+      <w:hyperlink r:id="rId277">
         <w:r>
           <w:rPr>
             <w:rStyle w:val="Hyperlink"/>
@@ -42355,7 +42365,7 @@
       <w:r>
         <w:t xml:space="preserve">Addressing user-reported bugs such as deprecated function calls (</w:t>
       </w:r>
-      <w:hyperlink r:id="rId277">
+      <w:hyperlink r:id="rId278">
         <w:r>
           <w:rPr>
             <w:rStyle w:val="Hyperlink"/>
@@ -42374,9 +42384,9 @@
         </w:pict>
       </w:r>
     </w:p>
-    <w:bookmarkEnd w:id="278"/>
     <w:bookmarkEnd w:id="279"/>
-    <w:bookmarkStart w:id="283" w:name="documentation-docs"/>
+    <w:bookmarkEnd w:id="280"/>
+    <w:bookmarkStart w:id="284" w:name="documentation-docs"/>
     <w:p>
       <w:pPr>
         <w:pStyle w:val="Heading3"/>
@@ -42385,7 +42395,7 @@
         <w:t xml:space="preserve">11.3.5 Documentation (docs)</w:t>
       </w:r>
     </w:p>
-    <w:bookmarkStart w:id="282" w:name="infrastructure-environment"/>
+    <w:bookmarkStart w:id="283" w:name="infrastructure-environment"/>
     <w:p>
       <w:pPr>
         <w:pStyle w:val="Heading4"/>
@@ -42421,7 +42431,7 @@
       <w:r>
         <w:t xml:space="preserve">Added documentation for new packages and ingestion workflows (</w:t>
       </w:r>
-      <w:hyperlink r:id="rId280">
+      <w:hyperlink r:id="rId281">
         <w:r>
           <w:rPr>
             <w:rStyle w:val="Hyperlink"/>
@@ -42444,7 +42454,7 @@
       <w:r>
         <w:t xml:space="preserve">Improved environment handling for rendering with Quarto and Chromium (</w:t>
       </w:r>
-      <w:hyperlink r:id="rId281">
+      <w:hyperlink r:id="rId282">
         <w:r>
           <w:rPr>
             <w:rStyle w:val="Hyperlink"/>
@@ -42475,9 +42485,9 @@
         </w:pict>
       </w:r>
     </w:p>
-    <w:bookmarkEnd w:id="282"/>
     <w:bookmarkEnd w:id="283"/>
-    <w:bookmarkStart w:id="285" w:name="server"/>
+    <w:bookmarkEnd w:id="284"/>
+    <w:bookmarkStart w:id="286" w:name="server"/>
     <w:p>
       <w:pPr>
         <w:pStyle w:val="Heading3"/>
@@ -42486,7 +42496,7 @@
         <w:t xml:space="preserve">11.3.6 Server</w:t>
       </w:r>
     </w:p>
-    <w:bookmarkStart w:id="284" w:name="backend-infrastructure"/>
+    <w:bookmarkStart w:id="285" w:name="backend-infrastructure"/>
     <w:p>
       <w:pPr>
         <w:pStyle w:val="Heading4"/>
@@ -42542,9 +42552,9 @@
         </w:pict>
       </w:r>
     </w:p>
-    <w:bookmarkEnd w:id="284"/>
     <w:bookmarkEnd w:id="285"/>
-    <w:bookmarkStart w:id="290" w:name="workflows"/>
+    <w:bookmarkEnd w:id="286"/>
+    <w:bookmarkStart w:id="291" w:name="workflows"/>
     <w:p>
       <w:pPr>
         <w:pStyle w:val="Heading3"/>
@@ -42553,7 +42563,7 @@
         <w:t xml:space="preserve">11.3.7 Workflows</w:t>
       </w:r>
     </w:p>
-    <w:bookmarkStart w:id="289" w:name="X9992dbdca38798687025ab1100a6897f17837b4"/>
+    <w:bookmarkStart w:id="290" w:name="X9992dbdca38798687025ab1100a6897f17837b4"/>
     <w:p>
       <w:pPr>
         <w:pStyle w:val="Heading4"/>
@@ -42588,20 +42598,6 @@
       </w:pPr>
       <w:r>
         <w:t xml:space="preserve">Multiple commits show ongoing development of data ingestion, harmonization, and visualization workflows (</w:t>
-      </w:r>
-      <w:hyperlink r:id="rId286">
-        <w:r>
-          <w:rPr>
-            <w:rStyle w:val="Hyperlink"/>
-          </w:rPr>
-          <w:t xml:space="preserve">commit</w:t>
-        </w:r>
-      </w:hyperlink>
-      <w:r>
-        <w:t xml:space="preserve">,</w:t>
-      </w:r>
-      <w:r>
-        <w:t xml:space="preserve"> </w:t>
       </w:r>
       <w:hyperlink r:id="rId287">
         <w:r>
@@ -42612,6 +42608,20 @@
         </w:r>
       </w:hyperlink>
       <w:r>
+        <w:t xml:space="preserve">,</w:t>
+      </w:r>
+      <w:r>
+        <w:t xml:space="preserve"> </w:t>
+      </w:r>
+      <w:hyperlink r:id="rId288">
+        <w:r>
+          <w:rPr>
+            <w:rStyle w:val="Hyperlink"/>
+          </w:rPr>
+          <w:t xml:space="preserve">commit</w:t>
+        </w:r>
+      </w:hyperlink>
+      <w:r>
         <w:t xml:space="preserve">).</w:t>
       </w:r>
     </w:p>
@@ -42642,7 +42652,7 @@
       <w:r>
         <w:t xml:space="preserve">Registering datasets with ODIS (using JSON-LD) for broader interoperability (</w:t>
       </w:r>
-      <w:hyperlink r:id="rId288">
+      <w:hyperlink r:id="rId289">
         <w:r>
           <w:rPr>
             <w:rStyle w:val="Hyperlink"/>
@@ -42717,9 +42727,9 @@
         </w:pict>
       </w:r>
     </w:p>
-    <w:bookmarkEnd w:id="289"/>
     <w:bookmarkEnd w:id="290"/>
-    <w:bookmarkStart w:id="294" w:name="key-themes-impact"/>
+    <w:bookmarkEnd w:id="291"/>
+    <w:bookmarkStart w:id="295" w:name="key-themes-impact"/>
     <w:p>
       <w:pPr>
         <w:pStyle w:val="Heading3"/>
@@ -42728,7 +42738,7 @@
         <w:t xml:space="preserve">11.3.8 Key Themes &amp; Impact</w:t>
       </w:r>
     </w:p>
-    <w:bookmarkStart w:id="291" w:name="integration-interoperability"/>
+    <w:bookmarkStart w:id="292" w:name="integration-interoperability"/>
     <w:p>
       <w:pPr>
         <w:pStyle w:val="Heading4"/>
@@ -42761,8 +42771,8 @@
         <w:t xml:space="preserve">Enhanced interoperability through ODIS registration and harmonized workflows.</w:t>
       </w:r>
     </w:p>
-    <w:bookmarkEnd w:id="291"/>
-    <w:bookmarkStart w:id="292" w:name="data-accessibility-usability"/>
+    <w:bookmarkEnd w:id="292"/>
+    <w:bookmarkStart w:id="293" w:name="data-accessibility-usability"/>
     <w:p>
       <w:pPr>
         <w:pStyle w:val="Heading4"/>
@@ -42795,8 +42805,8 @@
         <w:t xml:space="preserve">Expanded support for spatial management areas and ecological datasets.</w:t>
       </w:r>
     </w:p>
-    <w:bookmarkEnd w:id="292"/>
-    <w:bookmarkStart w:id="293" w:name="infrastructure-sustainability"/>
+    <w:bookmarkEnd w:id="293"/>
+    <w:bookmarkStart w:id="294" w:name="infrastructure-sustainability"/>
     <w:p>
       <w:pPr>
         <w:pStyle w:val="Heading4"/>
@@ -42824,9 +42834,9 @@
         </w:pict>
       </w:r>
     </w:p>
-    <w:bookmarkEnd w:id="293"/>
     <w:bookmarkEnd w:id="294"/>
-    <w:bookmarkStart w:id="296" w:name="for-more-details"/>
+    <w:bookmarkEnd w:id="295"/>
+    <w:bookmarkStart w:id="297" w:name="for-more-details"/>
     <w:p>
       <w:pPr>
         <w:pStyle w:val="Heading3"/>
@@ -42864,7 +42874,7 @@
       <w:r>
         <w:t xml:space="preserve"> </w:t>
       </w:r>
-      <w:hyperlink r:id="rId295">
+      <w:hyperlink r:id="rId296">
         <w:r>
           <w:rPr>
             <w:rStyle w:val="Hyperlink"/>
@@ -42879,10 +42889,10 @@
         <w:t xml:space="preserve">and filter by year.</w:t>
       </w:r>
     </w:p>
-    <w:bookmarkEnd w:id="296"/>
     <w:bookmarkEnd w:id="297"/>
     <w:bookmarkEnd w:id="298"/>
-    <w:bookmarkStart w:id="307" w:name="references"/>
+    <w:bookmarkEnd w:id="299"/>
+    <w:bookmarkStart w:id="308" w:name="references"/>
     <w:p>
       <w:pPr>
         <w:pStyle w:val="Heading1"/>
@@ -42891,7 +42901,7 @@
         <w:t xml:space="preserve">12. References</w:t>
       </w:r>
     </w:p>
-    <w:bookmarkStart w:id="306" w:name="r-packages"/>
+    <w:bookmarkStart w:id="307" w:name="r-packages"/>
     <w:p>
       <w:pPr>
         <w:pStyle w:val="Heading2"/>
@@ -42987,8 +42997,8 @@
         <w:t xml:space="preserve">)</w:t>
       </w:r>
     </w:p>
-    <w:bookmarkStart w:id="305" w:name="refs"/>
-    <w:bookmarkStart w:id="300" w:name="ref-R-quarto"/>
+    <w:bookmarkStart w:id="306" w:name="refs"/>
+    <w:bookmarkStart w:id="301" w:name="ref-R-quarto"/>
     <w:p>
       <w:pPr>
         <w:pStyle w:val="Bibliography"/>
@@ -43012,7 +43022,7 @@
       <w:r>
         <w:t xml:space="preserve"> </w:t>
       </w:r>
-      <w:hyperlink r:id="rId299">
+      <w:hyperlink r:id="rId300">
         <w:r>
           <w:rPr>
             <w:rStyle w:val="Hyperlink"/>
@@ -43024,8 +43034,8 @@
         <w:t xml:space="preserve">.</w:t>
       </w:r>
     </w:p>
-    <w:bookmarkEnd w:id="300"/>
-    <w:bookmarkStart w:id="302" w:name="ref-R-shiny"/>
+    <w:bookmarkEnd w:id="301"/>
+    <w:bookmarkStart w:id="303" w:name="ref-R-shiny"/>
     <w:p>
       <w:pPr>
         <w:pStyle w:val="Bibliography"/>
@@ -43049,7 +43059,7 @@
       <w:r>
         <w:t xml:space="preserve"> </w:t>
       </w:r>
-      <w:hyperlink r:id="rId301">
+      <w:hyperlink r:id="rId302">
         <w:r>
           <w:rPr>
             <w:rStyle w:val="Hyperlink"/>
@@ -43061,8 +43071,8 @@
         <w:t xml:space="preserve">.</w:t>
       </w:r>
     </w:p>
-    <w:bookmarkEnd w:id="302"/>
-    <w:bookmarkStart w:id="304" w:name="ref-R-plumber"/>
+    <w:bookmarkEnd w:id="303"/>
+    <w:bookmarkStart w:id="305" w:name="ref-R-plumber"/>
     <w:p>
       <w:pPr>
         <w:pStyle w:val="Bibliography"/>
@@ -43086,7 +43096,7 @@
       <w:r>
         <w:t xml:space="preserve"> </w:t>
       </w:r>
-      <w:hyperlink r:id="rId303">
+      <w:hyperlink r:id="rId304">
         <w:r>
           <w:rPr>
             <w:rStyle w:val="Hyperlink"/>
@@ -43098,10 +43108,10 @@
         <w:t xml:space="preserve">.</w:t>
       </w:r>
     </w:p>
-    <w:bookmarkEnd w:id="304"/>
     <w:bookmarkEnd w:id="305"/>
     <w:bookmarkEnd w:id="306"/>
     <w:bookmarkEnd w:id="307"/>
+    <w:bookmarkEnd w:id="308"/>
     <w:sectPr>
       <w:footnotePr>
         <w:numRestart w:val="eachSect"/>

--- a/CalCOFI.io.docx
+++ b/CalCOFI.io.docx
@@ -39,7 +39,7 @@
         <w:pStyle w:val="Date"/>
       </w:pPr>
       <w:r>
-        <w:t xml:space="preserve">2026-08-25</w:t>
+        <w:t xml:space="preserve">2026-08-26</w:t>
       </w:r>
     </w:p>
     <w:sdt>
@@ -23951,7 +23951,7 @@
         <w:rPr>
           <w:rStyle w:val="VerbatimChar"/>
         </w:rPr>
-        <w:t xml:space="preserve">bhuang</w:t>
+        <w:t xml:space="preserve">bthuang</w:t>
       </w:r>
       <w:r>
         <w:t xml:space="preserve">,</w:t>

--- a/CalCOFI.io.docx
+++ b/CalCOFI.io.docx
@@ -39,7 +39,7 @@
         <w:pStyle w:val="Date"/>
       </w:pPr>
       <w:r>
-        <w:t xml:space="preserve">2026-08-26</w:t>
+        <w:t xml:space="preserve">2026-08-29</w:t>
       </w:r>
     </w:p>
     <w:sdt>

--- a/CalCOFI.io.docx
+++ b/CalCOFI.io.docx
@@ -39,7 +39,7 @@
         <w:pStyle w:val="Date"/>
       </w:pPr>
       <w:r>
-        <w:t xml:space="preserve">2026-08-29</w:t>
+        <w:t xml:space="preserve">2026-09-03</w:t>
       </w:r>
     </w:p>
     <w:sdt>

--- a/CalCOFI.io.docx
+++ b/CalCOFI.io.docx
@@ -39,7 +39,7 @@
         <w:pStyle w:val="Date"/>
       </w:pPr>
       <w:r>
-        <w:t xml:space="preserve">2026-09-03</w:t>
+        <w:t xml:space="preserve">2026-09-04</w:t>
       </w:r>
     </w:p>
     <w:sdt>

--- a/CalCOFI.io.docx
+++ b/CalCOFI.io.docx
@@ -50592,6 +50592,353 @@
         </w:r>
       </w:hyperlink>
     </w:p>
+    <w:p>
+      <w:pPr>
+        <w:pStyle w:val="FirstParagraph"/>
+      </w:pPr>
+      <w:r>
+        <w:rPr>
+          <w:b/>
+          <w:bCs/>
+        </w:rPr>
+        <w:t xml:space="preserve">Publishing there is manual, in four steps</w:t>
+      </w:r>
+      <w:r>
+        <w:t xml:space="preserve"> </w:t>
+      </w:r>
+      <w:r>
+        <w:t xml:space="preserve">(</w:t>
+      </w:r>
+      <w:r>
+        <w:rPr>
+          <w:rStyle w:val="VerbatimChar"/>
+        </w:rPr>
+        <w:t xml:space="preserve">publish_to-edi.qmd</w:t>
+      </w:r>
+      <w:r>
+        <w:t xml:space="preserve">, generic per dataset; the</w:t>
+      </w:r>
+      <w:r>
+        <w:t xml:space="preserve"> </w:t>
+      </w:r>
+      <w:r>
+        <w:t xml:space="preserve">package is built from the release’s own</w:t>
+      </w:r>
+      <w:r>
+        <w:t xml:space="preserve"> </w:t>
+      </w:r>
+      <w:r>
+        <w:rPr>
+          <w:rStyle w:val="VerbatimChar"/>
+        </w:rPr>
+        <w:t xml:space="preserve">eml/{dataset_key}.xml</w:t>
+      </w:r>
+      <w:r>
+        <w:t xml:space="preserve"> </w:t>
+      </w:r>
+      <w:r>
+        <w:t xml:space="preserve">plus CSV entities exported from</w:t>
+      </w:r>
+      <w:r>
+        <w:t xml:space="preserve"> </w:t>
+      </w:r>
+      <w:r>
+        <w:t xml:space="preserve">the core — for the bottle database three tables totalling 2.1 GB plus the shared vocabulary</w:t>
+      </w:r>
+      <w:r>
+        <w:t xml:space="preserve"> </w:t>
+      </w:r>
+      <w:r>
+        <w:t xml:space="preserve">table). (1) An EDI account for the open</w:t>
+      </w:r>
+      <w:r>
+        <w:t xml:space="preserve"> </w:t>
+      </w:r>
+      <w:r>
+        <w:rPr>
+          <w:rStyle w:val="VerbatimChar"/>
+        </w:rPr>
+        <w:t xml:space="preserve">edi</w:t>
+      </w:r>
+      <w:r>
+        <w:t xml:space="preserve"> </w:t>
+      </w:r>
+      <w:r>
+        <w:t xml:space="preserve">scope, held by Erin, with Ben granted editor access</w:t>
+      </w:r>
+      <w:r>
+        <w:t xml:space="preserve"> </w:t>
+      </w:r>
+      <w:r>
+        <w:t xml:space="preserve">through the EML</w:t>
+      </w:r>
+      <w:r>
+        <w:t xml:space="preserve"> </w:t>
+      </w:r>
+      <w:r>
+        <w:rPr>
+          <w:rStyle w:val="VerbatimChar"/>
+        </w:rPr>
+        <w:t xml:space="preserve">access</w:t>
+      </w:r>
+      <w:r>
+        <w:t xml:space="preserve"> </w:t>
+      </w:r>
+      <w:r>
+        <w:t xml:space="preserve">element — created once at dashboard.edirepository.org. (2) Set</w:t>
+      </w:r>
+      <w:r>
+        <w:t xml:space="preserve"> </w:t>
+      </w:r>
+      <w:r>
+        <w:rPr>
+          <w:rStyle w:val="VerbatimChar"/>
+        </w:rPr>
+        <w:t xml:space="preserve">EDI_USER</w:t>
+      </w:r>
+      <w:r>
+        <w:t xml:space="preserve">/</w:t>
+      </w:r>
+      <w:r>
+        <w:rPr>
+          <w:rStyle w:val="VerbatimChar"/>
+        </w:rPr>
+        <w:t xml:space="preserve">EDI_PASS</w:t>
+      </w:r>
+      <w:r>
+        <w:t xml:space="preserve"> </w:t>
+      </w:r>
+      <w:r>
+        <w:t xml:space="preserve">(or an EDI API key as</w:t>
+      </w:r>
+      <w:r>
+        <w:t xml:space="preserve"> </w:t>
+      </w:r>
+      <w:r>
+        <w:rPr>
+          <w:rStyle w:val="VerbatimChar"/>
+        </w:rPr>
+        <w:t xml:space="preserve">EDI_KEY</w:t>
+      </w:r>
+      <w:r>
+        <w:t xml:space="preserve">) wherever the pipeline runs and render the</w:t>
+      </w:r>
+      <w:r>
+        <w:t xml:space="preserve"> </w:t>
+      </w:r>
+      <w:r>
+        <w:t xml:space="preserve">notebook: PASTA</w:t>
+      </w:r>
+      <w:r>
+        <w:t xml:space="preserve"> </w:t>
+      </w:r>
+      <w:r>
+        <w:rPr>
+          <w:b/>
+          <w:bCs/>
+        </w:rPr>
+        <w:t xml:space="preserve">evaluate</w:t>
+      </w:r>
+      <w:r>
+        <w:t xml:space="preserve"> </w:t>
+      </w:r>
+      <w:r>
+        <w:t xml:space="preserve">runs automatically against</w:t>
+      </w:r>
+      <w:r>
+        <w:t xml:space="preserve"> </w:t>
+      </w:r>
+      <w:r>
+        <w:rPr>
+          <w:b/>
+          <w:bCs/>
+        </w:rPr>
+        <w:t xml:space="preserve">staging</w:t>
+      </w:r>
+      <w:r>
+        <w:t xml:space="preserve"> </w:t>
+      </w:r>
+      <w:r>
+        <w:t xml:space="preserve">and the report lands beside the</w:t>
+      </w:r>
+      <w:r>
+        <w:t xml:space="preserve"> </w:t>
+      </w:r>
+      <w:r>
+        <w:t xml:space="preserve">package; fix what it names and re-render. (3) Once evaluate is clean, render with</w:t>
+      </w:r>
+      <w:r>
+        <w:t xml:space="preserve"> </w:t>
+      </w:r>
+      <w:r>
+        <w:rPr>
+          <w:rStyle w:val="VerbatimChar"/>
+        </w:rPr>
+        <w:t xml:space="preserve">CALCOFI_PUBLISH_EDI=true</w:t>
+      </w:r>
+      <w:r>
+        <w:t xml:space="preserve"> </w:t>
+      </w:r>
+      <w:r>
+        <w:t xml:space="preserve">to</w:t>
+      </w:r>
+      <w:r>
+        <w:t xml:space="preserve"> </w:t>
+      </w:r>
+      <w:r>
+        <w:rPr>
+          <w:b/>
+          <w:bCs/>
+        </w:rPr>
+        <w:t xml:space="preserve">create</w:t>
+      </w:r>
+      <w:r>
+        <w:t xml:space="preserve"> </w:t>
+      </w:r>
+      <w:r>
+        <w:t xml:space="preserve">(or, on a later release,</w:t>
+      </w:r>
+      <w:r>
+        <w:t xml:space="preserve"> </w:t>
+      </w:r>
+      <w:r>
+        <w:rPr>
+          <w:b/>
+          <w:bCs/>
+        </w:rPr>
+        <w:t xml:space="preserve">update</w:t>
+      </w:r>
+      <w:r>
+        <w:t xml:space="preserve">) the package against</w:t>
+      </w:r>
+      <w:r>
+        <w:t xml:space="preserve"> </w:t>
+      </w:r>
+      <w:r>
+        <w:rPr>
+          <w:b/>
+          <w:bCs/>
+        </w:rPr>
+        <w:t xml:space="preserve">production</w:t>
+      </w:r>
+      <w:r>
+        <w:t xml:space="preserve"> </w:t>
+      </w:r>
+      <w:r>
+        <w:t xml:space="preserve">— this mints a DOI and a</w:t>
+      </w:r>
+      <w:r>
+        <w:t xml:space="preserve"> </w:t>
+      </w:r>
+      <w:r>
+        <w:rPr>
+          <w:rStyle w:val="VerbatimChar"/>
+        </w:rPr>
+        <w:t xml:space="preserve">scope.identifier.revision</w:t>
+      </w:r>
+      <w:r>
+        <w:t xml:space="preserve">, recorded in</w:t>
+      </w:r>
+      <w:r>
+        <w:t xml:space="preserve"> </w:t>
+      </w:r>
+      <w:r>
+        <w:rPr>
+          <w:rStyle w:val="VerbatimChar"/>
+        </w:rPr>
+        <w:t xml:space="preserve">metadata/edi_packages.csv</w:t>
+      </w:r>
+      <w:r>
+        <w:t xml:space="preserve">. (4) Add the DOI back as an</w:t>
+      </w:r>
+      <w:r>
+        <w:t xml:space="preserve"> </w:t>
+      </w:r>
+      <w:r>
+        <w:rPr>
+          <w:rStyle w:val="VerbatimChar"/>
+        </w:rPr>
+        <w:t xml:space="preserve">archive</w:t>
+      </w:r>
+      <w:r>
+        <w:t xml:space="preserve"> </w:t>
+      </w:r>
+      <w:r>
+        <w:t xml:space="preserve">row in</w:t>
+      </w:r>
+      <w:r>
+        <w:t xml:space="preserve"> </w:t>
+      </w:r>
+      <w:r>
+        <w:rPr>
+          <w:rStyle w:val="VerbatimChar"/>
+        </w:rPr>
+        <w:t xml:space="preserve">metadata/distribution.csv</w:t>
+      </w:r>
+      <w:r>
+        <w:t xml:space="preserve"> </w:t>
+      </w:r>
+      <w:r>
+        <w:t xml:space="preserve">(</w:t>
+      </w:r>
+      <w:r>
+        <w:rPr>
+          <w:rStyle w:val="VerbatimChar"/>
+        </w:rPr>
+        <w:t xml:space="preserve">portal: edi</w:t>
+      </w:r>
+      <w:r>
+        <w:t xml:space="preserve">) and as the dataset’s</w:t>
+      </w:r>
+      <w:r>
+        <w:t xml:space="preserve"> </w:t>
+      </w:r>
+      <w:r>
+        <w:rPr>
+          <w:rStyle w:val="VerbatimChar"/>
+        </w:rPr>
+        <w:t xml:space="preserve">doi</w:t>
+      </w:r>
+      <w:r>
+        <w:t xml:space="preserve"> </w:t>
+      </w:r>
+      <w:r>
+        <w:t xml:space="preserve">in its</w:t>
+      </w:r>
+      <w:r>
+        <w:t xml:space="preserve"> </w:t>
+      </w:r>
+      <w:r>
+        <w:rPr>
+          <w:rStyle w:val="VerbatimChar"/>
+        </w:rPr>
+        <w:t xml:space="preserve">metadata/{provider}/{dataset}/dataset_meta.yml</w:t>
+      </w:r>
+      <w:r>
+        <w:t xml:space="preserve">,</w:t>
+      </w:r>
+      <w:r>
+        <w:t xml:space="preserve"> </w:t>
+      </w:r>
+      <w:r>
+        <w:t xml:space="preserve">so the record and the citation carry it from the next release on. CCE-LTER’s</w:t>
+      </w:r>
+      <w:r>
+        <w:t xml:space="preserve"> </w:t>
+      </w:r>
+      <w:r>
+        <w:rPr>
+          <w:rStyle w:val="VerbatimChar"/>
+        </w:rPr>
+        <w:t xml:space="preserve">knb-lter-cce</w:t>
+      </w:r>
+      <w:r>
+        <w:t xml:space="preserve"> </w:t>
+      </w:r>
+      <w:r>
+        <w:t xml:space="preserve">packages stay theirs and are never republished.</w:t>
+      </w:r>
+    </w:p>
     <w:bookmarkEnd w:id="232"/>
     <w:bookmarkStart w:id="235" w:name="ncei"/>
     <w:p>
@@ -50972,6 +51319,341 @@
       </w:r>
       <w:r>
         <w:t xml:space="preserve">publish</w:t>
+      </w:r>
+    </w:p>
+    <w:p>
+      <w:pPr>
+        <w:pStyle w:val="FirstParagraph"/>
+      </w:pPr>
+      <w:r>
+        <w:rPr>
+          <w:b/>
+          <w:bCs/>
+        </w:rPr>
+        <w:t xml:space="preserve">Uploading is manual, and deliberately so.</w:t>
+      </w:r>
+      <w:r>
+        <w:t xml:space="preserve"> </w:t>
+      </w:r>
+      <w:r>
+        <w:rPr>
+          <w:rStyle w:val="VerbatimChar"/>
+        </w:rPr>
+        <w:t xml:space="preserve">publish_to-obis.qmd</w:t>
+      </w:r>
+      <w:r>
+        <w:t xml:space="preserve"> </w:t>
+      </w:r>
+      <w:r>
+        <w:t xml:space="preserve">writes</w:t>
+      </w:r>
+      <w:r>
+        <w:t xml:space="preserve"> </w:t>
+      </w:r>
+      <w:r>
+        <w:rPr>
+          <w:rStyle w:val="VerbatimChar"/>
+        </w:rPr>
+        <w:t xml:space="preserve">data/darwincore/{dataset_key}/{dataset_key}_{version}.zip</w:t>
+      </w:r>
+      <w:r>
+        <w:t xml:space="preserve"> </w:t>
+      </w:r>
+      <w:r>
+        <w:t xml:space="preserve">and a</w:t>
+      </w:r>
+      <w:r>
+        <w:t xml:space="preserve"> </w:t>
+      </w:r>
+      <w:r>
+        <w:rPr>
+          <w:rStyle w:val="VerbatimChar"/>
+        </w:rPr>
+        <w:t xml:space="preserve">{dataset_key}_manifest.json</w:t>
+      </w:r>
+      <w:r>
+        <w:t xml:space="preserve">;</w:t>
+      </w:r>
+      <w:r>
+        <w:t xml:space="preserve"> </w:t>
+      </w:r>
+      <w:r>
+        <w:t xml:space="preserve">nothing in the pipeline talks to a portal. CalCOFI has no IPT of its own — the resources live on the</w:t>
+      </w:r>
+      <w:r>
+        <w:t xml:space="preserve"> </w:t>
+      </w:r>
+      <w:r>
+        <w:rPr>
+          <w:b/>
+          <w:bCs/>
+        </w:rPr>
+        <w:t xml:space="preserve">OBIS-USA IPT</w:t>
+      </w:r>
+      <w:r>
+        <w:t xml:space="preserve">,</w:t>
+      </w:r>
+      <w:r>
+        <w:t xml:space="preserve"> </w:t>
+      </w:r>
+      <w:r>
+        <w:rPr>
+          <w:rStyle w:val="VerbatimChar"/>
+        </w:rPr>
+        <w:t xml:space="preserve">ipt-obis.gbif.us</w:t>
+      </w:r>
+      <w:r>
+        <w:t xml:space="preserve">, under Ben’s login. Before a first upload, the OBIS records that</w:t>
+      </w:r>
+      <w:r>
+        <w:t xml:space="preserve"> </w:t>
+      </w:r>
+      <w:r>
+        <w:t xml:space="preserve">already cover the same source are listed (the notebook queries</w:t>
+      </w:r>
+      <w:r>
+        <w:t xml:space="preserve"> </w:t>
+      </w:r>
+      <w:r>
+        <w:rPr>
+          <w:rStyle w:val="VerbatimChar"/>
+        </w:rPr>
+        <w:t xml:space="preserve">api.obis.org/v3/dataset</w:t>
+      </w:r>
+      <w:r>
+        <w:t xml:space="preserve"> </w:t>
+      </w:r>
+      <w:r>
+        <w:t xml:space="preserve">and prints</w:t>
+      </w:r>
+      <w:r>
+        <w:t xml:space="preserve"> </w:t>
+      </w:r>
+      <w:r>
+        <w:t xml:space="preserve">the curated rows from</w:t>
+      </w:r>
+      <w:r>
+        <w:t xml:space="preserve"> </w:t>
+      </w:r>
+      <w:r>
+        <w:rPr>
+          <w:rStyle w:val="VerbatimChar"/>
+        </w:rPr>
+        <w:t xml:space="preserve">metadata/distribution.csv</w:t>
+      </w:r>
+      <w:r>
+        <w:t xml:space="preserve">) and resolved</w:t>
+      </w:r>
+      <w:r>
+        <w:t xml:space="preserve"> </w:t>
+      </w:r>
+      <w:r>
+        <w:rPr>
+          <w:b/>
+          <w:bCs/>
+        </w:rPr>
+        <w:t xml:space="preserve">with their owners</w:t>
+      </w:r>
+      <w:r>
+        <w:t xml:space="preserve">: a provider’s</w:t>
+      </w:r>
+      <w:r>
+        <w:t xml:space="preserve"> </w:t>
+      </w:r>
+      <w:r>
+        <w:t xml:space="preserve">own record is never duplicated, and a historical CalCOFI record is retired or cross-referenced only</w:t>
+      </w:r>
+      <w:r>
+        <w:t xml:space="preserve"> </w:t>
+      </w:r>
+      <w:r>
+        <w:t xml:space="preserve">with its owner’s agreement. Then: open (or create) the resource → upload the zip’s files as the</w:t>
+      </w:r>
+      <w:r>
+        <w:t xml:space="preserve"> </w:t>
+      </w:r>
+      <w:r>
+        <w:t xml:space="preserve">source → map the Event core plus the Occurrence and ExtendedMeasurementOrFact extensions exactly as</w:t>
+      </w:r>
+      <w:r>
+        <w:t xml:space="preserve"> </w:t>
+      </w:r>
+      <w:r>
+        <w:rPr>
+          <w:rStyle w:val="VerbatimChar"/>
+        </w:rPr>
+        <w:t xml:space="preserve">meta.xml</w:t>
+      </w:r>
+      <w:r>
+        <w:t xml:space="preserve"> </w:t>
+      </w:r>
+      <w:r>
+        <w:t xml:space="preserve">describes them → publish a new version. Afterwards, record the OBIS dataset id and the</w:t>
+      </w:r>
+      <w:r>
+        <w:t xml:space="preserve"> </w:t>
+      </w:r>
+      <w:r>
+        <w:t xml:space="preserve">IPT resource id as</w:t>
+      </w:r>
+      <w:r>
+        <w:t xml:space="preserve"> </w:t>
+      </w:r>
+      <w:r>
+        <w:rPr>
+          <w:rStyle w:val="VerbatimChar"/>
+        </w:rPr>
+        <w:t xml:space="preserve">distribution.csv</w:t>
+      </w:r>
+      <w:r>
+        <w:t xml:space="preserve"> </w:t>
+      </w:r>
+      <w:r>
+        <w:t xml:space="preserve">rows (</w:t>
+      </w:r>
+      <w:r>
+        <w:rPr>
+          <w:rStyle w:val="VerbatimChar"/>
+        </w:rPr>
+        <w:t xml:space="preserve">portal = obis</w:t>
+      </w:r>
+      <w:r>
+        <w:t xml:space="preserve"> </w:t>
+      </w:r>
+      <w:r>
+        <w:t xml:space="preserve">/</w:t>
+      </w:r>
+      <w:r>
+        <w:t xml:space="preserve"> </w:t>
+      </w:r>
+      <w:r>
+        <w:rPr>
+          <w:rStyle w:val="VerbatimChar"/>
+        </w:rPr>
+        <w:t xml:space="preserve">ipt</w:t>
+      </w:r>
+      <w:r>
+        <w:t xml:space="preserve">,</w:t>
+      </w:r>
+      <w:r>
+        <w:t xml:space="preserve"> </w:t>
+      </w:r>
+      <w:r>
+        <w:rPr>
+          <w:rStyle w:val="VerbatimChar"/>
+        </w:rPr>
+        <w:t xml:space="preserve">kind = archive</w:t>
+      </w:r>
+      <w:r>
+        <w:t xml:space="preserve">) and stamp</w:t>
+      </w:r>
+      <w:r>
+        <w:t xml:space="preserve"> </w:t>
+      </w:r>
+      <w:r>
+        <w:rPr>
+          <w:rStyle w:val="VerbatimChar"/>
+        </w:rPr>
+        <w:t xml:space="preserve">uploaded_utc</w:t>
+      </w:r>
+      <w:r>
+        <w:t xml:space="preserve"> </w:t>
+      </w:r>
+      <w:r>
+        <w:t xml:space="preserve">+</w:t>
+      </w:r>
+      <w:r>
+        <w:t xml:space="preserve"> </w:t>
+      </w:r>
+      <w:r>
+        <w:rPr>
+          <w:rStyle w:val="VerbatimChar"/>
+        </w:rPr>
+        <w:t xml:space="preserve">uploaded_hash</w:t>
+      </w:r>
+      <w:r>
+        <w:t xml:space="preserve"> </w:t>
+      </w:r>
+      <w:r>
+        <w:t xml:space="preserve">into the manifest. That last step is what makes a dataset page</w:t>
+      </w:r>
+      <w:r>
+        <w:t xml:space="preserve"> </w:t>
+      </w:r>
+      <w:r>
+        <w:t xml:space="preserve">honest: the record reports</w:t>
+      </w:r>
+      <w:r>
+        <w:t xml:space="preserve"> </w:t>
+      </w:r>
+      <w:r>
+        <w:rPr>
+          <w:rStyle w:val="VerbatimChar"/>
+        </w:rPr>
+        <w:t xml:space="preserve">built, not uploaded</w:t>
+      </w:r>
+      <w:r>
+        <w:t xml:space="preserve"> </w:t>
+      </w:r>
+      <w:r>
+        <w:t xml:space="preserve">/</w:t>
+      </w:r>
+      <w:r>
+        <w:t xml:space="preserve"> </w:t>
+      </w:r>
+      <w:r>
+        <w:rPr>
+          <w:rStyle w:val="VerbatimChar"/>
+        </w:rPr>
+        <w:t xml:space="preserve">published (vX)</w:t>
+      </w:r>
+      <w:r>
+        <w:t xml:space="preserve"> </w:t>
+      </w:r>
+      <w:r>
+        <w:t xml:space="preserve">/</w:t>
+      </w:r>
+      <w:r>
+        <w:t xml:space="preserve"> </w:t>
+      </w:r>
+      <w:r>
+        <w:rPr>
+          <w:rStyle w:val="VerbatimChar"/>
+        </w:rPr>
+        <w:t xml:space="preserve">stale — data changed in vY</w:t>
+      </w:r>
+      <w:r>
+        <w:t xml:space="preserve"> </w:t>
+      </w:r>
+      <w:r>
+        <w:t xml:space="preserve">by</w:t>
+      </w:r>
+      <w:r>
+        <w:t xml:space="preserve"> </w:t>
+      </w:r>
+      <w:r>
+        <w:t xml:space="preserve">comparing the uploaded hash with the archive’s own, so it says when an upload is due. Re-upload only</w:t>
+      </w:r>
+      <w:r>
+        <w:t xml:space="preserve"> </w:t>
+      </w:r>
+      <w:r>
+        <w:t xml:space="preserve">when the</w:t>
+      </w:r>
+      <w:r>
+        <w:t xml:space="preserve"> </w:t>
+      </w:r>
+      <w:r>
+        <w:rPr>
+          <w:rStyle w:val="VerbatimChar"/>
+        </w:rPr>
+        <w:t xml:space="preserve">content_hash</w:t>
+      </w:r>
+      <w:r>
+        <w:t xml:space="preserve"> </w:t>
+      </w:r>
+      <w:r>
+        <w:t xml:space="preserve">changed — it is deterministic over the archive’s CSV bytes.</w:t>
       </w:r>
     </w:p>
     <w:bookmarkEnd w:id="239"/>

--- a/CalCOFI.io.docx
+++ b/CalCOFI.io.docx
@@ -22038,13 +22038,29 @@
         <w:t xml:space="preserve">one Google Sheet</w:t>
       </w:r>
       <w:r>
-        <w:t xml:space="preserve">, generated from git and synced back to it. The data team</w:t>
-      </w:r>
-      <w:r>
-        <w:t xml:space="preserve"> </w:t>
-      </w:r>
-      <w:r>
-        <w:t xml:space="preserve">sends each provider the link to their own Sheet; the set lives in a</w:t>
+        <w:t xml:space="preserve">, generated from git and synced back to it. It is titled</w:t>
+      </w:r>
+      <w:r>
+        <w:t xml:space="preserve"> </w:t>
+      </w:r>
+      <w:r>
+        <w:rPr>
+          <w:i/>
+          <w:iCs/>
+        </w:rPr>
+        <w:t xml:space="preserve">CalCOFI integrated database — questions for &lt;provider&gt;</w:t>
+      </w:r>
+      <w:r>
+        <w:t xml:space="preserve"> </w:t>
+      </w:r>
+      <w:r>
+        <w:t xml:space="preserve">and sits in a Shared Drive folder</w:t>
+      </w:r>
+      <w:r>
+        <w:t xml:space="preserve"> </w:t>
+      </w:r>
+      <w:r>
+        <w:t xml:space="preserve">called</w:t>
       </w:r>
       <w:r>
         <w:t xml:space="preserve"> </w:t>
@@ -22053,21 +22069,35 @@
         <w:r>
           <w:rPr>
             <w:rStyle w:val="Hyperlink"/>
+            <w:i/>
+            <w:iCs/>
           </w:rPr>
-          <w:t xml:space="preserve">Shared Drive folder</w:t>
+          <w:t xml:space="preserve">questions</w:t>
         </w:r>
       </w:hyperlink>
       <w:r>
         <w:t xml:space="preserve"> </w:t>
       </w:r>
       <w:r>
-        <w:t xml:space="preserve">owned by the CalCOFI service account, so nothing depends on one person’s login. A Sheet has</w:t>
-      </w:r>
-      <w:r>
-        <w:t xml:space="preserve"> </w:t>
-      </w:r>
-      <w:r>
-        <w:t xml:space="preserve">three kinds of tab:</w:t>
+        <w:t xml:space="preserve">— the questions came first, and the name stayed when the metadata and holdings tabs joined the</w:t>
+      </w:r>
+      <w:r>
+        <w:t xml:space="preserve"> </w:t>
+      </w:r>
+      <w:r>
+        <w:t xml:space="preserve">same spreadsheet (2026-09-05). The folder is owned by the CalCOFI service account, so nothing</w:t>
+      </w:r>
+      <w:r>
+        <w:t xml:space="preserve"> </w:t>
+      </w:r>
+      <w:r>
+        <w:t xml:space="preserve">depends on one person’s login, and the data team sends each provider the link to their own</w:t>
+      </w:r>
+      <w:r>
+        <w:t xml:space="preserve"> </w:t>
+      </w:r>
+      <w:r>
+        <w:t xml:space="preserve">Sheet. A Sheet has three kinds of tab:</w:t>
       </w:r>
     </w:p>
     <w:tbl>
